--- a/ESTRUCTURALS/REQ1.docx
+++ b/ESTRUCTURALS/REQ1.docx
@@ -27,7 +27,7 @@
     <w:p>
       <w:pPr/>
       <w:r>
-        <w:t>Sanitat. L'activitat està inclosa dins l'Annex del Decret 151/2017, de 17 d'octubre, pel qual s'estableixen els requisits i les garanties tecnicosanitàries comunes dels centres i serveis sanitaris i els procediments per a la seva autorització i registre. S'ha d'obtenir l'Autorització de funcionament (Departament de Salut de la Generalitat de Catalunya).</w:t>
+        <w:t>Sanitat. L'activitat esta inclosa dins l'Annex del Decret 151/2017, de 17 d'octubre, pel qual s'estableixen els requisits i les garanties tecnicosanitaries comunes dels centres i serveis sanitaris i els procediments per a la seva autoritzacio i registre. S'ha d'obtenir l'Autoritzacio de funcionament (Departament de Salut de la Generalitat de Catalunya).</w:t>
       </w:r>
     </w:p>
     <w:p>
@@ -44,13 +44,13 @@
         <w:pStyle w:val="Heading2"/>
       </w:pPr>
       <w:r>
-        <w:t>Educació</w:t>
-      </w:r>
-    </w:p>
-    <w:p>
-      <w:pPr/>
-      <w:r>
-        <w:t>Educació. L'activitat està inclosa dins el Decret 122/2012, de 9 d'octubre, del procediment d'autorització i de comunicació prèvia per a l'obertura de centres educatius privats. S'ha d'obtenir l'Autorització d'obertura de centres educatius privats (Departament d'Educació).</w:t>
+        <w:t>Educacio</w:t>
+      </w:r>
+    </w:p>
+    <w:p>
+      <w:pPr/>
+      <w:r>
+        <w:t>Educacio. L'activitat esta inclosa dins el Decret 122/2012, de 9 d'octubre, del procediment d'autoritzacio i de comunicacio previa per a l'obertura de centres educatius privats. S'ha d'obtenir l'Autoritzacio d'obertura de centres educatius privats (Departament d'Educacio).</w:t>
       </w:r>
     </w:p>
     <w:p>
@@ -67,13 +67,13 @@
         <w:pStyle w:val="Heading2"/>
       </w:pPr>
       <w:r>
-        <w:t>Comerç</w:t>
-      </w:r>
-    </w:p>
-    <w:p>
-      <w:pPr/>
-      <w:r>
-        <w:t>Comerç. L'activitat està inclosa dins el Decret Llei 1/2009, del 22 de desembre, d'ordenació dels equipaments comercials. S'ha d'obtenir la llicència comercial d'implantació d'un establiment comercial (Departament d'Empresa i Treball).</w:t>
+        <w:t>Comerc</w:t>
+      </w:r>
+    </w:p>
+    <w:p>
+      <w:pPr/>
+      <w:r>
+        <w:t>Comerc. L'activitat esta inclosa dins el Decret Llei 1/2009, del 22 de desembre, d'ordenacio dels equipaments comercials. S'ha d'obtenir la llicencia comercial d'implantacio d'un establiment comercial (Departament d'Empresa i Treball).</w:t>
       </w:r>
     </w:p>
     <w:p>
@@ -96,7 +96,7 @@
     <w:p>
       <w:pPr/>
       <w:r>
-        <w:t>Esport. L'activitat està inclosa dins el DECRET LEGISLATIU 1/2000, de 31 de juliol, pel qual s'aprova el Text únic de la Llei de l'esport. S'ha d'haver iniciat el tràmit per obtenir l'informe previ de les actuacions en instal·lacions esportives (Consell Català de l'Esport).</w:t>
+        <w:t>Esport. L'activitat esta inclosa dins el DECRET LEGISLATIU 1/2000, de 31 de juliol, pel qual s'aprova el Text unic de la Llei de l'esport. S'ha d'haver iniciat el tramit per obtenir l'informe previ de les actuacions en instal.lacions esportives (Consell Catala de l'Esport).</w:t>
       </w:r>
     </w:p>
     <w:p>
@@ -119,7 +119,7 @@
     <w:p>
       <w:pPr/>
       <w:r>
-        <w:t>Incendis. L'activitat està inclosa dins l'Annex I de la Llei 3/2010, del 18 de febrer, de prevenció i seguretat en matèria d'incendis en establiments, activitats, infraestructures i edificis. S'ha de:</w:t>
+        <w:t>Incendis. L'activitat esta inclosa dins l'Annex I de la Llei 3/2010, del 18 de febrer, de prevencio i seguretat en materia d'incendis en establiments, activitats, infraestructures i edificis. S'ha de:</w:t>
       </w:r>
     </w:p>
     <w:p>
@@ -136,13 +136,13 @@
         <w:pStyle w:val="Heading2"/>
       </w:pPr>
       <w:r>
-        <w:t>::CHILD:: Incendis — informe favorable</w:t>
-      </w:r>
-    </w:p>
-    <w:p>
-      <w:pPr/>
-      <w:r>
-        <w:t>Obtenir l'informe favorable de prevenció i seguretat en matèria d'incendis (Departament d'Interior i Seguretat Pública).</w:t>
+        <w:t>::CHILD:: Incendis - informe favorable</w:t>
+      </w:r>
+    </w:p>
+    <w:p>
+      <w:pPr/>
+      <w:r>
+        <w:t>Obtenir l'informe favorable de prevencio i seguretat en materia d'incendis (Departament d'Interior i Seguretat Publica).</w:t>
       </w:r>
     </w:p>
     <w:p>
@@ -150,13 +150,13 @@
         <w:pStyle w:val="Heading2"/>
       </w:pPr>
       <w:r>
-        <w:t>::CHILD:: Incendis — acta de comprovació</w:t>
-      </w:r>
-    </w:p>
-    <w:p>
-      <w:pPr/>
-      <w:r>
-        <w:t>Presentar l'acta de comprovació per una entitat col·laboradora.</w:t>
+        <w:t>::CHILD:: Incendis - acta de comprovacio</w:t>
+      </w:r>
+    </w:p>
+    <w:p>
+      <w:pPr/>
+      <w:r>
+        <w:t>Presentar l'acta de comprovacio per una entitat col.laboradora.</w:t>
       </w:r>
     </w:p>
     <w:p>
@@ -170,7 +170,7 @@
     <w:p>
       <w:pPr/>
       <w:r>
-        <w:t>Impacte ambiental. L'activitat està inclosa dins l'Article 7 de la Ley 21/2013, de 9 de diciembre, de evaluación ambiental. S'ha de presentar l'estudi d'impacte ambiental a l'ajuntament amb el contingut determinat a l'Annex VI de l'esmentada Llei per obtenir posteriorment l'informe favorable per part de l'OGAU.</w:t>
+        <w:t>Impacte ambiental. L'activitat esta inclosa dins l'Article 7 de la Ley 21/2013, de 9 de diciembre, de evaluacion ambiental. S'ha de presentar l'estudi d'impacte ambiental a l'ajuntament amb el contingut determinat a l'Annex VI de l'esmentada Llei per obtenir posteriorment l'informe favorable per part de l'OGAU.</w:t>
       </w:r>
     </w:p>
     <w:p>
@@ -184,7 +184,7 @@
     <w:p>
       <w:pPr/>
       <w:r>
-        <w:t>Zona inundable fluvial T500. És una activitat crítica situada en zona de perill d'inundació fluvial T500. S'ha d'obtenir l'informe relacionat amb el vector aigua (Agència Catalana de l'Aigua).</w:t>
+        <w:t>Zona inundable fluvial T500. Es una activitat critica situada en zona de perill d'inundacio fluvial T500. S'ha d'obtenir l'informe relacionat amb el vector aigua (Agencia Catalana de l'Aigua).</w:t>
       </w:r>
     </w:p>
     <w:p>
@@ -201,13 +201,13 @@
         <w:pStyle w:val="Heading2"/>
       </w:pPr>
       <w:r>
-        <w:t>Vector Aigua (ACA) — abocaments</w:t>
-      </w:r>
-    </w:p>
-    <w:p>
-      <w:pPr/>
-      <w:r>
-        <w:t>Vector Aigua (ACA). L'activitat està inclosa dins l'Annex VI.1 de la Llei 20/2009, del 4 de desembre, de prevenció i control ambiental de les activitats. S'ha de presentar un projecte tècnic [CAMP: Destinatari projecte (a l'ajuntament (Annex II) / a l'ACA)] amb el contingut determinat a l'Annex III del Decret 130/2003, de 13 de maig, pel qual s'aprova el Reglament dels serveis públics de sanejament per obtenir posteriorment l'autorització d'abocaments d'aigües residuals (Agència Catalana de l'Aigua).</w:t>
+        <w:t>Vector Aigua (ACA) - abocaments</w:t>
+      </w:r>
+    </w:p>
+    <w:p>
+      <w:pPr/>
+      <w:r>
+        <w:t>Vector Aigua (ACA). L'activitat esta inclosa dins l'Annex VI.1 de la Llei 20/2009, del 4 de desembre, de prevencio i control ambiental de les activitats. S'ha de presentar un projecte tecnic [CAMP: Destinatari projecte (a l'ajuntament (Annex II) / a l'ACA)] amb el contingut determinat a l'Annex III del Decret 130/2003, de 13 de maig, pel qual s'aprova el Reglament dels serveis publics de sanejament per obtenir posteriorment l'autoritzacio d'abocaments d'aigues residuals (Agencia Catalana de l'Aigua).</w:t>
       </w:r>
     </w:p>
     <w:p>
@@ -224,13 +224,13 @@
         <w:pStyle w:val="Heading2"/>
       </w:pPr>
       <w:r>
-        <w:t>Vector Aigua (ACA) — DUCA</w:t>
-      </w:r>
-    </w:p>
-    <w:p>
-      <w:pPr/>
-      <w:r>
-        <w:t>Vector Aigua (ACA). L'activitat disposa d'un volum anual d'aigua superior a 1.000 m³, i es troba inclosa en les seccions B, C i D i els grups A032, E360, E383 i J581 de la Classificació catalana d'activitats econòmiques (CCAE-2009). S'ha de presentar la Declaració de l'Ús i la Contaminació de l'Aigua (DUCA).</w:t>
+        <w:t>Vector Aigua (ACA) - DUCA</w:t>
+      </w:r>
+    </w:p>
+    <w:p>
+      <w:pPr/>
+      <w:r>
+        <w:t>Vector Aigua (ACA). L'activitat disposa d'un volum anual d'aigua superior a 1.000 m3, i es troba inclosa en les seccions B, C i D i els grups A032, E360, E383 i J581 de la Classificacio catalana d'activitats economiques (CCAE-2009). S'ha de presentar la Declaracio de l'Us i la Contaminacio de l'Aigua (DUCA).</w:t>
       </w:r>
     </w:p>
     <w:p>
@@ -253,7 +253,7 @@
     <w:p>
       <w:pPr/>
       <w:r>
-        <w:t>Vector Aigua (AMB). L'activitat està inclosa dins l'Article 22 o l'Annex 4 del Reglament Metropolità d'Abocament d'Aigües Residuals (RMAAR, Exp 944/18). S'ha de presentar l'autorització d'abocaments d'aigües (Àrea Metropolitana de Barcelona).</w:t>
+        <w:t>Vector Aigua (AMB). L'activitat esta inclosa dins l'Article 22 o l'Annex 4 del Reglament Metropolita d'Abocament d'Aigues Residuals (RMAAR, Exp 944/18). S'ha de presentar l'autoritzacio d'abocaments d'aigues (Area Metropolitana de Barcelona).</w:t>
       </w:r>
     </w:p>
     <w:p>
@@ -270,13 +270,13 @@
         <w:pStyle w:val="Heading2"/>
       </w:pPr>
       <w:r>
-        <w:t>Vector Residus — projecte tècnic</w:t>
-      </w:r>
-    </w:p>
-    <w:p>
-      <w:pPr/>
-      <w:r>
-        <w:t>Vector Residus. L'activitat està inclosa dins l'Annex VI.2 de la Llei 20/2009, del 4 de desembre, de prevenció i control ambiental de les activitats. S'ha de presentar un projecte tècnic a l'ajuntament amb el contingut determinat a l'Annex IX i X de la Ley 7/2022, de 8 de abril, de residuos y suelos contaminados para una economía circular per obtenir posteriorment l'informe preceptiu favorable (Agència de Residus de Catalunya).</w:t>
+        <w:t>Vector Residus - projecte tecnic</w:t>
+      </w:r>
+    </w:p>
+    <w:p>
+      <w:pPr/>
+      <w:r>
+        <w:t>Vector Residus. L'activitat esta inclosa dins l'Annex VI.2 de la Llei 20/2009, del 4 de desembre, de prevencio i control ambiental de les activitats. S'ha de presentar un projecte tecnic a l'ajuntament amb el contingut determinat a l'Annex IX i X de la Ley 7/2022, de 8 de abril, de residuos y suelos contaminados para una economia circular per obtenir posteriorment l'informe preceptiu favorable (Agencia de Residus de Catalunya).</w:t>
       </w:r>
     </w:p>
     <w:p>
@@ -284,7 +284,7 @@
         <w:pStyle w:val="Heading2"/>
       </w:pPr>
       <w:r>
-        <w:t>Vector Residus — SDR</w:t>
+        <w:t>Vector Residus - SDR</w:t>
       </w:r>
     </w:p>
     <w:p>
@@ -307,13 +307,13 @@
         <w:pStyle w:val="Heading2"/>
       </w:pPr>
       <w:r>
-        <w:t>Vector Atmosfera — Grup A/B</w:t>
-      </w:r>
-    </w:p>
-    <w:p>
-      <w:pPr/>
-      <w:r>
-        <w:t>Vector Atmosfera. Grups A i B. L'activitat està inclosa dins l'Annex VI.3 de la Llei 20/2009, del 4 de desembre, de prevenció i control ambiental de les activitats. S'ha de presentar un projecte tècnic a l'ajuntament amb el contingut mínim determinat a la web de Medi Ambient i Sostenibilitat per obtenir posteriorment l'informe preceptiu favorable (Direcció General de Canvi Climàtic i Qualitat Ambiental). Grup CAPCA: [CAMP: Grup CAPCA].</w:t>
+        <w:t>Vector Atmosfera - Grup A/B</w:t>
+      </w:r>
+    </w:p>
+    <w:p>
+      <w:pPr/>
+      <w:r>
+        <w:t>Vector Atmosfera. Grups A i B. L'activitat esta inclosa dins l'Annex VI.3 de la Llei 20/2009, del 4 de desembre, de prevencio i control ambiental de les activitats. S'ha de presentar un projecte tecnic a l'ajuntament amb el contingut minim determinat a la web de Medi Ambient i Sostenibilitat per obtenir posteriorment l'informe preceptiu favorable (Direccio General de Canvi Climatic i Qualitat Ambiental). Grup CAPCA: [CAMP: Grup CAPCA].</w:t>
       </w:r>
     </w:p>
     <w:p>
@@ -330,13 +330,13 @@
         <w:pStyle w:val="Heading2"/>
       </w:pPr>
       <w:r>
-        <w:t>Vector Atmosfera — Grup C llicència</w:t>
-      </w:r>
-    </w:p>
-    <w:p>
-      <w:pPr/>
-      <w:r>
-        <w:t>Vector Atmosfera. Grup C - llicència. Per tal d'emetre un permís ambiental és necessari disposar de la informació imprescindible per poder fixar els límits d'emissió a l'atmosfera i les prescripcions tècniques. S'ha de redactar un document amb el contingut mínim en matèria d'emissions a l'atmosfera dels projectes d'activitats. Grup CAPCA: [CAMP: Grup CAPCA].</w:t>
+        <w:t>Vector Atmosfera - Grup C llicencia</w:t>
+      </w:r>
+    </w:p>
+    <w:p>
+      <w:pPr/>
+      <w:r>
+        <w:t>Vector Atmosfera. Grup C - llicencia. Per tal d'emetre un permis ambiental es necessari disposar de la informacio imprescindible per poder fixar els limits d'emissio a l'atmosfera i les prescripcions tecniques. S'ha de redactar un document amb el contingut minim en materia d'emissions a l'atmosfera dels projectes d'activitats. Grup CAPCA: [CAMP: Grup CAPCA].</w:t>
       </w:r>
     </w:p>
     <w:p>
@@ -353,13 +353,13 @@
         <w:pStyle w:val="Heading2"/>
       </w:pPr>
       <w:r>
-        <w:t>Vector Atmosfera — Grup C comunicació</w:t>
-      </w:r>
-    </w:p>
-    <w:p>
-      <w:pPr/>
-      <w:r>
-        <w:t>Vector Atmosfera. Grup C - comunicació. Segons la Disposició addicional Segona del DECRET 139/2018, de 3 de juliol, sobre els règims d'intervenció ambiental atmosfèrica dels establiments on es desenvolupin activitats potencialment contaminants de l'atmosfera: Els establiments sotmesos per la Llei 20/2009, de 4 de desembre, a comunicació i classificats en el grup C d'acord amb l'article 7 no han de realitzar la notificació d'emissions que estableix l'article 12. No obstant això, aquests establiments estan obligats a presentar, juntament amb la comunicació, una memòria tècnica i un informe de control d'una entitat col·laboradora de l'Administració en matèria de medi ambient, d'acord amb el que estableix l'article 13.2 i 13.3. Grup CAPCA: [CAMP: Grup CAPCA].</w:t>
+        <w:t>Vector Atmosfera - Grup C comunicacio</w:t>
+      </w:r>
+    </w:p>
+    <w:p>
+      <w:pPr/>
+      <w:r>
+        <w:t>Vector Atmosfera. Grup C - comunicacio. Segons la Disposicio addicional Segona del DECRET 139/2018, de 3 de juliol, sobre els regims d'intervencio ambiental atmosferica dels establiments on es desenvolupin activitats potencialment contaminants de l'atmosfera: Els establiments sotmesos per la Llei 20/2009, de 4 de desembre, a comunicacio i classificats en el grup C d'acord amb l'article 7 no han de realitzar la notificacio d'emissions que estableix l'article 12. No obstant aixo, aquests establiments estan obligats a presentar, juntament amb la comunicacio, una memoria tecnica i un informe de control d'una entitat col.laboradora de l'Administracio en materia de medi ambient, d'acord amb el que estableix l'article 13.2 i 13.3. Grup CAPCA: [CAMP: Grup CAPCA].</w:t>
       </w:r>
     </w:p>
     <w:p>
@@ -373,7 +373,7 @@
     <w:p>
       <w:pPr/>
       <w:r>
-        <w:t>Soroll. L'activitat està inclosa dins l'Annex I del Decret 112/2010, de 31 d'agost, pel qual s'aprova el Reglament d'espectacles públics i activitats recreatives o és susceptible de generar contaminació acústica per soroll. S'han de presentar les mesures in situ de comprovació de les exigències d'acústica ambiental i de qualitat en l'edificació realitzades per una Entitat de Protecció de la Contaminació Acústica [EC-PCA] segons l'article 9 de l'Ordenança relativa a la intervenció administrativa municipal en les activitats de Cornellà de Llobregat (versió vigent des del 19 de juny de 2025). Les mesures in situ consistiran en comprovar:</w:t>
+        <w:t>Soroll. L'activitat esta inclosa dins l'Annex I del Decret 112/2010, de 31 d'agost, pel qual s'aprova el Reglament d'espectacles publics i activitats recreatives o es susceptible de generar contaminacio acustica per soroll. S'han de presentar les mesures in situ de comprovacio de les exigencies d'acustica ambiental i de qualitat en l'edificacio realitzades per una Entitat de Proteccio de la Contaminacio Acustica [EC-PCA] segons l'article 9 de l'Ordenanca relativa a la intervencio administrativa municipal en les activitats de Cornella de Llobregat (versio vigent des del 19 de juny de 2025). Les mesures in situ consistiran en comprovar:</w:t>
       </w:r>
     </w:p>
     <w:p>
@@ -390,13 +390,13 @@
         <w:pStyle w:val="Heading2"/>
       </w:pPr>
       <w:r>
-        <w:t>::CHILD:: Soroll — immissió ambient exterior</w:t>
-      </w:r>
-    </w:p>
-    <w:p>
-      <w:pPr/>
-      <w:r>
-        <w:t>Immissió sonora aplicable a l'ambient exterior.</w:t>
+        <w:t>::CHILD:: Soroll - immissio ambient exterior</w:t>
+      </w:r>
+    </w:p>
+    <w:p>
+      <w:pPr/>
+      <w:r>
+        <w:t>Immissio sonora aplicable a l'ambient exterior.</w:t>
       </w:r>
     </w:p>
     <w:p>
@@ -404,13 +404,13 @@
         <w:pStyle w:val="Heading2"/>
       </w:pPr>
       <w:r>
-        <w:t>::CHILD:: Soroll — immissió ambient interior</w:t>
-      </w:r>
-    </w:p>
-    <w:p>
-      <w:pPr/>
-      <w:r>
-        <w:t>Immissió sonora aplicable a l'ambient interior.</w:t>
+        <w:t>::CHILD:: Soroll - immissio ambient interior</w:t>
+      </w:r>
+    </w:p>
+    <w:p>
+      <w:pPr/>
+      <w:r>
+        <w:t>Immissio sonora aplicable a l'ambient interior.</w:t>
       </w:r>
     </w:p>
     <w:p>
@@ -418,13 +418,13 @@
         <w:pStyle w:val="Heading2"/>
       </w:pPr>
       <w:r>
-        <w:t>::CHILD:: Soroll — vibracions</w:t>
-      </w:r>
-    </w:p>
-    <w:p>
-      <w:pPr/>
-      <w:r>
-        <w:t>Immissió de les vibracions als interiors dels edificis.</w:t>
+        <w:t>::CHILD:: Soroll - vibracions</w:t>
+      </w:r>
+    </w:p>
+    <w:p>
+      <w:pPr/>
+      <w:r>
+        <w:t>Immissio de les vibracions als interiors dels edificis.</w:t>
       </w:r>
     </w:p>
     <w:p>
@@ -438,7 +438,7 @@
     <w:p>
       <w:pPr/>
       <w:r>
-        <w:t>Olors. S'ha de presentar un estudi d'avaluació de l'impacte odorífer de l'activitat sobre l'entorn. S'han de quantificar els nivells d'olors en immissió i avaluar-los mitjançant els valors límit d'immissió de l'Annex II del model d'Ordenança tipus reguladora de la contaminació odorífera de la Diputació de Barcelona.</w:t>
+        <w:t>Olors. S'ha de presentar un estudi d'avaluacio de l'impacte odorifer de l'activitat sobre l'entorn. S'han de quantificar els nivells d'olors en immissio i avaluar-los mitjancant els valors limit d'immissio de l'Annex II del model d'Ordenanca tipus reguladora de la contaminacio odorifera de la Diputacio de Barcelona.</w:t>
       </w:r>
     </w:p>
     <w:p>
@@ -446,13 +446,13 @@
         <w:pStyle w:val="Heading2"/>
       </w:pPr>
       <w:r>
-        <w:t>Vector Sòl</w:t>
-      </w:r>
-    </w:p>
-    <w:p>
-      <w:pPr/>
-      <w:r>
-        <w:t>Vector Sòl. L'activitat està inclosa dins l'Annex I del Real Decreto 9/2005, de 14 de enero, por el que se establece la relación de actividades potencialmente contaminantes del suelo y los criterios y estándares para la declaración de suelos contaminados. S'ha de presentar l'informe preliminar de situació del sòl amb el contingut mínim determinat a l'Annex II de l'esmentat Real Decret. També s'haurà d'entregar un informe de situació en els següents casos:</w:t>
+        <w:t>Vector Sol</w:t>
+      </w:r>
+    </w:p>
+    <w:p>
+      <w:pPr/>
+      <w:r>
+        <w:t>Vector Sol. L'activitat esta inclosa dins l'Annex I del Real Decreto 9/2005, de 14 de enero, por el que se establece la relacion de actividades potencialmente contaminantes del suelo y los criterios y estandares para la declaracion de suelos contaminados. S'ha de presentar l'informe preliminar de situacio del sol amb el contingut minim determinat a l'Annex II de l'esmentat Real Decret. Tambe s'haura d'entregar un informe de situacio en els seguents casos:</w:t>
       </w:r>
     </w:p>
     <w:p>
@@ -460,13 +460,13 @@
         <w:pStyle w:val="Heading2"/>
       </w:pPr>
       <w:r>
-        <w:t>::CHILD:: Vector Sòl — canvi substancial</w:t>
-      </w:r>
-    </w:p>
-    <w:p>
-      <w:pPr/>
-      <w:r>
-        <w:t>Quan s'ha realitzat un canvi substancial en l'activitat i/o instal·lacions.</w:t>
+        <w:t>::CHILD:: Vector Sol - canvi substancial</w:t>
+      </w:r>
+    </w:p>
+    <w:p>
+      <w:pPr/>
+      <w:r>
+        <w:t>Quan s'ha realitzat un canvi substancial en l'activitat i/o instal.lacions.</w:t>
       </w:r>
     </w:p>
     <w:p>
@@ -474,7 +474,7 @@
         <w:pStyle w:val="Heading2"/>
       </w:pPr>
       <w:r>
-        <w:t>::CHILD:: Vector Sòl — cessament</w:t>
+        <w:t>::CHILD:: Vector Sol - cessament</w:t>
       </w:r>
     </w:p>
     <w:p>
@@ -488,13 +488,13 @@
         <w:pStyle w:val="Heading2"/>
       </w:pPr>
       <w:r>
-        <w:t>::CHILD:: Vector Sòl — substitució activitat</w:t>
-      </w:r>
-    </w:p>
-    <w:p>
-      <w:pPr/>
-      <w:r>
-        <w:t>Quan se sol·licita una activitat no potencialment contaminant del sòl en una situació on abans hi havia una activitat potencialment contaminant del sòl.</w:t>
+        <w:t>::CHILD:: Vector Sol - substitucio activitat</w:t>
+      </w:r>
+    </w:p>
+    <w:p>
+      <w:pPr/>
+      <w:r>
+        <w:t>Quan se sol.licita una activitat no potencialment contaminant del sol en una situacio on abans hi havia una activitat potencialment contaminant del sol.</w:t>
       </w:r>
     </w:p>
     <w:p>
@@ -502,13 +502,13 @@
         <w:pStyle w:val="Heading2"/>
       </w:pPr>
       <w:r>
-        <w:t>::CHILD:: Vector Sòl — canvi d'ús</w:t>
-      </w:r>
-    </w:p>
-    <w:p>
-      <w:pPr/>
-      <w:r>
-        <w:t>Quan hi ha un canvi d'ús del sòl.</w:t>
+        <w:t>::CHILD:: Vector Sol - canvi d'us</w:t>
+      </w:r>
+    </w:p>
+    <w:p>
+      <w:pPr/>
+      <w:r>
+        <w:t>Quan hi ha un canvi d'us del sol.</w:t>
       </w:r>
     </w:p>
     <w:p>
@@ -522,7 +522,7 @@
     <w:p>
       <w:pPr/>
       <w:r>
-        <w:t>Mobilitat. L'activitat està inclosa dins l'Article 3 del Decret 344/2006, de 19 de setembre, de regulació dels estudis d'avaluació de la mobilitat generada. S'ha de presentar l'estudi d'avaluació de la mobilitat generada a l'ajuntament amb el contingut mínim determinat a l'Article 14 de l'esmentat Decret i obtenir l'informe preceptiu favorable de Guàrdia Urbana.</w:t>
+        <w:t>Mobilitat. L'activitat esta inclosa dins l'Article 3 del Decret 344/2006, de 19 de setembre, de regulacio dels estudis d'avaluacio de la mobilitat generada. S'ha de presentar l'estudi d'avaluacio de la mobilitat generada a l'ajuntament amb el contingut minim determinat a l'Article 14 de l'esmentat Decret i obtenir l'informe preceptiu favorable de Guardia Urbana.</w:t>
       </w:r>
     </w:p>
     <w:p>
@@ -530,7 +530,7 @@
         <w:pStyle w:val="Heading1"/>
       </w:pPr>
       <w:r>
-        <w:t>Pla d'Autoprotecció</w:t>
+        <w:t>Pla d'Autoproteccio</w:t>
       </w:r>
     </w:p>
     <w:p>
@@ -544,7 +544,7 @@
     <w:p>
       <w:pPr/>
       <w:r>
-        <w:t>PAU. L'activitat està inclosa dins l'Annex I del Decret 30/2015, de 3 de març, pel qual s'aprova el catàleg d'activitats i centres obligats a adoptar mesures d'autoprotecció i es fixa el contingut d'aquestes mesures. S'ha d'elaborar el Pla d'Autoprotecció amb el contingut mínim determinat a l'Annex II de l'esmentat Decret i obtenir el certificat d'homologació del Pla d'Autoprotecció de [CAMP: Òrgan homologació PAU (Protecció civil de Catalunya / Protecció civil local)].</w:t>
+        <w:t>PAU. L'activitat esta inclosa dins l'Annex I del Decret 30/2015, de 3 de marc, pel qual s'aprova el cataleg d'activitats i centres obligats a adoptar mesures d'autoproteccio i es fixa el contingut d'aquestes mesures. S'ha d'elaborar el Pla d'Autoproteccio amb el contingut minim determinat a l'Annex II de l'esmentat Decret i obtenir el certificat d'homologacio del Pla d'Autoproteccio de [CAMP: Organ homologacio PAU (Proteccio civil de Catalunya / Proteccio civil local)].</w:t>
       </w:r>
     </w:p>
     <w:p>
@@ -569,13 +569,13 @@
         <w:pStyle w:val="Heading2"/>
       </w:pPr>
       <w:r>
-        <w:t>Annex III Llei 20/2009 — control inicial</w:t>
-      </w:r>
-    </w:p>
-    <w:p>
-      <w:pPr/>
-      <w:r>
-        <w:t>Annex III Llei 20/2009. Segons l'article 6 de l'Ordenança relativa a la intervenció administrativa municipal en les activitats de Cornellà de Llobregat s'ha d'entregar una certificació tècnica inicial amb resultat favorable per part d'una Entitat Col·laboradora de l'Administració. El titular queda assabentat que els controls periòdics posteriors s'han d'efectuar cada vuit anys, tal i com s'indica a l'article 7 de la mateixa Ordenança.</w:t>
+        <w:t>Annex III Llei 20/2009 - control inicial</w:t>
+      </w:r>
+    </w:p>
+    <w:p>
+      <w:pPr/>
+      <w:r>
+        <w:t>Annex III Llei 20/2009. Segons l'article 6 de l'Ordenanca relativa a la intervencio administrativa municipal en les activitats de Cornella de Llobregat s'ha d'entregar una certificacio tecnica inicial amb resultat favorable per part d'una Entitat Col.laboradora de l'Administracio. El titular queda assabentat que els controls periodics posteriors s'han d'efectuar cada vuit anys, tal i com s'indica a l'article 7 de la mateixa Ordenanca.</w:t>
       </w:r>
     </w:p>
     <w:p>
@@ -583,13 +583,13 @@
         <w:pStyle w:val="Heading2"/>
       </w:pPr>
       <w:r>
-        <w:t>Annex II Llei 20/2009 — control inicial</w:t>
-      </w:r>
-    </w:p>
-    <w:p>
-      <w:pPr/>
-      <w:r>
-        <w:t>Annex II Llei 20/2009. L'activitat es troba regulada pel LLEI 20/2009, del 4 de desembre, de prevenció i control ambiental de les activitats. S'ha de realitzar un control inicial amb resultat favorable per part d'una Entitat Col·laboradora de l'Administració, com s'indica a l'Article 69 de la Llei. El titular queda assabentat que els controls periòdics posteriors s'han d'efectuar cada sis anys, tal i com s'indica a l'article 71 de la mateixa Llei.</w:t>
+        <w:t>Annex II Llei 20/2009 - control inicial</w:t>
+      </w:r>
+    </w:p>
+    <w:p>
+      <w:pPr/>
+      <w:r>
+        <w:t>Annex II Llei 20/2009. L'activitat es troba regulada pel LLEI 20/2009, del 4 de desembre, de prevencio i control ambiental de les activitats. S'ha de realitzar un control inicial amb resultat favorable per part d'una Entitat Col.laboradora de l'Administracio, com s'indica a l'Article 69 de la Llei. El titular queda assabentat que els controls periodics posteriors s'han d'efectuar cada sis anys, tal i com s'indica a l'article 71 de la mateixa Llei.</w:t>
       </w:r>
     </w:p>
     <w:p>
@@ -597,13 +597,13 @@
         <w:pStyle w:val="Heading2"/>
       </w:pPr>
       <w:r>
-        <w:t>Vector Atmosfera — control inicial</w:t>
-      </w:r>
-    </w:p>
-    <w:p>
-      <w:pPr/>
-      <w:r>
-        <w:t>Vector Atmosfera. L'activitat està inclosa dins l'Annex IV de la Ley 34/2007, de 15 de noviembre, de calidad del aire y protección de la atmosfera. S'ha d'entregar, per part d'una Entitat de control en l'àmbit sectorial de la prevenció de la contaminació atmosfèrica [EC-A], tal i com s'indica a l'Article 16 del DECRET 139/2018, de 3 de juliol, sobre els règims d'intervenció ambiental atmosfèrica dels establiments on es desenvolupin activitats potencialment contaminants de l'atmosfera:</w:t>
+        <w:t>Vector Atmosfera - control inicial</w:t>
+      </w:r>
+    </w:p>
+    <w:p>
+      <w:pPr/>
+      <w:r>
+        <w:t>Vector Atmosfera. L'activitat esta inclosa dins l'Annex IV de la Ley 34/2007, de 15 de noviembre, de calidad del aire y proteccion de la atmosfera. S'ha d'entregar, per part d'una Entitat de control en l'ambit sectorial de la prevencio de la contaminacio atmosferica [EC-A], tal i com s'indica a l'Article 16 del DECRET 139/2018, de 3 de juliol, sobre els regims d'intervencio ambiental atmosferica dels establiments on es desenvolupin activitats potencialment contaminants de l'atmosfera:</w:t>
       </w:r>
     </w:p>
     <w:p>
@@ -620,13 +620,13 @@
         <w:pStyle w:val="Heading2"/>
       </w:pPr>
       <w:r>
-        <w:t>::CHILD:: Vector Atmosfera (CI) — CAE</w:t>
-      </w:r>
-    </w:p>
-    <w:p>
-      <w:pPr/>
-      <w:r>
-        <w:t>El CAE (Control Atmosfèric de l'Establiment).</w:t>
+        <w:t>::CHILD:: Vector Atmosfera (CI) - CAE</w:t>
+      </w:r>
+    </w:p>
+    <w:p>
+      <w:pPr/>
+      <w:r>
+        <w:t>El CAE (Control Atmosferic de l'Establiment).</w:t>
       </w:r>
     </w:p>
     <w:p>
@@ -634,13 +634,3208 @@
         <w:pStyle w:val="Heading2"/>
       </w:pPr>
       <w:r>
-        <w:t>::CHILD:: Vector Atmosfera (CI) — informe reglamentari</w:t>
+        <w:t>::CHILD:: Vector Atmosfera (CI) - informe reglamentari</w:t>
       </w:r>
     </w:p>
     <w:p>
       <w:pPr/>
       <w:r>
         <w:t>L'informe reglamentari de mesures d'emissions a l'atmosfera.</w:t>
+      </w:r>
+    </w:p>
+    <w:p>
+      <w:pPr>
+        <w:pStyle w:val="Heading1"/>
+      </w:pPr>
+      <w:r>
+        <w:t>Controls periodics</w:t>
+      </w:r>
+    </w:p>
+    <w:p>
+      <w:pPr>
+        <w:pStyle w:val="Heading2"/>
+      </w:pPr>
+      <w:r>
+        <w:t>Decret 112/2010 - control periodic</w:t>
+      </w:r>
+    </w:p>
+    <w:p>
+      <w:pPr/>
+      <w:r>
+        <w:t>Decret 112/2010. L'activitat es troba regulada pel DECRET 112/2010, de 31 d'agost, pel qual s'aprova el Reglament d'espectacles publics i activitats recreatives. S'ha de realitzar un control periodic amb resultat favorable per part d'una Entitat Col.laboradora de l'Administracio conforme l'article 8 de l'Ordenanca relativa a la intervencio administrativa municipal en les activitats de Cornella de Llobregat. El titular queda assabentat que els controls periodics posteriors s'han d'efectuar cada quatre anys, tal i com s'indica a l'article 132 del mateix Decret.</w:t>
+      </w:r>
+    </w:p>
+    <w:p>
+      <w:pPr>
+        <w:pStyle w:val="Heading2"/>
+      </w:pPr>
+      <w:r>
+        <w:t>Annex II Llei 20/2009 - control periodic</w:t>
+      </w:r>
+    </w:p>
+    <w:p>
+      <w:pPr/>
+      <w:r>
+        <w:t>Annex II Llei 20/2009. L'activitat es troba regulada per la LLEI 20/2009, del 4 de desembre, de prevencio i control ambiental de les activitats. S'ha de realitzar un control periodic amb resultat favorable per part d'una Entitat Col.laboradora de l'Administracio. Els controls periodics posteriors s'han d'efectuar cada sis anys, tal i com s'indica a l'article 71 de la mateixa Llei.</w:t>
+      </w:r>
+    </w:p>
+    <w:p>
+      <w:pPr>
+        <w:pStyle w:val="Heading2"/>
+      </w:pPr>
+      <w:r>
+        <w:t>Annex III Llei 20/2009 - control periodic</w:t>
+      </w:r>
+    </w:p>
+    <w:p>
+      <w:pPr/>
+      <w:r>
+        <w:t>Annex III Llei 20/2009. S'ha de realitzar un control periodic amb resultat favorable per part d'una Entitat Col.laboradora de l'Administracio. Els controls periodics posteriors s'han d'efectuar cada vuit anys, tal i com s'indica a l'article 7.1 de l'Ordenanca relativa a la intervencio administrativa municipal en les activitats de Cornella de Llobregat (versio vigent des del 19 de juny de 2025).</w:t>
+      </w:r>
+    </w:p>
+    <w:p>
+      <w:pPr>
+        <w:pStyle w:val="Heading2"/>
+      </w:pPr>
+      <w:r>
+        <w:t>RSCIEI - control periodic</w:t>
+      </w:r>
+    </w:p>
+    <w:p>
+      <w:pPr/>
+      <w:r>
+        <w:t>RSCIEI. L'activitat es troba regulada pel Real Decreto 2267/2004, de 3 de diciembre, por el que se aprueba el Reglamento de seguridad contra incendios en los establecimientos industriales. S'ha de realitzar un control periodic amb resultat favorable per part d'una Entitat de Control habilitada, com s'indica a l'Article 7 del Real Decret. Els controls periodics posteriors s'han d'efectuar cada [CAMP: Periodicitat RSCIEI (anys)] anys, tal i com s'indica a l'Article 7 del mateix Real Decret.</w:t>
+      </w:r>
+    </w:p>
+    <w:p>
+      <w:pPr>
+        <w:pStyle w:val="Heading2"/>
+      </w:pPr>
+      <w:r>
+        <w:t>Vector Atmosfera - control periodic</w:t>
+      </w:r>
+    </w:p>
+    <w:p>
+      <w:pPr/>
+      <w:r>
+        <w:t>Vector Atmosfera. L'activitat esta inclosa dins l'Annex IV de la Ley 34/2007, de 15 de noviembre, de calidad del aire y proteccion de la atmosfera. S'ha d'entregar, per part d'una Entitat de control en l'ambit sectorial de la prevencio de la contaminacio atmosferica [EC-A], tal i com s'indica a l'Article 16 del DECRET 139/2018, de 3 de juliol, sobre els regims d'intervencio ambiental atmosferica dels establiments on es desenvolupin activitats potencialment contaminants de l'atmosfera:</w:t>
+      </w:r>
+    </w:p>
+    <w:p>
+      <w:pPr/>
+      <w:r>
+        <w:rPr>
+          <w:sz w:val="20"/>
+        </w:rPr>
+        <w:t>https://www.gencat.cat/mediamb/oaec/ec_atm_CA.pdf</w:t>
+      </w:r>
+    </w:p>
+    <w:p>
+      <w:pPr>
+        <w:pStyle w:val="Heading2"/>
+      </w:pPr>
+      <w:r>
+        <w:t>::CHILD:: Vector Atmosfera (CP) - CAE</w:t>
+      </w:r>
+    </w:p>
+    <w:p>
+      <w:pPr/>
+      <w:r>
+        <w:t>El CAE (Control Atmosferic de l'Establiment).</w:t>
+      </w:r>
+    </w:p>
+    <w:p>
+      <w:pPr>
+        <w:pStyle w:val="Heading2"/>
+      </w:pPr>
+      <w:r>
+        <w:t>::CHILD:: Vector Atmosfera (CP) - informe reglamentari</w:t>
+      </w:r>
+    </w:p>
+    <w:p>
+      <w:pPr/>
+      <w:r>
+        <w:t>L'informe reglamentari de mesures d'emissions a l'atmosfera.</w:t>
+      </w:r>
+    </w:p>
+    <w:p>
+      <w:pPr>
+        <w:pStyle w:val="Heading2"/>
+      </w:pPr>
+      <w:r>
+        <w:t>PAU - control periodic</w:t>
+      </w:r>
+    </w:p>
+    <w:p>
+      <w:pPr/>
+      <w:r>
+        <w:t>PAU. L'activitat esta inclosa dins l'Annex I del Decret 30/2015, de 3 de marc, pel qual s'aprova el cataleg d'activitats i centres obligats a adoptar mesures d'autoproteccio i es fixa el contingut d'aquestes mesures. S'ha d'elaborar el Pla d'Autoproteccio amb el contingut minim determinat a l'Annex II de l'esmentat Decret i presentar l'informe favorable emes per [CAMP: Organ homologacio PAU (Proteccio civil de Catalunya / Proteccio civil local)].</w:t>
+      </w:r>
+    </w:p>
+    <w:p>
+      <w:pPr/>
+      <w:r>
+        <w:rPr>
+          <w:sz w:val="20"/>
+        </w:rPr>
+        <w:t>https://canalempresa.gencat.cat/ca/02_serveis_per_temes/instal-lacions-i-seguretat/prevencio-accidents/plans-autoproteccio/</w:t>
+      </w:r>
+    </w:p>
+    <w:p>
+      <w:pPr>
+        <w:pStyle w:val="Heading2"/>
+      </w:pPr>
+      <w:r>
+        <w:t>Vector Sol - control periodic</w:t>
+      </w:r>
+    </w:p>
+    <w:p>
+      <w:pPr/>
+      <w:r>
+        <w:t>Vector Sol. L'activitat esta inclosa dins l'Annex I del Real Decreto 9/2005, de 14 de enero, por el que se establece la relacion de actividades potencialmente contaminantes del suelo y los criterios y estandares para la declaracion de suelos contaminados. S'ha de presentar l'informe de situacio periodic coincidint amb el termini de revisio de la llicencia o, en defecte, cada 10 anys.</w:t>
+      </w:r>
+    </w:p>
+    <w:p>
+      <w:pPr>
+        <w:pStyle w:val="Heading1"/>
+      </w:pPr>
+      <w:r>
+        <w:t>Instal.lacions - Legalitzacions</w:t>
+      </w:r>
+    </w:p>
+    <w:p>
+      <w:pPr>
+        <w:pStyle w:val="Heading2"/>
+      </w:pPr>
+      <w:r>
+        <w:t>RITSIC - presentacio</w:t>
+      </w:r>
+    </w:p>
+    <w:p>
+      <w:pPr/>
+      <w:r>
+        <w:t>Segons l'article 4 de l'Ordenanca relativa a la intervencio administrativa municipal en les activitats de Cornella de Llobregat s'ha de presentar el certificat d'inscripcio al Registre d'instal.lacions de Seguretat Industrial de Catalunya (RITSIC) de totes les instal.lacions que conformin l'activitat a nom del titular de l'activitat o el propietari de l'establiment:</w:t>
+      </w:r>
+    </w:p>
+    <w:p>
+      <w:pPr>
+        <w:pStyle w:val="Heading2"/>
+      </w:pPr>
+      <w:r>
+        <w:t>::CHILD:: RITSIC - autoconsum (fotovoltaica)</w:t>
+      </w:r>
+    </w:p>
+    <w:p>
+      <w:pPr/>
+      <w:r>
+        <w:t>Instal.lacio d'autoconsum (fotovoltaica).</w:t>
+      </w:r>
+    </w:p>
+    <w:p>
+      <w:pPr/>
+      <w:r>
+        <w:rPr>
+          <w:sz w:val="20"/>
+        </w:rPr>
+        <w:t>https://canalempresa.gencat.cat/ca/03_sectors_d_activitat/03_energia/Autoconsum/</w:t>
+      </w:r>
+    </w:p>
+    <w:p>
+      <w:pPr>
+        <w:pStyle w:val="Heading2"/>
+      </w:pPr>
+      <w:r>
+        <w:t>::CHILD:: RITSIC - gas combustible (transport/distribucio)</w:t>
+      </w:r>
+    </w:p>
+    <w:p>
+      <w:pPr/>
+      <w:r>
+        <w:t>Instal.lacio de gas. Transport, emmagatzematge, distribucio gas combustible.</w:t>
+      </w:r>
+    </w:p>
+    <w:p>
+      <w:pPr/>
+      <w:r>
+        <w:rPr>
+          <w:sz w:val="20"/>
+        </w:rPr>
+        <w:t>https://canalempresa.gencat.cat/ca/integraciodepartamentaltramit/tramit/PerTemes/Presentacio-de-la-declaracio-responsable-per-a-installacions-de-gasos-combustibles-posada-en-servei-modificacions-i-baixa?moda=1</w:t>
+      </w:r>
+    </w:p>
+    <w:p>
+      <w:pPr>
+        <w:pStyle w:val="Heading2"/>
+      </w:pPr>
+      <w:r>
+        <w:t>::CHILD:: RITSIC - gas receptor i GLP (ITC-ICG 07)</w:t>
+      </w:r>
+    </w:p>
+    <w:p>
+      <w:pPr/>
+      <w:r>
+        <w:t>Instal.lacio de gas. Instal.lacions receptores de gas i emmagatzematge GLP per a consum propi (ITC-ICG 07).</w:t>
+      </w:r>
+    </w:p>
+    <w:p>
+      <w:pPr/>
+      <w:r>
+        <w:rPr>
+          <w:sz w:val="20"/>
+        </w:rPr>
+        <w:t>https://canalempresa.gencat.cat/ca/03_sectors_d_activitat/05_construccio_i_instal_lacions/03_instal_lacions/aigua_gas_i_electricitat/gas/sense_autoritzacio/</w:t>
+      </w:r>
+    </w:p>
+    <w:p>
+      <w:pPr>
+        <w:pStyle w:val="Heading2"/>
+      </w:pPr>
+      <w:r>
+        <w:t>::CHILD:: RITSIC - gas verificacio per unitat</w:t>
+      </w:r>
+    </w:p>
+    <w:p>
+      <w:pPr/>
+      <w:r>
+        <w:t>Instal.lacio de gas (Verificacio per unitat).</w:t>
+      </w:r>
+    </w:p>
+    <w:p>
+      <w:pPr/>
+      <w:r>
+        <w:rPr>
+          <w:sz w:val="20"/>
+        </w:rPr>
+        <w:t>https://empresa.gencat.cat/ca/treb_ambits_actuacio/seguretat-industrial/installacions-industrials/gasos-combustibles/verificacio/</w:t>
+      </w:r>
+    </w:p>
+    <w:p>
+      <w:pPr>
+        <w:pStyle w:val="Heading2"/>
+      </w:pPr>
+      <w:r>
+        <w:t>::CHILD:: RITSIC - electricitat alta tensio</w:t>
+      </w:r>
+    </w:p>
+    <w:p>
+      <w:pPr/>
+      <w:r>
+        <w:t>Instal.lacio d'electricitat. Alta tensio.</w:t>
+      </w:r>
+    </w:p>
+    <w:p>
+      <w:pPr/>
+      <w:r>
+        <w:rPr>
+          <w:sz w:val="20"/>
+        </w:rPr>
+        <w:t>https://canalempresa.gencat.cat/ca/03_sectors_d_activitat/05_construccio_i_instal_lacions/03_instal_lacions/aigua_gas_i_electricitat/electricitat/alta_tensio/</w:t>
+      </w:r>
+    </w:p>
+    <w:p>
+      <w:pPr>
+        <w:pStyle w:val="Heading2"/>
+      </w:pPr>
+      <w:r>
+        <w:t>::CHILD:: RITSIC - baixa tensio</w:t>
+      </w:r>
+    </w:p>
+    <w:p>
+      <w:pPr/>
+      <w:r>
+        <w:t>Instal.lacio de baixa tensio.</w:t>
+      </w:r>
+    </w:p>
+    <w:p>
+      <w:pPr/>
+      <w:r>
+        <w:rPr>
+          <w:sz w:val="20"/>
+        </w:rPr>
+        <w:t>https://canalempresa.gencat.cat/ca/03_sectors_d_activitat/05_construccio_i_instal_lacions/03_instal_lacions/aigua_gas_i_electricitat/electricitat/baixa_tensio/</w:t>
+      </w:r>
+    </w:p>
+    <w:p>
+      <w:pPr>
+        <w:pStyle w:val="Heading2"/>
+      </w:pPr>
+      <w:r>
+        <w:t>::CHILD:: RITSIC - ascensors</w:t>
+      </w:r>
+    </w:p>
+    <w:p>
+      <w:pPr/>
+      <w:r>
+        <w:t>Ascensors.</w:t>
+      </w:r>
+    </w:p>
+    <w:p>
+      <w:pPr/>
+      <w:r>
+        <w:rPr>
+          <w:sz w:val="20"/>
+        </w:rPr>
+        <w:t>https://canalempresa.gencat.cat/ca/03_sectors_d_activitat/05_construccio_i_instal_lacions/03_instal_lacions/ascensors_i_grues/ascensors/</w:t>
+      </w:r>
+    </w:p>
+    <w:p>
+      <w:pPr>
+        <w:pStyle w:val="Heading2"/>
+      </w:pPr>
+      <w:r>
+        <w:t>::CHILD:: RITSIC - instal.lacions termiques</w:t>
+      </w:r>
+    </w:p>
+    <w:p>
+      <w:pPr/>
+      <w:r>
+        <w:t>Instal.lacions termiques en els edificis.</w:t>
+      </w:r>
+    </w:p>
+    <w:p>
+      <w:pPr/>
+      <w:r>
+        <w:rPr>
+          <w:sz w:val="20"/>
+        </w:rPr>
+        <w:t>https://canalempresa.gencat.cat/ca/03_sectors_d_activitat/05_construccio_i_instal_lacions/03_instal_lacions/calefaccio_climatitzacio_i_fred_industrial/installacions_termiques_en_els_edificis/</w:t>
+      </w:r>
+    </w:p>
+    <w:p>
+      <w:pPr>
+        <w:pStyle w:val="Heading2"/>
+      </w:pPr>
+      <w:r>
+        <w:t>::CHILD:: RITSIC - fred industrial</w:t>
+      </w:r>
+    </w:p>
+    <w:p>
+      <w:pPr/>
+      <w:r>
+        <w:t>Instal.lacions de fred industrial.</w:t>
+      </w:r>
+    </w:p>
+    <w:p>
+      <w:pPr/>
+      <w:r>
+        <w:rPr>
+          <w:sz w:val="20"/>
+        </w:rPr>
+        <w:t>https://canalempresa.gencat.cat/ca/03_sectors_d_activitat/05_construccio_i_instal_lacions/03_instal_lacions/calefaccio_climatitzacio_i_fred_industrial/installacions_de_fred_industrial/</w:t>
+      </w:r>
+    </w:p>
+    <w:p>
+      <w:pPr>
+        <w:pStyle w:val="Heading2"/>
+      </w:pPr>
+      <w:r>
+        <w:t>::CHILD:: RITSIC - equips a pressio</w:t>
+      </w:r>
+    </w:p>
+    <w:p>
+      <w:pPr/>
+      <w:r>
+        <w:t>Equips a pressio.</w:t>
+      </w:r>
+    </w:p>
+    <w:p>
+      <w:pPr/>
+      <w:r>
+        <w:rPr>
+          <w:sz w:val="20"/>
+        </w:rPr>
+        <w:t>https://canalempresa.gencat.cat/ca/03_sectors_d_activitat/05_construccio_i_instal_lacions/03_instal_lacions/equips_a_pressio/</w:t>
+      </w:r>
+    </w:p>
+    <w:p>
+      <w:pPr>
+        <w:pStyle w:val="Heading2"/>
+      </w:pPr>
+      <w:r>
+        <w:t>::CHILD:: RITSIC - PCI</w:t>
+      </w:r>
+    </w:p>
+    <w:p>
+      <w:pPr/>
+      <w:r>
+        <w:t>Instal.lacions de proteccio contra incendis PCI.</w:t>
+      </w:r>
+    </w:p>
+    <w:p>
+      <w:pPr/>
+      <w:r>
+        <w:rPr>
+          <w:sz w:val="20"/>
+        </w:rPr>
+        <w:t>https://canalempresa.gencat.cat/ca/integraciodepartamentaltramit/tramit/PerTemes/Installacions-de-proteccio-contra-incendis</w:t>
+      </w:r>
+    </w:p>
+    <w:p>
+      <w:pPr>
+        <w:pStyle w:val="Heading2"/>
+      </w:pPr>
+      <w:r>
+        <w:t>Emmagatzematge productes quimics - relacio</w:t>
+      </w:r>
+    </w:p>
+    <w:p>
+      <w:pPr/>
+      <w:r>
+        <w:t>Emmagatzematge de productes quimics. S'ha d'entregar una relacio dels maxims productes emmagatzemats on s'indiqui, en una taula, el seguent: Substancia | Classificacio | Classe de perill | Categoria | Indicacio perill | Capacitat d'emmagatzematge. Notes: la Classificacio, Classe de perill i Categoria segueixen l'Annex I del Reglamento (CE) 1272/2008; la Indicacio de perill segueix l'Annex III del mateix Reglament; les unitats son kg per a solids i gasos, litres per a liquids i Nm3 per a gasos comprimits. A partir d'aquesta taula s'haura de justificar:</w:t>
+      </w:r>
+    </w:p>
+    <w:p>
+      <w:pPr>
+        <w:pStyle w:val="Heading2"/>
+      </w:pPr>
+      <w:r>
+        <w:t>::CHILD:: Productes quimics - aplicacio APQ</w:t>
+      </w:r>
+    </w:p>
+    <w:p>
+      <w:pPr/>
+      <w:r>
+        <w:t>L'aplicacio, o no, del Real Decreto 656/2017, de 23 de junio, por el que se aprueba el Reglamento de Almacenamiento de Productos Quimicos y sus Instrucciones Tecnicas Complementarias MIE APQ 0 a 10 segons l'Article 1 i l'Article 2 del mateix reglament.</w:t>
+      </w:r>
+    </w:p>
+    <w:p>
+      <w:pPr/>
+      <w:r>
+        <w:rPr>
+          <w:sz w:val="20"/>
+        </w:rPr>
+        <w:t>https://canalempresa.gencat.cat/ca/03_sectors_d_activitat/05_construccio_i_instal_lacions/03_instal_lacions/productes_quimics_petrolifers/productes-quimics/</w:t>
+      </w:r>
+    </w:p>
+    <w:p>
+      <w:pPr>
+        <w:pStyle w:val="Heading2"/>
+      </w:pPr>
+      <w:r>
+        <w:t>::CHILD:: Productes quimics - accidents greus (Seveso)</w:t>
+      </w:r>
+    </w:p>
+    <w:p>
+      <w:pPr/>
+      <w:r>
+        <w:t>L'aplicacio, o no, del Real Decreto 840/2015, de 21 de septiembre, por el que se aprueban medidas de control de los riesgos inherentes a los accidentes graves en los que intervengan sustancias peligrosas.</w:t>
+      </w:r>
+    </w:p>
+    <w:p>
+      <w:pPr/>
+      <w:r>
+        <w:rPr>
+          <w:sz w:val="20"/>
+        </w:rPr>
+        <w:t>https://canalempresa.gencat.cat/ca/integraciodepartamentaltramit/tramit/PerTemes/Establiments-afectats-per-la-normativa-daccidents-greus?category=74c8c94c-a82c-11e3-a972-000c29052e2c</w:t>
+      </w:r>
+    </w:p>
+    <w:p>
+      <w:pPr>
+        <w:pStyle w:val="Heading2"/>
+      </w:pPr>
+      <w:r>
+        <w:t>::CHILD:: Petrolifera - ITC MI-IP 02 (parc emmagatzematge)</w:t>
+      </w:r>
+    </w:p>
+    <w:p>
+      <w:pPr/>
+      <w:r>
+        <w:t>Instal.lacio petrolifera. ITC MI-IP 02 Parques de almacenamiento de liquidos petroliferos.</w:t>
+      </w:r>
+    </w:p>
+    <w:p>
+      <w:pPr/>
+      <w:r>
+        <w:rPr>
+          <w:sz w:val="20"/>
+        </w:rPr>
+        <w:t>https://canalempresa.gencat.cat/ca/03_sectors_d_activitat/05_construccio_i_instal_lacions/03_instal_lacions/productes_quimics_petrolifers/installacio-emmagatzematge-carburants-combustibles-liquids-benzineres/</w:t>
+      </w:r>
+    </w:p>
+    <w:p>
+      <w:pPr>
+        <w:pStyle w:val="Heading2"/>
+      </w:pPr>
+      <w:r>
+        <w:t>::CHILD:: Petrolifera - ITC MI-IP 03 (us propi)</w:t>
+      </w:r>
+    </w:p>
+    <w:p>
+      <w:pPr/>
+      <w:r>
+        <w:t>Instal.lacio petrolifera. ITC MI-IP 03 Instalaciones petroliferas para uso propio.</w:t>
+      </w:r>
+    </w:p>
+    <w:p>
+      <w:pPr/>
+      <w:r>
+        <w:rPr>
+          <w:sz w:val="20"/>
+        </w:rPr>
+        <w:t>https://canalempresa.gencat.cat/ca/03_sectors_d_activitat/05_construccio_i_instal_lacions/03_instal_lacions/productes_quimics_petrolifers/productes-petrolifers-consum-propia-installacio/</w:t>
+      </w:r>
+    </w:p>
+    <w:p>
+      <w:pPr>
+        <w:pStyle w:val="Heading2"/>
+      </w:pPr>
+      <w:r>
+        <w:t>::CHILD:: Petrolifera - ITC MI-IP 04 (subministre vehicles)</w:t>
+      </w:r>
+    </w:p>
+    <w:p>
+      <w:pPr/>
+      <w:r>
+        <w:t>Instal.lacio petrolifera. ITC MI-IP 04 Instalaciones para suministro a vehiculos.</w:t>
+      </w:r>
+    </w:p>
+    <w:p>
+      <w:pPr/>
+      <w:r>
+        <w:rPr>
+          <w:sz w:val="20"/>
+        </w:rPr>
+        <w:t>https://canalempresa.gencat.cat/ca/03_sectors_d_activitat/05_construccio_i_instal_lacions/03_instal_lacions/productes_quimics_petrolifers/installacio-emmagatzematge-carburants-combustibles-liquids-benzineres/</w:t>
+      </w:r>
+    </w:p>
+    <w:p>
+      <w:pPr>
+        <w:pStyle w:val="Heading2"/>
+      </w:pPr>
+      <w:r>
+        <w:t>::CHILD:: Instal.lacions radioactives</w:t>
+      </w:r>
+    </w:p>
+    <w:p>
+      <w:pPr/>
+      <w:r>
+        <w:t>Instal.lacions radioactives.</w:t>
+      </w:r>
+    </w:p>
+    <w:p>
+      <w:pPr/>
+      <w:r>
+        <w:rPr>
+          <w:sz w:val="20"/>
+        </w:rPr>
+        <w:t>https://canalempresa.gencat.cat/ca/integraciodepartamentaltramit/tramit/PerTemes/Autoritzacio-dinstallacions-radioactives</w:t>
+      </w:r>
+    </w:p>
+    <w:p>
+      <w:pPr>
+        <w:pStyle w:val="Heading2"/>
+      </w:pPr>
+      <w:r>
+        <w:t>::CHILD:: Raigs X (medic/veterinari)</w:t>
+      </w:r>
+    </w:p>
+    <w:p>
+      <w:pPr/>
+      <w:r>
+        <w:t>Instal.lacions de raigs X per a usos medics i veterinaris.</w:t>
+      </w:r>
+    </w:p>
+    <w:p>
+      <w:pPr/>
+      <w:r>
+        <w:rPr>
+          <w:sz w:val="20"/>
+        </w:rPr>
+        <w:t>https://canalempresa.gencat.cat/ca/integraciodepartamentaltramit/tramit/PerTemes/Registre-dinstallacions-de-raigs-X-per-a-usos-medics-i-veterinaris</w:t>
+      </w:r>
+    </w:p>
+    <w:p>
+      <w:pPr>
+        <w:pStyle w:val="Heading1"/>
+      </w:pPr>
+      <w:r>
+        <w:t>Instal.lacions - Inspeccions inicials</w:t>
+      </w:r>
+    </w:p>
+    <w:p>
+      <w:pPr>
+        <w:pStyle w:val="Heading2"/>
+      </w:pPr>
+      <w:r>
+        <w:t>Insp. inicial - fotovoltaica &gt;25 kW</w:t>
+      </w:r>
+    </w:p>
+    <w:p>
+      <w:pPr/>
+      <w:r>
+        <w:t>Instal.lacio fotovoltaica &gt;25 kW. L'activitat esta inclosa dins l'apartat 4.1 de la ITC-BT-05 VERIFICACIONES E INSPECCIONES del Real Decreto 842/2002, de 2 de agosto, por el que se aprueba el Reglamento electrotecnico para baja tension. S'ha de presentar la inspeccio inicial de la instal.lacio fotovoltaica per part d'un organisme de control habilitat.</w:t>
+      </w:r>
+    </w:p>
+    <w:p>
+      <w:pPr>
+        <w:pStyle w:val="Heading2"/>
+      </w:pPr>
+      <w:r>
+        <w:t>Insp. inicial - gas</w:t>
+      </w:r>
+    </w:p>
+    <w:p>
+      <w:pPr/>
+      <w:r>
+        <w:t>Gas. L'activitat esta inclosa dins l'article 2 del Real Decreto 919/2006, de 28 de julio, por el que se aprueba el Reglamento tecnico de distribucion y utilizacion de combustibles gaseosos y sus instrucciones tecnicas complementarias ICG 01 a 11. S'ha de presentar la inspeccio inicial de gas per una empresa instal.ladora de gas.</w:t>
+      </w:r>
+    </w:p>
+    <w:p>
+      <w:pPr>
+        <w:pStyle w:val="Heading2"/>
+      </w:pPr>
+      <w:r>
+        <w:t>Insp. inicial - alta tensio</w:t>
+      </w:r>
+    </w:p>
+    <w:p>
+      <w:pPr/>
+      <w:r>
+        <w:t>Alta Tensio. L'activitat te una potencia superior a 30 kV per tant esta inclosa dins l'apartat 3 de la INSTRUCCION TECNICA COMPLEMENTARIA ITC-RAT 23 del Real Decreto 337/2014, de 9 de mayo, por el que se aprueban el Reglamento sobre condiciones tecnicas y garantias de seguridad en instalaciones electricas de alta tension y sus Instrucciones Tecnicas Complementarias ITC-RAT 01 a 23. S'ha de presentar la inspeccio inicial d'Alta Tensio per part d'un organisme de control habilitat.</w:t>
+      </w:r>
+    </w:p>
+    <w:p>
+      <w:pPr>
+        <w:pStyle w:val="Heading2"/>
+      </w:pPr>
+      <w:r>
+        <w:t>Insp. inicial - baixa tensio</w:t>
+      </w:r>
+    </w:p>
+    <w:p>
+      <w:pPr/>
+      <w:r>
+        <w:t>Baixa Tensio. L'activitat esta inclosa dins l'apartat 4.1 de la ITC-BT-05 VERIFICACIONES E INSPECCIONES del Real Decreto 842/2002, de 2 de agosto, por el que se aprueba el Reglamento electrotecnico para baja tension. S'ha de presentar la inspeccio inicial de Baixa Tensio per part d'un organisme de control habilitat.</w:t>
+      </w:r>
+    </w:p>
+    <w:p>
+      <w:pPr>
+        <w:pStyle w:val="Heading2"/>
+      </w:pPr>
+      <w:r>
+        <w:t>Insp. inicial - ascensors</w:t>
+      </w:r>
+    </w:p>
+    <w:p>
+      <w:pPr/>
+      <w:r>
+        <w:t>Ascensors. L'activitat esta inclosa dins l'article 1 de Real Decreto 355/2024, de 2 de abril, por el que se aprueba la Instruccion Tecnica Complementaria ITC AEM 1 «Ascensores». S'ha de presentar la inspeccio inicial de l'ascensor o ascensors per part d'un organisme de control habilitat.</w:t>
+      </w:r>
+    </w:p>
+    <w:p>
+      <w:pPr>
+        <w:pStyle w:val="Heading1"/>
+      </w:pPr>
+      <w:r>
+        <w:t>Instal.lacions - Inspeccions periodiques</w:t>
+      </w:r>
+    </w:p>
+    <w:p>
+      <w:pPr>
+        <w:pStyle w:val="Heading2"/>
+      </w:pPr>
+      <w:r>
+        <w:t>Insp. periodica - fotovoltaica &gt;25 kW (5 anys)</w:t>
+      </w:r>
+    </w:p>
+    <w:p>
+      <w:pPr/>
+      <w:r>
+        <w:t>Instal.lacio fotovoltaica &gt;25 kW. L'activitat esta inclosa dins l'apartat 4.1 de la ITC-BT-05 VERIFICACIONES E INSPECCIONES del Real Decreto 842/2002, de 2 de agosto, por el que se aprueba el Reglamento electrotecnico para baja tension. S'ha de presentar la inspeccio periodica de la instal.lacio fotovoltaica per part d'un organisme de control habilitat (vigencia 5 anys).</w:t>
+      </w:r>
+    </w:p>
+    <w:p>
+      <w:pPr>
+        <w:pStyle w:val="Heading2"/>
+      </w:pPr>
+      <w:r>
+        <w:t>Insp. periodica - gas (5 anys)</w:t>
+      </w:r>
+    </w:p>
+    <w:p>
+      <w:pPr/>
+      <w:r>
+        <w:t>Gas. L'activitat esta inclosa dins l'article 2 del Real Decreto 919/2006, de 28 de julio, por el que se aprueba el Reglamento tecnico de distribucion y utilizacion de combustibles gaseosos y sus instrucciones tecnicas complementarias ICG 01 a 11. S'ha de presentar la inspeccio periodica de gas per una empresa instal.ladora de gas (vigencia 5 anys).</w:t>
+      </w:r>
+    </w:p>
+    <w:p>
+      <w:pPr>
+        <w:pStyle w:val="Heading2"/>
+      </w:pPr>
+      <w:r>
+        <w:t>Insp. periodica - alta tensio (3 anys)</w:t>
+      </w:r>
+    </w:p>
+    <w:p>
+      <w:pPr/>
+      <w:r>
+        <w:t>Alta Tensio. L'activitat te una potencia superior a 30 kV per tant esta inclosa dins l'apartat 3 de la INSTRUCCION TECNICA COMPLEMENTARIA ITC-RAT 23 del Real Decreto 337/2014, de 9 de mayo, por el que se aprueban el Reglamento sobre condiciones tecnicas y garantias de seguridad en instalaciones electricas de alta tension y sus Instrucciones Tecnicas Complementarias ITC-RAT 01 a 23. S'ha de presentar la inspeccio periodica d'Alta Tensio per part d'un organisme de control habilitat (vigencia 3 anys).</w:t>
+      </w:r>
+    </w:p>
+    <w:p>
+      <w:pPr>
+        <w:pStyle w:val="Heading2"/>
+      </w:pPr>
+      <w:r>
+        <w:t>Insp. periodica - baixa tensio (5 anys)</w:t>
+      </w:r>
+    </w:p>
+    <w:p>
+      <w:pPr/>
+      <w:r>
+        <w:t>Baixa Tensio. L'activitat esta inclosa dins l'apartat 4.1 de la ITC-BT-05 VERIFICACIONES E INSPECCIONES del Real Decreto 842/2002, de 2 de agosto, por el que se aprueba el Reglamento electrotecnico para baja tension. S'ha de presentar la inspeccio periodica de Baixa Tensio per part d'un organisme de control habilitat (vigencia 5 anys).</w:t>
+      </w:r>
+    </w:p>
+    <w:p>
+      <w:pPr>
+        <w:pStyle w:val="Heading2"/>
+      </w:pPr>
+      <w:r>
+        <w:t>Insp. periodica - ascensors</w:t>
+      </w:r>
+    </w:p>
+    <w:p>
+      <w:pPr/>
+      <w:r>
+        <w:t>Ascensors. L'activitat esta inclosa dins l'article 1 de Real Decreto 355/2024, de 2 de abril, por el que se aprueba la Instruccion Tecnica Complementaria ITC AEM 1 «Ascensores». S'ha de presentar la inspeccio periodica de l'ascensor o ascensors per part d'un organisme de control habilitat (vigencia de 2 anys en us industrial i publica concurrencia, 4 anys en mes de 20 habitatges o 4 plantes, 6 anys de vigencia la resta de casos).</w:t>
+      </w:r>
+    </w:p>
+    <w:p>
+      <w:pPr>
+        <w:pStyle w:val="Heading2"/>
+      </w:pPr>
+      <w:r>
+        <w:t>Insp. periodica - termiques</w:t>
+      </w:r>
+    </w:p>
+    <w:p>
+      <w:pPr/>
+      <w:r>
+        <w:t>Instal.lacions termiques. L'activitat esta inclosa dins l'article 4.2 de la INSTRUCCION TECNICA IT 4. INSPECCION del Real Decreto 1027/2007, de 20 de julio, por el que se aprueba el Reglamento de Instalaciones Termicas en los Edificios. S'ha de presentar la inspeccio periodica de la instal.lacio termica per part d'un organisme de control habilitat (vigencia [CAMP: Periodicitat termiques (anys)] anys).</w:t>
+      </w:r>
+    </w:p>
+    <w:p>
+      <w:pPr>
+        <w:pStyle w:val="Heading2"/>
+      </w:pPr>
+      <w:r>
+        <w:t>Insp. periodica - fred industrial (10 anys)</w:t>
+      </w:r>
+    </w:p>
+    <w:p>
+      <w:pPr/>
+      <w:r>
+        <w:t>Instal.lacions de fred industrial. L'activitat esta inclosa dins l'article 3 de la INSTRUCCION IF-14 del Real Decreto 552/2019, de 27 de septiembre, por el que se aprueban el Reglamento de seguridad para instalaciones frigorificas y sus instrucciones tecnicas complementarias. S'ha de presentar la inspeccio periodica de la instal.lacio de fred industrial per part d'un organisme de control habilitat (vigencia 10 anys).</w:t>
+      </w:r>
+    </w:p>
+    <w:p>
+      <w:pPr>
+        <w:pStyle w:val="Heading2"/>
+      </w:pPr>
+      <w:r>
+        <w:t>Insp. periodica - equips a pressio (10 anys)</w:t>
+      </w:r>
+    </w:p>
+    <w:p>
+      <w:pPr/>
+      <w:r>
+        <w:t>Equips a pressio. L'activitat esta inclosa dins el Real Decreto 809/2021, de 21 de septiembre, por el que se aprueba el Reglamento de equipos a presion y sus instrucciones tecnicas complementarias. S'ha de presentar la inspeccio periodica de l'equip a pressio per part d'un organisme de control habilitat (vigencia 10 anys).</w:t>
+      </w:r>
+    </w:p>
+    <w:p>
+      <w:pPr>
+        <w:pStyle w:val="Heading2"/>
+      </w:pPr>
+      <w:r>
+        <w:t>Insp. periodica - PCI</w:t>
+      </w:r>
+    </w:p>
+    <w:p>
+      <w:pPr/>
+      <w:r>
+        <w:t>PCI. L'activitat esta inclosa dins el Real Decreto 513/2017, de 22 de mayo, por el que se aprueba el Reglamento de instalaciones de proteccion contra incendios. S'ha de presentar la inspeccio periodica dels elements de proteccio contra incendis per part d'un organisme de control habilitat (vigencia 10 anys). En cas que els elements de proteccio contra incendis estiguin instal.lats fa menys de 10 anys s'ha d'entregar un certificat de l'empresa instal.ladora, emes per un tecnic titulat competent designat per aquesta, en el qual es fara constar que la instal.lacio s'ha realitzat de conformitat amb el que s'estableix en el Real Decret 513/2017 i d'acord amb el projecte o documentacio tecnica.</w:t>
+      </w:r>
+    </w:p>
+    <w:p>
+      <w:pPr>
+        <w:pStyle w:val="Heading2"/>
+      </w:pPr>
+      <w:r>
+        <w:t>Insp. periodica - productes quimics (5 anys)</w:t>
+      </w:r>
+    </w:p>
+    <w:p>
+      <w:pPr/>
+      <w:r>
+        <w:t>Emmagatzematge de productes quimics. L'activitat esta inclosa dins l'Article 1 i 2 del Real Decreto 656/2017, de 23 de junio, por el que se aprueba el Reglamento de Almacenamiento de Productos Quimicos y sus Instrucciones Tecnicas Complementarias MIE APQ 0 a 10. S'ha de presentar la inspeccio periodica de l'emmagatzematge de productes quimics per part d'un organisme de control habilitat (vigencia 5 anys).</w:t>
+      </w:r>
+    </w:p>
+    <w:p>
+      <w:pPr>
+        <w:pStyle w:val="Heading2"/>
+      </w:pPr>
+      <w:r>
+        <w:t>Insp. periodica - petrolifera MI-IP 02 (10 anys)</w:t>
+      </w:r>
+    </w:p>
+    <w:p>
+      <w:pPr/>
+      <w:r>
+        <w:t>Instal.lacio petrolifera. ITC MI-IP 02 Parques de almacenamiento de liquidos petroliferos. L'activitat esta inclosa dins l'Article 2 del Real Decreto 2085/1994, de 20 de octubre, por el que se aprueba el Reglamento de Instalaciones Petroliferas. S'ha de presentar la inspeccio periodica de la instal.lacio petrolifera per part d'un organisme de control habilitat (vigencia 10 anys).</w:t>
+      </w:r>
+    </w:p>
+    <w:p>
+      <w:pPr>
+        <w:pStyle w:val="Heading2"/>
+      </w:pPr>
+      <w:r>
+        <w:t>Insp. periodica - petrolifera MI-IP 03 (10 anys)</w:t>
+      </w:r>
+    </w:p>
+    <w:p>
+      <w:pPr/>
+      <w:r>
+        <w:t>Instal.lacio petrolifera. ITC MI-IP 03 Instalaciones petroliferas para uso propio. L'activitat esta inclosa dins l'Article 2 del Real Decreto 1427/1997, de 15 de septiembre, por el que se aprueba la instruccion tecnica complementaria MI-IP 03 «Instalaciones petroliferas para uso propio». S'ha de presentar la inspeccio periodica de la instal.lacio petrolifera per part d'un organisme de control habilitat (vigencia 10 anys).</w:t>
+      </w:r>
+    </w:p>
+    <w:p>
+      <w:pPr>
+        <w:pStyle w:val="Heading2"/>
+      </w:pPr>
+      <w:r>
+        <w:t>Insp. periodica - petrolifera MI-IP 04 (5 anys)</w:t>
+      </w:r>
+    </w:p>
+    <w:p>
+      <w:pPr/>
+      <w:r>
+        <w:t>Instal.lacio petrolifera. ITC MI-IP 04 Instalaciones para suministro a vehiculos. L'activitat esta inclosa dins del Real Decreto 706/2017, de 7 de julio, por el que se aprueba la instruccion tecnica complementaria MI-IP 04 «Instalaciones para suministro a vehiculos» y se regulan determinados aspectos de la reglamentacion de instalaciones petroliferas. S'ha de presentar la inspeccio periodica de la instal.lacio petrolifera per part d'un organisme de control habilitat (vigencia 5 anys).</w:t>
+      </w:r>
+    </w:p>
+    <w:p>
+      <w:pPr>
+        <w:pStyle w:val="Heading2"/>
+      </w:pPr>
+      <w:r>
+        <w:t>Insp. periodica - raigs X</w:t>
+      </w:r>
+    </w:p>
+    <w:p>
+      <w:pPr/>
+      <w:r>
+        <w:t>Instal.lacions de raigs X. L'activitat esta inclosa dins l'Article 17 del Real Decreto 1085/2009, de 3 de julio, por el que se aprueba el Reglamento sobre instalacion y utilizacion de aparatos de rayos X con fines de diagnostico medico. S'ha de presentar la inspeccio periodica de la instal.lacio de raigs X per part d'un organisme de control habilitat (vigencia [CAMP: Periodicitat raigs X (anys)] anys).</w:t>
+      </w:r>
+    </w:p>
+    <w:p>
+      <w:pPr>
+        <w:pStyle w:val="Heading1"/>
+      </w:pPr>
+      <w:r>
+        <w:t>Registres</w:t>
+      </w:r>
+    </w:p>
+    <w:p>
+      <w:pPr>
+        <w:pStyle w:val="Heading2"/>
+      </w:pPr>
+      <w:r>
+        <w:t>Nucli zoologic</w:t>
+      </w:r>
+    </w:p>
+    <w:p>
+      <w:pPr/>
+      <w:r>
+        <w:t>Nucli zoologic. L'activitat esta inclosa dins el Decret Legislatiu 2/2008, de 15 d'abril, pel qual s'aprova el Text refos de la Llei de proteccio dels animals. S'ha d'inscriure l'activitat en el Registre de nucli zoologic.</w:t>
+      </w:r>
+    </w:p>
+    <w:p>
+      <w:pPr/>
+      <w:r>
+        <w:rPr>
+          <w:sz w:val="20"/>
+        </w:rPr>
+        <w:t>https://territori.gencat.cat/ca/tramits/tramits-temes/Registre-dun-nucli-zoologic</w:t>
+      </w:r>
+    </w:p>
+    <w:p>
+      <w:pPr>
+        <w:pStyle w:val="Heading2"/>
+      </w:pPr>
+      <w:r>
+        <w:t>RASIC</w:t>
+      </w:r>
+    </w:p>
+    <w:p>
+      <w:pPr/>
+      <w:r>
+        <w:t>RASIC. El titular de l'activitat esta inclos dins l'Article 8 de la Llei 9/2014, del 31 de juliol, de la seguretat industrial dels establiments, les instal.lacions i els productes. S'ha de registrar en el seguent enllac:</w:t>
+      </w:r>
+    </w:p>
+    <w:p>
+      <w:pPr/>
+      <w:r>
+        <w:rPr>
+          <w:sz w:val="20"/>
+        </w:rPr>
+        <w:t>https://canalempresa.gencat.cat/ca/integraciodepartamentaltramit/tramit/PerTemes/Empresa-installadora-mantenidora-i-o-reparadora-dinstallacions-industrials</w:t>
+      </w:r>
+    </w:p>
+    <w:p>
+      <w:pPr>
+        <w:pStyle w:val="Heading2"/>
+      </w:pPr>
+      <w:r>
+        <w:t>RASIC - taller mecanic</w:t>
+      </w:r>
+    </w:p>
+    <w:p>
+      <w:pPr/>
+      <w:r>
+        <w:t>RASIC Taller mecanic. El titular de l'activitat esta inclos dins l'Article 8 de la Llei 9/2014, del 31 de juliol, de la seguretat industrial dels establiments, les instal.lacions i els productes. S'ha de registrar en el seguent enllac:</w:t>
+      </w:r>
+    </w:p>
+    <w:p>
+      <w:pPr/>
+      <w:r>
+        <w:rPr>
+          <w:sz w:val="20"/>
+        </w:rPr>
+        <w:t>https://canalempresa.gencat.cat/ca/integraciodepartamentaltramit/tramit/PerTemes/Taller-de-reparacio-de-vehicles-automobils</w:t>
+      </w:r>
+    </w:p>
+    <w:p>
+      <w:pPr>
+        <w:pStyle w:val="Heading2"/>
+      </w:pPr>
+      <w:r>
+        <w:t>Metalls preciosos</w:t>
+      </w:r>
+    </w:p>
+    <w:p>
+      <w:pPr/>
+      <w:r>
+        <w:t>Metalls preciosos. L'activitat es fabricant o importadora d'objectes fabricats amb metalls preciosos. Ha d'estar inscrita en el Registre de fabricants i/o importadors de metalls preciosos.</w:t>
+      </w:r>
+    </w:p>
+    <w:p>
+      <w:pPr/>
+      <w:r>
+        <w:rPr>
+          <w:sz w:val="20"/>
+        </w:rPr>
+        <w:t>https://web.gencat.cat/ca/tramits/tramits-temes/Registre-de-fabricants-i-o-importadors-de-metalls-preciosos</w:t>
+      </w:r>
+    </w:p>
+    <w:p>
+      <w:pPr>
+        <w:pStyle w:val="Heading2"/>
+      </w:pPr>
+      <w:r>
+        <w:t>Productes sanitaris - venda</w:t>
+      </w:r>
+    </w:p>
+    <w:p>
+      <w:pPr/>
+      <w:r>
+        <w:t>Fabricacio, distribucio i venda de productes sanitaris. S'ha de sol.licitar la Comunicacio de l'activitat de venda de productes sanitaris i/o de productes sanitaris per a diagnostic in vitro.</w:t>
+      </w:r>
+    </w:p>
+    <w:p>
+      <w:pPr/>
+      <w:r>
+        <w:rPr>
+          <w:sz w:val="20"/>
+        </w:rPr>
+        <w:t>https://canalempresa.gencat.cat/ca/integraciodepartamentaltramit/tramit/PerTemes/Comunicacio-de-lactivitat-de-venda-de-productes-sanitaris-i-o-de-productes-sanitaris-per-a-diagnostic-in-vitro</w:t>
+      </w:r>
+    </w:p>
+    <w:p>
+      <w:pPr>
+        <w:pStyle w:val="Heading2"/>
+      </w:pPr>
+      <w:r>
+        <w:t>Productes sanitaris - protesis dentals</w:t>
+      </w:r>
+    </w:p>
+    <w:p>
+      <w:pPr/>
+      <w:r>
+        <w:t>Fabricacio, distribucio i venda de productes sanitaris. S'ha de sol.licitar l'Autoritzacio d'empreses fabricants de protesis dentals i altres productes sanitaris dentals a mida.</w:t>
+      </w:r>
+    </w:p>
+    <w:p>
+      <w:pPr/>
+      <w:r>
+        <w:rPr>
+          <w:sz w:val="20"/>
+        </w:rPr>
+        <w:t>https://canalempresa.gencat.cat/ca/integraciodepartamentaltramit/tramit/PerTemes/Autoritzacio-dempreses-fabricants-de-protesis-dentals-i-altres-productes-sanitaris-dentals-a-mida</w:t>
+      </w:r>
+    </w:p>
+    <w:p>
+      <w:pPr>
+        <w:pStyle w:val="Heading2"/>
+      </w:pPr>
+      <w:r>
+        <w:t>Optica - autoritzacio</w:t>
+      </w:r>
+    </w:p>
+    <w:p>
+      <w:pPr/>
+      <w:r>
+        <w:t>Optiques, ortopedies i audioprotesis. S'ha de sol.licitar l'Autoritzacio dels establiments d'optica o de les seccions d'optica en oficines de farmacia.</w:t>
+      </w:r>
+    </w:p>
+    <w:p>
+      <w:pPr/>
+      <w:r>
+        <w:rPr>
+          <w:sz w:val="20"/>
+        </w:rPr>
+        <w:t>https://canalempresa.gencat.cat/ca/integraciodepartamentaltramit/tramit/PerTemes/Autoritzacio-dels-establiments-doptica-o-de-les-seccions-doptica-en-oficines-de-farmacia</w:t>
+      </w:r>
+    </w:p>
+    <w:p>
+      <w:pPr>
+        <w:pStyle w:val="Heading2"/>
+      </w:pPr>
+      <w:r>
+        <w:t>Ortopedia/audioprotesis - autoritzacio</w:t>
+      </w:r>
+    </w:p>
+    <w:p>
+      <w:pPr/>
+      <w:r>
+        <w:t>Optiques, ortopedies i audioprotesis. S'ha de sol.licitar l'Autoritzacio dels establiments d'ortopedia i d'audioprotesis.</w:t>
+      </w:r>
+    </w:p>
+    <w:p>
+      <w:pPr/>
+      <w:r>
+        <w:rPr>
+          <w:sz w:val="20"/>
+        </w:rPr>
+        <w:t>https://canalempresa.gencat.cat/ca/integraciodepartamentaltramit/tramit/PerTemes/Autoritzacio-dels-establiments-dortopedia-i-daudioprotesis</w:t>
+      </w:r>
+    </w:p>
+    <w:p>
+      <w:pPr>
+        <w:pStyle w:val="Heading2"/>
+      </w:pPr>
+      <w:r>
+        <w:t>Ortoprotetics a mida - autoritzacio sanitaria</w:t>
+      </w:r>
+    </w:p>
+    <w:p>
+      <w:pPr/>
+      <w:r>
+        <w:t>Optiques, ortopedies i audioprotesis. S'ha de sol.licitar l'Autoritzacio sanitaria d'empreses fabricants de productes sanitaris ortoprotetics a mida.</w:t>
+      </w:r>
+    </w:p>
+    <w:p>
+      <w:pPr/>
+      <w:r>
+        <w:rPr>
+          <w:sz w:val="20"/>
+        </w:rPr>
+        <w:t>https://canalempresa.gencat.cat/ca/integraciodepartamentaltramit/tramit/PerTemes/Autoritzacio-sanitaria-dempreses-fabricants-de-productes-sanitaris-ortoprotetics-a-mida</w:t>
+      </w:r>
+    </w:p>
+    <w:p>
+      <w:pPr>
+        <w:pStyle w:val="Heading2"/>
+      </w:pPr>
+      <w:r>
+        <w:t>Farmacies</w:t>
+      </w:r>
+    </w:p>
+    <w:p>
+      <w:pPr/>
+      <w:r>
+        <w:t>Farmacies i industria farmaceutica. S'ha de presentar la sol.licitud d'obertura concedida pel Col.legi Oficial de Farmaceutics de Barcelona.</w:t>
+      </w:r>
+    </w:p>
+    <w:p>
+      <w:pPr>
+        <w:pStyle w:val="Heading2"/>
+      </w:pPr>
+      <w:r>
+        <w:t>Estetica - bancs solars</w:t>
+      </w:r>
+    </w:p>
+    <w:p>
+      <w:pPr/>
+      <w:r>
+        <w:t>Centres d'estetica corporal: depilacio, tatuatges, pircing, bronzejat artificial. S'ha de sol.licitar la Presentacio de la declaracio responsable per a instal.lacions de bancs solars (posada en servei, modificacions i baixa).</w:t>
+      </w:r>
+    </w:p>
+    <w:p>
+      <w:pPr/>
+      <w:r>
+        <w:rPr>
+          <w:sz w:val="20"/>
+        </w:rPr>
+        <w:t>https://canalempresa.gencat.cat/ca/integraciodepartamentaltramit/tramit/PerTemes/Presentacio-de-la-declaracio-responsable-per-a-installacions-de-bancs-solars-posada-en-servei-modificacions-i-baixa</w:t>
+      </w:r>
+    </w:p>
+    <w:p>
+      <w:pPr>
+        <w:pStyle w:val="Heading2"/>
+      </w:pPr>
+      <w:r>
+        <w:t>Estetica - aplicador tatuatges/pircings</w:t>
+      </w:r>
+    </w:p>
+    <w:p>
+      <w:pPr/>
+      <w:r>
+        <w:t>Centres d'estetica corporal. S'ha de sol.licitar la Convalidacio o renovacio de la convalidacio de la formacio del personal aplicador de tatuatges, micropigmentacions i pircings.</w:t>
+      </w:r>
+    </w:p>
+    <w:p>
+      <w:pPr/>
+      <w:r>
+        <w:rPr>
+          <w:sz w:val="20"/>
+        </w:rPr>
+        <w:t>https://canalempresa.gencat.cat/ca/integraciodepartamentaltramit/tramit/PerTemes/Convalidacio-o-renovacio-de-la-convalidacio-de-la-formacio-del-personal-aplicador-de-tatuatges-micropigmentacions-i-pircings</w:t>
+      </w:r>
+    </w:p>
+    <w:p>
+      <w:pPr>
+        <w:pStyle w:val="Heading2"/>
+      </w:pPr>
+      <w:r>
+        <w:t>Estetica - homologacio cursos</w:t>
+      </w:r>
+    </w:p>
+    <w:p>
+      <w:pPr/>
+      <w:r>
+        <w:t>Centres d'estetica corporal. S'ha de sol.licitar l'Homologacio de cursos de formacio per a personal aplicador de tatuatges, micropigmentacions i pircings.</w:t>
+      </w:r>
+    </w:p>
+    <w:p>
+      <w:pPr/>
+      <w:r>
+        <w:rPr>
+          <w:sz w:val="20"/>
+        </w:rPr>
+        <w:t>https://canalempresa.gencat.cat/ca/integraciodepartamentaltramit/tramit/PerTemes/Sollicitud-dhomologacio-de-cursos-de-formacio-per-a-personal-aplicador-de-tatuatges-micropigmentacions-i-pircings</w:t>
+      </w:r>
+    </w:p>
+    <w:p>
+      <w:pPr>
+        <w:pStyle w:val="Heading2"/>
+      </w:pPr>
+      <w:r>
+        <w:t>DEA - inscripcio</w:t>
+      </w:r>
+    </w:p>
+    <w:p>
+      <w:pPr/>
+      <w:r>
+        <w:t>Desfibril.ladors. S'ha de notificar la instal.lacio inscrivint-la en el Registre de desfibril.ladors fora de l'ambit sanitari (DEA).</w:t>
+      </w:r>
+    </w:p>
+    <w:p>
+      <w:pPr/>
+      <w:r>
+        <w:rPr>
+          <w:sz w:val="20"/>
+        </w:rPr>
+        <w:t>https://canalempresa.gencat.cat/ca/integraciodepartamentaltramit/tramit/PerTemes/Inscripcio-modificacio-i-cancellacio-de-les-dades-dels-desfibrilladors-externs-automatics-de-centres-no-sanitaris</w:t>
+      </w:r>
+    </w:p>
+    <w:p>
+      <w:pPr>
+        <w:pStyle w:val="Heading2"/>
+      </w:pPr>
+      <w:r>
+        <w:t>DEA - entitat formadora</w:t>
+      </w:r>
+    </w:p>
+    <w:p>
+      <w:pPr/>
+      <w:r>
+        <w:t>Desfibril.ladors. S'ha de sol.licitar l'Autoritzacio per operar com a entitat formadora per a l'us de desfibril.ladors (DEA) i inscripcio en el Registre de formacio.</w:t>
+      </w:r>
+    </w:p>
+    <w:p>
+      <w:pPr/>
+      <w:r>
+        <w:rPr>
+          <w:sz w:val="20"/>
+        </w:rPr>
+        <w:t>https://canalempresa.gencat.cat/ca/integraciodepartamentaltramit/tramit/PerTemes/Autoritzacio-per-operar-com-a-entitat-formadora-per-a-lus-de-desfibrilladors-DEA</w:t>
+      </w:r>
+    </w:p>
+    <w:p>
+      <w:pPr>
+        <w:pStyle w:val="Heading2"/>
+      </w:pPr>
+      <w:r>
+        <w:t>Registres sanitaris - RSIPAC</w:t>
+      </w:r>
+    </w:p>
+    <w:p>
+      <w:pPr/>
+      <w:r>
+        <w:t>S'ha de justificar si l'activitat s'ha de registrar a nivell municipal o autonomic segons el quadre de Salut Alimentaria (https://canalempresa.gencat.cat/web/.content/oge/doc/QUADRE_Salut_Alimentaria.pdf). L'activitat s'ha d'inscriure en el Registre sanitari d'industries i productes alimentaris de Catalunya (RSIPAC).</w:t>
+      </w:r>
+    </w:p>
+    <w:p>
+      <w:pPr/>
+      <w:r>
+        <w:rPr>
+          <w:sz w:val="20"/>
+        </w:rPr>
+        <w:t>https://web.gencat.cat/ca/tramits/tramits-temes/Registre-sanitari-dindustries-i-productes-alimentaris-de-Cataluya-RSIPAC</w:t>
+      </w:r>
+    </w:p>
+    <w:p>
+      <w:pPr>
+        <w:pStyle w:val="Heading2"/>
+      </w:pPr>
+      <w:r>
+        <w:t>Registres sanitaris - DR salut alimentaria</w:t>
+      </w:r>
+    </w:p>
+    <w:p>
+      <w:pPr/>
+      <w:r>
+        <w:t>S'ha de justificar si l'activitat s'ha de registrar a nivell municipal o autonomic segons el quadre de Salut Alimentaria. L'activitat ha de presentar la Declaracio responsable en materia de salut alimentaria.</w:t>
+      </w:r>
+    </w:p>
+    <w:p>
+      <w:pPr/>
+      <w:r>
+        <w:rPr>
+          <w:sz w:val="20"/>
+        </w:rPr>
+        <w:t>https://www.seu-e.cat/ca/web/cornella/tramits-i-gestions/-/tramits/tramit/14387441?p_auth=xcFulVcY</w:t>
+      </w:r>
+    </w:p>
+    <w:p>
+      <w:pPr>
+        <w:pStyle w:val="Heading2"/>
+      </w:pPr>
+      <w:r>
+        <w:t>Comerc - mesures de seguretat</w:t>
+      </w:r>
+    </w:p>
+    <w:p>
+      <w:pPr/>
+      <w:r>
+        <w:t>Autoritzacio d'obertura, trasllat i comunicacio de reformes d'establiments obligats a disposar de mesures de seguretat i/o de dispensa d'alguna de les mesures. S'ha de sol.licitar l'obertura o el trasllat d'un establiment obligat a disposar de mesures de seguretat i/o de dispensa d'alguna de les mesures.</w:t>
+      </w:r>
+    </w:p>
+    <w:p>
+      <w:pPr/>
+      <w:r>
+        <w:rPr>
+          <w:sz w:val="20"/>
+        </w:rPr>
+        <w:t>https://interior.gencat.cat/ca/tramits/tramits-temes/21558_-_Autoritzacio-dobertura-trasllat-i-comunicacio-de-reformes-destabliments-obligats-a-disposar-de-mesures-de-seguretat-i-o-de-dispensa-dalguna-de-les-mesures</w:t>
+      </w:r>
+    </w:p>
+    <w:p>
+      <w:pPr>
+        <w:pStyle w:val="Heading2"/>
+      </w:pPr>
+      <w:r>
+        <w:t>API - Registre agents immobiliaris</w:t>
+      </w:r>
+    </w:p>
+    <w:p>
+      <w:pPr/>
+      <w:r>
+        <w:t>Agents de la propietat immobiliaria. El titular de l'activitat s'ha d'enregistrar en el Registre d'agents immobiliaris de Catalunya.</w:t>
+      </w:r>
+    </w:p>
+    <w:p>
+      <w:pPr/>
+      <w:r>
+        <w:rPr>
+          <w:sz w:val="20"/>
+        </w:rPr>
+        <w:t>https://canalempresa.gencat.cat/ca/integraciodepartamentaltramit/tramit/PerTemes/Registre_Agents_Immobiliaris_Catalunya</w:t>
+      </w:r>
+    </w:p>
+    <w:p>
+      <w:pPr>
+        <w:pStyle w:val="Heading1"/>
+      </w:pPr>
+      <w:r>
+        <w:t>Incendis - Evacuacio</w:t>
+      </w:r>
+    </w:p>
+    <w:p>
+      <w:pPr>
+        <w:pStyle w:val="Heading2"/>
+      </w:pPr>
+      <w:r>
+        <w:t>Evacuacio - portes practicables</w:t>
+      </w:r>
+    </w:p>
+    <w:p>
+      <w:pPr/>
+      <w:r>
+        <w:t>Evacuacio. Les portes d'emergencia han de ser practicables mentre l'activitat romangui oberta. S'ha d'entregar un certificat signat pel titular indicant que la porta que evacua a [CAMP: Adreca evacuacio porta emergencia] estara practicable mentre l'activitat estigui oberta.</w:t>
+      </w:r>
+    </w:p>
+    <w:p>
+      <w:pPr>
+        <w:pStyle w:val="Heading1"/>
+      </w:pPr>
+      <w:r>
+        <w:t>Incendis - Documentacio (ITC SP)</w:t>
+      </w:r>
+    </w:p>
+    <w:p>
+      <w:pPr>
+        <w:pStyle w:val="Heading2"/>
+      </w:pPr>
+      <w:r>
+        <w:t>ITC SP 136 - certificacio passiva</w:t>
+      </w:r>
+    </w:p>
+    <w:p>
+      <w:pPr/>
+      <w:r>
+        <w:t>ITC SP 136. Segons l'article 3.1 de l'Ordenanca relativa a la intervencio administrativa municipal en les activitats de Cornella de Llobregat s'ha d'entregar la Certificacio d'instal.lacio o aplicacio de productes de proteccio passiva contra incendis adjuntant la corresponent documentacio complementaria.</w:t>
+      </w:r>
+    </w:p>
+    <w:p>
+      <w:pPr/>
+      <w:r>
+        <w:rPr>
+          <w:sz w:val="20"/>
+        </w:rPr>
+        <w:t>https://interior.gencat.cat/web/.content/home/030_arees_dactuacio/bombers/prevencio_d_incendis/instruccions_guies_i_recomanacions/instruccions_tecniques_complementaries/documents/SP-136-Documentacio-passiva_web-Annexos-2.pdf</w:t>
+      </w:r>
+    </w:p>
+    <w:p>
+      <w:pPr>
+        <w:pStyle w:val="Heading2"/>
+      </w:pPr>
+      <w:r>
+        <w:t>SP 136 Model A - limitacio propagacio</w:t>
+      </w:r>
+    </w:p>
+    <w:p>
+      <w:pPr/>
+      <w:r>
+        <w:t>SP 136 Model A. Certificat d'instal.lacio de productes de limitacio de la propagacio d'incendis, adjuntant com a minim:</w:t>
+      </w:r>
+    </w:p>
+    <w:p>
+      <w:pPr/>
+      <w:r>
+        <w:rPr>
+          <w:sz w:val="20"/>
+        </w:rPr>
+        <w:t>https://interior.gencat.cat/web/.content/home/030_arees_dactuacio/bombers/prevencio_d_incendis/instruccions_guies_i_recomanacions/instruccions_tecniques_complementaries/documents/SP-136_A-Model-certificat-limitacio-propagacio.doc</w:t>
+      </w:r>
+    </w:p>
+    <w:p>
+      <w:pPr>
+        <w:pStyle w:val="Heading2"/>
+      </w:pPr>
+      <w:r>
+        <w:t>::CHILD:: SP 136 A - subministrament</w:t>
+      </w:r>
+    </w:p>
+    <w:p>
+      <w:pPr/>
+      <w:r>
+        <w:t>Documents de subministrament del producte.</w:t>
+      </w:r>
+    </w:p>
+    <w:p>
+      <w:pPr>
+        <w:pStyle w:val="Heading2"/>
+      </w:pPr>
+      <w:r>
+        <w:t>::CHILD:: SP 136 A - prestacions</w:t>
+      </w:r>
+    </w:p>
+    <w:p>
+      <w:pPr/>
+      <w:r>
+        <w:t>Documents acreditatius de les prestacions del producte.</w:t>
+      </w:r>
+    </w:p>
+    <w:p>
+      <w:pPr>
+        <w:pStyle w:val="Heading2"/>
+      </w:pPr>
+      <w:r>
+        <w:t>SP 136 Model B - reaccio al foc</w:t>
+      </w:r>
+    </w:p>
+    <w:p>
+      <w:pPr/>
+      <w:r>
+        <w:t>SP 136 Model B. Certificat d'aplicacio de productes de millora de la reaccio al foc, adjuntant com a minim:</w:t>
+      </w:r>
+    </w:p>
+    <w:p>
+      <w:pPr/>
+      <w:r>
+        <w:rPr>
+          <w:sz w:val="20"/>
+        </w:rPr>
+        <w:t>https://interior.gencat.cat/web/.content/home/030_arees_dactuacio/bombers/prevencio_d_incendis/instruccions_guies_i_recomanacions/instruccions_tecniques_complementaries/documents/SP-136_B-Model-certificat-millora-reaccio-al-foc.doc</w:t>
+      </w:r>
+    </w:p>
+    <w:p>
+      <w:pPr>
+        <w:pStyle w:val="Heading2"/>
+      </w:pPr>
+      <w:r>
+        <w:t>::CHILD:: SP 136 B - subministrament</w:t>
+      </w:r>
+    </w:p>
+    <w:p>
+      <w:pPr/>
+      <w:r>
+        <w:t>Documents de subministrament del producte.</w:t>
+      </w:r>
+    </w:p>
+    <w:p>
+      <w:pPr>
+        <w:pStyle w:val="Heading2"/>
+      </w:pPr>
+      <w:r>
+        <w:t>::CHILD:: SP 136 B - prestacions</w:t>
+      </w:r>
+    </w:p>
+    <w:p>
+      <w:pPr/>
+      <w:r>
+        <w:t>Documents acreditatius de les prestacions del producte.</w:t>
+      </w:r>
+    </w:p>
+    <w:p>
+      <w:pPr>
+        <w:pStyle w:val="Heading2"/>
+      </w:pPr>
+      <w:r>
+        <w:t>SP 136 Model C - proteccio estructures</w:t>
+      </w:r>
+    </w:p>
+    <w:p>
+      <w:pPr/>
+      <w:r>
+        <w:t>SP 136 Model C. Certificat d'instal.lacio o aplicacio de productes de proteccio d'estructures, adjuntant com a minim:</w:t>
+      </w:r>
+    </w:p>
+    <w:p>
+      <w:pPr/>
+      <w:r>
+        <w:rPr>
+          <w:sz w:val="20"/>
+        </w:rPr>
+        <w:t>https://interior.gencat.cat/web/.content/home/030_arees_dactuacio/bombers/prevencio_d_incendis/instruccions_guies_i_recomanacions/instruccions_tecniques_complementaries/documents/SP-136_C-Model-certificat-proteccio-estructures.doc</w:t>
+      </w:r>
+    </w:p>
+    <w:p>
+      <w:pPr>
+        <w:pStyle w:val="Heading2"/>
+      </w:pPr>
+      <w:r>
+        <w:t>::CHILD:: SP 136 C - subministrament</w:t>
+      </w:r>
+    </w:p>
+    <w:p>
+      <w:pPr/>
+      <w:r>
+        <w:t>Documents de subministrament del producte.</w:t>
+      </w:r>
+    </w:p>
+    <w:p>
+      <w:pPr>
+        <w:pStyle w:val="Heading2"/>
+      </w:pPr>
+      <w:r>
+        <w:t>::CHILD:: SP 136 C - prestacions</w:t>
+      </w:r>
+    </w:p>
+    <w:p>
+      <w:pPr/>
+      <w:r>
+        <w:t>Documents acreditatius de les prestacions del producte.</w:t>
+      </w:r>
+    </w:p>
+    <w:p>
+      <w:pPr>
+        <w:pStyle w:val="Heading2"/>
+      </w:pPr>
+      <w:r>
+        <w:t>ITC SP 108 - lluernes en coberta</w:t>
+      </w:r>
+    </w:p>
+    <w:p>
+      <w:pPr/>
+      <w:r>
+        <w:t>ITC SP 108. Segons l'article 3.2 de l'Ordenanca relativa a la intervencio administrativa municipal en les activitats de Cornella de Llobregat s'ha de justificar el compliment de la SP 108 «Lluernes en coberta en establiments industrials», adjuntant com a minim:</w:t>
+      </w:r>
+    </w:p>
+    <w:p>
+      <w:pPr/>
+      <w:r>
+        <w:rPr>
+          <w:sz w:val="20"/>
+        </w:rPr>
+        <w:t>https://interior.gencat.cat/web/.content/home/030_arees_dactuacio/bombers/prevencio_d_incendis/instruccions_guies_i_recomanacions/instruccions_tecniques_complementaries/documents/sp108.pdf</w:t>
+      </w:r>
+    </w:p>
+    <w:p>
+      <w:pPr>
+        <w:pStyle w:val="Heading2"/>
+      </w:pPr>
+      <w:r>
+        <w:t>::CHILD:: SP 108 - subministrament</w:t>
+      </w:r>
+    </w:p>
+    <w:p>
+      <w:pPr/>
+      <w:r>
+        <w:t>Documents de subministrament del producte.</w:t>
+      </w:r>
+    </w:p>
+    <w:p>
+      <w:pPr>
+        <w:pStyle w:val="Heading2"/>
+      </w:pPr>
+      <w:r>
+        <w:t>::CHILD:: SP 108 - prestacions</w:t>
+      </w:r>
+    </w:p>
+    <w:p>
+      <w:pPr/>
+      <w:r>
+        <w:t>Documents acreditatius de les prestacions del producte.</w:t>
+      </w:r>
+    </w:p>
+    <w:p>
+      <w:pPr>
+        <w:pStyle w:val="Heading1"/>
+      </w:pPr>
+      <w:r>
+        <w:t>Incendis - RIPCI</w:t>
+      </w:r>
+    </w:p>
+    <w:p>
+      <w:pPr>
+        <w:pStyle w:val="Heading2"/>
+      </w:pPr>
+      <w:r>
+        <w:t>RIPCI - posada en servei</w:t>
+      </w:r>
+    </w:p>
+    <w:p>
+      <w:pPr/>
+      <w:r>
+        <w:t>Posada en servei. Es requereix tenir subscrit un contracte de manteniment amb una empresa mantenidora degudament habilitada, que cobreixi, almenys, els manteniments dels equips i sistemes subjectes al RIPCI (Real Decreto 513/2017, de 22 de mayo, por el que se aprueba el Reglamento de instalaciones de proteccion contra incendios), segons correspongui.</w:t>
+      </w:r>
+    </w:p>
+    <w:p>
+      <w:pPr>
+        <w:pStyle w:val="Heading2"/>
+      </w:pPr>
+      <w:r>
+        <w:t>RIPCI - manteniment extintors</w:t>
+      </w:r>
+    </w:p>
+    <w:p>
+      <w:pPr/>
+      <w:r>
+        <w:t>Manteniment. Els extintors han d'estar correctament revisats.</w:t>
+      </w:r>
+    </w:p>
+    <w:p>
+      <w:pPr>
+        <w:pStyle w:val="Heading2"/>
+      </w:pPr>
+      <w:r>
+        <w:t>Extintors - emplacament</w:t>
+      </w:r>
+    </w:p>
+    <w:p>
+      <w:pPr/>
+      <w:r>
+        <w:t>Extintors. L'emplacament dels extintors permetra que siguin facilment visibles i accessibles, estaran situats proxims als punts on s'estimi major probabilitat d'iniciar-se l'incendi i, si pot ser, proxims a les sortides d'evacuacio.</w:t>
+      </w:r>
+    </w:p>
+    <w:p>
+      <w:pPr>
+        <w:pStyle w:val="Heading2"/>
+      </w:pPr>
+      <w:r>
+        <w:t>Extintors - alcada</w:t>
+      </w:r>
+    </w:p>
+    <w:p>
+      <w:pPr/>
+      <w:r>
+        <w:t>Extintors. La part superior dels extintors ha de quedar situada entre 80 cm i 120 cm sobre el terra.</w:t>
+      </w:r>
+    </w:p>
+    <w:p>
+      <w:pPr>
+        <w:pStyle w:val="Heading2"/>
+      </w:pPr>
+      <w:r>
+        <w:t>Extintors - recorregut maxim</w:t>
+      </w:r>
+    </w:p>
+    <w:p>
+      <w:pPr/>
+      <w:r>
+        <w:t>Extintors. El recorregut maxim horitzontal des de qualsevol punt del sector d'incendi fins a l'extintor no pot superar els 15 m.</w:t>
+      </w:r>
+    </w:p>
+    <w:p>
+      <w:pPr>
+        <w:pStyle w:val="Heading2"/>
+      </w:pPr>
+      <w:r>
+        <w:t>Extintors - manteniment UNE 23120</w:t>
+      </w:r>
+    </w:p>
+    <w:p>
+      <w:pPr/>
+      <w:r>
+        <w:t>Extintors. S'han de realitzar les operacions de manteniment segons el que s'estableix en el «Programa de Manteniment Anual» de la norma UNE 23120.</w:t>
+      </w:r>
+    </w:p>
+    <w:p>
+      <w:pPr>
+        <w:pStyle w:val="Heading2"/>
+      </w:pPr>
+      <w:r>
+        <w:t>BIEs - alcada valvula</w:t>
+      </w:r>
+    </w:p>
+    <w:p>
+      <w:pPr/>
+      <w:r>
+        <w:t>BIEs. La valvula d'obertura manual i el sistema d'obertura de l'armari de la BIE, si n'hi ha, han d'estar situats com a maxim a 1,50 m sobre el nivell del terra.</w:t>
+      </w:r>
+    </w:p>
+    <w:p>
+      <w:pPr>
+        <w:pStyle w:val="Heading2"/>
+      </w:pPr>
+      <w:r>
+        <w:t>BIEs - distancia sortides</w:t>
+      </w:r>
+    </w:p>
+    <w:p>
+      <w:pPr/>
+      <w:r>
+        <w:t>BIEs. Les BIE se situaran sempre a una distancia maxima de 5 m de les sortides del sector d'incendi, mesurada sobre un recorregut d'evacuacio, sense que constitueixin obstacle per a la seva utilitzacio.</w:t>
+      </w:r>
+    </w:p>
+    <w:p>
+      <w:pPr>
+        <w:pStyle w:val="Heading2"/>
+      </w:pPr>
+      <w:r>
+        <w:t>BIEs - separacio entre BIE</w:t>
+      </w:r>
+    </w:p>
+    <w:p>
+      <w:pPr/>
+      <w:r>
+        <w:t>BIEs. Per a les BIE amb manega semirigida o manega plana, la separacio maxima entre cada BIE i la seva mes proxima sera de 50 m. La distancia des de qualsevol punt de l'area protegida fins a la BIE mes proxima no haura d'excedir del radi d'accio d'aquesta. Tant la separacio, com la distancia maxima i el radi d'accio es mesuraran seguint recorreguts d'evacuacio.</w:t>
+      </w:r>
+    </w:p>
+    <w:p>
+      <w:pPr>
+        <w:pStyle w:val="Heading2"/>
+      </w:pPr>
+      <w:r>
+        <w:t>BIEs - zona lliure</w:t>
+      </w:r>
+    </w:p>
+    <w:p>
+      <w:pPr/>
+      <w:r>
+        <w:t>BIEs. S'haura de mantenir al voltant de cada BIE una zona lliure d'obstacles, que permeti l'acces a ella i la seva maniobra sense dificultat.</w:t>
+      </w:r>
+    </w:p>
+    <w:p>
+      <w:pPr>
+        <w:pStyle w:val="Heading2"/>
+      </w:pPr>
+      <w:r>
+        <w:t>BIEs - pressio</w:t>
+      </w:r>
+    </w:p>
+    <w:p>
+      <w:pPr/>
+      <w:r>
+        <w:t>BIEs. Les BIEs de 45 mm han d'obtenir una pressio manometrica entre 5,4 i 8,4 bar. Les BIEs de 25 mm han d'obtenir una pressio manometrica entre 3,5 i 6,5 bar.</w:t>
+      </w:r>
+    </w:p>
+    <w:p>
+      <w:pPr>
+        <w:pStyle w:val="Heading2"/>
+      </w:pPr>
+      <w:r>
+        <w:t>BIEs - manteniment UNE-EN 671-3</w:t>
+      </w:r>
+    </w:p>
+    <w:p>
+      <w:pPr/>
+      <w:r>
+        <w:t>BIEs. S'han de realitzar les operacions d'inspeccio i manteniment anuals segons el que s'estableix la UNE-EN 671-3.</w:t>
+      </w:r>
+    </w:p>
+    <w:p>
+      <w:pPr>
+        <w:pStyle w:val="Heading2"/>
+      </w:pPr>
+      <w:r>
+        <w:t>Senyalitzacio PCI</w:t>
+      </w:r>
+    </w:p>
+    <w:p>
+      <w:pPr/>
+      <w:r>
+        <w:t>Senyalitzacio. La senyalitzacio dels mitjans de proteccio contra incendis d'utilitzacio manual i dels sistemes d'alerta i alarma, hauran de complir la norma UNE 23033-1. Els senyals no definits en aquesta norma es podran dissenyar amb els mateixos criteris establerts en la norma UNE 23033-1, en la UNE 23032 i a la UNE-EN ISO 7010.</w:t>
+      </w:r>
+    </w:p>
+    <w:p>
+      <w:pPr>
+        <w:pStyle w:val="Heading2"/>
+      </w:pPr>
+      <w:r>
+        <w:t>Enllumenat emergencia</w:t>
+      </w:r>
+    </w:p>
+    <w:p>
+      <w:pPr/>
+      <w:r>
+        <w:t>Enllumenat emergencia. Les instal.lacions d'enllumenat d'emergencia seran conformes a les especificacions establertes en el Reglament Electrotecnic de Baixa Tensio, aprovat per Real Decreto 842/2002, de 2 d'agost, i en la Instruccio Tecnica Complementaria ITC-BT-28.</w:t>
+      </w:r>
+    </w:p>
+    <w:p>
+      <w:pPr>
+        <w:pStyle w:val="Heading1"/>
+      </w:pPr>
+      <w:r>
+        <w:t>Incendis - CTE DB SI</w:t>
+      </w:r>
+    </w:p>
+    <w:p>
+      <w:pPr>
+        <w:pStyle w:val="Heading2"/>
+      </w:pPr>
+      <w:r>
+        <w:t>CTE DB SI 1 - Propagacio interior</w:t>
+      </w:r>
+    </w:p>
+    <w:p>
+      <w:pPr/>
+      <w:r>
+        <w:t>S'ha de justificar el CTE DB SI 1 Propagacio interior, mes especificament:</w:t>
+      </w:r>
+    </w:p>
+    <w:p>
+      <w:pPr>
+        <w:pStyle w:val="Heading2"/>
+      </w:pPr>
+      <w:r>
+        <w:t>::CHILD:: SI 1.1 - Compartimentacion sectores</w:t>
+      </w:r>
+    </w:p>
+    <w:p>
+      <w:pPr/>
+      <w:r>
+        <w:t>1 Compartimentacion en sectores de incendio.</w:t>
+      </w:r>
+    </w:p>
+    <w:p>
+      <w:pPr>
+        <w:pStyle w:val="Heading2"/>
+      </w:pPr>
+      <w:r>
+        <w:t>::CHILD:: SI 1.2 - Locales y zonas de riesgo especial</w:t>
+      </w:r>
+    </w:p>
+    <w:p>
+      <w:pPr/>
+      <w:r>
+        <w:t>2 Locales y zonas de riesgo especial.</w:t>
+      </w:r>
+    </w:p>
+    <w:p>
+      <w:pPr>
+        <w:pStyle w:val="Heading2"/>
+      </w:pPr>
+      <w:r>
+        <w:t>::CHILD:: SI 1.3 - Espacios ocultos</w:t>
+      </w:r>
+    </w:p>
+    <w:p>
+      <w:pPr/>
+      <w:r>
+        <w:t>3 Espacios ocultos. Paso de instalaciones a traves de elementos de compartimentacion de incendios.</w:t>
+      </w:r>
+    </w:p>
+    <w:p>
+      <w:pPr>
+        <w:pStyle w:val="Heading2"/>
+      </w:pPr>
+      <w:r>
+        <w:t>::CHILD:: SI 1.4 - Reaccion al fuego</w:t>
+      </w:r>
+    </w:p>
+    <w:p>
+      <w:pPr/>
+      <w:r>
+        <w:t>4 Reaccion al fuego de los elementos constructivos, decorativos y de mobiliario.</w:t>
+      </w:r>
+    </w:p>
+    <w:p>
+      <w:pPr>
+        <w:pStyle w:val="Heading2"/>
+      </w:pPr>
+      <w:r>
+        <w:t>CTE DB SI 2 - Propagacio exterior</w:t>
+      </w:r>
+    </w:p>
+    <w:p>
+      <w:pPr/>
+      <w:r>
+        <w:t>S'ha de justificar el CTE DB SI 2 Propagacio exterior, mes especificament:</w:t>
+      </w:r>
+    </w:p>
+    <w:p>
+      <w:pPr>
+        <w:pStyle w:val="Heading2"/>
+      </w:pPr>
+      <w:r>
+        <w:t>::CHILD:: SI 2.1 - Medianerias y fachadas</w:t>
+      </w:r>
+    </w:p>
+    <w:p>
+      <w:pPr/>
+      <w:r>
+        <w:t>1 Medianerias y fachadas.</w:t>
+      </w:r>
+    </w:p>
+    <w:p>
+      <w:pPr>
+        <w:pStyle w:val="Heading2"/>
+      </w:pPr>
+      <w:r>
+        <w:t>::CHILD:: SI 2.2 - Cubiertas</w:t>
+      </w:r>
+    </w:p>
+    <w:p>
+      <w:pPr/>
+      <w:r>
+        <w:t>2 Cubiertas.</w:t>
+      </w:r>
+    </w:p>
+    <w:p>
+      <w:pPr>
+        <w:pStyle w:val="Heading2"/>
+      </w:pPr>
+      <w:r>
+        <w:t>CTE DB SI 3 - Evacuacio d'ocupants</w:t>
+      </w:r>
+    </w:p>
+    <w:p>
+      <w:pPr/>
+      <w:r>
+        <w:t>S'ha de justificar el CTE DB SI 3 Evacuacio d'ocupants, mes especificament:</w:t>
+      </w:r>
+    </w:p>
+    <w:p>
+      <w:pPr>
+        <w:pStyle w:val="Heading2"/>
+      </w:pPr>
+      <w:r>
+        <w:t>::CHILD:: SI 3.1 - Compatibilidad elementos</w:t>
+      </w:r>
+    </w:p>
+    <w:p>
+      <w:pPr/>
+      <w:r>
+        <w:t>1 Compatibilidad de los elementos de evacuacion.</w:t>
+      </w:r>
+    </w:p>
+    <w:p>
+      <w:pPr>
+        <w:pStyle w:val="Heading2"/>
+      </w:pPr>
+      <w:r>
+        <w:t>::CHILD:: SI 3.2 - Calculo ocupacion</w:t>
+      </w:r>
+    </w:p>
+    <w:p>
+      <w:pPr/>
+      <w:r>
+        <w:t>2 Calculo de la ocupacion.</w:t>
+      </w:r>
+    </w:p>
+    <w:p>
+      <w:pPr>
+        <w:pStyle w:val="Heading2"/>
+      </w:pPr>
+      <w:r>
+        <w:t>::CHILD:: SI 3.3 - Salidas y recorridos</w:t>
+      </w:r>
+    </w:p>
+    <w:p>
+      <w:pPr/>
+      <w:r>
+        <w:t>3 Numero de salidas y longitud de los recorridos de evacuacion.</w:t>
+      </w:r>
+    </w:p>
+    <w:p>
+      <w:pPr>
+        <w:pStyle w:val="Heading2"/>
+      </w:pPr>
+      <w:r>
+        <w:t>::CHILD:: SI 3.4 - Dimensionado medios</w:t>
+      </w:r>
+    </w:p>
+    <w:p>
+      <w:pPr/>
+      <w:r>
+        <w:t>4 Dimensionado de los medios de evacuacion.</w:t>
+      </w:r>
+    </w:p>
+    <w:p>
+      <w:pPr>
+        <w:pStyle w:val="Heading2"/>
+      </w:pPr>
+      <w:r>
+        <w:t>::CHILD:: SI 3.5 - Proteccion escaleras</w:t>
+      </w:r>
+    </w:p>
+    <w:p>
+      <w:pPr/>
+      <w:r>
+        <w:t>5 Proteccion de las escaleras.</w:t>
+      </w:r>
+    </w:p>
+    <w:p>
+      <w:pPr>
+        <w:pStyle w:val="Heading2"/>
+      </w:pPr>
+      <w:r>
+        <w:t>::CHILD:: SI 3.6 - Puertas en recorridos</w:t>
+      </w:r>
+    </w:p>
+    <w:p>
+      <w:pPr/>
+      <w:r>
+        <w:t>6 Puertas situadas en recorridos de evacuacion. Inclou: Validez de las puertas para vehiculos para la evacuacion de personas - Ningun porton para vehiculos, ya sea manual o motorizado, es valido por si mismo como elemento para la evacuacion de personas. No obstante, dichos portones pueden contener una puerta peatonal valida para dicha evacuacion si, conforme a SUA 2-1.2.3, tienen marcado CE de conformidad con los correspondientes Reglamentos y Directivas Europeas. Condiciones aplicables a un hueco de salida - El compromiso personal del titular de un establecimiento de que las puertas vayan a permanecer abiertas no puede considerarse una solucion alternativa. Puertas peatonales automaticas (apartado 5) - Dispondran de un sistema que en caso de fallo en el suministro electrico o senal de emergencia, excepto en posicion de cerrado seguro: si es puerta corredera o plegable, abra y mantenga la puerta abierta o permita su apertura abatible en el sentido de la evacuacion mediante simple empuje con una fuerza total que no exceda de 220 N (la opcion de apertura abatible no se admite si esta en un itinerario accesible segun DB SUA); si es puerta abatible o giro-batiente, abra y mantenga la puerta abierta o permita su abatimiento en el sentido de la evacuacion mediante simple empuje con una fuerza total que no exceda de 150 N (en itinerario accesible: no exceder 25 N en general y 65 N si es resistente al fuego).</w:t>
+      </w:r>
+    </w:p>
+    <w:p>
+      <w:pPr>
+        <w:pStyle w:val="Heading2"/>
+      </w:pPr>
+      <w:r>
+        <w:t>::CHILD:: SI 3.7 - Senalizacion medios evacuacion</w:t>
+      </w:r>
+    </w:p>
+    <w:p>
+      <w:pPr/>
+      <w:r>
+        <w:t>7 Senalizacion de los medios de evacuacion.</w:t>
+      </w:r>
+    </w:p>
+    <w:p>
+      <w:pPr>
+        <w:pStyle w:val="Heading2"/>
+      </w:pPr>
+      <w:r>
+        <w:t>::CHILD:: SI 3.8 - Control humo</w:t>
+      </w:r>
+    </w:p>
+    <w:p>
+      <w:pPr/>
+      <w:r>
+        <w:t>8 Control del humo de incendio.</w:t>
+      </w:r>
+    </w:p>
+    <w:p>
+      <w:pPr>
+        <w:pStyle w:val="Heading2"/>
+      </w:pPr>
+      <w:r>
+        <w:t>::CHILD:: SI 3.9 - Evacuacion discapacitats</w:t>
+      </w:r>
+    </w:p>
+    <w:p>
+      <w:pPr/>
+      <w:r>
+        <w:t>9 Evacuacion de personas con discapacidad en caso de incendio.</w:t>
+      </w:r>
+    </w:p>
+    <w:p>
+      <w:pPr>
+        <w:pStyle w:val="Heading2"/>
+      </w:pPr>
+      <w:r>
+        <w:t>CTE DB SI 4 - Instal.lacions PCI</w:t>
+      </w:r>
+    </w:p>
+    <w:p>
+      <w:pPr/>
+      <w:r>
+        <w:t>S'ha de justificar el CTE DB SI 4 Instal.lacions de proteccio contra incendis, mes especificament:</w:t>
+      </w:r>
+    </w:p>
+    <w:p>
+      <w:pPr>
+        <w:pStyle w:val="Heading2"/>
+      </w:pPr>
+      <w:r>
+        <w:t>::CHILD:: SI 4.1 - Dotacion instalaciones PCI</w:t>
+      </w:r>
+    </w:p>
+    <w:p>
+      <w:pPr/>
+      <w:r>
+        <w:t>1 Dotacion de instalaciones de proteccion contra incendios.</w:t>
+      </w:r>
+    </w:p>
+    <w:p>
+      <w:pPr>
+        <w:pStyle w:val="Heading2"/>
+      </w:pPr>
+      <w:r>
+        <w:t>CTE DB SI 5 - Intervencio bombers</w:t>
+      </w:r>
+    </w:p>
+    <w:p>
+      <w:pPr/>
+      <w:r>
+        <w:t>S'ha de justificar el CTE DB SI 5 Intervencio de bombers, mes especificament:</w:t>
+      </w:r>
+    </w:p>
+    <w:p>
+      <w:pPr>
+        <w:pStyle w:val="Heading2"/>
+      </w:pPr>
+      <w:r>
+        <w:t>::CHILD:: SI 5.1 - Aproximacion y entorno</w:t>
+      </w:r>
+    </w:p>
+    <w:p>
+      <w:pPr/>
+      <w:r>
+        <w:t>1 Condiciones de aproximacion y entorno.</w:t>
+      </w:r>
+    </w:p>
+    <w:p>
+      <w:pPr>
+        <w:pStyle w:val="Heading2"/>
+      </w:pPr>
+      <w:r>
+        <w:t>::CHILD:: SI 5.2 - Accesibilidad fachada</w:t>
+      </w:r>
+    </w:p>
+    <w:p>
+      <w:pPr/>
+      <w:r>
+        <w:t>2 Accesibilidad por fachada.</w:t>
+      </w:r>
+    </w:p>
+    <w:p>
+      <w:pPr>
+        <w:pStyle w:val="Heading2"/>
+      </w:pPr>
+      <w:r>
+        <w:t>CTE DB SI 6 - Resistencia al foc</w:t>
+      </w:r>
+    </w:p>
+    <w:p>
+      <w:pPr/>
+      <w:r>
+        <w:t>S'ha de justificar el CTE DB SI 6 Resistencia al foc de l'estructura, mes especificament:</w:t>
+      </w:r>
+    </w:p>
+    <w:p>
+      <w:pPr>
+        <w:pStyle w:val="Heading2"/>
+      </w:pPr>
+      <w:r>
+        <w:t>::CHILD:: SI 6.3 - Elementos estructurales principales</w:t>
+      </w:r>
+    </w:p>
+    <w:p>
+      <w:pPr/>
+      <w:r>
+        <w:t>3 Elementos estructurales principales.</w:t>
+      </w:r>
+    </w:p>
+    <w:p>
+      <w:pPr>
+        <w:pStyle w:val="Heading2"/>
+      </w:pPr>
+      <w:r>
+        <w:t>::CHILD:: SI 6.4 - Elementos estructurales secundarios</w:t>
+      </w:r>
+    </w:p>
+    <w:p>
+      <w:pPr/>
+      <w:r>
+        <w:t>4 Elementos estructurales secundarios.</w:t>
+      </w:r>
+    </w:p>
+    <w:p>
+      <w:pPr>
+        <w:pStyle w:val="Heading2"/>
+      </w:pPr>
+      <w:r>
+        <w:t>::CHILD:: SI 6.6 - Determinacion resistencia</w:t>
+      </w:r>
+    </w:p>
+    <w:p>
+      <w:pPr/>
+      <w:r>
+        <w:t>6 Determinacion de la resistencia al fuego.</w:t>
+      </w:r>
+    </w:p>
+    <w:p>
+      <w:pPr>
+        <w:pStyle w:val="Heading1"/>
+      </w:pPr>
+      <w:r>
+        <w:t>Projecte</w:t>
+      </w:r>
+    </w:p>
+    <w:p>
+      <w:pPr>
+        <w:pStyle w:val="Heading2"/>
+      </w:pPr>
+      <w:r>
+        <w:t>Llum</w:t>
+      </w:r>
+    </w:p>
+    <w:p>
+      <w:pPr/>
+      <w:r>
+        <w:t>Llum. L'activitat esta inclosa dins l'Article 3 del DECRET 190/2015, de 25 d'agost, de desplegament de la Llei 6/2001, de 31 de maig, d'ordenacio ambiental de l'enllumenament per a la proteccio del medi nocturn. S'ha d'entregar documentacio que acrediti el compliment dels requisits tecnics segons l'Annex 1 de l'esmentat Decret.</w:t>
+      </w:r>
+    </w:p>
+    <w:p>
+      <w:pPr>
+        <w:pStyle w:val="Heading2"/>
+      </w:pPr>
+      <w:r>
+        <w:t>Modificacio activitat - Llei 18/2020</w:t>
+      </w:r>
+    </w:p>
+    <w:p>
+      <w:pPr/>
+      <w:r>
+        <w:t>Modificacio de l'activitat. L'activitat es regeix per la LLEI 18/2020, del 28 de desembre, de facilitacio de l'activitat economica. S'ha de justificar si la modificacio es substancial o no segons els criteris de l'Article 53 del Decret 131/2022, de 5 de juliol, del Reglament de la Llei de facilitacio de l'activitat economica.</w:t>
+      </w:r>
+    </w:p>
+    <w:p>
+      <w:pPr>
+        <w:pStyle w:val="Heading2"/>
+      </w:pPr>
+      <w:r>
+        <w:t>Modificacio activitat - Llei 20/2009</w:t>
+      </w:r>
+    </w:p>
+    <w:p>
+      <w:pPr/>
+      <w:r>
+        <w:t>Modificacio de l'activitat. L'activitat es regeix per la LLEI 20/2009, del 4 de desembre, de prevencio i control ambiental de les activitats. S'ha de justificar si la modificacio es substancial o no segons els criteris del document «ACTUALITZACIO DELS CRITERIS DE SUBSTANCIALITAT DE LES MODIFICACIONS DE LES ACTIVITATS DE LA LLEI 20/2009, DEL 4 DE DESEMBRE, DE PREVENCIO I CONTROL AMBIENTAL D'ACTIVITATS» de la Generalitat de Catalunya.</w:t>
+      </w:r>
+    </w:p>
+    <w:p>
+      <w:pPr/>
+      <w:r>
+        <w:rPr>
+          <w:sz w:val="20"/>
+        </w:rPr>
+        <w:t>https://mediambient.gencat.cat/ca/05_ambits_dactuacio/empresa_i_produccio_sostenible/prevencio_i_control_dactivitats/la_llei_de_prevencio_i_control_ambiental_dactivitats/llei_20_2009_pcaa/modificacions_de_les_activitats/</w:t>
+      </w:r>
+    </w:p>
+    <w:p>
+      <w:pPr>
+        <w:pStyle w:val="Heading1"/>
+      </w:pPr>
+      <w:r>
+        <w:t>Activitat</w:t>
+      </w:r>
+    </w:p>
+    <w:p>
+      <w:pPr>
+        <w:pStyle w:val="Heading2"/>
+      </w:pPr>
+      <w:r>
+        <w:t>Tapiar zones sense us</w:t>
+      </w:r>
+    </w:p>
+    <w:p>
+      <w:pPr/>
+      <w:r>
+        <w:t>S'han de tapiar aquelles zones sense us de l'activitat i demostrar-ho adjuntant material fotografic.</w:t>
+      </w:r>
+    </w:p>
+    <w:p>
+      <w:pPr>
+        <w:pStyle w:val="Heading2"/>
+      </w:pPr>
+      <w:r>
+        <w:t>Alcades minimes</w:t>
+      </w:r>
+    </w:p>
+    <w:p>
+      <w:pPr/>
+      <w:r>
+        <w:t>No es pot fer us d'aquelles zones que disposin d'una alcada inferior a 2,5 m (a excepcio dels magatzems i els lavabos que poden tenir 2,2 m d'alcada). [CAMP: Exemples zones sense us (opcional)].</w:t>
+      </w:r>
+    </w:p>
+    <w:p>
+      <w:pPr>
+        <w:pStyle w:val="Heading2"/>
+      </w:pPr>
+      <w:r>
+        <w:t>Amplada passadissos</w:t>
+      </w:r>
+    </w:p>
+    <w:p>
+      <w:pPr/>
+      <w:r>
+        <w:t>Per les caracteristiques del local i la normativa vigent, els passadissos han de ser [CAMP: Amplada minima passadissos (m)] d'ample minim. S'ha d'entregar una fotografia on es pugui observar que l'ample de tots els passadissos compleix.</w:t>
+      </w:r>
+    </w:p>
+    <w:p>
+      <w:pPr>
+        <w:pStyle w:val="Heading2"/>
+      </w:pPr>
+      <w:r>
+        <w:t>Modificacio activitat - tramitar</w:t>
+      </w:r>
+    </w:p>
+    <w:p>
+      <w:pPr/>
+      <w:r>
+        <w:t>Hi ha modificacions en l'activitat. S'ha de tramitar una modificacio de l'activitat.</w:t>
+      </w:r>
+    </w:p>
+    <w:p>
+      <w:pPr>
+        <w:pStyle w:val="Heading2"/>
+      </w:pPr>
+      <w:r>
+        <w:t>Retirar barra via publica</w:t>
+      </w:r>
+    </w:p>
+    <w:p>
+      <w:pPr/>
+      <w:r>
+        <w:t>D'acord amb el que disposa l'article 6.1 de l'Ordenanca General de Convivencia Ciutadana de Cornella de Llobregat: «L'Ajuntament de Cornella de Llobregat vetllara perque no es consumeixin begudes alcoholiques en els espais publics». Es requereix al titular de l'activitat que retiri immediatament la barra que dona a la via publica i procedeixi al tancament del forat de facana que ara mateix ocupa aquesta barra.</w:t>
+      </w:r>
+    </w:p>
+    <w:p>
+      <w:pPr>
+        <w:pStyle w:val="Heading2"/>
+      </w:pPr>
+      <w:r>
+        <w:t>Farmaciola</w:t>
+      </w:r>
+    </w:p>
+    <w:p>
+      <w:pPr/>
+      <w:r>
+        <w:t>No es disposa de farmaciola.</w:t>
+      </w:r>
+    </w:p>
+    <w:p>
+      <w:pPr>
+        <w:pStyle w:val="Heading2"/>
+      </w:pPr>
+      <w:r>
+        <w:t>Vestibul previ lavabo</w:t>
+      </w:r>
+    </w:p>
+    <w:p>
+      <w:pPr/>
+      <w:r>
+        <w:t>No disposa de vestibul previ entre el lavabo i la sala. En aquest s'ha de poder inscriure un cercle de [CAMP: Diametre cercle vestibul (m) (p. ex. 1,50 o 1,20)] de diametre lliure d'obstacles.</w:t>
+      </w:r>
+    </w:p>
+    <w:p>
+      <w:pPr>
+        <w:pStyle w:val="Heading2"/>
+      </w:pPr>
+      <w:r>
+        <w:t>Sabo i secamans lavabos</w:t>
+      </w:r>
+    </w:p>
+    <w:p>
+      <w:pPr/>
+      <w:r>
+        <w:t>Tots els lavabos han de disposar de sabo de mans i secamans.</w:t>
+      </w:r>
+    </w:p>
+    <w:p>
+      <w:pPr>
+        <w:pStyle w:val="Heading1"/>
+      </w:pPr>
+      <w:r>
+        <w:t>Restauracio - Cuina i extraccio de fums</w:t>
+      </w:r>
+    </w:p>
+    <w:p>
+      <w:pPr>
+        <w:pStyle w:val="Heading2"/>
+      </w:pPr>
+      <w:r>
+        <w:t>Elements coccio sense extraccio</w:t>
+      </w:r>
+    </w:p>
+    <w:p>
+      <w:pPr/>
+      <w:r>
+        <w:t>Elements de coccio. Segons l'article 11.1 de l'Ordenanca relativa a la intervencio administrativa municipal en les activitats de Cornella de Llobregat les activitats de restauracio que no tinguin extraccio de fums fins a coberta unicament podran disposar dels seguents elements de coccio: una planxa electrica de fins a 2.500 W de potencia i fins a 40x40 cm de mesura; forns electrics de fins a 7.500 W de potencia (suma de potencies de tots els forns) i amb recollida de vapor per condensacio. Si es disposen de mes elements de coccio que els esmentats i no es disposa d'extraccio de fums s'hauran de retirar immediatament. Si aquests elements de coccio creen molesties al veinat, s'hauran de prendre les mesures correctores que indiqui el tecnic municipal competent, podent comportar igualment la seva retirada.</w:t>
+      </w:r>
+    </w:p>
+    <w:p>
+      <w:pPr>
+        <w:pStyle w:val="Heading2"/>
+      </w:pPr>
+      <w:r>
+        <w:t>Sectoritzacio conductes</w:t>
+      </w:r>
+    </w:p>
+    <w:p>
+      <w:pPr/>
+      <w:r>
+        <w:t>Sectoritzacio. Segons l'article 11.3 de l'Ordenanca relativa a la intervencio administrativa municipal en les activitats de Cornella de Llobregat s'ha de justificar, i aportar la documentacio corresponent, el compliment del Document TINSCI DT 18 «Sectoritzacio de conductes d'extraccio de fums de les cuines».</w:t>
+      </w:r>
+    </w:p>
+    <w:p>
+      <w:pPr>
+        <w:pStyle w:val="Heading2"/>
+      </w:pPr>
+      <w:r>
+        <w:t>Xemeneia - alcada coberta</w:t>
+      </w:r>
+    </w:p>
+    <w:p>
+      <w:pPr/>
+      <w:r>
+        <w:t>Xemeneia. Segons l'article 11.4 de l'Ordenanca relativa a la intervencio administrativa municipal en les activitats de Cornella de Llobregat s'ha de justificar el compliment de l'apartat 6.2.1.3 de la norma UNE 123001 on s'especifica el seguent: «El remate debe elevarse mas de 1 m por encima de la parte mas alta de cualquier edificacion situada en un radio inferior a 10 m respecto a la salida de la chimenea». S'ha d'aportar un planol en planta de la coberta i un planol en seccio de l'edifici on es justifiqui.</w:t>
+      </w:r>
+    </w:p>
+    <w:p>
+      <w:pPr>
+        <w:pStyle w:val="Heading2"/>
+      </w:pPr>
+      <w:r>
+        <w:t>Neteja anual conducte</w:t>
+      </w:r>
+    </w:p>
+    <w:p>
+      <w:pPr/>
+      <w:r>
+        <w:t>Neteja. Segons l'article 11.5 de l'Ordenanca relativa a la intervencio administrativa municipal en les activitats de Cornella de Llobregat s'ha de justificar el compliment de l'apartat 12 de la norma UNE 123001 on s'especifica el seguent: «Deben llevarse a cabo la limpieza de la chimenea y del conducto de union con periodicidad minima anual». S'ha d'aportar un certificat de neteja.</w:t>
+      </w:r>
+    </w:p>
+    <w:p>
+      <w:pPr>
+        <w:pStyle w:val="Heading2"/>
+      </w:pPr>
+      <w:r>
+        <w:t>Estanqueitat anual conducte</w:t>
+      </w:r>
+    </w:p>
+    <w:p>
+      <w:pPr/>
+      <w:r>
+        <w:t>Estanqueitat. Segons l'article 11.6 de l'Ordenanca relativa a la intervencio administrativa municipal en les activitats de Cornella de Llobregat s'ha de justificar el compliment de l'apartat 12 de la norma UNE 123001 on s'especifica el seguent: «Se debe verificar que se mantienen las condiciones iniciales de estanquidad del sistema, prestando especial atencion a los puntos de union entre los elementos, y al posible deterioro de las juntas de estanquidad, si las hubiera, con periodicidad minima anual». S'ha d'aportar un certificat d'estanqueitat.</w:t>
+      </w:r>
+    </w:p>
+    <w:p>
+      <w:pPr>
+        <w:pStyle w:val="Heading2"/>
+      </w:pPr>
+      <w:r>
+        <w:t>Campana - extincio automatic</w:t>
+      </w:r>
+    </w:p>
+    <w:p>
+      <w:pPr/>
+      <w:r>
+        <w:t>Campana. Segons l'article 11.7 de l'Ordenanca relativa a la intervencio administrativa municipal en les activitats de Cornella de Llobregat s'ha d'instal.lar, i aportar la documentacio corresponent, un sistema d'extincio automatic a la campana d'extraccio de la cuina perque se superen els 20 kW de potencia instal.lada i la cuina no esta considerada un local de risc especial. El sistema s'ha d'instal.lar segons la norma UNE 17446.</w:t>
+      </w:r>
+    </w:p>
+    <w:p>
+      <w:pPr>
+        <w:pStyle w:val="Heading2"/>
+      </w:pPr>
+      <w:r>
+        <w:t>Campana - prohibit filtres carbo</w:t>
+      </w:r>
+    </w:p>
+    <w:p>
+      <w:pPr/>
+      <w:r>
+        <w:t>Campana. Segons l'article 11.9 de l'Ordenanca relativa a la intervencio administrativa municipal en les activitats de Cornella de Llobregat no es permeten solucions tecniques substitutories enfocades a reduir les olors a traves de filtres del carbo actiu o qualsevol sistema que no sigui l'extraccio mecanica. S'ha de retirar qualsevol sistema que no sigui l'extraccio mecanica.</w:t>
+      </w:r>
+    </w:p>
+    <w:p>
+      <w:pPr>
+        <w:pStyle w:val="Heading2"/>
+      </w:pPr>
+      <w:r>
+        <w:t>Campana - ventilador F400 90</w:t>
+      </w:r>
+    </w:p>
+    <w:p>
+      <w:pPr/>
+      <w:r>
+        <w:t>Campana. S'ha de justificar mitjancant documentacio del producte que els ventiladors compleixen amb les especificacions de la norma UNE-EN 12101-3:2016 «Especificacions per a airejadors extractors de fums i calor mecanics» i tenen una classificacio F400 90.</w:t>
+      </w:r>
+    </w:p>
+    <w:p>
+      <w:pPr>
+        <w:pStyle w:val="Heading2"/>
+      </w:pPr>
+      <w:r>
+        <w:t>Elaboracio menjar a domicili</w:t>
+      </w:r>
+    </w:p>
+    <w:p>
+      <w:pPr/>
+      <w:r>
+        <w:t>Elaboracio menjar a domicili. Segons l'article 11.10 de l'Ordenanca relativa a la intervencio administrativa municipal en les activitats de Cornella de Llobregat no es permet l'elaboracio de menjars en domicilis privats per a la seva comercialitzacio.</w:t>
+      </w:r>
+    </w:p>
+    <w:p>
+      <w:pPr>
+        <w:pStyle w:val="Heading1"/>
+      </w:pPr>
+      <w:r>
+        <w:t>Denuncia soroll</w:t>
+      </w:r>
+    </w:p>
+    <w:p>
+      <w:pPr>
+        <w:pStyle w:val="Heading2"/>
+      </w:pPr>
+      <w:r>
+        <w:t>Estudi acustic ajuntament</w:t>
+      </w:r>
+    </w:p>
+    <w:p>
+      <w:pPr/>
+      <w:r>
+        <w:t>Soroll. Es portara a terme un estudi acustic per part de l'ajuntament per comprovar que es compleixen els requisits referents a la contaminacio acustica, de sorolls o vibracions, d'acord amb la normativa d'aplicacio. En cas de resultat desfavorable, el titular haura de fer les mesures pertinents per complir els requisits referents a la contaminacio acustica i posteriorment contractar una Entitat de Control de la Prevencio de la Contaminacio Acustica (EC-PCA) perque ho verifiqui. A criteri de qui faci l'estudi acustic pot demanar al titular de l'activitat activar totes les fonts sonores de l'activitat al maxim rendiment.</w:t>
+      </w:r>
+    </w:p>
+    <w:p>
+      <w:pPr/>
+      <w:r>
+        <w:rPr>
+          <w:sz w:val="20"/>
+        </w:rPr>
+        <w:t>https://www.gencat.cat/mediamb/ohec/epca_CA.pdf</w:t>
+      </w:r>
+    </w:p>
+    <w:p>
+      <w:pPr>
+        <w:pStyle w:val="Heading2"/>
+      </w:pPr>
+      <w:r>
+        <w:t>Acta no acces habitatge</w:t>
+      </w:r>
+    </w:p>
+    <w:p>
+      <w:pPr/>
+      <w:r>
+        <w:t>Soroll. Segons l'article 9.4 de l'Ordenanca relativa a la intervencio administrativa municipal en les activitats de Cornella de Llobregat «El receptor ha de permetre l'acces de l'habitatge per poder realitzar totes les comprovacions i mesuraments necessaris. En cas contrari [CAMP: Organ que aixeca l'acta (la Guardia Urbana / l'EC-PCA)] haura d'aixecar una acta descrivint les fonts sonores del local i explicant el motiu pel qual no s'ha pogut accedir a l'habitatge adjuntant les proves pertinents».</w:t>
+      </w:r>
+    </w:p>
+    <w:p>
+      <w:pPr>
+        <w:pStyle w:val="Heading1"/>
+      </w:pPr>
+      <w:r>
+        <w:t>Denuncia calor</w:t>
+      </w:r>
+    </w:p>
+    <w:p>
+      <w:pPr>
+        <w:pStyle w:val="Heading2"/>
+      </w:pPr>
+      <w:r>
+        <w:t>Aillament focus calor/fred</w:t>
+      </w:r>
+    </w:p>
+    <w:p>
+      <w:pPr/>
+      <w:r>
+        <w:t>Calor. L'activitat incompleix l'article 10 de l'Ordenanca relativa a la intervencio administrativa municipal en les activitats de Cornella de Llobregat. S'ha d'aillar termicament el focus de calor o fred (en aquest cas [CAMP: Focus de calor/fred (p. ex. l'aire condicionat)]) de manera que no pugui produir-se una variacio de temperatura superior a 1 graus C en la superficie exterior de qualsevol dels paraments on esta ubicat, en aquest cas [CAMP: Parament afectat (p. ex. el vei de sobre el focus de calor)].</w:t>
+      </w:r>
+    </w:p>
+    <w:p>
+      <w:pPr>
+        <w:pStyle w:val="Heading1"/>
+      </w:pPr>
+      <w:r>
+        <w:t>Denuncia accessibilitat</w:t>
+      </w:r>
+    </w:p>
+    <w:p>
+      <w:pPr>
+        <w:pStyle w:val="Heading2"/>
+      </w:pPr>
+      <w:r>
+        <w:t>Compliment Codi accessibilitat</w:t>
+      </w:r>
+    </w:p>
+    <w:p>
+      <w:pPr/>
+      <w:r>
+        <w:t>Accessibilitat. S'haura de complir amb aquelles condicions que no es compleixen en la data indicada segons la 2.12. Taula resum de l'Annex 3e del DECRET 209/2023, de 28 de novembre, pel qual s'aprova el Codi d'accessibilitat de Catalunya. Detall: [CAMP: Detall condicions accessibilitat (apartat 2.X de l'annex, terminis, condicions concretes a complir)].</w:t>
+      </w:r>
+    </w:p>
+    <w:p>
+      <w:pPr>
+        <w:pStyle w:val="Heading1"/>
+      </w:pPr>
+      <w:r>
+        <w:t>Denuncia emmagatzematge material exterior</w:t>
+      </w:r>
+    </w:p>
+    <w:p>
+      <w:pPr>
+        <w:pStyle w:val="Heading2"/>
+      </w:pPr>
+      <w:r>
+        <w:t>RSCIEI - distribucio piles (Annex II 2.2)</w:t>
+      </w:r>
+    </w:p>
+    <w:p>
+      <w:pPr/>
+      <w:r>
+        <w:t>Segons l'estipulat en el punt 2.2 de l'Annex II del REGLAMENTO DE SEGURIDAD CONTRA INCENDIOS EN LOS ESTABLECIMIENTOS INDUSTRIALES (RSCIEI), la distribucion de los materiales combustibles en las areas de incendio en configuraciones de tipo D y de tipo E debera cumplir los siguientes requisitos:</w:t>
+      </w:r>
+    </w:p>
+    <w:p>
+      <w:pPr>
+        <w:pStyle w:val="Heading2"/>
+      </w:pPr>
+      <w:r>
+        <w:t>::CHILD:: Pila - superficie max 500 m2</w:t>
+      </w:r>
+    </w:p>
+    <w:p>
+      <w:pPr/>
+      <w:r>
+        <w:t>1er Superficie maxima de cada pila: 500 m2.</w:t>
+      </w:r>
+    </w:p>
+    <w:p>
+      <w:pPr>
+        <w:pStyle w:val="Heading2"/>
+      </w:pPr>
+      <w:r>
+        <w:t>::CHILD:: Pila - volum max 3500 m3</w:t>
+      </w:r>
+    </w:p>
+    <w:p>
+      <w:pPr/>
+      <w:r>
+        <w:t>2on Volumen maximo de cada pila: 3500 m3.</w:t>
+      </w:r>
+    </w:p>
+    <w:p>
+      <w:pPr>
+        <w:pStyle w:val="Heading2"/>
+      </w:pPr>
+      <w:r>
+        <w:t>::CHILD:: Pila - alcada max 15 m</w:t>
+      </w:r>
+    </w:p>
+    <w:p>
+      <w:pPr/>
+      <w:r>
+        <w:t>3er Altura maxima de cada pila: 15 m.</w:t>
+      </w:r>
+    </w:p>
+    <w:p>
+      <w:pPr>
+        <w:pStyle w:val="Heading2"/>
+      </w:pPr>
+      <w:r>
+        <w:t>::CHILD:: Pila - longitud segons passadis</w:t>
+      </w:r>
+    </w:p>
+    <w:p>
+      <w:pPr/>
+      <w:r>
+        <w:t>4t Longitud maxima de cada pila: 45 m si el pasillo entre pilas es &gt;= 2,5 m; 20 m si el pasillo entre pilas es &gt;= 1,5 m.</w:t>
+      </w:r>
+    </w:p>
+    <w:p>
+      <w:pPr>
+        <w:pStyle w:val="Heading2"/>
+      </w:pPr>
+      <w:r>
+        <w:t>RSCIEI - evacuacio i senyalitzacio (Annex II 6.5)</w:t>
+      </w:r>
+    </w:p>
+    <w:p>
+      <w:pPr/>
+      <w:r>
+        <w:t>Segons l'estipulat en el punt 6.5 de l'Annex II del RSCIEI, las disposiciones en materia de evacuacion y senalizacion en los establecimientos industriales que esten ubicados en configuraciones de tipo D y E cumpliran los requisitos siguientes:</w:t>
+      </w:r>
+    </w:p>
+    <w:p>
+      <w:pPr>
+        <w:pStyle w:val="Heading2"/>
+      </w:pPr>
+      <w:r>
+        <w:t>::CHILD:: Franja perimetral</w:t>
+      </w:r>
+    </w:p>
+    <w:p>
+      <w:pPr/>
+      <w:r>
+        <w:t>Anchura de la franja perimetral: la altura de la pila y como minimo 5 m.</w:t>
+      </w:r>
+    </w:p>
+    <w:p>
+      <w:pPr>
+        <w:pStyle w:val="Heading2"/>
+      </w:pPr>
+      <w:r>
+        <w:t>::CHILD:: Camins emergencia - amplada</w:t>
+      </w:r>
+    </w:p>
+    <w:p>
+      <w:pPr/>
+      <w:r>
+        <w:t>Anchura para caminos de acceso de emergencia: 4,5 m.</w:t>
+      </w:r>
+    </w:p>
+    <w:p>
+      <w:pPr>
+        <w:pStyle w:val="Heading2"/>
+      </w:pPr>
+      <w:r>
+        <w:t>::CHILD:: Camins emergencia - separacio</w:t>
+      </w:r>
+    </w:p>
+    <w:p>
+      <w:pPr/>
+      <w:r>
+        <w:t>Separacion maxima entre caminos de emergencia: 65 m.</w:t>
+      </w:r>
+    </w:p>
+    <w:p>
+      <w:pPr>
+        <w:pStyle w:val="Heading2"/>
+      </w:pPr>
+      <w:r>
+        <w:t>::CHILD:: Passadissos entre piles - amplada</w:t>
+      </w:r>
+    </w:p>
+    <w:p>
+      <w:pPr/>
+      <w:r>
+        <w:t>Anchura minima de pasillos entre pilas: 1,5 m.</w:t>
+      </w:r>
+    </w:p>
+    <w:p>
+      <w:pPr>
+        <w:pStyle w:val="Heading1"/>
+      </w:pPr>
+      <w:r>
+        <w:t>Documentacio / Retols</w:t>
+      </w:r>
+    </w:p>
+    <w:p>
+      <w:pPr>
+        <w:pStyle w:val="Heading2"/>
+      </w:pPr>
+      <w:r>
+        <w:t>Documentacio a presentar</w:t>
+      </w:r>
+    </w:p>
+    <w:p>
+      <w:pPr/>
+      <w:r>
+        <w:t>S'ha de presentar la seguent documentacio:</w:t>
+      </w:r>
+    </w:p>
+    <w:p>
+      <w:pPr>
+        <w:pStyle w:val="Heading2"/>
+      </w:pPr>
+      <w:r>
+        <w:t>::CHILD:: Doc - canvi titularitat activitat</w:t>
+      </w:r>
+    </w:p>
+    <w:p>
+      <w:pPr/>
+      <w:r>
+        <w:t>El canvi de titularitat de l'activitat a l'actual titular.</w:t>
+      </w:r>
+    </w:p>
+    <w:p>
+      <w:pPr>
+        <w:pStyle w:val="Heading2"/>
+      </w:pPr>
+      <w:r>
+        <w:t>::CHILD:: Doc - canvi titularitat autoritzacio</w:t>
+      </w:r>
+    </w:p>
+    <w:p>
+      <w:pPr/>
+      <w:r>
+        <w:t>El canvi de titularitat de l'autoritzacio [CAMP: Autoritzacio canvi titularitat (especificar)] a l'actual titular.</w:t>
+      </w:r>
+    </w:p>
+    <w:p>
+      <w:pPr>
+        <w:pStyle w:val="Heading2"/>
+      </w:pPr>
+      <w:r>
+        <w:t>::CHILD:: Doc - planol(s) plantes</w:t>
+      </w:r>
+    </w:p>
+    <w:p>
+      <w:pPr/>
+      <w:r>
+        <w:t>El(s) planol(s) de les plantes ocupades per l'activitat a escala normalitzada amb el detall de: la maquinaria instal.lada, els recorreguts d'evacuacio i senyalitzacio dels corresponents, els equips i instal.lacions contra incendis, el compliment d'accessibilitat, resta de detalls que es considerin necessaris per explicar el compliment de requisits segons la normativa d'aplicacio corresponent.</w:t>
+      </w:r>
+    </w:p>
+    <w:p>
+      <w:pPr>
+        <w:pStyle w:val="Heading2"/>
+      </w:pPr>
+      <w:r>
+        <w:t>::CHILD:: Doc - alta IAE</w:t>
+      </w:r>
+    </w:p>
+    <w:p>
+      <w:pPr/>
+      <w:r>
+        <w:t>L'alta a l'IAE on s'observi l'adreca de l'activitat.</w:t>
+      </w:r>
+    </w:p>
+    <w:p>
+      <w:pPr>
+        <w:pStyle w:val="Heading2"/>
+      </w:pPr>
+      <w:r>
+        <w:t>::CHILD:: Doc - factura electrica</w:t>
+      </w:r>
+    </w:p>
+    <w:p>
+      <w:pPr/>
+      <w:r>
+        <w:t>La factura electrica a nom del titular.</w:t>
+      </w:r>
+    </w:p>
+    <w:p>
+      <w:pPr>
+        <w:pStyle w:val="Heading2"/>
+      </w:pPr>
+      <w:r>
+        <w:t>::CHILD:: Doc - factura aigua</w:t>
+      </w:r>
+    </w:p>
+    <w:p>
+      <w:pPr/>
+      <w:r>
+        <w:t>La factura d'aigua a nom del titular.</w:t>
+      </w:r>
+    </w:p>
+    <w:p>
+      <w:pPr>
+        <w:pStyle w:val="Heading2"/>
+      </w:pPr>
+      <w:r>
+        <w:t>::CHILD:: Doc - fulls de reclamacio</w:t>
+      </w:r>
+    </w:p>
+    <w:p>
+      <w:pPr/>
+      <w:r>
+        <w:t>Fulls de reclamacio impresos.</w:t>
+      </w:r>
+    </w:p>
+    <w:p>
+      <w:pPr>
+        <w:pStyle w:val="Heading2"/>
+      </w:pPr>
+      <w:r>
+        <w:t>::CHILD:: Doc - contracte gestio olis</w:t>
+      </w:r>
+    </w:p>
+    <w:p>
+      <w:pPr/>
+      <w:r>
+        <w:t>El contracte de gestio d'olis de la cuina.</w:t>
+      </w:r>
+    </w:p>
+    <w:p>
+      <w:pPr>
+        <w:pStyle w:val="Heading2"/>
+      </w:pPr>
+      <w:r>
+        <w:t>::CHILD:: Doc - control de plagues</w:t>
+      </w:r>
+    </w:p>
+    <w:p>
+      <w:pPr/>
+      <w:r>
+        <w:t>El certificat de control de plagues.</w:t>
+      </w:r>
+    </w:p>
+    <w:p>
+      <w:pPr>
+        <w:pStyle w:val="Heading2"/>
+      </w:pPr>
+      <w:r>
+        <w:t>::CHILD:: Doc - formacio aliments (4 anys)</w:t>
+      </w:r>
+    </w:p>
+    <w:p>
+      <w:pPr/>
+      <w:r>
+        <w:t>El certificat de formacio d'aliments de tots i cadascun dels treballadors de l'establiment (vigencia 4 anys).</w:t>
+      </w:r>
+    </w:p>
+    <w:p>
+      <w:pPr>
+        <w:pStyle w:val="Heading2"/>
+      </w:pPr>
+      <w:r>
+        <w:t>::CHILD:: Doc - assegurança RC</w:t>
+      </w:r>
+    </w:p>
+    <w:p>
+      <w:pPr/>
+      <w:r>
+        <w:t>Presentar l'assegurança de Responsabilitat Civil, amb la quantitat de capital assegurat seguent: fins a 100 persones d'aforament autoritzat: 300.000 EUR; fins a 150: 400.000 EUR; fins a 300: 600.000 EUR; fins a 500: 750.000 EUR; fins a 1.000: 900.000 EUR; fins a 1.500: 1.200.000 EUR; fins a 2.500: 1.600.000 EUR; fins a 5.000: 2.000.000 EUR.</w:t>
+      </w:r>
+    </w:p>
+    <w:p>
+      <w:pPr>
+        <w:pStyle w:val="Heading2"/>
+      </w:pPr>
+      <w:r>
+        <w:t>::CHILD:: Doc - rebut assegurança RC</w:t>
+      </w:r>
+    </w:p>
+    <w:p>
+      <w:pPr/>
+      <w:r>
+        <w:t>El rebut de pagament de l'assegurança de Responsabilitat Civil.</w:t>
+      </w:r>
+    </w:p>
+    <w:p>
+      <w:pPr>
+        <w:pStyle w:val="Heading2"/>
+      </w:pPr>
+      <w:r>
+        <w:t>Retols exterior - general</w:t>
+      </w:r>
+    </w:p>
+    <w:p>
+      <w:pPr/>
+      <w:r>
+        <w:t>Manquen els seguents retols a l'exterior de l'establiment, minim en catala:</w:t>
+      </w:r>
+    </w:p>
+    <w:p>
+      <w:pPr>
+        <w:pStyle w:val="Heading2"/>
+      </w:pPr>
+      <w:r>
+        <w:t>::CHILD:: Retol - nom comercial</w:t>
+      </w:r>
+    </w:p>
+    <w:p>
+      <w:pPr/>
+      <w:r>
+        <w:t>El nom comercial de l'activitat.</w:t>
+      </w:r>
+    </w:p>
+    <w:p>
+      <w:pPr>
+        <w:pStyle w:val="Heading2"/>
+      </w:pPr>
+      <w:r>
+        <w:t>::CHILD:: Retol - horari obertura/tancament</w:t>
+      </w:r>
+    </w:p>
+    <w:p>
+      <w:pPr/>
+      <w:r>
+        <w:t>L'horari d'obertura i tancament, que es pugui veure clarament inclus si l'activitat esta tancada.</w:t>
+      </w:r>
+    </w:p>
+    <w:p>
+      <w:pPr>
+        <w:pStyle w:val="Heading2"/>
+      </w:pPr>
+      <w:r>
+        <w:t>::CHILD:: Retol - aforament autoritzat</w:t>
+      </w:r>
+    </w:p>
+    <w:p>
+      <w:pPr/>
+      <w:r>
+        <w:t>Aforament autoritzat.</w:t>
+      </w:r>
+    </w:p>
+    <w:p>
+      <w:pPr>
+        <w:pStyle w:val="Heading2"/>
+      </w:pPr>
+      <w:r>
+        <w:t>::CHILD:: Retol - prohibit fumar</w:t>
+      </w:r>
+    </w:p>
+    <w:p>
+      <w:pPr/>
+      <w:r>
+        <w:t>Prohibit fumar.</w:t>
+      </w:r>
+    </w:p>
+    <w:p>
+      <w:pPr>
+        <w:pStyle w:val="Heading2"/>
+      </w:pPr>
+      <w:r>
+        <w:t>::CHILD:: Retol - llistat de preus</w:t>
+      </w:r>
+    </w:p>
+    <w:p>
+      <w:pPr/>
+      <w:r>
+        <w:t>Llistat de preus.</w:t>
+      </w:r>
+    </w:p>
+    <w:p>
+      <w:pPr>
+        <w:pStyle w:val="Heading2"/>
+      </w:pPr>
+      <w:r>
+        <w:t>::CHILD:: Retol - us camaras seguretat</w:t>
+      </w:r>
+    </w:p>
+    <w:p>
+      <w:pPr/>
+      <w:r>
+        <w:t>Informacio us de cameres de seguretat.</w:t>
+      </w:r>
+    </w:p>
+    <w:p>
+      <w:pPr>
+        <w:pStyle w:val="Heading2"/>
+      </w:pPr>
+      <w:r>
+        <w:t>Retols exterior - addicionals</w:t>
+      </w:r>
+    </w:p>
+    <w:p>
+      <w:pPr/>
+      <w:r>
+        <w:t>Manquen els seguents retols a l'exterior de l'establiment, minim en catala:</w:t>
+      </w:r>
+    </w:p>
+    <w:p>
+      <w:pPr>
+        <w:pStyle w:val="Heading2"/>
+      </w:pPr>
+      <w:r>
+        <w:t>::CHILD:: Retol - alcohol menors</w:t>
+      </w:r>
+    </w:p>
+    <w:p>
+      <w:pPr/>
+      <w:r>
+        <w:t>Prohibicio venda d'alcohol a menors d'edat.</w:t>
+      </w:r>
+    </w:p>
+    <w:p>
+      <w:pPr>
+        <w:pStyle w:val="Heading2"/>
+      </w:pPr>
+      <w:r>
+        <w:t>::CHILD:: Retol - tabac menors</w:t>
+      </w:r>
+    </w:p>
+    <w:p>
+      <w:pPr/>
+      <w:r>
+        <w:t>Prohibicio venda tabac a menors d'edat.</w:t>
+      </w:r>
+    </w:p>
+    <w:p>
+      <w:pPr>
+        <w:pStyle w:val="Heading2"/>
+      </w:pPr>
+      <w:r>
+        <w:t>::CHILD:: Retol - maquines recreatives menors</w:t>
+      </w:r>
+    </w:p>
+    <w:p>
+      <w:pPr/>
+      <w:r>
+        <w:t>Prohibicio de l'us de maquines recreatives i d'atzar a menors d'edat.</w:t>
+      </w:r>
+    </w:p>
+    <w:p>
+      <w:pPr>
+        <w:pStyle w:val="Heading2"/>
+      </w:pPr>
+      <w:r>
+        <w:t>::CHILD:: Retol - fulls de reclamacio</w:t>
+      </w:r>
+    </w:p>
+    <w:p>
+      <w:pPr/>
+      <w:r>
+        <w:t>Es disposa de fulls de reclamacio.</w:t>
+      </w:r>
+    </w:p>
+    <w:p>
+      <w:pPr>
+        <w:pStyle w:val="Heading2"/>
+      </w:pPr>
+      <w:r>
+        <w:t>::CHILD:: Retol - recorreguts emergencia</w:t>
+      </w:r>
+    </w:p>
+    <w:p>
+      <w:pPr/>
+      <w:r>
+        <w:t>Els recorreguts d'emergencia segons el CTE DB SI 3 Apartat 7.</w:t>
+      </w:r>
+    </w:p>
+    <w:p>
+      <w:pPr>
+        <w:pStyle w:val="Heading2"/>
+      </w:pPr>
+      <w:r>
+        <w:t>::CHILD:: Retol - SORTIDA</w:t>
+      </w:r>
+    </w:p>
+    <w:p>
+      <w:pPr/>
+      <w:r>
+        <w:t>La sortida de l'establiment on s'indiqui «SORTIDA».</w:t>
+      </w:r>
+    </w:p>
+    <w:p>
+      <w:pPr>
+        <w:pStyle w:val="Heading1"/>
+      </w:pPr>
+      <w:r>
+        <w:t>Accessibilitat</w:t>
+      </w:r>
+    </w:p>
+    <w:p>
+      <w:pPr>
+        <w:pStyle w:val="Heading2"/>
+      </w:pPr>
+      <w:r>
+        <w:t>Espai treballadors - amplada portes/passadissos</w:t>
+      </w:r>
+    </w:p>
+    <w:p>
+      <w:pPr/>
+      <w:r>
+        <w:t>Espai treballadors. No es compleix amb l'article 5.3o de l'Annex I.A del Real Decreto 486/1997, de 14 de abril, por el que se establecen las disposiciones minimas de seguridad y salud en los lugares de trabajo: «La anchura minima de las puertas exteriores y de los pasillos sera de 80 centimetros y 1 metro, respectivamente». S'ha de redistribuir l'espai de [CAMP: Espai a redistribuir (p. ex. la cuina)].</w:t>
+      </w:r>
+    </w:p>
+    <w:p>
+      <w:pPr>
+        <w:pStyle w:val="Heading2"/>
+      </w:pPr>
+      <w:r>
+        <w:t>Acces - apartat 2 annex 3d</w:t>
+      </w:r>
+    </w:p>
+    <w:p>
+      <w:pPr/>
+      <w:r>
+        <w:t>Acces. S'ha de justificar el compliment de l'apartat 2 de l'Annex 3d del DECRET 209/2023, de 28 de novembre, pel qual s'aprova el Codi d'accessibilitat de Catalunya. Condicions que s'han de complir segons la Taula 2. [CAMP: Condicions taula 2 - acces (X.X: XXX (segons l'apartat X.X de l'annex XX))].</w:t>
+      </w:r>
+    </w:p>
+    <w:p>
+      <w:pPr>
+        <w:pStyle w:val="Heading2"/>
+      </w:pPr>
+      <w:r>
+        <w:t>Itineraris interiors - apartat 3 annex 3d</w:t>
+      </w:r>
+    </w:p>
+    <w:p>
+      <w:pPr/>
+      <w:r>
+        <w:t>Itineraris interiors. S'ha de justificar el compliment de l'apartat 3 de l'Annex 3d del DECRET 209/2023, de 28 de novembre, pel qual s'aprova el Codi d'accessibilitat de Catalunya.</w:t>
+      </w:r>
+    </w:p>
+    <w:p>
+      <w:pPr>
+        <w:pStyle w:val="Heading2"/>
+      </w:pPr>
+      <w:r>
+        <w:t>Cambres higieniques - apartat 4 annex 3d</w:t>
+      </w:r>
+    </w:p>
+    <w:p>
+      <w:pPr/>
+      <w:r>
+        <w:t>Cambres higieniques. S'ha de justificar el compliment de l'apartat 4 de l'Annex 3d del DECRET 209/2023, de 28 de novembre, pel qual s'aprova el Codi d'accessibilitat de Catalunya. Condicions que s'han de complir segons la Taula 4. [CAMP: Condicions taula 4 - cambres higieniques (X: XXX (segons l'apartat X.X de l'annex XX))].</w:t>
+      </w:r>
+    </w:p>
+    <w:p>
+      <w:pPr>
+        <w:pStyle w:val="Heading2"/>
+      </w:pPr>
+      <w:r>
+        <w:t>Lavabos categoria local</w:t>
+      </w:r>
+    </w:p>
+    <w:p>
+      <w:pPr/>
+      <w:r>
+        <w:t>S'ha de comprovar en el nou projecte que hi ha els lavabos corresponents segons la categoria del local comercial i que l'acces esta correctament adaptat.</w:t>
+      </w:r>
+    </w:p>
+    <w:p>
+      <w:pPr>
+        <w:pStyle w:val="Heading2"/>
+      </w:pPr>
+      <w:r>
+        <w:t>Nou projecte modificacions</w:t>
+      </w:r>
+    </w:p>
+    <w:p>
+      <w:pPr/>
+      <w:r>
+        <w:t>S'haura d'entregar a l'Ajuntament un nou projecte on es puguin observar les modificacions per esmenar les deficiencies d'aquest informe.</w:t>
       </w:r>
     </w:p>
     <w:sectPr>

--- a/ESTRUCTURALS/REQ1.docx
+++ b/ESTRUCTURALS/REQ1.docx
@@ -5,7 +5,7 @@
     <w:p>
       <w:pPr/>
       <w:r>
-        <w:t>S'han observat les seguents deficiencies que cal esmenar per poder exercir l'activitat:</w:t>
+        <w:t>S'han observat les següents deficiències que cal esmenar per poder exercir l'activitat:</w:t>
       </w:r>
     </w:p>
     <w:p>
@@ -27,7 +27,7 @@
     <w:p>
       <w:pPr/>
       <w:r>
-        <w:t>Sanitat. L'activitat esta inclosa dins l'Annex del Decret 151/2017, de 17 d'octubre, pel qual s'estableixen els requisits i les garanties tecnicosanitaries comunes dels centres i serveis sanitaris i els procediments per a la seva autoritzacio i registre. S'ha d'obtenir l'Autoritzacio de funcionament (Departament de Salut de la Generalitat de Catalunya).</w:t>
+        <w:t>Sanitat. L’activitat està inclosa dins l’Annex del Decret 151/2017, de 17 d'octubre, pel qual s'estableixen els requisits i les garanties tecnicosanitàries comunes dels centres i serveis sanitaris i els procediments per a la seva autorització i registre. S’ha d’obtenir l’Autorització de funcionament (Departament de Salut de la Generalitat de Catalunya).</w:t>
       </w:r>
     </w:p>
     <w:p>
@@ -44,13 +44,13 @@
         <w:pStyle w:val="Heading2"/>
       </w:pPr>
       <w:r>
-        <w:t>Educacio</w:t>
-      </w:r>
-    </w:p>
-    <w:p>
-      <w:pPr/>
-      <w:r>
-        <w:t>Educacio. L'activitat esta inclosa dins el Decret 122/2012, de 9 d'octubre, del procediment d'autoritzacio i de comunicacio previa per a l'obertura de centres educatius privats. S'ha d'obtenir l'Autoritzacio d'obertura de centres educatius privats (Departament d'Educacio).</w:t>
+        <w:t>Educació</w:t>
+      </w:r>
+    </w:p>
+    <w:p>
+      <w:pPr/>
+      <w:r>
+        <w:t>Educació. L’activitat està inclosa dins el Decret 122/2012, de 9 d'octubre, del procediment d'autorització i de comunicació prèvia per a l'obertura de centres educatius privats. S’ha d’obtenir l’Autorització d’obertura de centres educatius privats  (Departament d’Educació).</w:t>
       </w:r>
     </w:p>
     <w:p>
@@ -67,13 +67,13 @@
         <w:pStyle w:val="Heading2"/>
       </w:pPr>
       <w:r>
-        <w:t>Comerc</w:t>
-      </w:r>
-    </w:p>
-    <w:p>
-      <w:pPr/>
-      <w:r>
-        <w:t>Comerc. L'activitat esta inclosa dins el Decret Llei 1/2009, del 22 de desembre, d'ordenacio dels equipaments comercials. S'ha d'obtenir la llicencia comercial d'implantacio d'un establiment comercial (Departament d'Empresa i Treball).</w:t>
+        <w:t>Comerç</w:t>
+      </w:r>
+    </w:p>
+    <w:p>
+      <w:pPr/>
+      <w:r>
+        <w:t>Comerç. L’activitat està inclosa dins el Decret Llei 1/2009, del 22 de desembre, d'ordenació dels equipaments comercials. S’ha d’obtenir la llicència comercial d’implantació d’un establiment comercial (Departament d’Empresa i Treball).</w:t>
       </w:r>
     </w:p>
     <w:p>
@@ -96,7 +96,7 @@
     <w:p>
       <w:pPr/>
       <w:r>
-        <w:t>Esport. L'activitat esta inclosa dins el DECRET LEGISLATIU 1/2000, de 31 de juliol, pel qual s'aprova el Text unic de la Llei de l'esport. S'ha d'haver iniciat el tramit per obtenir l'informe previ de les actuacions en instal.lacions esportives (Consell Catala de l'Esport).</w:t>
+        <w:t>Esport. L’activitat està inclosa dins el DECRET LEGISLATIU 1/2000, de 31 de juliol, pel qual s'aprova el Text únic de la Llei de l'esport. S’ha d’haver iniciat el tràmit per obtenir l’informe previ de les actuacions en instal·lacions esportives (Consell Català de l’Esport).</w:t>
       </w:r>
     </w:p>
     <w:p>
@@ -119,7 +119,7 @@
     <w:p>
       <w:pPr/>
       <w:r>
-        <w:t>Incendis. L'activitat esta inclosa dins l'Annex I de la Llei 3/2010, del 18 de febrer, de prevencio i seguretat en materia d'incendis en establiments, activitats, infraestructures i edificis. S'ha de:</w:t>
+        <w:t>Incendis. L’activitat està inclosa dins l’Annex I de la Llei 3/2010, del 18 de febrer, de prevenció i seguretat en matèria d'incendis en establiments, activitats, infraestructures i edificis. S’ha de:</w:t>
       </w:r>
     </w:p>
     <w:p>
@@ -142,7 +142,7 @@
     <w:p>
       <w:pPr/>
       <w:r>
-        <w:t>Obtenir l'informe favorable de prevencio i seguretat en materia d'incendis (Departament d'Interior i Seguretat Publica).</w:t>
+        <w:t>Obtenir l’informe favorable de prevenció i seguretat en matèria d’incendis (Departament d’Interior i Seguretat Pública</w:t>
       </w:r>
     </w:p>
     <w:p>
@@ -156,7 +156,7 @@
     <w:p>
       <w:pPr/>
       <w:r>
-        <w:t>Presentar l'acta de comprovacio per una entitat col.laboradora.</w:t>
+        <w:t>Presentar l’acte de comprovació per una entitat col·laboradora</w:t>
       </w:r>
     </w:p>
     <w:p>
@@ -170,7 +170,7 @@
     <w:p>
       <w:pPr/>
       <w:r>
-        <w:t>Impacte ambiental. L'activitat esta inclosa dins l'Article 7 de la Ley 21/2013, de 9 de diciembre, de evaluacion ambiental. S'ha de presentar l'estudi d'impacte ambiental a l'ajuntament amb el contingut determinat a l'Annex VI de l'esmentada Llei per obtenir posteriorment l'informe favorable per part de l'OGAU.</w:t>
+        <w:t>Impacte ambiental. L’activitat està inclosa dins l’Article 7 de la Ley 21/2013, de 9 de diciembre, de evaluación ambiental. S’ha de presentar l’estudi d'impacte ambiental a l’ajuntament amb el contingut determinat a l'Annex VI de l’esmentada Llei per obtenir posteriorment l’informe favorable per part de l’OGAU.</w:t>
       </w:r>
     </w:p>
     <w:p>
@@ -184,7 +184,7 @@
     <w:p>
       <w:pPr/>
       <w:r>
-        <w:t>Zona inundable fluvial T500. Es una activitat critica situada en zona de perill d'inundacio fluvial T500. S'ha d'obtenir l'informe relacionat amb el vector aigua (Agencia Catalana de l'Aigua).</w:t>
+        <w:t>Zona inundable fluvial T500. És una activitat crítica situada en zona de perill d’inundació fluvial T500. S’ha d’obtenir l’informe relacionat amb el vector aigua (Agència Catalana de l’Aigua).</w:t>
       </w:r>
     </w:p>
     <w:p>
@@ -207,7 +207,7 @@
     <w:p>
       <w:pPr/>
       <w:r>
-        <w:t>Vector Aigua (ACA). L'activitat esta inclosa dins l'Annex VI.1 de la Llei 20/2009, del 4 de desembre, de prevencio i control ambiental de les activitats. S'ha de presentar un projecte tecnic [CAMP: Destinatari projecte (a l'ajuntament (Annex II) / a l'ACA)] amb el contingut determinat a l'Annex III del Decret 130/2003, de 13 de maig, pel qual s'aprova el Reglament dels serveis publics de sanejament per obtenir posteriorment l'autoritzacio d'abocaments d'aigues residuals (Agencia Catalana de l'Aigua).</w:t>
+        <w:t>Vector Aigua (ACA). L’activitat està inclosa dins l’Annex VI.1 de la Llei 20/2009, del 4 de desembre, de prevenció i control ambiental de les activitats. S’ha de presentar un projecte tècnic a l’ajuntament (Annex II) / a l’ACA amb el contingut determinat a l’Annex III del Decret 130/2003, de 13 de maig, pel qual s'aprova el Reglament dels serveis públics de sanejament per obtenir posteriorment l’autorització d’abocaments d’aigües residuals (Agència Catalana de l’Aigua).</w:t>
       </w:r>
     </w:p>
     <w:p>
@@ -230,7 +230,7 @@
     <w:p>
       <w:pPr/>
       <w:r>
-        <w:t>Vector Aigua (ACA). L'activitat disposa d'un volum anual d'aigua superior a 1.000 m3, i es troba inclosa en les seccions B, C i D i els grups A032, E360, E383 i J581 de la Classificacio catalana d'activitats economiques (CCAE-2009). S'ha de presentar la Declaracio de l'Us i la Contaminacio de l'Aigua (DUCA).</w:t>
+        <w:t>Vector Aigua (ACA). L’activitat disposa d’ volum anual d'aigua superior a 1.000 m3, i es troba inclosa en les seccions B, C i D i els grups A032, E360, E383 i J581 de la Classificació catalana d'activitats econòmiques (CCAE-2009). S’ha de presentar la Declaració de l'Ús i la Contaminació de l'Aigua (DUCA).</w:t>
       </w:r>
     </w:p>
     <w:p>
@@ -253,7 +253,7 @@
     <w:p>
       <w:pPr/>
       <w:r>
-        <w:t>Vector Aigua (AMB). L'activitat esta inclosa dins l'Article 22 o l'Annex 4 del Reglament Metropolita d'Abocament d'Aigues Residuals (RMAAR, Exp 944/18). S'ha de presentar l'autoritzacio d'abocaments d'aigues (Area Metropolitana de Barcelona).</w:t>
+        <w:t>Vector Aigua (AMB). L’activitat està inclosa dins l’Article 22 o l’Annex 4 del Reglament Metropolità d’Abocament d’Aigües Residuals (RMAAR, Exp 944/18). S’ha de presentar l’autorització d’abocaments d’aigües (Àrea Metropolitana de Barcelona).</w:t>
       </w:r>
     </w:p>
     <w:p>
@@ -270,13 +270,13 @@
         <w:pStyle w:val="Heading2"/>
       </w:pPr>
       <w:r>
-        <w:t>Vector Residus - projecte tecnic</w:t>
-      </w:r>
-    </w:p>
-    <w:p>
-      <w:pPr/>
-      <w:r>
-        <w:t>Vector Residus. L'activitat esta inclosa dins l'Annex VI.2 de la Llei 20/2009, del 4 de desembre, de prevencio i control ambiental de les activitats. S'ha de presentar un projecte tecnic a l'ajuntament amb el contingut determinat a l'Annex IX i X de la Ley 7/2022, de 8 de abril, de residuos y suelos contaminados para una economia circular per obtenir posteriorment l'informe preceptiu favorable (Agencia de Residus de Catalunya).</w:t>
+        <w:t>Vector Residus - projecte tècnic</w:t>
+      </w:r>
+    </w:p>
+    <w:p>
+      <w:pPr/>
+      <w:r>
+        <w:t>Vector Residus. L’activitat està inclosa dins l’Annex VI.2 de la Llei 20/2009, del 4 de desembre, de prevenció i control ambiental de les activitats. S’ha de presentar un projecte tècnic a l’ajuntament amb el contingut determinat a l'Annex IX i X de la Ley 7/2022, de 8 de abril, de residuos y suelos contaminados para una economía circular de  per obtenir posteriorment l’informe preceptiu favorable (Agència de Residus de Catalunya).</w:t>
       </w:r>
     </w:p>
     <w:p>
@@ -290,7 +290,7 @@
     <w:p>
       <w:pPr/>
       <w:r>
-        <w:t>Vector Residus. L'establiment de l'activitat ha d'estar donat d'alta al Sistema Documental de Residus (SDR) i disposar d'un gestor de residus.</w:t>
+        <w:t>Vector Residus. L’establiment de l’activitat ha d’estar donat d’alta al Sistema Documental de Residus (SDR) i disposar d’un gestor de residus.</w:t>
       </w:r>
     </w:p>
     <w:p>
@@ -313,7 +313,7 @@
     <w:p>
       <w:pPr/>
       <w:r>
-        <w:t>Vector Atmosfera. Grups A i B. L'activitat esta inclosa dins l'Annex VI.3 de la Llei 20/2009, del 4 de desembre, de prevencio i control ambiental de les activitats. S'ha de presentar un projecte tecnic a l'ajuntament amb el contingut minim determinat a la web de Medi Ambient i Sostenibilitat per obtenir posteriorment l'informe preceptiu favorable (Direccio General de Canvi Climatic i Qualitat Ambiental). Grup CAPCA: [CAMP: Grup CAPCA].</w:t>
+        <w:t>Vector Atmosfera. Grups A i B. L’activitat està inclosa dins l’Annex VI.3 de la Llei 20/2009, del 4 de desembre, de prevenció i control ambiental de les activitats. S’ha de presentar un projecte tècnic a l’ajuntament amb el contingut mínim determinat a la web de Medi Ambient i Sostenibilitat (enllaç) per obtenir posteriorment l’informe preceptiu favorable (Direcció General de Canvi Climàtic i Qualitat Ambiental). Grup CAPCA: [CAMP: Grup CAPCA].</w:t>
       </w:r>
     </w:p>
     <w:p>
@@ -330,13 +330,13 @@
         <w:pStyle w:val="Heading2"/>
       </w:pPr>
       <w:r>
-        <w:t>Vector Atmosfera - Grup C llicencia</w:t>
-      </w:r>
-    </w:p>
-    <w:p>
-      <w:pPr/>
-      <w:r>
-        <w:t>Vector Atmosfera. Grup C - llicencia. Per tal d'emetre un permis ambiental es necessari disposar de la informacio imprescindible per poder fixar els limits d'emissio a l'atmosfera i les prescripcions tecniques. S'ha de redactar un document amb el contingut minim en materia d'emissions a l'atmosfera dels projectes d'activitats. Grup CAPCA: [CAMP: Grup CAPCA].</w:t>
+        <w:t>Vector Atmosfera - Grup C llicència</w:t>
+      </w:r>
+    </w:p>
+    <w:p>
+      <w:pPr/>
+      <w:r>
+        <w:t>Vector Atmosfera. Grup C - llicència. Per tal d’emetre un permís ambiental és necessari disposar de la informació imprescindible per poder fixar els límits d’emissió a l’atmosfera i les prescripcions tècniques. S’ha de redactar un document amb el contingut mínim en matèria d’emissions a l’atmosfera dels projectes d’activitats. Grup CAPCA: [CAMP: Grup CAPCA].</w:t>
       </w:r>
     </w:p>
     <w:p>
@@ -353,13 +353,13 @@
         <w:pStyle w:val="Heading2"/>
       </w:pPr>
       <w:r>
-        <w:t>Vector Atmosfera - Grup C comunicacio</w:t>
-      </w:r>
-    </w:p>
-    <w:p>
-      <w:pPr/>
-      <w:r>
-        <w:t>Vector Atmosfera. Grup C - comunicacio. Segons la Disposicio addicional Segona del DECRET 139/2018, de 3 de juliol, sobre els regims d'intervencio ambiental atmosferica dels establiments on es desenvolupin activitats potencialment contaminants de l'atmosfera: Els establiments sotmesos per la Llei 20/2009, de 4 de desembre, a comunicacio i classificats en el grup C d'acord amb l'article 7 no han de realitzar la notificacio d'emissions que estableix l'article 12. No obstant aixo, aquests establiments estan obligats a presentar, juntament amb la comunicacio, una memoria tecnica i un informe de control d'una entitat col.laboradora de l'Administracio en materia de medi ambient, d'acord amb el que estableix l'article 13.2 i 13.3. Grup CAPCA: [CAMP: Grup CAPCA].</w:t>
+        <w:t>Vector Atmosfera - Grup C comunicació</w:t>
+      </w:r>
+    </w:p>
+    <w:p>
+      <w:pPr/>
+      <w:r>
+        <w:t>Vector Atmosfera. Grup C - comunicació. Segons la Disposició addicional Segona del DECRET 139/2018, de 3 de juliol, sobre els règims d'intervenció ambiental atmosfèrica dels establiments on es desenvolupin activitats potencialment contaminants de l'atmosfera: Els establiments sotmesos per la Llei 20/2009, de 4 de desembre, a comunicació i classificats en el grup C d'acord amb l'article 7 no han de realitzar la notificació d'emissions que estableix l'article 12. No obstant això, aquests establiments estan obligats a presentar, juntament amb la comunicació, una memòria tècnica i un informe de control d'una entitat col·laboradora de l'Administració en matèria de medi ambient, d'acord amb el que estableix l'article 13.2 i 13.3. Grup CAPCA: [CAMP: Grup CAPCA].</w:t>
       </w:r>
     </w:p>
     <w:p>
@@ -373,7 +373,7 @@
     <w:p>
       <w:pPr/>
       <w:r>
-        <w:t>Soroll. L'activitat esta inclosa dins l'Annex I del Decret 112/2010, de 31 d'agost, pel qual s'aprova el Reglament d'espectacles publics i activitats recreatives o es susceptible de generar contaminacio acustica per soroll. S'han de presentar les mesures in situ de comprovacio de les exigencies d'acustica ambiental i de qualitat en l'edificacio realitzades per una Entitat de Proteccio de la Contaminacio Acustica [EC-PCA] segons l'article 9 de l'Ordenanca relativa a la intervencio administrativa municipal en les activitats de Cornella de Llobregat (versio vigent des del 19 de juny de 2025). Les mesures in situ consistiran en comprovar:</w:t>
+        <w:t>Soroll. L’activitat està inclosa dins l’Annex I del Decret 112/2010, de 31 d'agost, pel qual s'aprova el Reglament d'espectacles públics i activitats recreatives o és susceptible de generar contaminació acústica per soroll. S’han de presentar les mesures in situ de comprovació de les exigències d’acústica ambiental i de qualitat en l’edificació realitzades per una Entitat de Protecció de la Contaminació Acústica [EC-PCA] segons l’article 9 de l’Ordenança relativa a la intervenció administrativa municipal en les activitats de Cornellà de Llobregat (versió vigent des del 19 de juny de 2025). Les mesures in situ consistiran en comprovar:</w:t>
       </w:r>
     </w:p>
     <w:p>
@@ -396,7 +396,7 @@
     <w:p>
       <w:pPr/>
       <w:r>
-        <w:t>Immissio sonora aplicable a l'ambient exterior.</w:t>
+        <w:t>Immissió sonora aplicable a l'ambient exterior</w:t>
       </w:r>
     </w:p>
     <w:p>
@@ -410,7 +410,7 @@
     <w:p>
       <w:pPr/>
       <w:r>
-        <w:t>Immissio sonora aplicable a l'ambient interior.</w:t>
+        <w:t>Immissió sonora aplicable a l'ambient interior</w:t>
       </w:r>
     </w:p>
     <w:p>
@@ -424,7 +424,7 @@
     <w:p>
       <w:pPr/>
       <w:r>
-        <w:t>Immissio de les vibracions als interiors dels edificis.</w:t>
+        <w:t>Immissió de les vibracions als interiors dels edificis</w:t>
       </w:r>
     </w:p>
     <w:p>
@@ -438,7 +438,7 @@
     <w:p>
       <w:pPr/>
       <w:r>
-        <w:t>Olors. S'ha de presentar un estudi d'avaluacio de l'impacte odorifer de l'activitat sobre l'entorn. S'han de quantificar els nivells d'olors en immissio i avaluar-los mitjancant els valors limit d'immissio de l'Annex II del model d'Ordenanca tipus reguladora de la contaminacio odorifera de la Diputacio de Barcelona.</w:t>
+        <w:t>Olors. S’ha de presentar un estudi d’avaluació de l’impacte odorífer de l’activitat sobre l’entorn. S’han de quantificar els nivells d’olors en immissió i avaluar-los mitjançant els valors límit d’immissió de l’Annex II del model d’Ordenança tipus reguladora de la contaminació odorífera de la Diputació de Barcelona.</w:t>
       </w:r>
     </w:p>
     <w:p>
@@ -446,13 +446,13 @@
         <w:pStyle w:val="Heading2"/>
       </w:pPr>
       <w:r>
-        <w:t>Vector Sol</w:t>
-      </w:r>
-    </w:p>
-    <w:p>
-      <w:pPr/>
-      <w:r>
-        <w:t>Vector Sol. L'activitat esta inclosa dins l'Annex I del Real Decreto 9/2005, de 14 de enero, por el que se establece la relacion de actividades potencialmente contaminantes del suelo y los criterios y estandares para la declaracion de suelos contaminados. S'ha de presentar l'informe preliminar de situacio del sol amb el contingut minim determinat a l'Annex II de l'esmentat Real Decret. Tambe s'haura d'entregar un informe de situacio en els seguents casos:</w:t>
+        <w:t>Vector Sòl</w:t>
+      </w:r>
+    </w:p>
+    <w:p>
+      <w:pPr/>
+      <w:r>
+        <w:t>Vector Sòl. L’activitat està inclosa dins l’Annex I del Real Decreto 9/2005, de 14 de enero, por el que se establece la relación de actividades potencialmente contaminantes del suelo y los criterios y estándares para la declaración de suelos contaminados. S’ha de presentar l’informe preliminar de situació del sòl amb el contingut mínim determinat a l’Annex II de l’esmentat Real Decret.</w:t>
       </w:r>
     </w:p>
     <w:p>
@@ -460,13 +460,13 @@
         <w:pStyle w:val="Heading2"/>
       </w:pPr>
       <w:r>
-        <w:t>::CHILD:: Vector Sol - canvi substancial</w:t>
-      </w:r>
-    </w:p>
-    <w:p>
-      <w:pPr/>
-      <w:r>
-        <w:t>Quan s'ha realitzat un canvi substancial en l'activitat i/o instal.lacions.</w:t>
+        <w:t>::CHILD:: Vector Sòl - canvi substancial</w:t>
+      </w:r>
+    </w:p>
+    <w:p>
+      <w:pPr/>
+      <w:r>
+        <w:t>Quan s’ha realitzat un canvi substancial en l’activitat i/o instal·lacions.</w:t>
       </w:r>
     </w:p>
     <w:p>
@@ -474,13 +474,13 @@
         <w:pStyle w:val="Heading2"/>
       </w:pPr>
       <w:r>
-        <w:t>::CHILD:: Vector Sol - cessament</w:t>
-      </w:r>
-    </w:p>
-    <w:p>
-      <w:pPr/>
-      <w:r>
-        <w:t>Quan se cessa l'activitat.</w:t>
+        <w:t>::CHILD:: Vector Sòl - cessament</w:t>
+      </w:r>
+    </w:p>
+    <w:p>
+      <w:pPr/>
+      <w:r>
+        <w:t>Quan se cessa l’activitat.</w:t>
       </w:r>
     </w:p>
     <w:p>
@@ -488,13 +488,13 @@
         <w:pStyle w:val="Heading2"/>
       </w:pPr>
       <w:r>
-        <w:t>::CHILD:: Vector Sol - substitucio activitat</w:t>
-      </w:r>
-    </w:p>
-    <w:p>
-      <w:pPr/>
-      <w:r>
-        <w:t>Quan se sol.licita una activitat no potencialment contaminant del sol en una situacio on abans hi havia una activitat potencialment contaminant del sol.</w:t>
+        <w:t>::CHILD:: Vector Sòl - substitucio activitat</w:t>
+      </w:r>
+    </w:p>
+    <w:p>
+      <w:pPr/>
+      <w:r>
+        <w:t>Quan se sol·licita una activitat no potencialment contaminant del sòl en una situació on abans hi havia una activitat potencialment contaminant del sòl.</w:t>
       </w:r>
     </w:p>
     <w:p>
@@ -502,13 +502,13 @@
         <w:pStyle w:val="Heading2"/>
       </w:pPr>
       <w:r>
-        <w:t>::CHILD:: Vector Sol - canvi d'us</w:t>
-      </w:r>
-    </w:p>
-    <w:p>
-      <w:pPr/>
-      <w:r>
-        <w:t>Quan hi ha un canvi d'us del sol.</w:t>
+        <w:t>::CHILD:: Vector Sòl - canvi d'ús</w:t>
+      </w:r>
+    </w:p>
+    <w:p>
+      <w:pPr/>
+      <w:r>
+        <w:t>Quan hi ha un canvi d’ús del sòl.</w:t>
       </w:r>
     </w:p>
     <w:p>
@@ -522,7 +522,7 @@
     <w:p>
       <w:pPr/>
       <w:r>
-        <w:t>Mobilitat. L'activitat esta inclosa dins l'Article 3 del Decret 344/2006, de 19 de setembre, de regulacio dels estudis d'avaluacio de la mobilitat generada. S'ha de presentar l'estudi d'avaluacio de la mobilitat generada a l'ajuntament amb el contingut minim determinat a l'Article 14 de l'esmentat Decret i obtenir l'informe preceptiu favorable de Guardia Urbana.</w:t>
+        <w:t>Mobilitat. L’activitat està inclosa dins l’Article 3 del Decret 344/2006, de 19 de setembre, de regulació dels estudis d'avaluació de la mobilitat generada. S’ha de presentar l’estudi d’avaluació de la mobilitat generada a l’ajuntament amb el contingut mínim determinat a l’Article 14 de l’esmentat Decret i obtenir l’informe preceptiu favorable de Guàrdia Urbana.</w:t>
       </w:r>
     </w:p>
     <w:p>
@@ -530,7 +530,7 @@
         <w:pStyle w:val="Heading1"/>
       </w:pPr>
       <w:r>
-        <w:t>Pla d'Autoproteccio</w:t>
+        <w:t>Pla d'Autoprotecció</w:t>
       </w:r>
     </w:p>
     <w:p>
@@ -544,7 +544,7 @@
     <w:p>
       <w:pPr/>
       <w:r>
-        <w:t>PAU. L'activitat esta inclosa dins l'Annex I del Decret 30/2015, de 3 de marc, pel qual s'aprova el cataleg d'activitats i centres obligats a adoptar mesures d'autoproteccio i es fixa el contingut d'aquestes mesures. S'ha d'elaborar el Pla d'Autoproteccio amb el contingut minim determinat a l'Annex II de l'esmentat Decret i obtenir el certificat d'homologacio del Pla d'Autoproteccio de [CAMP: Organ homologacio PAU (Proteccio civil de Catalunya / Proteccio civil local)].</w:t>
+        <w:t>PAU. L’activitat està inclosa dins l’Annex I del Decret 30/2015, de 3 de març, pel qual s'aprova el catàleg d'activitats i centres obligats a adoptar mesures d'autoprotecció i es fixa el contingut d'aquestes mesures. S’ha d’elaborar el Pla d’Autoprotecció amb el contingut mínim determinat a l’Annex II de l’esmentat Decret i obtenir el certificat d’homologació del Pla d’Autoprotecció de Protecció civil de Catalunya / Protecció civil local.</w:t>
       </w:r>
     </w:p>
     <w:p>
@@ -575,7 +575,7 @@
     <w:p>
       <w:pPr/>
       <w:r>
-        <w:t>Annex III Llei 20/2009. Segons l'article 6 de l'Ordenanca relativa a la intervencio administrativa municipal en les activitats de Cornella de Llobregat s'ha d'entregar una certificacio tecnica inicial amb resultat favorable per part d'una Entitat Col.laboradora de l'Administracio. El titular queda assabentat que els controls periodics posteriors s'han d'efectuar cada vuit anys, tal i com s'indica a l'article 7 de la mateixa Ordenanca.</w:t>
+        <w:t>Annex III Llei 20/2009. Segons l’article 6 de l’Ordenança relativa a la intervenció administrativa municipal en les activitats de Cornellà de Llobregat s’ha d’entregar una certificació tècnica inicial amb resultat favorable per part d’una Entitat Col·laboradora de l'Administració. El titular queda assabentat que els controls periòdics posteriors s'han d'efectuar cada vuit anys, tal i com s’indica a l’article 7 de la mateixa Ordenança.</w:t>
       </w:r>
     </w:p>
     <w:p>
@@ -589,7 +589,7 @@
     <w:p>
       <w:pPr/>
       <w:r>
-        <w:t>Annex II Llei 20/2009. L'activitat es troba regulada pel LLEI 20/2009, del 4 de desembre, de prevencio i control ambiental de les activitats. S'ha de realitzar un control inicial amb resultat favorable per part d'una Entitat Col.laboradora de l'Administracio, com s'indica a l'Article 69 de la Llei. El titular queda assabentat que els controls periodics posteriors s'han d'efectuar cada sis anys, tal i com s'indica a l'article 71 de la mateixa Llei.</w:t>
+        <w:t>Annex II Llei 20/2009. L’activitat es troba regulada pel LLEI 20/2009, del 4 de desembre, de prevenció i control ambiental de les activitats. S’ha de realitzar un control inicial amb resultat favorable per part d’una Entitat Col·laboradora de l'Administració, com s’indica a l’Article 69 de la Llei. El titular queda assabentat que els controls periòdics posteriors s'han d'efectuar cada sis anys, tal i com s’indica a l’article 71 de la mateixa Llei.</w:t>
       </w:r>
     </w:p>
     <w:p>
@@ -603,7 +603,7 @@
     <w:p>
       <w:pPr/>
       <w:r>
-        <w:t>Vector Atmosfera. L'activitat esta inclosa dins l'Annex IV de la Ley 34/2007, de 15 de noviembre, de calidad del aire y proteccion de la atmosfera. S'ha d'entregar, per part d'una Entitat de control en l'ambit sectorial de la prevencio de la contaminacio atmosferica [EC-A], tal i com s'indica a l'Article 16 del DECRET 139/2018, de 3 de juliol, sobre els regims d'intervencio ambiental atmosferica dels establiments on es desenvolupin activitats potencialment contaminants de l'atmosfera:</w:t>
+        <w:t>Vector Atmosfera. L’activitat està inclosa dins l’Annex IV de la Ley 34/2007, de 15 de noviembre, de calidad del aire y protección de la atmosfera. S’ha d’entregar, per part d’una Entitat de control en l’àmbit sectorial de la prevenció de la contaminació atmosfèrica [EC-A], tal i com s’indica a l’Article 16 del DECRET 139/2018, de 3 de juliol, sobre els règims d'intervenció ambiental atmosfèrica dels establiments on es desenvolupin activitats potencialment contaminants de l'atmosfera:</w:t>
       </w:r>
     </w:p>
     <w:p>
@@ -626,7 +626,7 @@
     <w:p>
       <w:pPr/>
       <w:r>
-        <w:t>El CAE (Control Atmosferic de l'Establiment).</w:t>
+        <w:t>El CAE (Control Atmosfèric de l'Establiment)</w:t>
       </w:r>
     </w:p>
     <w:p>
@@ -640,7 +640,7 @@
     <w:p>
       <w:pPr/>
       <w:r>
-        <w:t>L'informe reglamentari de mesures d'emissions a l'atmosfera.</w:t>
+        <w:t>L'informe reglamentari de mesures d'emissions a l’atmosfera</w:t>
       </w:r>
     </w:p>
     <w:p>
@@ -648,7 +648,7 @@
         <w:pStyle w:val="Heading1"/>
       </w:pPr>
       <w:r>
-        <w:t>Controls periodics</w:t>
+        <w:t>Controls periòdics</w:t>
       </w:r>
     </w:p>
     <w:p>
@@ -656,13 +656,13 @@
         <w:pStyle w:val="Heading2"/>
       </w:pPr>
       <w:r>
-        <w:t>Decret 112/2010 - control periodic</w:t>
-      </w:r>
-    </w:p>
-    <w:p>
-      <w:pPr/>
-      <w:r>
-        <w:t>Decret 112/2010. L'activitat es troba regulada pel DECRET 112/2010, de 31 d'agost, pel qual s'aprova el Reglament d'espectacles publics i activitats recreatives. S'ha de realitzar un control periodic amb resultat favorable per part d'una Entitat Col.laboradora de l'Administracio conforme l'article 8 de l'Ordenanca relativa a la intervencio administrativa municipal en les activitats de Cornella de Llobregat. El titular queda assabentat que els controls periodics posteriors s'han d'efectuar cada quatre anys, tal i com s'indica a l'article 132 del mateix Decret.</w:t>
+        <w:t>Decret 112/2010 - control periòdic</w:t>
+      </w:r>
+    </w:p>
+    <w:p>
+      <w:pPr/>
+      <w:r>
+        <w:t>Decret 112/2010. L’activitat es troba regulada pel DECRET 112/2010, de 31 d'agost, pel qual s'aprova el Reglament d'espectacles públics i activitats recreatives. S’ha de realitzar un control periòdic amb resultat favorable per part d’una Entitat Col·laboradora de l'Administració conforme l’article 8 de l’Ordenança relativa a la intervenció administrativa municipal en les activitats de Cornellà de Llobregat. El titular queda assabentat que els controls periòdics posteriors s'han d'efectuar cada quatre anys, tal i com s’indica a l’article 132 del mateix Decret.</w:t>
       </w:r>
     </w:p>
     <w:p>
@@ -670,13 +670,13 @@
         <w:pStyle w:val="Heading2"/>
       </w:pPr>
       <w:r>
-        <w:t>Annex II Llei 20/2009 - control periodic</w:t>
-      </w:r>
-    </w:p>
-    <w:p>
-      <w:pPr/>
-      <w:r>
-        <w:t>Annex II Llei 20/2009. L'activitat es troba regulada per la LLEI 20/2009, del 4 de desembre, de prevencio i control ambiental de les activitats. S'ha de realitzar un control periodic amb resultat favorable per part d'una Entitat Col.laboradora de l'Administracio. Els controls periodics posteriors s'han d'efectuar cada sis anys, tal i com s'indica a l'article 71 de la mateixa Llei.</w:t>
+        <w:t>Annex II Llei 20/2009 - control periòdic</w:t>
+      </w:r>
+    </w:p>
+    <w:p>
+      <w:pPr/>
+      <w:r>
+        <w:t>Annex II Llei 20/2009. L’activitat es troba regulada per la LLEI 20/2009, del 4 de desembre, de prevenció i control ambiental de les activitats. S’ha de realitzar un control periòdic amb resultat favorable per part d’una Entitat Col·laboradora de l'Administració. Els controls periòdics posteriors s'han d'efectuar cada sis anys, tal i com s’indica a l’article 71 de la mateixa Llei.</w:t>
       </w:r>
     </w:p>
     <w:p>
@@ -684,13 +684,13 @@
         <w:pStyle w:val="Heading2"/>
       </w:pPr>
       <w:r>
-        <w:t>Annex III Llei 20/2009 - control periodic</w:t>
-      </w:r>
-    </w:p>
-    <w:p>
-      <w:pPr/>
-      <w:r>
-        <w:t>Annex III Llei 20/2009. S'ha de realitzar un control periodic amb resultat favorable per part d'una Entitat Col.laboradora de l'Administracio. Els controls periodics posteriors s'han d'efectuar cada vuit anys, tal i com s'indica a l'article 7.1 de l'Ordenanca relativa a la intervencio administrativa municipal en les activitats de Cornella de Llobregat (versio vigent des del 19 de juny de 2025).</w:t>
+        <w:t>Annex III Llei 20/2009 - control periòdic</w:t>
+      </w:r>
+    </w:p>
+    <w:p>
+      <w:pPr/>
+      <w:r>
+        <w:t>Annex III Llei 20/2009. S’ha de realitzar un control periòdic amb resultat favorable per part d’una Entitat Col·laboradora de l'Administració. Els controls periòdics posteriors s'han d'efectuar cada vuit anys, tal i com s’indica a l’article 7.1 de l’Ordenança relativa a la intervenció administrativa municipal en les activitats de Cornellà de Llobregat (versió vigent des del 19 de juny de 2025).</w:t>
       </w:r>
     </w:p>
     <w:p>
@@ -698,13 +698,13 @@
         <w:pStyle w:val="Heading2"/>
       </w:pPr>
       <w:r>
-        <w:t>RSCIEI - control periodic</w:t>
-      </w:r>
-    </w:p>
-    <w:p>
-      <w:pPr/>
-      <w:r>
-        <w:t>RSCIEI. L'activitat es troba regulada pel Real Decreto 2267/2004, de 3 de diciembre, por el que se aprueba el Reglamento de seguridad contra incendios en los establecimientos industriales. S'ha de realitzar un control periodic amb resultat favorable per part d'una Entitat de Control habilitada, com s'indica a l'Article 7 del Real Decret. Els controls periodics posteriors s'han d'efectuar cada [CAMP: Periodicitat RSCIEI (anys)] anys, tal i com s'indica a l'Article 7 del mateix Real Decret.</w:t>
+        <w:t>RSCIEI - control periòdic</w:t>
+      </w:r>
+    </w:p>
+    <w:p>
+      <w:pPr/>
+      <w:r>
+        <w:t>RSCIEI. L’activitat es troba regulada pel Real Decreto 2267/2004, de 3 de diciembre, por el que se aprueba el Reglamento de seguridad contra incendios en los establecimientos industriales. S’ha de realitzar un control periòdic amb resultat favorable per part d’una Entitat de Control habilitada, com s’indica a l’Article 7 del Real Decret. Els controls periòdics posteriors s'han d'efectuar cada cinc anys, tal i com s’indica a l’Article 7 del mateix Real Decret.</w:t>
       </w:r>
     </w:p>
     <w:p>
@@ -712,7 +712,7 @@
         <w:pStyle w:val="Heading2"/>
       </w:pPr>
       <w:r>
-        <w:t>Vector Atmosfera - control periodic</w:t>
+        <w:t>Vector Atmosfera - control periòdic</w:t>
       </w:r>
     </w:p>
     <w:p>
@@ -741,7 +741,7 @@
     <w:p>
       <w:pPr/>
       <w:r>
-        <w:t>El CAE (Control Atmosferic de l'Establiment).</w:t>
+        <w:t>El CAE (Control Atmosfèric de l'Establiment)</w:t>
       </w:r>
     </w:p>
     <w:p>
@@ -755,7 +755,7 @@
     <w:p>
       <w:pPr/>
       <w:r>
-        <w:t>L'informe reglamentari de mesures d'emissions a l'atmosfera.</w:t>
+        <w:t>L'informe reglamentari de mesures d'emissions a l’atmosfera</w:t>
       </w:r>
     </w:p>
     <w:p>
@@ -763,13 +763,13 @@
         <w:pStyle w:val="Heading2"/>
       </w:pPr>
       <w:r>
-        <w:t>PAU - control periodic</w:t>
-      </w:r>
-    </w:p>
-    <w:p>
-      <w:pPr/>
-      <w:r>
-        <w:t>PAU. L'activitat esta inclosa dins l'Annex I del Decret 30/2015, de 3 de marc, pel qual s'aprova el cataleg d'activitats i centres obligats a adoptar mesures d'autoproteccio i es fixa el contingut d'aquestes mesures. S'ha d'elaborar el Pla d'Autoproteccio amb el contingut minim determinat a l'Annex II de l'esmentat Decret i presentar l'informe favorable emes per [CAMP: Organ homologacio PAU (Proteccio civil de Catalunya / Proteccio civil local)].</w:t>
+        <w:t>PAU - control periòdic</w:t>
+      </w:r>
+    </w:p>
+    <w:p>
+      <w:pPr/>
+      <w:r>
+        <w:t>PAU. L’activitat està inclosa dins l’Annex I del Decret 30/2015, de 3 de març, pel qual s'aprova el catàleg d'activitats i centres obligats a adoptar mesures d'autoprotecció i es fixa el contingut d'aquestes mesures. S’ha d’elaborar el Pla d’Autoprotecció amb el contingut mínim determinat a l’Annex II de l’esmentat Decret i presentar l’informe favorable emès per Protecció civil de Catalunya / Protecció civil local.</w:t>
       </w:r>
     </w:p>
     <w:p>
@@ -786,13 +786,13 @@
         <w:pStyle w:val="Heading2"/>
       </w:pPr>
       <w:r>
-        <w:t>Vector Sol - control periodic</w:t>
-      </w:r>
-    </w:p>
-    <w:p>
-      <w:pPr/>
-      <w:r>
-        <w:t>Vector Sol. L'activitat esta inclosa dins l'Annex I del Real Decreto 9/2005, de 14 de enero, por el que se establece la relacion de actividades potencialmente contaminantes del suelo y los criterios y estandares para la declaracion de suelos contaminados. S'ha de presentar l'informe de situacio periodic coincidint amb el termini de revisio de la llicencia o, en defecte, cada 10 anys.</w:t>
+        <w:t>Vector Sòl - control periòdic</w:t>
+      </w:r>
+    </w:p>
+    <w:p>
+      <w:pPr/>
+      <w:r>
+        <w:t>Vector Sòl. L’activitat està inclosa dins l’Annex I del Real Decreto 9/2005, de 14 de enero, por el que se establece la relación de actividades potencialmente contaminantes del suelo y los criterios y estándares para la declaración de suelos contaminados. S’ha de presentar l’informe de situació periòdic coincidint amb el termini de revisió de la llicència o, en defecte, cada 10 anys.</w:t>
       </w:r>
     </w:p>
     <w:p>
@@ -800,7 +800,7 @@
         <w:pStyle w:val="Heading1"/>
       </w:pPr>
       <w:r>
-        <w:t>Instal.lacions - Legalitzacions</w:t>
+        <w:t>Instal·lacions - Legalitzacions</w:t>
       </w:r>
     </w:p>
     <w:p>
@@ -814,7 +814,7 @@
     <w:p>
       <w:pPr/>
       <w:r>
-        <w:t>Segons l'article 4 de l'Ordenanca relativa a la intervencio administrativa municipal en les activitats de Cornella de Llobregat s'ha de presentar el certificat d'inscripcio al Registre d'instal.lacions de Seguretat Industrial de Catalunya (RITSIC) de totes les instal.lacions que conformin l'activitat a nom del titular de l'activitat o el propietari de l'establiment:</w:t>
+        <w:t>Segons l’article 4 de l’Ordenança relativa a la intervenció administrativa municipal en les activitats de Cornellà de Llobregat s’ha de presentar el certificat d’inscripció al Registre d'instal·lacions de Seguretat Industrial de Catalunya (RITSIC) de totes les instal·lacions que conformin l’activitat a nom del titular de l’activitat o el propietari de l’establiment:</w:t>
       </w:r>
     </w:p>
     <w:p>
@@ -828,7 +828,7 @@
     <w:p>
       <w:pPr/>
       <w:r>
-        <w:t>Instal.lacio d'autoconsum (fotovoltaica).</w:t>
+        <w:t>Instal·lació d’autoconsum (fotovoltaica)</w:t>
       </w:r>
     </w:p>
     <w:p>
@@ -851,7 +851,7 @@
     <w:p>
       <w:pPr/>
       <w:r>
-        <w:t>Instal.lacio de gas. Transport, emmagatzematge, distribucio gas combustible.</w:t>
+        <w:t>Instal·lació de gas. Transport, emmagatzematge, distribució gas combustible</w:t>
       </w:r>
     </w:p>
     <w:p>
@@ -874,7 +874,7 @@
     <w:p>
       <w:pPr/>
       <w:r>
-        <w:t>Instal.lacio de gas. Instal.lacions receptores de gas i emmagatzematge GLP per a consum propi (ITC-ICG 07).</w:t>
+        <w:t>Instal·lació de gas. Instal·lacions receptores de gas i emmagatzematge GLP per a consum propi (ITC-ICG 07)</w:t>
       </w:r>
     </w:p>
     <w:p>
@@ -891,13 +891,13 @@
         <w:pStyle w:val="Heading2"/>
       </w:pPr>
       <w:r>
-        <w:t>::CHILD:: RITSIC - gas verificacio per unitat</w:t>
-      </w:r>
-    </w:p>
-    <w:p>
-      <w:pPr/>
-      <w:r>
-        <w:t>Instal.lacio de gas (Verificacio per unitat).</w:t>
+        <w:t>::CHILD:: RITSIC - gas verificació per unitat</w:t>
+      </w:r>
+    </w:p>
+    <w:p>
+      <w:pPr/>
+      <w:r>
+        <w:t>Instal·lació de gas (Verificació per unitat)</w:t>
       </w:r>
     </w:p>
     <w:p>
@@ -914,13 +914,13 @@
         <w:pStyle w:val="Heading2"/>
       </w:pPr>
       <w:r>
-        <w:t>::CHILD:: RITSIC - electricitat alta tensio</w:t>
-      </w:r>
-    </w:p>
-    <w:p>
-      <w:pPr/>
-      <w:r>
-        <w:t>Instal.lacio d'electricitat. Alta tensio.</w:t>
+        <w:t>::CHILD:: RITSIC - electricitat alta tensió</w:t>
+      </w:r>
+    </w:p>
+    <w:p>
+      <w:pPr/>
+      <w:r>
+        <w:t>Instal·lació d'electricitat. Alta tensió</w:t>
       </w:r>
     </w:p>
     <w:p>
@@ -937,13 +937,13 @@
         <w:pStyle w:val="Heading2"/>
       </w:pPr>
       <w:r>
-        <w:t>::CHILD:: RITSIC - baixa tensio</w:t>
-      </w:r>
-    </w:p>
-    <w:p>
-      <w:pPr/>
-      <w:r>
-        <w:t>Instal.lacio de baixa tensio.</w:t>
+        <w:t>::CHILD:: RITSIC - baixa tensió</w:t>
+      </w:r>
+    </w:p>
+    <w:p>
+      <w:pPr/>
+      <w:r>
+        <w:t>Instal·lació de baixa tensió</w:t>
       </w:r>
     </w:p>
     <w:p>
@@ -966,7 +966,7 @@
     <w:p>
       <w:pPr/>
       <w:r>
-        <w:t>Ascensors.</w:t>
+        <w:t>Ascensors</w:t>
       </w:r>
     </w:p>
     <w:p>
@@ -983,13 +983,13 @@
         <w:pStyle w:val="Heading2"/>
       </w:pPr>
       <w:r>
-        <w:t>::CHILD:: RITSIC - instal.lacions termiques</w:t>
-      </w:r>
-    </w:p>
-    <w:p>
-      <w:pPr/>
-      <w:r>
-        <w:t>Instal.lacions termiques en els edificis.</w:t>
+        <w:t>::CHILD:: RITSIC - instal·lacions tèrmiques</w:t>
+      </w:r>
+    </w:p>
+    <w:p>
+      <w:pPr/>
+      <w:r>
+        <w:t>Instal·lacions tèrmiques en els edificis</w:t>
       </w:r>
     </w:p>
     <w:p>
@@ -1012,7 +1012,7 @@
     <w:p>
       <w:pPr/>
       <w:r>
-        <w:t>Instal.lacions de fred industrial.</w:t>
+        <w:t>Instal·lacions de fred industrial</w:t>
       </w:r>
     </w:p>
     <w:p>
@@ -1029,13 +1029,13 @@
         <w:pStyle w:val="Heading2"/>
       </w:pPr>
       <w:r>
-        <w:t>::CHILD:: RITSIC - equips a pressio</w:t>
-      </w:r>
-    </w:p>
-    <w:p>
-      <w:pPr/>
-      <w:r>
-        <w:t>Equips a pressio.</w:t>
+        <w:t>::CHILD:: RITSIC - equips a pressió</w:t>
+      </w:r>
+    </w:p>
+    <w:p>
+      <w:pPr/>
+      <w:r>
+        <w:t>Equips a pressió</w:t>
       </w:r>
     </w:p>
     <w:p>
@@ -1058,7 +1058,7 @@
     <w:p>
       <w:pPr/>
       <w:r>
-        <w:t>Instal.lacions de proteccio contra incendis PCI.</w:t>
+        <w:t>Instal·lacions de protecció contra incendis PCI</w:t>
       </w:r>
     </w:p>
     <w:p>
@@ -1075,7 +1075,7 @@
         <w:pStyle w:val="Heading2"/>
       </w:pPr>
       <w:r>
-        <w:t>Emmagatzematge productes quimics - relacio</w:t>
+        <w:t>Emmagatzematge productes químics - relacio</w:t>
       </w:r>
     </w:p>
     <w:p>
@@ -1089,13 +1089,13 @@
         <w:pStyle w:val="Heading2"/>
       </w:pPr>
       <w:r>
-        <w:t>::CHILD:: Productes quimics - aplicacio APQ</w:t>
-      </w:r>
-    </w:p>
-    <w:p>
-      <w:pPr/>
-      <w:r>
-        <w:t>L'aplicacio, o no, del Real Decreto 656/2017, de 23 de junio, por el que se aprueba el Reglamento de Almacenamiento de Productos Quimicos y sus Instrucciones Tecnicas Complementarias MIE APQ 0 a 10 segons l'Article 1 i l'Article 2 del mateix reglament.</w:t>
+        <w:t>::CHILD:: Productes químics - aplicacio APQ</w:t>
+      </w:r>
+    </w:p>
+    <w:p>
+      <w:pPr/>
+      <w:r>
+        <w:t>L’aplicació, o no, del Real Decreto 656/2017, de 23 de junio, por el que se aprueba el Reglamento de Almacenamiento de Productos Químicos y sus Instrucciones Técnicas Complementarias MIE APQ 0 a 10 segons l’Article 1 i l’Article 2 del mateix reglament.</w:t>
       </w:r>
     </w:p>
     <w:p>
@@ -1112,13 +1112,13 @@
         <w:pStyle w:val="Heading2"/>
       </w:pPr>
       <w:r>
-        <w:t>::CHILD:: Productes quimics - accidents greus (Seveso)</w:t>
-      </w:r>
-    </w:p>
-    <w:p>
-      <w:pPr/>
-      <w:r>
-        <w:t>L'aplicacio, o no, del Real Decreto 840/2015, de 21 de septiembre, por el que se aprueban medidas de control de los riesgos inherentes a los accidentes graves en los que intervengan sustancias peligrosas.</w:t>
+        <w:t>::CHILD:: Productes químics - accidents greus (Seveso)</w:t>
+      </w:r>
+    </w:p>
+    <w:p>
+      <w:pPr/>
+      <w:r>
+        <w:t>L’aplicació, o no, del Real Decreto 840/2015, de 21 de septiembre, por el que se aprueban medidas de control de los riesgos inherentes a los accidentes graves en los que intervengan sustancias peligrosas.</w:t>
       </w:r>
     </w:p>
     <w:p>
@@ -1135,13 +1135,13 @@
         <w:pStyle w:val="Heading2"/>
       </w:pPr>
       <w:r>
-        <w:t>::CHILD:: Petrolifera - ITC MI-IP 02 (parc emmagatzematge)</w:t>
-      </w:r>
-    </w:p>
-    <w:p>
-      <w:pPr/>
-      <w:r>
-        <w:t>Instal.lacio petrolifera. ITC MI-IP 02 Parques de almacenamiento de liquidos petroliferos.</w:t>
+        <w:t>::CHILD:: Petrolífera - ITC MI-IP 02 (parc emmagatzematge)</w:t>
+      </w:r>
+    </w:p>
+    <w:p>
+      <w:pPr/>
+      <w:r>
+        <w:t>Instal·lació petrolífera. ITC MI-IP 02 Parques de almacenamiento de líquidos petrolíferos</w:t>
       </w:r>
     </w:p>
     <w:p>
@@ -1158,13 +1158,13 @@
         <w:pStyle w:val="Heading2"/>
       </w:pPr>
       <w:r>
-        <w:t>::CHILD:: Petrolifera - ITC MI-IP 03 (us propi)</w:t>
-      </w:r>
-    </w:p>
-    <w:p>
-      <w:pPr/>
-      <w:r>
-        <w:t>Instal.lacio petrolifera. ITC MI-IP 03 Instalaciones petroliferas para uso propio.</w:t>
+        <w:t>::CHILD:: Petrolífera - ITC MI-IP 03 (ús propi)</w:t>
+      </w:r>
+    </w:p>
+    <w:p>
+      <w:pPr/>
+      <w:r>
+        <w:t>Instal·lació petrolífera. ITC MI-IP 03 Instalaciones petrolíferas para uso propio</w:t>
       </w:r>
     </w:p>
     <w:p>
@@ -1181,13 +1181,13 @@
         <w:pStyle w:val="Heading2"/>
       </w:pPr>
       <w:r>
-        <w:t>::CHILD:: Petrolifera - ITC MI-IP 04 (subministre vehicles)</w:t>
-      </w:r>
-    </w:p>
-    <w:p>
-      <w:pPr/>
-      <w:r>
-        <w:t>Instal.lacio petrolifera. ITC MI-IP 04 Instalaciones para suministro a vehiculos.</w:t>
+        <w:t>::CHILD:: Petrolífera - ITC MI-IP 04 (subministre vehicles)</w:t>
+      </w:r>
+    </w:p>
+    <w:p>
+      <w:pPr/>
+      <w:r>
+        <w:t>Instal·lació petrolífera. ITC MI-IP 04 Instalaciones para suministro a vehículos</w:t>
       </w:r>
     </w:p>
     <w:p>
@@ -1204,13 +1204,13 @@
         <w:pStyle w:val="Heading2"/>
       </w:pPr>
       <w:r>
-        <w:t>::CHILD:: Instal.lacions radioactives</w:t>
-      </w:r>
-    </w:p>
-    <w:p>
-      <w:pPr/>
-      <w:r>
-        <w:t>Instal.lacions radioactives.</w:t>
+        <w:t>::CHILD:: Instal·lacions radioactives</w:t>
+      </w:r>
+    </w:p>
+    <w:p>
+      <w:pPr/>
+      <w:r>
+        <w:t>Instal·lacions radioactives</w:t>
       </w:r>
     </w:p>
     <w:p>
@@ -1233,7 +1233,7 @@
     <w:p>
       <w:pPr/>
       <w:r>
-        <w:t>Instal.lacions de raigs X per a usos medics i veterinaris.</w:t>
+        <w:t>Instal·lacions de raigs X per a usos mèdics i veterinaris</w:t>
       </w:r>
     </w:p>
     <w:p>
@@ -1250,7 +1250,7 @@
         <w:pStyle w:val="Heading1"/>
       </w:pPr>
       <w:r>
-        <w:t>Instal.lacions - Inspeccions inicials</w:t>
+        <w:t>Instal·lacions - Inspeccions inicials</w:t>
       </w:r>
     </w:p>
     <w:p>
@@ -1264,7 +1264,7 @@
     <w:p>
       <w:pPr/>
       <w:r>
-        <w:t>Instal.lacio fotovoltaica &gt;25 kW. L'activitat esta inclosa dins l'apartat 4.1 de la ITC-BT-05 VERIFICACIONES E INSPECCIONES del Real Decreto 842/2002, de 2 de agosto, por el que se aprueba el Reglamento electrotecnico para baja tension. S'ha de presentar la inspeccio inicial de la instal.lacio fotovoltaica per part d'un organisme de control habilitat.</w:t>
+        <w:t>Instal·lació fotovoltaica &gt;25 kW. L’activitat està inclosa dins l’apartat 4.1 de la ITC-BT-05 VERIFICACIONES E INSPECCIONES del Real Decreto 842/2002, de 2 de agosto, por el que se aprueba el Reglamento electrotécnico para baja tensión. S’ha de presentar la inspecció inicial de la instal·lació fotovoltaica per part d’un organisme de control habilitat.</w:t>
       </w:r>
     </w:p>
     <w:p>
@@ -1278,7 +1278,7 @@
     <w:p>
       <w:pPr/>
       <w:r>
-        <w:t>Gas. L'activitat esta inclosa dins l'article 2 del Real Decreto 919/2006, de 28 de julio, por el que se aprueba el Reglamento tecnico de distribucion y utilizacion de combustibles gaseosos y sus instrucciones tecnicas complementarias ICG 01 a 11. S'ha de presentar la inspeccio inicial de gas per una empresa instal.ladora de gas.</w:t>
+        <w:t>Gas. L’activitat està inclosa dins l’article 2 del Real Decreto 919/2006, de 28 de julio, por el que se aprueba el Reglamento técnico de distribución y utilización de combustibles gaseosos y sus instrucciones técnicas complementarias ICG 01 a 11. S’ha de presentar la inspecció inicial de gas per una empresa instal·ladora de gas.</w:t>
       </w:r>
     </w:p>
     <w:p>
@@ -1286,13 +1286,13 @@
         <w:pStyle w:val="Heading2"/>
       </w:pPr>
       <w:r>
-        <w:t>Insp. inicial - alta tensio</w:t>
-      </w:r>
-    </w:p>
-    <w:p>
-      <w:pPr/>
-      <w:r>
-        <w:t>Alta Tensio. L'activitat te una potencia superior a 30 kV per tant esta inclosa dins l'apartat 3 de la INSTRUCCION TECNICA COMPLEMENTARIA ITC-RAT 23 del Real Decreto 337/2014, de 9 de mayo, por el que se aprueban el Reglamento sobre condiciones tecnicas y garantias de seguridad en instalaciones electricas de alta tension y sus Instrucciones Tecnicas Complementarias ITC-RAT 01 a 23. S'ha de presentar la inspeccio inicial d'Alta Tensio per part d'un organisme de control habilitat.</w:t>
+        <w:t>Insp. inicial - alta tensió</w:t>
+      </w:r>
+    </w:p>
+    <w:p>
+      <w:pPr/>
+      <w:r>
+        <w:t>Alta Tensió. L’activitat té una potència superior a 30 kV per tant està inclosa dins l’apartat 3 de la INSTRUCCIÓN TÉCNICA COMPLEMENTARIA ITC-RAT 23 del Real Decreto 337/2014, de 9 de mayo, por el que se aprueban el Reglamento sobre condiciones técnicas y garantías de seguridad en instalaciones eléctricas de alta tensión y sus Instrucciones Técnicas Complementarias ITC-RAT 01 a 23. S’ha de presentar la inspecció inicial d’Alta Tensió per part d’un organisme de control habilitat.</w:t>
       </w:r>
     </w:p>
     <w:p>
@@ -1300,13 +1300,13 @@
         <w:pStyle w:val="Heading2"/>
       </w:pPr>
       <w:r>
-        <w:t>Insp. inicial - baixa tensio</w:t>
-      </w:r>
-    </w:p>
-    <w:p>
-      <w:pPr/>
-      <w:r>
-        <w:t>Baixa Tensio. L'activitat esta inclosa dins l'apartat 4.1 de la ITC-BT-05 VERIFICACIONES E INSPECCIONES del Real Decreto 842/2002, de 2 de agosto, por el que se aprueba el Reglamento electrotecnico para baja tension. S'ha de presentar la inspeccio inicial de Baixa Tensio per part d'un organisme de control habilitat.</w:t>
+        <w:t>Insp. inicial - baixa tensió</w:t>
+      </w:r>
+    </w:p>
+    <w:p>
+      <w:pPr/>
+      <w:r>
+        <w:t>Baixa Tensió. L’activitat està inclosa dins l’apartat 4.1 de la ITC-BT-05 VERIFICACIONES E INSPECCIONES del Real Decreto 842/2002, de 2 de agosto, por el que se aprueba el Reglamento electrotécnico para baja tensión. S’ha de presentar la inspecció inicial de Baixa Tensió per part d’un organisme de control habilitat.</w:t>
       </w:r>
     </w:p>
     <w:p>
@@ -1320,7 +1320,7 @@
     <w:p>
       <w:pPr/>
       <w:r>
-        <w:t>Ascensors. L'activitat esta inclosa dins l'article 1 de Real Decreto 355/2024, de 2 de abril, por el que se aprueba la Instruccion Tecnica Complementaria ITC AEM 1 «Ascensores». S'ha de presentar la inspeccio inicial de l'ascensor o ascensors per part d'un organisme de control habilitat.</w:t>
+        <w:t>Ascensors. L’activitat està inclosa dins l’article 1 de Real Decreto 355/2024, de 2 de abril, por el que se aprueba la Instrucción Técnica Complementaria ITC AEM 1 «Ascensores». S’ha de presentar la inspecció inicial de l’ascensor o ascensors per part d’un organisme de control habilitat.</w:t>
       </w:r>
     </w:p>
     <w:p>
@@ -1328,7 +1328,7 @@
         <w:pStyle w:val="Heading1"/>
       </w:pPr>
       <w:r>
-        <w:t>Instal.lacions - Inspeccions periodiques</w:t>
+        <w:t>Instal·lacions - Inspeccions periòdiques</w:t>
       </w:r>
     </w:p>
     <w:p>
@@ -1336,13 +1336,13 @@
         <w:pStyle w:val="Heading2"/>
       </w:pPr>
       <w:r>
-        <w:t>Insp. periodica - fotovoltaica &gt;25 kW (5 anys)</w:t>
-      </w:r>
-    </w:p>
-    <w:p>
-      <w:pPr/>
-      <w:r>
-        <w:t>Instal.lacio fotovoltaica &gt;25 kW. L'activitat esta inclosa dins l'apartat 4.1 de la ITC-BT-05 VERIFICACIONES E INSPECCIONES del Real Decreto 842/2002, de 2 de agosto, por el que se aprueba el Reglamento electrotecnico para baja tension. S'ha de presentar la inspeccio periodica de la instal.lacio fotovoltaica per part d'un organisme de control habilitat (vigencia 5 anys).</w:t>
+        <w:t>Insp. periòdica - fotovoltaica &gt;25 kW (5 anys)</w:t>
+      </w:r>
+    </w:p>
+    <w:p>
+      <w:pPr/>
+      <w:r>
+        <w:t>Instal·lació fotovoltaica &gt;25 kW. L’activitat està inclosa dins l’apartat 4.1 de la ITC-BT-05 VERIFICACIONES E INSPECCIONES del Real Decreto 842/2002, de 2 de agosto, por el que se aprueba el Reglamento electrotécnico para baja tensión. S’ha de presentar la inspecció periòdica de la instal·lació fotovoltaica per part d’un organisme de control habilitat (vigència 5 anys).</w:t>
       </w:r>
     </w:p>
     <w:p>
@@ -1350,13 +1350,13 @@
         <w:pStyle w:val="Heading2"/>
       </w:pPr>
       <w:r>
-        <w:t>Insp. periodica - gas (5 anys)</w:t>
-      </w:r>
-    </w:p>
-    <w:p>
-      <w:pPr/>
-      <w:r>
-        <w:t>Gas. L'activitat esta inclosa dins l'article 2 del Real Decreto 919/2006, de 28 de julio, por el que se aprueba el Reglamento tecnico de distribucion y utilizacion de combustibles gaseosos y sus instrucciones tecnicas complementarias ICG 01 a 11. S'ha de presentar la inspeccio periodica de gas per una empresa instal.ladora de gas (vigencia 5 anys).</w:t>
+        <w:t>Insp. periòdica - gas (5 anys)</w:t>
+      </w:r>
+    </w:p>
+    <w:p>
+      <w:pPr/>
+      <w:r>
+        <w:t>Gas. L’activitat està inclosa dins l’article 2 del Real Decreto 919/2006, de 28 de julio, por el que se aprueba el Reglamento técnico de distribución y utilización de combustibles gaseosos y sus instrucciones técnicas complementarias ICG 01 a 11. S’ha de presentar la inspecció periòdica de gas per una empresa instal·ladora de gas (vigència 5 anys).</w:t>
       </w:r>
     </w:p>
     <w:p>
@@ -1364,13 +1364,13 @@
         <w:pStyle w:val="Heading2"/>
       </w:pPr>
       <w:r>
-        <w:t>Insp. periodica - alta tensio (3 anys)</w:t>
-      </w:r>
-    </w:p>
-    <w:p>
-      <w:pPr/>
-      <w:r>
-        <w:t>Alta Tensio. L'activitat te una potencia superior a 30 kV per tant esta inclosa dins l'apartat 3 de la INSTRUCCION TECNICA COMPLEMENTARIA ITC-RAT 23 del Real Decreto 337/2014, de 9 de mayo, por el que se aprueban el Reglamento sobre condiciones tecnicas y garantias de seguridad en instalaciones electricas de alta tension y sus Instrucciones Tecnicas Complementarias ITC-RAT 01 a 23. S'ha de presentar la inspeccio periodica d'Alta Tensio per part d'un organisme de control habilitat (vigencia 3 anys).</w:t>
+        <w:t>Insp. periòdica - alta tensió (3 anys)</w:t>
+      </w:r>
+    </w:p>
+    <w:p>
+      <w:pPr/>
+      <w:r>
+        <w:t>Alta Tensió. L’activitat té una potència superior a 30 kV per tant està inclosa dins l’apartat 3 de la INSTRUCCIÓN TÉCNICA COMPLEMENTARIA ITC-RAT 23 del Real Decreto 337/2014, de 9 de mayo, por el que se aprueban el Reglamento sobre condiciones técnicas y garantías de seguridad en instalaciones eléctricas de alta tensión y sus Instrucciones Técnicas Complementarias ITC-RAT 01 a 23. S’ha de presentar la inspecció periòdica d’Alta Tensió per part d’un organisme de control habilitat (vigència 3 anys).</w:t>
       </w:r>
     </w:p>
     <w:p>
@@ -1378,13 +1378,13 @@
         <w:pStyle w:val="Heading2"/>
       </w:pPr>
       <w:r>
-        <w:t>Insp. periodica - baixa tensio (5 anys)</w:t>
-      </w:r>
-    </w:p>
-    <w:p>
-      <w:pPr/>
-      <w:r>
-        <w:t>Baixa Tensio. L'activitat esta inclosa dins l'apartat 4.1 de la ITC-BT-05 VERIFICACIONES E INSPECCIONES del Real Decreto 842/2002, de 2 de agosto, por el que se aprueba el Reglamento electrotecnico para baja tension. S'ha de presentar la inspeccio periodica de Baixa Tensio per part d'un organisme de control habilitat (vigencia 5 anys).</w:t>
+        <w:t>Insp. periòdica - baixa tensió (5 anys)</w:t>
+      </w:r>
+    </w:p>
+    <w:p>
+      <w:pPr/>
+      <w:r>
+        <w:t>Baixa Tensió. L’activitat està inclosa dins l’apartat 4.1 de la ITC-BT-05 VERIFICACIONES E INSPECCIONES del Real Decreto 842/2002, de 2 de agosto, por el que se aprueba el Reglamento electrotécnico para baja tensión. S’ha de presentar la inspecció periòdica de Baixa Tensió per part d’un organisme de control habilitat (vigència 5 anys).</w:t>
       </w:r>
     </w:p>
     <w:p>
@@ -1392,13 +1392,13 @@
         <w:pStyle w:val="Heading2"/>
       </w:pPr>
       <w:r>
-        <w:t>Insp. periodica - ascensors</w:t>
-      </w:r>
-    </w:p>
-    <w:p>
-      <w:pPr/>
-      <w:r>
-        <w:t>Ascensors. L'activitat esta inclosa dins l'article 1 de Real Decreto 355/2024, de 2 de abril, por el que se aprueba la Instruccion Tecnica Complementaria ITC AEM 1 «Ascensores». S'ha de presentar la inspeccio periodica de l'ascensor o ascensors per part d'un organisme de control habilitat (vigencia de 2 anys en us industrial i publica concurrencia, 4 anys en mes de 20 habitatges o 4 plantes, 6 anys de vigencia la resta de casos).</w:t>
+        <w:t>Insp. periòdica - ascensors</w:t>
+      </w:r>
+    </w:p>
+    <w:p>
+      <w:pPr/>
+      <w:r>
+        <w:t>Ascensors. L’activitat està inclosa dins l’article 1 de Real Decreto 355/2024, de 2 de abril, por el que se aprueba la Instrucción Técnica Complementaria ITC AEM 1 «Ascensores». S’ha de presentar la inspecció periòdica de l’ascensor o ascensors per part d’un organisme de control habilitat (vigència de 2 anys en ús industrial i pública concurrència, 4 anys en més de 20 habitatges o 4 plantes, 6 anys de vigència la resta de casos).</w:t>
       </w:r>
     </w:p>
     <w:p>
@@ -1406,13 +1406,13 @@
         <w:pStyle w:val="Heading2"/>
       </w:pPr>
       <w:r>
-        <w:t>Insp. periodica - termiques</w:t>
-      </w:r>
-    </w:p>
-    <w:p>
-      <w:pPr/>
-      <w:r>
-        <w:t>Instal.lacions termiques. L'activitat esta inclosa dins l'article 4.2 de la INSTRUCCION TECNICA IT 4. INSPECCION del Real Decreto 1027/2007, de 20 de julio, por el que se aprueba el Reglamento de Instalaciones Termicas en los Edificios. S'ha de presentar la inspeccio periodica de la instal.lacio termica per part d'un organisme de control habilitat (vigencia [CAMP: Periodicitat termiques (anys)] anys).</w:t>
+        <w:t>Insp. periòdica - tèrmiques</w:t>
+      </w:r>
+    </w:p>
+    <w:p>
+      <w:pPr/>
+      <w:r>
+        <w:t>Instal·lacions tèrmiques. L’activitat està inclosa dins l’article 4.2 de la INSTRUCCIÓN TÉCNICA IT 4. INSPECCIÓN del Real Decreto 1027/2007, de 20 de julio, por el que se aprueba el Reglamento de Instalaciones Térmicas en los Edificios. S’ha de presentar la inspecció periòdica de la instal·lació tèrmica per part d’un organisme de control habilitat (vigència 4 anys).</w:t>
       </w:r>
     </w:p>
     <w:p>
@@ -1420,13 +1420,13 @@
         <w:pStyle w:val="Heading2"/>
       </w:pPr>
       <w:r>
-        <w:t>Insp. periodica - fred industrial (10 anys)</w:t>
-      </w:r>
-    </w:p>
-    <w:p>
-      <w:pPr/>
-      <w:r>
-        <w:t>Instal.lacions de fred industrial. L'activitat esta inclosa dins l'article 3 de la INSTRUCCION IF-14 del Real Decreto 552/2019, de 27 de septiembre, por el que se aprueban el Reglamento de seguridad para instalaciones frigorificas y sus instrucciones tecnicas complementarias. S'ha de presentar la inspeccio periodica de la instal.lacio de fred industrial per part d'un organisme de control habilitat (vigencia 10 anys).</w:t>
+        <w:t>Insp. periòdica - fred industrial (10 anys)</w:t>
+      </w:r>
+    </w:p>
+    <w:p>
+      <w:pPr/>
+      <w:r>
+        <w:t>Instal·lacions de fred industrial. L’activitat està inclosa dins l’article 3 de la INSTRUCCIÓN IF-14 del Real Decreto 552/2019, de 27 de septiembre, por el que se aprueban el Reglamento de seguridad para instalaciones frigoríficas y sus instrucciones técnicas complementarias. S’ha de presentar la inspecció periòdica de la instal·lació de fred industrial per part d’un organisme de control habilitat (vigència 10 anys).</w:t>
       </w:r>
     </w:p>
     <w:p>
@@ -1434,13 +1434,13 @@
         <w:pStyle w:val="Heading2"/>
       </w:pPr>
       <w:r>
-        <w:t>Insp. periodica - equips a pressio (10 anys)</w:t>
-      </w:r>
-    </w:p>
-    <w:p>
-      <w:pPr/>
-      <w:r>
-        <w:t>Equips a pressio. L'activitat esta inclosa dins el Real Decreto 809/2021, de 21 de septiembre, por el que se aprueba el Reglamento de equipos a presion y sus instrucciones tecnicas complementarias. S'ha de presentar la inspeccio periodica de l'equip a pressio per part d'un organisme de control habilitat (vigencia 10 anys).</w:t>
+        <w:t>Insp. periòdica - equips a pressió (10 anys)</w:t>
+      </w:r>
+    </w:p>
+    <w:p>
+      <w:pPr/>
+      <w:r>
+        <w:t>Equips a pressió. L’activitat està inclosa dins el Real Decreto 809/2021, de 21 de septiembre, por el que se aprueba el Reglamento de equipos a presión y sus instrucciones técnicas complementarias. S’ha de presentar la inspecció periòdica de l’equip a pressió per part d’un organisme de control habilitat (vigència 10 anys).</w:t>
       </w:r>
     </w:p>
     <w:p>
@@ -1448,13 +1448,13 @@
         <w:pStyle w:val="Heading2"/>
       </w:pPr>
       <w:r>
-        <w:t>Insp. periodica - PCI</w:t>
-      </w:r>
-    </w:p>
-    <w:p>
-      <w:pPr/>
-      <w:r>
-        <w:t>PCI. L'activitat esta inclosa dins el Real Decreto 513/2017, de 22 de mayo, por el que se aprueba el Reglamento de instalaciones de proteccion contra incendios. S'ha de presentar la inspeccio periodica dels elements de proteccio contra incendis per part d'un organisme de control habilitat (vigencia 10 anys). En cas que els elements de proteccio contra incendis estiguin instal.lats fa menys de 10 anys s'ha d'entregar un certificat de l'empresa instal.ladora, emes per un tecnic titulat competent designat per aquesta, en el qual es fara constar que la instal.lacio s'ha realitzat de conformitat amb el que s'estableix en el Real Decret 513/2017 i d'acord amb el projecte o documentacio tecnica.</w:t>
+        <w:t>Insp. periòdica - PCI</w:t>
+      </w:r>
+    </w:p>
+    <w:p>
+      <w:pPr/>
+      <w:r>
+        <w:t>PCI. L’activitat està inclosa dins el Real Decreto 513/2017, de 22 de mayo, por el que se aprueba el Reglamento de instalaciones de protección contra incendios. S’ha de presentar la inspecció periòdica dels elements de protecció contra incendis per part d’un organisme de control habilitat (vigència 10 anys). En cas que els elements de protecció contra incendis estiguin instal·lats fa menys de 10 anys s’ha d’entregar un certificat de l'empresa instal·ladora, emès per un tècnic titulat competent designat per aquesta, en el qual es farà constar que la instal·lació s'ha realitzat de conformitat amb el que s'estableix en el Real Decret 513/2017 i d'acord amb el projecte o documentació tècnica.</w:t>
       </w:r>
     </w:p>
     <w:p>
@@ -1462,13 +1462,13 @@
         <w:pStyle w:val="Heading2"/>
       </w:pPr>
       <w:r>
-        <w:t>Insp. periodica - productes quimics (5 anys)</w:t>
-      </w:r>
-    </w:p>
-    <w:p>
-      <w:pPr/>
-      <w:r>
-        <w:t>Emmagatzematge de productes quimics. L'activitat esta inclosa dins l'Article 1 i 2 del Real Decreto 656/2017, de 23 de junio, por el que se aprueba el Reglamento de Almacenamiento de Productos Quimicos y sus Instrucciones Tecnicas Complementarias MIE APQ 0 a 10. S'ha de presentar la inspeccio periodica de l'emmagatzematge de productes quimics per part d'un organisme de control habilitat (vigencia 5 anys).</w:t>
+        <w:t>Insp. periòdica - productes químics (5 anys)</w:t>
+      </w:r>
+    </w:p>
+    <w:p>
+      <w:pPr/>
+      <w:r>
+        <w:t>Emmagatzematge de productes químics. L’activitat està inclosa dins l’Article 1 i 2 del Real Decreto 656/2017, de 23 de junio, por el que se aprueba el Reglamento de Almacenamiento de Productos Químicos y sus Instrucciones Técnicas Complementarias MIE APQ 0 a 10. S’ha de presentar la inspecció periòdica de l’emmagatzematge de productes químics per part d’un organisme de control habilitat (vigència 5 anys).</w:t>
       </w:r>
     </w:p>
     <w:p>
@@ -1476,13 +1476,13 @@
         <w:pStyle w:val="Heading2"/>
       </w:pPr>
       <w:r>
-        <w:t>Insp. periodica - petrolifera MI-IP 02 (10 anys)</w:t>
-      </w:r>
-    </w:p>
-    <w:p>
-      <w:pPr/>
-      <w:r>
-        <w:t>Instal.lacio petrolifera. ITC MI-IP 02 Parques de almacenamiento de liquidos petroliferos. L'activitat esta inclosa dins l'Article 2 del Real Decreto 2085/1994, de 20 de octubre, por el que se aprueba el Reglamento de Instalaciones Petroliferas. S'ha de presentar la inspeccio periodica de la instal.lacio petrolifera per part d'un organisme de control habilitat (vigencia 10 anys).</w:t>
+        <w:t>Insp. periòdica - petrolífera MI-IP 02 (10 anys)</w:t>
+      </w:r>
+    </w:p>
+    <w:p>
+      <w:pPr/>
+      <w:r>
+        <w:t>Instal·lació petrolífera. ITC MI-IP 02 Parques de almacenamiento de líquidos petrolíferos. L’activitat està inclosa dins l’Article 2 del Real Decreto 2085/1994, de 20 de octubre, por el que se aprueba el Reglamento de Instalaciones Petrolíferas. S’ha de presentar la inspecció periòdica de la instal·lació petrolífera per part d’un organisme de control habilitat (vigència 10 anys).</w:t>
       </w:r>
     </w:p>
     <w:p>
@@ -1490,13 +1490,13 @@
         <w:pStyle w:val="Heading2"/>
       </w:pPr>
       <w:r>
-        <w:t>Insp. periodica - petrolifera MI-IP 03 (10 anys)</w:t>
-      </w:r>
-    </w:p>
-    <w:p>
-      <w:pPr/>
-      <w:r>
-        <w:t>Instal.lacio petrolifera. ITC MI-IP 03 Instalaciones petroliferas para uso propio. L'activitat esta inclosa dins l'Article 2 del Real Decreto 1427/1997, de 15 de septiembre, por el que se aprueba la instruccion tecnica complementaria MI-IP 03 «Instalaciones petroliferas para uso propio». S'ha de presentar la inspeccio periodica de la instal.lacio petrolifera per part d'un organisme de control habilitat (vigencia 10 anys).</w:t>
+        <w:t>Insp. periòdica - petrolífera MI-IP 03 (10 anys)</w:t>
+      </w:r>
+    </w:p>
+    <w:p>
+      <w:pPr/>
+      <w:r>
+        <w:t>Instal·lació petrolífera. ITC MI-IP 03 Instalaciones petrolíferas para uso propio. L’activitat està inclosa dins l’Article 2 del Real Decreto 1427/1997, de 15 de septiembre, por el que se aprueba la instrucción técnica complementaria MI-IP 03 «Instalaciones petrolíferas para uso propio». S’ha de presentar la inspecció periòdica de la instal·lació petrolífera per part d’un organisme de control habilitat (vigència 10 anys).</w:t>
       </w:r>
     </w:p>
     <w:p>
@@ -1504,13 +1504,13 @@
         <w:pStyle w:val="Heading2"/>
       </w:pPr>
       <w:r>
-        <w:t>Insp. periodica - petrolifera MI-IP 04 (5 anys)</w:t>
-      </w:r>
-    </w:p>
-    <w:p>
-      <w:pPr/>
-      <w:r>
-        <w:t>Instal.lacio petrolifera. ITC MI-IP 04 Instalaciones para suministro a vehiculos. L'activitat esta inclosa dins del Real Decreto 706/2017, de 7 de julio, por el que se aprueba la instruccion tecnica complementaria MI-IP 04 «Instalaciones para suministro a vehiculos» y se regulan determinados aspectos de la reglamentacion de instalaciones petroliferas. S'ha de presentar la inspeccio periodica de la instal.lacio petrolifera per part d'un organisme de control habilitat (vigencia 5 anys).</w:t>
+        <w:t>Insp. periòdica - petrolífera MI-IP 04 (5 anys)</w:t>
+      </w:r>
+    </w:p>
+    <w:p>
+      <w:pPr/>
+      <w:r>
+        <w:t>Instal·lació petrolífera. ITC MI-IP 04 Instalaciones para suministro a vehículos. L’activitat està inclosa dins del Real Decreto 706/2017, de 7 de julio, por el que se aprueba la instrucción técnica complementaria MI-IP 04 "Instalaciones para suministro a vehículos" y se regulan determinados aspectos de la reglamentación de instalaciones petrolíferas. S’ha de presentar la inspecció periòdica de la instal·lació petrolífera per part d’un organisme de control habilitat (vigència 5 anys).</w:t>
       </w:r>
     </w:p>
     <w:p>
@@ -1518,13 +1518,13 @@
         <w:pStyle w:val="Heading2"/>
       </w:pPr>
       <w:r>
-        <w:t>Insp. periodica - raigs X</w:t>
-      </w:r>
-    </w:p>
-    <w:p>
-      <w:pPr/>
-      <w:r>
-        <w:t>Instal.lacions de raigs X. L'activitat esta inclosa dins l'Article 17 del Real Decreto 1085/2009, de 3 de julio, por el que se aprueba el Reglamento sobre instalacion y utilizacion de aparatos de rayos X con fines de diagnostico medico. S'ha de presentar la inspeccio periodica de la instal.lacio de raigs X per part d'un organisme de control habilitat (vigencia [CAMP: Periodicitat raigs X (anys)] anys).</w:t>
+        <w:t>Insp. periòdica - raigs X</w:t>
+      </w:r>
+    </w:p>
+    <w:p>
+      <w:pPr/>
+      <w:r>
+        <w:t>Instal·lacions de raigs X. L’activitat està inclosa dins l’Article 17 del Real Decreto 1085/2009, de 3 de julio, por el que se aprueba el Reglamento sobre instalación y utilización de aparatos de rayos X con fines de diagnóstico medico. S’ha de presentar la inspecció periòdica de la instal·lació de raigs X per part d’un organisme de control habilitat (vigència 5 anys).</w:t>
       </w:r>
     </w:p>
     <w:p>
@@ -1540,13 +1540,13 @@
         <w:pStyle w:val="Heading2"/>
       </w:pPr>
       <w:r>
-        <w:t>Nucli zoologic</w:t>
-      </w:r>
-    </w:p>
-    <w:p>
-      <w:pPr/>
-      <w:r>
-        <w:t>Nucli zoologic. L'activitat esta inclosa dins el Decret Legislatiu 2/2008, de 15 d'abril, pel qual s'aprova el Text refos de la Llei de proteccio dels animals. S'ha d'inscriure l'activitat en el Registre de nucli zoologic.</w:t>
+        <w:t>Nucli zoològic</w:t>
+      </w:r>
+    </w:p>
+    <w:p>
+      <w:pPr/>
+      <w:r>
+        <w:t>Nucli zoològic. L’activitat està inclosa dins el Decret Legislatiu 2/2008, de 15 d'abril, pel qual s'aprova el Text refós de la Llei de protecció dels animals. S’ha d’inscriure l’activitat en el Registre de nucli zoològic.</w:t>
       </w:r>
     </w:p>
     <w:p>
@@ -1569,7 +1569,7 @@
     <w:p>
       <w:pPr/>
       <w:r>
-        <w:t>RASIC. El titular de l'activitat esta inclos dins l'Article 8 de la Llei 9/2014, del 31 de juliol, de la seguretat industrial dels establiments, les instal.lacions i els productes. S'ha de registrar en el seguent enllac:</w:t>
+        <w:t>RASIC. El titular de l’activitat està inclòs dins l’Article 8 de la Llei 9/2014, del 31 de juliol, de la seguretat industrial dels establiments, les instal·lacions i els productes. S’ha de registrar en el següent enllaç:</w:t>
       </w:r>
     </w:p>
     <w:p>
@@ -1592,7 +1592,7 @@
     <w:p>
       <w:pPr/>
       <w:r>
-        <w:t>RASIC Taller mecanic. El titular de l'activitat esta inclos dins l'Article 8 de la Llei 9/2014, del 31 de juliol, de la seguretat industrial dels establiments, les instal.lacions i els productes. S'ha de registrar en el seguent enllac:</w:t>
+        <w:t>RASIC Taller mecànic. El titular de l’activitat està inclòs dins l’Article 8 de la Llei 9/2014, del 31 de juliol, de la seguretat industrial dels establiments, les instal·lacions i els productes. S’ha de registrar en el següent enllaç:</w:t>
       </w:r>
     </w:p>
     <w:p>
@@ -1615,7 +1615,7 @@
     <w:p>
       <w:pPr/>
       <w:r>
-        <w:t>Metalls preciosos. L'activitat es fabricant o importadora d'objectes fabricats amb metalls preciosos. Ha d'estar inscrita en el Registre de fabricants i/o importadors de metalls preciosos.</w:t>
+        <w:t>Metalls preciosos. L’activitat és fabricant o importadora d'objectes fabricats amb metalls preciosos. Ha d’estar inscrita en el Registre de fabricants i/o importadors de metalls preciosos.</w:t>
       </w:r>
     </w:p>
     <w:p>
@@ -1638,7 +1638,7 @@
     <w:p>
       <w:pPr/>
       <w:r>
-        <w:t>Fabricacio, distribucio i venda de productes sanitaris. S'ha de sol.licitar la Comunicacio de l'activitat de venda de productes sanitaris i/o de productes sanitaris per a diagnostic in vitro.</w:t>
+        <w:t>Comunicació de l’activitat de venda de productes sanitaris i/o de productes sanitaris per a diagnòstic in vitro</w:t>
       </w:r>
     </w:p>
     <w:p>
@@ -1655,13 +1655,13 @@
         <w:pStyle w:val="Heading2"/>
       </w:pPr>
       <w:r>
-        <w:t>Productes sanitaris - protesis dentals</w:t>
-      </w:r>
-    </w:p>
-    <w:p>
-      <w:pPr/>
-      <w:r>
-        <w:t>Fabricacio, distribucio i venda de productes sanitaris. S'ha de sol.licitar l'Autoritzacio d'empreses fabricants de protesis dentals i altres productes sanitaris dentals a mida.</w:t>
+        <w:t>Productes sanitaris - pròtesis dentals</w:t>
+      </w:r>
+    </w:p>
+    <w:p>
+      <w:pPr/>
+      <w:r>
+        <w:t>Autorització d'empreses fabricants de pròtesis dentals i altres productes sanitaris dentals a mida</w:t>
       </w:r>
     </w:p>
     <w:p>
@@ -1678,13 +1678,13 @@
         <w:pStyle w:val="Heading2"/>
       </w:pPr>
       <w:r>
-        <w:t>Optica - autoritzacio</w:t>
-      </w:r>
-    </w:p>
-    <w:p>
-      <w:pPr/>
-      <w:r>
-        <w:t>Optiques, ortopedies i audioprotesis. S'ha de sol.licitar l'Autoritzacio dels establiments d'optica o de les seccions d'optica en oficines de farmacia.</w:t>
+        <w:t>Òptica - autorització</w:t>
+      </w:r>
+    </w:p>
+    <w:p>
+      <w:pPr/>
+      <w:r>
+        <w:t>Autorització dels establiments d’òptica o de les seccions d’òptica en oficines de farmàcia</w:t>
       </w:r>
     </w:p>
     <w:p>
@@ -1701,13 +1701,13 @@
         <w:pStyle w:val="Heading2"/>
       </w:pPr>
       <w:r>
-        <w:t>Ortopedia/audioprotesis - autoritzacio</w:t>
-      </w:r>
-    </w:p>
-    <w:p>
-      <w:pPr/>
-      <w:r>
-        <w:t>Optiques, ortopedies i audioprotesis. S'ha de sol.licitar l'Autoritzacio dels establiments d'ortopedia i d'audioprotesis.</w:t>
+        <w:t>Ortopèdia/audiopròtesis - autorització</w:t>
+      </w:r>
+    </w:p>
+    <w:p>
+      <w:pPr/>
+      <w:r>
+        <w:t>Autorització dels establiments d'ortopèdia i d'audiopròtesis</w:t>
       </w:r>
     </w:p>
     <w:p>
@@ -1724,13 +1724,13 @@
         <w:pStyle w:val="Heading2"/>
       </w:pPr>
       <w:r>
-        <w:t>Ortoprotetics a mida - autoritzacio sanitaria</w:t>
-      </w:r>
-    </w:p>
-    <w:p>
-      <w:pPr/>
-      <w:r>
-        <w:t>Optiques, ortopedies i audioprotesis. S'ha de sol.licitar l'Autoritzacio sanitaria d'empreses fabricants de productes sanitaris ortoprotetics a mida.</w:t>
+        <w:t>Ortoprotètics a mida - autorització sanitària</w:t>
+      </w:r>
+    </w:p>
+    <w:p>
+      <w:pPr/>
+      <w:r>
+        <w:t>Autorització sanitària d'empreses fabricants de productes sanitaris ortoprotètics a mida</w:t>
       </w:r>
     </w:p>
     <w:p>
@@ -1747,13 +1747,13 @@
         <w:pStyle w:val="Heading2"/>
       </w:pPr>
       <w:r>
-        <w:t>Farmacies</w:t>
-      </w:r>
-    </w:p>
-    <w:p>
-      <w:pPr/>
-      <w:r>
-        <w:t>Farmacies i industria farmaceutica. S'ha de presentar la sol.licitud d'obertura concedida pel Col.legi Oficial de Farmaceutics de Barcelona.</w:t>
+        <w:t>Farmàcies</w:t>
+      </w:r>
+    </w:p>
+    <w:p>
+      <w:pPr/>
+      <w:r>
+        <w:t>Farmàcies i indústria farmacèutica. S’ha de presentar la sol·licitud d’obertura concedida pel Col·legi Oficial de Farmacèutics de Barcelona.</w:t>
       </w:r>
     </w:p>
     <w:p>
@@ -1761,13 +1761,13 @@
         <w:pStyle w:val="Heading2"/>
       </w:pPr>
       <w:r>
-        <w:t>Estetica - bancs solars</w:t>
-      </w:r>
-    </w:p>
-    <w:p>
-      <w:pPr/>
-      <w:r>
-        <w:t>Centres d'estetica corporal: depilacio, tatuatges, pircing, bronzejat artificial. S'ha de sol.licitar la Presentacio de la declaracio responsable per a instal.lacions de bancs solars (posada en servei, modificacions i baixa).</w:t>
+        <w:t>Estètica - bancs solars</w:t>
+      </w:r>
+    </w:p>
+    <w:p>
+      <w:pPr/>
+      <w:r>
+        <w:t>Presentació de la declaració responsable per a instal·lacions de bancs solars (posada en servei, modificacions i baixa)</w:t>
       </w:r>
     </w:p>
     <w:p>
@@ -1784,13 +1784,13 @@
         <w:pStyle w:val="Heading2"/>
       </w:pPr>
       <w:r>
-        <w:t>Estetica - aplicador tatuatges/pircings</w:t>
-      </w:r>
-    </w:p>
-    <w:p>
-      <w:pPr/>
-      <w:r>
-        <w:t>Centres d'estetica corporal. S'ha de sol.licitar la Convalidacio o renovacio de la convalidacio de la formacio del personal aplicador de tatuatges, micropigmentacions i pircings.</w:t>
+        <w:t>Estètica - aplicador tatuatges/pírcings</w:t>
+      </w:r>
+    </w:p>
+    <w:p>
+      <w:pPr/>
+      <w:r>
+        <w:t>Convalidació o renovació de la convalidació de la formació del personal aplicador de tatuatges, micropigmentacions i pírcings</w:t>
       </w:r>
     </w:p>
     <w:p>
@@ -1807,13 +1807,13 @@
         <w:pStyle w:val="Heading2"/>
       </w:pPr>
       <w:r>
-        <w:t>Estetica - homologacio cursos</w:t>
-      </w:r>
-    </w:p>
-    <w:p>
-      <w:pPr/>
-      <w:r>
-        <w:t>Centres d'estetica corporal. S'ha de sol.licitar l'Homologacio de cursos de formacio per a personal aplicador de tatuatges, micropigmentacions i pircings.</w:t>
+        <w:t>Estètica - homologació cursos</w:t>
+      </w:r>
+    </w:p>
+    <w:p>
+      <w:pPr/>
+      <w:r>
+        <w:t>Homologació de cursos de formació per a personal aplicador de tatuatges, micropigmentacions i pírcings</w:t>
       </w:r>
     </w:p>
     <w:p>
@@ -1836,7 +1836,7 @@
     <w:p>
       <w:pPr/>
       <w:r>
-        <w:t>Desfibril.ladors. S'ha de notificar la instal.lacio inscrivint-la en el Registre de desfibril.ladors fora de l'ambit sanitari (DEA).</w:t>
+        <w:t>Desfibril·ladors. S’ha de notificar la instal·lació inscrivint-la en el Registre de desfibril·ladors fora de l’àmbit sanitari.</w:t>
       </w:r>
     </w:p>
     <w:p>
@@ -1859,7 +1859,7 @@
     <w:p>
       <w:pPr/>
       <w:r>
-        <w:t>Desfibril.ladors. S'ha de sol.licitar l'Autoritzacio per operar com a entitat formadora per a l'us de desfibril.ladors (DEA) i inscripcio en el Registre de formacio.</w:t>
+        <w:t>Autorització per operar com a entitat formadora per a l’ús de desfibril·ladors (DEA) i inscripció en el Registre de formació</w:t>
       </w:r>
     </w:p>
     <w:p>
@@ -1899,13 +1899,13 @@
         <w:pStyle w:val="Heading2"/>
       </w:pPr>
       <w:r>
-        <w:t>Registres sanitaris - DR salut alimentaria</w:t>
-      </w:r>
-    </w:p>
-    <w:p>
-      <w:pPr/>
-      <w:r>
-        <w:t>S'ha de justificar si l'activitat s'ha de registrar a nivell municipal o autonomic segons el quadre de Salut Alimentaria. L'activitat ha de presentar la Declaracio responsable en materia de salut alimentaria.</w:t>
+        <w:t>Registres sanitaris - DR salut alimentària</w:t>
+      </w:r>
+    </w:p>
+    <w:p>
+      <w:pPr/>
+      <w:r>
+        <w:t>S’ha de justificar si l’activitat s’ha de registrar a nivell municipal o a nivell autonòmic segons el següent quadre:</w:t>
       </w:r>
     </w:p>
     <w:p>
@@ -1922,13 +1922,13 @@
         <w:pStyle w:val="Heading2"/>
       </w:pPr>
       <w:r>
-        <w:t>Comerc - mesures de seguretat</w:t>
-      </w:r>
-    </w:p>
-    <w:p>
-      <w:pPr/>
-      <w:r>
-        <w:t>Autoritzacio d'obertura, trasllat i comunicacio de reformes d'establiments obligats a disposar de mesures de seguretat i/o de dispensa d'alguna de les mesures. S'ha de sol.licitar l'obertura o el trasllat d'un establiment obligat a disposar de mesures de seguretat i/o de dispensa d'alguna de les mesures.</w:t>
+        <w:t>Comerç - mesures de seguretat</w:t>
+      </w:r>
+    </w:p>
+    <w:p>
+      <w:pPr/>
+      <w:r>
+        <w:t>Autorització d'obertura, trasllat i comunicació de reformes d'establiments obligats a disposar de mesures de seguretat i/o de dispensa d'alguna de les mesures. S’ha de:</w:t>
       </w:r>
     </w:p>
     <w:p>
@@ -1951,7 +1951,7 @@
     <w:p>
       <w:pPr/>
       <w:r>
-        <w:t>Agents de la propietat immobiliaria. El titular de l'activitat s'ha d'enregistrar en el Registre d'agents immobiliaris de Catalunya.</w:t>
+        <w:t>Agents de la propietat immobiliària. El titular de l’activitat s’ha d’enregistrar en el Registre d'agents immobiliaris de Catalunya.</w:t>
       </w:r>
     </w:p>
     <w:p>
@@ -1968,7 +1968,7 @@
         <w:pStyle w:val="Heading1"/>
       </w:pPr>
       <w:r>
-        <w:t>Incendis - Evacuacio</w:t>
+        <w:t>Incendis - Evacuació</w:t>
       </w:r>
     </w:p>
     <w:p>
@@ -1976,13 +1976,13 @@
         <w:pStyle w:val="Heading2"/>
       </w:pPr>
       <w:r>
-        <w:t>Evacuacio - portes practicables</w:t>
-      </w:r>
-    </w:p>
-    <w:p>
-      <w:pPr/>
-      <w:r>
-        <w:t>Evacuacio. Les portes d'emergencia han de ser practicables mentre l'activitat romangui oberta. S'ha d'entregar un certificat signat pel titular indicant que la porta que evacua a [CAMP: Adreca evacuacio porta emergencia] estara practicable mentre l'activitat estigui oberta.</w:t>
+        <w:t>Evacuació - portes practicables</w:t>
+      </w:r>
+    </w:p>
+    <w:p>
+      <w:pPr/>
+      <w:r>
+        <w:t>Evacuació. Les portes d’emergència han de ser practicables mentre l’activitat romangui oberta. S’ha d’entregar un certificat signat pel titular indicant que la porta que evacua a Carrer Buri 13 (local 6) estarà practicable mentre l’activitat estigui oberta.</w:t>
       </w:r>
     </w:p>
     <w:p>
@@ -1990,7 +1990,7 @@
         <w:pStyle w:val="Heading1"/>
       </w:pPr>
       <w:r>
-        <w:t>Incendis - Documentacio (ITC SP)</w:t>
+        <w:t>Incendis - Documentació (ITC SP)</w:t>
       </w:r>
     </w:p>
     <w:p>
@@ -2004,7 +2004,7 @@
     <w:p>
       <w:pPr/>
       <w:r>
-        <w:t>ITC SP 136. Segons l'article 3.1 de l'Ordenanca relativa a la intervencio administrativa municipal en les activitats de Cornella de Llobregat s'ha d'entregar la Certificacio d'instal.lacio o aplicacio de productes de proteccio passiva contra incendis adjuntant la corresponent documentacio complementaria.</w:t>
+        <w:t>ITC SP 136. Segons l’article 3.1 de l’Ordenança relativa a la intervenció administrativa municipal en les activitats de Cornellà de Llobregat s’ha d’entregar la Certificació d'instal·lació o aplicació de productes de protecció passiva contra incendis adjuntant la corresponen documentació complementària:</w:t>
       </w:r>
     </w:p>
     <w:p>
@@ -2027,7 +2027,7 @@
     <w:p>
       <w:pPr/>
       <w:r>
-        <w:t>SP 136 Model A. Certificat d'instal.lacio de productes de limitacio de la propagacio d'incendis, adjuntant com a minim:</w:t>
+        <w:t>SP 136 Model A Certificat d’instal·lació de productes de limitació de la propagació d’incendis, adjuntant com a mínim:</w:t>
       </w:r>
     </w:p>
     <w:p>
@@ -2050,7 +2050,7 @@
     <w:p>
       <w:pPr/>
       <w:r>
-        <w:t>Documents de subministrament del producte.</w:t>
+        <w:t>Documents de subministrament del producte</w:t>
       </w:r>
     </w:p>
     <w:p>
@@ -2064,7 +2064,7 @@
     <w:p>
       <w:pPr/>
       <w:r>
-        <w:t>Documents acreditatius de les prestacions del producte.</w:t>
+        <w:t>Documents acreditatius de les prestacions del producte</w:t>
       </w:r>
     </w:p>
     <w:p>
@@ -2078,7 +2078,7 @@
     <w:p>
       <w:pPr/>
       <w:r>
-        <w:t>SP 136 Model B. Certificat d'aplicacio de productes de millora de la reaccio al foc, adjuntant com a minim:</w:t>
+        <w:t>SP 136 Model B Certificat d’aplicació de productes de millora de la reacció al foc, adjuntant com a mínim:</w:t>
       </w:r>
     </w:p>
     <w:p>
@@ -2101,7 +2101,7 @@
     <w:p>
       <w:pPr/>
       <w:r>
-        <w:t>Documents de subministrament del producte.</w:t>
+        <w:t>Documents de subministrament del producte</w:t>
       </w:r>
     </w:p>
     <w:p>
@@ -2115,7 +2115,7 @@
     <w:p>
       <w:pPr/>
       <w:r>
-        <w:t>Documents acreditatius de les prestacions del producte.</w:t>
+        <w:t>Documents acreditatius de les prestacions del producte</w:t>
       </w:r>
     </w:p>
     <w:p>
@@ -2129,7 +2129,7 @@
     <w:p>
       <w:pPr/>
       <w:r>
-        <w:t>SP 136 Model C. Certificat d'instal.lacio o aplicacio de productes de proteccio d'estructures, adjuntant com a minim:</w:t>
+        <w:t>SP 136 Model C Certificat d'instal·lació o aplicació de productes de protecció d'estructures, adjuntant com a mínim:</w:t>
       </w:r>
     </w:p>
     <w:p>
@@ -2152,7 +2152,7 @@
     <w:p>
       <w:pPr/>
       <w:r>
-        <w:t>Documents de subministrament del producte.</w:t>
+        <w:t>Documents de subministrament del producte</w:t>
       </w:r>
     </w:p>
     <w:p>
@@ -2166,7 +2166,7 @@
     <w:p>
       <w:pPr/>
       <w:r>
-        <w:t>Documents acreditatius de les prestacions del producte.</w:t>
+        <w:t>Documents acreditatius de les prestacions del producte</w:t>
       </w:r>
     </w:p>
     <w:p>
@@ -2180,7 +2180,7 @@
     <w:p>
       <w:pPr/>
       <w:r>
-        <w:t>ITC SP 108. Segons l'article 3.2 de l'Ordenanca relativa a la intervencio administrativa municipal en les activitats de Cornella de Llobregat s'ha de justificar el compliment de la SP 108 «Lluernes en coberta en establiments industrials», adjuntant com a minim:</w:t>
+        <w:t>ITC SP 108. Segons l’article 3.2 de l’Ordenança relativa a la intervenció administrativa municipal en les activitats de Cornellà de Llobregat s’ha de justificar el compliment de la SP 108. Lluernes en coberta en establiments industrials, adjuntant com a mínim:</w:t>
       </w:r>
     </w:p>
     <w:p>
@@ -2203,7 +2203,7 @@
     <w:p>
       <w:pPr/>
       <w:r>
-        <w:t>Documents de subministrament del producte.</w:t>
+        <w:t>Documents de subministrament del producte</w:t>
       </w:r>
     </w:p>
     <w:p>
@@ -2217,7 +2217,7 @@
     <w:p>
       <w:pPr/>
       <w:r>
-        <w:t>Documents acreditatius de les prestacions del producte.</w:t>
+        <w:t>Documents acreditatius de les prestacions del producte</w:t>
       </w:r>
     </w:p>
     <w:p>
@@ -2239,7 +2239,7 @@
     <w:p>
       <w:pPr/>
       <w:r>
-        <w:t>Posada en servei. Es requereix tenir subscrit un contracte de manteniment amb una empresa mantenidora degudament habilitada, que cobreixi, almenys, els manteniments dels equips i sistemes subjectes al RIPCI (Real Decreto 513/2017, de 22 de mayo, por el que se aprueba el Reglamento de instalaciones de proteccion contra incendios), segons correspongui.</w:t>
+        <w:t>Posada en servei. Es requereix tenir subscrit un contracte de manteniment amb una empresa mantenidora degudament habilitada, que cobreixi, almenys, els manteniments dels equips i sistemes subjectes al RIPCI, segons correspongui.</w:t>
       </w:r>
     </w:p>
     <w:p>
@@ -2253,7 +2253,7 @@
     <w:p>
       <w:pPr/>
       <w:r>
-        <w:t>Manteniment. Els extintors han d'estar correctament revisats.</w:t>
+        <w:t>Manteniment. Els extintors han d’estar correctament revisats.</w:t>
       </w:r>
     </w:p>
     <w:p>
@@ -2261,13 +2261,13 @@
         <w:pStyle w:val="Heading2"/>
       </w:pPr>
       <w:r>
-        <w:t>Extintors - emplacament</w:t>
-      </w:r>
-    </w:p>
-    <w:p>
-      <w:pPr/>
-      <w:r>
-        <w:t>Extintors. L'emplacament dels extintors permetra que siguin facilment visibles i accessibles, estaran situats proxims als punts on s'estimi major probabilitat d'iniciar-se l'incendi i, si pot ser, proxims a les sortides d'evacuacio.</w:t>
+        <w:t>Extintors - emplaçament</w:t>
+      </w:r>
+    </w:p>
+    <w:p>
+      <w:pPr/>
+      <w:r>
+        <w:t>Extintors. L'emplaçament dels extintors permetrà que siguin fàcilment visibles i accessibles, estaran situats pròxims als punts on s'estimi major probabilitat d'iniciar-se l'incendi i, si pot ser, pròxims a les sortides d'evacuació.</w:t>
       </w:r>
     </w:p>
     <w:p>
@@ -2275,13 +2275,13 @@
         <w:pStyle w:val="Heading2"/>
       </w:pPr>
       <w:r>
-        <w:t>Extintors - alcada</w:t>
-      </w:r>
-    </w:p>
-    <w:p>
-      <w:pPr/>
-      <w:r>
-        <w:t>Extintors. La part superior dels extintors ha de quedar situada entre 80 cm i 120 cm sobre el terra.</w:t>
+        <w:t>Extintors - alçada</w:t>
+      </w:r>
+    </w:p>
+    <w:p>
+      <w:pPr/>
+      <w:r>
+        <w:t>Extintors. La part superior dels extintors ha de quedar situada entre 80cm i 120cm sobre el terra.</w:t>
       </w:r>
     </w:p>
     <w:p>
@@ -2289,13 +2289,13 @@
         <w:pStyle w:val="Heading2"/>
       </w:pPr>
       <w:r>
-        <w:t>Extintors - recorregut maxim</w:t>
-      </w:r>
-    </w:p>
-    <w:p>
-      <w:pPr/>
-      <w:r>
-        <w:t>Extintors. El recorregut maxim horitzontal des de qualsevol punt del sector d'incendi fins a l'extintor no pot superar els 15 m.</w:t>
+        <w:t>Extintors - recorregut màxim</w:t>
+      </w:r>
+    </w:p>
+    <w:p>
+      <w:pPr/>
+      <w:r>
+        <w:t>Extintors. El recorregut màxim horitzontal des de qualsevol punt del sector d'incendi fins a l'extintor no pot superar els 15 m.</w:t>
       </w:r>
     </w:p>
     <w:p>
@@ -2309,7 +2309,7 @@
     <w:p>
       <w:pPr/>
       <w:r>
-        <w:t>Extintors. S'han de realitzar les operacions de manteniment segons el que s'estableix en el «Programa de Manteniment Anual» de la norma UNE 23120.</w:t>
+        <w:t>Extintors. S’han de realitzar les operacions de manteniment segons el que s'estableix en el «Programa de Manteniment Anual» de la norma UNE 23120.</w:t>
       </w:r>
     </w:p>
     <w:p>
@@ -2317,13 +2317,13 @@
         <w:pStyle w:val="Heading2"/>
       </w:pPr>
       <w:r>
-        <w:t>BIEs - alcada valvula</w:t>
-      </w:r>
-    </w:p>
-    <w:p>
-      <w:pPr/>
-      <w:r>
-        <w:t>BIEs. La valvula d'obertura manual i el sistema d'obertura de l'armari de la BIE, si n'hi ha, han d'estar situats com a maxim a 1,50 m sobre el nivell del terra.</w:t>
+        <w:t>BIEs - alçada vàlvula</w:t>
+      </w:r>
+    </w:p>
+    <w:p>
+      <w:pPr/>
+      <w:r>
+        <w:t>BIEs. La vàlvula d'obertura manual i el sistema d'obertura de l'armari de la BIE, si n’hi ha, han d’estar situats com a màxim a 1,50 m. sobre el nivell del terra.</w:t>
       </w:r>
     </w:p>
     <w:p>
@@ -2331,13 +2331,13 @@
         <w:pStyle w:val="Heading2"/>
       </w:pPr>
       <w:r>
-        <w:t>BIEs - distancia sortides</w:t>
-      </w:r>
-    </w:p>
-    <w:p>
-      <w:pPr/>
-      <w:r>
-        <w:t>BIEs. Les BIE se situaran sempre a una distancia maxima de 5 m de les sortides del sector d'incendi, mesurada sobre un recorregut d'evacuacio, sense que constitueixin obstacle per a la seva utilitzacio.</w:t>
+        <w:t>BIEs - distància sortides</w:t>
+      </w:r>
+    </w:p>
+    <w:p>
+      <w:pPr/>
+      <w:r>
+        <w:t>BIEs. Les BIE se situaran sempre a una distància màxima de 5 m de les sortides del sector d'incendi, mesurada sobre un recorregut d'evacuació, sense que constitueixin obstacle per a la seva utilització.</w:t>
       </w:r>
     </w:p>
     <w:p>
@@ -2345,13 +2345,13 @@
         <w:pStyle w:val="Heading2"/>
       </w:pPr>
       <w:r>
-        <w:t>BIEs - separacio entre BIE</w:t>
-      </w:r>
-    </w:p>
-    <w:p>
-      <w:pPr/>
-      <w:r>
-        <w:t>BIEs. Per a les BIE amb manega semirigida o manega plana, la separacio maxima entre cada BIE i la seva mes proxima sera de 50 m. La distancia des de qualsevol punt de l'area protegida fins a la BIE mes proxima no haura d'excedir del radi d'accio d'aquesta. Tant la separacio, com la distancia maxima i el radi d'accio es mesuraran seguint recorreguts d'evacuacio.</w:t>
+        <w:t>BIEs - separació entre BIE</w:t>
+      </w:r>
+    </w:p>
+    <w:p>
+      <w:pPr/>
+      <w:r>
+        <w:t>BIEs. Per a les BIE amb mànega semirígida o mànega plana, la separació màxima entre cada BIE i la seva més pròxima serà de 50 m. La distància des de qualsevol punt de l'àrea protegida fins a la BIE més pròxima no haurà d'excedir del radi d'acció d'aquesta. Tant la separació, com la distància màxima i el radi d'acció es mesuraran seguint recorreguts d'evacuació</w:t>
       </w:r>
     </w:p>
     <w:p>
@@ -2365,7 +2365,7 @@
     <w:p>
       <w:pPr/>
       <w:r>
-        <w:t>BIEs. S'haura de mantenir al voltant de cada BIE una zona lliure d'obstacles, que permeti l'acces a ella i la seva maniobra sense dificultat.</w:t>
+        <w:t>BIEs. S'haurà de mantenir al voltant de cada BIE una zona lliure d'obstacles, que permeti l'accés a ella i la seva maniobra sense dificultat.</w:t>
       </w:r>
     </w:p>
     <w:p>
@@ -2373,13 +2373,13 @@
         <w:pStyle w:val="Heading2"/>
       </w:pPr>
       <w:r>
-        <w:t>BIEs - pressio</w:t>
-      </w:r>
-    </w:p>
-    <w:p>
-      <w:pPr/>
-      <w:r>
-        <w:t>BIEs. Les BIEs de 45 mm han d'obtenir una pressio manometrica entre 5,4 i 8,4 bar. Les BIEs de 25 mm han d'obtenir una pressio manometrica entre 3,5 i 6,5 bar.</w:t>
+        <w:t>BIEs - pressió</w:t>
+      </w:r>
+    </w:p>
+    <w:p>
+      <w:pPr/>
+      <w:r>
+        <w:t>BIEs. Les BIEs de 45 mm han d’obtenir una pressió manomètrica entre 5,4 i 8,4 bar. Les BIEs de 25 mm han d’obtenir una pressió manomètrica entre 3,5 i 6,5 bar.</w:t>
       </w:r>
     </w:p>
     <w:p>
@@ -2393,7 +2393,7 @@
     <w:p>
       <w:pPr/>
       <w:r>
-        <w:t>BIEs. S'han de realitzar les operacions d'inspeccio i manteniment anuals segons el que s'estableix la UNE-EN 671-3.</w:t>
+        <w:t>BIEs. S’han de realitzar les operacions d'inspecció i manteniment anuals segons el que s'estableix la UNE-EN 671-3.</w:t>
       </w:r>
     </w:p>
     <w:p>
@@ -2407,7 +2407,7 @@
     <w:p>
       <w:pPr/>
       <w:r>
-        <w:t>Senyalitzacio. La senyalitzacio dels mitjans de proteccio contra incendis d'utilitzacio manual i dels sistemes d'alerta i alarma, hauran de complir la norma UNE 23033-1. Els senyals no definits en aquesta norma es podran dissenyar amb els mateixos criteris establerts en la norma UNE 23033-1, en la UNE 23032 i a la UNE-EN ISO 7010.</w:t>
+        <w:t>Senyalització. La senyalització dels mitjans de protecció contra incendis d'utilització manual i dels sistemes d'alerta i alarma, hauran de complir la norma UNE 23033-1. Els senyals no definits en aquesta norma es podran dissenyar amb els mateixos criteris establerts en la norma UNE 23033-1, en la UNEIX 23032 i a la UNE-EN ISO 7010.</w:t>
       </w:r>
     </w:p>
     <w:p>
@@ -2415,13 +2415,13 @@
         <w:pStyle w:val="Heading2"/>
       </w:pPr>
       <w:r>
-        <w:t>Enllumenat emergencia</w:t>
-      </w:r>
-    </w:p>
-    <w:p>
-      <w:pPr/>
-      <w:r>
-        <w:t>Enllumenat emergencia. Les instal.lacions d'enllumenat d'emergencia seran conformes a les especificacions establertes en el Reglament Electrotecnic de Baixa Tensio, aprovat per Real Decreto 842/2002, de 2 d'agost, i en la Instruccio Tecnica Complementaria ITC-BT-28.</w:t>
+        <w:t>Enllumenat emergència</w:t>
+      </w:r>
+    </w:p>
+    <w:p>
+      <w:pPr/>
+      <w:r>
+        <w:t>Enllumenat emergència. Les instal·lacions d'enllumenat d'emergència seran conformes a les especificacions establertes en el Reglament Electrotècnic de Baixa Tensió, aprovat per Reial decret 842/2002, de 2 d'agost, i en la Instrucció Tècnica Complementària ITC-BT-28.</w:t>
       </w:r>
     </w:p>
     <w:p>
@@ -2437,13 +2437,13 @@
         <w:pStyle w:val="Heading2"/>
       </w:pPr>
       <w:r>
-        <w:t>CTE DB SI 1 - Propagacio interior</w:t>
-      </w:r>
-    </w:p>
-    <w:p>
-      <w:pPr/>
-      <w:r>
-        <w:t>S'ha de justificar el CTE DB SI 1 Propagacio interior, mes especificament:</w:t>
+        <w:t>CTE DB SI 1 - Propagació interior</w:t>
+      </w:r>
+    </w:p>
+    <w:p>
+      <w:pPr/>
+      <w:r>
+        <w:t>S’ha de justificar el CTE DB SI 1 Propagació interior, més específicament:</w:t>
       </w:r>
     </w:p>
     <w:p>
@@ -2451,13 +2451,13 @@
         <w:pStyle w:val="Heading2"/>
       </w:pPr>
       <w:r>
-        <w:t>::CHILD:: SI 1.1 - Compartimentacion sectores</w:t>
-      </w:r>
-    </w:p>
-    <w:p>
-      <w:pPr/>
-      <w:r>
-        <w:t>1 Compartimentacion en sectores de incendio.</w:t>
+        <w:t>::CHILD:: SI 1.1 - Compartimentación sectores</w:t>
+      </w:r>
+    </w:p>
+    <w:p>
+      <w:pPr/>
+      <w:r>
+        <w:t>1 Compartimentación en sectores de incendio</w:t>
       </w:r>
     </w:p>
     <w:p>
@@ -2471,7 +2471,7 @@
     <w:p>
       <w:pPr/>
       <w:r>
-        <w:t>2 Locales y zonas de riesgo especial.</w:t>
+        <w:t>2 Locales y zonas de riesgo especial</w:t>
       </w:r>
     </w:p>
     <w:p>
@@ -2485,7 +2485,7 @@
     <w:p>
       <w:pPr/>
       <w:r>
-        <w:t>3 Espacios ocultos. Paso de instalaciones a traves de elementos de compartimentacion de incendios.</w:t>
+        <w:t>3 Espacios ocultos. Paso de instalaciones a través de elementos de compartimentación de incendios</w:t>
       </w:r>
     </w:p>
     <w:p>
@@ -2493,13 +2493,13 @@
         <w:pStyle w:val="Heading2"/>
       </w:pPr>
       <w:r>
-        <w:t>::CHILD:: SI 1.4 - Reaccion al fuego</w:t>
-      </w:r>
-    </w:p>
-    <w:p>
-      <w:pPr/>
-      <w:r>
-        <w:t>4 Reaccion al fuego de los elementos constructivos, decorativos y de mobiliario.</w:t>
+        <w:t>::CHILD:: SI 1.4 - Reacción al fuego</w:t>
+      </w:r>
+    </w:p>
+    <w:p>
+      <w:pPr/>
+      <w:r>
+        <w:t>4 Reacción al fuego de los elementos constructivos, decorativos y de mobiliario</w:t>
       </w:r>
     </w:p>
     <w:p>
@@ -2507,13 +2507,13 @@
         <w:pStyle w:val="Heading2"/>
       </w:pPr>
       <w:r>
-        <w:t>CTE DB SI 2 - Propagacio exterior</w:t>
-      </w:r>
-    </w:p>
-    <w:p>
-      <w:pPr/>
-      <w:r>
-        <w:t>S'ha de justificar el CTE DB SI 2 Propagacio exterior, mes especificament:</w:t>
+        <w:t>CTE DB SI 2 - Propagació exterior</w:t>
+      </w:r>
+    </w:p>
+    <w:p>
+      <w:pPr/>
+      <w:r>
+        <w:t>S’ha de justificar el CTE DB SI 2 Propagació exterior, més específicament:</w:t>
       </w:r>
     </w:p>
     <w:p>
@@ -2527,7 +2527,7 @@
     <w:p>
       <w:pPr/>
       <w:r>
-        <w:t>1 Medianerias y fachadas.</w:t>
+        <w:t>1 Medianerías y fachadas</w:t>
       </w:r>
     </w:p>
     <w:p>
@@ -2541,7 +2541,7 @@
     <w:p>
       <w:pPr/>
       <w:r>
-        <w:t>2 Cubiertas.</w:t>
+        <w:t>2 Cubiertas</w:t>
       </w:r>
     </w:p>
     <w:p>
@@ -2549,13 +2549,13 @@
         <w:pStyle w:val="Heading2"/>
       </w:pPr>
       <w:r>
-        <w:t>CTE DB SI 3 - Evacuacio d'ocupants</w:t>
-      </w:r>
-    </w:p>
-    <w:p>
-      <w:pPr/>
-      <w:r>
-        <w:t>S'ha de justificar el CTE DB SI 3 Evacuacio d'ocupants, mes especificament:</w:t>
+        <w:t>CTE DB SI 3 - Evacuació d'ocupants</w:t>
+      </w:r>
+    </w:p>
+    <w:p>
+      <w:pPr/>
+      <w:r>
+        <w:t>S’ha de justificar el CTE DB SI 3 Evacuació d’ocupants, més específicament:</w:t>
       </w:r>
     </w:p>
     <w:p>
@@ -2569,7 +2569,7 @@
     <w:p>
       <w:pPr/>
       <w:r>
-        <w:t>1 Compatibilidad de los elementos de evacuacion.</w:t>
+        <w:t>1 Compatibilidad de los elementos de evacuación</w:t>
       </w:r>
     </w:p>
     <w:p>
@@ -2583,7 +2583,7 @@
     <w:p>
       <w:pPr/>
       <w:r>
-        <w:t>2 Calculo de la ocupacion.</w:t>
+        <w:t>2 Cálculo de la ocupación</w:t>
       </w:r>
     </w:p>
     <w:p>
@@ -2597,7 +2597,7 @@
     <w:p>
       <w:pPr/>
       <w:r>
-        <w:t>3 Numero de salidas y longitud de los recorridos de evacuacion.</w:t>
+        <w:t>3 Número de salidas y longitud de los recorridos de evacuación</w:t>
       </w:r>
     </w:p>
     <w:p>
@@ -2611,7 +2611,7 @@
     <w:p>
       <w:pPr/>
       <w:r>
-        <w:t>4 Dimensionado de los medios de evacuacion.</w:t>
+        <w:t>4 Dimensionado de los medios de evacuación</w:t>
       </w:r>
     </w:p>
     <w:p>
@@ -2625,7 +2625,7 @@
     <w:p>
       <w:pPr/>
       <w:r>
-        <w:t>5 Proteccion de las escaleras.</w:t>
+        <w:t>5 Protección de las escaleras</w:t>
       </w:r>
     </w:p>
     <w:p>
@@ -2647,13 +2647,13 @@
         <w:pStyle w:val="Heading2"/>
       </w:pPr>
       <w:r>
-        <w:t>::CHILD:: SI 3.7 - Senalizacion medios evacuacion</w:t>
-      </w:r>
-    </w:p>
-    <w:p>
-      <w:pPr/>
-      <w:r>
-        <w:t>7 Senalizacion de los medios de evacuacion.</w:t>
+        <w:t>::CHILD:: SI 3.7 - Señalización medios evacuacion</w:t>
+      </w:r>
+    </w:p>
+    <w:p>
+      <w:pPr/>
+      <w:r>
+        <w:t>7 Señalización de los medios de evacuación</w:t>
       </w:r>
     </w:p>
     <w:p>
@@ -2667,7 +2667,7 @@
     <w:p>
       <w:pPr/>
       <w:r>
-        <w:t>8 Control del humo de incendio.</w:t>
+        <w:t>8 Control del humo de incendio</w:t>
       </w:r>
     </w:p>
     <w:p>
@@ -2681,7 +2681,7 @@
     <w:p>
       <w:pPr/>
       <w:r>
-        <w:t>9 Evacuacion de personas con discapacidad en caso de incendio.</w:t>
+        <w:t>9 Evacuación de personas con discapacidad en caso de incendio</w:t>
       </w:r>
     </w:p>
     <w:p>
@@ -2689,13 +2689,13 @@
         <w:pStyle w:val="Heading2"/>
       </w:pPr>
       <w:r>
-        <w:t>CTE DB SI 4 - Instal.lacions PCI</w:t>
-      </w:r>
-    </w:p>
-    <w:p>
-      <w:pPr/>
-      <w:r>
-        <w:t>S'ha de justificar el CTE DB SI 4 Instal.lacions de proteccio contra incendis, mes especificament:</w:t>
+        <w:t>CTE DB SI 4 - Instal·lacions PCI</w:t>
+      </w:r>
+    </w:p>
+    <w:p>
+      <w:pPr/>
+      <w:r>
+        <w:t>S’ha de justificar el CTE DB SI 4 Instal·lacions de protecció contra incendis, més específicament:</w:t>
       </w:r>
     </w:p>
     <w:p>
@@ -2709,7 +2709,7 @@
     <w:p>
       <w:pPr/>
       <w:r>
-        <w:t>1 Dotacion de instalaciones de proteccion contra incendios.</w:t>
+        <w:t>1 Dotación de instalaciones de protección contra incendios</w:t>
       </w:r>
     </w:p>
     <w:p>
@@ -2717,13 +2717,13 @@
         <w:pStyle w:val="Heading2"/>
       </w:pPr>
       <w:r>
-        <w:t>CTE DB SI 5 - Intervencio bombers</w:t>
-      </w:r>
-    </w:p>
-    <w:p>
-      <w:pPr/>
-      <w:r>
-        <w:t>S'ha de justificar el CTE DB SI 5 Intervencio de bombers, mes especificament:</w:t>
+        <w:t>CTE DB SI 5 - Intervenció bombers</w:t>
+      </w:r>
+    </w:p>
+    <w:p>
+      <w:pPr/>
+      <w:r>
+        <w:t>S’ha de justificar el CTE DB SI 5 Intervenció de bombers, més específicament:</w:t>
       </w:r>
     </w:p>
     <w:p>
@@ -2737,7 +2737,7 @@
     <w:p>
       <w:pPr/>
       <w:r>
-        <w:t>1 Condiciones de aproximacion y entorno.</w:t>
+        <w:t>1 Condiciones de aproximación y entorno</w:t>
       </w:r>
     </w:p>
     <w:p>
@@ -2751,7 +2751,7 @@
     <w:p>
       <w:pPr/>
       <w:r>
-        <w:t>2 Accesibilidad por fachada.</w:t>
+        <w:t>2 Accesibilidad por fachada</w:t>
       </w:r>
     </w:p>
     <w:p>
@@ -2759,13 +2759,13 @@
         <w:pStyle w:val="Heading2"/>
       </w:pPr>
       <w:r>
-        <w:t>CTE DB SI 6 - Resistencia al foc</w:t>
-      </w:r>
-    </w:p>
-    <w:p>
-      <w:pPr/>
-      <w:r>
-        <w:t>S'ha de justificar el CTE DB SI 6 Resistencia al foc de l'estructura, mes especificament:</w:t>
+        <w:t>CTE DB SI 6 - Resistència al foc</w:t>
+      </w:r>
+    </w:p>
+    <w:p>
+      <w:pPr/>
+      <w:r>
+        <w:t>S’ha de justificar el CTE DB SI 6 Resistència al foc de l’estructura, més específicament:</w:t>
       </w:r>
     </w:p>
     <w:p>
@@ -2779,7 +2779,7 @@
     <w:p>
       <w:pPr/>
       <w:r>
-        <w:t>3 Elementos estructurales principales.</w:t>
+        <w:t>3 Elementos estructurales principales</w:t>
       </w:r>
     </w:p>
     <w:p>
@@ -2793,7 +2793,7 @@
     <w:p>
       <w:pPr/>
       <w:r>
-        <w:t>4 Elementos estructurales secundarios.</w:t>
+        <w:t>4 Elementos estructurales secundarios</w:t>
       </w:r>
     </w:p>
     <w:p>
@@ -2801,13 +2801,13 @@
         <w:pStyle w:val="Heading2"/>
       </w:pPr>
       <w:r>
-        <w:t>::CHILD:: SI 6.6 - Determinacion resistencia</w:t>
-      </w:r>
-    </w:p>
-    <w:p>
-      <w:pPr/>
-      <w:r>
-        <w:t>6 Determinacion de la resistencia al fuego.</w:t>
+        <w:t>::CHILD:: SI 6.6 - Determinacion resistència</w:t>
+      </w:r>
+    </w:p>
+    <w:p>
+      <w:pPr/>
+      <w:r>
+        <w:t>6 Determinación de la resistencia al fuego</w:t>
       </w:r>
     </w:p>
     <w:p>
@@ -2829,7 +2829,7 @@
     <w:p>
       <w:pPr/>
       <w:r>
-        <w:t>Llum. L'activitat esta inclosa dins l'Article 3 del DECRET 190/2015, de 25 d'agost, de desplegament de la Llei 6/2001, de 31 de maig, d'ordenacio ambiental de l'enllumenament per a la proteccio del medi nocturn. S'ha d'entregar documentacio que acrediti el compliment dels requisits tecnics segons l'Annex 1 de l'esmentat Decret.</w:t>
+        <w:t>Llum. L’activitat està inclosa dins l’Article 3 del DECRET 190/2015, de 25 d'agost, de desplegament de la Llei 6/2001, de 31 de maig, d'ordenació ambiental de l'enllumenament per a la protecció del medi nocturn. S’ha d’entregar documentació que acrediti el compliment del requisits tècnics segons l’Annex 1 de l’esmentat Decret.</w:t>
       </w:r>
     </w:p>
     <w:p>
@@ -2837,13 +2837,13 @@
         <w:pStyle w:val="Heading2"/>
       </w:pPr>
       <w:r>
-        <w:t>Modificacio activitat - Llei 18/2020</w:t>
-      </w:r>
-    </w:p>
-    <w:p>
-      <w:pPr/>
-      <w:r>
-        <w:t>Modificacio de l'activitat. L'activitat es regeix per la LLEI 18/2020, del 28 de desembre, de facilitacio de l'activitat economica. S'ha de justificar si la modificacio es substancial o no segons els criteris de l'Article 53 del Decret 131/2022, de 5 de juliol, del Reglament de la Llei de facilitacio de l'activitat economica.</w:t>
+        <w:t>Modificació activitat - Llei 18/2020</w:t>
+      </w:r>
+    </w:p>
+    <w:p>
+      <w:pPr/>
+      <w:r>
+        <w:t>Modificació de l’activitat. L’activitat es regeix per la LLEI 18/2020, del 28 de desembre, de facilitació de l'activitat econòmica. S’ha de justificar si la modificació és substancial o no segons els criteris de l’Article 53 del Decret 131/2022, de 5 de juliol, del Reglament de la Llei de facilitació de l'activitat econòmica.</w:t>
       </w:r>
     </w:p>
     <w:p>
@@ -2851,13 +2851,13 @@
         <w:pStyle w:val="Heading2"/>
       </w:pPr>
       <w:r>
-        <w:t>Modificacio activitat - Llei 20/2009</w:t>
-      </w:r>
-    </w:p>
-    <w:p>
-      <w:pPr/>
-      <w:r>
-        <w:t>Modificacio de l'activitat. L'activitat es regeix per la LLEI 20/2009, del 4 de desembre, de prevencio i control ambiental de les activitats. S'ha de justificar si la modificacio es substancial o no segons els criteris del document «ACTUALITZACIO DELS CRITERIS DE SUBSTANCIALITAT DE LES MODIFICACIONS DE LES ACTIVITATS DE LA LLEI 20/2009, DEL 4 DE DESEMBRE, DE PREVENCIO I CONTROL AMBIENTAL D'ACTIVITATS» de la Generalitat de Catalunya.</w:t>
+        <w:t>Modificació activitat - Llei 20/2009</w:t>
+      </w:r>
+    </w:p>
+    <w:p>
+      <w:pPr/>
+      <w:r>
+        <w:t>Modificació de l’activitat. L’activitat es regeix per la LLEI 20/2009, del 4 de desembre, de prevenció i control ambiental de les activitats. S’ha de justificar si la modificació és substancial o no segons els criteris del document ACTUALITZACIÓ DELS CRITERIS DE SUBSTANCIALITAT DE LES MODIFICACIONS DE LES ACTIVITATS DE LA LLEI 20/2009, DEL 4 DE DESEMBRE, DE PREVENCIÓ I CONTROL AMBIENTAL D'ACTIVITATS de la Generalitat de Catalunya.</w:t>
       </w:r>
     </w:p>
     <w:p>
@@ -2882,13 +2882,13 @@
         <w:pStyle w:val="Heading2"/>
       </w:pPr>
       <w:r>
-        <w:t>Tapiar zones sense us</w:t>
-      </w:r>
-    </w:p>
-    <w:p>
-      <w:pPr/>
-      <w:r>
-        <w:t>S'han de tapiar aquelles zones sense us de l'activitat i demostrar-ho adjuntant material fotografic.</w:t>
+        <w:t>Tapiar zones sense ús</w:t>
+      </w:r>
+    </w:p>
+    <w:p>
+      <w:pPr/>
+      <w:r>
+        <w:t>S’han de tapiar aquelles zones sense ús de l’activitat i demostrar-ho adjuntant material fotogràfic.</w:t>
       </w:r>
     </w:p>
     <w:p>
@@ -2896,13 +2896,13 @@
         <w:pStyle w:val="Heading2"/>
       </w:pPr>
       <w:r>
-        <w:t>Alcades minimes</w:t>
-      </w:r>
-    </w:p>
-    <w:p>
-      <w:pPr/>
-      <w:r>
-        <w:t>No es pot fer us d'aquelles zones que disposin d'una alcada inferior a 2,5 m (a excepcio dels magatzems i els lavabos que poden tenir 2,2 m d'alcada). [CAMP: Exemples zones sense us (opcional)].</w:t>
+        <w:t>Alçades minimes</w:t>
+      </w:r>
+    </w:p>
+    <w:p>
+      <w:pPr/>
+      <w:r>
+        <w:t>No es pot fer ús d’aquelles zones que disposin d’una alçada inferior a 2,5m (a excepció dels magatzems i els lavabos que poden tenir 2,2m d’alçada). Exemples</w:t>
       </w:r>
     </w:p>
     <w:p>
@@ -2916,7 +2916,7 @@
     <w:p>
       <w:pPr/>
       <w:r>
-        <w:t>Per les caracteristiques del local i la normativa vigent, els passadissos han de ser [CAMP: Amplada minima passadissos (m)] d'ample minim. S'ha d'entregar una fotografia on es pugui observar que l'ample de tots els passadissos compleix.</w:t>
+        <w:t>Per les característiques del local i la normativa vigent, els passadissos han de ser 1,2m d’ample mínim. S’ha d’entregar una fotografia on es pugui observar que l’ample de tots els passadissos compleix.</w:t>
       </w:r>
     </w:p>
     <w:p>
@@ -2924,13 +2924,13 @@
         <w:pStyle w:val="Heading2"/>
       </w:pPr>
       <w:r>
-        <w:t>Modificacio activitat - tramitar</w:t>
-      </w:r>
-    </w:p>
-    <w:p>
-      <w:pPr/>
-      <w:r>
-        <w:t>Hi ha modificacions en l'activitat. S'ha de tramitar una modificacio de l'activitat.</w:t>
+        <w:t>Modificació activitat - tramitar</w:t>
+      </w:r>
+    </w:p>
+    <w:p>
+      <w:pPr/>
+      <w:r>
+        <w:t>Hi ha modificacions en l’activitat. S’ha de tramitar una modificació de l’activitat.</w:t>
       </w:r>
     </w:p>
     <w:p>
@@ -2938,13 +2938,13 @@
         <w:pStyle w:val="Heading2"/>
       </w:pPr>
       <w:r>
-        <w:t>Retirar barra via publica</w:t>
-      </w:r>
-    </w:p>
-    <w:p>
-      <w:pPr/>
-      <w:r>
-        <w:t>D'acord amb el que disposa l'article 6.1 de l'Ordenanca General de Convivencia Ciutadana de Cornella de Llobregat: «L'Ajuntament de Cornella de Llobregat vetllara perque no es consumeixin begudes alcoholiques en els espais publics». Es requereix al titular de l'activitat que retiri immediatament la barra que dona a la via publica i procedeixi al tancament del forat de facana que ara mateix ocupa aquesta barra.</w:t>
+        <w:t>Retirar barra via pública</w:t>
+      </w:r>
+    </w:p>
+    <w:p>
+      <w:pPr/>
+      <w:r>
+        <w:t>D’acord amb el que disposa l’article 6.1 de l’Ordenança General de Convivència Ciutadana de Cornellà de Llobregat: L’Ajuntament de Cornellà de Llobregat vetllarà perquè no es consumeixin begudes alcohòliques en els espais públics. Es requereix al titular de l’activitat que retiri immediatament la barra que dona a la via pública i procedeixi al tancament del forat de façana que ara mateix ocupa aquesta barra.</w:t>
       </w:r>
     </w:p>
     <w:p>
@@ -2966,13 +2966,13 @@
         <w:pStyle w:val="Heading2"/>
       </w:pPr>
       <w:r>
-        <w:t>Vestibul previ lavabo</w:t>
-      </w:r>
-    </w:p>
-    <w:p>
-      <w:pPr/>
-      <w:r>
-        <w:t>No disposa de vestibul previ entre el lavabo i la sala. En aquest s'ha de poder inscriure un cercle de [CAMP: Diametre cercle vestibul (m) (p. ex. 1,50 o 1,20)] de diametre lliure d'obstacles.</w:t>
+        <w:t>Vestíbul previ lavabo</w:t>
+      </w:r>
+    </w:p>
+    <w:p>
+      <w:pPr/>
+      <w:r>
+        <w:t>No disposa de vestíbul previ entre el lavabo i la sala. En aquest s’ha de poder inscriure una cercle de 1,50m/1,20m (comprovar) de diàmetre lliure d’obstacles.</w:t>
       </w:r>
     </w:p>
     <w:p>
@@ -2980,13 +2980,13 @@
         <w:pStyle w:val="Heading2"/>
       </w:pPr>
       <w:r>
-        <w:t>Sabo i secamans lavabos</w:t>
-      </w:r>
-    </w:p>
-    <w:p>
-      <w:pPr/>
-      <w:r>
-        <w:t>Tots els lavabos han de disposar de sabo de mans i secamans.</w:t>
+        <w:t>Sabó i secamans lavabos</w:t>
+      </w:r>
+    </w:p>
+    <w:p>
+      <w:pPr/>
+      <w:r>
+        <w:t>Tots els lavabos han de disposar de sabó de mans i secamans.</w:t>
       </w:r>
     </w:p>
     <w:p>
@@ -2994,7 +2994,7 @@
         <w:pStyle w:val="Heading1"/>
       </w:pPr>
       <w:r>
-        <w:t>Restauracio - Cuina i extraccio de fums</w:t>
+        <w:t>Restauració - Cuina i extracció de fums</w:t>
       </w:r>
     </w:p>
     <w:p>
@@ -3002,7 +3002,7 @@
         <w:pStyle w:val="Heading2"/>
       </w:pPr>
       <w:r>
-        <w:t>Elements coccio sense extraccio</w:t>
+        <w:t>Elements cocció sense extracció</w:t>
       </w:r>
     </w:p>
     <w:p>
@@ -3016,13 +3016,13 @@
         <w:pStyle w:val="Heading2"/>
       </w:pPr>
       <w:r>
-        <w:t>Sectoritzacio conductes</w:t>
-      </w:r>
-    </w:p>
-    <w:p>
-      <w:pPr/>
-      <w:r>
-        <w:t>Sectoritzacio. Segons l'article 11.3 de l'Ordenanca relativa a la intervencio administrativa municipal en les activitats de Cornella de Llobregat s'ha de justificar, i aportar la documentacio corresponent, el compliment del Document TINSCI DT 18 «Sectoritzacio de conductes d'extraccio de fums de les cuines».</w:t>
+        <w:t>Sectorització conductes</w:t>
+      </w:r>
+    </w:p>
+    <w:p>
+      <w:pPr/>
+      <w:r>
+        <w:t>Sectorització. Segons l’article 11.3 de l’Ordenança relativa a la intervenció administrativa municipal en les activitats de Cornellà de Llobregat s’ha de justificar, i aportar la documentació corresponent, el compliment del Document TINSCI DT 18 Sectorització de conductes d’extracció de fums de les cuines.</w:t>
       </w:r>
     </w:p>
     <w:p>
@@ -3030,13 +3030,13 @@
         <w:pStyle w:val="Heading2"/>
       </w:pPr>
       <w:r>
-        <w:t>Xemeneia - alcada coberta</w:t>
-      </w:r>
-    </w:p>
-    <w:p>
-      <w:pPr/>
-      <w:r>
-        <w:t>Xemeneia. Segons l'article 11.4 de l'Ordenanca relativa a la intervencio administrativa municipal en les activitats de Cornella de Llobregat s'ha de justificar el compliment de l'apartat 6.2.1.3 de la norma UNE 123001 on s'especifica el seguent: «El remate debe elevarse mas de 1 m por encima de la parte mas alta de cualquier edificacion situada en un radio inferior a 10 m respecto a la salida de la chimenea». S'ha d'aportar un planol en planta de la coberta i un planol en seccio de l'edifici on es justifiqui.</w:t>
+        <w:t>Xemeneia - alçada coberta</w:t>
+      </w:r>
+    </w:p>
+    <w:p>
+      <w:pPr/>
+      <w:r>
+        <w:t>Xemeneia. Segons l’article 11.4 de l’Ordenança relativa a la intervenció administrativa municipal en les activitats de Cornellà de Llobregat s’ha de justificar el compliment de l’apartat 6.2.1.3 de la norma UNE 123001 on s’especifica el següent: El remate debe elevarse más de 1 m por encima de la parte más alta de cualquier edificación situada en un radio inferior a 10 m respecto a la salida de la chimenea. S’ha d’aportar un plànol en planta de la coberta i un plànol en secció de l’edifici on es justifiqui.</w:t>
       </w:r>
     </w:p>
     <w:p>
@@ -3050,7 +3050,7 @@
     <w:p>
       <w:pPr/>
       <w:r>
-        <w:t>Neteja. Segons l'article 11.5 de l'Ordenanca relativa a la intervencio administrativa municipal en les activitats de Cornella de Llobregat s'ha de justificar el compliment de l'apartat 12 de la norma UNE 123001 on s'especifica el seguent: «Deben llevarse a cabo la limpieza de la chimenea y del conducto de union con periodicidad minima anual». S'ha d'aportar un certificat de neteja.</w:t>
+        <w:t>Neteja. Segons l’article 11.5 de l’Ordenança relativa a la intervenció administrativa municipal en les activitats de Cornellà de Llobregat s’ha de justificar el compliment de l’apartat 12 de la norma UNE 123001 on s’especifica el següent: Deben llevarse a cabo la limpieza de la chimenea y del conducto de unión con periodicidad mínima anual. S’ha d’aportar un certificat de neteja.</w:t>
       </w:r>
     </w:p>
     <w:p>
@@ -3058,13 +3058,13 @@
         <w:pStyle w:val="Heading2"/>
       </w:pPr>
       <w:r>
-        <w:t>Estanqueitat anual conducte</w:t>
-      </w:r>
-    </w:p>
-    <w:p>
-      <w:pPr/>
-      <w:r>
-        <w:t>Estanqueitat. Segons l'article 11.6 de l'Ordenanca relativa a la intervencio administrativa municipal en les activitats de Cornella de Llobregat s'ha de justificar el compliment de l'apartat 12 de la norma UNE 123001 on s'especifica el seguent: «Se debe verificar que se mantienen las condiciones iniciales de estanquidad del sistema, prestando especial atencion a los puntos de union entre los elementos, y al posible deterioro de las juntas de estanquidad, si las hubiera, con periodicidad minima anual». S'ha d'aportar un certificat d'estanqueitat.</w:t>
+        <w:t>Estanqueïtat anual conducte</w:t>
+      </w:r>
+    </w:p>
+    <w:p>
+      <w:pPr/>
+      <w:r>
+        <w:t>Estanqueïtat. Segons l’article 11.6 de l’Ordenança relativa a la intervenció administrativa municipal en les activitats de Cornellà de Llobregat s’ha de justificar el compliment de l’apartat 12 de la norma UNE 123001 on s’especifica el següent: Se debe verificar que se mantienen las condiciones iniciales de estanquidad del sistema, prestando especial atención a los puntos de unión entre los elementos, y al possible deterioro de las juntas de estanquidad, si las hubiera, con periodicidad mínima anual. S’ha d’aportar un certificat d’estanqueïtat.</w:t>
       </w:r>
     </w:p>
     <w:p>
@@ -3072,13 +3072,13 @@
         <w:pStyle w:val="Heading2"/>
       </w:pPr>
       <w:r>
-        <w:t>Campana - extincio automatic</w:t>
-      </w:r>
-    </w:p>
-    <w:p>
-      <w:pPr/>
-      <w:r>
-        <w:t>Campana. Segons l'article 11.7 de l'Ordenanca relativa a la intervencio administrativa municipal en les activitats de Cornella de Llobregat s'ha d'instal.lar, i aportar la documentacio corresponent, un sistema d'extincio automatic a la campana d'extraccio de la cuina perque se superen els 20 kW de potencia instal.lada i la cuina no esta considerada un local de risc especial. El sistema s'ha d'instal.lar segons la norma UNE 17446.</w:t>
+        <w:t>Campana - extinció automàtic</w:t>
+      </w:r>
+    </w:p>
+    <w:p>
+      <w:pPr/>
+      <w:r>
+        <w:t>Campana. Segons l’article 11.7 de l’Ordenança relativa a la intervenció administrativa municipal en les activitats de Cornellà de Llobregat s’ha d’instal·lar, i aportar la documentació corresponent, un sistema d’extinció automàtic a la campana d’extracció de la cuina perquè se superen els 20 kW de potència instal·lada i la cuina no està considerada un local de risc especial. El sistema s’ha d’instal·lar segons la norma UNE 17446.</w:t>
       </w:r>
     </w:p>
     <w:p>
@@ -3086,13 +3086,13 @@
         <w:pStyle w:val="Heading2"/>
       </w:pPr>
       <w:r>
-        <w:t>Campana - prohibit filtres carbo</w:t>
-      </w:r>
-    </w:p>
-    <w:p>
-      <w:pPr/>
-      <w:r>
-        <w:t>Campana. Segons l'article 11.9 de l'Ordenanca relativa a la intervencio administrativa municipal en les activitats de Cornella de Llobregat no es permeten solucions tecniques substitutories enfocades a reduir les olors a traves de filtres del carbo actiu o qualsevol sistema que no sigui l'extraccio mecanica. S'ha de retirar qualsevol sistema que no sigui l'extraccio mecanica.</w:t>
+        <w:t>Campana - prohibit filtres carbó</w:t>
+      </w:r>
+    </w:p>
+    <w:p>
+      <w:pPr/>
+      <w:r>
+        <w:t>Campana. Segons l’article 11.9 de l’Ordenança relativa a la intervenció administrativa municipal en les activitats de Cornellà de Llobregat no es permeten solucions tècniques substitutòries enfocades a reduir les olors a través de filtres del carbó actiu o qualsevol sistema que no sigui l’extracció mecànica tal i com s’indica a l’Article 11.9 de l’Ordenança relativa a la intervenció administrativa municipal en les activitats de Cornellà de Llobregat. S’ha de retirar qualsevol sistema que no sigui l’extracció mecànica.</w:t>
       </w:r>
     </w:p>
     <w:p>
@@ -3106,7 +3106,7 @@
     <w:p>
       <w:pPr/>
       <w:r>
-        <w:t>Campana. S'ha de justificar mitjancant documentacio del producte que els ventiladors compleixen amb les especificacions de la norma UNE-EN 12101-3:2016 «Especificacions per a airejadors extractors de fums i calor mecanics» i tenen una classificacio F400 90.</w:t>
+        <w:t>Campana. S’ha de justificar mitjançant documentació del producte que els ventiladors compleixen amb les especificacions de la norma UNE-EN 12101-3: 2016 “Especificacions per a airejadors extractors de fums i calor mecànics.” i tenen una classificació F400 90.</w:t>
       </w:r>
     </w:p>
     <w:p>
@@ -3114,13 +3114,13 @@
         <w:pStyle w:val="Heading2"/>
       </w:pPr>
       <w:r>
-        <w:t>Elaboracio menjar a domicili</w:t>
-      </w:r>
-    </w:p>
-    <w:p>
-      <w:pPr/>
-      <w:r>
-        <w:t>Elaboracio menjar a domicili. Segons l'article 11.10 de l'Ordenanca relativa a la intervencio administrativa municipal en les activitats de Cornella de Llobregat no es permet l'elaboracio de menjars en domicilis privats per a la seva comercialitzacio.</w:t>
+        <w:t>Elaboració menjar a domicili</w:t>
+      </w:r>
+    </w:p>
+    <w:p>
+      <w:pPr/>
+      <w:r>
+        <w:t>Elaboració menjar a domicili. Segons l’article 11.10 de l’Ordenança relativa a la intervenció administrativa municipal en les activitats de Cornellà de Llobregat no es permet l’elaboració de menjars en domicilis privats per a la seva comercialització.</w:t>
       </w:r>
     </w:p>
     <w:p>
@@ -3128,7 +3128,7 @@
         <w:pStyle w:val="Heading1"/>
       </w:pPr>
       <w:r>
-        <w:t>Denuncia soroll</w:t>
+        <w:t>Denúncia soroll</w:t>
       </w:r>
     </w:p>
     <w:p>
@@ -3142,7 +3142,7 @@
     <w:p>
       <w:pPr/>
       <w:r>
-        <w:t>Soroll. Es portara a terme un estudi acustic per part de l'ajuntament per comprovar que es compleixen els requisits referents a la contaminacio acustica, de sorolls o vibracions, d'acord amb la normativa d'aplicacio. En cas de resultat desfavorable, el titular haura de fer les mesures pertinents per complir els requisits referents a la contaminacio acustica i posteriorment contractar una Entitat de Control de la Prevencio de la Contaminacio Acustica (EC-PCA) perque ho verifiqui. A criteri de qui faci l'estudi acustic pot demanar al titular de l'activitat activar totes les fonts sonores de l'activitat al maxim rendiment.</w:t>
+        <w:t>Soroll. Es portarà a terme un estudi acústic per part de l’ajuntament per comprovar que es compleixen els requisits referents a la contaminació acústica, de sorolls o vibracions, d’acord amb la normativa d’aplicació. En cas de resultat desfavorable, el titular haurà de fer les mesures pertinents per complir els requisits referents a la contaminació acústica i posteriorment contractar una Entitat de Control de la Prevenció de la Contaminació Acústica (EC-PCA) perquè ho verifiqui. A criteri de qui faci l’estudi acústic pot demanar al titular de l’activitat activar totes les fonts sonores de l’activitat al màxim rendiment.</w:t>
       </w:r>
     </w:p>
     <w:p>
@@ -3165,7 +3165,7 @@
     <w:p>
       <w:pPr/>
       <w:r>
-        <w:t>Soroll. Segons l'article 9.4 de l'Ordenanca relativa a la intervencio administrativa municipal en les activitats de Cornella de Llobregat «El receptor ha de permetre l'acces de l'habitatge per poder realitzar totes les comprovacions i mesuraments necessaris. En cas contrari [CAMP: Organ que aixeca l'acta (la Guardia Urbana / l'EC-PCA)] haura d'aixecar una acta descrivint les fonts sonores del local i explicant el motiu pel qual no s'ha pogut accedir a l'habitatge adjuntant les proves pertinents».</w:t>
+        <w:t>Soroll. Segons l’article 9.4 de l’Ordenança relativa a la intervenció administrativa municipal en les activitats de Cornellà de Llobregat “El receptor ha de permetre l’accés de l’habitatge per poder realitzar totes les comprovacions i mesuraments necessaris. En cas contrari la Guàrdia Urbana / l’EC-PCA haurà d’aixecar una acta descrivint les fonts sonores del local i explicant el motiu pel qual no s’ha pogut accedir a l’habitatge adjuntant les proves pertinents”.</w:t>
       </w:r>
     </w:p>
     <w:p>
@@ -3173,7 +3173,7 @@
         <w:pStyle w:val="Heading1"/>
       </w:pPr>
       <w:r>
-        <w:t>Denuncia calor</w:t>
+        <w:t>Denúncia calor</w:t>
       </w:r>
     </w:p>
     <w:p>
@@ -3195,7 +3195,7 @@
         <w:pStyle w:val="Heading1"/>
       </w:pPr>
       <w:r>
-        <w:t>Denuncia accessibilitat</w:t>
+        <w:t>Denúncia accessibilitat</w:t>
       </w:r>
     </w:p>
     <w:p>
@@ -3209,7 +3209,7 @@
     <w:p>
       <w:pPr/>
       <w:r>
-        <w:t>Accessibilitat. S'haura de complir amb aquelles condicions que no es compleixen en la data indicada segons la 2.12. Taula resum de l'Annex 3e del DECRET 209/2023, de 28 de novembre, pel qual s'aprova el Codi d'accessibilitat de Catalunya. Detall: [CAMP: Detall condicions accessibilitat (apartat 2.X de l'annex, terminis, condicions concretes a complir)].</w:t>
+        <w:t>Accessibilitat. S’haurà de complir amb aquelles condicions que no es compleixen en la data indicada segons la 2.12. Taula resum de l’Annex 3e del DECRET 209/2023, de 28 de novembre, pel qual s'aprova el Codi d'accessibilitat de Catalunya mirar document Denúncia Accessibilitat:</w:t>
       </w:r>
     </w:p>
     <w:p>
@@ -3217,7 +3217,7 @@
         <w:pStyle w:val="Heading1"/>
       </w:pPr>
       <w:r>
-        <w:t>Denuncia emmagatzematge material exterior</w:t>
+        <w:t>Denúncia emmagatzematge material exterior</w:t>
       </w:r>
     </w:p>
     <w:p>
@@ -3231,7 +3231,7 @@
     <w:p>
       <w:pPr/>
       <w:r>
-        <w:t>Segons l'estipulat en el punt 2.2 de l'Annex II del REGLAMENTO DE SEGURIDAD CONTRA INCENDIOS EN LOS ESTABLECIMIENTOS INDUSTRIALES (RSCIEI), la distribucion de los materiales combustibles en las areas de incendio en configuraciones de tipo D y de tipo E debera cumplir los siguientes requisitos:</w:t>
+        <w:t>Segons l’estipulat en el punt 2.2 de l’Annex II del REGLAMENTO DE SEGURIDAD CONTRA INCENDIOS EN LOS ESTABLECIMIENTOS INDUSTRIALES (RSCIEI) La distribución de los materiales combustibles en las áreas de incendio en configuraciones de tipo D y de tipo E deberán cumplir los siguientes requisitos:</w:t>
       </w:r>
     </w:p>
     <w:p>
@@ -3239,13 +3239,13 @@
         <w:pStyle w:val="Heading2"/>
       </w:pPr>
       <w:r>
-        <w:t>::CHILD:: Pila - superficie max 500 m2</w:t>
-      </w:r>
-    </w:p>
-    <w:p>
-      <w:pPr/>
-      <w:r>
-        <w:t>1er Superficie maxima de cada pila: 500 m2.</w:t>
+        <w:t>::CHILD:: Pila - superfície max 500 m2</w:t>
+      </w:r>
+    </w:p>
+    <w:p>
+      <w:pPr/>
+      <w:r>
+        <w:t>1º Superficie máxima de cada pila: 500 m2.</w:t>
       </w:r>
     </w:p>
     <w:p>
@@ -3259,7 +3259,7 @@
     <w:p>
       <w:pPr/>
       <w:r>
-        <w:t>2on Volumen maximo de cada pila: 3500 m3.</w:t>
+        <w:t>2º Volumen máximo de cada pila: 3500 m3.</w:t>
       </w:r>
     </w:p>
     <w:p>
@@ -3267,13 +3267,13 @@
         <w:pStyle w:val="Heading2"/>
       </w:pPr>
       <w:r>
-        <w:t>::CHILD:: Pila - alcada max 15 m</w:t>
-      </w:r>
-    </w:p>
-    <w:p>
-      <w:pPr/>
-      <w:r>
-        <w:t>3er Altura maxima de cada pila: 15 m.</w:t>
+        <w:t>::CHILD:: Pila - alçada max 15 m</w:t>
+      </w:r>
+    </w:p>
+    <w:p>
+      <w:pPr/>
+      <w:r>
+        <w:t>3º Altura máxima de cada pila: 15 m.</w:t>
       </w:r>
     </w:p>
     <w:p>
@@ -3287,7 +3287,7 @@
     <w:p>
       <w:pPr/>
       <w:r>
-        <w:t>4t Longitud maxima de cada pila: 45 m si el pasillo entre pilas es &gt;= 2,5 m; 20 m si el pasillo entre pilas es &gt;= 1,5 m.</w:t>
+        <w:t>4º Longitud máxima de cada pila: 45 m si el pasillo entre pilas es ≥ 2,5 m; 20 m si el pasillo entre pilas es ≥ 1,5 m.</w:t>
       </w:r>
     </w:p>
     <w:p>
@@ -3295,13 +3295,13 @@
         <w:pStyle w:val="Heading2"/>
       </w:pPr>
       <w:r>
-        <w:t>RSCIEI - evacuacio i senyalitzacio (Annex II 6.5)</w:t>
-      </w:r>
-    </w:p>
-    <w:p>
-      <w:pPr/>
-      <w:r>
-        <w:t>Segons l'estipulat en el punt 6.5 de l'Annex II del RSCIEI, las disposiciones en materia de evacuacion y senalizacion en los establecimientos industriales que esten ubicados en configuraciones de tipo D y E cumpliran los requisitos siguientes:</w:t>
+        <w:t>RSCIEI - evacuació i senyalitzacio (Annex II 6.5)</w:t>
+      </w:r>
+    </w:p>
+    <w:p>
+      <w:pPr/>
+      <w:r>
+        <w:t>Segons l’estipulat en el punt 6.5 de l’Annex II del RSCIEI Las disposiciones en materia de evacuación y señalización en los establecimientos industriales que estén ubicados en configuraciones de tipo D y E [...] cumplirán los requisitos siguientes:</w:t>
       </w:r>
     </w:p>
     <w:p>
@@ -3315,7 +3315,7 @@
     <w:p>
       <w:pPr/>
       <w:r>
-        <w:t>Anchura de la franja perimetral: la altura de la pila y como minimo 5 m.</w:t>
+        <w:t>Anchura de la franja perimetral: la altura de la pila y como mínimo 5 m.</w:t>
       </w:r>
     </w:p>
     <w:p>
@@ -3323,13 +3323,13 @@
         <w:pStyle w:val="Heading2"/>
       </w:pPr>
       <w:r>
-        <w:t>::CHILD:: Camins emergencia - amplada</w:t>
-      </w:r>
-    </w:p>
-    <w:p>
-      <w:pPr/>
-      <w:r>
-        <w:t>Anchura para caminos de acceso de emergencia: 4,5 m.</w:t>
+        <w:t>::CHILD:: Camins emergència - amplada</w:t>
+      </w:r>
+    </w:p>
+    <w:p>
+      <w:pPr/>
+      <w:r>
+        <w:t>Anchura para caminos de acceso de emergencia: 4,5 m</w:t>
       </w:r>
     </w:p>
     <w:p>
@@ -3337,13 +3337,13 @@
         <w:pStyle w:val="Heading2"/>
       </w:pPr>
       <w:r>
-        <w:t>::CHILD:: Camins emergencia - separacio</w:t>
-      </w:r>
-    </w:p>
-    <w:p>
-      <w:pPr/>
-      <w:r>
-        <w:t>Separacion maxima entre caminos de emergencia: 65 m.</w:t>
+        <w:t>::CHILD:: Camins emergència - separació</w:t>
+      </w:r>
+    </w:p>
+    <w:p>
+      <w:pPr/>
+      <w:r>
+        <w:t>Separación máxima entre caminos de emergencia: 65 m</w:t>
       </w:r>
     </w:p>
     <w:p>
@@ -3357,7 +3357,7 @@
     <w:p>
       <w:pPr/>
       <w:r>
-        <w:t>Anchura minima de pasillos entre pilas: 1,5 m.</w:t>
+        <w:t>Anchura mínima de pasillos entre pilas: 1,5 m</w:t>
       </w:r>
     </w:p>
     <w:p>
@@ -3365,7 +3365,7 @@
         <w:pStyle w:val="Heading1"/>
       </w:pPr>
       <w:r>
-        <w:t>Documentacio / Retols</w:t>
+        <w:t>Documentació / Rètols</w:t>
       </w:r>
     </w:p>
     <w:p>
@@ -3373,13 +3373,13 @@
         <w:pStyle w:val="Heading2"/>
       </w:pPr>
       <w:r>
-        <w:t>Documentacio a presentar</w:t>
-      </w:r>
-    </w:p>
-    <w:p>
-      <w:pPr/>
-      <w:r>
-        <w:t>S'ha de presentar la seguent documentacio:</w:t>
+        <w:t>Documentació a presentar</w:t>
+      </w:r>
+    </w:p>
+    <w:p>
+      <w:pPr/>
+      <w:r>
+        <w:t>S’ha de presentar la següent documentació:</w:t>
       </w:r>
     </w:p>
     <w:p>
@@ -3393,7 +3393,7 @@
     <w:p>
       <w:pPr/>
       <w:r>
-        <w:t>El canvi de titularitat de l'activitat a l'actual titular.</w:t>
+        <w:t>El canvi de titularitat de l’activitat a l’actual titular.</w:t>
       </w:r>
     </w:p>
     <w:p>
@@ -3401,13 +3401,13 @@
         <w:pStyle w:val="Heading2"/>
       </w:pPr>
       <w:r>
-        <w:t>::CHILD:: Doc - canvi titularitat autoritzacio</w:t>
-      </w:r>
-    </w:p>
-    <w:p>
-      <w:pPr/>
-      <w:r>
-        <w:t>El canvi de titularitat de l'autoritzacio [CAMP: Autoritzacio canvi titularitat (especificar)] a l'actual titular.</w:t>
+        <w:t>::CHILD:: Doc - canvi titularitat autorització</w:t>
+      </w:r>
+    </w:p>
+    <w:p>
+      <w:pPr/>
+      <w:r>
+        <w:t>El canvi de titularitat de l’autorització X a l’actual titular.</w:t>
       </w:r>
     </w:p>
     <w:p>
@@ -3415,13 +3415,13 @@
         <w:pStyle w:val="Heading2"/>
       </w:pPr>
       <w:r>
-        <w:t>::CHILD:: Doc - planol(s) plantes</w:t>
-      </w:r>
-    </w:p>
-    <w:p>
-      <w:pPr/>
-      <w:r>
-        <w:t>El(s) planol(s) de les plantes ocupades per l'activitat a escala normalitzada amb el detall de: la maquinaria instal.lada, els recorreguts d'evacuacio i senyalitzacio dels corresponents, els equips i instal.lacions contra incendis, el compliment d'accessibilitat, resta de detalls que es considerin necessaris per explicar el compliment de requisits segons la normativa d'aplicacio corresponent.</w:t>
+        <w:t>::CHILD:: Doc - plànol(s) plantes</w:t>
+      </w:r>
+    </w:p>
+    <w:p>
+      <w:pPr/>
+      <w:r>
+        <w:t>El(s) plànol(s) de les plantes ocupades per l’activitat a escala normalitzada amb el detall de: la maquinària instal·lada, els recorreguts d’evacuació i senyalització dels corresponents, els equips i instal·lacions contra incendis, el compliment d’accessibilitat, resta de detalls que es considerin necessaris per explicar el compliment de requisits segons la normativa d’aplicació corresponent.</w:t>
       </w:r>
     </w:p>
     <w:p>
@@ -3435,7 +3435,7 @@
     <w:p>
       <w:pPr/>
       <w:r>
-        <w:t>L'alta a l'IAE on s'observi l'adreca de l'activitat.</w:t>
+        <w:t>L’alta a l’IAE on s’observi l’adreça de l’activitat.</w:t>
       </w:r>
     </w:p>
     <w:p>
@@ -3443,13 +3443,13 @@
         <w:pStyle w:val="Heading2"/>
       </w:pPr>
       <w:r>
-        <w:t>::CHILD:: Doc - factura electrica</w:t>
-      </w:r>
-    </w:p>
-    <w:p>
-      <w:pPr/>
-      <w:r>
-        <w:t>La factura electrica a nom del titular.</w:t>
+        <w:t>::CHILD:: Doc - factura elèctrica</w:t>
+      </w:r>
+    </w:p>
+    <w:p>
+      <w:pPr/>
+      <w:r>
+        <w:t>La factura elèctrica a nom del titular.</w:t>
       </w:r>
     </w:p>
     <w:p>
@@ -3463,7 +3463,7 @@
     <w:p>
       <w:pPr/>
       <w:r>
-        <w:t>La factura d'aigua a nom del titular.</w:t>
+        <w:t>La factura d’aigua a nom del titular.</w:t>
       </w:r>
     </w:p>
     <w:p>
@@ -3471,13 +3471,13 @@
         <w:pStyle w:val="Heading2"/>
       </w:pPr>
       <w:r>
-        <w:t>::CHILD:: Doc - fulls de reclamacio</w:t>
-      </w:r>
-    </w:p>
-    <w:p>
-      <w:pPr/>
-      <w:r>
-        <w:t>Fulls de reclamacio impresos.</w:t>
+        <w:t>::CHILD:: Doc - fulls de reclamació</w:t>
+      </w:r>
+    </w:p>
+    <w:p>
+      <w:pPr/>
+      <w:r>
+        <w:t>Fulls de reclamació impresos.</w:t>
       </w:r>
     </w:p>
     <w:p>
@@ -3485,13 +3485,13 @@
         <w:pStyle w:val="Heading2"/>
       </w:pPr>
       <w:r>
-        <w:t>::CHILD:: Doc - contracte gestio olis</w:t>
-      </w:r>
-    </w:p>
-    <w:p>
-      <w:pPr/>
-      <w:r>
-        <w:t>El contracte de gestio d'olis de la cuina.</w:t>
+        <w:t>::CHILD:: Doc - contracte gestió olis</w:t>
+      </w:r>
+    </w:p>
+    <w:p>
+      <w:pPr/>
+      <w:r>
+        <w:t>El contracte de gestió d’olis de la cuina.</w:t>
       </w:r>
     </w:p>
     <w:p>
@@ -3513,13 +3513,13 @@
         <w:pStyle w:val="Heading2"/>
       </w:pPr>
       <w:r>
-        <w:t>::CHILD:: Doc - formacio aliments (4 anys)</w:t>
-      </w:r>
-    </w:p>
-    <w:p>
-      <w:pPr/>
-      <w:r>
-        <w:t>El certificat de formacio d'aliments de tots i cadascun dels treballadors de l'establiment (vigencia 4 anys).</w:t>
+        <w:t>::CHILD:: Doc - formació aliments (4 anys)</w:t>
+      </w:r>
+    </w:p>
+    <w:p>
+      <w:pPr/>
+      <w:r>
+        <w:t>El certificat de formació d’aliments de tots i cadascun dels treballadors de l’establiment (vigència 4 anys).</w:t>
       </w:r>
     </w:p>
     <w:p>
@@ -3547,7 +3547,7 @@
     <w:p>
       <w:pPr/>
       <w:r>
-        <w:t>El rebut de pagament de l'assegurança de Responsabilitat Civil.</w:t>
+        <w:t>El rebut de pagament de l’assegurança de Responsabilitat Civil.</w:t>
       </w:r>
     </w:p>
     <w:p>
@@ -3555,13 +3555,13 @@
         <w:pStyle w:val="Heading2"/>
       </w:pPr>
       <w:r>
-        <w:t>Retols exterior - general</w:t>
-      </w:r>
-    </w:p>
-    <w:p>
-      <w:pPr/>
-      <w:r>
-        <w:t>Manquen els seguents retols a l'exterior de l'establiment, minim en catala:</w:t>
+        <w:t>Rètols exterior - general</w:t>
+      </w:r>
+    </w:p>
+    <w:p>
+      <w:pPr/>
+      <w:r>
+        <w:t>Manquen els següents rètols a l’exterior de l’establiment, mínim en català:</w:t>
       </w:r>
     </w:p>
     <w:p>
@@ -3569,13 +3569,13 @@
         <w:pStyle w:val="Heading2"/>
       </w:pPr>
       <w:r>
-        <w:t>::CHILD:: Retol - nom comercial</w:t>
-      </w:r>
-    </w:p>
-    <w:p>
-      <w:pPr/>
-      <w:r>
-        <w:t>El nom comercial de l'activitat.</w:t>
+        <w:t>::CHILD:: Rètol - nom comercial</w:t>
+      </w:r>
+    </w:p>
+    <w:p>
+      <w:pPr/>
+      <w:r>
+        <w:t>El nom comercial de l’activitat.</w:t>
       </w:r>
     </w:p>
     <w:p>
@@ -3583,13 +3583,13 @@
         <w:pStyle w:val="Heading2"/>
       </w:pPr>
       <w:r>
-        <w:t>::CHILD:: Retol - horari obertura/tancament</w:t>
-      </w:r>
-    </w:p>
-    <w:p>
-      <w:pPr/>
-      <w:r>
-        <w:t>L'horari d'obertura i tancament, que es pugui veure clarament inclus si l'activitat esta tancada.</w:t>
+        <w:t>::CHILD:: Rètol - horari obertura/tancament</w:t>
+      </w:r>
+    </w:p>
+    <w:p>
+      <w:pPr/>
+      <w:r>
+        <w:t>L’horari d’obertura i tancament, que es pugui veure clarament inclús si l’activitat està tancada.</w:t>
       </w:r>
     </w:p>
     <w:p>
@@ -3597,7 +3597,7 @@
         <w:pStyle w:val="Heading2"/>
       </w:pPr>
       <w:r>
-        <w:t>::CHILD:: Retol - aforament autoritzat</w:t>
+        <w:t>::CHILD:: Rètol - aforament autoritzat</w:t>
       </w:r>
     </w:p>
     <w:p>
@@ -3611,7 +3611,7 @@
         <w:pStyle w:val="Heading2"/>
       </w:pPr>
       <w:r>
-        <w:t>::CHILD:: Retol - prohibit fumar</w:t>
+        <w:t>::CHILD:: Rètol - prohibit fumar</w:t>
       </w:r>
     </w:p>
     <w:p>
@@ -3625,7 +3625,7 @@
         <w:pStyle w:val="Heading2"/>
       </w:pPr>
       <w:r>
-        <w:t>::CHILD:: Retol - llistat de preus</w:t>
+        <w:t>::CHILD:: Rètol - llistat de preus</w:t>
       </w:r>
     </w:p>
     <w:p>
@@ -3639,13 +3639,13 @@
         <w:pStyle w:val="Heading2"/>
       </w:pPr>
       <w:r>
-        <w:t>::CHILD:: Retol - us camaras seguretat</w:t>
-      </w:r>
-    </w:p>
-    <w:p>
-      <w:pPr/>
-      <w:r>
-        <w:t>Informacio us de cameres de seguretat.</w:t>
+        <w:t>::CHILD:: Rètol - ús càmeres seguretat</w:t>
+      </w:r>
+    </w:p>
+    <w:p>
+      <w:pPr/>
+      <w:r>
+        <w:t>Informació ús de càmeres de seguretat.</w:t>
       </w:r>
     </w:p>
     <w:p>
@@ -3653,13 +3653,13 @@
         <w:pStyle w:val="Heading2"/>
       </w:pPr>
       <w:r>
-        <w:t>Retols exterior - addicionals</w:t>
-      </w:r>
-    </w:p>
-    <w:p>
-      <w:pPr/>
-      <w:r>
-        <w:t>Manquen els seguents retols a l'exterior de l'establiment, minim en catala:</w:t>
+        <w:t>Rètols exterior - addicionals</w:t>
+      </w:r>
+    </w:p>
+    <w:p>
+      <w:pPr/>
+      <w:r>
+        <w:t>Manquen els següents rètols a l’exterior de l’establiment, mínim en català:</w:t>
       </w:r>
     </w:p>
     <w:p>
@@ -3667,13 +3667,13 @@
         <w:pStyle w:val="Heading2"/>
       </w:pPr>
       <w:r>
-        <w:t>::CHILD:: Retol - alcohol menors</w:t>
-      </w:r>
-    </w:p>
-    <w:p>
-      <w:pPr/>
-      <w:r>
-        <w:t>Prohibicio venda d'alcohol a menors d'edat.</w:t>
+        <w:t>::CHILD:: Rètol - alcohol menors</w:t>
+      </w:r>
+    </w:p>
+    <w:p>
+      <w:pPr/>
+      <w:r>
+        <w:t>Prohibició venta d’alcohol a menors d’edat.</w:t>
       </w:r>
     </w:p>
     <w:p>
@@ -3681,13 +3681,13 @@
         <w:pStyle w:val="Heading2"/>
       </w:pPr>
       <w:r>
-        <w:t>::CHILD:: Retol - tabac menors</w:t>
-      </w:r>
-    </w:p>
-    <w:p>
-      <w:pPr/>
-      <w:r>
-        <w:t>Prohibicio venda tabac a menors d'edat.</w:t>
+        <w:t>::CHILD:: Rètol - tabac menors</w:t>
+      </w:r>
+    </w:p>
+    <w:p>
+      <w:pPr/>
+      <w:r>
+        <w:t>Prohibició venta tabac a menors d’edat.</w:t>
       </w:r>
     </w:p>
     <w:p>
@@ -3695,13 +3695,13 @@
         <w:pStyle w:val="Heading2"/>
       </w:pPr>
       <w:r>
-        <w:t>::CHILD:: Retol - maquines recreatives menors</w:t>
-      </w:r>
-    </w:p>
-    <w:p>
-      <w:pPr/>
-      <w:r>
-        <w:t>Prohibicio de l'us de maquines recreatives i d'atzar a menors d'edat.</w:t>
+        <w:t>::CHILD:: Rètol - màquines recreatives menors</w:t>
+      </w:r>
+    </w:p>
+    <w:p>
+      <w:pPr/>
+      <w:r>
+        <w:t>Prohibició de l’ús de màquines recreatives i atzar a menors d’edat.</w:t>
       </w:r>
     </w:p>
     <w:p>
@@ -3709,13 +3709,13 @@
         <w:pStyle w:val="Heading2"/>
       </w:pPr>
       <w:r>
-        <w:t>::CHILD:: Retol - fulls de reclamacio</w:t>
-      </w:r>
-    </w:p>
-    <w:p>
-      <w:pPr/>
-      <w:r>
-        <w:t>Es disposa de fulls de reclamacio.</w:t>
+        <w:t>::CHILD:: Rètol - fulls de reclamació</w:t>
+      </w:r>
+    </w:p>
+    <w:p>
+      <w:pPr/>
+      <w:r>
+        <w:t>Es disposa de fulls de reclamació.</w:t>
       </w:r>
     </w:p>
     <w:p>
@@ -3723,13 +3723,13 @@
         <w:pStyle w:val="Heading2"/>
       </w:pPr>
       <w:r>
-        <w:t>::CHILD:: Retol - recorreguts emergencia</w:t>
-      </w:r>
-    </w:p>
-    <w:p>
-      <w:pPr/>
-      <w:r>
-        <w:t>Els recorreguts d'emergencia segons el CTE DB SI 3 Apartat 7.</w:t>
+        <w:t>::CHILD:: Rètol - recorreguts emergència</w:t>
+      </w:r>
+    </w:p>
+    <w:p>
+      <w:pPr/>
+      <w:r>
+        <w:t>Els recorreguts d’emergència segons el CTE DB SI 3 Apartat 7.</w:t>
       </w:r>
     </w:p>
     <w:p>
@@ -3737,13 +3737,13 @@
         <w:pStyle w:val="Heading2"/>
       </w:pPr>
       <w:r>
-        <w:t>::CHILD:: Retol - SORTIDA</w:t>
-      </w:r>
-    </w:p>
-    <w:p>
-      <w:pPr/>
-      <w:r>
-        <w:t>La sortida de l'establiment on s'indiqui «SORTIDA».</w:t>
+        <w:t>::CHILD:: Rètol - SORTIDA</w:t>
+      </w:r>
+    </w:p>
+    <w:p>
+      <w:pPr/>
+      <w:r>
+        <w:t>La sortida de l’establiment on s’indiqui “SORTIDA”</w:t>
       </w:r>
     </w:p>
     <w:p>
@@ -3765,7 +3765,7 @@
     <w:p>
       <w:pPr/>
       <w:r>
-        <w:t>Espai treballadors. No es compleix amb l'article 5.3o de l'Annex I.A del Real Decreto 486/1997, de 14 de abril, por el que se establecen las disposiciones minimas de seguridad y salud en los lugares de trabajo: «La anchura minima de las puertas exteriores y de los pasillos sera de 80 centimetros y 1 metro, respectivamente». S'ha de redistribuir l'espai de [CAMP: Espai a redistribuir (p. ex. la cuina)].</w:t>
+        <w:t>Espai treballadors. No es compleix amb l’article Article 5.3º de l’Annex I.A del Real Decreto 486/1997, de 14 de abril, por el que se establecen las disposiciones mínimas de seguridad y salud en los lugares de trabajo: “La anchura mínima de las puertas exteriores y de los pasillos será de 80 centímetros y 1 metro, respectivamente”. S’ha de redistribuir l’espai de la cuina.</w:t>
       </w:r>
     </w:p>
     <w:p>
@@ -3773,13 +3773,13 @@
         <w:pStyle w:val="Heading2"/>
       </w:pPr>
       <w:r>
-        <w:t>Acces - apartat 2 annex 3d</w:t>
-      </w:r>
-    </w:p>
-    <w:p>
-      <w:pPr/>
-      <w:r>
-        <w:t>Acces. S'ha de justificar el compliment de l'apartat 2 de l'Annex 3d del DECRET 209/2023, de 28 de novembre, pel qual s'aprova el Codi d'accessibilitat de Catalunya. Condicions que s'han de complir segons la Taula 2. [CAMP: Condicions taula 2 - acces (X.X: XXX (segons l'apartat X.X de l'annex XX))].</w:t>
+        <w:t>Accés - apartat 2 annex 3d</w:t>
+      </w:r>
+    </w:p>
+    <w:p>
+      <w:pPr/>
+      <w:r>
+        <w:t>Accés. S’ha de justificar el compliment de l’apartat 2 de l’Annex 3d del DECRET 209/2023, de 28 de novembre, pel qual s'aprova el Codi d'accessibilitat de Catalunya. Condicions que s’han de complir segons la Taula 2.X.X: [CAMP: Condicions taula 2 - acces (X.X: XXX (segons l'apartat X.X de l'annex XX))] (segons l’apartat X.X de l’annex XX).</w:t>
       </w:r>
     </w:p>
     <w:p>
@@ -3793,7 +3793,7 @@
     <w:p>
       <w:pPr/>
       <w:r>
-        <w:t>Itineraris interiors. S'ha de justificar el compliment de l'apartat 3 de l'Annex 3d del DECRET 209/2023, de 28 de novembre, pel qual s'aprova el Codi d'accessibilitat de Catalunya.</w:t>
+        <w:t>Itineraris interiors. S’ha de justificar el compliment de l’apartat 3 de l’Annex 3d del DECRET 209/2023, de 28 de novembre, pel qual s'aprova el Codi d'accessibilitat de Catalunya.</w:t>
       </w:r>
     </w:p>
     <w:p>
@@ -3801,13 +3801,13 @@
         <w:pStyle w:val="Heading2"/>
       </w:pPr>
       <w:r>
-        <w:t>Cambres higieniques - apartat 4 annex 3d</w:t>
-      </w:r>
-    </w:p>
-    <w:p>
-      <w:pPr/>
-      <w:r>
-        <w:t>Cambres higieniques. S'ha de justificar el compliment de l'apartat 4 de l'Annex 3d del DECRET 209/2023, de 28 de novembre, pel qual s'aprova el Codi d'accessibilitat de Catalunya. Condicions que s'han de complir segons la Taula 4. [CAMP: Condicions taula 4 - cambres higieniques (X: XXX (segons l'apartat X.X de l'annex XX))].</w:t>
+        <w:t>Cambres higièniques - apartat 4 annex 3d</w:t>
+      </w:r>
+    </w:p>
+    <w:p>
+      <w:pPr/>
+      <w:r>
+        <w:t>Cambres higièniques. S’ha de justificar el compliment de l’apartat 4 de l’Annex 3d del DECRET 209/2023, de 28 de novembre, pel qual s'aprova el Codi d'accessibilitat de Catalunya. Condicions que s’han de complir segons la Taula 4.X: [CAMP: Condicions taula 4 - cambres higieniques (X: XXX (segons l'apartat X.X de l'annex XX))] (segons l’apartat X.X de l’annex XX).</w:t>
       </w:r>
     </w:p>
     <w:p>
@@ -3821,7 +3821,7 @@
     <w:p>
       <w:pPr/>
       <w:r>
-        <w:t>S'ha de comprovar en el nou projecte que hi ha els lavabos corresponents segons la categoria del local comercial i que l'acces esta correctament adaptat.</w:t>
+        <w:t>S’ha de comprovar en el nou projecte que hi ha els lavabos corresponents segons la categoria del local comercial i que l’accés està correctament adaptat.</w:t>
       </w:r>
     </w:p>
     <w:p>
@@ -3835,7 +3835,7 @@
     <w:p>
       <w:pPr/>
       <w:r>
-        <w:t>S'haura d'entregar a l'Ajuntament un nou projecte on es puguin observar les modificacions per esmenar les deficiencies d'aquest informe.</w:t>
+        <w:t>S’haurà d’entregar a l’Ajuntament un nou projecte on es puguin observar les modificacions per esmenar les deficiències d’aquest informe.</w:t>
       </w:r>
     </w:p>
     <w:sectPr>

--- a/ESTRUCTURALS/REQ1.docx
+++ b/ESTRUCTURALS/REQ1.docx
@@ -808,7 +808,7 @@
         <w:pStyle w:val="Heading2"/>
       </w:pPr>
       <w:r>
-        <w:t>RITSIC - presentacio</w:t>
+        <w:t>::INTRO::</w:t>
       </w:r>
     </w:p>
     <w:p>
@@ -822,7 +822,7 @@
         <w:pStyle w:val="Heading2"/>
       </w:pPr>
       <w:r>
-        <w:t>::CHILD:: RITSIC - autoconsum (fotovoltaica)</w:t>
+        <w:t>RITSIC - autoconsum (fotovoltaica)</w:t>
       </w:r>
     </w:p>
     <w:p>
@@ -845,7 +845,7 @@
         <w:pStyle w:val="Heading2"/>
       </w:pPr>
       <w:r>
-        <w:t>::CHILD:: RITSIC - gas combustible (transport/distribucio)</w:t>
+        <w:t>RITSIC - gas combustible (transport/distribucio)</w:t>
       </w:r>
     </w:p>
     <w:p>
@@ -868,7 +868,7 @@
         <w:pStyle w:val="Heading2"/>
       </w:pPr>
       <w:r>
-        <w:t>::CHILD:: RITSIC - gas receptor i GLP (ITC-ICG 07)</w:t>
+        <w:t>RITSIC - gas receptor i GLP (ITC-ICG 07)</w:t>
       </w:r>
     </w:p>
     <w:p>
@@ -891,7 +891,7 @@
         <w:pStyle w:val="Heading2"/>
       </w:pPr>
       <w:r>
-        <w:t>::CHILD:: RITSIC - gas verificació per unitat</w:t>
+        <w:t>RITSIC - gas verificació per unitat</w:t>
       </w:r>
     </w:p>
     <w:p>
@@ -914,7 +914,7 @@
         <w:pStyle w:val="Heading2"/>
       </w:pPr>
       <w:r>
-        <w:t>::CHILD:: RITSIC - electricitat alta tensió</w:t>
+        <w:t>RITSIC - electricitat alta tensió</w:t>
       </w:r>
     </w:p>
     <w:p>
@@ -937,7 +937,7 @@
         <w:pStyle w:val="Heading2"/>
       </w:pPr>
       <w:r>
-        <w:t>::CHILD:: RITSIC - baixa tensió</w:t>
+        <w:t>RITSIC - baixa tensió</w:t>
       </w:r>
     </w:p>
     <w:p>
@@ -960,7 +960,7 @@
         <w:pStyle w:val="Heading2"/>
       </w:pPr>
       <w:r>
-        <w:t>::CHILD:: RITSIC - ascensors</w:t>
+        <w:t>RITSIC - ascensors</w:t>
       </w:r>
     </w:p>
     <w:p>
@@ -983,7 +983,7 @@
         <w:pStyle w:val="Heading2"/>
       </w:pPr>
       <w:r>
-        <w:t>::CHILD:: RITSIC - instal·lacions tèrmiques</w:t>
+        <w:t>RITSIC - instal·lacions tèrmiques</w:t>
       </w:r>
     </w:p>
     <w:p>
@@ -1006,7 +1006,7 @@
         <w:pStyle w:val="Heading2"/>
       </w:pPr>
       <w:r>
-        <w:t>::CHILD:: RITSIC - fred industrial</w:t>
+        <w:t>RITSIC - fred industrial</w:t>
       </w:r>
     </w:p>
     <w:p>
@@ -1029,7 +1029,7 @@
         <w:pStyle w:val="Heading2"/>
       </w:pPr>
       <w:r>
-        <w:t>::CHILD:: RITSIC - equips a pressió</w:t>
+        <w:t>RITSIC - equips a pressió</w:t>
       </w:r>
     </w:p>
     <w:p>
@@ -1052,7 +1052,7 @@
         <w:pStyle w:val="Heading2"/>
       </w:pPr>
       <w:r>
-        <w:t>::CHILD:: RITSIC - PCI</w:t>
+        <w:t>RITSIC - PCI</w:t>
       </w:r>
     </w:p>
     <w:p>
@@ -1075,13 +1075,61 @@
         <w:pStyle w:val="Heading2"/>
       </w:pPr>
       <w:r>
-        <w:t>Emmagatzematge productes químics - relacio</w:t>
-      </w:r>
-    </w:p>
-    <w:p>
-      <w:pPr/>
-      <w:r>
-        <w:t>Emmagatzematge de productes quimics. S'ha d'entregar una relacio dels maxims productes emmagatzemats on s'indiqui, en una taula, el seguent: Substancia | Classificacio | Classe de perill | Categoria | Indicacio perill | Capacitat d'emmagatzematge. Notes: la Classificacio, Classe de perill i Categoria segueixen l'Annex I del Reglamento (CE) 1272/2008; la Indicacio de perill segueix l'Annex III del mateix Reglament; les unitats son kg per a solids i gasos, litres per a liquids i Nm3 per a gasos comprimits. A partir d'aquesta taula s'haura de justificar:</w:t>
+        <w:t>Emmagatzematge productes químics</w:t>
+      </w:r>
+    </w:p>
+    <w:p>
+      <w:pPr/>
+      <w:r>
+        <w:t>Emmagatzematge de productes químics. S'ha d'entregar una relació dels màxims productes emmagatzemats on s'indiqui, en una taula, el següent: Substància | Classificació (1) | Classe de perill (1) | Categoria (1) | Indicació de perill (2) | Capacitat d'emmagatzematge (3).</w:t>
+      </w:r>
+    </w:p>
+    <w:p>
+      <w:pPr/>
+      <w:r>
+        <w:t>(1) Segons l'Annex I del Reglamento (CE) nº 1272/2008 del Parlamento Europeo y del Consejo.</w:t>
+      </w:r>
+    </w:p>
+    <w:p>
+      <w:pPr/>
+      <w:r>
+        <w:t>(2) Segons l'Annex III del Reglamento (CE) nº 1272/2008 del Parlamento Europeo y del Consejo.</w:t>
+      </w:r>
+    </w:p>
+    <w:p>
+      <w:pPr/>
+      <w:r>
+        <w:t>(3) Con respecto a las unidades: para los productos químicos sólidos, la masa en kilogramos (kg); para los productos químicos líquidos, el volumen en litros (l); para los gases licuados, los gases licuados refrigerados y los gases disueltos, la masa en kilogramos (kg); para los gases comprimidos, el volumen en Nm³.</w:t>
+      </w:r>
+    </w:p>
+    <w:p>
+      <w:pPr/>
+      <w:r>
+        <w:t>A partir d'aquesta taula s'haurà de justificar:</w:t>
+      </w:r>
+    </w:p>
+    <w:p>
+      <w:pPr/>
+      <w:r>
+        <w:t>L’aplicació, o no, del Real Decreto 656/2017, de 23 de junio, por el que se aprueba el Reglamento de Almacenamiento de Productos Químicos y sus Instrucciones Técnicas Complementarias MIE APQ 0 a 10 segons l’Article 1 i l’Article 2 del mateix reglament.</w:t>
+      </w:r>
+    </w:p>
+    <w:p>
+      <w:pPr/>
+      <w:r>
+        <w:t>https://canalempresa.gencat.cat/ca/03_sectors_d_activitat/05_construccio_i_instal_lacions/03_instal_lacions/productes_quimics_petrolifers/productes-quimics/</w:t>
+      </w:r>
+    </w:p>
+    <w:p>
+      <w:pPr/>
+      <w:r>
+        <w:t>L’aplicació, o no, del Real Decreto 840/2015, de 21 de septiembre, por el que se aprueban medidas de control de los riesgos inherentes a los accidentes graves en los que intervengan sustancias peligrosas.</w:t>
+      </w:r>
+    </w:p>
+    <w:p>
+      <w:pPr/>
+      <w:r>
+        <w:t>https://canalempresa.gencat.cat/ca/integraciodepartamentaltramit/tramit/PerTemes/Establiments-afectats-per-la-normativa-daccidents-greus?category=74c8c94c-a82c-11e3-a972-000c29052e2c</w:t>
       </w:r>
     </w:p>
     <w:p>
@@ -1089,53 +1137,7 @@
         <w:pStyle w:val="Heading2"/>
       </w:pPr>
       <w:r>
-        <w:t>::CHILD:: Productes químics - aplicacio APQ</w:t>
-      </w:r>
-    </w:p>
-    <w:p>
-      <w:pPr/>
-      <w:r>
-        <w:t>L’aplicació, o no, del Real Decreto 656/2017, de 23 de junio, por el que se aprueba el Reglamento de Almacenamiento de Productos Químicos y sus Instrucciones Técnicas Complementarias MIE APQ 0 a 10 segons l’Article 1 i l’Article 2 del mateix reglament.</w:t>
-      </w:r>
-    </w:p>
-    <w:p>
-      <w:pPr/>
-      <w:r>
-        <w:rPr>
-          <w:sz w:val="20"/>
-        </w:rPr>
-        <w:t>https://canalempresa.gencat.cat/ca/03_sectors_d_activitat/05_construccio_i_instal_lacions/03_instal_lacions/productes_quimics_petrolifers/productes-quimics/</w:t>
-      </w:r>
-    </w:p>
-    <w:p>
-      <w:pPr>
-        <w:pStyle w:val="Heading2"/>
-      </w:pPr>
-      <w:r>
-        <w:t>::CHILD:: Productes químics - accidents greus (Seveso)</w:t>
-      </w:r>
-    </w:p>
-    <w:p>
-      <w:pPr/>
-      <w:r>
-        <w:t>L’aplicació, o no, del Real Decreto 840/2015, de 21 de septiembre, por el que se aprueban medidas de control de los riesgos inherentes a los accidentes graves en los que intervengan sustancias peligrosas.</w:t>
-      </w:r>
-    </w:p>
-    <w:p>
-      <w:pPr/>
-      <w:r>
-        <w:rPr>
-          <w:sz w:val="20"/>
-        </w:rPr>
-        <w:t>https://canalempresa.gencat.cat/ca/integraciodepartamentaltramit/tramit/PerTemes/Establiments-afectats-per-la-normativa-daccidents-greus?category=74c8c94c-a82c-11e3-a972-000c29052e2c</w:t>
-      </w:r>
-    </w:p>
-    <w:p>
-      <w:pPr>
-        <w:pStyle w:val="Heading2"/>
-      </w:pPr>
-      <w:r>
-        <w:t>::CHILD:: Petrolífera - ITC MI-IP 02 (parc emmagatzematge)</w:t>
+        <w:t>Petrolífera - ITC MI-IP 02 (parc emmagatzematge)</w:t>
       </w:r>
     </w:p>
     <w:p>
@@ -1158,7 +1160,7 @@
         <w:pStyle w:val="Heading2"/>
       </w:pPr>
       <w:r>
-        <w:t>::CHILD:: Petrolífera - ITC MI-IP 03 (ús propi)</w:t>
+        <w:t>Petrolífera - ITC MI-IP 03 (ús propi)</w:t>
       </w:r>
     </w:p>
     <w:p>
@@ -1181,7 +1183,7 @@
         <w:pStyle w:val="Heading2"/>
       </w:pPr>
       <w:r>
-        <w:t>::CHILD:: Petrolífera - ITC MI-IP 04 (subministre vehicles)</w:t>
+        <w:t>Petrolífera - ITC MI-IP 04 (subministre vehicles)</w:t>
       </w:r>
     </w:p>
     <w:p>
@@ -1204,7 +1206,7 @@
         <w:pStyle w:val="Heading2"/>
       </w:pPr>
       <w:r>
-        <w:t>::CHILD:: Instal·lacions radioactives</w:t>
+        <w:t>Instal·lacions radioactives</w:t>
       </w:r>
     </w:p>
     <w:p>
@@ -1227,7 +1229,7 @@
         <w:pStyle w:val="Heading2"/>
       </w:pPr>
       <w:r>
-        <w:t>::CHILD:: Raigs X (medic/veterinari)</w:t>
+        <w:t>Raigs X (medic/veterinari)</w:t>
       </w:r>
     </w:p>
     <w:p>
@@ -1563,6 +1565,14 @@
         <w:pStyle w:val="Heading2"/>
       </w:pPr>
       <w:r>
+        <w:t>::SUB:: Registre d'Agents de la Seguretat Industrial de Catalunya</w:t>
+      </w:r>
+    </w:p>
+    <w:p>
+      <w:pPr>
+        <w:pStyle w:val="Heading2"/>
+      </w:pPr>
+      <w:r>
         <w:t>RASIC</w:t>
       </w:r>
     </w:p>
@@ -1609,6 +1619,14 @@
         <w:pStyle w:val="Heading2"/>
       </w:pPr>
       <w:r>
+        <w:t>::SUB:: Activitats industrials</w:t>
+      </w:r>
+    </w:p>
+    <w:p>
+      <w:pPr>
+        <w:pStyle w:val="Heading2"/>
+      </w:pPr>
+      <w:r>
         <w:t>Metalls preciosos</w:t>
       </w:r>
     </w:p>
@@ -1632,6 +1650,28 @@
         <w:pStyle w:val="Heading2"/>
       </w:pPr>
       <w:r>
+        <w:t>::SUB:: Productes i establiments sanitaris</w:t>
+      </w:r>
+    </w:p>
+    <w:p>
+      <w:pPr>
+        <w:pStyle w:val="Heading2"/>
+      </w:pPr>
+      <w:r>
+        <w:t>::INTRO::</w:t>
+      </w:r>
+    </w:p>
+    <w:p>
+      <w:pPr/>
+      <w:r>
+        <w:t>Fabricació, distribució i venda de productes sanitaris. S’ha de sol·licitar:</w:t>
+      </w:r>
+    </w:p>
+    <w:p>
+      <w:pPr>
+        <w:pStyle w:val="Heading2"/>
+      </w:pPr>
+      <w:r>
         <w:t>Productes sanitaris - venda</w:t>
       </w:r>
     </w:p>
@@ -1678,6 +1718,20 @@
         <w:pStyle w:val="Heading2"/>
       </w:pPr>
       <w:r>
+        <w:t>::INTRO::</w:t>
+      </w:r>
+    </w:p>
+    <w:p>
+      <w:pPr/>
+      <w:r>
+        <w:t>Òptiques, ortopèdies i audiopròtesis. S’ha de sol·licitar:</w:t>
+      </w:r>
+    </w:p>
+    <w:p>
+      <w:pPr>
+        <w:pStyle w:val="Heading2"/>
+      </w:pPr>
+      <w:r>
         <w:t>Òptica - autorització</w:t>
       </w:r>
     </w:p>
@@ -1761,6 +1815,20 @@
         <w:pStyle w:val="Heading2"/>
       </w:pPr>
       <w:r>
+        <w:t>::INTRO::</w:t>
+      </w:r>
+    </w:p>
+    <w:p>
+      <w:pPr/>
+      <w:r>
+        <w:t>Centres d'estètica corporal: depilació, tatuatges, pírcing, bronzejat artificial. S’ha de sol·licitar:</w:t>
+      </w:r>
+    </w:p>
+    <w:p>
+      <w:pPr>
+        <w:pStyle w:val="Heading2"/>
+      </w:pPr>
+      <w:r>
         <w:t>Estètica - bancs solars</w:t>
       </w:r>
     </w:p>
@@ -1830,6 +1898,20 @@
         <w:pStyle w:val="Heading2"/>
       </w:pPr>
       <w:r>
+        <w:t>::INTRO::</w:t>
+      </w:r>
+    </w:p>
+    <w:p>
+      <w:pPr/>
+      <w:r>
+        <w:t>Desfibril·ladors. S’ha de notificar la instal·lació inscrivint-la en el Registre de desfibril·ladors fora de l’àmbit sanitari.</w:t>
+      </w:r>
+    </w:p>
+    <w:p>
+      <w:pPr>
+        <w:pStyle w:val="Heading2"/>
+      </w:pPr>
+      <w:r>
         <w:t>DEA - inscripcio</w:t>
       </w:r>
     </w:p>
@@ -1876,6 +1958,34 @@
         <w:pStyle w:val="Heading2"/>
       </w:pPr>
       <w:r>
+        <w:t>::SUB:: Registres sanitaris</w:t>
+      </w:r>
+    </w:p>
+    <w:p>
+      <w:pPr>
+        <w:pStyle w:val="Heading2"/>
+      </w:pPr>
+      <w:r>
+        <w:t>::INTRO::</w:t>
+      </w:r>
+    </w:p>
+    <w:p>
+      <w:pPr/>
+      <w:r>
+        <w:t>https://canalempresa.gencat.cat/web/.content/oge/doc/QUADRE_Salut_Alimentaria.pdf</w:t>
+      </w:r>
+    </w:p>
+    <w:p>
+      <w:pPr/>
+      <w:r>
+        <w:t>I segons en quina columna es trobi:</w:t>
+      </w:r>
+    </w:p>
+    <w:p>
+      <w:pPr>
+        <w:pStyle w:val="Heading2"/>
+      </w:pPr>
+      <w:r>
         <w:t>Registres sanitaris - RSIPAC</w:t>
       </w:r>
     </w:p>
@@ -1922,6 +2032,28 @@
         <w:pStyle w:val="Heading2"/>
       </w:pPr>
       <w:r>
+        <w:t>::SUB:: Comerç</w:t>
+      </w:r>
+    </w:p>
+    <w:p>
+      <w:pPr>
+        <w:pStyle w:val="Heading2"/>
+      </w:pPr>
+      <w:r>
+        <w:t>::INTRO::</w:t>
+      </w:r>
+    </w:p>
+    <w:p>
+      <w:pPr/>
+      <w:r>
+        <w:t>Autorització d'obertura, trasllat i comunicació de reformes d'establiments obligats a disposar de mesures de seguretat i/o de dispensa d'alguna de les mesures. S’ha de:</w:t>
+      </w:r>
+    </w:p>
+    <w:p>
+      <w:pPr>
+        <w:pStyle w:val="Heading2"/>
+      </w:pPr>
+      <w:r>
         <w:t>Comerç - mesures de seguretat</w:t>
       </w:r>
     </w:p>
@@ -1998,7 +2130,7 @@
         <w:pStyle w:val="Heading2"/>
       </w:pPr>
       <w:r>
-        <w:t>ITC SP 136 - certificacio passiva</w:t>
+        <w:t>::INTRO::</w:t>
       </w:r>
     </w:p>
     <w:p>
@@ -2010,9 +2142,6 @@
     <w:p>
       <w:pPr/>
       <w:r>
-        <w:rPr>
-          <w:sz w:val="20"/>
-        </w:rPr>
         <w:t>https://interior.gencat.cat/web/.content/home/030_arees_dactuacio/bombers/prevencio_d_incendis/instruccions_guies_i_recomanacions/instruccions_tecniques_complementaries/documents/SP-136-Documentacio-passiva_web-Annexos-2.pdf</w:t>
       </w:r>
     </w:p>

--- a/ESTRUCTURALS/REQ1.docx
+++ b/ESTRUCTURALS/REQ1.docx
@@ -147,6 +147,9 @@
       <w:r>
         <w:t xml:space="preserve">Impacte ambiental. L’activitat està inclosa dins l’Article 7 de la </w:t>
       </w:r>
+      <w:r>
+        <w:t>//</w:t>
+      </w:r>
       <w:proofErr w:type="spellStart"/>
       <w:r>
         <w:t>Ley</w:t>
@@ -169,7 +172,13 @@
       </w:r>
       <w:proofErr w:type="spellEnd"/>
       <w:r>
-        <w:t xml:space="preserve"> ambiental. S’ha de presentar l’estudi d'impacte ambiental a l’ajuntament amb el contingut determinat a l'Annex VI de l’esmentada Llei per obtenir posteriorment l’informe favorable per part de l’OGAU.</w:t>
+        <w:t xml:space="preserve"> ambiental</w:t>
+      </w:r>
+      <w:r>
+        <w:t>//</w:t>
+      </w:r>
+      <w:r>
+        <w:t>. S’ha de presentar l’estudi d'impacte ambiental a l’ajuntament amb el contingut determinat a l'Annex VI de l’esmentada Llei per obtenir posteriorment l’informe favorable per part de l’OGAU.</w:t>
       </w:r>
     </w:p>
     <w:p>
@@ -310,6 +319,9 @@
       <w:r>
         <w:t xml:space="preserve">Vector Residus. L’activitat està inclosa dins l’Annex VI.2 de la Llei 20/2009, del 4 de desembre, de prevenció i control ambiental de les activitats. S’ha de presentar un projecte tècnic a l’ajuntament amb el contingut determinat a l'Annex IX i X de la </w:t>
       </w:r>
+      <w:r>
+        <w:t>//</w:t>
+      </w:r>
       <w:proofErr w:type="spellStart"/>
       <w:r>
         <w:t>Ley</w:t>
@@ -348,7 +360,13 @@
       </w:r>
       <w:proofErr w:type="spellEnd"/>
       <w:r>
-        <w:t xml:space="preserve"> circular de  per obtenir posteriorment l’informe preceptiu favorable (Agència de Residus de Catalunya).</w:t>
+        <w:t xml:space="preserve"> circular</w:t>
+      </w:r>
+      <w:r>
+        <w:t>//</w:t>
+      </w:r>
+      <w:r>
+        <w:t xml:space="preserve"> per obtenir posteriorment l’informe preceptiu favorable (Agència de Residus de Catalunya).</w:t>
       </w:r>
     </w:p>
     <w:p>
@@ -504,7 +522,13 @@
     </w:p>
     <w:p>
       <w:r>
-        <w:t xml:space="preserve">Vector Sòl. L’activitat està inclosa dins l’Annex I del Real Decreto 9/2005, de 14 de </w:t>
+        <w:t xml:space="preserve">Vector Sòl. L’activitat està inclosa dins l’Annex I del </w:t>
+      </w:r>
+      <w:r>
+        <w:t>//</w:t>
+      </w:r>
+      <w:r>
+        <w:t xml:space="preserve">Real Decreto 9/2005, de 14 de </w:t>
       </w:r>
       <w:proofErr w:type="spellStart"/>
       <w:r>
@@ -599,6 +623,9 @@
         <w:t>contaminados</w:t>
       </w:r>
       <w:proofErr w:type="spellEnd"/>
+      <w:r>
+        <w:t>//</w:t>
+      </w:r>
       <w:r>
         <w:t>. S’ha de presentar l’informe preliminar de situació del sòl amb el contingut mínim determinat a l’Annex II de l’esmentat Real Decret</w:t>
       </w:r>
@@ -812,6 +839,9 @@
       <w:r>
         <w:t xml:space="preserve">Vector Atmosfera. L’activitat està inclosa dins l’Annex IV de la </w:t>
       </w:r>
+      <w:r>
+        <w:t>//</w:t>
+      </w:r>
       <w:proofErr w:type="spellStart"/>
       <w:r>
         <w:t>Ley</w:t>
@@ -842,7 +872,13 @@
       </w:r>
       <w:proofErr w:type="spellEnd"/>
       <w:r>
-        <w:t xml:space="preserve"> de la atmosfera. S’ha d’entregar, per part d’una Entitat de control en l’àmbit sectorial de la prevenció de la contaminació atmosfèrica [EC-A], tal i com s’indica a l’Article 16 del DECRET 139/2018, de 3 de juliol, sobre els règims d'intervenció ambiental atmosfèrica dels establiments on es desenvolupin activitats potencialment contaminants de l'atmosfera:</w:t>
+        <w:t xml:space="preserve"> de la atmosfera</w:t>
+      </w:r>
+      <w:r>
+        <w:t>//</w:t>
+      </w:r>
+      <w:r>
+        <w:t>. S’ha d’entregar, per part d’una Entitat de control en l’àmbit sectorial de la prevenció de la contaminació atmosfèrica [EC-A], tal i com s’indica a l’Article 16 del DECRET 139/2018, de 3 de juliol, sobre els règims d'intervenció ambiental atmosfèrica dels establiments on es desenvolupin activitats potencialment contaminants de l'atmosfera:</w:t>
       </w:r>
     </w:p>
     <w:p>
@@ -951,7 +987,13 @@
     </w:p>
     <w:p>
       <w:r>
-        <w:t xml:space="preserve">RSCIEI. L’activitat es troba regulada pel Real Decreto 2267/2004, de 3 de </w:t>
+        <w:t xml:space="preserve">RSCIEI. L’activitat es troba regulada pel </w:t>
+      </w:r>
+      <w:r>
+        <w:t>//</w:t>
+      </w:r>
+      <w:r>
+        <w:t xml:space="preserve">Real Decreto 2267/2004, de 3 de </w:t>
       </w:r>
       <w:proofErr w:type="spellStart"/>
       <w:r>
@@ -993,11 +1035,9 @@
       <w:r>
         <w:t xml:space="preserve"> </w:t>
       </w:r>
-      <w:proofErr w:type="spellStart"/>
-      <w:r>
-        <w:t>industriales</w:t>
-      </w:r>
-      <w:proofErr w:type="spellEnd"/>
+      <w:r>
+        <w:t>Industriales//</w:t>
+      </w:r>
       <w:r>
         <w:t>. S’ha de realitzar un control periòdic amb resultat favorable per part d’una Entitat de Control habilitada, com s’indica a l’Article 7 del Real Decret. Els controls periòdics posteriors s'han d'efectuar cada cinc anys, tal i com s’indica a l’Article 7 del mateix Real Decret.</w:t>
       </w:r>
@@ -1014,6 +1054,9 @@
       <w:r>
         <w:t xml:space="preserve">Vector Atmosfera. L'activitat esta inclosa dins l'Annex IV de la </w:t>
       </w:r>
+      <w:r>
+        <w:t>//</w:t>
+      </w:r>
       <w:proofErr w:type="spellStart"/>
       <w:r>
         <w:t>Ley</w:t>
@@ -1044,7 +1087,13 @@
       </w:r>
       <w:proofErr w:type="spellEnd"/>
       <w:r>
-        <w:t xml:space="preserve"> de la atmosfera. S'ha d'entregar, per part d'una Entitat de control en </w:t>
+        <w:t xml:space="preserve"> de la atmosfera</w:t>
+      </w:r>
+      <w:r>
+        <w:t>//</w:t>
+      </w:r>
+      <w:r>
+        <w:t xml:space="preserve">. S'ha d'entregar, per part d'una Entitat de control en </w:t>
       </w:r>
       <w:r>
         <w:t>l’àmbit</w:t>
@@ -1123,7 +1172,13 @@
     </w:p>
     <w:p>
       <w:r>
-        <w:t xml:space="preserve">Vector Sòl. L’activitat està inclosa dins l’Annex I del Real Decreto 9/2005, de 14 de </w:t>
+        <w:t xml:space="preserve">Vector Sòl. L’activitat està inclosa dins l’Annex I del </w:t>
+      </w:r>
+      <w:r>
+        <w:t>//</w:t>
+      </w:r>
+      <w:r>
+        <w:t xml:space="preserve">Real Decreto 9/2005, de 14 de </w:t>
       </w:r>
       <w:proofErr w:type="spellStart"/>
       <w:r>
@@ -1218,6 +1273,9 @@
         <w:t>contaminados</w:t>
       </w:r>
       <w:proofErr w:type="spellEnd"/>
+      <w:r>
+        <w:t>//</w:t>
+      </w:r>
       <w:r>
         <w:t>. S’ha de presentar l’informe de situació periòdic coincidint amb el termini de revisió de la llicència o, en defecte, cada 10 anys.</w:t>
       </w:r>
@@ -1710,7 +1768,13 @@
     </w:p>
     <w:p>
       <w:r>
-        <w:t xml:space="preserve">L’aplicació, o no, del Real Decreto 656/2017, de 23 de </w:t>
+        <w:t xml:space="preserve">L’aplicació, o no, del </w:t>
+      </w:r>
+      <w:r>
+        <w:t>//</w:t>
+      </w:r>
+      <w:r>
+        <w:t xml:space="preserve">Real Decreto 656/2017, de 23 de </w:t>
       </w:r>
       <w:proofErr w:type="spellStart"/>
       <w:r>
@@ -1774,7 +1838,13 @@
       </w:r>
       <w:proofErr w:type="spellEnd"/>
       <w:r>
-        <w:t xml:space="preserve"> MIE APQ 0 a 10 segons l’Article 1 i l’Article 2 del mateix reglament.</w:t>
+        <w:t xml:space="preserve"> MIE APQ 0 a 10</w:t>
+      </w:r>
+      <w:r>
+        <w:t>//</w:t>
+      </w:r>
+      <w:r>
+        <w:t xml:space="preserve"> segons l’Article 1 i l’Article 2 del mateix reglament.</w:t>
       </w:r>
     </w:p>
     <w:p>
@@ -1800,7 +1870,13 @@
     </w:p>
     <w:p>
       <w:r>
-        <w:t xml:space="preserve">L’aplicació, o no, del Real Decreto 840/2015, de 21 de </w:t>
+        <w:t xml:space="preserve">L’aplicació, o no, del </w:t>
+      </w:r>
+      <w:r>
+        <w:t>//</w:t>
+      </w:r>
+      <w:r>
+        <w:t xml:space="preserve">Real Decreto 840/2015, de 21 de </w:t>
       </w:r>
       <w:proofErr w:type="spellStart"/>
       <w:r>
@@ -1863,6 +1939,9 @@
         <w:t>peligrosas</w:t>
       </w:r>
       <w:proofErr w:type="spellEnd"/>
+      <w:r>
+        <w:t>//</w:t>
+      </w:r>
       <w:r>
         <w:t>.</w:t>
       </w:r>
@@ -2096,7 +2175,25 @@
     </w:p>
     <w:p>
       <w:r>
-        <w:t xml:space="preserve">Instal·lació fotovoltaica &gt;25 kW. L’activitat està inclosa dins l’apartat 4.1 de la ITC-BT-05 VERIFICACIONES E INSPECCIONES del Real Decreto 842/2002, de 2 de agosto, por el que se </w:t>
+        <w:t xml:space="preserve">Instal·lació fotovoltaica &gt;25 kW. L’activitat està inclosa dins l’apartat 4.1 de la </w:t>
+      </w:r>
+      <w:r>
+        <w:t>//</w:t>
+      </w:r>
+      <w:r>
+        <w:t>ITC-BT-05 VERIFICACIONES E INSPECCIONES</w:t>
+      </w:r>
+      <w:r>
+        <w:t>//</w:t>
+      </w:r>
+      <w:r>
+        <w:t xml:space="preserve"> del </w:t>
+      </w:r>
+      <w:r>
+        <w:t>//</w:t>
+      </w:r>
+      <w:r>
+        <w:t xml:space="preserve">Real Decreto 842/2002, de 2 de agosto, por el que se </w:t>
       </w:r>
       <w:proofErr w:type="spellStart"/>
       <w:r>
@@ -2128,6 +2225,9 @@
       </w:r>
       <w:proofErr w:type="spellEnd"/>
       <w:r>
+        <w:t>//</w:t>
+      </w:r>
+      <w:r>
         <w:t>. S’ha de presentar la inspecció inicial de la instal·lació fotovoltaica per part d’un organisme de control habilitat.</w:t>
       </w:r>
     </w:p>
@@ -2141,7 +2241,13 @@
     </w:p>
     <w:p>
       <w:r>
-        <w:t xml:space="preserve">Gas. L’activitat està inclosa dins l’article 2 del Real Decreto 919/2006, de 28 de </w:t>
+        <w:t xml:space="preserve">Gas. L’activitat està inclosa dins l’article 2 del </w:t>
+      </w:r>
+      <w:r>
+        <w:t>//</w:t>
+      </w:r>
+      <w:r>
+        <w:t xml:space="preserve">Real Decreto 919/2006, de 28 de </w:t>
       </w:r>
       <w:proofErr w:type="spellStart"/>
       <w:r>
@@ -2221,7 +2327,13 @@
       </w:r>
       <w:proofErr w:type="spellEnd"/>
       <w:r>
-        <w:t xml:space="preserve"> ICG 01 a 11. S’ha de presentar la inspecció inicial de gas per una empresa instal·ladora de gas.</w:t>
+        <w:t xml:space="preserve"> ICG 01 a 11</w:t>
+      </w:r>
+      <w:r>
+        <w:t>//</w:t>
+      </w:r>
+      <w:r>
+        <w:t>. S’ha de presentar la inspecció inicial de gas per una empresa instal·ladora de gas.</w:t>
       </w:r>
     </w:p>
     <w:p>
@@ -2234,7 +2346,13 @@
     </w:p>
     <w:p>
       <w:r>
-        <w:t xml:space="preserve">Alta Tensió. L’activitat té una potència superior a 30 kV per tant està inclosa dins l’apartat 3 de la INSTRUCCIÓN TÉCNICA COMPLEMENTARIA ITC-RAT 23 del Real Decreto 337/2014, de 9 de </w:t>
+        <w:t xml:space="preserve">Alta Tensió. L’activitat té una potència superior a 30 kV per tant està inclosa dins l’apartat 3 de la </w:t>
+      </w:r>
+      <w:r>
+        <w:t>//</w:t>
+      </w:r>
+      <w:r>
+        <w:t xml:space="preserve">INSTRUCCIÓN TÉCNICA COMPLEMENTARIA ITC-RAT 23 del Real Decreto 337/2014, de 9 de </w:t>
       </w:r>
       <w:proofErr w:type="spellStart"/>
       <w:r>
@@ -2330,7 +2448,13 @@
       </w:r>
       <w:proofErr w:type="spellEnd"/>
       <w:r>
-        <w:t xml:space="preserve"> ITC-RAT 01 a 23. S’ha de presentar la inspecció inicial d’Alta Tensió per part d’un organisme de control habilitat.</w:t>
+        <w:t xml:space="preserve"> ITC-RAT 01 a 23</w:t>
+      </w:r>
+      <w:r>
+        <w:t>//</w:t>
+      </w:r>
+      <w:r>
+        <w:t>. S’ha de presentar la inspecció inicial d’Alta Tensió per part d’un organisme de control habilitat.</w:t>
       </w:r>
     </w:p>
     <w:p>
@@ -2343,7 +2467,13 @@
     </w:p>
     <w:p>
       <w:r>
-        <w:t xml:space="preserve">Baixa Tensió. L’activitat està inclosa dins l’apartat 4.1 de la ITC-BT-05 VERIFICACIONES E INSPECCIONES del Real Decreto 842/2002, de 2 de agosto, por el que se </w:t>
+        <w:t xml:space="preserve">Baixa Tensió. L’activitat està inclosa dins l’apartat 4.1 de la ITC-BT-05 VERIFICACIONES E INSPECCIONES del </w:t>
+      </w:r>
+      <w:r>
+        <w:t>//</w:t>
+      </w:r>
+      <w:r>
+        <w:t xml:space="preserve">Real Decreto 842/2002, de 2 de agosto, por el que se </w:t>
       </w:r>
       <w:proofErr w:type="spellStart"/>
       <w:r>
@@ -2375,6 +2505,9 @@
       </w:r>
       <w:proofErr w:type="spellEnd"/>
       <w:r>
+        <w:t>//</w:t>
+      </w:r>
+      <w:r>
         <w:t>. S’ha de presentar la inspecció inicial de Baixa Tensió per part d’un organisme de control habilitat.</w:t>
       </w:r>
     </w:p>
@@ -2388,7 +2521,13 @@
     </w:p>
     <w:p>
       <w:r>
-        <w:t xml:space="preserve">Ascensors. L’activitat està inclosa dins l’article 1 de Real Decreto 355/2024, de 2 de abril, por el que se </w:t>
+        <w:t xml:space="preserve">Ascensors. L’activitat està inclosa dins l’article 1 de </w:t>
+      </w:r>
+      <w:r>
+        <w:t>//</w:t>
+      </w:r>
+      <w:r>
+        <w:t xml:space="preserve">Real Decreto 355/2024, de 2 de abril, por el que se </w:t>
       </w:r>
       <w:proofErr w:type="spellStart"/>
       <w:r>
@@ -2412,7 +2551,13 @@
       </w:r>
       <w:proofErr w:type="spellEnd"/>
       <w:r>
-        <w:t>». S’ha de presentar la inspecció inicial de l’ascensor o ascensors per part d’un organisme de control habilitat.</w:t>
+        <w:t>»</w:t>
+      </w:r>
+      <w:r>
+        <w:t>//</w:t>
+      </w:r>
+      <w:r>
+        <w:t>. S’ha de presentar la inspecció inicial de l’ascensor o ascensors per part d’un organisme de control habilitat.</w:t>
       </w:r>
     </w:p>
     <w:p>
@@ -2437,7 +2582,13 @@
     </w:p>
     <w:p>
       <w:r>
-        <w:t xml:space="preserve">Instal·lació fotovoltaica &gt;25 kW. L’activitat està inclosa dins l’apartat 4.1 de la ITC-BT-05 VERIFICACIONES E INSPECCIONES del Real Decreto 842/2002, de 2 de agosto, por el que se </w:t>
+        <w:t xml:space="preserve">Instal·lació fotovoltaica &gt;25 kW. L’activitat està inclosa dins l’apartat 4.1 de la </w:t>
+      </w:r>
+      <w:r>
+        <w:t>//</w:t>
+      </w:r>
+      <w:r>
+        <w:t xml:space="preserve">ITC-BT-05 VERIFICACIONES E INSPECCIONES del Real Decreto 842/2002, de 2 de agosto, por el que se </w:t>
       </w:r>
       <w:proofErr w:type="spellStart"/>
       <w:r>
@@ -2469,6 +2620,9 @@
       </w:r>
       <w:proofErr w:type="spellEnd"/>
       <w:r>
+        <w:t>//</w:t>
+      </w:r>
+      <w:r>
         <w:t>. S’ha de presentar la inspecció periòdica de la instal·lació fotovoltaica per part d’un organisme de control habilitat (vigència 5 anys).</w:t>
       </w:r>
     </w:p>
@@ -2482,7 +2636,13 @@
     </w:p>
     <w:p>
       <w:r>
-        <w:t xml:space="preserve">Gas. L’activitat està inclosa dins l’article 2 del Real Decreto 919/2006, de 28 de </w:t>
+        <w:t xml:space="preserve">Gas. L’activitat està inclosa dins l’article 2 del </w:t>
+      </w:r>
+      <w:r>
+        <w:t>//</w:t>
+      </w:r>
+      <w:r>
+        <w:t xml:space="preserve">Real Decreto 919/2006, de 28 de </w:t>
       </w:r>
       <w:proofErr w:type="spellStart"/>
       <w:r>
@@ -2562,7 +2722,13 @@
       </w:r>
       <w:proofErr w:type="spellEnd"/>
       <w:r>
-        <w:t xml:space="preserve"> ICG 01 a 11. S’ha de presentar la inspecció periòdica de gas per una empresa instal·ladora de gas (vigència 5 anys).</w:t>
+        <w:t xml:space="preserve"> ICG 01 a 11</w:t>
+      </w:r>
+      <w:r>
+        <w:t>//</w:t>
+      </w:r>
+      <w:r>
+        <w:t>. S’ha de presentar la inspecció periòdica de gas per una empresa instal·ladora de gas (vigència 5 anys).</w:t>
       </w:r>
     </w:p>
     <w:p>
@@ -2575,7 +2741,13 @@
     </w:p>
     <w:p>
       <w:r>
-        <w:t xml:space="preserve">Alta Tensió. L’activitat té una potència superior a 30 kV per tant està inclosa dins l’apartat 3 de la INSTRUCCIÓN TÉCNICA COMPLEMENTARIA ITC-RAT 23 del Real Decreto 337/2014, de 9 de </w:t>
+        <w:t xml:space="preserve">Alta Tensió. L’activitat té una potència superior a 30 kV per tant està inclosa dins l’apartat 3 de la </w:t>
+      </w:r>
+      <w:r>
+        <w:t>//</w:t>
+      </w:r>
+      <w:r>
+        <w:t xml:space="preserve">INSTRUCCIÓN TÉCNICA COMPLEMENTARIA ITC-RAT 23 del Real Decreto 337/2014, de 9 de </w:t>
       </w:r>
       <w:proofErr w:type="spellStart"/>
       <w:r>
@@ -2671,7 +2843,13 @@
       </w:r>
       <w:proofErr w:type="spellEnd"/>
       <w:r>
-        <w:t xml:space="preserve"> ITC-RAT 01 a 23. S’ha de presentar la inspecció periòdica d’Alta Tensió per part d’un organisme de control habilitat (vigència 3 anys).</w:t>
+        <w:t xml:space="preserve"> ITC-RAT 01 a 23</w:t>
+      </w:r>
+      <w:r>
+        <w:t>//</w:t>
+      </w:r>
+      <w:r>
+        <w:t>. S’ha de presentar la inspecció periòdica d’Alta Tensió per part d’un organisme de control habilitat (vigència 3 anys).</w:t>
       </w:r>
     </w:p>
     <w:p>
@@ -2684,7 +2862,13 @@
     </w:p>
     <w:p>
       <w:r>
-        <w:t xml:space="preserve">Baixa Tensió. L’activitat està inclosa dins l’apartat 4.1 de la ITC-BT-05 VERIFICACIONES E INSPECCIONES del Real Decreto 842/2002, de 2 de agosto, por el que se </w:t>
+        <w:t xml:space="preserve">Baixa Tensió. L’activitat està inclosa dins l’apartat 4.1 de la </w:t>
+      </w:r>
+      <w:r>
+        <w:t>//</w:t>
+      </w:r>
+      <w:r>
+        <w:t xml:space="preserve">ITC-BT-05 VERIFICACIONES E INSPECCIONES del Real Decreto 842/2002, de 2 de agosto, por el que se </w:t>
       </w:r>
       <w:proofErr w:type="spellStart"/>
       <w:r>
@@ -2716,6 +2900,9 @@
       </w:r>
       <w:proofErr w:type="spellEnd"/>
       <w:r>
+        <w:t>//</w:t>
+      </w:r>
+      <w:r>
         <w:t>. S’ha de presentar la inspecció periòdica de Baixa Tensió per part d’un organisme de control habilitat (vigència 5 anys).</w:t>
       </w:r>
     </w:p>
@@ -2738,7 +2925,13 @@
     </w:p>
     <w:p>
       <w:r>
-        <w:t xml:space="preserve">Ascensors. L’activitat està inclosa dins l’article 1 de Real Decreto 355/2024, de 2 de abril, por el que se </w:t>
+        <w:t xml:space="preserve">Ascensors. L’activitat està inclosa dins l’article 1 de </w:t>
+      </w:r>
+      <w:r>
+        <w:t>//</w:t>
+      </w:r>
+      <w:r>
+        <w:t xml:space="preserve">Real Decreto 355/2024, de 2 de abril, por el que se </w:t>
       </w:r>
       <w:proofErr w:type="spellStart"/>
       <w:r>
@@ -2762,7 +2955,13 @@
       </w:r>
       <w:proofErr w:type="spellEnd"/>
       <w:r>
-        <w:t>». S’ha de presentar la inspecció periòdica de l’ascensor o ascensors per part d’un organisme de control habilitat (vigència de 2 anys en ús industrial i pública concurrència, 4 anys en més de 20 habitatges o 4 plantes, 6 anys de vigència la resta de casos).</w:t>
+        <w:t>»</w:t>
+      </w:r>
+      <w:r>
+        <w:t>//</w:t>
+      </w:r>
+      <w:r>
+        <w:t>. S’ha de presentar la inspecció periòdica de l’ascensor o ascensors per part d’un organisme de control habilitat (vigència de 2 anys en ús industrial i pública concurrència, 4 anys en més de 20 habitatges o 4 plantes, 6 anys de vigència la resta de casos).</w:t>
       </w:r>
     </w:p>
     <w:p>
@@ -2784,7 +2983,13 @@
     </w:p>
     <w:p>
       <w:r>
-        <w:t xml:space="preserve">Instal·lacions tèrmiques. L’activitat està inclosa dins l’article 4.2 de la INSTRUCCIÓN TÉCNICA IT 4. INSPECCIÓN del Real Decreto 1027/2007, de 20 de </w:t>
+        <w:t xml:space="preserve">Instal·lacions tèrmiques. L’activitat està inclosa dins l’article 4.2 de la </w:t>
+      </w:r>
+      <w:r>
+        <w:t>//</w:t>
+      </w:r>
+      <w:r>
+        <w:t xml:space="preserve">INSTRUCCIÓN TÉCNICA IT 4. INSPECCIÓN del Real Decreto 1027/2007, de 20 de </w:t>
       </w:r>
       <w:proofErr w:type="spellStart"/>
       <w:r>
@@ -2816,15 +3021,21 @@
       </w:r>
       <w:proofErr w:type="spellEnd"/>
       <w:r>
-        <w:t xml:space="preserve"> en los </w:t>
-      </w:r>
-      <w:proofErr w:type="spellStart"/>
+        <w:t xml:space="preserve"> en </w:t>
+      </w:r>
       <w:r>
         <w:lastRenderedPageBreak/>
+        <w:t xml:space="preserve">los </w:t>
+      </w:r>
+      <w:proofErr w:type="spellStart"/>
+      <w:r>
         <w:t>Edificios</w:t>
       </w:r>
       <w:proofErr w:type="spellEnd"/>
       <w:r>
+        <w:t>//</w:t>
+      </w:r>
+      <w:r>
         <w:t>. S’ha de presentar la inspecció periòdica de la instal·lació tèrmica per part d’un organisme de control habilitat (vigència 4 anys).</w:t>
       </w:r>
     </w:p>
@@ -2838,7 +3049,13 @@
     </w:p>
     <w:p>
       <w:r>
-        <w:t xml:space="preserve">Instal·lacions de fred industrial. L’activitat està inclosa dins l’article 3 de la INSTRUCCIÓN IF-14 del Real Decreto 552/2019, de 27 de </w:t>
+        <w:t xml:space="preserve">Instal·lacions de fred industrial. L’activitat està inclosa dins l’article 3 de la </w:t>
+      </w:r>
+      <w:r>
+        <w:t>//</w:t>
+      </w:r>
+      <w:r>
+        <w:t xml:space="preserve">INSTRUCCIÓN IF-14 del Real Decreto 552/2019, de 27 de </w:t>
       </w:r>
       <w:proofErr w:type="spellStart"/>
       <w:r>
@@ -2910,6 +3127,9 @@
       </w:r>
       <w:proofErr w:type="spellEnd"/>
       <w:r>
+        <w:t>//</w:t>
+      </w:r>
+      <w:r>
         <w:t>. S’ha de presentar la inspecció periòdica de la instal·lació de fred industrial per part d’un organisme de control habilitat (vigència 10 anys).</w:t>
       </w:r>
     </w:p>
@@ -2923,7 +3143,13 @@
     </w:p>
     <w:p>
       <w:r>
-        <w:t xml:space="preserve">Equips a pressió. L’activitat està inclosa dins el Real Decreto 809/2021, de 21 de </w:t>
+        <w:t xml:space="preserve">Equips a pressió. L’activitat està inclosa dins el </w:t>
+      </w:r>
+      <w:r>
+        <w:t>//</w:t>
+      </w:r>
+      <w:r>
+        <w:t xml:space="preserve">Real Decreto 809/2021, de 21 de </w:t>
       </w:r>
       <w:proofErr w:type="spellStart"/>
       <w:r>
@@ -2987,6 +3213,9 @@
       </w:r>
       <w:proofErr w:type="spellEnd"/>
       <w:r>
+        <w:t>//</w:t>
+      </w:r>
+      <w:r>
         <w:t>. S’ha de presentar la inspecció periòdica de l’equip a pressió per part d’un organisme de control habilitat (vigència 10 anys).</w:t>
       </w:r>
     </w:p>
@@ -3000,7 +3229,13 @@
     </w:p>
     <w:p>
       <w:r>
-        <w:t xml:space="preserve">PCI. L’activitat està inclosa dins el Real Decreto 513/2017, de 22 de </w:t>
+        <w:t xml:space="preserve">PCI. L’activitat està inclosa dins el </w:t>
+      </w:r>
+      <w:r>
+        <w:t>//</w:t>
+      </w:r>
+      <w:r>
+        <w:t xml:space="preserve">Real Decreto 513/2017, de 22 de </w:t>
       </w:r>
       <w:proofErr w:type="spellStart"/>
       <w:r>
@@ -3040,6 +3275,9 @@
       </w:r>
       <w:proofErr w:type="spellEnd"/>
       <w:r>
+        <w:t>//</w:t>
+      </w:r>
+      <w:r>
         <w:t>. S’ha de presentar la inspecció periòdica dels elements de protecció contra incendis per part d’un organisme de control habilitat (vigència 10 anys). En cas que els elements de protecció contra incendis estiguin instal·lats fa menys de 10 anys s’ha d’entregar un certificat de l'empresa instal·ladora, emès per un tècnic titulat competent designat per aquesta, en el qual es farà constar que la instal·lació s'ha realitzat de conformitat amb el que s'estableix en el Real Decret 513/2017 i d'acord amb el projecte o documentació tècnica.</w:t>
       </w:r>
     </w:p>
@@ -3053,7 +3291,13 @@
     </w:p>
     <w:p>
       <w:r>
-        <w:t xml:space="preserve">Emmagatzematge de productes químics. L’activitat està inclosa dins l’Article 1 i 2 del Real Decreto 656/2017, de 23 de </w:t>
+        <w:t xml:space="preserve">Emmagatzematge de productes químics. L’activitat està inclosa dins l’Article 1 i 2 del </w:t>
+      </w:r>
+      <w:r>
+        <w:t>//</w:t>
+      </w:r>
+      <w:r>
+        <w:t xml:space="preserve">Real Decreto 656/2017, de 23 de </w:t>
       </w:r>
       <w:proofErr w:type="spellStart"/>
       <w:r>
@@ -3117,7 +3361,13 @@
       </w:r>
       <w:proofErr w:type="spellEnd"/>
       <w:r>
-        <w:t xml:space="preserve"> MIE APQ 0 a 10. S’ha de presentar la inspecció periòdica de l’emmagatzematge de productes químics per part d’un organisme de control habilitat (vigència 5 anys).</w:t>
+        <w:t xml:space="preserve"> MIE APQ 0 a 10</w:t>
+      </w:r>
+      <w:r>
+        <w:t>//</w:t>
+      </w:r>
+      <w:r>
+        <w:t>. S’ha de presentar la inspecció periòdica de l’emmagatzematge de productes químics per part d’un organisme de control habilitat (vigència 5 anys).</w:t>
       </w:r>
     </w:p>
     <w:p>
@@ -3154,7 +3404,13 @@
       </w:r>
       <w:proofErr w:type="spellEnd"/>
       <w:r>
-        <w:t xml:space="preserve">. L’activitat està inclosa dins l’Article 2 del Real Decreto 2085/1994, de 20 de octubre, por el que se </w:t>
+        <w:t xml:space="preserve">. L’activitat està inclosa dins l’Article 2 del </w:t>
+      </w:r>
+      <w:r>
+        <w:t>//</w:t>
+      </w:r>
+      <w:r>
+        <w:t xml:space="preserve">Real Decreto 2085/1994, de 20 de octubre, por el que se </w:t>
       </w:r>
       <w:proofErr w:type="spellStart"/>
       <w:r>
@@ -3177,6 +3433,9 @@
         <w:t>Petrolíferas</w:t>
       </w:r>
       <w:proofErr w:type="spellEnd"/>
+      <w:r>
+        <w:t>//</w:t>
+      </w:r>
       <w:r>
         <w:t>. S’ha de presentar la inspecció periòdica de la instal·lació petrolífera per part d’un organisme de control habilitat (vigència 10 anys).</w:t>
       </w:r>
@@ -3216,7 +3475,13 @@
       </w:r>
       <w:proofErr w:type="spellEnd"/>
       <w:r>
-        <w:t xml:space="preserve">. L’activitat està inclosa dins l’Article 2 del Real Decreto 1427/1997, de 15 de </w:t>
+        <w:t xml:space="preserve">. L’activitat està inclosa dins l’Article 2 del </w:t>
+      </w:r>
+      <w:r>
+        <w:t>//</w:t>
+      </w:r>
+      <w:r>
+        <w:t xml:space="preserve">Real Decreto 1427/1997, de 15 de </w:t>
       </w:r>
       <w:proofErr w:type="spellStart"/>
       <w:r>
@@ -3272,7 +3537,13 @@
       </w:r>
       <w:proofErr w:type="spellEnd"/>
       <w:r>
-        <w:t>». S’ha de presentar la inspecció periòdica de la instal·lació petrolífera per part d’un organisme de control habilitat (vigència 10 anys).</w:t>
+        <w:t>»</w:t>
+      </w:r>
+      <w:r>
+        <w:t>//</w:t>
+      </w:r>
+      <w:r>
+        <w:t>. S’ha de presentar la inspecció periòdica de la instal·lació petrolífera per part d’un organisme de control habilitat (vigència 10 anys).</w:t>
       </w:r>
     </w:p>
     <w:p>
@@ -3309,7 +3580,13 @@
       </w:r>
       <w:proofErr w:type="spellEnd"/>
       <w:r>
-        <w:t xml:space="preserve">. L’activitat està inclosa dins del Real Decreto 706/2017, de 7 de </w:t>
+        <w:t xml:space="preserve">. L’activitat està inclosa dins del </w:t>
+      </w:r>
+      <w:r>
+        <w:t>//</w:t>
+      </w:r>
+      <w:r>
+        <w:t xml:space="preserve">Real Decreto 706/2017, de 7 de </w:t>
       </w:r>
       <w:proofErr w:type="spellStart"/>
       <w:r>
@@ -3407,11 +3684,9 @@
       <w:r>
         <w:t xml:space="preserve"> </w:t>
       </w:r>
-      <w:proofErr w:type="spellStart"/>
-      <w:r>
-        <w:t>petrolíferas</w:t>
-      </w:r>
-      <w:proofErr w:type="spellEnd"/>
+      <w:r>
+        <w:t>petrolíferes//</w:t>
+      </w:r>
       <w:r>
         <w:t>. S’ha de presentar la inspecció periòdica de la instal·lació petrolífera per part d’un organisme de control habilitat (vigència 5 anys).</w:t>
       </w:r>
@@ -3426,7 +3701,13 @@
     </w:p>
     <w:p>
       <w:r>
-        <w:t xml:space="preserve">Instal·lacions de raigs X. L’activitat està inclosa dins l’Article 17 del Real Decreto 1085/2009, de 3 de </w:t>
+        <w:t xml:space="preserve">Instal·lacions de raigs X. L’activitat està inclosa dins l’Article 17 del </w:t>
+      </w:r>
+      <w:r>
+        <w:t>//</w:t>
+      </w:r>
+      <w:r>
+        <w:t xml:space="preserve">Real Decreto 1085/2009, de 3 de </w:t>
       </w:r>
       <w:proofErr w:type="spellStart"/>
       <w:r>
@@ -3470,7 +3751,10 @@
       </w:r>
       <w:proofErr w:type="spellStart"/>
       <w:r>
-        <w:t>rayos</w:t>
+        <w:t>ray</w:t>
+      </w:r>
+      <w:r>
+        <w:t>os</w:t>
       </w:r>
       <w:proofErr w:type="spellEnd"/>
       <w:r>
@@ -3482,7 +3766,21 @@
       </w:r>
       <w:proofErr w:type="spellEnd"/>
       <w:r>
-        <w:t xml:space="preserve"> medico. S’ha de presentar la inspecció periòdica de la instal·lació de raigs X per part d’un organisme de control habilitat (vigència 5 anys).</w:t>
+        <w:t xml:space="preserve"> </w:t>
+      </w:r>
+      <w:proofErr w:type="spellStart"/>
+      <w:r>
+        <w:t>mé</w:t>
+      </w:r>
+      <w:r>
+        <w:t>dico</w:t>
+      </w:r>
+      <w:proofErr w:type="spellEnd"/>
+      <w:r>
+        <w:t>//</w:t>
+      </w:r>
+      <w:r>
+        <w:t>. S’ha de presentar la inspecció periòdica de la instal·lació de raigs X per part d’un organisme de control habilitat (vigència 5 anys).</w:t>
       </w:r>
     </w:p>
     <w:p>
@@ -4523,7 +4821,13 @@
     </w:p>
     <w:p>
       <w:r>
-        <w:t>Senyalització. La senyalització dels mitjans de protecció contra incendis d'utilització manual i dels sistemes d'alerta i alarma, hauran de complir la norma UNE 23033-1. Els senyals no definits en aquesta norma es podran dissenyar amb els mateixos criteris establerts en la norma UNE 23033-1, en la UNEIX 23032 i a la UNE-EN ISO 7010.</w:t>
+        <w:t>Senyalització. La senyalització dels mitjans de protecció contra incendis d'utilització manual i dels sistemes d'alerta i alarma, hauran de complir la norma UNE 23033-1. Els senyals no definits en aquesta norma es podran dissenyar amb els mateixos criteris establerts en l</w:t>
+      </w:r>
+      <w:r>
+        <w:t>a norma UNE 23033-1, en la UNE</w:t>
+      </w:r>
+      <w:r>
+        <w:t xml:space="preserve"> 23032 i a la UNE-EN ISO 7010.</w:t>
       </w:r>
     </w:p>
     <w:p>
@@ -4589,6 +4893,9 @@
     </w:p>
     <w:p>
       <w:r>
+        <w:t>//</w:t>
+      </w:r>
+      <w:r>
         <w:t xml:space="preserve">1 </w:t>
       </w:r>
       <w:proofErr w:type="spellStart"/>
@@ -4607,6 +4914,9 @@
       <w:r>
         <w:t xml:space="preserve"> de incendio</w:t>
       </w:r>
+      <w:r>
+        <w:t>//</w:t>
+      </w:r>
     </w:p>
     <w:p>
       <w:pPr>
@@ -4642,6 +4952,9 @@
     </w:p>
     <w:p>
       <w:r>
+        <w:t>//</w:t>
+      </w:r>
+      <w:r>
         <w:t xml:space="preserve">2 </w:t>
       </w:r>
       <w:proofErr w:type="spellStart"/>
@@ -4668,6 +4981,9 @@
       <w:r>
         <w:t xml:space="preserve"> especial</w:t>
       </w:r>
+      <w:r>
+        <w:t>//</w:t>
+      </w:r>
     </w:p>
     <w:p>
       <w:pPr>
@@ -4692,6 +5008,9 @@
     </w:p>
     <w:p>
       <w:r>
+        <w:t>//</w:t>
+      </w:r>
+      <w:r>
         <w:t xml:space="preserve">3 </w:t>
       </w:r>
       <w:proofErr w:type="spellStart"/>
@@ -4739,6 +5058,9 @@
         <w:t>incendios</w:t>
       </w:r>
       <w:proofErr w:type="spellEnd"/>
+      <w:r>
+        <w:t>//</w:t>
+      </w:r>
     </w:p>
     <w:p>
       <w:pPr>
@@ -4763,6 +5085,9 @@
     </w:p>
     <w:p>
       <w:r>
+        <w:t>//</w:t>
+      </w:r>
+      <w:r>
         <w:t xml:space="preserve">4 </w:t>
       </w:r>
       <w:proofErr w:type="spellStart"/>
@@ -4810,6 +5135,9 @@
         <w:t>mobiliario</w:t>
       </w:r>
       <w:proofErr w:type="spellEnd"/>
+      <w:r>
+        <w:t>//</w:t>
+      </w:r>
     </w:p>
     <w:p>
       <w:pPr>
@@ -4847,6 +5175,9 @@
     </w:p>
     <w:p>
       <w:r>
+        <w:t>//</w:t>
+      </w:r>
+      <w:r>
         <w:t xml:space="preserve">1 </w:t>
       </w:r>
       <w:proofErr w:type="spellStart"/>
@@ -4862,6 +5193,9 @@
         <w:t>fachadas</w:t>
       </w:r>
       <w:proofErr w:type="spellEnd"/>
+      <w:r>
+        <w:t>//</w:t>
+      </w:r>
     </w:p>
     <w:p>
       <w:pPr>
@@ -4879,6 +5213,9 @@
     </w:p>
     <w:p>
       <w:r>
+        <w:t>//</w:t>
+      </w:r>
+      <w:r>
         <w:t xml:space="preserve">2 </w:t>
       </w:r>
       <w:proofErr w:type="spellStart"/>
@@ -4886,6 +5223,9 @@
         <w:t>Cubiertas</w:t>
       </w:r>
       <w:proofErr w:type="spellEnd"/>
+      <w:r>
+        <w:t>//</w:t>
+      </w:r>
     </w:p>
     <w:p>
       <w:pPr>
@@ -4923,6 +5263,9 @@
     </w:p>
     <w:p>
       <w:r>
+        <w:t>//</w:t>
+      </w:r>
+      <w:r>
         <w:t xml:space="preserve">1 </w:t>
       </w:r>
       <w:proofErr w:type="spellStart"/>
@@ -4946,6 +5289,9 @@
         <w:t>evacuación</w:t>
       </w:r>
       <w:proofErr w:type="spellEnd"/>
+      <w:r>
+        <w:t>//</w:t>
+      </w:r>
     </w:p>
     <w:p>
       <w:pPr>
@@ -4962,6 +5308,9 @@
     </w:p>
     <w:p>
       <w:r>
+        <w:t>//</w:t>
+      </w:r>
+      <w:r>
         <w:t xml:space="preserve">2 </w:t>
       </w:r>
       <w:proofErr w:type="spellStart"/>
@@ -4977,6 +5326,9 @@
         <w:t>ocupación</w:t>
       </w:r>
       <w:proofErr w:type="spellEnd"/>
+      <w:r>
+        <w:t>//</w:t>
+      </w:r>
     </w:p>
     <w:p>
       <w:pPr>
@@ -5001,6 +5353,9 @@
     </w:p>
     <w:p>
       <w:r>
+        <w:t>//</w:t>
+      </w:r>
+      <w:r>
         <w:t xml:space="preserve">3 Número de </w:t>
       </w:r>
       <w:proofErr w:type="spellStart"/>
@@ -5024,6 +5379,9 @@
         <w:t>evacuación</w:t>
       </w:r>
       <w:proofErr w:type="spellEnd"/>
+      <w:r>
+        <w:t>//</w:t>
+      </w:r>
     </w:p>
     <w:p>
       <w:pPr>
@@ -5048,6 +5406,9 @@
     </w:p>
     <w:p>
       <w:r>
+        <w:t>//</w:t>
+      </w:r>
+      <w:r>
         <w:t xml:space="preserve">4 </w:t>
       </w:r>
       <w:proofErr w:type="spellStart"/>
@@ -5071,6 +5432,9 @@
         <w:t>evacuación</w:t>
       </w:r>
       <w:proofErr w:type="spellEnd"/>
+      <w:r>
+        <w:t>//</w:t>
+      </w:r>
     </w:p>
     <w:p>
       <w:pPr>
@@ -5095,6 +5459,9 @@
     </w:p>
     <w:p>
       <w:r>
+        <w:t>//</w:t>
+      </w:r>
+      <w:r>
         <w:t xml:space="preserve">5 </w:t>
       </w:r>
       <w:proofErr w:type="spellStart"/>
@@ -5110,6 +5477,9 @@
         <w:t>escaleras</w:t>
       </w:r>
       <w:proofErr w:type="spellEnd"/>
+      <w:r>
+        <w:t>//</w:t>
+      </w:r>
     </w:p>
     <w:p>
       <w:pPr>
@@ -5133,6 +5503,9 @@
       <w:proofErr w:type="spellEnd"/>
     </w:p>
     <w:p>
+      <w:r>
+        <w:t>//</w:t>
+      </w:r>
       <w:r>
         <w:t xml:space="preserve">6 </w:t>
       </w:r>
@@ -6149,6 +6522,9 @@
       <w:r>
         <w:t>.</w:t>
       </w:r>
+      <w:r>
+        <w:t>//</w:t>
+      </w:r>
     </w:p>
     <w:p>
       <w:pPr>
@@ -6181,6 +6557,9 @@
     </w:p>
     <w:p>
       <w:r>
+        <w:t>//</w:t>
+      </w:r>
+      <w:r>
         <w:t xml:space="preserve">7 </w:t>
       </w:r>
       <w:proofErr w:type="spellStart"/>
@@ -6204,6 +6583,9 @@
         <w:t>evacuación</w:t>
       </w:r>
       <w:proofErr w:type="spellEnd"/>
+      <w:r>
+        <w:t>//</w:t>
+      </w:r>
     </w:p>
     <w:p>
       <w:pPr>
@@ -6220,6 +6602,9 @@
     </w:p>
     <w:p>
       <w:r>
+        <w:t>//</w:t>
+      </w:r>
+      <w:r>
         <w:t xml:space="preserve">8 Control del </w:t>
       </w:r>
       <w:proofErr w:type="spellStart"/>
@@ -6230,6 +6615,9 @@
       <w:r>
         <w:t xml:space="preserve"> de incendio</w:t>
       </w:r>
+      <w:r>
+        <w:t>//</w:t>
+      </w:r>
     </w:p>
     <w:p>
       <w:pPr>
@@ -6249,6 +6637,9 @@
     </w:p>
     <w:p>
       <w:r>
+        <w:t>//</w:t>
+      </w:r>
+      <w:r>
         <w:t xml:space="preserve">9 </w:t>
       </w:r>
       <w:proofErr w:type="spellStart"/>
@@ -6275,6 +6666,9 @@
       <w:r>
         <w:t xml:space="preserve"> en caso de incendio</w:t>
       </w:r>
+      <w:r>
+        <w:t>//</w:t>
+      </w:r>
     </w:p>
     <w:p>
       <w:pPr>
@@ -6315,6 +6709,9 @@
     </w:p>
     <w:p>
       <w:r>
+        <w:t>//</w:t>
+      </w:r>
+      <w:r>
         <w:t xml:space="preserve">1 </w:t>
       </w:r>
       <w:proofErr w:type="spellStart"/>
@@ -6346,6 +6743,9 @@
         <w:t>incendios</w:t>
       </w:r>
       <w:proofErr w:type="spellEnd"/>
+      <w:r>
+        <w:t>//</w:t>
+      </w:r>
     </w:p>
     <w:p>
       <w:pPr>
@@ -6378,6 +6778,9 @@
     </w:p>
     <w:p>
       <w:r>
+        <w:t>//</w:t>
+      </w:r>
+      <w:r>
         <w:t xml:space="preserve">1 Condiciones de </w:t>
       </w:r>
       <w:proofErr w:type="spellStart"/>
@@ -6388,6 +6791,9 @@
       <w:r>
         <w:t xml:space="preserve"> y entorno</w:t>
       </w:r>
+      <w:r>
+        <w:t>//</w:t>
+      </w:r>
     </w:p>
     <w:p>
       <w:pPr>
@@ -6412,6 +6818,9 @@
     </w:p>
     <w:p>
       <w:r>
+        <w:t>//</w:t>
+      </w:r>
+      <w:r>
         <w:t xml:space="preserve">2 </w:t>
       </w:r>
       <w:proofErr w:type="spellStart"/>
@@ -6427,6 +6836,9 @@
         <w:t>fachada</w:t>
       </w:r>
       <w:proofErr w:type="spellEnd"/>
+      <w:r>
+        <w:t>//</w:t>
+      </w:r>
     </w:p>
     <w:p>
       <w:pPr>
@@ -6472,6 +6884,9 @@
     </w:p>
     <w:p>
       <w:r>
+        <w:t>//</w:t>
+      </w:r>
+      <w:r>
         <w:t xml:space="preserve">3 </w:t>
       </w:r>
       <w:proofErr w:type="spellStart"/>
@@ -6495,6 +6910,9 @@
         <w:t>principales</w:t>
       </w:r>
       <w:proofErr w:type="spellEnd"/>
+      <w:r>
+        <w:t>//</w:t>
+      </w:r>
     </w:p>
     <w:p>
       <w:pPr>
@@ -6527,6 +6945,9 @@
     </w:p>
     <w:p>
       <w:r>
+        <w:t>//</w:t>
+      </w:r>
+      <w:r>
         <w:t xml:space="preserve">4 </w:t>
       </w:r>
       <w:proofErr w:type="spellStart"/>
@@ -6550,6 +6971,9 @@
         <w:t>secundarios</w:t>
       </w:r>
       <w:proofErr w:type="spellEnd"/>
+      <w:r>
+        <w:t>//</w:t>
+      </w:r>
     </w:p>
     <w:p>
       <w:pPr>
@@ -6569,6 +6993,9 @@
     </w:p>
     <w:p>
       <w:r>
+        <w:t>//</w:t>
+      </w:r>
+      <w:r>
         <w:t xml:space="preserve">6 </w:t>
       </w:r>
       <w:proofErr w:type="spellStart"/>
@@ -6592,6 +7019,9 @@
         <w:t>fuego</w:t>
       </w:r>
       <w:proofErr w:type="spellEnd"/>
+      <w:r>
+        <w:t>//</w:t>
+      </w:r>
     </w:p>
     <w:p>
       <w:pPr>
@@ -6930,7 +7360,13 @@
     </w:p>
     <w:p>
       <w:r>
-        <w:t xml:space="preserve">Xemeneia. Segons l’article 11.4 de l’Ordenança relativa a la intervenció administrativa municipal en les activitats de Cornellà de Llobregat s’ha de justificar el compliment de l’apartat 6.2.1.3 de la norma UNE 123001 on s’especifica el següent: El </w:t>
+        <w:t xml:space="preserve">Xemeneia. Segons l’article 11.4 de l’Ordenança relativa a la intervenció administrativa municipal en les activitats de Cornellà de Llobregat s’ha de justificar el compliment de l’apartat 6.2.1.3 de la norma UNE 123001 on s’especifica el següent: </w:t>
+      </w:r>
+      <w:r>
+        <w:t>//</w:t>
+      </w:r>
+      <w:r>
+        <w:t xml:space="preserve">El </w:t>
       </w:r>
       <w:proofErr w:type="spellStart"/>
       <w:r>
@@ -7010,6 +7446,9 @@
       </w:r>
       <w:proofErr w:type="spellEnd"/>
       <w:r>
+        <w:t>//</w:t>
+      </w:r>
+      <w:r>
         <w:t>. S’ha d’aportar un plànol en planta de la coberta i un plànol en secció de l’edifici on es justifiqui.</w:t>
       </w:r>
     </w:p>
@@ -7025,6 +7464,9 @@
       <w:r>
         <w:t xml:space="preserve">Neteja. Segons l’article 11.5 de l’Ordenança relativa a la intervenció administrativa municipal en les activitats de Cornellà de Llobregat s’ha de justificar el compliment de l’apartat 12 de la norma UNE 123001 on s’especifica el següent: </w:t>
       </w:r>
+      <w:r>
+        <w:t>//</w:t>
+      </w:r>
       <w:proofErr w:type="spellStart"/>
       <w:r>
         <w:t>Deben</w:t>
@@ -7079,7 +7521,13 @@
       </w:r>
       <w:proofErr w:type="spellEnd"/>
       <w:r>
-        <w:t xml:space="preserve"> mínima anual. S’ha d’aportar un certificat de neteja.</w:t>
+        <w:t xml:space="preserve"> mínima anual</w:t>
+      </w:r>
+      <w:r>
+        <w:t>//</w:t>
+      </w:r>
+      <w:r>
+        <w:t>. S’ha d’aportar un certificat de neteja.</w:t>
       </w:r>
     </w:p>
     <w:p>
@@ -7092,7 +7540,13 @@
     </w:p>
     <w:p>
       <w:r>
-        <w:t xml:space="preserve">Estanqueïtat. Segons l’article 11.6 de l’Ordenança relativa a la intervenció administrativa municipal en les activitats de Cornellà de Llobregat s’ha de justificar el compliment de l’apartat 12 de la norma UNE 123001 on s’especifica el següent: Se </w:t>
+        <w:t xml:space="preserve">Estanqueïtat. Segons l’article 11.6 de l’Ordenança relativa a la intervenció administrativa municipal en les activitats de Cornellà de Llobregat s’ha de justificar el compliment de l’apartat 12 de la norma UNE 123001 on s’especifica el següent: </w:t>
+      </w:r>
+      <w:r>
+        <w:t>//</w:t>
+      </w:r>
+      <w:r>
+        <w:t xml:space="preserve">Se </w:t>
       </w:r>
       <w:proofErr w:type="spellStart"/>
       <w:r>
@@ -7196,7 +7650,13 @@
       </w:r>
       <w:proofErr w:type="spellEnd"/>
       <w:r>
-        <w:t xml:space="preserve"> mínima anual. S’ha d’aportar un certificat d’estanqueïtat.</w:t>
+        <w:t xml:space="preserve"> mínima anual</w:t>
+      </w:r>
+      <w:r>
+        <w:t>//</w:t>
+      </w:r>
+      <w:r>
+        <w:t>. S’ha d’aportar un certificat d’estanqueïtat.</w:t>
       </w:r>
     </w:p>
     <w:p>
@@ -7319,7 +7779,19 @@
     </w:p>
     <w:p>
       <w:r>
-        <w:t>Soroll. Segons l’article 9.4 de l’Ordenança relativa a la intervenció administrativa municipal en les activitats de Cornellà de Llobregat “El receptor ha de permetre l’accés de l’habitatge per poder realitzar totes les comprovacions i mesuraments necessaris. En cas contrari la Guàrdia Urbana / l’EC-PCA haurà d’aixecar una acta descrivint les fonts sonores del local i explicant el motiu pel qual no s’ha pogut accedir a l’habitatge adjuntant les proves pertinents”.</w:t>
+        <w:t xml:space="preserve">Soroll. Segons l’article 9.4 de l’Ordenança relativa a la intervenció administrativa municipal en les activitats de Cornellà de Llobregat “El receptor ha de permetre l’accés de l’habitatge per poder realitzar totes les comprovacions i mesuraments necessaris. En cas contrari </w:t>
+      </w:r>
+      <w:r>
+        <w:t>[OPCIO: Qui fa sonometria | la Guàrdia Urbana |</w:t>
+      </w:r>
+      <w:r>
+        <w:t xml:space="preserve"> l’EC-PCA</w:t>
+      </w:r>
+      <w:r>
+        <w:t>]</w:t>
+      </w:r>
+      <w:r>
+        <w:t xml:space="preserve"> haurà d’aixecar una acta descrivint les fonts sonores del local i explicant el motiu pel qual no s’ha pogut accedir a l’habitatge adjuntant les proves pertinents”.</w:t>
       </w:r>
     </w:p>
     <w:p>
@@ -7358,7 +7830,13 @@
         <w:t>intervenció</w:t>
       </w:r>
       <w:r>
-        <w:t xml:space="preserve"> administrativa municipal en les activitats de Cornella de Llobregat. S'ha </w:t>
+        <w:t xml:space="preserve"> administrativa municip</w:t>
+      </w:r>
+      <w:r>
+        <w:t>al en les activitats de Cornellà</w:t>
+      </w:r>
+      <w:r>
+        <w:t xml:space="preserve"> de Llobregat. S'ha </w:t>
       </w:r>
       <w:r>
         <w:t>d’aïllar</w:t>
@@ -7446,7 +7924,13 @@
     </w:p>
     <w:p>
       <w:r>
-        <w:t xml:space="preserve">Segons l’estipulat en el punt 2.2 de l’Annex II del REGLAMENTO DE SEGURIDAD CONTRA INCENDIOS EN LOS ESTABLECIMIENTOS INDUSTRIALES (RSCIEI) La </w:t>
+        <w:t xml:space="preserve">Segons l’estipulat en el punt 2.2 de l’Annex II del </w:t>
+      </w:r>
+      <w:r>
+        <w:t>//</w:t>
+      </w:r>
+      <w:r>
+        <w:t xml:space="preserve">REGLAMENTO DE SEGURIDAD CONTRA INCENDIOS EN LOS ESTABLECIMIENTOS INDUSTRIALES (RSCIEI) La </w:t>
       </w:r>
       <w:proofErr w:type="spellStart"/>
       <w:r>
@@ -7510,6 +7994,9 @@
       </w:r>
       <w:proofErr w:type="spellEnd"/>
       <w:r>
+        <w:t>//</w:t>
+      </w:r>
+      <w:r>
         <w:t>:</w:t>
       </w:r>
     </w:p>
@@ -7531,6 +8018,9 @@
     </w:p>
     <w:p>
       <w:r>
+        <w:t>//</w:t>
+      </w:r>
+      <w:r>
         <w:t xml:space="preserve">1º </w:t>
       </w:r>
       <w:proofErr w:type="spellStart"/>
@@ -7549,6 +8039,9 @@
       <w:r>
         <w:t xml:space="preserve"> de cada pila: 500 m2.</w:t>
       </w:r>
+      <w:r>
+        <w:t>//</w:t>
+      </w:r>
     </w:p>
     <w:p>
       <w:pPr>
@@ -7568,6 +8061,9 @@
     </w:p>
     <w:p>
       <w:r>
+        <w:t>//</w:t>
+      </w:r>
+      <w:r>
         <w:t xml:space="preserve">2º </w:t>
       </w:r>
       <w:proofErr w:type="spellStart"/>
@@ -7586,6 +8082,9 @@
       <w:r>
         <w:t xml:space="preserve"> de cada pila: 3500 m3.</w:t>
       </w:r>
+      <w:r>
+        <w:t>//</w:t>
+      </w:r>
     </w:p>
     <w:p>
       <w:pPr>
@@ -7605,6 +8104,9 @@
     </w:p>
     <w:p>
       <w:r>
+        <w:t>//</w:t>
+      </w:r>
+      <w:r>
         <w:t xml:space="preserve">3º Altura </w:t>
       </w:r>
       <w:proofErr w:type="spellStart"/>
@@ -7615,6 +8117,9 @@
       <w:r>
         <w:t xml:space="preserve"> de cada pila: 15 m.</w:t>
       </w:r>
+      <w:r>
+        <w:t>//</w:t>
+      </w:r>
     </w:p>
     <w:p>
       <w:pPr>
@@ -7631,6 +8136,9 @@
     </w:p>
     <w:p>
       <w:r>
+        <w:t>//</w:t>
+      </w:r>
+      <w:r>
         <w:t xml:space="preserve">4º Longitud </w:t>
       </w:r>
       <w:proofErr w:type="spellStart"/>
@@ -7673,6 +8181,9 @@
       <w:r>
         <w:t xml:space="preserve"> es ≥ 1,5 m.</w:t>
       </w:r>
+      <w:r>
+        <w:t>//</w:t>
+      </w:r>
     </w:p>
     <w:p>
       <w:pPr>
@@ -7692,7 +8203,13 @@
     </w:p>
     <w:p>
       <w:r>
-        <w:t xml:space="preserve">Segons l’estipulat en el punt 6.5 de l’Annex II del RSCIEI Las </w:t>
+        <w:t xml:space="preserve">Segons l’estipulat en el punt 6.5 de l’Annex II del RSCIEI </w:t>
+      </w:r>
+      <w:r>
+        <w:t>//</w:t>
+      </w:r>
+      <w:r>
+        <w:t xml:space="preserve">Las </w:t>
       </w:r>
       <w:proofErr w:type="spellStart"/>
       <w:r>
@@ -7780,6 +8297,9 @@
       </w:r>
       <w:proofErr w:type="spellEnd"/>
       <w:r>
+        <w:t>//</w:t>
+      </w:r>
+      <w:r>
         <w:t>:</w:t>
       </w:r>
     </w:p>
@@ -7792,6 +8312,9 @@
       </w:r>
     </w:p>
     <w:p>
+      <w:r>
+        <w:t>//</w:t>
+      </w:r>
       <w:proofErr w:type="spellStart"/>
       <w:r>
         <w:t>Anchura</w:t>
@@ -7808,6 +8331,9 @@
       <w:r>
         <w:t xml:space="preserve"> 5 m.</w:t>
       </w:r>
+      <w:r>
+        <w:t>//</w:t>
+      </w:r>
     </w:p>
     <w:p>
       <w:pPr>
@@ -7818,6 +8344,9 @@
       </w:r>
     </w:p>
     <w:p>
+      <w:r>
+        <w:t>//</w:t>
+      </w:r>
       <w:proofErr w:type="spellStart"/>
       <w:r>
         <w:t>Anchura</w:t>
@@ -7850,6 +8379,9 @@
       <w:r>
         <w:t>: 4,5 m</w:t>
       </w:r>
+      <w:r>
+        <w:t>//</w:t>
+      </w:r>
     </w:p>
     <w:p>
       <w:pPr>
@@ -7860,6 +8392,9 @@
       </w:r>
     </w:p>
     <w:p>
+      <w:r>
+        <w:t>//</w:t>
+      </w:r>
       <w:proofErr w:type="spellStart"/>
       <w:r>
         <w:t>Separación</w:t>
@@ -7891,6 +8426,9 @@
       <w:proofErr w:type="spellEnd"/>
       <w:r>
         <w:t>: 65 m</w:t>
+      </w:r>
+      <w:r>
+        <w:t>//</w:t>
       </w:r>
     </w:p>
     <w:p>
@@ -7903,6 +8441,9 @@
       </w:r>
     </w:p>
     <w:p>
+      <w:r>
+        <w:t>//</w:t>
+      </w:r>
       <w:proofErr w:type="spellStart"/>
       <w:r>
         <w:t>Anchura</w:t>
@@ -7926,6 +8467,9 @@
       <w:proofErr w:type="spellEnd"/>
       <w:r>
         <w:t>: 1,5 m</w:t>
+      </w:r>
+      <w:r>
+        <w:t>//</w:t>
       </w:r>
     </w:p>
     <w:p>
@@ -8316,7 +8860,13 @@
     </w:p>
     <w:p>
       <w:r>
-        <w:t xml:space="preserve">Espai treballadors. No es compleix amb l’article Article 5.3º de l’Annex I.A del Real Decreto 486/1997, de 14 de abril, por el que se </w:t>
+        <w:t xml:space="preserve">Espai treballadors. No es compleix amb l’article Article 5.3º de l’Annex I.A del </w:t>
+      </w:r>
+      <w:r>
+        <w:t>//</w:t>
+      </w:r>
+      <w:r>
+        <w:t xml:space="preserve">Real Decreto 486/1997, de 14 de abril, por el que se </w:t>
       </w:r>
       <w:proofErr w:type="spellStart"/>
       <w:r>
@@ -8424,96 +8974,102 @@
       </w:r>
       <w:proofErr w:type="spellStart"/>
       <w:r>
-        <w:t>respectivamente</w:t>
-      </w:r>
-      <w:proofErr w:type="spellEnd"/>
-      <w:r>
-        <w:t xml:space="preserve">”. S’ha de redistribuir l’espai </w:t>
-      </w:r>
-      <w:r>
-        <w:t>[CAMP: espai redistribuir treballadors]</w:t>
-      </w:r>
-      <w:r>
-        <w:t>.</w:t>
-      </w:r>
-    </w:p>
-    <w:p>
-      <w:pPr>
-        <w:pStyle w:val="Ttulo2"/>
-      </w:pPr>
-      <w:r>
-        <w:t>Accés - apartat 2 annex 3d</w:t>
-      </w:r>
-    </w:p>
-    <w:p>
-      <w:r>
-        <w:t>Accés. S’ha de justificar el compliment de l’apartat 2 de l’Annex 3d del DECRET 209/2023, de 28 de novembre, pel qual s'aprova el Codi d'accessibilitat de Catalunya. Condicions que s’han de complir segons la Taula 2.[CAMP: X.X: XXX (segons</w:t>
-      </w:r>
-      <w:r>
-        <w:t xml:space="preserve"> l'apartat X.X de l'annex XX))]</w:t>
-      </w:r>
-      <w:r>
-        <w:t>.</w:t>
-      </w:r>
-    </w:p>
-    <w:p>
-      <w:pPr>
-        <w:pStyle w:val="Ttulo2"/>
-      </w:pPr>
-      <w:r>
-        <w:t>Itineraris interiors - apartat 3 annex 3d</w:t>
-      </w:r>
-    </w:p>
-    <w:p>
-      <w:r>
-        <w:t>Itineraris interiors. S’ha de justificar el compliment de l’apartat 3 de l’Annex 3d del DECRET 209/2023, de 28 de novembre, pel qual s'aprova el Codi d'accessibilitat de Catalunya.</w:t>
-      </w:r>
-    </w:p>
-    <w:p>
-      <w:pPr>
-        <w:pStyle w:val="Ttulo2"/>
-      </w:pPr>
-      <w:r>
-        <w:t>Cambres higièniques - apartat 4 annex 3d</w:t>
-      </w:r>
-    </w:p>
-    <w:p>
-      <w:r>
-        <w:t>Cambres higièniques. S’ha de justificar el compliment de l’apartat 4 de l’Annex 3d del DECRET 209/2023, de 28 de novembre, pel qual s'aprova el Codi d'accessibilitat de Catalunya. Condicions que s’han d</w:t>
-      </w:r>
-      <w:r>
-        <w:t>e complir segons la Taula 4.</w:t>
-      </w:r>
-      <w:r>
-        <w:t>[CAMP: X: XXX (segons</w:t>
-      </w:r>
-      <w:r>
-        <w:t xml:space="preserve"> l'apartat X.X de l'annex XX))]</w:t>
-      </w:r>
-      <w:r>
-        <w:t>.</w:t>
-      </w:r>
-    </w:p>
-    <w:p>
-      <w:pPr>
-        <w:pStyle w:val="Ttulo2"/>
-      </w:pPr>
-      <w:r>
-        <w:t>Nombre lavabos</w:t>
-      </w:r>
-    </w:p>
-    <w:p>
-      <w:r>
-        <w:t>S’ha de justificar</w:t>
-      </w:r>
-      <w:r>
-        <w:t xml:space="preserve"> en el projecte que hi ha els lavabos corresponents segons la</w:t>
-      </w:r>
-      <w:r>
-        <w:t xml:space="preserve"> normativa</w:t>
+        <w:t>respe</w:t>
+      </w:r>
+      <w:r>
+        <w:t>ctivamente</w:t>
+      </w:r>
+      <w:proofErr w:type="spellEnd"/>
+      <w:r>
+        <w:t>//</w:t>
       </w:r>
       <w:bookmarkStart w:id="0" w:name="_GoBack"/>
       <w:bookmarkEnd w:id="0"/>
+      <w:r>
+        <w:t xml:space="preserve">. S’ha de redistribuir l’espai </w:t>
+      </w:r>
+      <w:r>
+        <w:t>[CAMP: espai redistribuir treballadors]</w:t>
+      </w:r>
+      <w:r>
+        <w:t>.</w:t>
+      </w:r>
+    </w:p>
+    <w:p>
+      <w:pPr>
+        <w:pStyle w:val="Ttulo2"/>
+      </w:pPr>
+      <w:r>
+        <w:t>Accés - apartat 2 annex 3d</w:t>
+      </w:r>
+    </w:p>
+    <w:p>
+      <w:r>
+        <w:t>Accés. S’ha de justificar el compliment de l’apartat 2 de l’Annex 3d del DECRET 209/2023, de 28 de novembre, pel qual s'aprova el Codi d'accessibilitat de Catalunya. Condicions que s’han de complir segons la Taula 2.[CAMP: X.X: XXX (segons</w:t>
+      </w:r>
+      <w:r>
+        <w:t xml:space="preserve"> l'apartat X.X de l'annex XX))]</w:t>
+      </w:r>
+      <w:r>
+        <w:t>.</w:t>
+      </w:r>
+    </w:p>
+    <w:p>
+      <w:pPr>
+        <w:pStyle w:val="Ttulo2"/>
+      </w:pPr>
+      <w:r>
+        <w:t>Itineraris interiors - apartat 3 annex 3d</w:t>
+      </w:r>
+    </w:p>
+    <w:p>
+      <w:r>
+        <w:t>Itineraris interiors. S’ha de justificar el compliment de l’apartat 3 de l’Annex 3d del DECRET 209/2023, de 28 de novembre, pel qual s'aprova el Codi d'accessibilitat de Catalunya.</w:t>
+      </w:r>
+    </w:p>
+    <w:p>
+      <w:pPr>
+        <w:pStyle w:val="Ttulo2"/>
+      </w:pPr>
+      <w:r>
+        <w:t>Cambres higièniques - apartat 4 annex 3d</w:t>
+      </w:r>
+    </w:p>
+    <w:p>
+      <w:r>
+        <w:t>Cambres higièniques. S’ha de justificar el compliment de l’apartat 4 de l’Annex 3d del DECRET 209/2023, de 28 de novembre, pel qual s'aprova el Codi d'accessibilitat de Catalunya. Condicions que s’han d</w:t>
+      </w:r>
+      <w:r>
+        <w:t>e complir segons la Taula 4.</w:t>
+      </w:r>
+      <w:r>
+        <w:t>[CAMP: X: XXX (segons</w:t>
+      </w:r>
+      <w:r>
+        <w:t xml:space="preserve"> l'apartat X.X de l'annex XX))]</w:t>
+      </w:r>
+      <w:r>
+        <w:t>.</w:t>
+      </w:r>
+    </w:p>
+    <w:p>
+      <w:pPr>
+        <w:pStyle w:val="Ttulo2"/>
+      </w:pPr>
+      <w:r>
+        <w:t>Nombre lavabos</w:t>
+      </w:r>
+    </w:p>
+    <w:p>
+      <w:r>
+        <w:t>S’ha de justificar</w:t>
+      </w:r>
+      <w:r>
+        <w:t xml:space="preserve"> en el projecte que hi ha els lavabos corresponents segons la</w:t>
+      </w:r>
+      <w:r>
+        <w:t xml:space="preserve"> normativa</w:t>
+      </w:r>
     </w:p>
     <w:p>
       <w:pPr>
@@ -20454,7 +21010,7 @@
 </file>
 
 <file path=customXml/itemProps1.xml><?xml version="1.0" encoding="utf-8"?>
-<ds:datastoreItem xmlns:ds="http://schemas.openxmlformats.org/officeDocument/2006/customXml" ds:itemID="{95FA2347-A965-4CC9-888E-76421DB6277E}">
+<ds:datastoreItem xmlns:ds="http://schemas.openxmlformats.org/officeDocument/2006/customXml" ds:itemID="{E70A0C75-9F61-462E-BAEA-BF26428A0EB4}">
   <ds:schemaRefs>
     <ds:schemaRef ds:uri="http://schemas.openxmlformats.org/officeDocument/2006/bibliography"/>
   </ds:schemaRefs>

--- a/ESTRUCTURALS/REQ1.docx
+++ b/ESTRUCTURALS/REQ1.docx
@@ -5544,8 +5544,14 @@
       <w:r>
         <w:t>.</w:t>
       </w:r>
-    </w:p>
-    <w:p>
+      <w:r>
+        <w:t>//</w:t>
+      </w:r>
+    </w:p>
+    <w:p>
+      <w:r>
+        <w:t>//</w:t>
+      </w:r>
       <w:proofErr w:type="spellStart"/>
       <w:r>
         <w:t>Validez</w:t>
@@ -5578,16 +5584,115 @@
       <w:r>
         <w:t xml:space="preserve"> de </w:t>
       </w:r>
+      <w:r>
+        <w:t>persones//</w:t>
+      </w:r>
+      <w:bookmarkStart w:id="0" w:name="_GoBack"/>
+      <w:bookmarkEnd w:id="0"/>
+    </w:p>
+    <w:p>
+      <w:r>
+        <w:t>//</w:t>
+      </w:r>
+      <w:proofErr w:type="spellStart"/>
+      <w:r>
+        <w:t>Ningún</w:t>
+      </w:r>
+      <w:proofErr w:type="spellEnd"/>
+      <w:r>
+        <w:t xml:space="preserve"> </w:t>
+      </w:r>
+      <w:proofErr w:type="spellStart"/>
+      <w:r>
+        <w:t>portón</w:t>
+      </w:r>
+      <w:proofErr w:type="spellEnd"/>
+      <w:r>
+        <w:t xml:space="preserve"> para </w:t>
+      </w:r>
+      <w:proofErr w:type="spellStart"/>
+      <w:r>
+        <w:t>vehículos</w:t>
+      </w:r>
+      <w:proofErr w:type="spellEnd"/>
+      <w:r>
+        <w:t xml:space="preserve">, </w:t>
+      </w:r>
+      <w:proofErr w:type="spellStart"/>
+      <w:r>
+        <w:t>ya</w:t>
+      </w:r>
+      <w:proofErr w:type="spellEnd"/>
+      <w:r>
+        <w:t xml:space="preserve"> </w:t>
+      </w:r>
+      <w:proofErr w:type="spellStart"/>
+      <w:r>
+        <w:t>sea</w:t>
+      </w:r>
+      <w:proofErr w:type="spellEnd"/>
+      <w:r>
+        <w:t xml:space="preserve"> manual o </w:t>
+      </w:r>
+      <w:proofErr w:type="spellStart"/>
+      <w:r>
+        <w:t>motorizado</w:t>
+      </w:r>
+      <w:proofErr w:type="spellEnd"/>
+      <w:r>
+        <w:t xml:space="preserve">, es </w:t>
+      </w:r>
+      <w:proofErr w:type="spellStart"/>
+      <w:r>
+        <w:t>válido</w:t>
+      </w:r>
+      <w:proofErr w:type="spellEnd"/>
+      <w:r>
+        <w:t xml:space="preserve"> por sí </w:t>
+      </w:r>
+      <w:proofErr w:type="spellStart"/>
+      <w:r>
+        <w:t>mismo</w:t>
+      </w:r>
+      <w:proofErr w:type="spellEnd"/>
+      <w:r>
+        <w:t xml:space="preserve"> como </w:t>
+      </w:r>
+      <w:proofErr w:type="spellStart"/>
+      <w:r>
+        <w:t>elemento</w:t>
+      </w:r>
+      <w:proofErr w:type="spellEnd"/>
+      <w:r>
+        <w:t xml:space="preserve"> para la </w:t>
+      </w:r>
+      <w:proofErr w:type="spellStart"/>
+      <w:r>
+        <w:t>evacuación</w:t>
+      </w:r>
+      <w:proofErr w:type="spellEnd"/>
+      <w:r>
+        <w:t xml:space="preserve"> de </w:t>
+      </w:r>
       <w:proofErr w:type="spellStart"/>
       <w:r>
         <w:t>personas</w:t>
       </w:r>
       <w:proofErr w:type="spellEnd"/>
-    </w:p>
-    <w:p>
-      <w:proofErr w:type="spellStart"/>
-      <w:r>
-        <w:t>Ningún</w:t>
+      <w:r>
+        <w:t xml:space="preserve">. No </w:t>
+      </w:r>
+      <w:proofErr w:type="spellStart"/>
+      <w:r>
+        <w:t>obstante</w:t>
+      </w:r>
+      <w:proofErr w:type="spellEnd"/>
+      <w:r>
+        <w:t xml:space="preserve">, </w:t>
+      </w:r>
+      <w:proofErr w:type="spellStart"/>
+      <w:r>
+        <w:t>dichos</w:t>
       </w:r>
       <w:proofErr w:type="spellEnd"/>
       <w:r>
@@ -5595,7 +5700,47 @@
       </w:r>
       <w:proofErr w:type="spellStart"/>
       <w:r>
-        <w:t>portón</w:t>
+        <w:t>portones</w:t>
+      </w:r>
+      <w:proofErr w:type="spellEnd"/>
+      <w:r>
+        <w:t xml:space="preserve"> </w:t>
+      </w:r>
+      <w:proofErr w:type="spellStart"/>
+      <w:r>
+        <w:t>pueden</w:t>
+      </w:r>
+      <w:proofErr w:type="spellEnd"/>
+      <w:r>
+        <w:t xml:space="preserve"> </w:t>
+      </w:r>
+      <w:proofErr w:type="spellStart"/>
+      <w:r>
+        <w:t>contener</w:t>
+      </w:r>
+      <w:proofErr w:type="spellEnd"/>
+      <w:r>
+        <w:t xml:space="preserve"> una </w:t>
+      </w:r>
+      <w:proofErr w:type="spellStart"/>
+      <w:r>
+        <w:t>puerta</w:t>
+      </w:r>
+      <w:proofErr w:type="spellEnd"/>
+      <w:r>
+        <w:t xml:space="preserve"> </w:t>
+      </w:r>
+      <w:proofErr w:type="spellStart"/>
+      <w:r>
+        <w:t>peatonal</w:t>
+      </w:r>
+      <w:proofErr w:type="spellEnd"/>
+      <w:r>
+        <w:t xml:space="preserve"> </w:t>
+      </w:r>
+      <w:proofErr w:type="spellStart"/>
+      <w:r>
+        <w:t>válida</w:t>
       </w:r>
       <w:proofErr w:type="spellEnd"/>
       <w:r>
@@ -5603,7 +5748,282 @@
       </w:r>
       <w:proofErr w:type="spellStart"/>
       <w:r>
-        <w:t>vehículos</w:t>
+        <w:t>dicha</w:t>
+      </w:r>
+      <w:proofErr w:type="spellEnd"/>
+      <w:r>
+        <w:t xml:space="preserve"> </w:t>
+      </w:r>
+      <w:proofErr w:type="spellStart"/>
+      <w:r>
+        <w:t>evacuación</w:t>
+      </w:r>
+      <w:proofErr w:type="spellEnd"/>
+      <w:r>
+        <w:t xml:space="preserve"> si, conforme a SUA 2-1.2.3, </w:t>
+      </w:r>
+      <w:proofErr w:type="spellStart"/>
+      <w:r>
+        <w:t>tienen</w:t>
+      </w:r>
+      <w:proofErr w:type="spellEnd"/>
+      <w:r>
+        <w:t xml:space="preserve"> </w:t>
+      </w:r>
+      <w:proofErr w:type="spellStart"/>
+      <w:r>
+        <w:t>marcado</w:t>
+      </w:r>
+      <w:proofErr w:type="spellEnd"/>
+      <w:r>
+        <w:t xml:space="preserve"> CE de </w:t>
+      </w:r>
+      <w:proofErr w:type="spellStart"/>
+      <w:r>
+        <w:t>conformidad</w:t>
+      </w:r>
+      <w:proofErr w:type="spellEnd"/>
+      <w:r>
+        <w:t xml:space="preserve"> con los </w:t>
+      </w:r>
+      <w:proofErr w:type="spellStart"/>
+      <w:r>
+        <w:t>correspondientes</w:t>
+      </w:r>
+      <w:proofErr w:type="spellEnd"/>
+      <w:r>
+        <w:t xml:space="preserve"> </w:t>
+      </w:r>
+      <w:proofErr w:type="spellStart"/>
+      <w:r>
+        <w:t>Reglamentos</w:t>
+      </w:r>
+      <w:proofErr w:type="spellEnd"/>
+      <w:r>
+        <w:t xml:space="preserve"> y </w:t>
+      </w:r>
+      <w:proofErr w:type="spellStart"/>
+      <w:r>
+        <w:t>Directivas</w:t>
+      </w:r>
+      <w:proofErr w:type="spellEnd"/>
+      <w:r>
+        <w:t xml:space="preserve"> </w:t>
+      </w:r>
+      <w:proofErr w:type="spellStart"/>
+      <w:r>
+        <w:t>Europeas</w:t>
+      </w:r>
+      <w:proofErr w:type="spellEnd"/>
+      <w:r>
+        <w:t>.</w:t>
+      </w:r>
+      <w:r>
+        <w:t>//</w:t>
+      </w:r>
+    </w:p>
+    <w:p>
+      <w:r>
+        <w:t>//</w:t>
+      </w:r>
+      <w:r>
+        <w:t xml:space="preserve">Condiciones aplicables a un </w:t>
+      </w:r>
+      <w:proofErr w:type="spellStart"/>
+      <w:r>
+        <w:t>hueco</w:t>
+      </w:r>
+      <w:proofErr w:type="spellEnd"/>
+      <w:r>
+        <w:t xml:space="preserve"> de </w:t>
+      </w:r>
+      <w:proofErr w:type="spellStart"/>
+      <w:r>
+        <w:t>salida</w:t>
+      </w:r>
+      <w:proofErr w:type="spellEnd"/>
+      <w:r>
+        <w:t>//</w:t>
+      </w:r>
+    </w:p>
+    <w:p>
+      <w:r>
+        <w:t>//</w:t>
+      </w:r>
+      <w:r>
+        <w:t xml:space="preserve">El </w:t>
+      </w:r>
+      <w:proofErr w:type="spellStart"/>
+      <w:r>
+        <w:t>compromiso</w:t>
+      </w:r>
+      <w:proofErr w:type="spellEnd"/>
+      <w:r>
+        <w:t xml:space="preserve"> personal del titular de un </w:t>
+      </w:r>
+      <w:proofErr w:type="spellStart"/>
+      <w:r>
+        <w:t>establecimiento</w:t>
+      </w:r>
+      <w:proofErr w:type="spellEnd"/>
+      <w:r>
+        <w:t xml:space="preserve"> de que las </w:t>
+      </w:r>
+      <w:proofErr w:type="spellStart"/>
+      <w:r>
+        <w:t>puertas</w:t>
+      </w:r>
+      <w:proofErr w:type="spellEnd"/>
+      <w:r>
+        <w:t xml:space="preserve"> </w:t>
+      </w:r>
+      <w:proofErr w:type="spellStart"/>
+      <w:r>
+        <w:t>vayan</w:t>
+      </w:r>
+      <w:proofErr w:type="spellEnd"/>
+      <w:r>
+        <w:t xml:space="preserve"> a </w:t>
+      </w:r>
+      <w:proofErr w:type="spellStart"/>
+      <w:r>
+        <w:t>permanecer</w:t>
+      </w:r>
+      <w:proofErr w:type="spellEnd"/>
+      <w:r>
+        <w:t xml:space="preserve"> </w:t>
+      </w:r>
+      <w:proofErr w:type="spellStart"/>
+      <w:r>
+        <w:t>abiertas</w:t>
+      </w:r>
+      <w:proofErr w:type="spellEnd"/>
+      <w:r>
+        <w:t xml:space="preserve"> no </w:t>
+      </w:r>
+      <w:proofErr w:type="spellStart"/>
+      <w:r>
+        <w:t>puede</w:t>
+      </w:r>
+      <w:proofErr w:type="spellEnd"/>
+      <w:r>
+        <w:t xml:space="preserve"> </w:t>
+      </w:r>
+      <w:proofErr w:type="spellStart"/>
+      <w:r>
+        <w:t>considerarse</w:t>
+      </w:r>
+      <w:proofErr w:type="spellEnd"/>
+      <w:r>
+        <w:t xml:space="preserve"> una </w:t>
+      </w:r>
+      <w:proofErr w:type="spellStart"/>
+      <w:r>
+        <w:t>solución</w:t>
+      </w:r>
+      <w:proofErr w:type="spellEnd"/>
+      <w:r>
+        <w:t xml:space="preserve"> alternativa.</w:t>
+      </w:r>
+      <w:r>
+        <w:t>//</w:t>
+      </w:r>
+    </w:p>
+    <w:p>
+      <w:r>
+        <w:t>//</w:t>
+      </w:r>
+      <w:proofErr w:type="spellStart"/>
+      <w:r>
+        <w:t>Puertas</w:t>
+      </w:r>
+      <w:proofErr w:type="spellEnd"/>
+      <w:r>
+        <w:t xml:space="preserve"> </w:t>
+      </w:r>
+      <w:proofErr w:type="spellStart"/>
+      <w:r>
+        <w:t>peatonales</w:t>
+      </w:r>
+      <w:proofErr w:type="spellEnd"/>
+      <w:r>
+        <w:t xml:space="preserve"> </w:t>
+      </w:r>
+      <w:proofErr w:type="spellStart"/>
+      <w:r>
+        <w:t>automáticas</w:t>
+      </w:r>
+      <w:proofErr w:type="spellEnd"/>
+      <w:r>
+        <w:t>//</w:t>
+      </w:r>
+    </w:p>
+    <w:p>
+      <w:r>
+        <w:t>//</w:t>
+      </w:r>
+      <w:r>
+        <w:t xml:space="preserve">5 Las </w:t>
+      </w:r>
+      <w:proofErr w:type="spellStart"/>
+      <w:r>
+        <w:t>puertas</w:t>
+      </w:r>
+      <w:proofErr w:type="spellEnd"/>
+      <w:r>
+        <w:t xml:space="preserve"> </w:t>
+      </w:r>
+      <w:proofErr w:type="spellStart"/>
+      <w:r>
+        <w:t>peatonales</w:t>
+      </w:r>
+      <w:proofErr w:type="spellEnd"/>
+      <w:r>
+        <w:t xml:space="preserve"> </w:t>
+      </w:r>
+      <w:proofErr w:type="spellStart"/>
+      <w:r>
+        <w:t>automáticas</w:t>
+      </w:r>
+      <w:proofErr w:type="spellEnd"/>
+      <w:r>
+        <w:t xml:space="preserve"> </w:t>
+      </w:r>
+      <w:proofErr w:type="spellStart"/>
+      <w:r>
+        <w:t>dispondrán</w:t>
+      </w:r>
+      <w:proofErr w:type="spellEnd"/>
+      <w:r>
+        <w:t xml:space="preserve"> de un sistema que en caso de fallo en el </w:t>
+      </w:r>
+      <w:proofErr w:type="spellStart"/>
+      <w:r>
+        <w:t>suministro</w:t>
+      </w:r>
+      <w:proofErr w:type="spellEnd"/>
+      <w:r>
+        <w:t xml:space="preserve"> </w:t>
+      </w:r>
+      <w:proofErr w:type="spellStart"/>
+      <w:r>
+        <w:t>eléctrico</w:t>
+      </w:r>
+      <w:proofErr w:type="spellEnd"/>
+      <w:r>
+        <w:t xml:space="preserve"> o en caso de </w:t>
+      </w:r>
+      <w:proofErr w:type="spellStart"/>
+      <w:r>
+        <w:t>señal</w:t>
+      </w:r>
+      <w:proofErr w:type="spellEnd"/>
+      <w:r>
+        <w:t xml:space="preserve"> de </w:t>
+      </w:r>
+      <w:proofErr w:type="spellStart"/>
+      <w:r>
+        <w:t>emergencia</w:t>
       </w:r>
       <w:proofErr w:type="spellEnd"/>
       <w:r>
@@ -5611,7 +6031,39 @@
       </w:r>
       <w:proofErr w:type="spellStart"/>
       <w:r>
-        <w:t>ya</w:t>
+        <w:t>cumplirá</w:t>
+      </w:r>
+      <w:proofErr w:type="spellEnd"/>
+      <w:r>
+        <w:t xml:space="preserve"> las </w:t>
+      </w:r>
+      <w:proofErr w:type="spellStart"/>
+      <w:r>
+        <w:t>siguientes</w:t>
+      </w:r>
+      <w:proofErr w:type="spellEnd"/>
+      <w:r>
+        <w:t xml:space="preserve"> condiciones, </w:t>
+      </w:r>
+      <w:proofErr w:type="spellStart"/>
+      <w:r>
+        <w:t>excepto</w:t>
+      </w:r>
+      <w:proofErr w:type="spellEnd"/>
+      <w:r>
+        <w:t xml:space="preserve"> en </w:t>
+      </w:r>
+      <w:proofErr w:type="spellStart"/>
+      <w:r>
+        <w:t>posición</w:t>
+      </w:r>
+      <w:proofErr w:type="spellEnd"/>
+      <w:r>
+        <w:t xml:space="preserve"> de </w:t>
+      </w:r>
+      <w:proofErr w:type="spellStart"/>
+      <w:r>
+        <w:t>cerrado</w:t>
       </w:r>
       <w:proofErr w:type="spellEnd"/>
       <w:r>
@@ -5619,43 +6071,121 @@
       </w:r>
       <w:proofErr w:type="spellStart"/>
       <w:r>
-        <w:t>sea</w:t>
-      </w:r>
-      <w:proofErr w:type="spellEnd"/>
-      <w:r>
-        <w:t xml:space="preserve"> manual o </w:t>
-      </w:r>
-      <w:proofErr w:type="spellStart"/>
-      <w:r>
-        <w:t>motorizado</w:t>
-      </w:r>
-      <w:proofErr w:type="spellEnd"/>
-      <w:r>
-        <w:t xml:space="preserve">, es </w:t>
-      </w:r>
-      <w:proofErr w:type="spellStart"/>
-      <w:r>
-        <w:t>válido</w:t>
-      </w:r>
-      <w:proofErr w:type="spellEnd"/>
-      <w:r>
-        <w:t xml:space="preserve"> por sí </w:t>
-      </w:r>
-      <w:proofErr w:type="spellStart"/>
-      <w:r>
-        <w:t>mismo</w:t>
-      </w:r>
-      <w:proofErr w:type="spellEnd"/>
-      <w:r>
-        <w:t xml:space="preserve"> como </w:t>
-      </w:r>
-      <w:proofErr w:type="spellStart"/>
-      <w:r>
-        <w:t>elemento</w:t>
-      </w:r>
-      <w:proofErr w:type="spellEnd"/>
-      <w:r>
-        <w:t xml:space="preserve"> para la </w:t>
+        <w:t>seguro</w:t>
+      </w:r>
+      <w:proofErr w:type="spellEnd"/>
+      <w:r>
+        <w:t>:</w:t>
+      </w:r>
+      <w:r>
+        <w:t>//</w:t>
+      </w:r>
+    </w:p>
+    <w:p>
+      <w:r>
+        <w:t>//</w:t>
+      </w:r>
+      <w:r>
+        <w:t xml:space="preserve">a) </w:t>
+      </w:r>
+      <w:r>
+        <w:t xml:space="preserve">Que, </w:t>
+      </w:r>
+      <w:proofErr w:type="spellStart"/>
+      <w:r>
+        <w:t>cuando</w:t>
+      </w:r>
+      <w:proofErr w:type="spellEnd"/>
+      <w:r>
+        <w:t xml:space="preserve"> se </w:t>
+      </w:r>
+      <w:proofErr w:type="spellStart"/>
+      <w:r>
+        <w:t>trate</w:t>
+      </w:r>
+      <w:proofErr w:type="spellEnd"/>
+      <w:r>
+        <w:t xml:space="preserve"> de una </w:t>
+      </w:r>
+      <w:proofErr w:type="spellStart"/>
+      <w:r>
+        <w:t>puerta</w:t>
+      </w:r>
+      <w:proofErr w:type="spellEnd"/>
+      <w:r>
+        <w:t xml:space="preserve"> </w:t>
+      </w:r>
+      <w:proofErr w:type="spellStart"/>
+      <w:r>
+        <w:t>corredera</w:t>
+      </w:r>
+      <w:proofErr w:type="spellEnd"/>
+      <w:r>
+        <w:t xml:space="preserve"> o plegable, </w:t>
+      </w:r>
+      <w:proofErr w:type="spellStart"/>
+      <w:r>
+        <w:t>abra</w:t>
+      </w:r>
+      <w:proofErr w:type="spellEnd"/>
+      <w:r>
+        <w:t xml:space="preserve"> y </w:t>
+      </w:r>
+      <w:proofErr w:type="spellStart"/>
+      <w:r>
+        <w:t>mantenga</w:t>
+      </w:r>
+      <w:proofErr w:type="spellEnd"/>
+      <w:r>
+        <w:t xml:space="preserve"> la </w:t>
+      </w:r>
+      <w:proofErr w:type="spellStart"/>
+      <w:r>
+        <w:t>puerta</w:t>
+      </w:r>
+      <w:proofErr w:type="spellEnd"/>
+      <w:r>
+        <w:t xml:space="preserve"> </w:t>
+      </w:r>
+      <w:proofErr w:type="spellStart"/>
+      <w:r>
+        <w:t>abierta</w:t>
+      </w:r>
+      <w:proofErr w:type="spellEnd"/>
+      <w:r>
+        <w:t xml:space="preserve"> o </w:t>
+      </w:r>
+      <w:proofErr w:type="spellStart"/>
+      <w:r>
+        <w:t>bien</w:t>
+      </w:r>
+      <w:proofErr w:type="spellEnd"/>
+      <w:r>
+        <w:t xml:space="preserve"> </w:t>
+      </w:r>
+      <w:proofErr w:type="spellStart"/>
+      <w:r>
+        <w:t>permita</w:t>
+      </w:r>
+      <w:proofErr w:type="spellEnd"/>
+      <w:r>
+        <w:t xml:space="preserve"> </w:t>
+      </w:r>
+      <w:proofErr w:type="spellStart"/>
+      <w:r>
+        <w:t>su</w:t>
+      </w:r>
+      <w:proofErr w:type="spellEnd"/>
+      <w:r>
+        <w:t xml:space="preserve"> apertura abatible en el </w:t>
+      </w:r>
+      <w:proofErr w:type="spellStart"/>
+      <w:r>
+        <w:t>sentido</w:t>
+      </w:r>
+      <w:proofErr w:type="spellEnd"/>
+      <w:r>
+        <w:t xml:space="preserve"> de la </w:t>
       </w:r>
       <w:proofErr w:type="spellStart"/>
       <w:r>
@@ -5663,35 +6193,51 @@
       </w:r>
       <w:proofErr w:type="spellEnd"/>
       <w:r>
-        <w:t xml:space="preserve"> de </w:t>
-      </w:r>
-      <w:proofErr w:type="spellStart"/>
-      <w:r>
-        <w:t>personas</w:t>
-      </w:r>
-      <w:proofErr w:type="spellEnd"/>
-      <w:r>
-        <w:t xml:space="preserve">. No </w:t>
-      </w:r>
-      <w:proofErr w:type="spellStart"/>
-      <w:r>
-        <w:t>obstante</w:t>
-      </w:r>
-      <w:proofErr w:type="spellEnd"/>
-      <w:r>
-        <w:t xml:space="preserve">, </w:t>
-      </w:r>
-      <w:proofErr w:type="spellStart"/>
-      <w:r>
-        <w:t>dichos</w:t>
-      </w:r>
-      <w:proofErr w:type="spellEnd"/>
-      <w:r>
         <w:t xml:space="preserve"> </w:t>
       </w:r>
       <w:proofErr w:type="spellStart"/>
       <w:r>
-        <w:t>portones</w:t>
+        <w:t>mediante</w:t>
+      </w:r>
+      <w:proofErr w:type="spellEnd"/>
+      <w:r>
+        <w:t xml:space="preserve"> simple </w:t>
+      </w:r>
+      <w:proofErr w:type="spellStart"/>
+      <w:r>
+        <w:t>empuje</w:t>
+      </w:r>
+      <w:proofErr w:type="spellEnd"/>
+      <w:r>
+        <w:t xml:space="preserve"> con una </w:t>
+      </w:r>
+      <w:proofErr w:type="spellStart"/>
+      <w:r>
+        <w:t>fuerza</w:t>
+      </w:r>
+      <w:proofErr w:type="spellEnd"/>
+      <w:r>
+        <w:t xml:space="preserve"> total que no </w:t>
+      </w:r>
+      <w:proofErr w:type="spellStart"/>
+      <w:r>
+        <w:t>exceda</w:t>
+      </w:r>
+      <w:proofErr w:type="spellEnd"/>
+      <w:r>
+        <w:t xml:space="preserve"> de 220 N. La </w:t>
+      </w:r>
+      <w:proofErr w:type="spellStart"/>
+      <w:r>
+        <w:t>opción</w:t>
+      </w:r>
+      <w:proofErr w:type="spellEnd"/>
+      <w:r>
+        <w:t xml:space="preserve"> de apertura abatible no se </w:t>
+      </w:r>
+      <w:proofErr w:type="spellStart"/>
+      <w:r>
+        <w:t>admite</w:t>
       </w:r>
       <w:proofErr w:type="spellEnd"/>
       <w:r>
@@ -5699,7 +6245,15 @@
       </w:r>
       <w:proofErr w:type="spellStart"/>
       <w:r>
-        <w:t>pueden</w:t>
+        <w:t>cuando</w:t>
+      </w:r>
+      <w:proofErr w:type="spellEnd"/>
+      <w:r>
+        <w:t xml:space="preserve"> la </w:t>
+      </w:r>
+      <w:proofErr w:type="spellStart"/>
+      <w:r>
+        <w:t>puerta</w:t>
       </w:r>
       <w:proofErr w:type="spellEnd"/>
       <w:r>
@@ -5707,15 +6261,15 @@
       </w:r>
       <w:proofErr w:type="spellStart"/>
       <w:r>
-        <w:t>contener</w:t>
-      </w:r>
-      <w:proofErr w:type="spellEnd"/>
-      <w:r>
-        <w:t xml:space="preserve"> una </w:t>
-      </w:r>
-      <w:proofErr w:type="spellStart"/>
-      <w:r>
-        <w:t>puerta</w:t>
+        <w:t>esté</w:t>
+      </w:r>
+      <w:proofErr w:type="spellEnd"/>
+      <w:r>
+        <w:t xml:space="preserve"> situada en un </w:t>
+      </w:r>
+      <w:proofErr w:type="spellStart"/>
+      <w:r>
+        <w:t>itinerario</w:t>
       </w:r>
       <w:proofErr w:type="spellEnd"/>
       <w:r>
@@ -5723,7 +6277,7 @@
       </w:r>
       <w:proofErr w:type="spellStart"/>
       <w:r>
-        <w:t>peatonal</w:t>
+        <w:t>accesible</w:t>
       </w:r>
       <w:proofErr w:type="spellEnd"/>
       <w:r>
@@ -5731,526 +6285,14 @@
       </w:r>
       <w:proofErr w:type="spellStart"/>
       <w:r>
-        <w:t>válida</w:t>
-      </w:r>
-      <w:proofErr w:type="spellEnd"/>
-      <w:r>
-        <w:t xml:space="preserve"> para </w:t>
-      </w:r>
-      <w:proofErr w:type="spellStart"/>
-      <w:r>
-        <w:t>dicha</w:t>
-      </w:r>
-      <w:proofErr w:type="spellEnd"/>
-      <w:r>
-        <w:t xml:space="preserve"> </w:t>
-      </w:r>
-      <w:proofErr w:type="spellStart"/>
-      <w:r>
-        <w:t>evacuación</w:t>
-      </w:r>
-      <w:proofErr w:type="spellEnd"/>
-      <w:r>
-        <w:t xml:space="preserve"> si, conforme a SUA 2-1.2.3, </w:t>
-      </w:r>
-      <w:proofErr w:type="spellStart"/>
-      <w:r>
-        <w:t>tienen</w:t>
-      </w:r>
-      <w:proofErr w:type="spellEnd"/>
-      <w:r>
-        <w:t xml:space="preserve"> </w:t>
-      </w:r>
-      <w:proofErr w:type="spellStart"/>
-      <w:r>
-        <w:t>marcado</w:t>
-      </w:r>
-      <w:proofErr w:type="spellEnd"/>
-      <w:r>
-        <w:t xml:space="preserve"> CE de </w:t>
-      </w:r>
-      <w:proofErr w:type="spellStart"/>
-      <w:r>
-        <w:t>conformidad</w:t>
-      </w:r>
-      <w:proofErr w:type="spellEnd"/>
-      <w:r>
-        <w:t xml:space="preserve"> con los </w:t>
-      </w:r>
-      <w:proofErr w:type="spellStart"/>
-      <w:r>
-        <w:t>correspondientes</w:t>
-      </w:r>
-      <w:proofErr w:type="spellEnd"/>
-      <w:r>
-        <w:t xml:space="preserve"> </w:t>
-      </w:r>
-      <w:proofErr w:type="spellStart"/>
-      <w:r>
-        <w:t>Reglamentos</w:t>
-      </w:r>
-      <w:proofErr w:type="spellEnd"/>
-      <w:r>
-        <w:t xml:space="preserve"> y </w:t>
-      </w:r>
-      <w:proofErr w:type="spellStart"/>
-      <w:r>
-        <w:t>Directivas</w:t>
-      </w:r>
-      <w:proofErr w:type="spellEnd"/>
-      <w:r>
-        <w:t xml:space="preserve"> </w:t>
-      </w:r>
-      <w:proofErr w:type="spellStart"/>
-      <w:r>
-        <w:t>Europeas</w:t>
-      </w:r>
-      <w:proofErr w:type="spellEnd"/>
-      <w:r>
-        <w:t>.</w:t>
-      </w:r>
-    </w:p>
-    <w:p>
-      <w:r>
-        <w:t xml:space="preserve">Condiciones aplicables a un </w:t>
-      </w:r>
-      <w:proofErr w:type="spellStart"/>
-      <w:r>
-        <w:t>hueco</w:t>
-      </w:r>
-      <w:proofErr w:type="spellEnd"/>
-      <w:r>
-        <w:t xml:space="preserve"> de </w:t>
-      </w:r>
-      <w:proofErr w:type="spellStart"/>
-      <w:r>
-        <w:t>salida</w:t>
-      </w:r>
-      <w:proofErr w:type="spellEnd"/>
-    </w:p>
-    <w:p>
-      <w:r>
-        <w:t xml:space="preserve">El </w:t>
-      </w:r>
-      <w:proofErr w:type="spellStart"/>
-      <w:r>
-        <w:t>compromiso</w:t>
-      </w:r>
-      <w:proofErr w:type="spellEnd"/>
-      <w:r>
-        <w:t xml:space="preserve"> personal del titular de un </w:t>
-      </w:r>
-      <w:proofErr w:type="spellStart"/>
-      <w:r>
-        <w:t>establecimiento</w:t>
-      </w:r>
-      <w:proofErr w:type="spellEnd"/>
-      <w:r>
-        <w:t xml:space="preserve"> de que las </w:t>
-      </w:r>
-      <w:proofErr w:type="spellStart"/>
-      <w:r>
-        <w:t>puertas</w:t>
-      </w:r>
-      <w:proofErr w:type="spellEnd"/>
-      <w:r>
-        <w:t xml:space="preserve"> </w:t>
-      </w:r>
-      <w:proofErr w:type="spellStart"/>
-      <w:r>
-        <w:t>vayan</w:t>
-      </w:r>
-      <w:proofErr w:type="spellEnd"/>
-      <w:r>
-        <w:t xml:space="preserve"> a </w:t>
-      </w:r>
-      <w:proofErr w:type="spellStart"/>
-      <w:r>
-        <w:t>permanecer</w:t>
-      </w:r>
-      <w:proofErr w:type="spellEnd"/>
-      <w:r>
-        <w:t xml:space="preserve"> </w:t>
-      </w:r>
-      <w:proofErr w:type="spellStart"/>
-      <w:r>
-        <w:t>abiertas</w:t>
-      </w:r>
-      <w:proofErr w:type="spellEnd"/>
-      <w:r>
-        <w:t xml:space="preserve"> no </w:t>
-      </w:r>
-      <w:proofErr w:type="spellStart"/>
-      <w:r>
-        <w:t>puede</w:t>
-      </w:r>
-      <w:proofErr w:type="spellEnd"/>
-      <w:r>
-        <w:t xml:space="preserve"> </w:t>
-      </w:r>
-      <w:proofErr w:type="spellStart"/>
-      <w:r>
-        <w:t>considerarse</w:t>
-      </w:r>
-      <w:proofErr w:type="spellEnd"/>
-      <w:r>
-        <w:t xml:space="preserve"> una </w:t>
-      </w:r>
-      <w:proofErr w:type="spellStart"/>
-      <w:r>
-        <w:t>solución</w:t>
-      </w:r>
-      <w:proofErr w:type="spellEnd"/>
-      <w:r>
-        <w:t xml:space="preserve"> alternativa.</w:t>
-      </w:r>
-    </w:p>
-    <w:p>
-      <w:proofErr w:type="spellStart"/>
-      <w:r>
-        <w:t>Puertas</w:t>
-      </w:r>
-      <w:proofErr w:type="spellEnd"/>
-      <w:r>
-        <w:t xml:space="preserve"> </w:t>
-      </w:r>
-      <w:proofErr w:type="spellStart"/>
-      <w:r>
-        <w:t>peatonales</w:t>
-      </w:r>
-      <w:proofErr w:type="spellEnd"/>
-      <w:r>
-        <w:t xml:space="preserve"> </w:t>
-      </w:r>
-      <w:proofErr w:type="spellStart"/>
-      <w:r>
-        <w:t>automáticas</w:t>
-      </w:r>
-      <w:proofErr w:type="spellEnd"/>
-    </w:p>
-    <w:p>
-      <w:r>
-        <w:t xml:space="preserve">5 Las </w:t>
-      </w:r>
-      <w:proofErr w:type="spellStart"/>
-      <w:r>
-        <w:t>puertas</w:t>
-      </w:r>
-      <w:proofErr w:type="spellEnd"/>
-      <w:r>
-        <w:t xml:space="preserve"> </w:t>
-      </w:r>
-      <w:proofErr w:type="spellStart"/>
-      <w:r>
-        <w:t>peatonales</w:t>
-      </w:r>
-      <w:proofErr w:type="spellEnd"/>
-      <w:r>
-        <w:t xml:space="preserve"> </w:t>
-      </w:r>
-      <w:proofErr w:type="spellStart"/>
-      <w:r>
-        <w:t>automáticas</w:t>
-      </w:r>
-      <w:proofErr w:type="spellEnd"/>
-      <w:r>
-        <w:t xml:space="preserve"> </w:t>
-      </w:r>
-      <w:proofErr w:type="spellStart"/>
-      <w:r>
-        <w:t>dispondrán</w:t>
-      </w:r>
-      <w:proofErr w:type="spellEnd"/>
-      <w:r>
-        <w:t xml:space="preserve"> de un sistema que en caso de fallo en el </w:t>
-      </w:r>
-      <w:proofErr w:type="spellStart"/>
-      <w:r>
-        <w:t>suministro</w:t>
-      </w:r>
-      <w:proofErr w:type="spellEnd"/>
-      <w:r>
-        <w:t xml:space="preserve"> </w:t>
-      </w:r>
-      <w:proofErr w:type="spellStart"/>
-      <w:r>
-        <w:t>eléctrico</w:t>
-      </w:r>
-      <w:proofErr w:type="spellEnd"/>
-      <w:r>
-        <w:t xml:space="preserve"> o en caso de </w:t>
-      </w:r>
-      <w:proofErr w:type="spellStart"/>
-      <w:r>
-        <w:t>señal</w:t>
-      </w:r>
-      <w:proofErr w:type="spellEnd"/>
-      <w:r>
-        <w:t xml:space="preserve"> de </w:t>
-      </w:r>
-      <w:proofErr w:type="spellStart"/>
-      <w:r>
-        <w:t>emergencia</w:t>
-      </w:r>
-      <w:proofErr w:type="spellEnd"/>
-      <w:r>
-        <w:t xml:space="preserve">, </w:t>
-      </w:r>
-      <w:proofErr w:type="spellStart"/>
-      <w:r>
-        <w:t>cumplirá</w:t>
-      </w:r>
-      <w:proofErr w:type="spellEnd"/>
-      <w:r>
-        <w:t xml:space="preserve"> las </w:t>
-      </w:r>
-      <w:proofErr w:type="spellStart"/>
-      <w:r>
-        <w:t>siguientes</w:t>
-      </w:r>
-      <w:proofErr w:type="spellEnd"/>
-      <w:r>
-        <w:t xml:space="preserve"> condiciones, </w:t>
-      </w:r>
-      <w:proofErr w:type="spellStart"/>
-      <w:r>
-        <w:t>excepto</w:t>
-      </w:r>
-      <w:proofErr w:type="spellEnd"/>
-      <w:r>
-        <w:t xml:space="preserve"> en </w:t>
-      </w:r>
-      <w:proofErr w:type="spellStart"/>
-      <w:r>
-        <w:t>posición</w:t>
-      </w:r>
-      <w:proofErr w:type="spellEnd"/>
-      <w:r>
-        <w:t xml:space="preserve"> de </w:t>
-      </w:r>
-      <w:proofErr w:type="spellStart"/>
-      <w:r>
-        <w:t>cerrado</w:t>
-      </w:r>
-      <w:proofErr w:type="spellEnd"/>
-      <w:r>
-        <w:t xml:space="preserve"> </w:t>
-      </w:r>
-      <w:proofErr w:type="spellStart"/>
-      <w:r>
-        <w:t>seguro</w:t>
-      </w:r>
-      <w:proofErr w:type="spellEnd"/>
-      <w:r>
-        <w:t>:</w:t>
-      </w:r>
-    </w:p>
-    <w:p>
-      <w:r>
-        <w:t xml:space="preserve">a) </w:t>
-      </w:r>
-      <w:r>
-        <w:t xml:space="preserve">Que, </w:t>
-      </w:r>
-      <w:proofErr w:type="spellStart"/>
-      <w:r>
-        <w:t>cuando</w:t>
-      </w:r>
-      <w:proofErr w:type="spellEnd"/>
-      <w:r>
-        <w:t xml:space="preserve"> se </w:t>
-      </w:r>
-      <w:proofErr w:type="spellStart"/>
-      <w:r>
-        <w:t>trate</w:t>
-      </w:r>
-      <w:proofErr w:type="spellEnd"/>
-      <w:r>
-        <w:t xml:space="preserve"> de una </w:t>
-      </w:r>
-      <w:proofErr w:type="spellStart"/>
-      <w:r>
-        <w:t>puerta</w:t>
-      </w:r>
-      <w:proofErr w:type="spellEnd"/>
-      <w:r>
-        <w:t xml:space="preserve"> </w:t>
-      </w:r>
-      <w:proofErr w:type="spellStart"/>
-      <w:r>
-        <w:t>corredera</w:t>
-      </w:r>
-      <w:proofErr w:type="spellEnd"/>
-      <w:r>
-        <w:t xml:space="preserve"> o plegable, </w:t>
-      </w:r>
-      <w:proofErr w:type="spellStart"/>
-      <w:r>
-        <w:t>abra</w:t>
-      </w:r>
-      <w:proofErr w:type="spellEnd"/>
-      <w:r>
-        <w:t xml:space="preserve"> y </w:t>
-      </w:r>
-      <w:proofErr w:type="spellStart"/>
-      <w:r>
-        <w:t>mantenga</w:t>
-      </w:r>
-      <w:proofErr w:type="spellEnd"/>
-      <w:r>
-        <w:t xml:space="preserve"> la </w:t>
-      </w:r>
-      <w:proofErr w:type="spellStart"/>
-      <w:r>
-        <w:t>puerta</w:t>
-      </w:r>
-      <w:proofErr w:type="spellEnd"/>
-      <w:r>
-        <w:t xml:space="preserve"> </w:t>
-      </w:r>
-      <w:proofErr w:type="spellStart"/>
-      <w:r>
-        <w:t>abierta</w:t>
-      </w:r>
-      <w:proofErr w:type="spellEnd"/>
-      <w:r>
-        <w:t xml:space="preserve"> o </w:t>
-      </w:r>
-      <w:proofErr w:type="spellStart"/>
-      <w:r>
-        <w:t>bien</w:t>
-      </w:r>
-      <w:proofErr w:type="spellEnd"/>
-      <w:r>
-        <w:t xml:space="preserve"> </w:t>
-      </w:r>
-      <w:proofErr w:type="spellStart"/>
-      <w:r>
-        <w:t>permita</w:t>
-      </w:r>
-      <w:proofErr w:type="spellEnd"/>
-      <w:r>
-        <w:t xml:space="preserve"> </w:t>
-      </w:r>
-      <w:proofErr w:type="spellStart"/>
-      <w:r>
-        <w:t>su</w:t>
-      </w:r>
-      <w:proofErr w:type="spellEnd"/>
-      <w:r>
-        <w:t xml:space="preserve"> apertura abatible en el </w:t>
-      </w:r>
-      <w:proofErr w:type="spellStart"/>
-      <w:r>
-        <w:t>sentido</w:t>
-      </w:r>
-      <w:proofErr w:type="spellEnd"/>
-      <w:r>
-        <w:t xml:space="preserve"> de la </w:t>
-      </w:r>
-      <w:proofErr w:type="spellStart"/>
-      <w:r>
-        <w:t>evacuación</w:t>
-      </w:r>
-      <w:proofErr w:type="spellEnd"/>
-      <w:r>
-        <w:t xml:space="preserve"> </w:t>
-      </w:r>
-      <w:proofErr w:type="spellStart"/>
-      <w:r>
-        <w:t>mediante</w:t>
-      </w:r>
-      <w:proofErr w:type="spellEnd"/>
-      <w:r>
-        <w:t xml:space="preserve"> simple </w:t>
-      </w:r>
-      <w:proofErr w:type="spellStart"/>
-      <w:r>
-        <w:t>empuje</w:t>
-      </w:r>
-      <w:proofErr w:type="spellEnd"/>
-      <w:r>
-        <w:t xml:space="preserve"> con una </w:t>
-      </w:r>
-      <w:proofErr w:type="spellStart"/>
-      <w:r>
-        <w:t>fuerza</w:t>
-      </w:r>
-      <w:proofErr w:type="spellEnd"/>
-      <w:r>
-        <w:t xml:space="preserve"> total que no </w:t>
-      </w:r>
-      <w:proofErr w:type="spellStart"/>
-      <w:r>
-        <w:t>exceda</w:t>
-      </w:r>
-      <w:proofErr w:type="spellEnd"/>
-      <w:r>
-        <w:t xml:space="preserve"> de 220 N. La </w:t>
-      </w:r>
-      <w:proofErr w:type="spellStart"/>
-      <w:r>
-        <w:t>opción</w:t>
-      </w:r>
-      <w:proofErr w:type="spellEnd"/>
-      <w:r>
-        <w:t xml:space="preserve"> de apertura abatible no se </w:t>
-      </w:r>
-      <w:proofErr w:type="spellStart"/>
-      <w:r>
-        <w:t>admite</w:t>
-      </w:r>
-      <w:proofErr w:type="spellEnd"/>
-      <w:r>
-        <w:t xml:space="preserve"> </w:t>
-      </w:r>
-      <w:proofErr w:type="spellStart"/>
-      <w:r>
-        <w:t>cuando</w:t>
-      </w:r>
-      <w:proofErr w:type="spellEnd"/>
-      <w:r>
-        <w:t xml:space="preserve"> la </w:t>
-      </w:r>
-      <w:proofErr w:type="spellStart"/>
-      <w:r>
-        <w:t>puerta</w:t>
-      </w:r>
-      <w:proofErr w:type="spellEnd"/>
-      <w:r>
-        <w:t xml:space="preserve"> </w:t>
-      </w:r>
-      <w:proofErr w:type="spellStart"/>
-      <w:r>
-        <w:t>esté</w:t>
-      </w:r>
-      <w:proofErr w:type="spellEnd"/>
-      <w:r>
-        <w:t xml:space="preserve"> situada en un </w:t>
-      </w:r>
-      <w:proofErr w:type="spellStart"/>
-      <w:r>
-        <w:t>itinerario</w:t>
-      </w:r>
-      <w:proofErr w:type="spellEnd"/>
-      <w:r>
-        <w:t xml:space="preserve"> </w:t>
-      </w:r>
-      <w:proofErr w:type="spellStart"/>
-      <w:r>
-        <w:t>accesible</w:t>
-      </w:r>
-      <w:proofErr w:type="spellEnd"/>
-      <w:r>
-        <w:t xml:space="preserve"> </w:t>
-      </w:r>
-      <w:proofErr w:type="spellStart"/>
-      <w:r>
         <w:t>según</w:t>
       </w:r>
       <w:proofErr w:type="spellEnd"/>
       <w:r>
         <w:t xml:space="preserve"> DB SUA.</w:t>
+      </w:r>
+      <w:r>
+        <w:t>//</w:t>
       </w:r>
     </w:p>
     <w:p>
@@ -6261,6 +6303,9 @@
       </w:pPr>
       <w:r>
         <w:lastRenderedPageBreak/>
+        <w:t>//</w:t>
+      </w:r>
+      <w:r>
         <w:t xml:space="preserve">b) </w:t>
       </w:r>
       <w:r>
@@ -8983,8 +9028,6 @@
       <w:r>
         <w:t>//</w:t>
       </w:r>
-      <w:bookmarkStart w:id="0" w:name="_GoBack"/>
-      <w:bookmarkEnd w:id="0"/>
       <w:r>
         <w:t xml:space="preserve">. S’ha de redistribuir l’espai </w:t>
       </w:r>
@@ -21010,7 +21053,7 @@
 </file>
 
 <file path=customXml/itemProps1.xml><?xml version="1.0" encoding="utf-8"?>
-<ds:datastoreItem xmlns:ds="http://schemas.openxmlformats.org/officeDocument/2006/customXml" ds:itemID="{E70A0C75-9F61-462E-BAEA-BF26428A0EB4}">
+<ds:datastoreItem xmlns:ds="http://schemas.openxmlformats.org/officeDocument/2006/customXml" ds:itemID="{018B85AF-E848-4136-9757-E1AB718DC26F}">
   <ds:schemaRefs>
     <ds:schemaRef ds:uri="http://schemas.openxmlformats.org/officeDocument/2006/bibliography"/>
   </ds:schemaRefs>

--- a/ESTRUCTURALS/REQ1.docx
+++ b/ESTRUCTURALS/REQ1.docx
@@ -41,7 +41,7 @@
         <w:pStyle w:val="Cita"/>
       </w:pPr>
       <w:r>
-        <w:t>https://salutweb.gencat.cat/ca/tramits/tramits-temes/Autoritzacio-de-centres-o-serveis-sanitaris</w:t>
+        <w:t>https://tramits.gencat.cat/ca/tramits/tramits-temes/Autoritzacio-de-centres-o-serveis-sanitaris</w:t>
       </w:r>
     </w:p>
     <w:p>
@@ -1405,7 +1405,7 @@
         <w:pStyle w:val="Cita"/>
       </w:pPr>
       <w:r>
-        <w:t>https://empresa.gencat.cat/ca/treb_ambits_actuacio/seguretat-industrial/installacions-industrials/gasos-combustibles/verificacio/</w:t>
+        <w:t>https://canalempresa.gencat.cat/ca/integraciodepartamentaltramit/tramit/PerTemes/Presentacio-de-la-declaracio-responsable-per-a-installacions-de-gasos-combustibles-posada-en-servei-modificacions-i-baixa?category=</w:t>
       </w:r>
     </w:p>
     <w:p>

--- a/ESTRUCTURALS/REQ1.docx
+++ b/ESTRUCTURALS/REQ1.docx
@@ -1,6 +1,6 @@
 
 <file path=word/document.xml><?xml version="1.0" encoding="utf-8"?>
-<w:document xmlns:wpc="http://schemas.microsoft.com/office/word/2010/wordprocessingCanvas" xmlns:cx="http://schemas.microsoft.com/office/drawing/2014/chartex" xmlns:cx1="http://schemas.microsoft.com/office/drawing/2015/9/8/chartex" xmlns:mc="http://schemas.openxmlformats.org/markup-compatibility/2006" xmlns:o="urn:schemas-microsoft-com:office:office" xmlns:r="http://schemas.openxmlformats.org/officeDocument/2006/relationships" xmlns:m="http://schemas.openxmlformats.org/officeDocument/2006/math" xmlns:v="urn:schemas-microsoft-com:vml" xmlns:wp14="http://schemas.microsoft.com/office/word/2010/wordprocessingDrawing" xmlns:wp="http://schemas.openxmlformats.org/drawingml/2006/wordprocessingDrawing" xmlns:w10="urn:schemas-microsoft-com:office:word" xmlns:w="http://schemas.openxmlformats.org/wordprocessingml/2006/main" xmlns:w14="http://schemas.microsoft.com/office/word/2010/wordml" xmlns:w15="http://schemas.microsoft.com/office/word/2012/wordml" xmlns:w16se="http://schemas.microsoft.com/office/word/2015/wordml/symex" xmlns:wpg="http://schemas.microsoft.com/office/word/2010/wordprocessingGroup" xmlns:wpi="http://schemas.microsoft.com/office/word/2010/wordprocessingInk" xmlns:wne="http://schemas.microsoft.com/office/word/2006/wordml" xmlns:wps="http://schemas.microsoft.com/office/word/2010/wordprocessingShape" mc:Ignorable="w14 w15 w16se wp14">
+<w:document xmlns:mc="http://schemas.openxmlformats.org/markup-compatibility/2006" xmlns:r="http://schemas.openxmlformats.org/officeDocument/2006/relationships" xmlns:w="http://schemas.openxmlformats.org/wordprocessingml/2006/main" mc:Ignorable="w14 w15 w16se wp14">
   <w:body>
     <w:p>
       <w:r>
@@ -4177,19 +4177,6 @@
       </w:pPr>
       <w:r>
         <w:t>::SUB:: Registres sanitaris</w:t>
-      </w:r>
-    </w:p>
-    <w:p>
-      <w:pPr>
-        <w:pStyle w:val="Ttulo2"/>
-      </w:pPr>
-      <w:r>
-        <w:t>::INTRO::</w:t>
-      </w:r>
-    </w:p>
-    <w:p>
-      <w:r>
-        <w:t>https://canalempresa.gencat.cat/web/.content/oge/doc/QUADRE_Salut_Alimentaria.pdf</w:t>
       </w:r>
     </w:p>
     <w:p>

--- a/ESTRUCTURALS/REQ1.docx
+++ b/ESTRUCTURALS/REQ1.docx
@@ -1,6 +1,6 @@
 
 <file path=word/document.xml><?xml version="1.0" encoding="utf-8"?>
-<w:document xmlns:mc="http://schemas.openxmlformats.org/markup-compatibility/2006" xmlns:r="http://schemas.openxmlformats.org/officeDocument/2006/relationships" xmlns:w="http://schemas.openxmlformats.org/wordprocessingml/2006/main" mc:Ignorable="w14 w15 w16se wp14">
+<w:document xmlns:wpc="http://schemas.microsoft.com/office/word/2010/wordprocessingCanvas" xmlns:cx="http://schemas.microsoft.com/office/drawing/2014/chartex" xmlns:cx1="http://schemas.microsoft.com/office/drawing/2015/9/8/chartex" xmlns:mc="http://schemas.openxmlformats.org/markup-compatibility/2006" xmlns:o="urn:schemas-microsoft-com:office:office" xmlns:r="http://schemas.openxmlformats.org/officeDocument/2006/relationships" xmlns:m="http://schemas.openxmlformats.org/officeDocument/2006/math" xmlns:v="urn:schemas-microsoft-com:vml" xmlns:wp14="http://schemas.microsoft.com/office/word/2010/wordprocessingDrawing" xmlns:wp="http://schemas.openxmlformats.org/drawingml/2006/wordprocessingDrawing" xmlns:w10="urn:schemas-microsoft-com:office:word" xmlns:w="http://schemas.openxmlformats.org/wordprocessingml/2006/main" xmlns:w14="http://schemas.microsoft.com/office/word/2010/wordml" xmlns:w15="http://schemas.microsoft.com/office/word/2012/wordml" xmlns:w16se="http://schemas.microsoft.com/office/word/2015/wordml/symex" xmlns:wpg="http://schemas.microsoft.com/office/word/2010/wordprocessingGroup" xmlns:wpi="http://schemas.microsoft.com/office/word/2010/wordprocessingInk" xmlns:wne="http://schemas.microsoft.com/office/word/2006/wordml" xmlns:wps="http://schemas.microsoft.com/office/word/2010/wordprocessingShape" mc:Ignorable="w14 w15 w16se wp14">
   <w:body>
     <w:p>
       <w:r>

--- a/ESTRUCTURALS/REQ1.docx
+++ b/ESTRUCTURALS/REQ1.docx
@@ -5,6 +5,151 @@
     <w:p>
       <w:r>
         <w:t>S'han observat les següents deficiències que cal esmenar per poder exercir l'activitat:</w:t>
+      </w:r>
+    </w:p>
+    <w:p>
+      <w:pPr>
+        <w:pStyle w:val="Ttulo2"/>
+      </w:pPr>
+      <w:r>
+        <w:t>Requeriment pendent</w:t>
+      </w:r>
+    </w:p>
+    <w:p>
+      <w:r>
+        <w:t xml:space="preserve">S’ha de donar resposta a l’anterior requeriment amb Núm. de registre: </w:t>
+      </w:r>
+      <w:r>
+        <w:t>[CAMP: Registre sortida (S-202X-XXXX)]</w:t>
+      </w:r>
+      <w:r>
+        <w:t>.</w:t>
+      </w:r>
+    </w:p>
+    <w:p>
+      <w:r>
+        <w:t>COPIAR REQUERIMENT</w:t>
+      </w:r>
+    </w:p>
+    <w:p>
+      <w:pPr>
+        <w:pStyle w:val="Prrafodelista"/>
+        <w:ind w:left="0"/>
+      </w:pPr>
+      <w:r>
+        <w:t>I a més a més, esmenar els següents punts:</w:t>
+      </w:r>
+    </w:p>
+    <w:p>
+      <w:pPr>
+        <w:pStyle w:val="Ttulo1"/>
+      </w:pPr>
+      <w:r>
+        <w:t>Desistiment comunicació</w:t>
+      </w:r>
+    </w:p>
+    <w:p>
+      <w:r>
+        <w:t>La comunicació presenta els següents defectes de caràcter essencial:</w:t>
+      </w:r>
+    </w:p>
+    <w:p>
+      <w:r>
+        <w:t>a) L</w:t>
+      </w:r>
+      <w:r>
+        <w:t>es dades consignades no permeten d’identificar degudament el titular o tècnic i l’activitat exercida, ni les característiques que siguin rellevants per a determinar la normativa aplicable.</w:t>
+      </w:r>
+    </w:p>
+    <w:p>
+      <w:r>
+        <w:t>b) L</w:t>
+      </w:r>
+      <w:r>
+        <w:t>es dades consignades no són certes i s’han alterat voluntàriament per tal d’atribuir a la comunicació algun dels elements o requisits essencials necessaris.</w:t>
+      </w:r>
+    </w:p>
+    <w:p>
+      <w:r>
+        <w:t xml:space="preserve">c) </w:t>
+      </w:r>
+      <w:r>
+        <w:t>L</w:t>
+      </w:r>
+      <w:r>
+        <w:t>’activitat no disposa d’alguna de les llicències o comunicacions sectorials o urbanístiques necessàries.</w:t>
+      </w:r>
+    </w:p>
+    <w:p>
+      <w:r>
+        <w:t>d) N</w:t>
+      </w:r>
+      <w:r>
+        <w:t>o es presenta la documentació necessària o bé aquesta no s’adequa a l’objecte o a les finalitats de l’establiment o l’activitat.</w:t>
+      </w:r>
+    </w:p>
+    <w:p>
+      <w:r>
+        <w:t>e) S</w:t>
+      </w:r>
+      <w:r>
+        <w:t>’han omès l’informe i el certificat de l’acte de comprovació d’incendis o el permís d’abocament, o qualsevol altre informe o control previ preceptiu o necessari d’acord amb la normativa sectorial.</w:t>
+      </w:r>
+    </w:p>
+    <w:p>
+      <w:pPr>
+        <w:pStyle w:val="Ttulo1"/>
+      </w:pPr>
+      <w:r>
+        <w:t>Estat de l’establiment</w:t>
+      </w:r>
+    </w:p>
+    <w:p>
+      <w:pPr>
+        <w:pStyle w:val="Ttulo2"/>
+      </w:pPr>
+      <w:r>
+        <w:t>Estat - Higiene</w:t>
+      </w:r>
+    </w:p>
+    <w:p>
+      <w:r>
+        <w:t xml:space="preserve">Higiene. S'incompleixen greument les condicions sanitàries, de salubritat i d'higiene. S’haurà de portar a terme una neteja integral de </w:t>
+      </w:r>
+      <w:r>
+        <w:t>[CAMP:</w:t>
+      </w:r>
+      <w:r>
+        <w:t xml:space="preserve"> A netejar</w:t>
+      </w:r>
+      <w:r>
+        <w:t xml:space="preserve"> (p. ex. l'</w:t>
+      </w:r>
+      <w:r>
+        <w:t>establiment</w:t>
+      </w:r>
+      <w:r>
+        <w:t>)]</w:t>
+      </w:r>
+      <w:r>
+        <w:t>.</w:t>
+      </w:r>
+    </w:p>
+    <w:p>
+      <w:pPr>
+        <w:pStyle w:val="Ttulo2"/>
+      </w:pPr>
+      <w:r>
+        <w:t>Estat - Residus</w:t>
+      </w:r>
+    </w:p>
+    <w:p>
+      <w:r>
+        <w:t xml:space="preserve">Residus. S’ha de complir amb l’Article 21 de la Llei 7/2022, de 8 d'abril, de residus i sòls contaminats per a una economia circular on s’indica que s’ha de “Disposar d'una zona habilitada i identificada per a l'emmagatzematge correcte dels residus que reuneixi les condicions adequades d'higiene i seguretat mentre estiguin en el seu poder. En el cas d'emmagatzematge de residus perillosos </w:t>
+      </w:r>
+      <w:r>
+        <w:lastRenderedPageBreak/>
+        <w:t>aquests han d'estar protegits de la intempèrie i amb sistemes de retenció d'abocaments i vessaments.”</w:t>
       </w:r>
     </w:p>
     <w:p>
@@ -4211,16 +4356,51 @@
         <w:pStyle w:val="Ttulo2"/>
       </w:pPr>
       <w:r>
+        <w:t>Registres sanitaris - DR salut alimentària</w:t>
+      </w:r>
+    </w:p>
+    <w:p>
+      <w:r>
+        <w:t>L’activitat ha de presentar la Declaració responsable en matèria de salut alimentària</w:t>
+      </w:r>
+      <w:r>
+        <w:t>.</w:t>
+      </w:r>
+    </w:p>
+    <w:p>
+      <w:pPr>
+        <w:pStyle w:val="Cita"/>
+      </w:pPr>
+      <w:r>
+        <w:t>https://www.seu-e.cat/ca/web/cornella/tramits-i-gestions/-/tramits/tramit/14387441?p_auth=xcFulVcY</w:t>
+      </w:r>
+    </w:p>
+    <w:p>
+      <w:pPr>
+        <w:pStyle w:val="Ttulo2"/>
+      </w:pPr>
+      <w:r>
         <w:lastRenderedPageBreak/>
-        <w:t>Registres sanitaris - DR salut alimentària</w:t>
-      </w:r>
-    </w:p>
-    <w:p>
-      <w:r>
-        <w:t>L’activitat ha de presentar la Declaració responsable en matèria de salut alimentària</w:t>
-      </w:r>
-      <w:r>
-        <w:t>.</w:t>
+        <w:t>::SUB:: Comerç</w:t>
+      </w:r>
+    </w:p>
+    <w:p>
+      <w:pPr>
+        <w:pStyle w:val="Ttulo2"/>
+      </w:pPr>
+      <w:r>
+        <w:t>Comerç - mesures de seguretat</w:t>
+      </w:r>
+    </w:p>
+    <w:p>
+      <w:r>
+        <w:t xml:space="preserve">Comerç de seguretat. </w:t>
+      </w:r>
+      <w:r>
+        <w:t>S’ha de sol·licitar l’</w:t>
+      </w:r>
+      <w:r>
+        <w:t xml:space="preserve">Autorització d'obertura, trasllat i comunicació de reformes d'establiments obligats a disposar de mesures de seguretat i/o de dispensa d'alguna de les mesures. </w:t>
       </w:r>
     </w:p>
     <w:p>
@@ -4228,34 +4408,23 @@
         <w:pStyle w:val="Cita"/>
       </w:pPr>
       <w:r>
-        <w:t>https://www.seu-e.cat/ca/web/cornella/tramits-i-gestions/-/tramits/tramit/14387441?p_auth=xcFulVcY</w:t>
-      </w:r>
-    </w:p>
-    <w:p>
-      <w:pPr>
-        <w:pStyle w:val="Ttulo2"/>
-      </w:pPr>
-      <w:r>
-        <w:t>::SUB:: Comerç</w:t>
-      </w:r>
-    </w:p>
-    <w:p>
-      <w:pPr>
-        <w:pStyle w:val="Ttulo2"/>
-      </w:pPr>
-      <w:r>
-        <w:t>Comerç - mesures de seguretat</w:t>
-      </w:r>
-    </w:p>
-    <w:p>
-      <w:r>
-        <w:t xml:space="preserve">Comerç de seguretat. </w:t>
-      </w:r>
-      <w:r>
-        <w:t>S’ha de sol·licitar l’</w:t>
-      </w:r>
-      <w:r>
-        <w:t xml:space="preserve">Autorització d'obertura, trasllat i comunicació de reformes d'establiments obligats a disposar de mesures de seguretat i/o de dispensa d'alguna de les mesures. </w:t>
+        <w:t>https://interior.gencat.cat/ca/tramits/tramits-temes/21558_-_Autoritzacio-dobertura-trasllat-i-comunicacio-de-reformes-destabliments-obligats-a-disposar-de-mesures-de-seguretat-i-o-de-dispensa-dalguna-de-les-mesures</w:t>
+      </w:r>
+    </w:p>
+    <w:p>
+      <w:pPr>
+        <w:pStyle w:val="Ttulo2"/>
+      </w:pPr>
+      <w:r>
+        <w:t>API - Registre agents immobiliaris</w:t>
+      </w:r>
+    </w:p>
+    <w:p>
+      <w:r>
+        <w:t xml:space="preserve">API. </w:t>
+      </w:r>
+      <w:r>
+        <w:t>El titular de l’activitat s’ha d’enregistrar en el Registre d'agents immobiliaris de Catalunya.</w:t>
       </w:r>
     </w:p>
     <w:p>
@@ -4263,30 +4432,6 @@
         <w:pStyle w:val="Cita"/>
       </w:pPr>
       <w:r>
-        <w:t>https://interior.gencat.cat/ca/tramits/tramits-temes/21558_-_Autoritzacio-dobertura-trasllat-i-comunicacio-de-reformes-destabliments-obligats-a-disposar-de-mesures-de-seguretat-i-o-de-dispensa-dalguna-de-les-mesures</w:t>
-      </w:r>
-    </w:p>
-    <w:p>
-      <w:pPr>
-        <w:pStyle w:val="Ttulo2"/>
-      </w:pPr>
-      <w:r>
-        <w:t>API - Registre agents immobiliaris</w:t>
-      </w:r>
-    </w:p>
-    <w:p>
-      <w:r>
-        <w:t xml:space="preserve">API. </w:t>
-      </w:r>
-      <w:r>
-        <w:t>El titular de l’activitat s’ha d’enregistrar en el Registre d'agents immobiliaris de Catalunya.</w:t>
-      </w:r>
-    </w:p>
-    <w:p>
-      <w:pPr>
-        <w:pStyle w:val="Cita"/>
-      </w:pPr>
-      <w:r>
         <w:t>https://canalempresa.gencat.cat/ca/integraciodepartamentaltramit/tramit/PerTemes/Registre_Agents_Immobiliaris_Catalunya</w:t>
       </w:r>
     </w:p>
@@ -4303,7 +4448,156 @@
         <w:pStyle w:val="Ttulo2"/>
       </w:pPr>
       <w:r>
-        <w:t>Evacuació - portes practicables</w:t>
+        <w:t>Aplica CTE, NO RSCIEI</w:t>
+      </w:r>
+    </w:p>
+    <w:p>
+      <w:r>
+        <w:t xml:space="preserve">S’ha de legalitzar l’activitat segons el </w:t>
+      </w:r>
+      <w:r>
+        <w:t xml:space="preserve">CTE </w:t>
+      </w:r>
+      <w:r>
+        <w:t xml:space="preserve">i no el </w:t>
+      </w:r>
+      <w:r>
+        <w:t>RSCIEI</w:t>
+      </w:r>
+      <w:r>
+        <w:t xml:space="preserve">, </w:t>
+      </w:r>
+      <w:r>
+        <w:t xml:space="preserve">tal i com s’indica al CTE DB SI, </w:t>
+      </w:r>
+      <w:r>
+        <w:t>//</w:t>
+      </w:r>
+      <w:r>
+        <w:t xml:space="preserve"> </w:t>
+      </w:r>
+      <w:r>
+        <w:t xml:space="preserve">II </w:t>
+      </w:r>
+      <w:proofErr w:type="spellStart"/>
+      <w:r>
+        <w:t>Ámbito</w:t>
+      </w:r>
+      <w:proofErr w:type="spellEnd"/>
+      <w:r>
+        <w:t xml:space="preserve"> de </w:t>
+      </w:r>
+      <w:proofErr w:type="spellStart"/>
+      <w:r>
+        <w:t>aplicación</w:t>
+      </w:r>
+      <w:proofErr w:type="spellEnd"/>
+      <w:r>
+        <w:t xml:space="preserve"> III</w:t>
+      </w:r>
+      <w:r>
+        <w:t>// i //</w:t>
+      </w:r>
+      <w:proofErr w:type="spellStart"/>
+      <w:r>
+        <w:t>Criterios</w:t>
+      </w:r>
+      <w:proofErr w:type="spellEnd"/>
+      <w:r>
+        <w:t xml:space="preserve"> generales de </w:t>
+      </w:r>
+      <w:proofErr w:type="spellStart"/>
+      <w:r>
+        <w:t>aplicación</w:t>
+      </w:r>
+      <w:proofErr w:type="spellEnd"/>
+      <w:r>
+        <w:t>//.</w:t>
+      </w:r>
+    </w:p>
+    <w:p>
+      <w:pPr>
+        <w:pStyle w:val="Ttulo2"/>
+      </w:pPr>
+      <w:r>
+        <w:t>Aplica RSCIEI, NO CTE</w:t>
+      </w:r>
+    </w:p>
+    <w:p>
+      <w:r>
+        <w:t xml:space="preserve">S’ha de legalitzar l’activitat segons el RSCIEI i no el CTE, tal i com s’indica al CTE DB SI, </w:t>
+      </w:r>
+      <w:r>
+        <w:t>//</w:t>
+      </w:r>
+      <w:r>
+        <w:t xml:space="preserve"> </w:t>
+      </w:r>
+      <w:r>
+        <w:t xml:space="preserve">II </w:t>
+      </w:r>
+      <w:proofErr w:type="spellStart"/>
+      <w:r>
+        <w:t>Ámbito</w:t>
+      </w:r>
+      <w:proofErr w:type="spellEnd"/>
+      <w:r>
+        <w:t xml:space="preserve"> de </w:t>
+      </w:r>
+      <w:proofErr w:type="spellStart"/>
+      <w:r>
+        <w:t>aplicación</w:t>
+      </w:r>
+      <w:proofErr w:type="spellEnd"/>
+      <w:r>
+        <w:t xml:space="preserve"> </w:t>
+      </w:r>
+      <w:r>
+        <w:t>III</w:t>
+      </w:r>
+      <w:r>
+        <w:t>//</w:t>
+      </w:r>
+      <w:r>
+        <w:t xml:space="preserve"> i </w:t>
+      </w:r>
+      <w:r>
+        <w:t>//</w:t>
+      </w:r>
+      <w:proofErr w:type="spellStart"/>
+      <w:r>
+        <w:t>Criterios</w:t>
+      </w:r>
+      <w:proofErr w:type="spellEnd"/>
+      <w:r>
+        <w:t xml:space="preserve"> generales de </w:t>
+      </w:r>
+      <w:proofErr w:type="spellStart"/>
+      <w:r>
+        <w:t>aplicación</w:t>
+      </w:r>
+      <w:proofErr w:type="spellEnd"/>
+      <w:r>
+        <w:t>//.</w:t>
+      </w:r>
+    </w:p>
+    <w:p>
+      <w:pPr>
+        <w:pStyle w:val="Ttulo2"/>
+      </w:pPr>
+      <w:r>
+        <w:t>Evacuació</w:t>
+      </w:r>
+      <w:r>
+        <w:t xml:space="preserve"> </w:t>
+      </w:r>
+      <w:proofErr w:type="spellStart"/>
+      <w:r>
+        <w:t>Evacuació</w:t>
+      </w:r>
+      <w:proofErr w:type="spellEnd"/>
+      <w:r>
+        <w:t xml:space="preserve"> - portes practicables</w:t>
       </w:r>
     </w:p>
     <w:p>
@@ -4355,6 +4649,7 @@
         <w:pStyle w:val="Ttulo2"/>
       </w:pPr>
       <w:r>
+        <w:lastRenderedPageBreak/>
         <w:t xml:space="preserve">SP 136 Model A - </w:t>
       </w:r>
       <w:proofErr w:type="spellStart"/>
@@ -4386,7 +4681,6 @@
     </w:p>
     <w:p>
       <w:r>
-        <w:lastRenderedPageBreak/>
         <w:t xml:space="preserve">- </w:t>
       </w:r>
       <w:r>
@@ -5574,8 +5868,6 @@
       <w:r>
         <w:t>persones//</w:t>
       </w:r>
-      <w:bookmarkStart w:id="0" w:name="_GoBack"/>
-      <w:bookmarkEnd w:id="0"/>
     </w:p>
     <w:p>
       <w:r>
@@ -7765,6 +8057,45 @@
         <w:pStyle w:val="Ttulo2"/>
       </w:pPr>
       <w:r>
+        <w:t>::SUB:: Horari</w:t>
+      </w:r>
+    </w:p>
+    <w:p>
+      <w:pPr>
+        <w:pStyle w:val="Ttulo2"/>
+      </w:pPr>
+      <w:r>
+        <w:t>Horari</w:t>
+      </w:r>
+    </w:p>
+    <w:p>
+      <w:r>
+        <w:t>Horari</w:t>
+      </w:r>
+      <w:r>
+        <w:t xml:space="preserve">. </w:t>
+      </w:r>
+      <w:r>
+        <w:t xml:space="preserve">Actualment s’està incomplint l’horari d’obertura perquè </w:t>
+      </w:r>
+      <w:r>
+        <w:t>**</w:t>
+      </w:r>
+      <w:r>
+        <w:t>l’activitat únicament pot obrir en horari diürn, és a dir de 7h a 23h</w:t>
+      </w:r>
+      <w:r>
+        <w:t>**</w:t>
+      </w:r>
+      <w:r>
+        <w:t>. S’ha de presentar un certificat signat pel titular indicant que coneix que l’horari d’obertura és de 7h a 23h. Si es vol obrir en horari nocturn s’haurà de presentar una sonometria nocturna.</w:t>
+      </w:r>
+    </w:p>
+    <w:p>
+      <w:pPr>
+        <w:pStyle w:val="Ttulo2"/>
+      </w:pPr>
+      <w:r>
         <w:t>::SUB:: Soroll</w:t>
       </w:r>
     </w:p>
@@ -7831,6 +8162,132 @@
         <w:pStyle w:val="Ttulo2"/>
       </w:pPr>
       <w:r>
+        <w:lastRenderedPageBreak/>
+        <w:t>Terrassa</w:t>
+      </w:r>
+    </w:p>
+    <w:p>
+      <w:r>
+        <w:t xml:space="preserve">Terrassa. </w:t>
+      </w:r>
+      <w:r>
+        <w:t>S’ha d’implementar algun sistema per posar i treure les taules i cadires de la terrassa que actualment es fa arrastrant.</w:t>
+      </w:r>
+    </w:p>
+    <w:p>
+      <w:pPr>
+        <w:pStyle w:val="Ttulo2"/>
+      </w:pPr>
+      <w:r>
+        <w:t xml:space="preserve">::SUB:: </w:t>
+      </w:r>
+      <w:r>
+        <w:t>Olors</w:t>
+      </w:r>
+    </w:p>
+    <w:p>
+      <w:pPr>
+        <w:pStyle w:val="Ttulo2"/>
+      </w:pPr>
+      <w:r>
+        <w:t xml:space="preserve">Olors </w:t>
+      </w:r>
+      <w:r>
+        <w:t>Elements cocció</w:t>
+      </w:r>
+    </w:p>
+    <w:p>
+      <w:pPr>
+        <w:pStyle w:val="Prrafodelista"/>
+        <w:ind w:left="0"/>
+      </w:pPr>
+      <w:r>
+        <w:t>Elements de cocció. Segons l'article 11.1 de l’Ordenança relativa a la intervenció administrativa municipal en les activitats de Cornella de Llobregat les activitats de restauració que no tinguin extracció de fums fins a coberta únicament podran disposar dels següents elements de cocció: una planxa elèctrica de fins a 2.500 W de potencia i fins a 40x40 cm de mesura; forns elèctrics de fins a 7.500 W de potencia (suma de potencies de tots els forns) i amb recollida de vapor per condensació. Si es disposen de mes elements de cocció que els esmentats i no es disposa d’extracció de fums s'hauran de retirar immediatament. Si aquests elements de cocció creen molèsties al veïnat, s'hauran de prendre les mesures correctores que indiqui el tècnic municipal competent, podent comportar igualment la seva retirada.</w:t>
+      </w:r>
+      <w:r>
+        <w:t xml:space="preserve"> </w:t>
+      </w:r>
+      <w:r>
+        <w:t>S’ha de:</w:t>
+      </w:r>
+    </w:p>
+    <w:p>
+      <w:pPr>
+        <w:pStyle w:val="Ttulo2"/>
+      </w:pPr>
+      <w:r>
+        <w:t>::CHILD::</w:t>
+      </w:r>
+      <w:r>
+        <w:t xml:space="preserve"> Retirar elements</w:t>
+      </w:r>
+    </w:p>
+    <w:p>
+      <w:pPr>
+        <w:autoSpaceDE w:val="0"/>
+        <w:autoSpaceDN w:val="0"/>
+        <w:adjustRightInd w:val="0"/>
+        <w:spacing w:after="0"/>
+      </w:pPr>
+      <w:r>
+        <w:t>Retirar tots aquells elements que no estiguin inclosos a l'article 11.1 de l’Ordenança.</w:t>
+      </w:r>
+    </w:p>
+    <w:p>
+      <w:pPr>
+        <w:pStyle w:val="Ttulo2"/>
+      </w:pPr>
+      <w:r>
+        <w:t>::CHILD::</w:t>
+      </w:r>
+      <w:r>
+        <w:t xml:space="preserve"> Justificació elements</w:t>
+      </w:r>
+    </w:p>
+    <w:p>
+      <w:pPr>
+        <w:autoSpaceDE w:val="0"/>
+        <w:autoSpaceDN w:val="0"/>
+        <w:adjustRightInd w:val="0"/>
+        <w:spacing w:after="0"/>
+      </w:pPr>
+      <w:r>
+        <w:t xml:space="preserve">Presentar un certificat signat per un tècnic competent i pel titular indicant que els elements de cocció son els que es mencionen a l'article 11.1 de l’Ordenança. S’haurà de certificar les propietats </w:t>
+      </w:r>
+      <w:r>
+        <w:t>dels elements de cocció</w:t>
+      </w:r>
+      <w:r>
+        <w:t xml:space="preserve"> per tal que coincideixin amb les propietats indicades a l'article 11.1 de l’Ordenança.</w:t>
+      </w:r>
+    </w:p>
+    <w:p>
+      <w:pPr>
+        <w:pStyle w:val="Ttulo2"/>
+      </w:pPr>
+      <w:r>
+        <w:t>::CHILD::</w:t>
+      </w:r>
+      <w:r>
+        <w:t xml:space="preserve"> Desinstal·lar campana extractora</w:t>
+      </w:r>
+    </w:p>
+    <w:p>
+      <w:pPr>
+        <w:autoSpaceDE w:val="0"/>
+        <w:autoSpaceDN w:val="0"/>
+        <w:adjustRightInd w:val="0"/>
+        <w:spacing w:after="0"/>
+      </w:pPr>
+      <w:r>
+        <w:t>Desinstal·lar la campana extractora i el conducte d’extracció que va fins a la façana.</w:t>
+      </w:r>
+    </w:p>
+    <w:p>
+      <w:pPr>
+        <w:pStyle w:val="Ttulo2"/>
+      </w:pPr>
+      <w:r>
         <w:t>::SUB:: C</w:t>
       </w:r>
       <w:r>
@@ -7886,30 +8343,39 @@
         <w:t>variació</w:t>
       </w:r>
       <w:r>
-        <w:t xml:space="preserve"> de temperatura superior a 1 graus C en la </w:t>
-      </w:r>
-      <w:r>
-        <w:t>superfície</w:t>
-      </w:r>
-      <w:r>
-        <w:t xml:space="preserve"> exterior de qualsevol dels </w:t>
-      </w:r>
+        <w:t xml:space="preserve"> de temperatura superior a 1 graus C en </w:t>
+      </w:r>
+      <w:r>
+        <w:t xml:space="preserve">[OPCIO: </w:t>
+      </w:r>
+      <w:r>
+        <w:t>Parament afectat</w:t>
+      </w:r>
+      <w:r>
+        <w:t xml:space="preserve"> | </w:t>
+      </w:r>
+      <w:r>
+        <w:t>el terra del veí situat sobre el focus de calor</w:t>
+      </w:r>
+      <w:r>
+        <w:t xml:space="preserve"> |</w:t>
+      </w:r>
+      <w:r>
+        <w:t xml:space="preserve"> </w:t>
+      </w:r>
+      <w:r>
+        <w:t>els balcons del veïns dels habitatges superiors]</w:t>
+      </w:r>
+      <w:r>
+        <w:t>.</w:t>
+      </w:r>
+    </w:p>
+    <w:p>
+      <w:pPr>
+        <w:pStyle w:val="Ttulo2"/>
+      </w:pPr>
       <w:r>
         <w:lastRenderedPageBreak/>
-        <w:t xml:space="preserve">paraments on esta ubicat, en aquest cas [CAMP: Parament afectat (p. ex. el </w:t>
-      </w:r>
-      <w:r>
-        <w:t>veí</w:t>
-      </w:r>
-      <w:r>
-        <w:t xml:space="preserve"> de sobre el focus de calor)].</w:t>
-      </w:r>
-    </w:p>
-    <w:p>
-      <w:pPr>
-        <w:pStyle w:val="Ttulo2"/>
-      </w:pPr>
-      <w:r>
         <w:t>::SUB:: A</w:t>
       </w:r>
       <w:r>
@@ -8468,21 +8934,584 @@
         <w:pStyle w:val="Ttulo2"/>
       </w:pPr>
       <w:r>
+        <w:t>::CHILD:: Passadissos entre piles - amplada</w:t>
+      </w:r>
+    </w:p>
+    <w:p>
+      <w:r>
+        <w:t>//</w:t>
+      </w:r>
+      <w:proofErr w:type="spellStart"/>
+      <w:r>
+        <w:t>Anchura</w:t>
+      </w:r>
+      <w:proofErr w:type="spellEnd"/>
+      <w:r>
+        <w:t xml:space="preserve"> mínima de </w:t>
+      </w:r>
+      <w:proofErr w:type="spellStart"/>
+      <w:r>
+        <w:t>pasillos</w:t>
+      </w:r>
+      <w:proofErr w:type="spellEnd"/>
+      <w:r>
+        <w:t xml:space="preserve"> entre </w:t>
+      </w:r>
+      <w:proofErr w:type="spellStart"/>
+      <w:r>
+        <w:t>pilas</w:t>
+      </w:r>
+      <w:proofErr w:type="spellEnd"/>
+      <w:r>
+        <w:t>: 1,5 m</w:t>
+      </w:r>
+      <w:r>
+        <w:t>//</w:t>
+      </w:r>
+    </w:p>
+    <w:p>
+      <w:pPr>
+        <w:pStyle w:val="Ttulo1"/>
+      </w:pPr>
+      <w:r>
         <w:lastRenderedPageBreak/>
-        <w:t>::CHILD:: Passadissos entre piles - amplada</w:t>
-      </w:r>
-    </w:p>
-    <w:p>
+        <w:t>Documentació / Rètols</w:t>
+      </w:r>
+    </w:p>
+    <w:p>
+      <w:pPr>
+        <w:pStyle w:val="Ttulo2"/>
+      </w:pPr>
+      <w:r>
+        <w:t>Documentació a presentar</w:t>
+      </w:r>
+    </w:p>
+    <w:p>
+      <w:r>
+        <w:t>S’ha de presentar la següent documentació:</w:t>
+      </w:r>
+    </w:p>
+    <w:p>
+      <w:pPr>
+        <w:pStyle w:val="Ttulo2"/>
+      </w:pPr>
+      <w:r>
+        <w:t>::CHILD:: Doc - canvi titularitat activitat</w:t>
+      </w:r>
+    </w:p>
+    <w:p>
+      <w:r>
+        <w:t>El canvi de titularitat de l’activitat a l’actual titular.</w:t>
+      </w:r>
+    </w:p>
+    <w:p>
+      <w:pPr>
+        <w:pStyle w:val="Ttulo2"/>
+      </w:pPr>
+      <w:r>
+        <w:t>::CHILD:: Doc - canvi titularitat autorització</w:t>
+      </w:r>
+    </w:p>
+    <w:p>
+      <w:r>
+        <w:t>El canvi de titularitat de l’autorització X a l’actual titular.</w:t>
+      </w:r>
+    </w:p>
+    <w:p>
+      <w:pPr>
+        <w:pStyle w:val="Ttulo2"/>
+      </w:pPr>
+      <w:r>
+        <w:t>::CHILD:: Doc - plànol(s) plantes</w:t>
+      </w:r>
+    </w:p>
+    <w:p>
+      <w:r>
+        <w:t>El(s) plànol(s) de les plantes ocupades per l’activitat a escala normalitzada amb el detall de: la maquinària instal·lada, els recorreguts d’evacuació i senyalització dels corresponents, els equips i instal·lacions contra incendis, el compliment d’accessibilitat, resta de detalls que es considerin necessaris per explicar el compliment de requisits segons la normativa d’aplicació corresponent.</w:t>
+      </w:r>
+    </w:p>
+    <w:p>
+      <w:pPr>
+        <w:pStyle w:val="Ttulo2"/>
+      </w:pPr>
+      <w:r>
+        <w:t>::CHILD:: Doc - alta IAE</w:t>
+      </w:r>
+    </w:p>
+    <w:p>
+      <w:r>
+        <w:t>L’alta a l’IAE on s’observi l’adreça de l’activitat.</w:t>
+      </w:r>
+    </w:p>
+    <w:p>
+      <w:pPr>
+        <w:pStyle w:val="Ttulo2"/>
+      </w:pPr>
+      <w:r>
+        <w:t>::CHILD:: Doc - factura elèctrica</w:t>
+      </w:r>
+    </w:p>
+    <w:p>
+      <w:r>
+        <w:t>La factura elèctrica a nom del titular.</w:t>
+      </w:r>
+    </w:p>
+    <w:p>
+      <w:pPr>
+        <w:pStyle w:val="Ttulo2"/>
+      </w:pPr>
+      <w:r>
+        <w:t>::CHILD:: Doc - factura aigua</w:t>
+      </w:r>
+    </w:p>
+    <w:p>
+      <w:r>
+        <w:t>La factura d’aigua a nom del titular.</w:t>
+      </w:r>
+    </w:p>
+    <w:p>
+      <w:pPr>
+        <w:pStyle w:val="Ttulo2"/>
+      </w:pPr>
+      <w:r>
+        <w:t>::CHILD:: Doc - fulls de reclamació</w:t>
+      </w:r>
+    </w:p>
+    <w:p>
+      <w:r>
+        <w:t>Fulls de reclamació impresos.</w:t>
+      </w:r>
+    </w:p>
+    <w:p>
+      <w:pPr>
+        <w:pStyle w:val="Ttulo2"/>
+      </w:pPr>
+      <w:r>
+        <w:t>::CHILD:: Doc - contracte gestió olis</w:t>
+      </w:r>
+    </w:p>
+    <w:p>
+      <w:r>
+        <w:t>El contracte de gestió d’olis de la cuina.</w:t>
+      </w:r>
+    </w:p>
+    <w:p>
+      <w:pPr>
+        <w:pStyle w:val="Ttulo2"/>
+      </w:pPr>
+      <w:r>
+        <w:t>::CHILD:: Doc - control de plagues</w:t>
+      </w:r>
+    </w:p>
+    <w:p>
+      <w:r>
+        <w:t>El certificat de control de plagues.</w:t>
+      </w:r>
+    </w:p>
+    <w:p>
+      <w:pPr>
+        <w:pStyle w:val="Ttulo2"/>
+      </w:pPr>
+      <w:r>
+        <w:t>::CHILD:: Doc - formació aliments (4 anys)</w:t>
+      </w:r>
+    </w:p>
+    <w:p>
+      <w:r>
+        <w:t>El certificat de formació d’aliments de tots i cadascun dels treballadors de l’establiment (vigència 4 anys).</w:t>
+      </w:r>
+    </w:p>
+    <w:p>
+      <w:pPr>
+        <w:pStyle w:val="Ttulo2"/>
+      </w:pPr>
+      <w:r>
+        <w:t>::CHILD:: Doc - assegurança RC</w:t>
+      </w:r>
+    </w:p>
+    <w:p>
+      <w:r>
+        <w:t xml:space="preserve">Presentar l'assegurança de Responsabilitat Civil, amb la quantitat de capital assegurat </w:t>
+      </w:r>
+      <w:r>
+        <w:t>següent</w:t>
+      </w:r>
+      <w:r>
+        <w:t>:</w:t>
+      </w:r>
+    </w:p>
+    <w:p>
+      <w:pPr>
+        <w:spacing w:after="0"/>
+      </w:pPr>
+      <w:r>
+        <w:t xml:space="preserve">- </w:t>
+      </w:r>
+      <w:r>
+        <w:t>fins a 100 persones d'aforament autoritzat: 300.000 EU</w:t>
+      </w:r>
+      <w:r>
+        <w:t>R</w:t>
+      </w:r>
+    </w:p>
+    <w:p>
+      <w:pPr>
+        <w:spacing w:after="0"/>
+      </w:pPr>
+      <w:r>
+        <w:t>- fins a 150: 400.000 EUR</w:t>
+      </w:r>
+    </w:p>
+    <w:p>
+      <w:pPr>
+        <w:spacing w:after="0"/>
+      </w:pPr>
+      <w:r>
+        <w:t>- fins a 300: 600.000 EUR</w:t>
+      </w:r>
+    </w:p>
+    <w:p>
+      <w:pPr>
+        <w:spacing w:after="0"/>
+      </w:pPr>
+      <w:r>
+        <w:t>- fins a 500: 750.000 EUR</w:t>
+      </w:r>
+    </w:p>
+    <w:p>
+      <w:pPr>
+        <w:spacing w:after="0"/>
+      </w:pPr>
+      <w:r>
+        <w:lastRenderedPageBreak/>
+        <w:t>- fins a 1.000: 900.000 EUR</w:t>
+      </w:r>
+    </w:p>
+    <w:p>
+      <w:pPr>
+        <w:spacing w:after="0"/>
+      </w:pPr>
+      <w:r>
+        <w:t>- fins a 1.500: 1.200.000 EUR</w:t>
+      </w:r>
+    </w:p>
+    <w:p>
+      <w:pPr>
+        <w:spacing w:after="0"/>
+      </w:pPr>
+      <w:r>
+        <w:t>- fins a 2.500: 1.600.000 EUR</w:t>
+      </w:r>
+    </w:p>
+    <w:p>
+      <w:r>
+        <w:t xml:space="preserve">- </w:t>
+      </w:r>
+      <w:r>
+        <w:t>fins a 5.000: 2.000.000 EUR.</w:t>
+      </w:r>
+    </w:p>
+    <w:p>
+      <w:pPr>
+        <w:pStyle w:val="Ttulo2"/>
+      </w:pPr>
+      <w:r>
+        <w:t>::CHILD:: Doc - rebut assegurança RC</w:t>
+      </w:r>
+    </w:p>
+    <w:p>
+      <w:r>
+        <w:t>El rebut de pagament de l’assegurança de Responsabilitat Civil.</w:t>
+      </w:r>
+    </w:p>
+    <w:p>
+      <w:pPr>
+        <w:pStyle w:val="Ttulo2"/>
+      </w:pPr>
+      <w:r>
+        <w:t>Rètols exterior - general</w:t>
+      </w:r>
+    </w:p>
+    <w:p>
+      <w:r>
+        <w:t>Manquen els següents rètols a l’exterior de l’establiment, mínim en català:</w:t>
+      </w:r>
+    </w:p>
+    <w:p>
+      <w:pPr>
+        <w:pStyle w:val="Ttulo2"/>
+      </w:pPr>
+      <w:r>
+        <w:t>::CHILD:: Rètol - nom comercial</w:t>
+      </w:r>
+    </w:p>
+    <w:p>
+      <w:r>
+        <w:t>El nom comercial de l’activitat.</w:t>
+      </w:r>
+    </w:p>
+    <w:p>
+      <w:pPr>
+        <w:pStyle w:val="Ttulo2"/>
+      </w:pPr>
+      <w:r>
+        <w:t>::CHILD:: Rètol - horari obertura/tancament</w:t>
+      </w:r>
+    </w:p>
+    <w:p>
+      <w:r>
+        <w:t>L’horari d’obertura i tancament, que es pugui veure clarament inclús si l’activitat està tancada.</w:t>
+      </w:r>
+    </w:p>
+    <w:p>
+      <w:pPr>
+        <w:pStyle w:val="Ttulo2"/>
+      </w:pPr>
+      <w:r>
+        <w:t>::CHILD:: Rètol - aforament autoritzat</w:t>
+      </w:r>
+    </w:p>
+    <w:p>
+      <w:r>
+        <w:t>Aforament autoritzat.</w:t>
+      </w:r>
+    </w:p>
+    <w:p>
+      <w:pPr>
+        <w:pStyle w:val="Ttulo2"/>
+      </w:pPr>
+      <w:r>
+        <w:t>::CHILD:: Rètol - prohibit fumar</w:t>
+      </w:r>
+    </w:p>
+    <w:p>
+      <w:r>
+        <w:t>Prohibit fumar.</w:t>
+      </w:r>
+    </w:p>
+    <w:p>
+      <w:pPr>
+        <w:pStyle w:val="Ttulo2"/>
+      </w:pPr>
+      <w:r>
+        <w:t>::CHILD:: Rètol - llistat de preus</w:t>
+      </w:r>
+    </w:p>
+    <w:p>
+      <w:r>
+        <w:t>Llistat de preus.</w:t>
+      </w:r>
+    </w:p>
+    <w:p>
+      <w:pPr>
+        <w:pStyle w:val="Ttulo2"/>
+      </w:pPr>
+      <w:r>
+        <w:t>::CHILD:: Rètol - ús càmeres seguretat</w:t>
+      </w:r>
+    </w:p>
+    <w:p>
+      <w:r>
+        <w:t>Informació ús de càmeres de seguretat.</w:t>
+      </w:r>
+    </w:p>
+    <w:p>
+      <w:pPr>
+        <w:pStyle w:val="Ttulo2"/>
+      </w:pPr>
+      <w:r>
+        <w:t>Rètols exterior - addicionals</w:t>
+      </w:r>
+    </w:p>
+    <w:p>
+      <w:r>
+        <w:t>Manquen els següents rètols a l’exterior de l’establiment, mínim en català:</w:t>
+      </w:r>
+    </w:p>
+    <w:p>
+      <w:pPr>
+        <w:pStyle w:val="Ttulo2"/>
+      </w:pPr>
+      <w:r>
+        <w:t>::CHILD:: Rètol - alcohol menors</w:t>
+      </w:r>
+    </w:p>
+    <w:p>
+      <w:r>
+        <w:t>Prohibició venta d’alcohol a menors d’edat.</w:t>
+      </w:r>
+    </w:p>
+    <w:p>
+      <w:pPr>
+        <w:pStyle w:val="Ttulo2"/>
+      </w:pPr>
+      <w:r>
+        <w:t>::CHILD:: Rètol - tabac menors</w:t>
+      </w:r>
+    </w:p>
+    <w:p>
+      <w:r>
+        <w:t>Prohibició venta tabac a menors d’edat.</w:t>
+      </w:r>
+    </w:p>
+    <w:p>
+      <w:pPr>
+        <w:pStyle w:val="Ttulo2"/>
+      </w:pPr>
+      <w:r>
+        <w:t>::CHILD:: Rètol - màquines recreatives menors</w:t>
+      </w:r>
+    </w:p>
+    <w:p>
+      <w:r>
+        <w:t>Prohibició de l’ús de màquines recreatives i atzar a menors d’edat.</w:t>
+      </w:r>
+    </w:p>
+    <w:p>
+      <w:pPr>
+        <w:pStyle w:val="Ttulo2"/>
+      </w:pPr>
+      <w:r>
+        <w:t>::CHILD:: Rètol - fulls de reclamació</w:t>
+      </w:r>
+    </w:p>
+    <w:p>
+      <w:r>
+        <w:t>Es disposa de fulls de reclamació.</w:t>
+      </w:r>
+    </w:p>
+    <w:p>
+      <w:pPr>
+        <w:pStyle w:val="Ttulo2"/>
+      </w:pPr>
+      <w:r>
+        <w:t>::CHILD:: Rètol - recorreguts emergència</w:t>
+      </w:r>
+    </w:p>
+    <w:p>
+      <w:r>
+        <w:t>Els recorreguts d’emergència segons el CTE DB SI 3 Apartat 7.</w:t>
+      </w:r>
+    </w:p>
+    <w:p>
+      <w:pPr>
+        <w:pStyle w:val="Ttulo2"/>
+      </w:pPr>
+      <w:r>
+        <w:lastRenderedPageBreak/>
+        <w:t>::CHILD:: Rètol - SORTIDA</w:t>
+      </w:r>
+    </w:p>
+    <w:p>
+      <w:r>
+        <w:t>La sortida de l’establiment on s’indiqui “SORTIDA”</w:t>
+      </w:r>
+    </w:p>
+    <w:p>
+      <w:pPr>
+        <w:pStyle w:val="Ttulo1"/>
+      </w:pPr>
+      <w:r>
+        <w:t>Accessibilitat</w:t>
+      </w:r>
+    </w:p>
+    <w:p>
+      <w:pPr>
+        <w:pStyle w:val="Ttulo2"/>
+      </w:pPr>
+      <w:r>
+        <w:t>Espai treballadors - amplada portes/passadissos</w:t>
+      </w:r>
+    </w:p>
+    <w:p>
+      <w:r>
+        <w:t xml:space="preserve">Espai treballadors. No es compleix amb l’article Article 5.3º de l’Annex I.A del </w:t>
+      </w:r>
       <w:r>
         <w:t>//</w:t>
       </w:r>
-      <w:proofErr w:type="spellStart"/>
-      <w:r>
-        <w:t>Anchura</w:t>
-      </w:r>
-      <w:proofErr w:type="spellEnd"/>
-      <w:r>
-        <w:t xml:space="preserve"> mínima de </w:t>
+      <w:r>
+        <w:t xml:space="preserve">Real Decreto 486/1997, de 14 de abril, por el que se </w:t>
+      </w:r>
+      <w:proofErr w:type="spellStart"/>
+      <w:r>
+        <w:t>establecen</w:t>
+      </w:r>
+      <w:proofErr w:type="spellEnd"/>
+      <w:r>
+        <w:t xml:space="preserve"> las </w:t>
+      </w:r>
+      <w:proofErr w:type="spellStart"/>
+      <w:r>
+        <w:t>disposiciones</w:t>
+      </w:r>
+      <w:proofErr w:type="spellEnd"/>
+      <w:r>
+        <w:t xml:space="preserve"> </w:t>
+      </w:r>
+      <w:proofErr w:type="spellStart"/>
+      <w:r>
+        <w:t>mínimas</w:t>
+      </w:r>
+      <w:proofErr w:type="spellEnd"/>
+      <w:r>
+        <w:t xml:space="preserve"> de </w:t>
+      </w:r>
+      <w:proofErr w:type="spellStart"/>
+      <w:r>
+        <w:t>seguridad</w:t>
+      </w:r>
+      <w:proofErr w:type="spellEnd"/>
+      <w:r>
+        <w:t xml:space="preserve"> y </w:t>
+      </w:r>
+      <w:proofErr w:type="spellStart"/>
+      <w:r>
+        <w:t>salud</w:t>
+      </w:r>
+      <w:proofErr w:type="spellEnd"/>
+      <w:r>
+        <w:t xml:space="preserve"> en los </w:t>
+      </w:r>
+      <w:proofErr w:type="spellStart"/>
+      <w:r>
+        <w:t>lugares</w:t>
+      </w:r>
+      <w:proofErr w:type="spellEnd"/>
+      <w:r>
+        <w:t xml:space="preserve"> de </w:t>
+      </w:r>
+      <w:proofErr w:type="spellStart"/>
+      <w:r>
+        <w:t>trabajo</w:t>
+      </w:r>
+      <w:proofErr w:type="spellEnd"/>
+      <w:r>
+        <w:t xml:space="preserve">: “La </w:t>
+      </w:r>
+      <w:proofErr w:type="spellStart"/>
+      <w:r>
+        <w:t>anchura</w:t>
+      </w:r>
+      <w:proofErr w:type="spellEnd"/>
+      <w:r>
+        <w:t xml:space="preserve"> mínima de las </w:t>
+      </w:r>
+      <w:proofErr w:type="spellStart"/>
+      <w:r>
+        <w:t>puertas</w:t>
+      </w:r>
+      <w:proofErr w:type="spellEnd"/>
+      <w:r>
+        <w:t xml:space="preserve"> </w:t>
+      </w:r>
+      <w:proofErr w:type="spellStart"/>
+      <w:r>
+        <w:t>exteriores</w:t>
+      </w:r>
+      <w:proofErr w:type="spellEnd"/>
+      <w:r>
+        <w:t xml:space="preserve"> y de los </w:t>
       </w:r>
       <w:proofErr w:type="spellStart"/>
       <w:r>
@@ -8490,536 +9519,183 @@
       </w:r>
       <w:proofErr w:type="spellEnd"/>
       <w:r>
-        <w:t xml:space="preserve"> entre </w:t>
-      </w:r>
-      <w:proofErr w:type="spellStart"/>
-      <w:r>
-        <w:t>pilas</w:t>
-      </w:r>
-      <w:proofErr w:type="spellEnd"/>
-      <w:r>
-        <w:t>: 1,5 m</w:t>
-      </w:r>
+        <w:t xml:space="preserve"> </w:t>
+      </w:r>
+      <w:proofErr w:type="spellStart"/>
+      <w:r>
+        <w:t>será</w:t>
+      </w:r>
+      <w:proofErr w:type="spellEnd"/>
+      <w:r>
+        <w:t xml:space="preserve"> de 80 </w:t>
+      </w:r>
+      <w:proofErr w:type="spellStart"/>
+      <w:r>
+        <w:t>centímetros</w:t>
+      </w:r>
+      <w:proofErr w:type="spellEnd"/>
+      <w:r>
+        <w:t xml:space="preserve"> y 1 metro, </w:t>
+      </w:r>
+      <w:proofErr w:type="spellStart"/>
+      <w:r>
+        <w:t>respe</w:t>
+      </w:r>
+      <w:r>
+        <w:t>ctivamente</w:t>
+      </w:r>
+      <w:proofErr w:type="spellEnd"/>
       <w:r>
         <w:t>//</w:t>
       </w:r>
-    </w:p>
-    <w:p>
-      <w:pPr>
-        <w:pStyle w:val="Ttulo1"/>
-      </w:pPr>
-      <w:r>
-        <w:t>Documentació / Rètols</w:t>
-      </w:r>
-    </w:p>
-    <w:p>
-      <w:pPr>
-        <w:pStyle w:val="Ttulo2"/>
-      </w:pPr>
-      <w:r>
-        <w:t>Documentació a presentar</w:t>
-      </w:r>
-    </w:p>
-    <w:p>
-      <w:r>
-        <w:t>S’ha de presentar la següent documentació:</w:t>
-      </w:r>
-    </w:p>
-    <w:p>
-      <w:pPr>
-        <w:pStyle w:val="Ttulo2"/>
-      </w:pPr>
-      <w:r>
-        <w:t>::CHILD:: Doc - canvi titularitat activitat</w:t>
-      </w:r>
-    </w:p>
-    <w:p>
-      <w:r>
-        <w:t>El canvi de titularitat de l’activitat a l’actual titular.</w:t>
-      </w:r>
-    </w:p>
-    <w:p>
-      <w:pPr>
-        <w:pStyle w:val="Ttulo2"/>
-      </w:pPr>
-      <w:r>
-        <w:t>::CHILD:: Doc - canvi titularitat autorització</w:t>
-      </w:r>
-    </w:p>
-    <w:p>
-      <w:r>
-        <w:t>El canvi de titularitat de l’autorització X a l’actual titular.</w:t>
-      </w:r>
-    </w:p>
-    <w:p>
-      <w:pPr>
-        <w:pStyle w:val="Ttulo2"/>
-      </w:pPr>
-      <w:r>
-        <w:t>::CHILD:: Doc - plànol(s) plantes</w:t>
-      </w:r>
-    </w:p>
-    <w:p>
-      <w:r>
-        <w:t>El(s) plànol(s) de les plantes ocupades per l’activitat a escala normalitzada amb el detall de: la maquinària instal·lada, els recorreguts d’evacuació i senyalització dels corresponents, els equips i instal·lacions contra incendis, el compliment d’accessibilitat, resta de detalls que es considerin necessaris per explicar el compliment de requisits segons la normativa d’aplicació corresponent.</w:t>
-      </w:r>
-    </w:p>
-    <w:p>
-      <w:pPr>
-        <w:pStyle w:val="Ttulo2"/>
-      </w:pPr>
-      <w:r>
-        <w:t>::CHILD:: Doc - alta IAE</w:t>
-      </w:r>
-    </w:p>
-    <w:p>
-      <w:r>
-        <w:t>L’alta a l’IAE on s’observi l’adreça de l’activitat.</w:t>
-      </w:r>
-    </w:p>
-    <w:p>
-      <w:pPr>
-        <w:pStyle w:val="Ttulo2"/>
-      </w:pPr>
-      <w:r>
-        <w:t>::CHILD:: Doc - factura elèctrica</w:t>
-      </w:r>
-    </w:p>
-    <w:p>
-      <w:r>
-        <w:t>La factura elèctrica a nom del titular.</w:t>
-      </w:r>
-    </w:p>
-    <w:p>
-      <w:pPr>
-        <w:pStyle w:val="Ttulo2"/>
-      </w:pPr>
-      <w:r>
-        <w:t>::CHILD:: Doc - factura aigua</w:t>
-      </w:r>
-    </w:p>
-    <w:p>
-      <w:r>
-        <w:t>La factura d’aigua a nom del titular.</w:t>
-      </w:r>
-    </w:p>
-    <w:p>
-      <w:pPr>
-        <w:pStyle w:val="Ttulo2"/>
-      </w:pPr>
-      <w:r>
-        <w:t>::CHILD:: Doc - fulls de reclamació</w:t>
-      </w:r>
-    </w:p>
-    <w:p>
-      <w:r>
-        <w:t>Fulls de reclamació impresos.</w:t>
-      </w:r>
-    </w:p>
-    <w:p>
-      <w:pPr>
-        <w:pStyle w:val="Ttulo2"/>
-      </w:pPr>
-      <w:r>
-        <w:t>::CHILD:: Doc - contracte gestió olis</w:t>
-      </w:r>
-    </w:p>
-    <w:p>
-      <w:r>
-        <w:t>El contracte de gestió d’olis de la cuina.</w:t>
-      </w:r>
-    </w:p>
-    <w:p>
-      <w:pPr>
-        <w:pStyle w:val="Ttulo2"/>
-      </w:pPr>
-      <w:r>
-        <w:t>::CHILD:: Doc - control de plagues</w:t>
-      </w:r>
-    </w:p>
-    <w:p>
-      <w:r>
-        <w:t>El certificat de control de plagues.</w:t>
-      </w:r>
-    </w:p>
-    <w:p>
-      <w:pPr>
-        <w:pStyle w:val="Ttulo2"/>
-      </w:pPr>
-      <w:r>
-        <w:t>::CHILD:: Doc - formació aliments (4 anys)</w:t>
-      </w:r>
-    </w:p>
-    <w:p>
-      <w:r>
-        <w:t>El certificat de formació d’aliments de tots i cadascun dels treballadors de l’establiment (vigència 4 anys).</w:t>
-      </w:r>
-    </w:p>
-    <w:p>
-      <w:pPr>
-        <w:pStyle w:val="Ttulo2"/>
-      </w:pPr>
-      <w:r>
-        <w:t>::CHILD:: Doc - assegurança RC</w:t>
-      </w:r>
-    </w:p>
-    <w:p>
-      <w:r>
-        <w:t xml:space="preserve">Presentar l'assegurança de Responsabilitat Civil, amb la quantitat de capital assegurat </w:t>
-      </w:r>
-      <w:r>
-        <w:t>següent</w:t>
-      </w:r>
-      <w:r>
-        <w:t xml:space="preserve">: fins a 100 persones d'aforament autoritzat: 300.000 EUR; fins a 150: 400.000 EUR; fins a 300: 600.000 EUR; fins a 500: 750.000 EUR; </w:t>
-      </w:r>
-      <w:r>
-        <w:lastRenderedPageBreak/>
-        <w:t>fins a 1.000: 900.000 EUR; fins a 1.500: 1.200.000 EUR; fins a 2.500: 1.600.000 EUR; fins a 5.000: 2.000.000 EUR.</w:t>
-      </w:r>
-    </w:p>
-    <w:p>
-      <w:pPr>
-        <w:pStyle w:val="Ttulo2"/>
-      </w:pPr>
-      <w:r>
-        <w:t>::CHILD:: Doc - rebut assegurança RC</w:t>
-      </w:r>
-    </w:p>
-    <w:p>
-      <w:r>
-        <w:t>El rebut de pagament de l’assegurança de Responsabilitat Civil.</w:t>
-      </w:r>
-    </w:p>
-    <w:p>
-      <w:pPr>
-        <w:pStyle w:val="Ttulo2"/>
-      </w:pPr>
-      <w:r>
-        <w:t>Rètols exterior - general</w:t>
-      </w:r>
-    </w:p>
-    <w:p>
-      <w:r>
-        <w:t>Manquen els següents rètols a l’exterior de l’establiment, mínim en català:</w:t>
-      </w:r>
-    </w:p>
-    <w:p>
-      <w:pPr>
-        <w:pStyle w:val="Ttulo2"/>
-      </w:pPr>
-      <w:r>
-        <w:t>::CHILD:: Rètol - nom comercial</w:t>
-      </w:r>
-    </w:p>
-    <w:p>
-      <w:r>
-        <w:t>El nom comercial de l’activitat.</w:t>
-      </w:r>
-    </w:p>
-    <w:p>
-      <w:pPr>
-        <w:pStyle w:val="Ttulo2"/>
-      </w:pPr>
-      <w:r>
-        <w:t>::CHILD:: Rètol - horari obertura/tancament</w:t>
-      </w:r>
-    </w:p>
-    <w:p>
-      <w:r>
-        <w:t>L’horari d’obertura i tancament, que es pugui veure clarament inclús si l’activitat està tancada.</w:t>
-      </w:r>
-    </w:p>
-    <w:p>
-      <w:pPr>
-        <w:pStyle w:val="Ttulo2"/>
-      </w:pPr>
-      <w:r>
-        <w:t>::CHILD:: Rètol - aforament autoritzat</w:t>
-      </w:r>
-    </w:p>
-    <w:p>
-      <w:r>
-        <w:t>Aforament autoritzat.</w:t>
-      </w:r>
-    </w:p>
-    <w:p>
-      <w:pPr>
-        <w:pStyle w:val="Ttulo2"/>
-      </w:pPr>
-      <w:r>
-        <w:t>::CHILD:: Rètol - prohibit fumar</w:t>
-      </w:r>
-    </w:p>
-    <w:p>
-      <w:r>
-        <w:t>Prohibit fumar.</w:t>
-      </w:r>
-    </w:p>
-    <w:p>
-      <w:pPr>
-        <w:pStyle w:val="Ttulo2"/>
-      </w:pPr>
-      <w:r>
-        <w:t>::CHILD:: Rètol - llistat de preus</w:t>
-      </w:r>
-    </w:p>
-    <w:p>
-      <w:r>
-        <w:t>Llistat de preus.</w:t>
-      </w:r>
-    </w:p>
-    <w:p>
-      <w:pPr>
-        <w:pStyle w:val="Ttulo2"/>
-      </w:pPr>
-      <w:r>
-        <w:t>::CHILD:: Rètol - ús càmeres seguretat</w:t>
-      </w:r>
-    </w:p>
-    <w:p>
-      <w:r>
-        <w:t>Informació ús de càmeres de seguretat.</w:t>
-      </w:r>
-    </w:p>
-    <w:p>
-      <w:pPr>
-        <w:pStyle w:val="Ttulo2"/>
-      </w:pPr>
-      <w:r>
-        <w:t>Rètols exterior - addicionals</w:t>
-      </w:r>
-    </w:p>
-    <w:p>
-      <w:r>
-        <w:t>Manquen els següents rètols a l’exterior de l’establiment, mínim en català:</w:t>
-      </w:r>
-    </w:p>
-    <w:p>
-      <w:pPr>
-        <w:pStyle w:val="Ttulo2"/>
-      </w:pPr>
-      <w:r>
-        <w:t>::CHILD:: Rètol - alcohol menors</w:t>
-      </w:r>
-    </w:p>
-    <w:p>
-      <w:r>
-        <w:t>Prohibició venta d’alcohol a menors d’edat.</w:t>
-      </w:r>
-    </w:p>
-    <w:p>
-      <w:pPr>
-        <w:pStyle w:val="Ttulo2"/>
-      </w:pPr>
-      <w:r>
-        <w:t>::CHILD:: Rètol - tabac menors</w:t>
-      </w:r>
-    </w:p>
-    <w:p>
-      <w:r>
-        <w:t>Prohibició venta tabac a menors d’edat.</w:t>
-      </w:r>
-    </w:p>
-    <w:p>
-      <w:pPr>
-        <w:pStyle w:val="Ttulo2"/>
-      </w:pPr>
-      <w:r>
-        <w:t>::CHILD:: Rètol - màquines recreatives menors</w:t>
-      </w:r>
-    </w:p>
-    <w:p>
-      <w:r>
-        <w:t>Prohibició de l’ús de màquines recreatives i atzar a menors d’edat.</w:t>
-      </w:r>
-    </w:p>
-    <w:p>
-      <w:pPr>
-        <w:pStyle w:val="Ttulo2"/>
-      </w:pPr>
-      <w:r>
-        <w:t>::CHILD:: Rètol - fulls de reclamació</w:t>
-      </w:r>
-    </w:p>
-    <w:p>
-      <w:r>
-        <w:t>Es disposa de fulls de reclamació.</w:t>
-      </w:r>
-    </w:p>
-    <w:p>
-      <w:pPr>
-        <w:pStyle w:val="Ttulo2"/>
-      </w:pPr>
-      <w:r>
-        <w:t>::CHILD:: Rètol - recorreguts emergència</w:t>
-      </w:r>
-    </w:p>
-    <w:p>
-      <w:r>
-        <w:t>Els recorreguts d’emergència segons el CTE DB SI 3 Apartat 7.</w:t>
-      </w:r>
-    </w:p>
-    <w:p>
-      <w:pPr>
-        <w:pStyle w:val="Ttulo2"/>
-      </w:pPr>
-      <w:r>
-        <w:t>::CHILD:: Rètol - SORTIDA</w:t>
-      </w:r>
-    </w:p>
-    <w:p>
-      <w:r>
-        <w:t>La sortida de l’establiment on s’indiqui “SORTIDA”</w:t>
-      </w:r>
-    </w:p>
-    <w:p>
-      <w:pPr>
-        <w:pStyle w:val="Ttulo1"/>
-      </w:pPr>
-      <w:r>
-        <w:lastRenderedPageBreak/>
-        <w:t>Accessibilitat</w:t>
-      </w:r>
-    </w:p>
-    <w:p>
-      <w:pPr>
-        <w:pStyle w:val="Ttulo2"/>
-      </w:pPr>
-      <w:r>
-        <w:t>Espai treballadors - amplada portes/passadissos</w:t>
-      </w:r>
-    </w:p>
-    <w:p>
-      <w:r>
-        <w:t xml:space="preserve">Espai treballadors. No es compleix amb l’article Article 5.3º de l’Annex I.A del </w:t>
-      </w:r>
-      <w:r>
-        <w:t>//</w:t>
-      </w:r>
-      <w:r>
-        <w:t xml:space="preserve">Real Decreto 486/1997, de 14 de abril, por el que se </w:t>
-      </w:r>
-      <w:proofErr w:type="spellStart"/>
-      <w:r>
-        <w:t>establecen</w:t>
-      </w:r>
-      <w:proofErr w:type="spellEnd"/>
-      <w:r>
-        <w:t xml:space="preserve"> las </w:t>
-      </w:r>
-      <w:proofErr w:type="spellStart"/>
-      <w:r>
-        <w:t>disposiciones</w:t>
-      </w:r>
-      <w:proofErr w:type="spellEnd"/>
+      <w:r>
+        <w:t xml:space="preserve">. S’ha de redistribuir l’espai </w:t>
+      </w:r>
+      <w:r>
+        <w:t>[CAMP: espai redistribuir treballadors]</w:t>
+      </w:r>
+      <w:r>
+        <w:t>.</w:t>
+      </w:r>
+    </w:p>
+    <w:p>
+      <w:pPr>
+        <w:pStyle w:val="Ttulo2"/>
+      </w:pPr>
+      <w:r>
+        <w:t>Accés - apartat 2 annex 3d</w:t>
+      </w:r>
+    </w:p>
+    <w:p>
+      <w:r>
+        <w:t>Accés. S’ha de justificar el compliment de l’apartat 2 de l’Annex 3d del DECRET 209/2023, de 28 de novembre, pel qual s'aprova el Codi d'accessi</w:t>
+      </w:r>
+      <w:r>
+        <w:t xml:space="preserve">bilitat de Catalunya. Condició que </w:t>
+      </w:r>
+      <w:r>
+        <w:t xml:space="preserve">ha de complir </w:t>
+      </w:r>
+      <w:r>
+        <w:t xml:space="preserve">l’accés: </w:t>
+      </w:r>
+      <w:r>
+        <w:t xml:space="preserve">[OPCIO: </w:t>
+      </w:r>
+      <w:r>
+        <w:t>Accessibilitat accés</w:t>
+      </w:r>
+      <w:r>
+        <w:t xml:space="preserve"> | Accés practicable</w:t>
+      </w:r>
       <w:r>
         <w:t xml:space="preserve"> </w:t>
       </w:r>
-      <w:proofErr w:type="spellStart"/>
-      <w:r>
-        <w:t>mínimas</w:t>
-      </w:r>
-      <w:proofErr w:type="spellEnd"/>
-      <w:r>
-        <w:t xml:space="preserve"> de </w:t>
-      </w:r>
-      <w:proofErr w:type="spellStart"/>
-      <w:r>
-        <w:t>seguridad</w:t>
-      </w:r>
-      <w:proofErr w:type="spellEnd"/>
-      <w:r>
-        <w:t xml:space="preserve"> y </w:t>
-      </w:r>
-      <w:proofErr w:type="spellStart"/>
-      <w:r>
-        <w:t>salud</w:t>
-      </w:r>
-      <w:proofErr w:type="spellEnd"/>
-      <w:r>
-        <w:t xml:space="preserve"> en los </w:t>
-      </w:r>
-      <w:proofErr w:type="spellStart"/>
-      <w:r>
-        <w:t>lugares</w:t>
-      </w:r>
-      <w:proofErr w:type="spellEnd"/>
-      <w:r>
-        <w:t xml:space="preserve"> de </w:t>
-      </w:r>
-      <w:proofErr w:type="spellStart"/>
-      <w:r>
-        <w:t>trabajo</w:t>
-      </w:r>
-      <w:proofErr w:type="spellEnd"/>
-      <w:r>
-        <w:t xml:space="preserve">: “La </w:t>
-      </w:r>
-      <w:proofErr w:type="spellStart"/>
-      <w:r>
-        <w:t>anchura</w:t>
-      </w:r>
-      <w:proofErr w:type="spellEnd"/>
-      <w:r>
-        <w:t xml:space="preserve"> mínima de las </w:t>
-      </w:r>
-      <w:proofErr w:type="spellStart"/>
-      <w:r>
-        <w:t>puertas</w:t>
-      </w:r>
-      <w:proofErr w:type="spellEnd"/>
+      <w:r>
+        <w:t>(segons</w:t>
+      </w:r>
+      <w:r>
+        <w:t xml:space="preserve"> l'apartat 2 de l'annex 3f) </w:t>
+      </w:r>
+      <w:r>
+        <w:t xml:space="preserve">| </w:t>
+      </w:r>
+      <w:r>
+        <w:t xml:space="preserve">Accés accessible </w:t>
+      </w:r>
+      <w:r>
+        <w:t>(segons</w:t>
+      </w:r>
+      <w:r>
+        <w:t xml:space="preserve"> l'apartat 2 de l'annex 3c)</w:t>
+      </w:r>
+      <w:r>
+        <w:t>]</w:t>
+      </w:r>
+      <w:r>
+        <w:t>.</w:t>
+      </w:r>
+    </w:p>
+    <w:p>
+      <w:pPr>
+        <w:pStyle w:val="Ttulo2"/>
+      </w:pPr>
+      <w:r>
+        <w:t>Itineraris interiors - apartat 3 annex 3d</w:t>
+      </w:r>
+    </w:p>
+    <w:p>
+      <w:r>
+        <w:t>Itineraris interiors. S’ha de justificar el compliment de l’apartat 3 de l’Annex 3d del DECRET 209/2023, de 28 de novembre, pel qual s'aprova el Codi d'accessibilitat de Catalunya.</w:t>
+      </w:r>
       <w:r>
         <w:t xml:space="preserve"> </w:t>
       </w:r>
-      <w:proofErr w:type="spellStart"/>
-      <w:r>
-        <w:t>exteriores</w:t>
-      </w:r>
-      <w:proofErr w:type="spellEnd"/>
-      <w:r>
-        <w:t xml:space="preserve"> y de los </w:t>
-      </w:r>
-      <w:proofErr w:type="spellStart"/>
-      <w:r>
-        <w:t>pasillos</w:t>
-      </w:r>
-      <w:proofErr w:type="spellEnd"/>
+      <w:r>
+        <w:t xml:space="preserve">Condició que </w:t>
+      </w:r>
+      <w:r>
+        <w:t xml:space="preserve">ha de complir </w:t>
+      </w:r>
+      <w:r>
+        <w:t>l’</w:t>
+      </w:r>
+      <w:r>
+        <w:t>itinerari</w:t>
+      </w:r>
+      <w:r>
+        <w:t xml:space="preserve">: </w:t>
+      </w:r>
+      <w:r>
+        <w:t xml:space="preserve">[OPCIO: </w:t>
+      </w:r>
+      <w:r>
+        <w:t>Accessibilitat itinerari</w:t>
+      </w:r>
+      <w:r>
+        <w:t xml:space="preserve"> | </w:t>
+      </w:r>
+      <w:r>
+        <w:t>Itinerari</w:t>
+      </w:r>
+      <w:r>
+        <w:t xml:space="preserve"> practicable</w:t>
+      </w:r>
       <w:r>
         <w:t xml:space="preserve"> </w:t>
       </w:r>
-      <w:proofErr w:type="spellStart"/>
-      <w:r>
-        <w:t>será</w:t>
-      </w:r>
-      <w:proofErr w:type="spellEnd"/>
-      <w:r>
-        <w:t xml:space="preserve"> de 80 </w:t>
-      </w:r>
-      <w:proofErr w:type="spellStart"/>
-      <w:r>
-        <w:t>centímetros</w:t>
-      </w:r>
-      <w:proofErr w:type="spellEnd"/>
-      <w:r>
-        <w:t xml:space="preserve"> y 1 metro, </w:t>
-      </w:r>
-      <w:proofErr w:type="spellStart"/>
-      <w:r>
-        <w:t>respe</w:t>
-      </w:r>
-      <w:r>
-        <w:t>ctivamente</w:t>
-      </w:r>
-      <w:proofErr w:type="spellEnd"/>
-      <w:r>
-        <w:t>//</w:t>
-      </w:r>
-      <w:r>
-        <w:t xml:space="preserve">. S’ha de redistribuir l’espai </w:t>
-      </w:r>
-      <w:r>
-        <w:t>[CAMP: espai redistribuir treballadors]</w:t>
+      <w:r>
+        <w:t>(segons</w:t>
+      </w:r>
+      <w:r>
+        <w:t xml:space="preserve"> l'apartat 1</w:t>
+      </w:r>
+      <w:r>
+        <w:t xml:space="preserve"> de l'annex 3f) </w:t>
+      </w:r>
+      <w:r>
+        <w:t xml:space="preserve">| </w:t>
+      </w:r>
+      <w:r>
+        <w:t xml:space="preserve">Itinerari </w:t>
+      </w:r>
+      <w:r>
+        <w:t xml:space="preserve"> accessible </w:t>
+      </w:r>
+      <w:r>
+        <w:t>(segons</w:t>
+      </w:r>
+      <w:r>
+        <w:t xml:space="preserve"> l'apartat</w:t>
+      </w:r>
+      <w:r>
+        <w:t xml:space="preserve"> </w:t>
+      </w:r>
+      <w:r>
+        <w:t>1 de l'annex 3c)</w:t>
+      </w:r>
+      <w:r>
+        <w:t>]</w:t>
       </w:r>
       <w:r>
         <w:t>.</w:t>
@@ -9030,57 +9706,102 @@
         <w:pStyle w:val="Ttulo2"/>
       </w:pPr>
       <w:r>
-        <w:t>Accés - apartat 2 annex 3d</w:t>
-      </w:r>
-    </w:p>
-    <w:p>
-      <w:r>
-        <w:t>Accés. S’ha de justificar el compliment de l’apartat 2 de l’Annex 3d del DECRET 209/2023, de 28 de novembre, pel qual s'aprova el Codi d'accessibilitat de Catalunya. Condicions que s’han de complir segons la Taula 2.[CAMP: X.X: XXX (segons</w:t>
-      </w:r>
-      <w:r>
-        <w:t xml:space="preserve"> l'apartat X.X de l'annex XX))]</w:t>
+        <w:t>Cambres higièniques - apartat 4 annex 3d</w:t>
+      </w:r>
+    </w:p>
+    <w:p>
+      <w:r>
+        <w:t xml:space="preserve">Cambres higièniques. S’ha de justificar el compliment de l’apartat 4 de l’Annex 3d del DECRET 209/2023, de 28 de novembre, pel qual s'aprova el Codi d'accessibilitat de Catalunya. </w:t>
+      </w:r>
+      <w:r>
+        <w:t xml:space="preserve">Condició que </w:t>
+      </w:r>
+      <w:r>
+        <w:t xml:space="preserve">ha de complir </w:t>
+      </w:r>
+      <w:r>
+        <w:t>la cambra higiènica</w:t>
+      </w:r>
+      <w:r>
+        <w:t xml:space="preserve">: </w:t>
+      </w:r>
+      <w:r>
+        <w:t xml:space="preserve">[OPCIO: </w:t>
+      </w:r>
+      <w:r>
+        <w:t xml:space="preserve">Accessibilitat </w:t>
+      </w:r>
+      <w:r>
+        <w:t>cambra higiènica</w:t>
+      </w:r>
+      <w:r>
+        <w:t xml:space="preserve"> | </w:t>
+      </w:r>
+      <w:r>
+        <w:t>Usable</w:t>
+      </w:r>
+      <w:r>
+        <w:t xml:space="preserve"> </w:t>
+      </w:r>
+      <w:r>
+        <w:t>(segons</w:t>
+      </w:r>
+      <w:r>
+        <w:t xml:space="preserve"> l'apartat 7.2</w:t>
+      </w:r>
+      <w:r>
+        <w:t xml:space="preserve"> de l'annex 3f) </w:t>
+      </w:r>
+      <w:r>
+        <w:t xml:space="preserve">| </w:t>
+      </w:r>
+      <w:r>
+        <w:t>Practica</w:t>
+      </w:r>
+      <w:r>
+        <w:t xml:space="preserve">ble </w:t>
+      </w:r>
+      <w:r>
+        <w:t>(segons</w:t>
+      </w:r>
+      <w:r>
+        <w:t xml:space="preserve"> l'apartat </w:t>
+      </w:r>
+      <w:r>
+        <w:t>7.</w:t>
+      </w:r>
+      <w:r>
+        <w:t>1 de l'annex 3c)</w:t>
+      </w:r>
+      <w:r>
+        <w:t xml:space="preserve">| </w:t>
+      </w:r>
+      <w:r>
+        <w:t>A</w:t>
+      </w:r>
+      <w:r>
+        <w:t xml:space="preserve">ccessible </w:t>
+      </w:r>
+      <w:r>
+        <w:t>(segons</w:t>
+      </w:r>
+      <w:r>
+        <w:t xml:space="preserve"> l'apartat 1</w:t>
+      </w:r>
+      <w:r>
+        <w:t>5.4</w:t>
+      </w:r>
+      <w:r>
+        <w:t xml:space="preserve"> de l'annex 3c)</w:t>
+      </w:r>
+      <w:r>
+        <w:t>]</w:t>
       </w:r>
       <w:r>
         <w:t>.</w:t>
       </w:r>
-    </w:p>
-    <w:p>
-      <w:pPr>
-        <w:pStyle w:val="Ttulo2"/>
-      </w:pPr>
-      <w:r>
-        <w:t>Itineraris interiors - apartat 3 annex 3d</w:t>
-      </w:r>
-    </w:p>
-    <w:p>
-      <w:r>
-        <w:t>Itineraris interiors. S’ha de justificar el compliment de l’apartat 3 de l’Annex 3d del DECRET 209/2023, de 28 de novembre, pel qual s'aprova el Codi d'accessibilitat de Catalunya.</w:t>
-      </w:r>
-    </w:p>
-    <w:p>
-      <w:pPr>
-        <w:pStyle w:val="Ttulo2"/>
-      </w:pPr>
-      <w:r>
-        <w:t>Cambres higièniques - apartat 4 annex 3d</w:t>
-      </w:r>
-    </w:p>
-    <w:p>
-      <w:r>
-        <w:t>Cambres higièniques. S’ha de justificar el compliment de l’apartat 4 de l’Annex 3d del DECRET 209/2023, de 28 de novembre, pel qual s'aprova el Codi d'accessibilitat de Catalunya. Condicions que s’han d</w:t>
-      </w:r>
-      <w:r>
-        <w:t>e complir segons la Taula 4.</w:t>
-      </w:r>
-      <w:r>
-        <w:t>[CAMP: X: XXX (segons</w:t>
-      </w:r>
-      <w:r>
-        <w:t xml:space="preserve"> l'apartat X.X de l'annex XX))]</w:t>
-      </w:r>
-      <w:r>
-        <w:t>.</w:t>
-      </w:r>
+      <w:bookmarkStart w:id="0" w:name="_GoBack"/>
+      <w:bookmarkEnd w:id="0"/>
     </w:p>
     <w:p>
       <w:pPr>
@@ -9294,6 +10015,257 @@
       </w:pPr>
       <w:rPr>
         <w:rFonts w:ascii="Symbol" w:hAnsi="Symbol" w:hint="default"/>
+      </w:rPr>
+    </w:lvl>
+  </w:abstractNum>
+  <w:abstractNum w:abstractNumId="9" w15:restartNumberingAfterBreak="0">
+    <w:nsid w:val="3F06152D"/>
+    <w:multiLevelType w:val="hybridMultilevel"/>
+    <w:tmpl w:val="EF46005C"/>
+    <w:lvl w:ilvl="0" w:tplc="6AE200BC">
+      <w:start w:val="1"/>
+      <w:numFmt w:val="decimal"/>
+      <w:pStyle w:val="Ttulo2Car"/>
+      <w:suff w:val="space"/>
+      <w:lvlText w:val="%1."/>
+      <w:lvlJc w:val="left"/>
+      <w:pPr>
+        <w:ind w:left="567" w:hanging="207"/>
+      </w:pPr>
+      <w:rPr>
+        <w:b/>
+        <w:bCs w:val="0"/>
+        <w:i w:val="0"/>
+        <w:iCs w:val="0"/>
+        <w:caps w:val="0"/>
+        <w:smallCaps w:val="0"/>
+        <w:strike w:val="0"/>
+        <w:dstrike w:val="0"/>
+        <w:outline w:val="0"/>
+        <w:shadow w:val="0"/>
+        <w:emboss w:val="0"/>
+        <w:imprint w:val="0"/>
+        <w:noProof w:val="0"/>
+        <w:vanish w:val="0"/>
+        <w:spacing w:val="0"/>
+        <w:kern w:val="0"/>
+        <w:position w:val="0"/>
+        <w:u w:val="none"/>
+        <w:effect w:val="none"/>
+        <w:vertAlign w:val="baseline"/>
+        <w:em w:val="none"/>
+        <w:specVanish w:val="0"/>
+        <w14:glow w14:rad="0">
+          <w14:srgbClr w14:val="000000"/>
+        </w14:glow>
+        <w14:shadow w14:blurRad="0" w14:dist="0" w14:dir="0" w14:sx="0" w14:sy="0" w14:kx="0" w14:ky="0" w14:algn="none">
+          <w14:srgbClr w14:val="000000"/>
+        </w14:shadow>
+        <w14:reflection w14:blurRad="0" w14:stA="0" w14:stPos="0" w14:endA="0" w14:endPos="0" w14:dist="0" w14:dir="0" w14:fadeDir="0" w14:sx="0" w14:sy="0" w14:kx="0" w14:ky="0" w14:algn="none"/>
+        <w14:textOutline w14:w="0" w14:cap="rnd" w14:cmpd="sng" w14:algn="ctr">
+          <w14:noFill/>
+          <w14:prstDash w14:val="solid"/>
+          <w14:bevel/>
+        </w14:textOutline>
+        <w14:scene3d>
+          <w14:camera w14:prst="orthographicFront"/>
+          <w14:lightRig w14:rig="threePt" w14:dir="t">
+            <w14:rot w14:lat="0" w14:lon="0" w14:rev="0"/>
+          </w14:lightRig>
+        </w14:scene3d>
+        <w14:props3d w14:extrusionH="0" w14:contourW="0" w14:prstMaterial="none"/>
+        <w14:ligatures w14:val="none"/>
+        <w14:numForm w14:val="default"/>
+        <w14:numSpacing w14:val="default"/>
+        <w14:stylisticSets/>
+        <w14:cntxtAlts w14:val="0"/>
+      </w:rPr>
+    </w:lvl>
+    <w:lvl w:ilvl="1" w:tplc="AD949FFC">
+      <w:numFmt w:val="bullet"/>
+      <w:lvlText w:val="-"/>
+      <w:lvlJc w:val="left"/>
+      <w:pPr>
+        <w:ind w:left="1440" w:hanging="360"/>
+      </w:pPr>
+      <w:rPr>
+        <w:rFonts w:ascii="Bookman Old Style" w:eastAsiaTheme="minorEastAsia" w:hAnsi="Bookman Old Style" w:cstheme="minorBidi" w:hint="default"/>
+      </w:rPr>
+    </w:lvl>
+    <w:lvl w:ilvl="2" w:tplc="0403001B">
+      <w:start w:val="1"/>
+      <w:numFmt w:val="lowerRoman"/>
+      <w:lvlText w:val="%3."/>
+      <w:lvlJc w:val="right"/>
+      <w:pPr>
+        <w:ind w:left="2160" w:hanging="180"/>
+      </w:pPr>
+    </w:lvl>
+    <w:lvl w:ilvl="3" w:tplc="0403000F" w:tentative="1">
+      <w:start w:val="1"/>
+      <w:numFmt w:val="decimal"/>
+      <w:lvlText w:val="%4."/>
+      <w:lvlJc w:val="left"/>
+      <w:pPr>
+        <w:ind w:left="2880" w:hanging="360"/>
+      </w:pPr>
+    </w:lvl>
+    <w:lvl w:ilvl="4" w:tplc="04030019" w:tentative="1">
+      <w:start w:val="1"/>
+      <w:numFmt w:val="lowerLetter"/>
+      <w:lvlText w:val="%5."/>
+      <w:lvlJc w:val="left"/>
+      <w:pPr>
+        <w:ind w:left="3600" w:hanging="360"/>
+      </w:pPr>
+    </w:lvl>
+    <w:lvl w:ilvl="5" w:tplc="0403001B" w:tentative="1">
+      <w:start w:val="1"/>
+      <w:numFmt w:val="lowerRoman"/>
+      <w:lvlText w:val="%6."/>
+      <w:lvlJc w:val="right"/>
+      <w:pPr>
+        <w:ind w:left="4320" w:hanging="180"/>
+      </w:pPr>
+    </w:lvl>
+    <w:lvl w:ilvl="6" w:tplc="0403000F" w:tentative="1">
+      <w:start w:val="1"/>
+      <w:numFmt w:val="decimal"/>
+      <w:lvlText w:val="%7."/>
+      <w:lvlJc w:val="left"/>
+      <w:pPr>
+        <w:ind w:left="5040" w:hanging="360"/>
+      </w:pPr>
+    </w:lvl>
+    <w:lvl w:ilvl="7" w:tplc="04030019" w:tentative="1">
+      <w:start w:val="1"/>
+      <w:numFmt w:val="lowerLetter"/>
+      <w:lvlText w:val="%8."/>
+      <w:lvlJc w:val="left"/>
+      <w:pPr>
+        <w:ind w:left="5760" w:hanging="360"/>
+      </w:pPr>
+    </w:lvl>
+    <w:lvl w:ilvl="8" w:tplc="0403001B" w:tentative="1">
+      <w:start w:val="1"/>
+      <w:numFmt w:val="lowerRoman"/>
+      <w:lvlText w:val="%9."/>
+      <w:lvlJc w:val="right"/>
+      <w:pPr>
+        <w:ind w:left="6480" w:hanging="180"/>
+      </w:pPr>
+    </w:lvl>
+  </w:abstractNum>
+  <w:abstractNum w:abstractNumId="10" w15:restartNumberingAfterBreak="0">
+    <w:nsid w:val="7EFC5EC7"/>
+    <w:multiLevelType w:val="hybridMultilevel"/>
+    <w:tmpl w:val="8FC866CE"/>
+    <w:lvl w:ilvl="0" w:tplc="04030001">
+      <w:start w:val="1"/>
+      <w:numFmt w:val="bullet"/>
+      <w:lvlText w:val=""/>
+      <w:lvlJc w:val="left"/>
+      <w:pPr>
+        <w:ind w:left="720" w:hanging="360"/>
+      </w:pPr>
+      <w:rPr>
+        <w:rFonts w:ascii="Symbol" w:hAnsi="Symbol" w:hint="default"/>
+      </w:rPr>
+    </w:lvl>
+    <w:lvl w:ilvl="1" w:tplc="04030003" w:tentative="1">
+      <w:start w:val="1"/>
+      <w:numFmt w:val="bullet"/>
+      <w:lvlText w:val="o"/>
+      <w:lvlJc w:val="left"/>
+      <w:pPr>
+        <w:ind w:left="1440" w:hanging="360"/>
+      </w:pPr>
+      <w:rPr>
+        <w:rFonts w:ascii="Courier New" w:hAnsi="Courier New" w:cs="Courier New" w:hint="default"/>
+      </w:rPr>
+    </w:lvl>
+    <w:lvl w:ilvl="2" w:tplc="04030005" w:tentative="1">
+      <w:start w:val="1"/>
+      <w:numFmt w:val="bullet"/>
+      <w:lvlText w:val=""/>
+      <w:lvlJc w:val="left"/>
+      <w:pPr>
+        <w:ind w:left="2160" w:hanging="360"/>
+      </w:pPr>
+      <w:rPr>
+        <w:rFonts w:ascii="Wingdings" w:hAnsi="Wingdings" w:hint="default"/>
+      </w:rPr>
+    </w:lvl>
+    <w:lvl w:ilvl="3" w:tplc="04030001" w:tentative="1">
+      <w:start w:val="1"/>
+      <w:numFmt w:val="bullet"/>
+      <w:lvlText w:val=""/>
+      <w:lvlJc w:val="left"/>
+      <w:pPr>
+        <w:ind w:left="2880" w:hanging="360"/>
+      </w:pPr>
+      <w:rPr>
+        <w:rFonts w:ascii="Symbol" w:hAnsi="Symbol" w:hint="default"/>
+      </w:rPr>
+    </w:lvl>
+    <w:lvl w:ilvl="4" w:tplc="04030003" w:tentative="1">
+      <w:start w:val="1"/>
+      <w:numFmt w:val="bullet"/>
+      <w:lvlText w:val="o"/>
+      <w:lvlJc w:val="left"/>
+      <w:pPr>
+        <w:ind w:left="3600" w:hanging="360"/>
+      </w:pPr>
+      <w:rPr>
+        <w:rFonts w:ascii="Courier New" w:hAnsi="Courier New" w:cs="Courier New" w:hint="default"/>
+      </w:rPr>
+    </w:lvl>
+    <w:lvl w:ilvl="5" w:tplc="04030005" w:tentative="1">
+      <w:start w:val="1"/>
+      <w:numFmt w:val="bullet"/>
+      <w:lvlText w:val=""/>
+      <w:lvlJc w:val="left"/>
+      <w:pPr>
+        <w:ind w:left="4320" w:hanging="360"/>
+      </w:pPr>
+      <w:rPr>
+        <w:rFonts w:ascii="Wingdings" w:hAnsi="Wingdings" w:hint="default"/>
+      </w:rPr>
+    </w:lvl>
+    <w:lvl w:ilvl="6" w:tplc="04030001" w:tentative="1">
+      <w:start w:val="1"/>
+      <w:numFmt w:val="bullet"/>
+      <w:lvlText w:val=""/>
+      <w:lvlJc w:val="left"/>
+      <w:pPr>
+        <w:ind w:left="5040" w:hanging="360"/>
+      </w:pPr>
+      <w:rPr>
+        <w:rFonts w:ascii="Symbol" w:hAnsi="Symbol" w:hint="default"/>
+      </w:rPr>
+    </w:lvl>
+    <w:lvl w:ilvl="7" w:tplc="04030003" w:tentative="1">
+      <w:start w:val="1"/>
+      <w:numFmt w:val="bullet"/>
+      <w:lvlText w:val="o"/>
+      <w:lvlJc w:val="left"/>
+      <w:pPr>
+        <w:ind w:left="5760" w:hanging="360"/>
+      </w:pPr>
+      <w:rPr>
+        <w:rFonts w:ascii="Courier New" w:hAnsi="Courier New" w:cs="Courier New" w:hint="default"/>
+      </w:rPr>
+    </w:lvl>
+    <w:lvl w:ilvl="8" w:tplc="04030005" w:tentative="1">
+      <w:start w:val="1"/>
+      <w:numFmt w:val="bullet"/>
+      <w:lvlText w:val=""/>
+      <w:lvlJc w:val="left"/>
+      <w:pPr>
+        <w:ind w:left="6480" w:hanging="360"/>
+      </w:pPr>
+      <w:rPr>
+        <w:rFonts w:ascii="Wingdings" w:hAnsi="Wingdings" w:hint="default"/>
       </w:rPr>
     </w:lvl>
   </w:abstractNum>
@@ -9323,6 +10295,12 @@
   </w:num>
   <w:num w:numId="9">
     <w:abstractNumId w:val="0"/>
+  </w:num>
+  <w:num w:numId="10">
+    <w:abstractNumId w:val="9"/>
+  </w:num>
+  <w:num w:numId="11">
+    <w:abstractNumId w:val="10"/>
   </w:num>
 </w:numbering>
 </file>
@@ -21040,7 +22018,7 @@
 </file>
 
 <file path=customXml/itemProps1.xml><?xml version="1.0" encoding="utf-8"?>
-<ds:datastoreItem xmlns:ds="http://schemas.openxmlformats.org/officeDocument/2006/customXml" ds:itemID="{018B85AF-E848-4136-9757-E1AB718DC26F}">
+<ds:datastoreItem xmlns:ds="http://schemas.openxmlformats.org/officeDocument/2006/customXml" ds:itemID="{1A802C13-E9CC-4177-B489-1E12FBC7E899}">
   <ds:schemaRefs>
     <ds:schemaRef ds:uri="http://schemas.openxmlformats.org/officeDocument/2006/bibliography"/>
   </ds:schemaRefs>

--- a/ESTRUCTURALS/REQ1.docx
+++ b/ESTRUCTURALS/REQ1.docx
@@ -9,11 +9,21 @@
     </w:p>
     <w:p>
       <w:pPr>
-        <w:pStyle w:val="Ttulo2"/>
+        <w:pStyle w:val="Ttulo1"/>
       </w:pPr>
       <w:r>
         <w:t>Requeriment pendent</w:t>
       </w:r>
+    </w:p>
+    <w:p>
+      <w:pPr>
+        <w:pStyle w:val="Ttulo2"/>
+      </w:pPr>
+      <w:r>
+        <w:t>Anterior requeriment</w:t>
+      </w:r>
+      <w:bookmarkStart w:id="0" w:name="_GoBack"/>
+      <w:bookmarkEnd w:id="0"/>
     </w:p>
     <w:p>
       <w:r>
@@ -49,6 +59,14 @@
       </w:r>
     </w:p>
     <w:p>
+      <w:pPr>
+        <w:pStyle w:val="Ttulo2"/>
+      </w:pPr>
+      <w:r>
+        <w:t>Defectes de caràcter essencial</w:t>
+      </w:r>
+    </w:p>
+    <w:p>
       <w:r>
         <w:t>La comunicació presenta els següents defectes de caràcter essencial:</w:t>
       </w:r>
@@ -140,45 +158,133 @@
         <w:pStyle w:val="Ttulo2"/>
       </w:pPr>
       <w:r>
+        <w:lastRenderedPageBreak/>
         <w:t>Estat - Residus</w:t>
       </w:r>
     </w:p>
     <w:p>
       <w:r>
-        <w:t xml:space="preserve">Residus. S’ha de complir amb l’Article 21 de la Llei 7/2022, de 8 d'abril, de residus i sòls contaminats per a una economia circular on s’indica que s’ha de “Disposar d'una zona habilitada i identificada per a l'emmagatzematge correcte dels residus que reuneixi les condicions adequades d'higiene i seguretat mentre estiguin en el seu poder. En el cas d'emmagatzematge de residus perillosos </w:t>
-      </w:r>
+        <w:t>Residus. S’ha de complir amb l’Article 21 de la Llei 7/2022, de 8 d'abril, de residus i sòls contaminats per a una economia circular on s’indica que s’ha de “Disposar d'una zona habilitada i identificada per a l'emmagatzematge correcte dels residus que reuneixi les condicions adequades d'higiene i seguretat mentre estiguin en el seu poder. En el cas d'emmagatzematge de residus perillosos aquests han d'estar protegits de la intempèrie i amb sistemes de retenció d'abocaments i vessaments.”</w:t>
+      </w:r>
+    </w:p>
+    <w:p>
+      <w:pPr>
+        <w:pStyle w:val="Ttulo1"/>
+      </w:pPr>
+      <w:r>
+        <w:t>Autoritzacions / Informes preceptius</w:t>
+      </w:r>
+    </w:p>
+    <w:p>
+      <w:pPr>
+        <w:pStyle w:val="Ttulo2"/>
+      </w:pPr>
+      <w:r>
+        <w:t>Sanitat</w:t>
+      </w:r>
+    </w:p>
+    <w:p>
+      <w:r>
+        <w:t xml:space="preserve">Sanitat. L’activitat està inclosa dins l’Annex del Decret 151/2017, de 17 d'octubre, pel qual s'estableixen els requisits i les garanties </w:t>
+      </w:r>
+      <w:proofErr w:type="spellStart"/>
+      <w:r>
+        <w:t>tecnicosanitàries</w:t>
+      </w:r>
+      <w:proofErr w:type="spellEnd"/>
+      <w:r>
+        <w:t xml:space="preserve"> comunes dels centres i serveis sanitaris i els procediments per a la seva autorització i registre. S’ha d’obtenir l’Autorització de funcionament (Departament de Salut de la Generalitat de Catalunya).</w:t>
+      </w:r>
+    </w:p>
+    <w:p>
+      <w:pPr>
+        <w:pStyle w:val="Cita"/>
+      </w:pPr>
+      <w:r>
+        <w:t>https://tramits.gencat.cat/ca/tramits/tramits-temes/Autoritzacio-de-centres-o-serveis-sanitaris</w:t>
+      </w:r>
+    </w:p>
+    <w:p>
+      <w:pPr>
+        <w:pStyle w:val="Ttulo2"/>
+      </w:pPr>
+      <w:r>
+        <w:t>Educació</w:t>
+      </w:r>
+    </w:p>
+    <w:p>
+      <w:r>
+        <w:t>Educació. L’activitat està inclosa dins el Decret 122/2012, de 9 d'octubre, del procediment d'autorització i de comunicació prèvia per a l'obertura de centres educatius privats. S’ha d’obtenir l’Autorització d’obertura de centres educatius privats  (Departament d’Educació).</w:t>
+      </w:r>
+    </w:p>
+    <w:p>
+      <w:pPr>
+        <w:pStyle w:val="Cita"/>
+      </w:pPr>
+      <w:r>
+        <w:t>https://educacio.gencat.cat/ca/tramits/tramits-temes/autoritzacio-obertura-privats</w:t>
+      </w:r>
+    </w:p>
+    <w:p>
+      <w:pPr>
+        <w:pStyle w:val="Ttulo2"/>
+      </w:pPr>
+      <w:r>
+        <w:t>Comerç</w:t>
+      </w:r>
+    </w:p>
+    <w:p>
+      <w:r>
+        <w:t>Comerç. L’activitat està inclosa dins el Decret Llei 1/2009, del 22 de desembre, d'ordenació dels equipaments comercials. S’ha d’obtenir la llicència comercial d’implantació d’un establiment comercial (Departament d’Empresa i Treball).</w:t>
+      </w:r>
+    </w:p>
+    <w:p>
+      <w:pPr>
+        <w:pStyle w:val="Cita"/>
+      </w:pPr>
+      <w:r>
+        <w:t>https://canalempresa.gencat.cat/ca/integraciodepartamentaltramit/tramit/PerTemes/Llicencia-comercial?category=&amp;moda=2</w:t>
+      </w:r>
+    </w:p>
+    <w:p>
+      <w:pPr>
+        <w:pStyle w:val="Ttulo2"/>
+      </w:pPr>
+      <w:r>
+        <w:t>Esport</w:t>
+      </w:r>
+    </w:p>
+    <w:p>
+      <w:r>
+        <w:t>Esport. L’activitat està inclosa dins el DECRET LEGISLATIU 1/2000, de 31 de juliol, pel qual s'aprova el Text únic de la Llei de l'esport. S’ha d’haver iniciat el tràmit per obtenir l’informe previ de les actuacions en instal·lacions esportives (Consell Català de l’Esport).</w:t>
+      </w:r>
+    </w:p>
+    <w:p>
+      <w:pPr>
+        <w:pStyle w:val="Cita"/>
+      </w:pPr>
+      <w:r>
+        <w:t>https://web.gencat.cat/ca/tramits/tramits-temes/22032-Informe-previ-al-Servei-dEquipaments-Esportius-per-a-la-realitzacio-en-installacions-esportives-a-Catalunya</w:t>
+      </w:r>
+    </w:p>
+    <w:p>
+      <w:pPr>
+        <w:pStyle w:val="Ttulo2"/>
+      </w:pPr>
       <w:r>
         <w:lastRenderedPageBreak/>
-        <w:t>aquests han d'estar protegits de la intempèrie i amb sistemes de retenció d'abocaments i vessaments.”</w:t>
-      </w:r>
-    </w:p>
-    <w:p>
-      <w:pPr>
-        <w:pStyle w:val="Ttulo1"/>
-      </w:pPr>
-      <w:r>
-        <w:t>Autoritzacions / Informes preceptius</w:t>
-      </w:r>
-    </w:p>
-    <w:p>
-      <w:pPr>
-        <w:pStyle w:val="Ttulo2"/>
-      </w:pPr>
-      <w:r>
-        <w:t>Sanitat</w:t>
-      </w:r>
-    </w:p>
-    <w:p>
-      <w:r>
-        <w:t xml:space="preserve">Sanitat. L’activitat està inclosa dins l’Annex del Decret 151/2017, de 17 d'octubre, pel qual s'estableixen els requisits i les garanties </w:t>
-      </w:r>
-      <w:proofErr w:type="spellStart"/>
-      <w:r>
-        <w:t>tecnicosanitàries</w:t>
-      </w:r>
-      <w:proofErr w:type="spellEnd"/>
-      <w:r>
-        <w:t xml:space="preserve"> comunes dels centres i serveis sanitaris i els procediments per a la seva autorització i registre. S’ha d’obtenir l’Autorització de funcionament (Departament de Salut de la Generalitat de Catalunya).</w:t>
+        <w:t>Incendis</w:t>
+      </w:r>
+    </w:p>
+    <w:p>
+      <w:r>
+        <w:t>Incendis. L’activitat està inclosa dins l’Annex I de la Llei 3/2010, del 18 de febrer, de prevenció i seguretat en matèria d'incendis en establiments, activitats, infraestructures i edificis. S’ha de</w:t>
+      </w:r>
+      <w:r>
+        <w:t xml:space="preserve"> p</w:t>
+      </w:r>
+      <w:r>
+        <w:t>resentar l’acte de comprovació per una entitat col·laboradora</w:t>
       </w:r>
     </w:p>
     <w:p>
@@ -186,20 +292,69 @@
         <w:pStyle w:val="Cita"/>
       </w:pPr>
       <w:r>
-        <w:t>https://tramits.gencat.cat/ca/tramits/tramits-temes/Autoritzacio-de-centres-o-serveis-sanitaris</w:t>
-      </w:r>
-    </w:p>
-    <w:p>
-      <w:pPr>
-        <w:pStyle w:val="Ttulo2"/>
-      </w:pPr>
-      <w:r>
-        <w:t>Educació</w:t>
-      </w:r>
-    </w:p>
-    <w:p>
-      <w:r>
-        <w:t>Educació. L’activitat està inclosa dins el Decret 122/2012, de 9 d'octubre, del procediment d'autorització i de comunicació prèvia per a l'obertura de centres educatius privats. S’ha d’obtenir l’Autorització d’obertura de centres educatius privats  (Departament d’Educació).</w:t>
+        <w:t>https://canalempresa.gencat.cat/ca/integraciodepartamentaltramit/tramit/PerTemes/23705_-_Informe-de-prevencio-i-seguretat-en-materia-dincendis</w:t>
+      </w:r>
+    </w:p>
+    <w:p>
+      <w:pPr>
+        <w:pStyle w:val="Ttulo2"/>
+      </w:pPr>
+      <w:r>
+        <w:t>Impacte ambiental</w:t>
+      </w:r>
+    </w:p>
+    <w:p>
+      <w:r>
+        <w:t xml:space="preserve">Impacte ambiental. L’activitat està inclosa dins l’Article 7 de la </w:t>
+      </w:r>
+      <w:r>
+        <w:t>//</w:t>
+      </w:r>
+      <w:proofErr w:type="spellStart"/>
+      <w:r>
+        <w:t>Ley</w:t>
+      </w:r>
+      <w:proofErr w:type="spellEnd"/>
+      <w:r>
+        <w:t xml:space="preserve"> 21/2013, de 9 de </w:t>
+      </w:r>
+      <w:proofErr w:type="spellStart"/>
+      <w:r>
+        <w:t>diciembre</w:t>
+      </w:r>
+      <w:proofErr w:type="spellEnd"/>
+      <w:r>
+        <w:t xml:space="preserve">, de </w:t>
+      </w:r>
+      <w:proofErr w:type="spellStart"/>
+      <w:r>
+        <w:t>evaluación</w:t>
+      </w:r>
+      <w:proofErr w:type="spellEnd"/>
+      <w:r>
+        <w:t xml:space="preserve"> ambiental</w:t>
+      </w:r>
+      <w:r>
+        <w:t>//</w:t>
+      </w:r>
+      <w:r>
+        <w:t>. S’ha de presentar l’estudi d'impacte ambiental a l’ajuntament amb el contingut determinat a l'Annex VI de l’esmentada Llei per obtenir posteriorment l’informe favorable per part de l’OGAU.</w:t>
+      </w:r>
+    </w:p>
+    <w:p>
+      <w:pPr>
+        <w:pStyle w:val="Ttulo2"/>
+      </w:pPr>
+      <w:r>
+        <w:t xml:space="preserve">Vector Aigua (ACA) - </w:t>
+      </w:r>
+      <w:r>
+        <w:t>Zona inundable fluvial T500</w:t>
+      </w:r>
+    </w:p>
+    <w:p>
+      <w:r>
+        <w:t>Zona inundable fluvial T500. És una activitat crítica situada en zona de perill d’inundació fluvial T500. S’ha d’obtenir l’informe relacionat amb el vector aigua (Agència Catalana de l’Aigua).</w:t>
       </w:r>
     </w:p>
     <w:p>
@@ -207,20 +362,47 @@
         <w:pStyle w:val="Cita"/>
       </w:pPr>
       <w:r>
-        <w:t>https://educacio.gencat.cat/ca/tramits/tramits-temes/autoritzacio-obertura-privats</w:t>
-      </w:r>
-    </w:p>
-    <w:p>
-      <w:pPr>
-        <w:pStyle w:val="Ttulo2"/>
-      </w:pPr>
-      <w:r>
-        <w:t>Comerç</w:t>
-      </w:r>
-    </w:p>
-    <w:p>
-      <w:r>
-        <w:t>Comerç. L’activitat està inclosa dins el Decret Llei 1/2009, del 22 de desembre, d'ordenació dels equipaments comercials. S’ha d’obtenir la llicència comercial d’implantació d’un establiment comercial (Departament d’Empresa i Treball).</w:t>
+        <w:t>https://aca.gencat.cat/ca/tramits/Informes-relacionats-amb-el-vector-aigua?moda=1</w:t>
+      </w:r>
+    </w:p>
+    <w:p>
+      <w:pPr>
+        <w:pStyle w:val="Ttulo2"/>
+      </w:pPr>
+      <w:r>
+        <w:t>Vector Aigua (ACA) - abocaments</w:t>
+      </w:r>
+    </w:p>
+    <w:p>
+      <w:r>
+        <w:t xml:space="preserve">Vector Aigua (ACA). L’activitat està inclosa dins l’Annex VI.1 de la Llei 20/2009, del 4 de desembre, de prevenció i control ambiental de les activitats. S’ha de presentar un projecte tècnic </w:t>
+      </w:r>
+      <w:r>
+        <w:t>[OPCIO: Destinatari del projecte</w:t>
+      </w:r>
+      <w:r>
+        <w:t xml:space="preserve"> ACA</w:t>
+      </w:r>
+      <w:r>
+        <w:t xml:space="preserve"> | a l'ajuntament (</w:t>
+      </w:r>
+      <w:r>
+        <w:t xml:space="preserve">per ser un </w:t>
+      </w:r>
+      <w:r>
+        <w:t>Annex II) | a l'ACA]</w:t>
+      </w:r>
+      <w:r>
+        <w:t xml:space="preserve"> </w:t>
+      </w:r>
+      <w:r>
+        <w:t>amb el contingut determinat a l’Annex III del Decret 130/2003, de 13 de maig, pel qual s'aprova el Reglament dels serveis públics de sanejament per obtenir posteriorment l’autorització d’abocaments d’aigües residuals (Agència Catalana de l’Aigua</w:t>
+      </w:r>
+      <w:r>
+        <w:t>)</w:t>
+      </w:r>
+      <w:r>
+        <w:t>.</w:t>
       </w:r>
     </w:p>
     <w:p>
@@ -228,20 +410,20 @@
         <w:pStyle w:val="Cita"/>
       </w:pPr>
       <w:r>
-        <w:t>https://canalempresa.gencat.cat/ca/integraciodepartamentaltramit/tramit/PerTemes/Llicencia-comercial?category=&amp;moda=2</w:t>
-      </w:r>
-    </w:p>
-    <w:p>
-      <w:pPr>
-        <w:pStyle w:val="Ttulo2"/>
-      </w:pPr>
-      <w:r>
-        <w:t>Esport</w:t>
-      </w:r>
-    </w:p>
-    <w:p>
-      <w:r>
-        <w:t>Esport. L’activitat està inclosa dins el DECRET LEGISLATIU 1/2000, de 31 de juliol, pel qual s'aprova el Text únic de la Llei de l'esport. S’ha d’haver iniciat el tràmit per obtenir l’informe previ de les actuacions en instal·lacions esportives (Consell Català de l’Esport).</w:t>
+        <w:t>https://aca.gencat.cat/ca/tramits/Autoritzacions-dabocaments-daiguees-residuals</w:t>
+      </w:r>
+    </w:p>
+    <w:p>
+      <w:pPr>
+        <w:pStyle w:val="Ttulo2"/>
+      </w:pPr>
+      <w:r>
+        <w:t>Vector Aigua (ACA) - DUCA</w:t>
+      </w:r>
+    </w:p>
+    <w:p>
+      <w:r>
+        <w:t>Vector Aigua (ACA). L’activitat disposa d’ volum anual d'aigua superior a 1.000 m3, i es troba inclosa en les seccions B, C i D i els grups A032, E360, E383 i J581 de la Classificació catalana d'activitats econòmiques (CCAE-2009). S’ha de presentar la Declaració de l'Ús i la Contaminació de l'Aigua (DUCA).</w:t>
       </w:r>
     </w:p>
     <w:p>
@@ -249,26 +431,35 @@
         <w:pStyle w:val="Cita"/>
       </w:pPr>
       <w:r>
-        <w:t>https://web.gencat.cat/ca/tramits/tramits-temes/22032-Informe-previ-al-Servei-dEquipaments-Esportius-per-a-la-realitzacio-en-installacions-esportives-a-Catalunya</w:t>
-      </w:r>
-    </w:p>
-    <w:p>
-      <w:pPr>
-        <w:pStyle w:val="Ttulo2"/>
-      </w:pPr>
-      <w:r>
-        <w:t>Incendis</w:t>
-      </w:r>
-    </w:p>
-    <w:p>
-      <w:r>
-        <w:t>Incendis. L’activitat està inclosa dins l’Annex I de la Llei 3/2010, del 18 de febrer, de prevenció i seguretat en matèria d'incendis en establiments, activitats, infraestructures i edificis. S’ha de</w:t>
-      </w:r>
-      <w:r>
-        <w:t xml:space="preserve"> p</w:t>
-      </w:r>
-      <w:r>
-        <w:t>resentar l’acte de comprovació per una entitat col·laboradora</w:t>
+        <w:t>https://web.gencat.cat/ca/tramits/tramits-temes/Declaracio-de-lUs-i-la-Contaminacio-de-lAigua-DUCA</w:t>
+      </w:r>
+    </w:p>
+    <w:p>
+      <w:pPr>
+        <w:pStyle w:val="Ttulo2"/>
+      </w:pPr>
+      <w:r>
+        <w:t>Vector Aigua (AMB)</w:t>
+      </w:r>
+      <w:r>
+        <w:t xml:space="preserve"> - abocaments</w:t>
+      </w:r>
+    </w:p>
+    <w:p>
+      <w:r>
+        <w:t xml:space="preserve">Vector Aigua (AMB). L’activitat està inclosa dins l’Article 22 o l’Annex 4 del Reglament Metropolità d’Abocament d’Aigües Residuals (RMAAR, </w:t>
+      </w:r>
+      <w:proofErr w:type="spellStart"/>
+      <w:r>
+        <w:t>Exp</w:t>
+      </w:r>
+      <w:proofErr w:type="spellEnd"/>
+      <w:r>
+        <w:t xml:space="preserve"> 944/18). </w:t>
+      </w:r>
+      <w:r>
+        <w:lastRenderedPageBreak/>
+        <w:t>S’ha de presentar l’autorització d’abocaments d’aigües (Àrea Metropolitana de Barcelona).</w:t>
       </w:r>
     </w:p>
     <w:p>
@@ -276,537 +467,365 @@
         <w:pStyle w:val="Cita"/>
       </w:pPr>
       <w:r>
+        <w:t>https://tramitaiguesresiduals.amb.cat/mod/sol/index.php</w:t>
+      </w:r>
+    </w:p>
+    <w:p>
+      <w:pPr>
+        <w:pStyle w:val="Ttulo2"/>
+      </w:pPr>
+      <w:r>
+        <w:t>Vector Residus (ARC)</w:t>
+      </w:r>
+    </w:p>
+    <w:p>
+      <w:r>
+        <w:t xml:space="preserve">Vector Residus. L’activitat està inclosa dins l’Annex VI.2 de la Llei 20/2009, del 4 de desembre, de prevenció i control ambiental de les activitats. S’ha de presentar un projecte tècnic a l’ajuntament amb el contingut determinat a l'Annex IX i X de la </w:t>
+      </w:r>
+      <w:r>
+        <w:t>//</w:t>
+      </w:r>
+      <w:proofErr w:type="spellStart"/>
+      <w:r>
+        <w:t>Ley</w:t>
+      </w:r>
+      <w:proofErr w:type="spellEnd"/>
+      <w:r>
+        <w:t xml:space="preserve"> 7/2022, de 8 de abril, de </w:t>
+      </w:r>
+      <w:proofErr w:type="spellStart"/>
+      <w:r>
+        <w:t>residuos</w:t>
+      </w:r>
+      <w:proofErr w:type="spellEnd"/>
+      <w:r>
+        <w:t xml:space="preserve"> y </w:t>
+      </w:r>
+      <w:proofErr w:type="spellStart"/>
+      <w:r>
+        <w:t>suelos</w:t>
+      </w:r>
+      <w:proofErr w:type="spellEnd"/>
+      <w:r>
+        <w:t xml:space="preserve"> </w:t>
+      </w:r>
+      <w:proofErr w:type="spellStart"/>
+      <w:r>
+        <w:t>contaminados</w:t>
+      </w:r>
+      <w:proofErr w:type="spellEnd"/>
+      <w:r>
+        <w:t xml:space="preserve"> para una </w:t>
+      </w:r>
+      <w:proofErr w:type="spellStart"/>
+      <w:r>
+        <w:t>economía</w:t>
+      </w:r>
+      <w:proofErr w:type="spellEnd"/>
+      <w:r>
+        <w:t xml:space="preserve"> circular</w:t>
+      </w:r>
+      <w:r>
+        <w:t>//</w:t>
+      </w:r>
+      <w:r>
+        <w:t xml:space="preserve"> per obtenir posteriorment l’informe preceptiu favorable (Agència de Residus de Catalunya).</w:t>
+      </w:r>
+    </w:p>
+    <w:p>
+      <w:pPr>
+        <w:pStyle w:val="Ttulo2"/>
+      </w:pPr>
+      <w:r>
+        <w:t>Vector Residus - SDR</w:t>
+      </w:r>
+    </w:p>
+    <w:p>
+      <w:r>
+        <w:t>Vector Residus. L’establiment de l’activitat ha d’estar donat d’alta al Sistema Documental de Residus (SDR) i disposar d’un gestor de residus.</w:t>
+      </w:r>
+    </w:p>
+    <w:p>
+      <w:pPr>
+        <w:pStyle w:val="Cita"/>
+      </w:pPr>
+      <w:r>
+        <w:t>https://sdr.arc.cat/sdr/GetLogin.do</w:t>
+      </w:r>
+    </w:p>
+    <w:p>
+      <w:pPr>
+        <w:pStyle w:val="Ttulo2"/>
+      </w:pPr>
+      <w:r>
+        <w:t>Vector Atmosfera - Grup A/B</w:t>
+      </w:r>
+    </w:p>
+    <w:p>
+      <w:r>
+        <w:t>Vector Atmosfera. Grups A i B. L’activitat està inclosa dins l’Annex VI.3 de la Llei 20/2009, del 4 de desembre, de prevenció i control ambiental de les activitats. S’ha de presentar un projecte tècnic a l’ajuntament amb el contingut mínim determinat a la web de Medi Ambient i Sostenibilitat per obtenir posteriorment l’informe preceptiu favorable (Direcció General de Canvi Climàtic i Qualitat Ambiental). Grup CAPCA: [CAMP: Grup CAPCA].</w:t>
+      </w:r>
+    </w:p>
+    <w:p>
+      <w:pPr>
+        <w:pStyle w:val="Cita"/>
+      </w:pPr>
+      <w:r>
+        <w:t>https://mediambient.gencat.cat/web/.content/home/ambits_dactuacio/atmosfera/emissions_industrials/guia_emissions_permisos/Juny-2018-contingut-minim.doc</w:t>
+      </w:r>
+    </w:p>
+    <w:p>
+      <w:pPr>
+        <w:pStyle w:val="Ttulo2"/>
+      </w:pPr>
+      <w:r>
+        <w:t>Vector Atmosfera - Grup C llicència</w:t>
+      </w:r>
+    </w:p>
+    <w:p>
+      <w:r>
+        <w:t>Vector Atmosfera. Grup C - llicència. Per tal d’emetre un permís ambiental és necessari disposar de la informació imprescindible per poder fixar els límits d’emissió a l’atmosfera i les prescripcions tècniques. S’ha de redactar un document amb el contingut mínim en matèria d’emissions a l’atmosfera dels projectes d’activitats. Grup CAPCA: [CAMP: Grup CAPCA].</w:t>
+      </w:r>
+    </w:p>
+    <w:p>
+      <w:pPr>
+        <w:pStyle w:val="Cita"/>
+      </w:pPr>
+      <w:r>
+        <w:t>https://mediambient.gencat.cat/web/.content/home/ambits_dactuacio/atmosfera/emissions_industrials/guia_emissions_permisos/Juny-2018-contingut-minim.doc</w:t>
+      </w:r>
+    </w:p>
+    <w:p>
+      <w:pPr>
+        <w:pStyle w:val="Ttulo2"/>
+      </w:pPr>
+      <w:r>
+        <w:t>Vector Atmosfera - Grup C comunicació</w:t>
+      </w:r>
+    </w:p>
+    <w:p>
+      <w:r>
+        <w:t xml:space="preserve">Vector Atmosfera. Grup C - comunicació. Segons la Disposició addicional Segona del DECRET 139/2018, de 3 de juliol, sobre els règims d'intervenció ambiental atmosfèrica dels establiments on es desenvolupin activitats potencialment contaminants de l'atmosfera: Els establiments sotmesos per la Llei 20/2009, de 4 de desembre, a comunicació i classificats en el grup C d'acord amb l'article 7 no han de realitzar la notificació d'emissions que </w:t>
+      </w:r>
+      <w:r>
         <w:lastRenderedPageBreak/>
-        <w:t>https://canalempresa.gencat.cat/ca/integraciodepartamentaltramit/tramit/PerTemes/23705_-_Informe-de-prevencio-i-seguretat-en-materia-dincendis</w:t>
-      </w:r>
-    </w:p>
-    <w:p>
-      <w:pPr>
-        <w:pStyle w:val="Ttulo2"/>
-      </w:pPr>
-      <w:r>
-        <w:t>Impacte ambiental</w:t>
-      </w:r>
-    </w:p>
-    <w:p>
-      <w:r>
-        <w:t xml:space="preserve">Impacte ambiental. L’activitat està inclosa dins l’Article 7 de la </w:t>
+        <w:t>estableix l'article 12. No obstant això, aquests establiments estan obligats a presentar, juntament amb la comunicació, una memòria tècnica i un informe de control d'una entitat col·laboradora de l'Administració en matèria de medi ambient, d'acord amb el que estableix l'article 13.2 i 13.3. Grup CAPCA: [CAMP: Grup CAPCA].</w:t>
+      </w:r>
+    </w:p>
+    <w:p>
+      <w:pPr>
+        <w:pStyle w:val="Ttulo2"/>
+      </w:pPr>
+      <w:r>
+        <w:t>Soroll</w:t>
+      </w:r>
+    </w:p>
+    <w:p>
+      <w:r>
+        <w:t>Soroll. L’activitat està inclosa dins l’Annex I del Decret 112/2010, de 31 d'agost, pel qual s'aprova el Reglament d'espectacles públics i activitats recreatives o és susceptible de generar contaminació acústica per soroll. S’han de presentar les mesures in situ de comprovació de les exigències d’acústica ambiental i de qualitat en l’edificació realitzades per una Entitat de Protecció de la Contaminació Acústica [EC-PCA] segons l’article 9 de l’Ordenança relativa a la intervenció administrativa municipal en les activitats de Cornellà de Llobregat (versió vigent des del 19 de juny de 2025). Les mesures in situ consistiran en comprovar:</w:t>
+      </w:r>
+    </w:p>
+    <w:p>
+      <w:r>
+        <w:t xml:space="preserve">- </w:t>
+      </w:r>
+      <w:r>
+        <w:t>Immissió sonora aplicable a l'ambient exterior</w:t>
+      </w:r>
+    </w:p>
+    <w:p>
+      <w:r>
+        <w:t xml:space="preserve">- </w:t>
+      </w:r>
+      <w:r>
+        <w:t>Immissió sonora aplicable a l'ambient interior</w:t>
+      </w:r>
+    </w:p>
+    <w:p>
+      <w:pPr>
+        <w:pStyle w:val="Cita"/>
+      </w:pPr>
+      <w:r>
+        <w:t>https://www.gencat.cat/mediamb/oaec/epca_CA.pdf</w:t>
+      </w:r>
+    </w:p>
+    <w:p>
+      <w:pPr>
+        <w:pStyle w:val="Ttulo2"/>
+      </w:pPr>
+      <w:r>
+        <w:t>::CHILD:: Soroll - vibracions</w:t>
+      </w:r>
+    </w:p>
+    <w:p>
+      <w:r>
+        <w:t>Immissió de les vibracions als interiors dels edificis</w:t>
+      </w:r>
+    </w:p>
+    <w:p>
+      <w:pPr>
+        <w:pStyle w:val="Ttulo2"/>
+      </w:pPr>
+      <w:r>
+        <w:t>Olors</w:t>
+      </w:r>
+    </w:p>
+    <w:p>
+      <w:r>
+        <w:t>Olors. S’ha de presentar un estudi d’avaluació de l’impacte odorífer de l’activitat sobre l’entorn. S’han de quantificar els nivells d’olors en immissió i avaluar-los mitjançant els valors límit d’immissió de l’Annex II del model d’Ordenança tipus reguladora de la contaminació odorífera de la Diputació de Barcelona.</w:t>
+      </w:r>
+    </w:p>
+    <w:p>
+      <w:pPr>
+        <w:pStyle w:val="Ttulo2"/>
+      </w:pPr>
+      <w:r>
+        <w:t>Vector Sòl</w:t>
+      </w:r>
+    </w:p>
+    <w:p>
+      <w:r>
+        <w:t xml:space="preserve">Vector Sòl. L’activitat està inclosa dins l’Annex I del </w:t>
       </w:r>
       <w:r>
         <w:t>//</w:t>
       </w:r>
-      <w:proofErr w:type="spellStart"/>
-      <w:r>
-        <w:t>Ley</w:t>
-      </w:r>
-      <w:proofErr w:type="spellEnd"/>
-      <w:r>
-        <w:t xml:space="preserve"> 21/2013, de 9 de </w:t>
-      </w:r>
-      <w:proofErr w:type="spellStart"/>
-      <w:r>
-        <w:t>diciembre</w:t>
-      </w:r>
-      <w:proofErr w:type="spellEnd"/>
-      <w:r>
-        <w:t xml:space="preserve">, de </w:t>
-      </w:r>
-      <w:proofErr w:type="spellStart"/>
-      <w:r>
-        <w:t>evaluación</w:t>
-      </w:r>
-      <w:proofErr w:type="spellEnd"/>
-      <w:r>
-        <w:t xml:space="preserve"> ambiental</w:t>
-      </w:r>
+      <w:r>
+        <w:t xml:space="preserve">Real Decreto 9/2005, de 14 de </w:t>
+      </w:r>
+      <w:proofErr w:type="spellStart"/>
+      <w:r>
+        <w:t>enero</w:t>
+      </w:r>
+      <w:proofErr w:type="spellEnd"/>
+      <w:r>
+        <w:t xml:space="preserve">, por el que se </w:t>
+      </w:r>
+      <w:proofErr w:type="spellStart"/>
+      <w:r>
+        <w:t>establece</w:t>
+      </w:r>
+      <w:proofErr w:type="spellEnd"/>
+      <w:r>
+        <w:t xml:space="preserve"> la </w:t>
+      </w:r>
+      <w:proofErr w:type="spellStart"/>
+      <w:r>
+        <w:t>relación</w:t>
+      </w:r>
+      <w:proofErr w:type="spellEnd"/>
+      <w:r>
+        <w:t xml:space="preserve"> de </w:t>
+      </w:r>
+      <w:proofErr w:type="spellStart"/>
+      <w:r>
+        <w:t>actividades</w:t>
+      </w:r>
+      <w:proofErr w:type="spellEnd"/>
+      <w:r>
+        <w:t xml:space="preserve"> </w:t>
+      </w:r>
+      <w:proofErr w:type="spellStart"/>
+      <w:r>
+        <w:t>potencialmente</w:t>
+      </w:r>
+      <w:proofErr w:type="spellEnd"/>
+      <w:r>
+        <w:t xml:space="preserve"> </w:t>
+      </w:r>
+      <w:proofErr w:type="spellStart"/>
+      <w:r>
+        <w:t>contaminantes</w:t>
+      </w:r>
+      <w:proofErr w:type="spellEnd"/>
+      <w:r>
+        <w:t xml:space="preserve"> del </w:t>
+      </w:r>
+      <w:proofErr w:type="spellStart"/>
+      <w:r>
+        <w:t>suelo</w:t>
+      </w:r>
+      <w:proofErr w:type="spellEnd"/>
+      <w:r>
+        <w:t xml:space="preserve"> y los </w:t>
+      </w:r>
+      <w:proofErr w:type="spellStart"/>
+      <w:r>
+        <w:t>criterios</w:t>
+      </w:r>
+      <w:proofErr w:type="spellEnd"/>
+      <w:r>
+        <w:t xml:space="preserve"> y </w:t>
+      </w:r>
+      <w:proofErr w:type="spellStart"/>
+      <w:r>
+        <w:t>estándares</w:t>
+      </w:r>
+      <w:proofErr w:type="spellEnd"/>
+      <w:r>
+        <w:t xml:space="preserve"> para la </w:t>
+      </w:r>
+      <w:proofErr w:type="spellStart"/>
+      <w:r>
+        <w:t>declaración</w:t>
+      </w:r>
+      <w:proofErr w:type="spellEnd"/>
+      <w:r>
+        <w:t xml:space="preserve"> de </w:t>
+      </w:r>
+      <w:proofErr w:type="spellStart"/>
+      <w:r>
+        <w:t>suelos</w:t>
+      </w:r>
+      <w:proofErr w:type="spellEnd"/>
+      <w:r>
+        <w:t xml:space="preserve"> </w:t>
+      </w:r>
+      <w:proofErr w:type="spellStart"/>
+      <w:r>
+        <w:t>contaminados</w:t>
+      </w:r>
+      <w:proofErr w:type="spellEnd"/>
       <w:r>
         <w:t>//</w:t>
       </w:r>
       <w:r>
-        <w:t>. S’ha de presentar l’estudi d'impacte ambiental a l’ajuntament amb el contingut determinat a l'Annex VI de l’esmentada Llei per obtenir posteriorment l’informe favorable per part de l’OGAU.</w:t>
-      </w:r>
-    </w:p>
-    <w:p>
-      <w:pPr>
-        <w:pStyle w:val="Ttulo2"/>
-      </w:pPr>
-      <w:r>
-        <w:t xml:space="preserve">Vector Aigua (ACA) - </w:t>
-      </w:r>
-      <w:r>
-        <w:t>Zona inundable fluvial T500</w:t>
-      </w:r>
-    </w:p>
-    <w:p>
-      <w:r>
-        <w:t>Zona inundable fluvial T500. És una activitat crítica situada en zona de perill d’inundació fluvial T500. S’ha d’obtenir l’informe relacionat amb el vector aigua (Agència Catalana de l’Aigua).</w:t>
-      </w:r>
-    </w:p>
-    <w:p>
-      <w:pPr>
-        <w:pStyle w:val="Cita"/>
-      </w:pPr>
-      <w:r>
-        <w:t>https://aca.gencat.cat/ca/tramits/Informes-relacionats-amb-el-vector-aigua?moda=1</w:t>
-      </w:r>
-    </w:p>
-    <w:p>
-      <w:pPr>
-        <w:pStyle w:val="Ttulo2"/>
-      </w:pPr>
-      <w:r>
-        <w:t>Vector Aigua (ACA) - abocaments</w:t>
-      </w:r>
-    </w:p>
-    <w:p>
-      <w:r>
-        <w:t xml:space="preserve">Vector Aigua (ACA). L’activitat està inclosa dins l’Annex VI.1 de la Llei 20/2009, del 4 de desembre, de prevenció i control ambiental de les activitats. S’ha de presentar un projecte tècnic </w:t>
-      </w:r>
-      <w:r>
-        <w:t>[OPCIO: Destinatari del projecte</w:t>
-      </w:r>
-      <w:r>
-        <w:t xml:space="preserve"> ACA</w:t>
-      </w:r>
-      <w:r>
-        <w:t xml:space="preserve"> | a l'ajuntament (</w:t>
-      </w:r>
-      <w:r>
-        <w:t xml:space="preserve">per ser un </w:t>
-      </w:r>
-      <w:r>
-        <w:t>Annex II) | a l'ACA]</w:t>
-      </w:r>
-      <w:r>
-        <w:t xml:space="preserve"> </w:t>
-      </w:r>
-      <w:r>
-        <w:t>amb el contingut determinat a l’Annex III del Decret 130/2003, de 13 de maig, pel qual s'aprova el Reglament dels serveis públics de sanejament per obtenir posteriorment l’autorització d’abocaments d’aigües residuals (Agència Catalana de l’Aigua</w:t>
-      </w:r>
-      <w:r>
-        <w:t>)</w:t>
-      </w:r>
-      <w:r>
-        <w:t>.</w:t>
-      </w:r>
-    </w:p>
-    <w:p>
-      <w:pPr>
-        <w:pStyle w:val="Cita"/>
-      </w:pPr>
-      <w:r>
-        <w:t>https://aca.gencat.cat/ca/tramits/Autoritzacions-dabocaments-daiguees-residuals</w:t>
-      </w:r>
-    </w:p>
-    <w:p>
-      <w:pPr>
-        <w:pStyle w:val="Ttulo2"/>
-      </w:pPr>
-      <w:r>
-        <w:t>Vector Aigua (ACA) - DUCA</w:t>
-      </w:r>
-    </w:p>
-    <w:p>
-      <w:r>
-        <w:t>Vector Aigua (ACA). L’activitat disposa d’ volum anual d'aigua superior a 1.000 m3, i es troba inclosa en les seccions B, C i D i els grups A032, E360, E383 i J581 de la Classificació catalana d'activitats econòmiques (CCAE-2009). S’ha de presentar la Declaració de l'Ús i la Contaminació de l'Aigua (DUCA).</w:t>
-      </w:r>
-    </w:p>
-    <w:p>
-      <w:pPr>
-        <w:pStyle w:val="Cita"/>
-      </w:pPr>
-      <w:r>
-        <w:t>https://web.gencat.cat/ca/tramits/tramits-temes/Declaracio-de-lUs-i-la-Contaminacio-de-lAigua-DUCA</w:t>
-      </w:r>
-    </w:p>
-    <w:p>
-      <w:pPr>
-        <w:pStyle w:val="Ttulo2"/>
-      </w:pPr>
-      <w:r>
-        <w:t>Vector Aigua (AMB)</w:t>
-      </w:r>
-      <w:r>
-        <w:t xml:space="preserve"> - abocaments</w:t>
-      </w:r>
-    </w:p>
-    <w:p>
-      <w:r>
-        <w:t xml:space="preserve">Vector Aigua (AMB). L’activitat està inclosa dins l’Article 22 o l’Annex 4 del Reglament Metropolità d’Abocament d’Aigües Residuals (RMAAR, </w:t>
-      </w:r>
-      <w:proofErr w:type="spellStart"/>
-      <w:r>
-        <w:t>Exp</w:t>
-      </w:r>
-      <w:proofErr w:type="spellEnd"/>
-      <w:r>
-        <w:t xml:space="preserve"> 944/18). S’ha de presentar l’autorització d’abocaments d’aigües (Àrea Metropolitana de Barcelona).</w:t>
-      </w:r>
-    </w:p>
-    <w:p>
-      <w:pPr>
-        <w:pStyle w:val="Cita"/>
-      </w:pPr>
-      <w:r>
-        <w:t>https://tramitaiguesresiduals.amb.cat/mod/sol/index.php</w:t>
-      </w:r>
-    </w:p>
-    <w:p>
-      <w:pPr>
-        <w:pStyle w:val="Ttulo2"/>
-      </w:pPr>
+        <w:t>. S’ha de presentar l’informe preliminar de situació del sòl amb el contingut mínim determinat a l’Annex II de l’esmentat Real Decret</w:t>
+      </w:r>
+      <w:r>
+        <w:t xml:space="preserve"> en els casos següents:</w:t>
+      </w:r>
+    </w:p>
+    <w:p>
+      <w:r>
+        <w:t xml:space="preserve">- </w:t>
+      </w:r>
+      <w:r>
+        <w:t>Quan s’ha realitzat un canvi substancial en l’activitat i/o instal·lacions.</w:t>
+      </w:r>
+    </w:p>
+    <w:p>
+      <w:r>
+        <w:t xml:space="preserve">- </w:t>
+      </w:r>
+      <w:r>
+        <w:t>Quan se cessa l’activitat.</w:t>
+      </w:r>
+    </w:p>
+    <w:p>
+      <w:r>
+        <w:t xml:space="preserve">- </w:t>
+      </w:r>
+      <w:r>
+        <w:t>Quan se sol·licita una activitat no potencialment contaminant del sòl en una situació on abans hi havia una activitat potencialment contaminant del sòl.</w:t>
+      </w:r>
+    </w:p>
+    <w:p>
       <w:r>
         <w:lastRenderedPageBreak/>
-        <w:t>Vector Residus (ARC)</w:t>
-      </w:r>
-    </w:p>
-    <w:p>
-      <w:r>
-        <w:t xml:space="preserve">Vector Residus. L’activitat està inclosa dins l’Annex VI.2 de la Llei 20/2009, del 4 de desembre, de prevenció i control ambiental de les activitats. S’ha de presentar un projecte tècnic a l’ajuntament amb el contingut determinat a l'Annex IX i X de la </w:t>
-      </w:r>
-      <w:r>
-        <w:t>//</w:t>
-      </w:r>
-      <w:proofErr w:type="spellStart"/>
-      <w:r>
-        <w:t>Ley</w:t>
-      </w:r>
-      <w:proofErr w:type="spellEnd"/>
-      <w:r>
-        <w:t xml:space="preserve"> 7/2022, de 8 de abril, de </w:t>
-      </w:r>
-      <w:proofErr w:type="spellStart"/>
-      <w:r>
-        <w:t>residuos</w:t>
-      </w:r>
-      <w:proofErr w:type="spellEnd"/>
-      <w:r>
-        <w:t xml:space="preserve"> y </w:t>
-      </w:r>
-      <w:proofErr w:type="spellStart"/>
-      <w:r>
-        <w:t>suelos</w:t>
-      </w:r>
-      <w:proofErr w:type="spellEnd"/>
-      <w:r>
-        <w:t xml:space="preserve"> </w:t>
-      </w:r>
-      <w:proofErr w:type="spellStart"/>
-      <w:r>
-        <w:t>contaminados</w:t>
-      </w:r>
-      <w:proofErr w:type="spellEnd"/>
-      <w:r>
-        <w:t xml:space="preserve"> para una </w:t>
-      </w:r>
-      <w:proofErr w:type="spellStart"/>
-      <w:r>
-        <w:t>economía</w:t>
-      </w:r>
-      <w:proofErr w:type="spellEnd"/>
-      <w:r>
-        <w:t xml:space="preserve"> circular</w:t>
-      </w:r>
-      <w:r>
-        <w:t>//</w:t>
-      </w:r>
-      <w:r>
-        <w:t xml:space="preserve"> per obtenir posteriorment l’informe preceptiu favorable (Agència de Residus de Catalunya).</w:t>
-      </w:r>
-    </w:p>
-    <w:p>
-      <w:pPr>
-        <w:pStyle w:val="Ttulo2"/>
-      </w:pPr>
-      <w:r>
-        <w:t>Vector Residus - SDR</w:t>
-      </w:r>
-    </w:p>
-    <w:p>
-      <w:r>
-        <w:t>Vector Residus. L’establiment de l’activitat ha d’estar donat d’alta al Sistema Documental de Residus (SDR) i disposar d’un gestor de residus.</w:t>
-      </w:r>
-    </w:p>
-    <w:p>
-      <w:pPr>
-        <w:pStyle w:val="Cita"/>
-      </w:pPr>
-      <w:r>
-        <w:t>https://sdr.arc.cat/sdr/GetLogin.do</w:t>
-      </w:r>
-    </w:p>
-    <w:p>
-      <w:pPr>
-        <w:pStyle w:val="Ttulo2"/>
-      </w:pPr>
-      <w:r>
-        <w:t>Vector Atmosfera - Grup A/B</w:t>
-      </w:r>
-    </w:p>
-    <w:p>
-      <w:r>
-        <w:t>Vector Atmosfera. Grups A i B. L’activitat està inclosa dins l’Annex VI.3 de la Llei 20/2009, del 4 de desembre, de prevenció i control ambiental de les activitats. S’ha de presentar un projecte tècnic a l’ajuntament amb el contingut mínim determinat a la web de Medi Ambient i Sostenibilitat per obtenir posteriorment l’informe preceptiu favorable (Direcció General de Canvi Climàtic i Qualitat Ambiental). Grup CAPCA: [CAMP: Grup CAPCA].</w:t>
-      </w:r>
-    </w:p>
-    <w:p>
-      <w:pPr>
-        <w:pStyle w:val="Cita"/>
-      </w:pPr>
-      <w:r>
-        <w:t>https://mediambient.gencat.cat/web/.content/home/ambits_dactuacio/atmosfera/emissions_industrials/guia_emissions_permisos/Juny-2018-contingut-minim.doc</w:t>
-      </w:r>
-    </w:p>
-    <w:p>
-      <w:pPr>
-        <w:pStyle w:val="Ttulo2"/>
-      </w:pPr>
-      <w:r>
-        <w:t>Vector Atmosfera - Grup C llicència</w:t>
-      </w:r>
-    </w:p>
-    <w:p>
-      <w:r>
-        <w:t>Vector Atmosfera. Grup C - llicència. Per tal d’emetre un permís ambiental és necessari disposar de la informació imprescindible per poder fixar els límits d’emissió a l’atmosfera i les prescripcions tècniques. S’ha de redactar un document amb el contingut mínim en matèria d’emissions a l’atmosfera dels projectes d’activitats. Grup CAPCA: [CAMP: Grup CAPCA].</w:t>
-      </w:r>
-    </w:p>
-    <w:p>
-      <w:pPr>
-        <w:pStyle w:val="Cita"/>
-      </w:pPr>
-      <w:r>
-        <w:t>https://mediambient.gencat.cat/web/.content/home/ambits_dactuacio/atmosfera/emissions_industrials/guia_emissions_permisos/Juny-2018-contingut-minim.doc</w:t>
-      </w:r>
-    </w:p>
-    <w:p>
-      <w:pPr>
-        <w:pStyle w:val="Ttulo2"/>
-      </w:pPr>
-      <w:r>
-        <w:t>Vector Atmosfera - Grup C comunicació</w:t>
-      </w:r>
-    </w:p>
-    <w:p>
-      <w:r>
-        <w:t xml:space="preserve">Vector Atmosfera. Grup C - comunicació. Segons la Disposició addicional Segona del DECRET 139/2018, de 3 de juliol, sobre els règims d'intervenció ambiental atmosfèrica dels establiments on es desenvolupin activitats potencialment contaminants de l'atmosfera: Els establiments sotmesos per la Llei 20/2009, de 4 de desembre, a comunicació i classificats en el grup C d'acord amb l'article 7 no han de realitzar la notificació d'emissions que estableix l'article 12. No obstant això, aquests establiments estan obligats a presentar, juntament amb la comunicació, una memòria tècnica i un informe de control d'una entitat col·laboradora de l'Administració en matèria de medi </w:t>
-      </w:r>
-      <w:r>
-        <w:lastRenderedPageBreak/>
-        <w:t>ambient, d'acord amb el que estableix l'article 13.2 i 13.3. Grup CAPCA: [CAMP: Grup CAPCA].</w:t>
-      </w:r>
-    </w:p>
-    <w:p>
-      <w:pPr>
-        <w:pStyle w:val="Ttulo2"/>
-      </w:pPr>
-      <w:r>
-        <w:t>Soroll</w:t>
-      </w:r>
-    </w:p>
-    <w:p>
-      <w:r>
-        <w:t>Soroll. L’activitat està inclosa dins l’Annex I del Decret 112/2010, de 31 d'agost, pel qual s'aprova el Reglament d'espectacles públics i activitats recreatives o és susceptible de generar contaminació acústica per soroll. S’han de presentar les mesures in situ de comprovació de les exigències d’acústica ambiental i de qualitat en l’edificació realitzades per una Entitat de Protecció de la Contaminació Acústica [EC-PCA] segons l’article 9 de l’Ordenança relativa a la intervenció administrativa municipal en les activitats de Cornellà de Llobregat (versió vigent des del 19 de juny de 2025). Les mesures in situ consistiran en comprovar:</w:t>
-      </w:r>
-    </w:p>
-    <w:p>
-      <w:r>
         <w:t xml:space="preserve">- </w:t>
       </w:r>
       <w:r>
-        <w:t>Immissió sonora aplicable a l'ambient exterior</w:t>
-      </w:r>
-    </w:p>
-    <w:p>
-      <w:r>
-        <w:t xml:space="preserve">- </w:t>
-      </w:r>
-      <w:r>
-        <w:t>Immissió sonora aplicable a l'ambient interior</w:t>
-      </w:r>
-    </w:p>
-    <w:p>
-      <w:pPr>
-        <w:pStyle w:val="Cita"/>
-      </w:pPr>
-      <w:r>
-        <w:t>https://www.gencat.cat/mediamb/oaec/epca_CA.pdf</w:t>
-      </w:r>
-    </w:p>
-    <w:p>
-      <w:pPr>
-        <w:pStyle w:val="Ttulo2"/>
-      </w:pPr>
-      <w:r>
-        <w:t>::CHILD:: Soroll - vibracions</w:t>
-      </w:r>
-    </w:p>
-    <w:p>
-      <w:r>
-        <w:t>Immissió de les vibracions als interiors dels edificis</w:t>
-      </w:r>
-    </w:p>
-    <w:p>
-      <w:pPr>
-        <w:pStyle w:val="Ttulo2"/>
-      </w:pPr>
-      <w:r>
-        <w:t>Olors</w:t>
-      </w:r>
-    </w:p>
-    <w:p>
-      <w:r>
-        <w:t>Olors. S’ha de presentar un estudi d’avaluació de l’impacte odorífer de l’activitat sobre l’entorn. S’han de quantificar els nivells d’olors en immissió i avaluar-los mitjançant els valors límit d’immissió de l’Annex II del model d’Ordenança tipus reguladora de la contaminació odorífera de la Diputació de Barcelona.</w:t>
-      </w:r>
-    </w:p>
-    <w:p>
-      <w:pPr>
-        <w:pStyle w:val="Ttulo2"/>
-      </w:pPr>
-      <w:r>
-        <w:t>Vector Sòl</w:t>
-      </w:r>
-    </w:p>
-    <w:p>
-      <w:r>
-        <w:t xml:space="preserve">Vector Sòl. L’activitat està inclosa dins l’Annex I del </w:t>
-      </w:r>
-      <w:r>
-        <w:t>//</w:t>
-      </w:r>
-      <w:r>
-        <w:t xml:space="preserve">Real Decreto 9/2005, de 14 de </w:t>
-      </w:r>
-      <w:proofErr w:type="spellStart"/>
-      <w:r>
-        <w:t>enero</w:t>
-      </w:r>
-      <w:proofErr w:type="spellEnd"/>
-      <w:r>
-        <w:t xml:space="preserve">, por el que se </w:t>
-      </w:r>
-      <w:proofErr w:type="spellStart"/>
-      <w:r>
-        <w:t>establece</w:t>
-      </w:r>
-      <w:proofErr w:type="spellEnd"/>
-      <w:r>
-        <w:t xml:space="preserve"> la </w:t>
-      </w:r>
-      <w:proofErr w:type="spellStart"/>
-      <w:r>
-        <w:t>relación</w:t>
-      </w:r>
-      <w:proofErr w:type="spellEnd"/>
-      <w:r>
-        <w:t xml:space="preserve"> de </w:t>
-      </w:r>
-      <w:proofErr w:type="spellStart"/>
-      <w:r>
-        <w:t>actividades</w:t>
-      </w:r>
-      <w:proofErr w:type="spellEnd"/>
-      <w:r>
-        <w:t xml:space="preserve"> </w:t>
-      </w:r>
-      <w:proofErr w:type="spellStart"/>
-      <w:r>
-        <w:t>potencialmente</w:t>
-      </w:r>
-      <w:proofErr w:type="spellEnd"/>
-      <w:r>
-        <w:t xml:space="preserve"> </w:t>
-      </w:r>
-      <w:proofErr w:type="spellStart"/>
-      <w:r>
-        <w:t>contaminantes</w:t>
-      </w:r>
-      <w:proofErr w:type="spellEnd"/>
-      <w:r>
-        <w:t xml:space="preserve"> del </w:t>
-      </w:r>
-      <w:proofErr w:type="spellStart"/>
-      <w:r>
-        <w:t>suelo</w:t>
-      </w:r>
-      <w:proofErr w:type="spellEnd"/>
-      <w:r>
-        <w:t xml:space="preserve"> y los </w:t>
-      </w:r>
-      <w:proofErr w:type="spellStart"/>
-      <w:r>
-        <w:t>criterios</w:t>
-      </w:r>
-      <w:proofErr w:type="spellEnd"/>
-      <w:r>
-        <w:t xml:space="preserve"> y </w:t>
-      </w:r>
-      <w:proofErr w:type="spellStart"/>
-      <w:r>
-        <w:t>estándares</w:t>
-      </w:r>
-      <w:proofErr w:type="spellEnd"/>
-      <w:r>
-        <w:t xml:space="preserve"> para la </w:t>
-      </w:r>
-      <w:proofErr w:type="spellStart"/>
-      <w:r>
-        <w:t>declaración</w:t>
-      </w:r>
-      <w:proofErr w:type="spellEnd"/>
-      <w:r>
-        <w:t xml:space="preserve"> de </w:t>
-      </w:r>
-      <w:proofErr w:type="spellStart"/>
-      <w:r>
-        <w:t>suelos</w:t>
-      </w:r>
-      <w:proofErr w:type="spellEnd"/>
-      <w:r>
-        <w:t xml:space="preserve"> </w:t>
-      </w:r>
-      <w:proofErr w:type="spellStart"/>
-      <w:r>
-        <w:t>contaminados</w:t>
-      </w:r>
-      <w:proofErr w:type="spellEnd"/>
-      <w:r>
-        <w:t>//</w:t>
-      </w:r>
-      <w:r>
-        <w:t>. S’ha de presentar l’informe preliminar de situació del sòl amb el contingut mínim determinat a l’Annex II de l’esmentat Real Decret</w:t>
-      </w:r>
-      <w:r>
-        <w:t xml:space="preserve"> en els casos següents:</w:t>
-      </w:r>
-    </w:p>
-    <w:p>
-      <w:r>
-        <w:t xml:space="preserve">- </w:t>
-      </w:r>
-      <w:r>
-        <w:t>Quan s’ha realitzat un canvi substancial en l’activitat i/o instal·lacions.</w:t>
-      </w:r>
-    </w:p>
-    <w:p>
-      <w:r>
-        <w:t xml:space="preserve">- </w:t>
-      </w:r>
-      <w:r>
-        <w:t>Quan se cessa l’activitat.</w:t>
-      </w:r>
-    </w:p>
-    <w:p>
-      <w:r>
-        <w:t xml:space="preserve">- </w:t>
-      </w:r>
-      <w:r>
-        <w:t>Quan se sol·licita una activitat no potencialment contaminant del sòl en una situació on abans hi havia una activitat potencialment contaminant del sòl.</w:t>
-      </w:r>
-    </w:p>
-    <w:p>
-      <w:r>
-        <w:t xml:space="preserve">- </w:t>
-      </w:r>
-      <w:r>
         <w:t>Quan hi ha un canvi d’ús del sòl.</w:t>
       </w:r>
     </w:p>
@@ -815,7 +834,6 @@
         <w:pStyle w:val="Ttulo2"/>
       </w:pPr>
       <w:r>
-        <w:lastRenderedPageBreak/>
         <w:t>Mobilitat</w:t>
       </w:r>
     </w:p>
@@ -4556,13 +4574,7 @@
         <w:t>III</w:t>
       </w:r>
       <w:r>
-        <w:t>//</w:t>
-      </w:r>
-      <w:r>
-        <w:t xml:space="preserve"> i </w:t>
-      </w:r>
-      <w:r>
-        <w:t>//</w:t>
+        <w:t>// i //</w:t>
       </w:r>
       <w:proofErr w:type="spellStart"/>
       <w:r>
@@ -4586,10 +4598,7 @@
         <w:pStyle w:val="Ttulo2"/>
       </w:pPr>
       <w:r>
-        <w:t>Evacuació</w:t>
-      </w:r>
-      <w:r>
-        <w:t xml:space="preserve"> </w:t>
+        <w:t xml:space="preserve">Evacuació </w:t>
       </w:r>
       <w:proofErr w:type="spellStart"/>
       <w:r>
@@ -8179,10 +8188,7 @@
         <w:pStyle w:val="Ttulo2"/>
       </w:pPr>
       <w:r>
-        <w:t xml:space="preserve">::SUB:: </w:t>
-      </w:r>
-      <w:r>
-        <w:t>Olors</w:t>
+        <w:t>::SUB:: Olors</w:t>
       </w:r>
     </w:p>
     <w:p>
@@ -8252,13 +8258,7 @@
         <w:spacing w:after="0"/>
       </w:pPr>
       <w:r>
-        <w:t xml:space="preserve">Presentar un certificat signat per un tècnic competent i pel titular indicant que els elements de cocció son els que es mencionen a l'article 11.1 de l’Ordenança. S’haurà de certificar les propietats </w:t>
-      </w:r>
-      <w:r>
-        <w:t>dels elements de cocció</w:t>
-      </w:r>
-      <w:r>
-        <w:t xml:space="preserve"> per tal que coincideixin amb les propietats indicades a l'article 11.1 de l’Ordenança.</w:t>
+        <w:t>Presentar un certificat signat per un tècnic competent i pel titular indicant que els elements de cocció son els que es mencionen a l'article 11.1 de l’Ordenança. S’haurà de certificar les propietats dels elements de cocció per tal que coincideixin amb les propietats indicades a l'article 11.1 de l’Ordenança.</w:t>
       </w:r>
     </w:p>
     <w:p>
@@ -8346,13 +8346,7 @@
         <w:t xml:space="preserve"> de temperatura superior a 1 graus C en </w:t>
       </w:r>
       <w:r>
-        <w:t xml:space="preserve">[OPCIO: </w:t>
-      </w:r>
-      <w:r>
-        <w:t>Parament afectat</w:t>
-      </w:r>
-      <w:r>
-        <w:t xml:space="preserve"> | </w:t>
+        <w:t xml:space="preserve">[OPCIO: Parament afectat | </w:t>
       </w:r>
       <w:r>
         <w:t>el terra del veí situat sobre el focus de calor</w:t>
@@ -9638,28 +9632,13 @@
         <w:t xml:space="preserve">ha de complir </w:t>
       </w:r>
       <w:r>
-        <w:t>l’</w:t>
-      </w:r>
-      <w:r>
-        <w:t>itinerari</w:t>
-      </w:r>
-      <w:r>
-        <w:t xml:space="preserve">: </w:t>
+        <w:t xml:space="preserve">l’itinerari: </w:t>
       </w:r>
       <w:r>
         <w:t xml:space="preserve">[OPCIO: </w:t>
       </w:r>
       <w:r>
-        <w:t>Accessibilitat itinerari</w:t>
-      </w:r>
-      <w:r>
-        <w:t xml:space="preserve"> | </w:t>
-      </w:r>
-      <w:r>
-        <w:t>Itinerari</w:t>
-      </w:r>
-      <w:r>
-        <w:t xml:space="preserve"> practicable</w:t>
+        <w:t>Accessibilitat itinerari | Itinerari practicable</w:t>
       </w:r>
       <w:r>
         <w:t xml:space="preserve"> </w:t>
@@ -9668,31 +9647,101 @@
         <w:t>(segons</w:t>
       </w:r>
       <w:r>
+        <w:t xml:space="preserve"> l'apartat 1 de l'annex 3f) </w:t>
+      </w:r>
+      <w:r>
+        <w:t xml:space="preserve">| </w:t>
+      </w:r>
+      <w:r>
+        <w:t xml:space="preserve">Itinerari  accessible </w:t>
+      </w:r>
+      <w:r>
+        <w:t>(segons</w:t>
+      </w:r>
+      <w:r>
+        <w:t xml:space="preserve"> l'apartat 1 de l'annex 3c)</w:t>
+      </w:r>
+      <w:r>
+        <w:t>]</w:t>
+      </w:r>
+      <w:r>
+        <w:t>.</w:t>
+      </w:r>
+    </w:p>
+    <w:p>
+      <w:pPr>
+        <w:pStyle w:val="Ttulo2"/>
+      </w:pPr>
+      <w:r>
+        <w:t>Cambres higièniques - apartat 4 annex 3d</w:t>
+      </w:r>
+    </w:p>
+    <w:p>
+      <w:r>
+        <w:t xml:space="preserve">Cambres higièniques. S’ha de justificar el compliment de l’apartat 4 de l’Annex 3d del DECRET 209/2023, de 28 de novembre, pel qual s'aprova el Codi d'accessibilitat de Catalunya. </w:t>
+      </w:r>
+      <w:r>
+        <w:t xml:space="preserve">Condició que </w:t>
+      </w:r>
+      <w:r>
+        <w:t xml:space="preserve">ha de complir </w:t>
+      </w:r>
+      <w:r>
+        <w:t xml:space="preserve">la cambra higiènica: </w:t>
+      </w:r>
+      <w:r>
+        <w:t xml:space="preserve">[OPCIO: </w:t>
+      </w:r>
+      <w:r>
+        <w:t xml:space="preserve">Accessibilitat cambra higiènica | </w:t>
+      </w:r>
+      <w:r>
+        <w:t>Usable</w:t>
+      </w:r>
+      <w:r>
+        <w:t xml:space="preserve"> </w:t>
+      </w:r>
+      <w:r>
+        <w:t>(segons</w:t>
+      </w:r>
+      <w:r>
+        <w:t xml:space="preserve"> l'apartat 7.2</w:t>
+      </w:r>
+      <w:r>
+        <w:t xml:space="preserve"> de l'annex 3f) </w:t>
+      </w:r>
+      <w:r>
+        <w:t xml:space="preserve">| </w:t>
+      </w:r>
+      <w:r>
+        <w:t xml:space="preserve">Practicable </w:t>
+      </w:r>
+      <w:r>
+        <w:t>(segons</w:t>
+      </w:r>
+      <w:r>
+        <w:t xml:space="preserve"> l'apartat 7.1 de l'annex 3c)</w:t>
+      </w:r>
+      <w:r>
+        <w:t xml:space="preserve">| </w:t>
+      </w:r>
+      <w:r>
+        <w:t>A</w:t>
+      </w:r>
+      <w:r>
+        <w:t xml:space="preserve">ccessible </w:t>
+      </w:r>
+      <w:r>
+        <w:t>(segons</w:t>
+      </w:r>
+      <w:r>
         <w:t xml:space="preserve"> l'apartat 1</w:t>
       </w:r>
       <w:r>
-        <w:t xml:space="preserve"> de l'annex 3f) </w:t>
-      </w:r>
-      <w:r>
-        <w:t xml:space="preserve">| </w:t>
-      </w:r>
-      <w:r>
-        <w:t xml:space="preserve">Itinerari </w:t>
-      </w:r>
-      <w:r>
-        <w:t xml:space="preserve"> accessible </w:t>
-      </w:r>
-      <w:r>
-        <w:t>(segons</w:t>
-      </w:r>
-      <w:r>
-        <w:t xml:space="preserve"> l'apartat</w:t>
-      </w:r>
-      <w:r>
-        <w:t xml:space="preserve"> </w:t>
-      </w:r>
-      <w:r>
-        <w:t>1 de l'annex 3c)</w:t>
+        <w:t>5.4</w:t>
+      </w:r>
+      <w:r>
+        <w:t xml:space="preserve"> de l'annex 3c)</w:t>
       </w:r>
       <w:r>
         <w:t>]</w:t>
@@ -9700,108 +9749,6 @@
       <w:r>
         <w:t>.</w:t>
       </w:r>
-    </w:p>
-    <w:p>
-      <w:pPr>
-        <w:pStyle w:val="Ttulo2"/>
-      </w:pPr>
-      <w:r>
-        <w:t>Cambres higièniques - apartat 4 annex 3d</w:t>
-      </w:r>
-    </w:p>
-    <w:p>
-      <w:r>
-        <w:t xml:space="preserve">Cambres higièniques. S’ha de justificar el compliment de l’apartat 4 de l’Annex 3d del DECRET 209/2023, de 28 de novembre, pel qual s'aprova el Codi d'accessibilitat de Catalunya. </w:t>
-      </w:r>
-      <w:r>
-        <w:t xml:space="preserve">Condició que </w:t>
-      </w:r>
-      <w:r>
-        <w:t xml:space="preserve">ha de complir </w:t>
-      </w:r>
-      <w:r>
-        <w:t>la cambra higiènica</w:t>
-      </w:r>
-      <w:r>
-        <w:t xml:space="preserve">: </w:t>
-      </w:r>
-      <w:r>
-        <w:t xml:space="preserve">[OPCIO: </w:t>
-      </w:r>
-      <w:r>
-        <w:t xml:space="preserve">Accessibilitat </w:t>
-      </w:r>
-      <w:r>
-        <w:t>cambra higiènica</w:t>
-      </w:r>
-      <w:r>
-        <w:t xml:space="preserve"> | </w:t>
-      </w:r>
-      <w:r>
-        <w:t>Usable</w:t>
-      </w:r>
-      <w:r>
-        <w:t xml:space="preserve"> </w:t>
-      </w:r>
-      <w:r>
-        <w:t>(segons</w:t>
-      </w:r>
-      <w:r>
-        <w:t xml:space="preserve"> l'apartat 7.2</w:t>
-      </w:r>
-      <w:r>
-        <w:t xml:space="preserve"> de l'annex 3f) </w:t>
-      </w:r>
-      <w:r>
-        <w:t xml:space="preserve">| </w:t>
-      </w:r>
-      <w:r>
-        <w:t>Practica</w:t>
-      </w:r>
-      <w:r>
-        <w:t xml:space="preserve">ble </w:t>
-      </w:r>
-      <w:r>
-        <w:t>(segons</w:t>
-      </w:r>
-      <w:r>
-        <w:t xml:space="preserve"> l'apartat </w:t>
-      </w:r>
-      <w:r>
-        <w:t>7.</w:t>
-      </w:r>
-      <w:r>
-        <w:t>1 de l'annex 3c)</w:t>
-      </w:r>
-      <w:r>
-        <w:t xml:space="preserve">| </w:t>
-      </w:r>
-      <w:r>
-        <w:t>A</w:t>
-      </w:r>
-      <w:r>
-        <w:t xml:space="preserve">ccessible </w:t>
-      </w:r>
-      <w:r>
-        <w:t>(segons</w:t>
-      </w:r>
-      <w:r>
-        <w:t xml:space="preserve"> l'apartat 1</w:t>
-      </w:r>
-      <w:r>
-        <w:t>5.4</w:t>
-      </w:r>
-      <w:r>
-        <w:t xml:space="preserve"> de l'annex 3c)</w:t>
-      </w:r>
-      <w:r>
-        <w:t>]</w:t>
-      </w:r>
-      <w:r>
-        <w:t>.</w:t>
-      </w:r>
-      <w:bookmarkStart w:id="0" w:name="_GoBack"/>
-      <w:bookmarkEnd w:id="0"/>
     </w:p>
     <w:p>
       <w:pPr>
@@ -10025,7 +9972,6 @@
     <w:lvl w:ilvl="0" w:tplc="6AE200BC">
       <w:start w:val="1"/>
       <w:numFmt w:val="decimal"/>
-      <w:pStyle w:val="Ttulo2Car"/>
       <w:suff w:val="space"/>
       <w:lvlText w:val="%1."/>
       <w:lvlJc w:val="left"/>
@@ -22018,7 +21964,7 @@
 </file>
 
 <file path=customXml/itemProps1.xml><?xml version="1.0" encoding="utf-8"?>
-<ds:datastoreItem xmlns:ds="http://schemas.openxmlformats.org/officeDocument/2006/customXml" ds:itemID="{1A802C13-E9CC-4177-B489-1E12FBC7E899}">
+<ds:datastoreItem xmlns:ds="http://schemas.openxmlformats.org/officeDocument/2006/customXml" ds:itemID="{D758E783-1170-4103-802C-4F83E3BEC26F}">
   <ds:schemaRefs>
     <ds:schemaRef ds:uri="http://schemas.openxmlformats.org/officeDocument/2006/bibliography"/>
   </ds:schemaRefs>

--- a/ESTRUCTURALS/REQ1.docx
+++ b/ESTRUCTURALS/REQ1.docx
@@ -22,8 +22,6 @@
       <w:r>
         <w:t>Anterior requeriment</w:t>
       </w:r>
-      <w:bookmarkStart w:id="0" w:name="_GoBack"/>
-      <w:bookmarkEnd w:id="0"/>
     </w:p>
     <w:p>
       <w:r>
@@ -7551,7 +7549,10 @@
         <w:pStyle w:val="Ttulo1"/>
       </w:pPr>
       <w:r>
-        <w:t>Cuina i extracció de fums</w:t>
+        <w:t>E</w:t>
+      </w:r>
+      <w:r>
+        <w:t>xtracció de fums</w:t>
       </w:r>
     </w:p>
     <w:p>
@@ -8045,6 +8046,65 @@
         <w:pStyle w:val="Ttulo2"/>
       </w:pPr>
       <w:r>
+        <w:t>Fum per ignició - Vestíbul</w:t>
+      </w:r>
+    </w:p>
+    <w:p>
+      <w:r>
+        <w:t>Vestíbul ignició. Segons l’article 12.1</w:t>
+      </w:r>
+      <w:r>
+        <w:t xml:space="preserve"> de l’Ordenança relativa a la intervenció administrativa municipal en les activitats de Cornellà de Llobregat </w:t>
+      </w:r>
+      <w:r>
+        <w:t>els locals on hi hagi producció de fum per ignició de nova implantació o aquells que provoquin molèsties per olors hauran de disposar d’un vestíbul de separació entre la porta d'entrada i la sala principal. S’ha d’executar el vestíbul</w:t>
+      </w:r>
+      <w:r>
+        <w:t xml:space="preserve"> </w:t>
+      </w:r>
+      <w:r>
+        <w:t>o presentar un certificat signat pel titular de l’activitat indicant que no es produirà fum per ignició dins l’activitat</w:t>
+      </w:r>
+      <w:r>
+        <w:t>.</w:t>
+      </w:r>
+    </w:p>
+    <w:p>
+      <w:pPr>
+        <w:pStyle w:val="Ttulo2"/>
+      </w:pPr>
+      <w:r>
+        <w:t>Fum per ignició - Extracció</w:t>
+      </w:r>
+    </w:p>
+    <w:p>
+      <w:r>
+        <w:t>Extracció ignició</w:t>
+      </w:r>
+      <w:r>
+        <w:t>. Segons l’article 1</w:t>
+      </w:r>
+      <w:r>
+        <w:t>2.2</w:t>
+      </w:r>
+      <w:r>
+        <w:t xml:space="preserve"> de l’Ordenança relativa a la intervenció administrativa municipal en les activitats de Cornellà de Llobregat </w:t>
+      </w:r>
+      <w:r>
+        <w:t>tots els locals on hi hagi producció de fum per ignició hauran de disposar d’un sistema mecànic d’extracció d’aire dirigit a la coberta de l’edifici. Aquest mecanisme mecànic d’extracció ha d’abastir tant la sala principal com el vestíbul d’entrada, si en disposa. El sistema d’extracció ha d’estar en marxa durant l’horari d’obertura de l’activitat i les portes i finestres del local permanentment tancades</w:t>
+      </w:r>
+      <w:r>
+        <w:t>.</w:t>
+      </w:r>
+      <w:r>
+        <w:t xml:space="preserve"> S’ha d’executar el sistema mecànic d’extracció o presentar un certificat signat pel titular de l’activitat indicant que no es produirà fum per ignició dins l’activitat.</w:t>
+      </w:r>
+    </w:p>
+    <w:p>
+      <w:pPr>
+        <w:pStyle w:val="Ttulo2"/>
+      </w:pPr>
+      <w:r>
         <w:t>Elaboració menjar a domicili</w:t>
       </w:r>
     </w:p>
@@ -8052,6 +8112,8 @@
       <w:r>
         <w:t>Elaboració menjar a domicili. Segons l’article 11.10 de l’Ordenança relativa a la intervenció administrativa municipal en les activitats de Cornellà de Llobregat no es permet l’elaboració de menjars en domicilis privats per a la seva comercialització.</w:t>
       </w:r>
+      <w:bookmarkStart w:id="0" w:name="_GoBack"/>
+      <w:bookmarkEnd w:id="0"/>
     </w:p>
     <w:p>
       <w:pPr>
@@ -8105,6 +8167,7 @@
         <w:pStyle w:val="Ttulo2"/>
       </w:pPr>
       <w:r>
+        <w:lastRenderedPageBreak/>
         <w:t>::SUB:: Soroll</w:t>
       </w:r>
     </w:p>
@@ -8171,7 +8234,6 @@
         <w:pStyle w:val="Ttulo2"/>
       </w:pPr>
       <w:r>
-        <w:lastRenderedPageBreak/>
         <w:t>Terrassa</w:t>
       </w:r>
     </w:p>
@@ -8244,6 +8306,7 @@
         <w:pStyle w:val="Ttulo2"/>
       </w:pPr>
       <w:r>
+        <w:lastRenderedPageBreak/>
         <w:t>::CHILD::</w:t>
       </w:r>
       <w:r>
@@ -8369,84 +8432,395 @@
         <w:pStyle w:val="Ttulo2"/>
       </w:pPr>
       <w:r>
+        <w:t>::SUB:: A</w:t>
+      </w:r>
+      <w:r>
+        <w:t>ccessibilitat</w:t>
+      </w:r>
+    </w:p>
+    <w:p>
+      <w:pPr>
+        <w:pStyle w:val="Ttulo2"/>
+      </w:pPr>
+      <w:r>
+        <w:t>Compliment Codi accessibilitat</w:t>
+      </w:r>
+    </w:p>
+    <w:p>
+      <w:r>
+        <w:t>Accessibilitat. S’haurà de complir amb aquelles condicions que no es compleixen en la data indicada segons la 2.12. Taula resum de l’Annex 3e del DECRET 209/2023, de 28 de novembre, pel qual s'aprova el Codi d'accessibilitat de Catalunya:</w:t>
+      </w:r>
+    </w:p>
+    <w:p>
+      <w:pPr>
+        <w:pStyle w:val="Ttulo2"/>
+      </w:pPr>
+      <w:r>
+        <w:t>::SUB:: E</w:t>
+      </w:r>
+      <w:r>
+        <w:t>mmagatzematge material exterior</w:t>
+      </w:r>
+    </w:p>
+    <w:p>
+      <w:pPr>
+        <w:pStyle w:val="Ttulo2"/>
+      </w:pPr>
+      <w:r>
+        <w:t xml:space="preserve">RSCIEI - </w:t>
+      </w:r>
+      <w:r>
+        <w:t>distribució</w:t>
+      </w:r>
+      <w:r>
+        <w:t xml:space="preserve"> piles (Annex II 2.2)</w:t>
+      </w:r>
+    </w:p>
+    <w:p>
+      <w:r>
+        <w:t xml:space="preserve">Segons l’estipulat en el punt 2.2 de l’Annex II del </w:t>
+      </w:r>
+      <w:r>
+        <w:t>//</w:t>
+      </w:r>
+      <w:r>
+        <w:t xml:space="preserve">REGLAMENTO DE SEGURIDAD CONTRA INCENDIOS EN LOS ESTABLECIMIENTOS INDUSTRIALES (RSCIEI) La </w:t>
+      </w:r>
+      <w:proofErr w:type="spellStart"/>
+      <w:r>
+        <w:t>distribución</w:t>
+      </w:r>
+      <w:proofErr w:type="spellEnd"/>
+      <w:r>
+        <w:t xml:space="preserve"> de los </w:t>
+      </w:r>
+      <w:proofErr w:type="spellStart"/>
+      <w:r>
+        <w:t>materiales</w:t>
+      </w:r>
+      <w:proofErr w:type="spellEnd"/>
+      <w:r>
+        <w:t xml:space="preserve"> combustibles en las </w:t>
+      </w:r>
+      <w:proofErr w:type="spellStart"/>
+      <w:r>
+        <w:t>áreas</w:t>
+      </w:r>
+      <w:proofErr w:type="spellEnd"/>
+      <w:r>
+        <w:t xml:space="preserve"> de incendio en </w:t>
+      </w:r>
+      <w:proofErr w:type="spellStart"/>
+      <w:r>
+        <w:t>configuraciones</w:t>
+      </w:r>
+      <w:proofErr w:type="spellEnd"/>
+      <w:r>
+        <w:t xml:space="preserve"> de tipo D y de tipo E </w:t>
+      </w:r>
+      <w:proofErr w:type="spellStart"/>
+      <w:r>
+        <w:t>deberán</w:t>
+      </w:r>
+      <w:proofErr w:type="spellEnd"/>
+      <w:r>
+        <w:t xml:space="preserve"> </w:t>
+      </w:r>
+      <w:proofErr w:type="spellStart"/>
+      <w:r>
+        <w:t>cumplir</w:t>
+      </w:r>
+      <w:proofErr w:type="spellEnd"/>
+      <w:r>
+        <w:t xml:space="preserve"> los </w:t>
+      </w:r>
+      <w:proofErr w:type="spellStart"/>
+      <w:r>
+        <w:t>siguientes</w:t>
+      </w:r>
+      <w:proofErr w:type="spellEnd"/>
+      <w:r>
+        <w:t xml:space="preserve"> </w:t>
+      </w:r>
+      <w:proofErr w:type="spellStart"/>
+      <w:r>
+        <w:t>requisitos</w:t>
+      </w:r>
+      <w:proofErr w:type="spellEnd"/>
+      <w:r>
+        <w:t>//</w:t>
+      </w:r>
+      <w:r>
+        <w:t>:</w:t>
+      </w:r>
+    </w:p>
+    <w:p>
+      <w:pPr>
+        <w:pStyle w:val="Ttulo2"/>
+      </w:pPr>
+      <w:r>
+        <w:t xml:space="preserve">::CHILD:: Pila - superfície </w:t>
+      </w:r>
+      <w:proofErr w:type="spellStart"/>
+      <w:r>
+        <w:t>max</w:t>
+      </w:r>
+      <w:proofErr w:type="spellEnd"/>
+      <w:r>
+        <w:t xml:space="preserve"> 500 m2</w:t>
+      </w:r>
+    </w:p>
+    <w:p>
+      <w:r>
+        <w:t>//</w:t>
+      </w:r>
+      <w:r>
+        <w:t xml:space="preserve">1º </w:t>
+      </w:r>
+      <w:proofErr w:type="spellStart"/>
+      <w:r>
+        <w:t>Superficie</w:t>
+      </w:r>
+      <w:proofErr w:type="spellEnd"/>
+      <w:r>
+        <w:t xml:space="preserve"> </w:t>
+      </w:r>
+      <w:proofErr w:type="spellStart"/>
+      <w:r>
+        <w:t>máxima</w:t>
+      </w:r>
+      <w:proofErr w:type="spellEnd"/>
+      <w:r>
+        <w:t xml:space="preserve"> de cada pila: 500 m2.</w:t>
+      </w:r>
+      <w:r>
+        <w:t>//</w:t>
+      </w:r>
+    </w:p>
+    <w:p>
+      <w:pPr>
+        <w:pStyle w:val="Ttulo2"/>
+      </w:pPr>
+      <w:r>
+        <w:t xml:space="preserve">::CHILD:: Pila - volum </w:t>
+      </w:r>
+      <w:proofErr w:type="spellStart"/>
+      <w:r>
+        <w:t>max</w:t>
+      </w:r>
+      <w:proofErr w:type="spellEnd"/>
+      <w:r>
+        <w:t xml:space="preserve"> 3500 m3</w:t>
+      </w:r>
+    </w:p>
+    <w:p>
+      <w:r>
+        <w:t>//</w:t>
+      </w:r>
+      <w:r>
+        <w:t xml:space="preserve">2º </w:t>
+      </w:r>
+      <w:proofErr w:type="spellStart"/>
+      <w:r>
+        <w:t>Volumen</w:t>
+      </w:r>
+      <w:proofErr w:type="spellEnd"/>
+      <w:r>
+        <w:t xml:space="preserve"> </w:t>
+      </w:r>
+      <w:proofErr w:type="spellStart"/>
+      <w:r>
+        <w:t>máximo</w:t>
+      </w:r>
+      <w:proofErr w:type="spellEnd"/>
+      <w:r>
+        <w:t xml:space="preserve"> de cada pila: 3500 m3.</w:t>
+      </w:r>
+      <w:r>
+        <w:t>//</w:t>
+      </w:r>
+    </w:p>
+    <w:p>
+      <w:pPr>
+        <w:pStyle w:val="Ttulo2"/>
+      </w:pPr>
+      <w:r>
+        <w:t xml:space="preserve">::CHILD:: Pila - alçada </w:t>
+      </w:r>
+      <w:proofErr w:type="spellStart"/>
+      <w:r>
+        <w:t>max</w:t>
+      </w:r>
+      <w:proofErr w:type="spellEnd"/>
+      <w:r>
+        <w:t xml:space="preserve"> 15 m</w:t>
+      </w:r>
+    </w:p>
+    <w:p>
+      <w:r>
+        <w:t>//</w:t>
+      </w:r>
+      <w:r>
+        <w:t xml:space="preserve">3º Altura </w:t>
+      </w:r>
+      <w:proofErr w:type="spellStart"/>
+      <w:r>
+        <w:t>máxima</w:t>
+      </w:r>
+      <w:proofErr w:type="spellEnd"/>
+      <w:r>
+        <w:t xml:space="preserve"> de cada pila: 15 m.</w:t>
+      </w:r>
+      <w:r>
+        <w:t>//</w:t>
+      </w:r>
+    </w:p>
+    <w:p>
+      <w:pPr>
+        <w:pStyle w:val="Ttulo2"/>
+      </w:pPr>
+      <w:r>
         <w:lastRenderedPageBreak/>
-        <w:t>::SUB:: A</w:t>
-      </w:r>
-      <w:r>
-        <w:t>ccessibilitat</w:t>
-      </w:r>
-    </w:p>
-    <w:p>
-      <w:pPr>
-        <w:pStyle w:val="Ttulo2"/>
-      </w:pPr>
-      <w:r>
-        <w:t>Compliment Codi accessibilitat</w:t>
-      </w:r>
-    </w:p>
-    <w:p>
-      <w:r>
-        <w:t>Accessibilitat. S’haurà de complir amb aquelles condicions que no es compleixen en la data indicada segons la 2.12. Taula resum de l’Annex 3e del DECRET 209/2023, de 28 de novembre, pel qual s'aprova el Codi d'accessibilitat de Catalunya:</w:t>
-      </w:r>
-    </w:p>
-    <w:p>
-      <w:pPr>
-        <w:pStyle w:val="Ttulo2"/>
-      </w:pPr>
-      <w:r>
-        <w:t>::SUB:: E</w:t>
-      </w:r>
-      <w:r>
-        <w:t>mmagatzematge material exterior</w:t>
-      </w:r>
-    </w:p>
-    <w:p>
-      <w:pPr>
-        <w:pStyle w:val="Ttulo2"/>
-      </w:pPr>
-      <w:r>
-        <w:t xml:space="preserve">RSCIEI - </w:t>
-      </w:r>
-      <w:r>
-        <w:t>distribució</w:t>
-      </w:r>
-      <w:r>
-        <w:t xml:space="preserve"> piles (Annex II 2.2)</w:t>
-      </w:r>
-    </w:p>
-    <w:p>
-      <w:r>
-        <w:t xml:space="preserve">Segons l’estipulat en el punt 2.2 de l’Annex II del </w:t>
-      </w:r>
+        <w:t xml:space="preserve">::CHILD:: Pila - longitud segons </w:t>
+      </w:r>
+      <w:proofErr w:type="spellStart"/>
+      <w:r>
+        <w:t>passadis</w:t>
+      </w:r>
+      <w:proofErr w:type="spellEnd"/>
+    </w:p>
+    <w:p>
       <w:r>
         <w:t>//</w:t>
       </w:r>
       <w:r>
-        <w:t xml:space="preserve">REGLAMENTO DE SEGURIDAD CONTRA INCENDIOS EN LOS ESTABLECIMIENTOS INDUSTRIALES (RSCIEI) La </w:t>
-      </w:r>
-      <w:proofErr w:type="spellStart"/>
-      <w:r>
-        <w:t>distribución</w:t>
-      </w:r>
-      <w:proofErr w:type="spellEnd"/>
-      <w:r>
-        <w:t xml:space="preserve"> de los </w:t>
-      </w:r>
-      <w:proofErr w:type="spellStart"/>
-      <w:r>
-        <w:t>materiales</w:t>
-      </w:r>
-      <w:proofErr w:type="spellEnd"/>
-      <w:r>
-        <w:t xml:space="preserve"> combustibles en las </w:t>
-      </w:r>
-      <w:proofErr w:type="spellStart"/>
-      <w:r>
-        <w:t>áreas</w:t>
-      </w:r>
-      <w:proofErr w:type="spellEnd"/>
-      <w:r>
-        <w:t xml:space="preserve"> de incendio en </w:t>
+        <w:t xml:space="preserve">4º Longitud </w:t>
+      </w:r>
+      <w:proofErr w:type="spellStart"/>
+      <w:r>
+        <w:t>máxima</w:t>
+      </w:r>
+      <w:proofErr w:type="spellEnd"/>
+      <w:r>
+        <w:t xml:space="preserve"> de cada pila: 45 m si el </w:t>
+      </w:r>
+      <w:proofErr w:type="spellStart"/>
+      <w:r>
+        <w:t>pasillo</w:t>
+      </w:r>
+      <w:proofErr w:type="spellEnd"/>
+      <w:r>
+        <w:t xml:space="preserve"> entre </w:t>
+      </w:r>
+      <w:proofErr w:type="spellStart"/>
+      <w:r>
+        <w:t>pilas</w:t>
+      </w:r>
+      <w:proofErr w:type="spellEnd"/>
+      <w:r>
+        <w:t xml:space="preserve"> es ≥ 2,5 m; 20 m si el </w:t>
+      </w:r>
+      <w:proofErr w:type="spellStart"/>
+      <w:r>
+        <w:t>pasillo</w:t>
+      </w:r>
+      <w:proofErr w:type="spellEnd"/>
+      <w:r>
+        <w:t xml:space="preserve"> entre </w:t>
+      </w:r>
+      <w:proofErr w:type="spellStart"/>
+      <w:r>
+        <w:t>pilas</w:t>
+      </w:r>
+      <w:proofErr w:type="spellEnd"/>
+      <w:r>
+        <w:t xml:space="preserve"> es ≥ 1,5 m.</w:t>
+      </w:r>
+      <w:r>
+        <w:t>//</w:t>
+      </w:r>
+    </w:p>
+    <w:p>
+      <w:pPr>
+        <w:pStyle w:val="Ttulo2"/>
+      </w:pPr>
+      <w:r>
+        <w:t xml:space="preserve">RSCIEI - evacuació i </w:t>
+      </w:r>
+      <w:proofErr w:type="spellStart"/>
+      <w:r>
+        <w:t>senyalitzacio</w:t>
+      </w:r>
+      <w:proofErr w:type="spellEnd"/>
+      <w:r>
+        <w:t xml:space="preserve"> (Annex II 6.5)</w:t>
+      </w:r>
+    </w:p>
+    <w:p>
+      <w:r>
+        <w:t xml:space="preserve">Segons l’estipulat en el punt 6.5 de l’Annex II del RSCIEI </w:t>
+      </w:r>
+      <w:r>
+        <w:t>//</w:t>
+      </w:r>
+      <w:r>
+        <w:t xml:space="preserve">Las </w:t>
+      </w:r>
+      <w:proofErr w:type="spellStart"/>
+      <w:r>
+        <w:t>disposiciones</w:t>
+      </w:r>
+      <w:proofErr w:type="spellEnd"/>
+      <w:r>
+        <w:t xml:space="preserve"> en </w:t>
+      </w:r>
+      <w:proofErr w:type="spellStart"/>
+      <w:r>
+        <w:t>materia</w:t>
+      </w:r>
+      <w:proofErr w:type="spellEnd"/>
+      <w:r>
+        <w:t xml:space="preserve"> de </w:t>
+      </w:r>
+      <w:proofErr w:type="spellStart"/>
+      <w:r>
+        <w:t>evacuación</w:t>
+      </w:r>
+      <w:proofErr w:type="spellEnd"/>
+      <w:r>
+        <w:t xml:space="preserve"> y </w:t>
+      </w:r>
+      <w:proofErr w:type="spellStart"/>
+      <w:r>
+        <w:t>señalización</w:t>
+      </w:r>
+      <w:proofErr w:type="spellEnd"/>
+      <w:r>
+        <w:t xml:space="preserve"> en los </w:t>
+      </w:r>
+      <w:proofErr w:type="spellStart"/>
+      <w:r>
+        <w:t>establecimientos</w:t>
+      </w:r>
+      <w:proofErr w:type="spellEnd"/>
+      <w:r>
+        <w:t xml:space="preserve"> </w:t>
+      </w:r>
+      <w:proofErr w:type="spellStart"/>
+      <w:r>
+        <w:t>industriales</w:t>
+      </w:r>
+      <w:proofErr w:type="spellEnd"/>
+      <w:r>
+        <w:t xml:space="preserve"> que estén </w:t>
+      </w:r>
+      <w:proofErr w:type="spellStart"/>
+      <w:r>
+        <w:t>ubicados</w:t>
+      </w:r>
+      <w:proofErr w:type="spellEnd"/>
+      <w:r>
+        <w:t xml:space="preserve"> en </w:t>
       </w:r>
       <w:proofErr w:type="spellStart"/>
       <w:r>
@@ -8454,11 +8828,19 @@
       </w:r>
       <w:proofErr w:type="spellEnd"/>
       <w:r>
-        <w:t xml:space="preserve"> de tipo D y de tipo E </w:t>
-      </w:r>
-      <w:proofErr w:type="spellStart"/>
-      <w:r>
-        <w:t>deberán</w:t>
+        <w:t xml:space="preserve"> de tipo D y E [...] </w:t>
+      </w:r>
+      <w:proofErr w:type="spellStart"/>
+      <w:r>
+        <w:t>cumplirán</w:t>
+      </w:r>
+      <w:proofErr w:type="spellEnd"/>
+      <w:r>
+        <w:t xml:space="preserve"> los </w:t>
+      </w:r>
+      <w:proofErr w:type="spellStart"/>
+      <w:r>
+        <w:t>requisitos</w:t>
       </w:r>
       <w:proofErr w:type="spellEnd"/>
       <w:r>
@@ -8466,58 +8848,658 @@
       </w:r>
       <w:proofErr w:type="spellStart"/>
       <w:r>
-        <w:t>cumplir</w:t>
-      </w:r>
-      <w:proofErr w:type="spellEnd"/>
-      <w:r>
-        <w:t xml:space="preserve"> los </w:t>
-      </w:r>
-      <w:proofErr w:type="spellStart"/>
-      <w:r>
         <w:t>siguientes</w:t>
       </w:r>
       <w:proofErr w:type="spellEnd"/>
       <w:r>
+        <w:t>//</w:t>
+      </w:r>
+      <w:r>
+        <w:t>:</w:t>
+      </w:r>
+    </w:p>
+    <w:p>
+      <w:pPr>
+        <w:pStyle w:val="Ttulo2"/>
+      </w:pPr>
+      <w:r>
+        <w:t>::CHILD:: Franja perimetral</w:t>
+      </w:r>
+    </w:p>
+    <w:p>
+      <w:r>
+        <w:t>//</w:t>
+      </w:r>
+      <w:proofErr w:type="spellStart"/>
+      <w:r>
+        <w:t>Anchura</w:t>
+      </w:r>
+      <w:proofErr w:type="spellEnd"/>
+      <w:r>
+        <w:t xml:space="preserve"> de la franja perimetral: la altura de la pila y como </w:t>
+      </w:r>
+      <w:proofErr w:type="spellStart"/>
+      <w:r>
+        <w:t>mínimo</w:t>
+      </w:r>
+      <w:proofErr w:type="spellEnd"/>
+      <w:r>
+        <w:t xml:space="preserve"> 5 m.</w:t>
+      </w:r>
+      <w:r>
+        <w:t>//</w:t>
+      </w:r>
+    </w:p>
+    <w:p>
+      <w:pPr>
+        <w:pStyle w:val="Ttulo2"/>
+      </w:pPr>
+      <w:r>
+        <w:t>::CHILD:: Camins emergència - amplada</w:t>
+      </w:r>
+    </w:p>
+    <w:p>
+      <w:r>
+        <w:t>//</w:t>
+      </w:r>
+      <w:proofErr w:type="spellStart"/>
+      <w:r>
+        <w:t>Anchura</w:t>
+      </w:r>
+      <w:proofErr w:type="spellEnd"/>
+      <w:r>
+        <w:t xml:space="preserve"> para </w:t>
+      </w:r>
+      <w:proofErr w:type="spellStart"/>
+      <w:r>
+        <w:t>caminos</w:t>
+      </w:r>
+      <w:proofErr w:type="spellEnd"/>
+      <w:r>
+        <w:t xml:space="preserve"> de </w:t>
+      </w:r>
+      <w:proofErr w:type="spellStart"/>
+      <w:r>
+        <w:t>acceso</w:t>
+      </w:r>
+      <w:proofErr w:type="spellEnd"/>
+      <w:r>
+        <w:t xml:space="preserve"> de </w:t>
+      </w:r>
+      <w:proofErr w:type="spellStart"/>
+      <w:r>
+        <w:t>emergencia</w:t>
+      </w:r>
+      <w:proofErr w:type="spellEnd"/>
+      <w:r>
+        <w:t>: 4,5 m</w:t>
+      </w:r>
+      <w:r>
+        <w:t>//</w:t>
+      </w:r>
+    </w:p>
+    <w:p>
+      <w:pPr>
+        <w:pStyle w:val="Ttulo2"/>
+      </w:pPr>
+      <w:r>
+        <w:t>::CHILD:: Camins emergència - separació</w:t>
+      </w:r>
+    </w:p>
+    <w:p>
+      <w:r>
+        <w:t>//</w:t>
+      </w:r>
+      <w:proofErr w:type="spellStart"/>
+      <w:r>
+        <w:t>Separación</w:t>
+      </w:r>
+      <w:proofErr w:type="spellEnd"/>
+      <w:r>
         <w:t xml:space="preserve"> </w:t>
       </w:r>
       <w:proofErr w:type="spellStart"/>
       <w:r>
-        <w:t>requisitos</w:t>
-      </w:r>
-      <w:proofErr w:type="spellEnd"/>
+        <w:t>máxima</w:t>
+      </w:r>
+      <w:proofErr w:type="spellEnd"/>
+      <w:r>
+        <w:t xml:space="preserve"> entre </w:t>
+      </w:r>
+      <w:proofErr w:type="spellStart"/>
+      <w:r>
+        <w:t>caminos</w:t>
+      </w:r>
+      <w:proofErr w:type="spellEnd"/>
+      <w:r>
+        <w:t xml:space="preserve"> de </w:t>
+      </w:r>
+      <w:proofErr w:type="spellStart"/>
+      <w:r>
+        <w:t>emergencia</w:t>
+      </w:r>
+      <w:proofErr w:type="spellEnd"/>
+      <w:r>
+        <w:t>: 65 m</w:t>
+      </w:r>
       <w:r>
         <w:t>//</w:t>
       </w:r>
+    </w:p>
+    <w:p>
+      <w:pPr>
+        <w:pStyle w:val="Ttulo2"/>
+      </w:pPr>
+      <w:r>
+        <w:t>::CHILD:: Passadissos entre piles - amplada</w:t>
+      </w:r>
+    </w:p>
+    <w:p>
+      <w:r>
+        <w:t>//</w:t>
+      </w:r>
+      <w:proofErr w:type="spellStart"/>
+      <w:r>
+        <w:t>Anchura</w:t>
+      </w:r>
+      <w:proofErr w:type="spellEnd"/>
+      <w:r>
+        <w:t xml:space="preserve"> mínima de </w:t>
+      </w:r>
+      <w:proofErr w:type="spellStart"/>
+      <w:r>
+        <w:t>pasillos</w:t>
+      </w:r>
+      <w:proofErr w:type="spellEnd"/>
+      <w:r>
+        <w:t xml:space="preserve"> entre </w:t>
+      </w:r>
+      <w:proofErr w:type="spellStart"/>
+      <w:r>
+        <w:t>pilas</w:t>
+      </w:r>
+      <w:proofErr w:type="spellEnd"/>
+      <w:r>
+        <w:t>: 1,5 m</w:t>
+      </w:r>
+      <w:r>
+        <w:t>//</w:t>
+      </w:r>
+    </w:p>
+    <w:p>
+      <w:pPr>
+        <w:pStyle w:val="Ttulo1"/>
+      </w:pPr>
+      <w:r>
+        <w:t>Documentació / Rètols</w:t>
+      </w:r>
+    </w:p>
+    <w:p>
+      <w:pPr>
+        <w:pStyle w:val="Ttulo2"/>
+      </w:pPr>
+      <w:r>
+        <w:t>Documentació a presentar</w:t>
+      </w:r>
+    </w:p>
+    <w:p>
+      <w:r>
+        <w:t>S’ha de presentar la següent documentació:</w:t>
+      </w:r>
+    </w:p>
+    <w:p>
+      <w:pPr>
+        <w:pStyle w:val="Ttulo2"/>
+      </w:pPr>
+      <w:r>
+        <w:t>::CHILD:: Doc - canvi titularitat activitat</w:t>
+      </w:r>
+    </w:p>
+    <w:p>
+      <w:r>
+        <w:t>El canvi de titularitat de l’activitat a l’actual titular.</w:t>
+      </w:r>
+    </w:p>
+    <w:p>
+      <w:pPr>
+        <w:pStyle w:val="Ttulo2"/>
+      </w:pPr>
+      <w:r>
+        <w:t>::CHILD:: Doc - canvi titularitat autorització</w:t>
+      </w:r>
+    </w:p>
+    <w:p>
+      <w:r>
+        <w:t>El canvi de titularitat de l’autorització X a l’actual titular.</w:t>
+      </w:r>
+    </w:p>
+    <w:p>
+      <w:pPr>
+        <w:pStyle w:val="Ttulo2"/>
+      </w:pPr>
+      <w:r>
+        <w:t>::CHILD:: Doc - plànol(s) plantes</w:t>
+      </w:r>
+    </w:p>
+    <w:p>
+      <w:r>
+        <w:t>El(s) plànol(s) de les plantes ocupades per l’activitat a escala normalitzada amb el detall de: la maquinària instal·lada, els recorreguts d’evacuació i senyalització dels corresponents, els equips i instal·lacions contra incendis, el compliment d’accessibilitat, resta de detalls que es considerin necessaris per explicar el compliment de requisits segons la normativa d’aplicació corresponent.</w:t>
+      </w:r>
+    </w:p>
+    <w:p>
+      <w:pPr>
+        <w:pStyle w:val="Ttulo2"/>
+      </w:pPr>
+      <w:r>
+        <w:t>::CHILD:: Doc - alta IAE</w:t>
+      </w:r>
+    </w:p>
+    <w:p>
+      <w:r>
+        <w:t>L’alta a l’IAE on s’observi l’adreça de l’activitat.</w:t>
+      </w:r>
+    </w:p>
+    <w:p>
+      <w:pPr>
+        <w:pStyle w:val="Ttulo2"/>
+      </w:pPr>
+      <w:r>
+        <w:t>::CHILD:: Doc - factura elèctrica</w:t>
+      </w:r>
+    </w:p>
+    <w:p>
+      <w:r>
+        <w:t>La factura elèctrica a nom del titular.</w:t>
+      </w:r>
+    </w:p>
+    <w:p>
+      <w:pPr>
+        <w:pStyle w:val="Ttulo2"/>
+      </w:pPr>
+      <w:r>
+        <w:lastRenderedPageBreak/>
+        <w:t>::CHILD:: Doc - factura aigua</w:t>
+      </w:r>
+    </w:p>
+    <w:p>
+      <w:r>
+        <w:t>La factura d’aigua a nom del titular.</w:t>
+      </w:r>
+    </w:p>
+    <w:p>
+      <w:pPr>
+        <w:pStyle w:val="Ttulo2"/>
+      </w:pPr>
+      <w:r>
+        <w:t>::CHILD:: Doc - fulls de reclamació</w:t>
+      </w:r>
+    </w:p>
+    <w:p>
+      <w:r>
+        <w:t>Fulls de reclamació impresos.</w:t>
+      </w:r>
+    </w:p>
+    <w:p>
+      <w:pPr>
+        <w:pStyle w:val="Ttulo2"/>
+      </w:pPr>
+      <w:r>
+        <w:t>::CHILD:: Doc - contracte gestió olis</w:t>
+      </w:r>
+    </w:p>
+    <w:p>
+      <w:r>
+        <w:t>El contracte de gestió d’olis de la cuina.</w:t>
+      </w:r>
+    </w:p>
+    <w:p>
+      <w:pPr>
+        <w:pStyle w:val="Ttulo2"/>
+      </w:pPr>
+      <w:r>
+        <w:t>::CHILD:: Doc - control de plagues</w:t>
+      </w:r>
+    </w:p>
+    <w:p>
+      <w:r>
+        <w:t>El certificat de control de plagues.</w:t>
+      </w:r>
+    </w:p>
+    <w:p>
+      <w:pPr>
+        <w:pStyle w:val="Ttulo2"/>
+      </w:pPr>
+      <w:r>
+        <w:t>::CHILD:: Doc - formació aliments (4 anys)</w:t>
+      </w:r>
+    </w:p>
+    <w:p>
+      <w:r>
+        <w:t>El certificat de formació d’aliments de tots i cadascun dels treballadors de l’establiment (vigència 4 anys).</w:t>
+      </w:r>
+    </w:p>
+    <w:p>
+      <w:pPr>
+        <w:pStyle w:val="Ttulo2"/>
+      </w:pPr>
+      <w:r>
+        <w:t>::CHILD:: Doc - assegurança RC</w:t>
+      </w:r>
+    </w:p>
+    <w:p>
+      <w:r>
+        <w:t xml:space="preserve">Presentar l'assegurança de Responsabilitat Civil, amb la quantitat de capital assegurat </w:t>
+      </w:r>
+      <w:r>
+        <w:t>següent</w:t>
+      </w:r>
       <w:r>
         <w:t>:</w:t>
       </w:r>
     </w:p>
     <w:p>
       <w:pPr>
-        <w:pStyle w:val="Ttulo2"/>
-      </w:pPr>
-      <w:r>
-        <w:t xml:space="preserve">::CHILD:: Pila - superfície </w:t>
-      </w:r>
-      <w:proofErr w:type="spellStart"/>
-      <w:r>
-        <w:t>max</w:t>
-      </w:r>
-      <w:proofErr w:type="spellEnd"/>
-      <w:r>
-        <w:t xml:space="preserve"> 500 m2</w:t>
-      </w:r>
-    </w:p>
-    <w:p>
+        <w:spacing w:after="0"/>
+      </w:pPr>
+      <w:r>
+        <w:t xml:space="preserve">- </w:t>
+      </w:r>
+      <w:r>
+        <w:t>fins a 100 persones d'aforament autoritzat: 300.000 EU</w:t>
+      </w:r>
+      <w:r>
+        <w:t>R</w:t>
+      </w:r>
+    </w:p>
+    <w:p>
+      <w:pPr>
+        <w:spacing w:after="0"/>
+      </w:pPr>
+      <w:r>
+        <w:t>- fins a 150: 400.000 EUR</w:t>
+      </w:r>
+    </w:p>
+    <w:p>
+      <w:pPr>
+        <w:spacing w:after="0"/>
+      </w:pPr>
+      <w:r>
+        <w:t>- fins a 300: 600.000 EUR</w:t>
+      </w:r>
+    </w:p>
+    <w:p>
+      <w:pPr>
+        <w:spacing w:after="0"/>
+      </w:pPr>
+      <w:r>
+        <w:t>- fins a 500: 750.000 EUR</w:t>
+      </w:r>
+    </w:p>
+    <w:p>
+      <w:pPr>
+        <w:spacing w:after="0"/>
+      </w:pPr>
+      <w:r>
+        <w:t>- fins a 1.000: 900.000 EUR</w:t>
+      </w:r>
+    </w:p>
+    <w:p>
+      <w:pPr>
+        <w:spacing w:after="0"/>
+      </w:pPr>
+      <w:r>
+        <w:t>- fins a 1.500: 1.200.000 EUR</w:t>
+      </w:r>
+    </w:p>
+    <w:p>
+      <w:pPr>
+        <w:spacing w:after="0"/>
+      </w:pPr>
+      <w:r>
+        <w:t>- fins a 2.500: 1.600.000 EUR</w:t>
+      </w:r>
+    </w:p>
+    <w:p>
+      <w:r>
+        <w:t xml:space="preserve">- </w:t>
+      </w:r>
+      <w:r>
+        <w:t>fins a 5.000: 2.000.000 EUR.</w:t>
+      </w:r>
+    </w:p>
+    <w:p>
+      <w:pPr>
+        <w:pStyle w:val="Ttulo2"/>
+      </w:pPr>
+      <w:r>
+        <w:t>::CHILD:: Doc - rebut assegurança RC</w:t>
+      </w:r>
+    </w:p>
+    <w:p>
+      <w:r>
+        <w:t>El rebut de pagament de l’assegurança de Responsabilitat Civil.</w:t>
+      </w:r>
+    </w:p>
+    <w:p>
+      <w:pPr>
+        <w:pStyle w:val="Ttulo2"/>
+      </w:pPr>
+      <w:r>
+        <w:t>Rètols exterior - general</w:t>
+      </w:r>
+    </w:p>
+    <w:p>
+      <w:r>
+        <w:t>Manquen els següents rètols a l’exterior de l’establiment, mínim en català:</w:t>
+      </w:r>
+    </w:p>
+    <w:p>
+      <w:pPr>
+        <w:pStyle w:val="Ttulo2"/>
+      </w:pPr>
+      <w:r>
+        <w:t>::CHILD:: Rètol - nom comercial</w:t>
+      </w:r>
+    </w:p>
+    <w:p>
+      <w:r>
+        <w:t>El nom comercial de l’activitat.</w:t>
+      </w:r>
+    </w:p>
+    <w:p>
+      <w:pPr>
+        <w:pStyle w:val="Ttulo2"/>
+      </w:pPr>
+      <w:r>
+        <w:t>::CHILD:: Rètol - horari obertura/tancament</w:t>
+      </w:r>
+    </w:p>
+    <w:p>
+      <w:r>
+        <w:t>L’horari d’obertura i tancament, que es pugui veure clarament inclús si l’activitat està tancada.</w:t>
+      </w:r>
+    </w:p>
+    <w:p>
+      <w:pPr>
+        <w:pStyle w:val="Ttulo2"/>
+      </w:pPr>
+      <w:r>
+        <w:t>::CHILD:: Rètol - aforament autoritzat</w:t>
+      </w:r>
+    </w:p>
+    <w:p>
+      <w:r>
+        <w:t>Aforament autoritzat.</w:t>
+      </w:r>
+    </w:p>
+    <w:p>
+      <w:pPr>
+        <w:pStyle w:val="Ttulo2"/>
+      </w:pPr>
+      <w:r>
+        <w:t>::CHILD:: Rètol - prohibit fumar</w:t>
+      </w:r>
+    </w:p>
+    <w:p>
+      <w:r>
+        <w:t>Prohibit fumar.</w:t>
+      </w:r>
+    </w:p>
+    <w:p>
+      <w:pPr>
+        <w:pStyle w:val="Ttulo2"/>
+      </w:pPr>
+      <w:r>
+        <w:lastRenderedPageBreak/>
+        <w:t>::CHILD:: Rètol - llistat de preus</w:t>
+      </w:r>
+    </w:p>
+    <w:p>
+      <w:r>
+        <w:t>Llistat de preus.</w:t>
+      </w:r>
+    </w:p>
+    <w:p>
+      <w:pPr>
+        <w:pStyle w:val="Ttulo2"/>
+      </w:pPr>
+      <w:r>
+        <w:t>::CHILD:: Rètol - ús càmeres seguretat</w:t>
+      </w:r>
+    </w:p>
+    <w:p>
+      <w:r>
+        <w:t>Informació ús de càmeres de seguretat.</w:t>
+      </w:r>
+    </w:p>
+    <w:p>
+      <w:pPr>
+        <w:pStyle w:val="Ttulo2"/>
+      </w:pPr>
+      <w:r>
+        <w:t>Rètols exterior - addicionals</w:t>
+      </w:r>
+    </w:p>
+    <w:p>
+      <w:r>
+        <w:t>Manquen els següents rètols a l’exterior de l’establiment, mínim en català:</w:t>
+      </w:r>
+    </w:p>
+    <w:p>
+      <w:pPr>
+        <w:pStyle w:val="Ttulo2"/>
+      </w:pPr>
+      <w:r>
+        <w:t>::CHILD:: Rètol - alcohol menors</w:t>
+      </w:r>
+    </w:p>
+    <w:p>
+      <w:r>
+        <w:t>Prohibició venta d’alcohol a menors d’edat.</w:t>
+      </w:r>
+    </w:p>
+    <w:p>
+      <w:pPr>
+        <w:pStyle w:val="Ttulo2"/>
+      </w:pPr>
+      <w:r>
+        <w:t>::CHILD:: Rètol - tabac menors</w:t>
+      </w:r>
+    </w:p>
+    <w:p>
+      <w:r>
+        <w:t>Prohibició venta tabac a menors d’edat.</w:t>
+      </w:r>
+    </w:p>
+    <w:p>
+      <w:pPr>
+        <w:pStyle w:val="Ttulo2"/>
+      </w:pPr>
+      <w:r>
+        <w:t>::CHILD:: Rètol - màquines recreatives menors</w:t>
+      </w:r>
+    </w:p>
+    <w:p>
+      <w:r>
+        <w:t>Prohibició de l’ús de màquines recreatives i atzar a menors d’edat.</w:t>
+      </w:r>
+    </w:p>
+    <w:p>
+      <w:pPr>
+        <w:pStyle w:val="Ttulo2"/>
+      </w:pPr>
+      <w:r>
+        <w:t>::CHILD:: Rètol - fulls de reclamació</w:t>
+      </w:r>
+    </w:p>
+    <w:p>
+      <w:r>
+        <w:t>Es disposa de fulls de reclamació.</w:t>
+      </w:r>
+    </w:p>
+    <w:p>
+      <w:pPr>
+        <w:pStyle w:val="Ttulo2"/>
+      </w:pPr>
+      <w:r>
+        <w:t>::CHILD:: Rètol - recorreguts emergència</w:t>
+      </w:r>
+    </w:p>
+    <w:p>
+      <w:r>
+        <w:t>Els recorreguts d’emergència segons el CTE DB SI 3 Apartat 7.</w:t>
+      </w:r>
+    </w:p>
+    <w:p>
+      <w:pPr>
+        <w:pStyle w:val="Ttulo2"/>
+      </w:pPr>
+      <w:r>
+        <w:t>::CHILD:: Rètol - SORTIDA</w:t>
+      </w:r>
+    </w:p>
+    <w:p>
+      <w:r>
+        <w:t>La sortida de l’establiment on s’indiqui “SORTIDA”</w:t>
+      </w:r>
+    </w:p>
+    <w:p>
+      <w:pPr>
+        <w:pStyle w:val="Ttulo1"/>
+      </w:pPr>
+      <w:r>
+        <w:t>Accessibilitat</w:t>
+      </w:r>
+    </w:p>
+    <w:p>
+      <w:pPr>
+        <w:pStyle w:val="Ttulo2"/>
+      </w:pPr>
+      <w:r>
+        <w:t>Espai treballadors - amplada portes/passadissos</w:t>
+      </w:r>
+    </w:p>
+    <w:p>
+      <w:r>
+        <w:t xml:space="preserve">Espai treballadors. No es compleix amb l’article Article 5.3º de l’Annex I.A del </w:t>
+      </w:r>
       <w:r>
         <w:t>//</w:t>
       </w:r>
       <w:r>
-        <w:t xml:space="preserve">1º </w:t>
-      </w:r>
-      <w:proofErr w:type="spellStart"/>
-      <w:r>
-        <w:t>Superficie</w:t>
+        <w:t xml:space="preserve">Real Decreto 486/1997, de 14 de abril, por el que se </w:t>
+      </w:r>
+      <w:proofErr w:type="spellStart"/>
+      <w:r>
+        <w:t>establecen</w:t>
+      </w:r>
+      <w:proofErr w:type="spellEnd"/>
+      <w:r>
+        <w:t xml:space="preserve"> las </w:t>
+      </w:r>
+      <w:proofErr w:type="spellStart"/>
+      <w:r>
+        <w:t>disposiciones</w:t>
       </w:r>
       <w:proofErr w:type="spellEnd"/>
       <w:r>
@@ -8525,1096 +9507,177 @@
       </w:r>
       <w:proofErr w:type="spellStart"/>
       <w:r>
-        <w:t>máxima</w:t>
-      </w:r>
-      <w:proofErr w:type="spellEnd"/>
-      <w:r>
-        <w:t xml:space="preserve"> de cada pila: 500 m2.</w:t>
-      </w:r>
+        <w:t>mínimas</w:t>
+      </w:r>
+      <w:proofErr w:type="spellEnd"/>
+      <w:r>
+        <w:t xml:space="preserve"> de </w:t>
+      </w:r>
+      <w:proofErr w:type="spellStart"/>
+      <w:r>
+        <w:t>seguridad</w:t>
+      </w:r>
+      <w:proofErr w:type="spellEnd"/>
+      <w:r>
+        <w:t xml:space="preserve"> y </w:t>
+      </w:r>
+      <w:proofErr w:type="spellStart"/>
+      <w:r>
+        <w:t>salud</w:t>
+      </w:r>
+      <w:proofErr w:type="spellEnd"/>
+      <w:r>
+        <w:t xml:space="preserve"> en los </w:t>
+      </w:r>
+      <w:proofErr w:type="spellStart"/>
+      <w:r>
+        <w:t>lugares</w:t>
+      </w:r>
+      <w:proofErr w:type="spellEnd"/>
+      <w:r>
+        <w:t xml:space="preserve"> de </w:t>
+      </w:r>
+      <w:proofErr w:type="spellStart"/>
+      <w:r>
+        <w:t>trabajo</w:t>
+      </w:r>
+      <w:proofErr w:type="spellEnd"/>
+      <w:r>
+        <w:t xml:space="preserve">: “La </w:t>
+      </w:r>
+      <w:proofErr w:type="spellStart"/>
+      <w:r>
+        <w:t>anchura</w:t>
+      </w:r>
+      <w:proofErr w:type="spellEnd"/>
+      <w:r>
+        <w:t xml:space="preserve"> mínima de las </w:t>
+      </w:r>
+      <w:proofErr w:type="spellStart"/>
+      <w:r>
+        <w:t>puertas</w:t>
+      </w:r>
+      <w:proofErr w:type="spellEnd"/>
+      <w:r>
+        <w:t xml:space="preserve"> </w:t>
+      </w:r>
+      <w:proofErr w:type="spellStart"/>
+      <w:r>
+        <w:t>exteriores</w:t>
+      </w:r>
+      <w:proofErr w:type="spellEnd"/>
+      <w:r>
+        <w:t xml:space="preserve"> y de los </w:t>
+      </w:r>
+      <w:proofErr w:type="spellStart"/>
+      <w:r>
+        <w:t>pasillos</w:t>
+      </w:r>
+      <w:proofErr w:type="spellEnd"/>
+      <w:r>
+        <w:t xml:space="preserve"> </w:t>
+      </w:r>
+      <w:proofErr w:type="spellStart"/>
+      <w:r>
+        <w:t>será</w:t>
+      </w:r>
+      <w:proofErr w:type="spellEnd"/>
+      <w:r>
+        <w:t xml:space="preserve"> de 80 </w:t>
+      </w:r>
+      <w:proofErr w:type="spellStart"/>
+      <w:r>
+        <w:t>centímetros</w:t>
+      </w:r>
+      <w:proofErr w:type="spellEnd"/>
+      <w:r>
+        <w:t xml:space="preserve"> y 1 metro, </w:t>
+      </w:r>
+      <w:proofErr w:type="spellStart"/>
+      <w:r>
+        <w:t>respe</w:t>
+      </w:r>
+      <w:r>
+        <w:t>ctivamente</w:t>
+      </w:r>
+      <w:proofErr w:type="spellEnd"/>
       <w:r>
         <w:t>//</w:t>
       </w:r>
-    </w:p>
-    <w:p>
-      <w:pPr>
-        <w:pStyle w:val="Ttulo2"/>
-      </w:pPr>
-      <w:r>
-        <w:t xml:space="preserve">::CHILD:: Pila - volum </w:t>
-      </w:r>
-      <w:proofErr w:type="spellStart"/>
-      <w:r>
-        <w:t>max</w:t>
-      </w:r>
-      <w:proofErr w:type="spellEnd"/>
-      <w:r>
-        <w:t xml:space="preserve"> 3500 m3</w:t>
-      </w:r>
-    </w:p>
-    <w:p>
-      <w:r>
-        <w:t>//</w:t>
-      </w:r>
-      <w:r>
-        <w:t xml:space="preserve">2º </w:t>
-      </w:r>
-      <w:proofErr w:type="spellStart"/>
-      <w:r>
-        <w:t>Volumen</w:t>
-      </w:r>
-      <w:proofErr w:type="spellEnd"/>
+      <w:r>
+        <w:t xml:space="preserve">. S’ha de redistribuir l’espai </w:t>
+      </w:r>
+      <w:r>
+        <w:t>[CAMP: espai redistribuir treballadors]</w:t>
+      </w:r>
+      <w:r>
+        <w:t>.</w:t>
+      </w:r>
+    </w:p>
+    <w:p>
+      <w:pPr>
+        <w:pStyle w:val="Ttulo2"/>
+      </w:pPr>
+      <w:r>
+        <w:t>Accés - apartat 2 annex 3d</w:t>
+      </w:r>
+    </w:p>
+    <w:p>
+      <w:r>
+        <w:t>Accés. S’ha de justificar el compliment de l’apartat 2 de l’Annex 3d del DECRET 209/2023, de 28 de novembre, pel qual s'aprova el Codi d'accessi</w:t>
+      </w:r>
+      <w:r>
+        <w:t xml:space="preserve">bilitat de Catalunya. Condició que </w:t>
+      </w:r>
+      <w:r>
+        <w:t xml:space="preserve">ha de complir </w:t>
+      </w:r>
+      <w:r>
+        <w:t xml:space="preserve">l’accés: </w:t>
+      </w:r>
+      <w:r>
+        <w:t xml:space="preserve">[OPCIO: </w:t>
+      </w:r>
+      <w:r>
+        <w:t>Accessibilitat accés</w:t>
+      </w:r>
+      <w:r>
+        <w:t xml:space="preserve"> | Accés practicable</w:t>
+      </w:r>
       <w:r>
         <w:t xml:space="preserve"> </w:t>
       </w:r>
-      <w:proofErr w:type="spellStart"/>
-      <w:r>
-        <w:t>máximo</w:t>
-      </w:r>
-      <w:proofErr w:type="spellEnd"/>
-      <w:r>
-        <w:t xml:space="preserve"> de cada pila: 3500 m3.</w:t>
-      </w:r>
-      <w:r>
-        <w:t>//</w:t>
-      </w:r>
-    </w:p>
-    <w:p>
-      <w:pPr>
-        <w:pStyle w:val="Ttulo2"/>
-      </w:pPr>
-      <w:r>
-        <w:t xml:space="preserve">::CHILD:: Pila - alçada </w:t>
-      </w:r>
-      <w:proofErr w:type="spellStart"/>
-      <w:r>
-        <w:t>max</w:t>
-      </w:r>
-      <w:proofErr w:type="spellEnd"/>
-      <w:r>
-        <w:t xml:space="preserve"> 15 m</w:t>
-      </w:r>
-    </w:p>
-    <w:p>
-      <w:r>
-        <w:t>//</w:t>
-      </w:r>
-      <w:r>
-        <w:t xml:space="preserve">3º Altura </w:t>
-      </w:r>
-      <w:proofErr w:type="spellStart"/>
-      <w:r>
-        <w:t>máxima</w:t>
-      </w:r>
-      <w:proofErr w:type="spellEnd"/>
-      <w:r>
-        <w:t xml:space="preserve"> de cada pila: 15 m.</w:t>
-      </w:r>
-      <w:r>
-        <w:t>//</w:t>
-      </w:r>
-    </w:p>
-    <w:p>
-      <w:pPr>
-        <w:pStyle w:val="Ttulo2"/>
-      </w:pPr>
-      <w:r>
-        <w:t xml:space="preserve">::CHILD:: Pila - longitud segons </w:t>
-      </w:r>
-      <w:proofErr w:type="spellStart"/>
-      <w:r>
-        <w:t>passadis</w:t>
-      </w:r>
-      <w:proofErr w:type="spellEnd"/>
-    </w:p>
-    <w:p>
-      <w:r>
-        <w:t>//</w:t>
-      </w:r>
-      <w:r>
-        <w:t xml:space="preserve">4º Longitud </w:t>
-      </w:r>
-      <w:proofErr w:type="spellStart"/>
-      <w:r>
-        <w:t>máxima</w:t>
-      </w:r>
-      <w:proofErr w:type="spellEnd"/>
-      <w:r>
-        <w:t xml:space="preserve"> de cada pila: 45 m si el </w:t>
-      </w:r>
-      <w:proofErr w:type="spellStart"/>
-      <w:r>
-        <w:t>pasillo</w:t>
-      </w:r>
-      <w:proofErr w:type="spellEnd"/>
-      <w:r>
-        <w:t xml:space="preserve"> entre </w:t>
-      </w:r>
-      <w:proofErr w:type="spellStart"/>
-      <w:r>
-        <w:t>pilas</w:t>
-      </w:r>
-      <w:proofErr w:type="spellEnd"/>
-      <w:r>
-        <w:t xml:space="preserve"> es ≥ 2,5 m; 20 m si el </w:t>
-      </w:r>
-      <w:proofErr w:type="spellStart"/>
-      <w:r>
-        <w:t>pasillo</w:t>
-      </w:r>
-      <w:proofErr w:type="spellEnd"/>
-      <w:r>
-        <w:t xml:space="preserve"> entre </w:t>
-      </w:r>
-      <w:proofErr w:type="spellStart"/>
-      <w:r>
-        <w:t>pilas</w:t>
-      </w:r>
-      <w:proofErr w:type="spellEnd"/>
-      <w:r>
-        <w:t xml:space="preserve"> es ≥ 1,5 m.</w:t>
-      </w:r>
-      <w:r>
-        <w:t>//</w:t>
-      </w:r>
-    </w:p>
-    <w:p>
-      <w:pPr>
-        <w:pStyle w:val="Ttulo2"/>
-      </w:pPr>
-      <w:r>
-        <w:t xml:space="preserve">RSCIEI - evacuació i </w:t>
-      </w:r>
-      <w:proofErr w:type="spellStart"/>
-      <w:r>
-        <w:t>senyalitzacio</w:t>
-      </w:r>
-      <w:proofErr w:type="spellEnd"/>
-      <w:r>
-        <w:t xml:space="preserve"> (Annex II 6.5)</w:t>
-      </w:r>
-    </w:p>
-    <w:p>
-      <w:r>
-        <w:t xml:space="preserve">Segons l’estipulat en el punt 6.5 de l’Annex II del RSCIEI </w:t>
-      </w:r>
-      <w:r>
-        <w:t>//</w:t>
-      </w:r>
-      <w:r>
-        <w:t xml:space="preserve">Las </w:t>
-      </w:r>
-      <w:proofErr w:type="spellStart"/>
-      <w:r>
-        <w:t>disposiciones</w:t>
-      </w:r>
-      <w:proofErr w:type="spellEnd"/>
-      <w:r>
-        <w:t xml:space="preserve"> en </w:t>
-      </w:r>
-      <w:proofErr w:type="spellStart"/>
-      <w:r>
-        <w:t>materia</w:t>
-      </w:r>
-      <w:proofErr w:type="spellEnd"/>
-      <w:r>
-        <w:t xml:space="preserve"> de </w:t>
-      </w:r>
-      <w:proofErr w:type="spellStart"/>
-      <w:r>
-        <w:t>evacuación</w:t>
-      </w:r>
-      <w:proofErr w:type="spellEnd"/>
-      <w:r>
-        <w:t xml:space="preserve"> y </w:t>
-      </w:r>
-      <w:proofErr w:type="spellStart"/>
-      <w:r>
-        <w:t>señalización</w:t>
-      </w:r>
-      <w:proofErr w:type="spellEnd"/>
-      <w:r>
-        <w:t xml:space="preserve"> en los </w:t>
-      </w:r>
-      <w:proofErr w:type="spellStart"/>
-      <w:r>
-        <w:t>establecimientos</w:t>
-      </w:r>
-      <w:proofErr w:type="spellEnd"/>
-      <w:r>
-        <w:t xml:space="preserve"> </w:t>
-      </w:r>
-      <w:proofErr w:type="spellStart"/>
-      <w:r>
-        <w:t>industriales</w:t>
-      </w:r>
-      <w:proofErr w:type="spellEnd"/>
-      <w:r>
-        <w:t xml:space="preserve"> que estén </w:t>
-      </w:r>
-      <w:proofErr w:type="spellStart"/>
-      <w:r>
-        <w:t>ubicados</w:t>
-      </w:r>
-      <w:proofErr w:type="spellEnd"/>
-      <w:r>
-        <w:t xml:space="preserve"> en </w:t>
-      </w:r>
-      <w:proofErr w:type="spellStart"/>
-      <w:r>
-        <w:t>configuraciones</w:t>
-      </w:r>
-      <w:proofErr w:type="spellEnd"/>
-      <w:r>
-        <w:t xml:space="preserve"> de tipo D y E [...] </w:t>
-      </w:r>
-      <w:proofErr w:type="spellStart"/>
-      <w:r>
-        <w:t>cumplirán</w:t>
-      </w:r>
-      <w:proofErr w:type="spellEnd"/>
-      <w:r>
-        <w:t xml:space="preserve"> los </w:t>
-      </w:r>
-      <w:proofErr w:type="spellStart"/>
-      <w:r>
-        <w:t>requisitos</w:t>
-      </w:r>
-      <w:proofErr w:type="spellEnd"/>
-      <w:r>
-        <w:t xml:space="preserve"> </w:t>
-      </w:r>
-      <w:proofErr w:type="spellStart"/>
-      <w:r>
-        <w:t>siguientes</w:t>
-      </w:r>
-      <w:proofErr w:type="spellEnd"/>
-      <w:r>
-        <w:t>//</w:t>
-      </w:r>
-      <w:r>
-        <w:t>:</w:t>
-      </w:r>
-    </w:p>
-    <w:p>
-      <w:pPr>
-        <w:pStyle w:val="Ttulo2"/>
-      </w:pPr>
-      <w:r>
-        <w:t>::CHILD:: Franja perimetral</w:t>
-      </w:r>
-    </w:p>
-    <w:p>
-      <w:r>
-        <w:t>//</w:t>
-      </w:r>
-      <w:proofErr w:type="spellStart"/>
-      <w:r>
-        <w:t>Anchura</w:t>
-      </w:r>
-      <w:proofErr w:type="spellEnd"/>
-      <w:r>
-        <w:t xml:space="preserve"> de la franja perimetral: la altura de la pila y como </w:t>
-      </w:r>
-      <w:proofErr w:type="spellStart"/>
-      <w:r>
-        <w:t>mínimo</w:t>
-      </w:r>
-      <w:proofErr w:type="spellEnd"/>
-      <w:r>
-        <w:t xml:space="preserve"> 5 m.</w:t>
-      </w:r>
-      <w:r>
-        <w:t>//</w:t>
-      </w:r>
-    </w:p>
-    <w:p>
-      <w:pPr>
-        <w:pStyle w:val="Ttulo2"/>
-      </w:pPr>
-      <w:r>
-        <w:t>::CHILD:: Camins emergència - amplada</w:t>
-      </w:r>
-    </w:p>
-    <w:p>
-      <w:r>
-        <w:t>//</w:t>
-      </w:r>
-      <w:proofErr w:type="spellStart"/>
-      <w:r>
-        <w:t>Anchura</w:t>
-      </w:r>
-      <w:proofErr w:type="spellEnd"/>
-      <w:r>
-        <w:t xml:space="preserve"> para </w:t>
-      </w:r>
-      <w:proofErr w:type="spellStart"/>
-      <w:r>
-        <w:t>caminos</w:t>
-      </w:r>
-      <w:proofErr w:type="spellEnd"/>
-      <w:r>
-        <w:t xml:space="preserve"> de </w:t>
-      </w:r>
-      <w:proofErr w:type="spellStart"/>
-      <w:r>
-        <w:t>acceso</w:t>
-      </w:r>
-      <w:proofErr w:type="spellEnd"/>
-      <w:r>
-        <w:t xml:space="preserve"> de </w:t>
-      </w:r>
-      <w:proofErr w:type="spellStart"/>
-      <w:r>
-        <w:t>emergencia</w:t>
-      </w:r>
-      <w:proofErr w:type="spellEnd"/>
-      <w:r>
-        <w:t>: 4,5 m</w:t>
-      </w:r>
-      <w:r>
-        <w:t>//</w:t>
-      </w:r>
-    </w:p>
-    <w:p>
-      <w:pPr>
-        <w:pStyle w:val="Ttulo2"/>
-      </w:pPr>
-      <w:r>
-        <w:t>::CHILD:: Camins emergència - separació</w:t>
-      </w:r>
-    </w:p>
-    <w:p>
-      <w:r>
-        <w:t>//</w:t>
-      </w:r>
-      <w:proofErr w:type="spellStart"/>
-      <w:r>
-        <w:t>Separación</w:t>
-      </w:r>
-      <w:proofErr w:type="spellEnd"/>
-      <w:r>
-        <w:t xml:space="preserve"> </w:t>
-      </w:r>
-      <w:proofErr w:type="spellStart"/>
-      <w:r>
-        <w:t>máxima</w:t>
-      </w:r>
-      <w:proofErr w:type="spellEnd"/>
-      <w:r>
-        <w:t xml:space="preserve"> entre </w:t>
-      </w:r>
-      <w:proofErr w:type="spellStart"/>
-      <w:r>
-        <w:t>caminos</w:t>
-      </w:r>
-      <w:proofErr w:type="spellEnd"/>
-      <w:r>
-        <w:t xml:space="preserve"> de </w:t>
-      </w:r>
-      <w:proofErr w:type="spellStart"/>
-      <w:r>
-        <w:t>emergencia</w:t>
-      </w:r>
-      <w:proofErr w:type="spellEnd"/>
-      <w:r>
-        <w:t>: 65 m</w:t>
-      </w:r>
-      <w:r>
-        <w:t>//</w:t>
-      </w:r>
-    </w:p>
-    <w:p>
-      <w:pPr>
-        <w:pStyle w:val="Ttulo2"/>
-      </w:pPr>
-      <w:r>
-        <w:t>::CHILD:: Passadissos entre piles - amplada</w:t>
-      </w:r>
-    </w:p>
-    <w:p>
-      <w:r>
-        <w:t>//</w:t>
-      </w:r>
-      <w:proofErr w:type="spellStart"/>
-      <w:r>
-        <w:t>Anchura</w:t>
-      </w:r>
-      <w:proofErr w:type="spellEnd"/>
-      <w:r>
-        <w:t xml:space="preserve"> mínima de </w:t>
-      </w:r>
-      <w:proofErr w:type="spellStart"/>
-      <w:r>
-        <w:t>pasillos</w:t>
-      </w:r>
-      <w:proofErr w:type="spellEnd"/>
-      <w:r>
-        <w:t xml:space="preserve"> entre </w:t>
-      </w:r>
-      <w:proofErr w:type="spellStart"/>
-      <w:r>
-        <w:t>pilas</w:t>
-      </w:r>
-      <w:proofErr w:type="spellEnd"/>
-      <w:r>
-        <w:t>: 1,5 m</w:t>
-      </w:r>
-      <w:r>
-        <w:t>//</w:t>
-      </w:r>
-    </w:p>
-    <w:p>
-      <w:pPr>
-        <w:pStyle w:val="Ttulo1"/>
+      <w:r>
+        <w:t>(segons</w:t>
+      </w:r>
+      <w:r>
+        <w:t xml:space="preserve"> l'apartat 2 de l'annex 3f) </w:t>
+      </w:r>
+      <w:r>
+        <w:t xml:space="preserve">| </w:t>
+      </w:r>
+      <w:r>
+        <w:t xml:space="preserve">Accés accessible </w:t>
+      </w:r>
+      <w:r>
+        <w:t>(segons</w:t>
+      </w:r>
+      <w:r>
+        <w:t xml:space="preserve"> l'apartat 2 de l'annex 3c)</w:t>
+      </w:r>
+      <w:r>
+        <w:t>]</w:t>
+      </w:r>
+      <w:r>
+        <w:t>.</w:t>
+      </w:r>
+    </w:p>
+    <w:p>
+      <w:pPr>
+        <w:pStyle w:val="Ttulo2"/>
       </w:pPr>
       <w:r>
         <w:lastRenderedPageBreak/>
-        <w:t>Documentació / Rètols</w:t>
-      </w:r>
-    </w:p>
-    <w:p>
-      <w:pPr>
-        <w:pStyle w:val="Ttulo2"/>
-      </w:pPr>
-      <w:r>
-        <w:t>Documentació a presentar</w:t>
-      </w:r>
-    </w:p>
-    <w:p>
-      <w:r>
-        <w:t>S’ha de presentar la següent documentació:</w:t>
-      </w:r>
-    </w:p>
-    <w:p>
-      <w:pPr>
-        <w:pStyle w:val="Ttulo2"/>
-      </w:pPr>
-      <w:r>
-        <w:t>::CHILD:: Doc - canvi titularitat activitat</w:t>
-      </w:r>
-    </w:p>
-    <w:p>
-      <w:r>
-        <w:t>El canvi de titularitat de l’activitat a l’actual titular.</w:t>
-      </w:r>
-    </w:p>
-    <w:p>
-      <w:pPr>
-        <w:pStyle w:val="Ttulo2"/>
-      </w:pPr>
-      <w:r>
-        <w:t>::CHILD:: Doc - canvi titularitat autorització</w:t>
-      </w:r>
-    </w:p>
-    <w:p>
-      <w:r>
-        <w:t>El canvi de titularitat de l’autorització X a l’actual titular.</w:t>
-      </w:r>
-    </w:p>
-    <w:p>
-      <w:pPr>
-        <w:pStyle w:val="Ttulo2"/>
-      </w:pPr>
-      <w:r>
-        <w:t>::CHILD:: Doc - plànol(s) plantes</w:t>
-      </w:r>
-    </w:p>
-    <w:p>
-      <w:r>
-        <w:t>El(s) plànol(s) de les plantes ocupades per l’activitat a escala normalitzada amb el detall de: la maquinària instal·lada, els recorreguts d’evacuació i senyalització dels corresponents, els equips i instal·lacions contra incendis, el compliment d’accessibilitat, resta de detalls que es considerin necessaris per explicar el compliment de requisits segons la normativa d’aplicació corresponent.</w:t>
-      </w:r>
-    </w:p>
-    <w:p>
-      <w:pPr>
-        <w:pStyle w:val="Ttulo2"/>
-      </w:pPr>
-      <w:r>
-        <w:t>::CHILD:: Doc - alta IAE</w:t>
-      </w:r>
-    </w:p>
-    <w:p>
-      <w:r>
-        <w:t>L’alta a l’IAE on s’observi l’adreça de l’activitat.</w:t>
-      </w:r>
-    </w:p>
-    <w:p>
-      <w:pPr>
-        <w:pStyle w:val="Ttulo2"/>
-      </w:pPr>
-      <w:r>
-        <w:t>::CHILD:: Doc - factura elèctrica</w:t>
-      </w:r>
-    </w:p>
-    <w:p>
-      <w:r>
-        <w:t>La factura elèctrica a nom del titular.</w:t>
-      </w:r>
-    </w:p>
-    <w:p>
-      <w:pPr>
-        <w:pStyle w:val="Ttulo2"/>
-      </w:pPr>
-      <w:r>
-        <w:t>::CHILD:: Doc - factura aigua</w:t>
-      </w:r>
-    </w:p>
-    <w:p>
-      <w:r>
-        <w:t>La factura d’aigua a nom del titular.</w:t>
-      </w:r>
-    </w:p>
-    <w:p>
-      <w:pPr>
-        <w:pStyle w:val="Ttulo2"/>
-      </w:pPr>
-      <w:r>
-        <w:t>::CHILD:: Doc - fulls de reclamació</w:t>
-      </w:r>
-    </w:p>
-    <w:p>
-      <w:r>
-        <w:t>Fulls de reclamació impresos.</w:t>
-      </w:r>
-    </w:p>
-    <w:p>
-      <w:pPr>
-        <w:pStyle w:val="Ttulo2"/>
-      </w:pPr>
-      <w:r>
-        <w:t>::CHILD:: Doc - contracte gestió olis</w:t>
-      </w:r>
-    </w:p>
-    <w:p>
-      <w:r>
-        <w:t>El contracte de gestió d’olis de la cuina.</w:t>
-      </w:r>
-    </w:p>
-    <w:p>
-      <w:pPr>
-        <w:pStyle w:val="Ttulo2"/>
-      </w:pPr>
-      <w:r>
-        <w:t>::CHILD:: Doc - control de plagues</w:t>
-      </w:r>
-    </w:p>
-    <w:p>
-      <w:r>
-        <w:t>El certificat de control de plagues.</w:t>
-      </w:r>
-    </w:p>
-    <w:p>
-      <w:pPr>
-        <w:pStyle w:val="Ttulo2"/>
-      </w:pPr>
-      <w:r>
-        <w:t>::CHILD:: Doc - formació aliments (4 anys)</w:t>
-      </w:r>
-    </w:p>
-    <w:p>
-      <w:r>
-        <w:t>El certificat de formació d’aliments de tots i cadascun dels treballadors de l’establiment (vigència 4 anys).</w:t>
-      </w:r>
-    </w:p>
-    <w:p>
-      <w:pPr>
-        <w:pStyle w:val="Ttulo2"/>
-      </w:pPr>
-      <w:r>
-        <w:t>::CHILD:: Doc - assegurança RC</w:t>
-      </w:r>
-    </w:p>
-    <w:p>
-      <w:r>
-        <w:t xml:space="preserve">Presentar l'assegurança de Responsabilitat Civil, amb la quantitat de capital assegurat </w:t>
-      </w:r>
-      <w:r>
-        <w:t>següent</w:t>
-      </w:r>
-      <w:r>
-        <w:t>:</w:t>
-      </w:r>
-    </w:p>
-    <w:p>
-      <w:pPr>
-        <w:spacing w:after="0"/>
-      </w:pPr>
-      <w:r>
-        <w:t xml:space="preserve">- </w:t>
-      </w:r>
-      <w:r>
-        <w:t>fins a 100 persones d'aforament autoritzat: 300.000 EU</w:t>
-      </w:r>
-      <w:r>
-        <w:t>R</w:t>
-      </w:r>
-    </w:p>
-    <w:p>
-      <w:pPr>
-        <w:spacing w:after="0"/>
-      </w:pPr>
-      <w:r>
-        <w:t>- fins a 150: 400.000 EUR</w:t>
-      </w:r>
-    </w:p>
-    <w:p>
-      <w:pPr>
-        <w:spacing w:after="0"/>
-      </w:pPr>
-      <w:r>
-        <w:t>- fins a 300: 600.000 EUR</w:t>
-      </w:r>
-    </w:p>
-    <w:p>
-      <w:pPr>
-        <w:spacing w:after="0"/>
-      </w:pPr>
-      <w:r>
-        <w:t>- fins a 500: 750.000 EUR</w:t>
-      </w:r>
-    </w:p>
-    <w:p>
-      <w:pPr>
-        <w:spacing w:after="0"/>
-      </w:pPr>
-      <w:r>
-        <w:lastRenderedPageBreak/>
-        <w:t>- fins a 1.000: 900.000 EUR</w:t>
-      </w:r>
-    </w:p>
-    <w:p>
-      <w:pPr>
-        <w:spacing w:after="0"/>
-      </w:pPr>
-      <w:r>
-        <w:t>- fins a 1.500: 1.200.000 EUR</w:t>
-      </w:r>
-    </w:p>
-    <w:p>
-      <w:pPr>
-        <w:spacing w:after="0"/>
-      </w:pPr>
-      <w:r>
-        <w:t>- fins a 2.500: 1.600.000 EUR</w:t>
-      </w:r>
-    </w:p>
-    <w:p>
-      <w:r>
-        <w:t xml:space="preserve">- </w:t>
-      </w:r>
-      <w:r>
-        <w:t>fins a 5.000: 2.000.000 EUR.</w:t>
-      </w:r>
-    </w:p>
-    <w:p>
-      <w:pPr>
-        <w:pStyle w:val="Ttulo2"/>
-      </w:pPr>
-      <w:r>
-        <w:t>::CHILD:: Doc - rebut assegurança RC</w:t>
-      </w:r>
-    </w:p>
-    <w:p>
-      <w:r>
-        <w:t>El rebut de pagament de l’assegurança de Responsabilitat Civil.</w:t>
-      </w:r>
-    </w:p>
-    <w:p>
-      <w:pPr>
-        <w:pStyle w:val="Ttulo2"/>
-      </w:pPr>
-      <w:r>
-        <w:t>Rètols exterior - general</w:t>
-      </w:r>
-    </w:p>
-    <w:p>
-      <w:r>
-        <w:t>Manquen els següents rètols a l’exterior de l’establiment, mínim en català:</w:t>
-      </w:r>
-    </w:p>
-    <w:p>
-      <w:pPr>
-        <w:pStyle w:val="Ttulo2"/>
-      </w:pPr>
-      <w:r>
-        <w:t>::CHILD:: Rètol - nom comercial</w:t>
-      </w:r>
-    </w:p>
-    <w:p>
-      <w:r>
-        <w:t>El nom comercial de l’activitat.</w:t>
-      </w:r>
-    </w:p>
-    <w:p>
-      <w:pPr>
-        <w:pStyle w:val="Ttulo2"/>
-      </w:pPr>
-      <w:r>
-        <w:t>::CHILD:: Rètol - horari obertura/tancament</w:t>
-      </w:r>
-    </w:p>
-    <w:p>
-      <w:r>
-        <w:t>L’horari d’obertura i tancament, que es pugui veure clarament inclús si l’activitat està tancada.</w:t>
-      </w:r>
-    </w:p>
-    <w:p>
-      <w:pPr>
-        <w:pStyle w:val="Ttulo2"/>
-      </w:pPr>
-      <w:r>
-        <w:t>::CHILD:: Rètol - aforament autoritzat</w:t>
-      </w:r>
-    </w:p>
-    <w:p>
-      <w:r>
-        <w:t>Aforament autoritzat.</w:t>
-      </w:r>
-    </w:p>
-    <w:p>
-      <w:pPr>
-        <w:pStyle w:val="Ttulo2"/>
-      </w:pPr>
-      <w:r>
-        <w:t>::CHILD:: Rètol - prohibit fumar</w:t>
-      </w:r>
-    </w:p>
-    <w:p>
-      <w:r>
-        <w:t>Prohibit fumar.</w:t>
-      </w:r>
-    </w:p>
-    <w:p>
-      <w:pPr>
-        <w:pStyle w:val="Ttulo2"/>
-      </w:pPr>
-      <w:r>
-        <w:t>::CHILD:: Rètol - llistat de preus</w:t>
-      </w:r>
-    </w:p>
-    <w:p>
-      <w:r>
-        <w:t>Llistat de preus.</w:t>
-      </w:r>
-    </w:p>
-    <w:p>
-      <w:pPr>
-        <w:pStyle w:val="Ttulo2"/>
-      </w:pPr>
-      <w:r>
-        <w:t>::CHILD:: Rètol - ús càmeres seguretat</w:t>
-      </w:r>
-    </w:p>
-    <w:p>
-      <w:r>
-        <w:t>Informació ús de càmeres de seguretat.</w:t>
-      </w:r>
-    </w:p>
-    <w:p>
-      <w:pPr>
-        <w:pStyle w:val="Ttulo2"/>
-      </w:pPr>
-      <w:r>
-        <w:t>Rètols exterior - addicionals</w:t>
-      </w:r>
-    </w:p>
-    <w:p>
-      <w:r>
-        <w:t>Manquen els següents rètols a l’exterior de l’establiment, mínim en català:</w:t>
-      </w:r>
-    </w:p>
-    <w:p>
-      <w:pPr>
-        <w:pStyle w:val="Ttulo2"/>
-      </w:pPr>
-      <w:r>
-        <w:t>::CHILD:: Rètol - alcohol menors</w:t>
-      </w:r>
-    </w:p>
-    <w:p>
-      <w:r>
-        <w:t>Prohibició venta d’alcohol a menors d’edat.</w:t>
-      </w:r>
-    </w:p>
-    <w:p>
-      <w:pPr>
-        <w:pStyle w:val="Ttulo2"/>
-      </w:pPr>
-      <w:r>
-        <w:t>::CHILD:: Rètol - tabac menors</w:t>
-      </w:r>
-    </w:p>
-    <w:p>
-      <w:r>
-        <w:t>Prohibició venta tabac a menors d’edat.</w:t>
-      </w:r>
-    </w:p>
-    <w:p>
-      <w:pPr>
-        <w:pStyle w:val="Ttulo2"/>
-      </w:pPr>
-      <w:r>
-        <w:t>::CHILD:: Rètol - màquines recreatives menors</w:t>
-      </w:r>
-    </w:p>
-    <w:p>
-      <w:r>
-        <w:t>Prohibició de l’ús de màquines recreatives i atzar a menors d’edat.</w:t>
-      </w:r>
-    </w:p>
-    <w:p>
-      <w:pPr>
-        <w:pStyle w:val="Ttulo2"/>
-      </w:pPr>
-      <w:r>
-        <w:t>::CHILD:: Rètol - fulls de reclamació</w:t>
-      </w:r>
-    </w:p>
-    <w:p>
-      <w:r>
-        <w:t>Es disposa de fulls de reclamació.</w:t>
-      </w:r>
-    </w:p>
-    <w:p>
-      <w:pPr>
-        <w:pStyle w:val="Ttulo2"/>
-      </w:pPr>
-      <w:r>
-        <w:t>::CHILD:: Rètol - recorreguts emergència</w:t>
-      </w:r>
-    </w:p>
-    <w:p>
-      <w:r>
-        <w:t>Els recorreguts d’emergència segons el CTE DB SI 3 Apartat 7.</w:t>
-      </w:r>
-    </w:p>
-    <w:p>
-      <w:pPr>
-        <w:pStyle w:val="Ttulo2"/>
-      </w:pPr>
-      <w:r>
-        <w:lastRenderedPageBreak/>
-        <w:t>::CHILD:: Rètol - SORTIDA</w:t>
-      </w:r>
-    </w:p>
-    <w:p>
-      <w:r>
-        <w:t>La sortida de l’establiment on s’indiqui “SORTIDA”</w:t>
-      </w:r>
-    </w:p>
-    <w:p>
-      <w:pPr>
-        <w:pStyle w:val="Ttulo1"/>
-      </w:pPr>
-      <w:r>
-        <w:t>Accessibilitat</w:t>
-      </w:r>
-    </w:p>
-    <w:p>
-      <w:pPr>
-        <w:pStyle w:val="Ttulo2"/>
-      </w:pPr>
-      <w:r>
-        <w:t>Espai treballadors - amplada portes/passadissos</w:t>
-      </w:r>
-    </w:p>
-    <w:p>
-      <w:r>
-        <w:t xml:space="preserve">Espai treballadors. No es compleix amb l’article Article 5.3º de l’Annex I.A del </w:t>
-      </w:r>
-      <w:r>
-        <w:t>//</w:t>
-      </w:r>
-      <w:r>
-        <w:t xml:space="preserve">Real Decreto 486/1997, de 14 de abril, por el que se </w:t>
-      </w:r>
-      <w:proofErr w:type="spellStart"/>
-      <w:r>
-        <w:t>establecen</w:t>
-      </w:r>
-      <w:proofErr w:type="spellEnd"/>
-      <w:r>
-        <w:t xml:space="preserve"> las </w:t>
-      </w:r>
-      <w:proofErr w:type="spellStart"/>
-      <w:r>
-        <w:t>disposiciones</w:t>
-      </w:r>
-      <w:proofErr w:type="spellEnd"/>
-      <w:r>
-        <w:t xml:space="preserve"> </w:t>
-      </w:r>
-      <w:proofErr w:type="spellStart"/>
-      <w:r>
-        <w:t>mínimas</w:t>
-      </w:r>
-      <w:proofErr w:type="spellEnd"/>
-      <w:r>
-        <w:t xml:space="preserve"> de </w:t>
-      </w:r>
-      <w:proofErr w:type="spellStart"/>
-      <w:r>
-        <w:t>seguridad</w:t>
-      </w:r>
-      <w:proofErr w:type="spellEnd"/>
-      <w:r>
-        <w:t xml:space="preserve"> y </w:t>
-      </w:r>
-      <w:proofErr w:type="spellStart"/>
-      <w:r>
-        <w:t>salud</w:t>
-      </w:r>
-      <w:proofErr w:type="spellEnd"/>
-      <w:r>
-        <w:t xml:space="preserve"> en los </w:t>
-      </w:r>
-      <w:proofErr w:type="spellStart"/>
-      <w:r>
-        <w:t>lugares</w:t>
-      </w:r>
-      <w:proofErr w:type="spellEnd"/>
-      <w:r>
-        <w:t xml:space="preserve"> de </w:t>
-      </w:r>
-      <w:proofErr w:type="spellStart"/>
-      <w:r>
-        <w:t>trabajo</w:t>
-      </w:r>
-      <w:proofErr w:type="spellEnd"/>
-      <w:r>
-        <w:t xml:space="preserve">: “La </w:t>
-      </w:r>
-      <w:proofErr w:type="spellStart"/>
-      <w:r>
-        <w:t>anchura</w:t>
-      </w:r>
-      <w:proofErr w:type="spellEnd"/>
-      <w:r>
-        <w:t xml:space="preserve"> mínima de las </w:t>
-      </w:r>
-      <w:proofErr w:type="spellStart"/>
-      <w:r>
-        <w:t>puertas</w:t>
-      </w:r>
-      <w:proofErr w:type="spellEnd"/>
-      <w:r>
-        <w:t xml:space="preserve"> </w:t>
-      </w:r>
-      <w:proofErr w:type="spellStart"/>
-      <w:r>
-        <w:t>exteriores</w:t>
-      </w:r>
-      <w:proofErr w:type="spellEnd"/>
-      <w:r>
-        <w:t xml:space="preserve"> y de los </w:t>
-      </w:r>
-      <w:proofErr w:type="spellStart"/>
-      <w:r>
-        <w:t>pasillos</w:t>
-      </w:r>
-      <w:proofErr w:type="spellEnd"/>
-      <w:r>
-        <w:t xml:space="preserve"> </w:t>
-      </w:r>
-      <w:proofErr w:type="spellStart"/>
-      <w:r>
-        <w:t>será</w:t>
-      </w:r>
-      <w:proofErr w:type="spellEnd"/>
-      <w:r>
-        <w:t xml:space="preserve"> de 80 </w:t>
-      </w:r>
-      <w:proofErr w:type="spellStart"/>
-      <w:r>
-        <w:t>centímetros</w:t>
-      </w:r>
-      <w:proofErr w:type="spellEnd"/>
-      <w:r>
-        <w:t xml:space="preserve"> y 1 metro, </w:t>
-      </w:r>
-      <w:proofErr w:type="spellStart"/>
-      <w:r>
-        <w:t>respe</w:t>
-      </w:r>
-      <w:r>
-        <w:t>ctivamente</w:t>
-      </w:r>
-      <w:proofErr w:type="spellEnd"/>
-      <w:r>
-        <w:t>//</w:t>
-      </w:r>
-      <w:r>
-        <w:t xml:space="preserve">. S’ha de redistribuir l’espai </w:t>
-      </w:r>
-      <w:r>
-        <w:t>[CAMP: espai redistribuir treballadors]</w:t>
-      </w:r>
-      <w:r>
-        <w:t>.</w:t>
-      </w:r>
-    </w:p>
-    <w:p>
-      <w:pPr>
-        <w:pStyle w:val="Ttulo2"/>
-      </w:pPr>
-      <w:r>
-        <w:t>Accés - apartat 2 annex 3d</w:t>
-      </w:r>
-    </w:p>
-    <w:p>
-      <w:r>
-        <w:t>Accés. S’ha de justificar el compliment de l’apartat 2 de l’Annex 3d del DECRET 209/2023, de 28 de novembre, pel qual s'aprova el Codi d'accessi</w:t>
-      </w:r>
-      <w:r>
-        <w:t xml:space="preserve">bilitat de Catalunya. Condició que </w:t>
-      </w:r>
-      <w:r>
-        <w:t xml:space="preserve">ha de complir </w:t>
-      </w:r>
-      <w:r>
-        <w:t xml:space="preserve">l’accés: </w:t>
-      </w:r>
-      <w:r>
-        <w:t xml:space="preserve">[OPCIO: </w:t>
-      </w:r>
-      <w:r>
-        <w:t>Accessibilitat accés</w:t>
-      </w:r>
-      <w:r>
-        <w:t xml:space="preserve"> | Accés practicable</w:t>
-      </w:r>
-      <w:r>
-        <w:t xml:space="preserve"> </w:t>
-      </w:r>
-      <w:r>
-        <w:t>(segons</w:t>
-      </w:r>
-      <w:r>
-        <w:t xml:space="preserve"> l'apartat 2 de l'annex 3f) </w:t>
-      </w:r>
-      <w:r>
-        <w:t xml:space="preserve">| </w:t>
-      </w:r>
-      <w:r>
-        <w:t xml:space="preserve">Accés accessible </w:t>
-      </w:r>
-      <w:r>
-        <w:t>(segons</w:t>
-      </w:r>
-      <w:r>
-        <w:t xml:space="preserve"> l'apartat 2 de l'annex 3c)</w:t>
-      </w:r>
-      <w:r>
-        <w:t>]</w:t>
-      </w:r>
-      <w:r>
-        <w:t>.</w:t>
-      </w:r>
-    </w:p>
-    <w:p>
-      <w:pPr>
-        <w:pStyle w:val="Ttulo2"/>
-      </w:pPr>
-      <w:r>
         <w:t>Itineraris interiors - apartat 3 annex 3d</w:t>
       </w:r>
     </w:p>
@@ -21964,7 +22027,7 @@
 </file>
 
 <file path=customXml/itemProps1.xml><?xml version="1.0" encoding="utf-8"?>
-<ds:datastoreItem xmlns:ds="http://schemas.openxmlformats.org/officeDocument/2006/customXml" ds:itemID="{D758E783-1170-4103-802C-4F83E3BEC26F}">
+<ds:datastoreItem xmlns:ds="http://schemas.openxmlformats.org/officeDocument/2006/customXml" ds:itemID="{DF11A711-CD56-4772-8971-D40F5651CB04}">
   <ds:schemaRefs>
     <ds:schemaRef ds:uri="http://schemas.openxmlformats.org/officeDocument/2006/bibliography"/>
   </ds:schemaRefs>

--- a/ESTRUCTURALS/REQ1.docx
+++ b/ESTRUCTURALS/REQ1.docx
@@ -183,15 +183,7 @@
     </w:p>
     <w:p>
       <w:r>
-        <w:t xml:space="preserve">Sanitat. L’activitat està inclosa dins l’Annex del Decret 151/2017, de 17 d'octubre, pel qual s'estableixen els requisits i les garanties </w:t>
-      </w:r>
-      <w:proofErr w:type="spellStart"/>
-      <w:r>
-        <w:t>tecnicosanitàries</w:t>
-      </w:r>
-      <w:proofErr w:type="spellEnd"/>
-      <w:r>
-        <w:t xml:space="preserve"> comunes dels centres i serveis sanitaris i els procediments per a la seva autorització i registre. S’ha d’obtenir l’Autorització de funcionament (Departament de Salut de la Generalitat de Catalunya).</w:t>
+        <w:t>Sanitat. L’activitat està inclosa dins l’Annex del Decret 151/2017, de 17 d'octubre, pel qual s'estableixen els requisits i les garanties tecnicosanitàries comunes dels centres i serveis sanitaris i els procediments per a la seva autorització i registre. S’ha d’obtenir l’Autorització de funcionament (Departament de Salut de la Generalitat de Catalunya).</w:t>
       </w:r>
     </w:p>
     <w:p>
@@ -308,29 +300,8 @@
       <w:r>
         <w:t>//</w:t>
       </w:r>
-      <w:proofErr w:type="spellStart"/>
-      <w:r>
-        <w:t>Ley</w:t>
-      </w:r>
-      <w:proofErr w:type="spellEnd"/>
-      <w:r>
-        <w:t xml:space="preserve"> 21/2013, de 9 de </w:t>
-      </w:r>
-      <w:proofErr w:type="spellStart"/>
-      <w:r>
-        <w:t>diciembre</w:t>
-      </w:r>
-      <w:proofErr w:type="spellEnd"/>
-      <w:r>
-        <w:t xml:space="preserve">, de </w:t>
-      </w:r>
-      <w:proofErr w:type="spellStart"/>
-      <w:r>
-        <w:t>evaluación</w:t>
-      </w:r>
-      <w:proofErr w:type="spellEnd"/>
-      <w:r>
-        <w:t xml:space="preserve"> ambiental</w:t>
+      <w:r>
+        <w:t>Ley 21/2013, de 9 de diciembre, de evaluación ambiental</w:t>
       </w:r>
       <w:r>
         <w:t>//</w:t>
@@ -445,15 +416,7 @@
     </w:p>
     <w:p>
       <w:r>
-        <w:t xml:space="preserve">Vector Aigua (AMB). L’activitat està inclosa dins l’Article 22 o l’Annex 4 del Reglament Metropolità d’Abocament d’Aigües Residuals (RMAAR, </w:t>
-      </w:r>
-      <w:proofErr w:type="spellStart"/>
-      <w:r>
-        <w:t>Exp</w:t>
-      </w:r>
-      <w:proofErr w:type="spellEnd"/>
-      <w:r>
-        <w:t xml:space="preserve"> 944/18). </w:t>
+        <w:t xml:space="preserve">Vector Aigua (AMB). L’activitat està inclosa dins l’Article 22 o l’Annex 4 del Reglament Metropolità d’Abocament d’Aigües Residuals (RMAAR, Exp 944/18). </w:t>
       </w:r>
       <w:r>
         <w:lastRenderedPageBreak/>
@@ -483,45 +446,8 @@
       <w:r>
         <w:t>//</w:t>
       </w:r>
-      <w:proofErr w:type="spellStart"/>
-      <w:r>
-        <w:t>Ley</w:t>
-      </w:r>
-      <w:proofErr w:type="spellEnd"/>
-      <w:r>
-        <w:t xml:space="preserve"> 7/2022, de 8 de abril, de </w:t>
-      </w:r>
-      <w:proofErr w:type="spellStart"/>
-      <w:r>
-        <w:t>residuos</w:t>
-      </w:r>
-      <w:proofErr w:type="spellEnd"/>
-      <w:r>
-        <w:t xml:space="preserve"> y </w:t>
-      </w:r>
-      <w:proofErr w:type="spellStart"/>
-      <w:r>
-        <w:t>suelos</w:t>
-      </w:r>
-      <w:proofErr w:type="spellEnd"/>
-      <w:r>
-        <w:t xml:space="preserve"> </w:t>
-      </w:r>
-      <w:proofErr w:type="spellStart"/>
-      <w:r>
-        <w:t>contaminados</w:t>
-      </w:r>
-      <w:proofErr w:type="spellEnd"/>
-      <w:r>
-        <w:t xml:space="preserve"> para una </w:t>
-      </w:r>
-      <w:proofErr w:type="spellStart"/>
-      <w:r>
-        <w:t>economía</w:t>
-      </w:r>
-      <w:proofErr w:type="spellEnd"/>
-      <w:r>
-        <w:t xml:space="preserve"> circular</w:t>
+      <w:r>
+        <w:t>Ley 7/2022, de 8 de abril, de residuos y suelos contaminados para una economía circular</w:t>
       </w:r>
       <w:r>
         <w:t>//</w:t>
@@ -689,101 +615,8 @@
         <w:t>//</w:t>
       </w:r>
       <w:r>
-        <w:t xml:space="preserve">Real Decreto 9/2005, de 14 de </w:t>
-      </w:r>
-      <w:proofErr w:type="spellStart"/>
-      <w:r>
-        <w:t>enero</w:t>
-      </w:r>
-      <w:proofErr w:type="spellEnd"/>
-      <w:r>
-        <w:t xml:space="preserve">, por el que se </w:t>
-      </w:r>
-      <w:proofErr w:type="spellStart"/>
-      <w:r>
-        <w:t>establece</w:t>
-      </w:r>
-      <w:proofErr w:type="spellEnd"/>
-      <w:r>
-        <w:t xml:space="preserve"> la </w:t>
-      </w:r>
-      <w:proofErr w:type="spellStart"/>
-      <w:r>
-        <w:t>relación</w:t>
-      </w:r>
-      <w:proofErr w:type="spellEnd"/>
-      <w:r>
-        <w:t xml:space="preserve"> de </w:t>
-      </w:r>
-      <w:proofErr w:type="spellStart"/>
-      <w:r>
-        <w:t>actividades</w:t>
-      </w:r>
-      <w:proofErr w:type="spellEnd"/>
-      <w:r>
-        <w:t xml:space="preserve"> </w:t>
-      </w:r>
-      <w:proofErr w:type="spellStart"/>
-      <w:r>
-        <w:t>potencialmente</w:t>
-      </w:r>
-      <w:proofErr w:type="spellEnd"/>
-      <w:r>
-        <w:t xml:space="preserve"> </w:t>
-      </w:r>
-      <w:proofErr w:type="spellStart"/>
-      <w:r>
-        <w:t>contaminantes</w:t>
-      </w:r>
-      <w:proofErr w:type="spellEnd"/>
-      <w:r>
-        <w:t xml:space="preserve"> del </w:t>
-      </w:r>
-      <w:proofErr w:type="spellStart"/>
-      <w:r>
-        <w:t>suelo</w:t>
-      </w:r>
-      <w:proofErr w:type="spellEnd"/>
-      <w:r>
-        <w:t xml:space="preserve"> y los </w:t>
-      </w:r>
-      <w:proofErr w:type="spellStart"/>
-      <w:r>
-        <w:t>criterios</w:t>
-      </w:r>
-      <w:proofErr w:type="spellEnd"/>
-      <w:r>
-        <w:t xml:space="preserve"> y </w:t>
-      </w:r>
-      <w:proofErr w:type="spellStart"/>
-      <w:r>
-        <w:t>estándares</w:t>
-      </w:r>
-      <w:proofErr w:type="spellEnd"/>
-      <w:r>
-        <w:t xml:space="preserve"> para la </w:t>
-      </w:r>
-      <w:proofErr w:type="spellStart"/>
-      <w:r>
-        <w:t>declaración</w:t>
-      </w:r>
-      <w:proofErr w:type="spellEnd"/>
-      <w:r>
-        <w:t xml:space="preserve"> de </w:t>
-      </w:r>
-      <w:proofErr w:type="spellStart"/>
-      <w:r>
-        <w:t>suelos</w:t>
-      </w:r>
-      <w:proofErr w:type="spellEnd"/>
-      <w:r>
-        <w:t xml:space="preserve"> </w:t>
-      </w:r>
-      <w:proofErr w:type="spellStart"/>
-      <w:r>
-        <w:t>contaminados</w:t>
-      </w:r>
-      <w:proofErr w:type="spellEnd"/>
+        <w:t>Real Decreto 9/2005, de 14 de enero, por el que se establece la relación de actividades potencialmente contaminantes del suelo y los criterios y estándares para la declaración de suelos contaminados</w:t>
+      </w:r>
       <w:r>
         <w:t>//</w:t>
       </w:r>
@@ -1003,37 +836,8 @@
       <w:r>
         <w:t>//</w:t>
       </w:r>
-      <w:proofErr w:type="spellStart"/>
-      <w:r>
-        <w:t>Ley</w:t>
-      </w:r>
-      <w:proofErr w:type="spellEnd"/>
-      <w:r>
-        <w:t xml:space="preserve"> 34/2007, de 15 de </w:t>
-      </w:r>
-      <w:proofErr w:type="spellStart"/>
-      <w:r>
-        <w:t>noviembre</w:t>
-      </w:r>
-      <w:proofErr w:type="spellEnd"/>
-      <w:r>
-        <w:t xml:space="preserve">, de </w:t>
-      </w:r>
-      <w:proofErr w:type="spellStart"/>
-      <w:r>
-        <w:t>calidad</w:t>
-      </w:r>
-      <w:proofErr w:type="spellEnd"/>
-      <w:r>
-        <w:t xml:space="preserve"> del aire y </w:t>
-      </w:r>
-      <w:proofErr w:type="spellStart"/>
-      <w:r>
-        <w:t>protección</w:t>
-      </w:r>
-      <w:proofErr w:type="spellEnd"/>
-      <w:r>
-        <w:t xml:space="preserve"> de la atmosfera</w:t>
+      <w:r>
+        <w:t>Ley 34/2007, de 15 de noviembre, de calidad del aire y protección de la atmosfera</w:t>
       </w:r>
       <w:r>
         <w:t>//</w:t>
@@ -1154,286 +958,124 @@
         <w:t>//</w:t>
       </w:r>
       <w:r>
-        <w:t xml:space="preserve">Real Decreto 2267/2004, de 3 de </w:t>
-      </w:r>
-      <w:proofErr w:type="spellStart"/>
-      <w:r>
-        <w:t>diciembre</w:t>
-      </w:r>
-      <w:proofErr w:type="spellEnd"/>
-      <w:r>
-        <w:t xml:space="preserve">, por el que se </w:t>
-      </w:r>
-      <w:proofErr w:type="spellStart"/>
-      <w:r>
-        <w:t>aprueba</w:t>
-      </w:r>
-      <w:proofErr w:type="spellEnd"/>
-      <w:r>
-        <w:t xml:space="preserve"> el Reglamento de </w:t>
-      </w:r>
-      <w:proofErr w:type="spellStart"/>
-      <w:r>
-        <w:t>seguridad</w:t>
-      </w:r>
-      <w:proofErr w:type="spellEnd"/>
-      <w:r>
-        <w:t xml:space="preserve"> contra </w:t>
-      </w:r>
-      <w:proofErr w:type="spellStart"/>
-      <w:r>
-        <w:t>incendios</w:t>
-      </w:r>
-      <w:proofErr w:type="spellEnd"/>
-      <w:r>
-        <w:t xml:space="preserve"> en los </w:t>
-      </w:r>
-      <w:proofErr w:type="spellStart"/>
-      <w:r>
-        <w:t>establecimientos</w:t>
-      </w:r>
-      <w:proofErr w:type="spellEnd"/>
+        <w:t xml:space="preserve">Real Decreto 2267/2004, de 3 de diciembre, por el que se aprueba el Reglamento de seguridad contra incendios en los establecimientos </w:t>
+      </w:r>
+      <w:r>
+        <w:t>Industriales//</w:t>
+      </w:r>
+      <w:r>
+        <w:t>. S’ha de realitzar un control periòdic amb resultat favorable per part d’una Entitat de Control habilitada, com s’indica a l’Article 7 del Real Decret. Els controls periòdics posteriors s'han d'efectuar cada cinc anys, tal i com s’indica a l’Article 7 del mateix Real Decret.</w:t>
+      </w:r>
+    </w:p>
+    <w:p>
+      <w:pPr>
+        <w:pStyle w:val="Ttulo2"/>
+      </w:pPr>
+      <w:r>
+        <w:t>Vector Atmosfera - control periòdic</w:t>
+      </w:r>
+    </w:p>
+    <w:p>
+      <w:r>
+        <w:t xml:space="preserve">Vector Atmosfera. L'activitat esta inclosa dins l'Annex IV de la </w:t>
+      </w:r>
+      <w:r>
+        <w:t>//</w:t>
+      </w:r>
+      <w:r>
+        <w:t>Ley 34/2007, de 15 de noviembre, de calidad del aire y proteccion de la atmosfera</w:t>
+      </w:r>
+      <w:r>
+        <w:t>//</w:t>
+      </w:r>
+      <w:r>
+        <w:t xml:space="preserve">. S'ha d'entregar, per part d'una Entitat de control en </w:t>
+      </w:r>
+      <w:r>
+        <w:t>l’àmbit</w:t>
+      </w:r>
+      <w:r>
+        <w:t xml:space="preserve"> sectorial de la </w:t>
+      </w:r>
+      <w:r>
+        <w:t>prevenció</w:t>
+      </w:r>
+      <w:r>
+        <w:t xml:space="preserve"> de la </w:t>
+      </w:r>
+      <w:r>
+        <w:t>contaminació</w:t>
+      </w:r>
       <w:r>
         <w:t xml:space="preserve"> </w:t>
       </w:r>
       <w:r>
-        <w:t>Industriales//</w:t>
-      </w:r>
-      <w:r>
-        <w:t>. S’ha de realitzar un control periòdic amb resultat favorable per part d’una Entitat de Control habilitada, com s’indica a l’Article 7 del Real Decret. Els controls periòdics posteriors s'han d'efectuar cada cinc anys, tal i com s’indica a l’Article 7 del mateix Real Decret.</w:t>
-      </w:r>
-    </w:p>
-    <w:p>
-      <w:pPr>
-        <w:pStyle w:val="Ttulo2"/>
-      </w:pPr>
-      <w:r>
-        <w:t>Vector Atmosfera - control periòdic</w:t>
-      </w:r>
-    </w:p>
-    <w:p>
-      <w:r>
-        <w:t xml:space="preserve">Vector Atmosfera. L'activitat esta inclosa dins l'Annex IV de la </w:t>
+        <w:t>atmosfèrica</w:t>
+      </w:r>
+      <w:r>
+        <w:t xml:space="preserve"> [EC-A], tal i com s'indica a l'Article 16 del DECRET 139/2018, de 3 de juliol, sobre els </w:t>
+      </w:r>
+      <w:r>
+        <w:t>règims</w:t>
+      </w:r>
+      <w:r>
+        <w:t xml:space="preserve"> </w:t>
+      </w:r>
+      <w:r>
+        <w:t>d’intervenció</w:t>
+      </w:r>
+      <w:r>
+        <w:t xml:space="preserve"> ambiental </w:t>
+      </w:r>
+      <w:r>
+        <w:t>atmosfèrica</w:t>
+      </w:r>
+      <w:r>
+        <w:t xml:space="preserve"> dels establiments on es desenvolupin activitats potencialment contaminants de l'atmosfera:</w:t>
+      </w:r>
+    </w:p>
+    <w:p>
+      <w:r>
+        <w:t xml:space="preserve">- </w:t>
+      </w:r>
+      <w:r>
+        <w:t>El CAE (Control Atmosfèric de l'Establiment)</w:t>
+      </w:r>
+    </w:p>
+    <w:p>
+      <w:r>
+        <w:t xml:space="preserve">- </w:t>
+      </w:r>
+      <w:r>
+        <w:t>L'informe reglamentari de mesures d'emissions a l’atmosfera</w:t>
+      </w:r>
+    </w:p>
+    <w:p>
+      <w:pPr>
+        <w:pStyle w:val="Cita"/>
+      </w:pPr>
+      <w:r>
+        <w:t>https://www.gencat.cat/mediamb/oaec/ec_atm_CA.pdf</w:t>
+      </w:r>
+    </w:p>
+    <w:p>
+      <w:pPr>
+        <w:pStyle w:val="Ttulo2"/>
+      </w:pPr>
+      <w:r>
+        <w:t>Vector Sòl - control periòdic</w:t>
+      </w:r>
+    </w:p>
+    <w:p>
+      <w:r>
+        <w:t xml:space="preserve">Vector Sòl. L’activitat està inclosa dins l’Annex I del </w:t>
       </w:r>
       <w:r>
         <w:t>//</w:t>
       </w:r>
-      <w:proofErr w:type="spellStart"/>
-      <w:r>
-        <w:t>Ley</w:t>
-      </w:r>
-      <w:proofErr w:type="spellEnd"/>
-      <w:r>
-        <w:t xml:space="preserve"> 34/2007, de 15 de </w:t>
-      </w:r>
-      <w:proofErr w:type="spellStart"/>
-      <w:r>
-        <w:t>noviembre</w:t>
-      </w:r>
-      <w:proofErr w:type="spellEnd"/>
-      <w:r>
-        <w:t xml:space="preserve">, de </w:t>
-      </w:r>
-      <w:proofErr w:type="spellStart"/>
-      <w:r>
-        <w:t>calidad</w:t>
-      </w:r>
-      <w:proofErr w:type="spellEnd"/>
-      <w:r>
-        <w:t xml:space="preserve"> del aire y </w:t>
-      </w:r>
-      <w:proofErr w:type="spellStart"/>
-      <w:r>
-        <w:t>proteccion</w:t>
-      </w:r>
-      <w:proofErr w:type="spellEnd"/>
-      <w:r>
-        <w:t xml:space="preserve"> de la atmosfera</w:t>
-      </w:r>
-      <w:r>
-        <w:t>//</w:t>
-      </w:r>
-      <w:r>
-        <w:t xml:space="preserve">. S'ha d'entregar, per part d'una Entitat de control en </w:t>
-      </w:r>
-      <w:r>
-        <w:t>l’àmbit</w:t>
-      </w:r>
-      <w:r>
-        <w:t xml:space="preserve"> sectorial de la </w:t>
-      </w:r>
-      <w:r>
-        <w:t>prevenció</w:t>
-      </w:r>
-      <w:r>
-        <w:t xml:space="preserve"> de la </w:t>
-      </w:r>
-      <w:r>
-        <w:t>contaminació</w:t>
-      </w:r>
-      <w:r>
-        <w:t xml:space="preserve"> </w:t>
-      </w:r>
-      <w:r>
-        <w:t>atmosfèrica</w:t>
-      </w:r>
-      <w:r>
-        <w:t xml:space="preserve"> [EC-A], tal i com s'indica a l'Article 16 del DECRET 139/2018, de 3 de juliol, sobre els </w:t>
-      </w:r>
-      <w:r>
-        <w:t>règims</w:t>
-      </w:r>
-      <w:r>
-        <w:t xml:space="preserve"> </w:t>
-      </w:r>
-      <w:r>
-        <w:t>d’intervenció</w:t>
-      </w:r>
-      <w:r>
-        <w:t xml:space="preserve"> ambiental </w:t>
-      </w:r>
-      <w:r>
-        <w:t>atmosfèrica</w:t>
-      </w:r>
-      <w:r>
-        <w:t xml:space="preserve"> dels establiments on es desenvolupin activitats potencialment contaminants de l'atmosfera:</w:t>
-      </w:r>
-    </w:p>
-    <w:p>
-      <w:r>
-        <w:t xml:space="preserve">- </w:t>
-      </w:r>
-      <w:r>
-        <w:t>El CAE (Control Atmosfèric de l'Establiment)</w:t>
-      </w:r>
-    </w:p>
-    <w:p>
-      <w:r>
-        <w:t xml:space="preserve">- </w:t>
-      </w:r>
-      <w:r>
-        <w:t>L'informe reglamentari de mesures d'emissions a l’atmosfera</w:t>
-      </w:r>
-    </w:p>
-    <w:p>
-      <w:pPr>
-        <w:pStyle w:val="Cita"/>
-      </w:pPr>
-      <w:r>
-        <w:t>https://www.gencat.cat/mediamb/oaec/ec_atm_CA.pdf</w:t>
-      </w:r>
-    </w:p>
-    <w:p>
-      <w:pPr>
-        <w:pStyle w:val="Ttulo2"/>
-      </w:pPr>
-      <w:r>
-        <w:t>Vector Sòl - control periòdic</w:t>
-      </w:r>
-    </w:p>
-    <w:p>
-      <w:r>
-        <w:t xml:space="preserve">Vector Sòl. L’activitat està inclosa dins l’Annex I del </w:t>
-      </w:r>
-      <w:r>
-        <w:t>//</w:t>
-      </w:r>
-      <w:r>
-        <w:t xml:space="preserve">Real Decreto 9/2005, de 14 de </w:t>
-      </w:r>
-      <w:proofErr w:type="spellStart"/>
-      <w:r>
-        <w:t>enero</w:t>
-      </w:r>
-      <w:proofErr w:type="spellEnd"/>
-      <w:r>
-        <w:t xml:space="preserve">, por el que se </w:t>
-      </w:r>
-      <w:proofErr w:type="spellStart"/>
-      <w:r>
-        <w:t>establece</w:t>
-      </w:r>
-      <w:proofErr w:type="spellEnd"/>
-      <w:r>
-        <w:t xml:space="preserve"> la </w:t>
-      </w:r>
-      <w:proofErr w:type="spellStart"/>
-      <w:r>
-        <w:t>relación</w:t>
-      </w:r>
-      <w:proofErr w:type="spellEnd"/>
-      <w:r>
-        <w:t xml:space="preserve"> de </w:t>
-      </w:r>
-      <w:proofErr w:type="spellStart"/>
-      <w:r>
-        <w:t>actividades</w:t>
-      </w:r>
-      <w:proofErr w:type="spellEnd"/>
-      <w:r>
-        <w:t xml:space="preserve"> </w:t>
-      </w:r>
-      <w:proofErr w:type="spellStart"/>
-      <w:r>
-        <w:t>potencialmente</w:t>
-      </w:r>
-      <w:proofErr w:type="spellEnd"/>
-      <w:r>
-        <w:t xml:space="preserve"> </w:t>
-      </w:r>
-      <w:proofErr w:type="spellStart"/>
-      <w:r>
-        <w:t>contaminantes</w:t>
-      </w:r>
-      <w:proofErr w:type="spellEnd"/>
-      <w:r>
-        <w:t xml:space="preserve"> del </w:t>
-      </w:r>
-      <w:proofErr w:type="spellStart"/>
-      <w:r>
-        <w:t>suelo</w:t>
-      </w:r>
-      <w:proofErr w:type="spellEnd"/>
-      <w:r>
-        <w:t xml:space="preserve"> y los </w:t>
-      </w:r>
-      <w:proofErr w:type="spellStart"/>
-      <w:r>
-        <w:t>criterios</w:t>
-      </w:r>
-      <w:proofErr w:type="spellEnd"/>
-      <w:r>
-        <w:t xml:space="preserve"> y </w:t>
-      </w:r>
-      <w:proofErr w:type="spellStart"/>
-      <w:r>
-        <w:t>estándares</w:t>
-      </w:r>
-      <w:proofErr w:type="spellEnd"/>
-      <w:r>
-        <w:t xml:space="preserve"> para la </w:t>
-      </w:r>
-      <w:proofErr w:type="spellStart"/>
-      <w:r>
-        <w:t>declaración</w:t>
-      </w:r>
-      <w:proofErr w:type="spellEnd"/>
-      <w:r>
-        <w:t xml:space="preserve"> de </w:t>
-      </w:r>
-      <w:proofErr w:type="spellStart"/>
-      <w:r>
-        <w:t>suelos</w:t>
-      </w:r>
-      <w:proofErr w:type="spellEnd"/>
-      <w:r>
-        <w:t xml:space="preserve"> </w:t>
-      </w:r>
-      <w:proofErr w:type="spellStart"/>
-      <w:r>
-        <w:t>contaminados</w:t>
-      </w:r>
-      <w:proofErr w:type="spellEnd"/>
+      <w:r>
+        <w:t>Real Decreto 9/2005, de 14 de enero, por el que se establece la relación de actividades potencialmente contaminantes del suelo y los criterios y estándares para la declaración de suelos contaminados</w:t>
+      </w:r>
       <w:r>
         <w:t>//</w:t>
       </w:r>
@@ -1503,15 +1145,7 @@
         <w:pStyle w:val="Ttulo2"/>
       </w:pPr>
       <w:r>
-        <w:t>RITSIC - gas combustible (transport/</w:t>
-      </w:r>
-      <w:proofErr w:type="spellStart"/>
-      <w:r>
-        <w:t>distribucio</w:t>
-      </w:r>
-      <w:proofErr w:type="spellEnd"/>
-      <w:r>
-        <w:t>)</w:t>
+        <w:t>RITSIC - gas combustible (transport/distribucio)</w:t>
       </w:r>
     </w:p>
     <w:p>
@@ -1732,185 +1366,17 @@
     </w:p>
     <w:p>
       <w:r>
-        <w:t xml:space="preserve">(1) Segons l'Annex I del Reglamento (CE) nº 1272/2008 del Parlamento Europeo y del </w:t>
-      </w:r>
-      <w:proofErr w:type="spellStart"/>
-      <w:r>
-        <w:t>Consejo</w:t>
-      </w:r>
-      <w:proofErr w:type="spellEnd"/>
-      <w:r>
-        <w:t>.</w:t>
-      </w:r>
-    </w:p>
-    <w:p>
-      <w:r>
-        <w:t xml:space="preserve">(2) Segons l'Annex III del Reglamento (CE) nº 1272/2008 del Parlamento Europeo y del </w:t>
-      </w:r>
-      <w:proofErr w:type="spellStart"/>
-      <w:r>
-        <w:t>Consejo</w:t>
-      </w:r>
-      <w:proofErr w:type="spellEnd"/>
-      <w:r>
-        <w:t>.</w:t>
-      </w:r>
-    </w:p>
-    <w:p>
-      <w:r>
-        <w:t xml:space="preserve">(3) Con respecto a las </w:t>
-      </w:r>
-      <w:proofErr w:type="spellStart"/>
-      <w:r>
-        <w:t>unidades</w:t>
-      </w:r>
-      <w:proofErr w:type="spellEnd"/>
-      <w:r>
-        <w:t xml:space="preserve">: para los </w:t>
-      </w:r>
-      <w:proofErr w:type="spellStart"/>
-      <w:r>
-        <w:t>productos</w:t>
-      </w:r>
-      <w:proofErr w:type="spellEnd"/>
-      <w:r>
-        <w:t xml:space="preserve"> </w:t>
-      </w:r>
-      <w:proofErr w:type="spellStart"/>
-      <w:r>
-        <w:t>químicos</w:t>
-      </w:r>
-      <w:proofErr w:type="spellEnd"/>
-      <w:r>
-        <w:t xml:space="preserve"> </w:t>
-      </w:r>
-      <w:proofErr w:type="spellStart"/>
-      <w:r>
-        <w:t>sólidos</w:t>
-      </w:r>
-      <w:proofErr w:type="spellEnd"/>
-      <w:r>
-        <w:t xml:space="preserve">, la </w:t>
-      </w:r>
-      <w:proofErr w:type="spellStart"/>
-      <w:r>
-        <w:t>masa</w:t>
-      </w:r>
-      <w:proofErr w:type="spellEnd"/>
-      <w:r>
-        <w:t xml:space="preserve"> en </w:t>
-      </w:r>
-      <w:proofErr w:type="spellStart"/>
-      <w:r>
-        <w:t>kilogramos</w:t>
-      </w:r>
-      <w:proofErr w:type="spellEnd"/>
-      <w:r>
-        <w:t xml:space="preserve"> (kg); para los </w:t>
-      </w:r>
-      <w:proofErr w:type="spellStart"/>
-      <w:r>
-        <w:t>productos</w:t>
-      </w:r>
-      <w:proofErr w:type="spellEnd"/>
-      <w:r>
-        <w:t xml:space="preserve"> </w:t>
-      </w:r>
-      <w:proofErr w:type="spellStart"/>
-      <w:r>
-        <w:t>químicos</w:t>
-      </w:r>
-      <w:proofErr w:type="spellEnd"/>
-      <w:r>
-        <w:t xml:space="preserve"> </w:t>
-      </w:r>
-      <w:proofErr w:type="spellStart"/>
-      <w:r>
-        <w:t>líquidos</w:t>
-      </w:r>
-      <w:proofErr w:type="spellEnd"/>
-      <w:r>
-        <w:t xml:space="preserve">, el </w:t>
-      </w:r>
-      <w:proofErr w:type="spellStart"/>
-      <w:r>
-        <w:t>volumen</w:t>
-      </w:r>
-      <w:proofErr w:type="spellEnd"/>
-      <w:r>
-        <w:t xml:space="preserve"> en </w:t>
-      </w:r>
-      <w:proofErr w:type="spellStart"/>
-      <w:r>
-        <w:t>litros</w:t>
-      </w:r>
-      <w:proofErr w:type="spellEnd"/>
-      <w:r>
-        <w:t xml:space="preserve"> (l); para los gases </w:t>
-      </w:r>
-      <w:proofErr w:type="spellStart"/>
-      <w:r>
-        <w:t>licuados</w:t>
-      </w:r>
-      <w:proofErr w:type="spellEnd"/>
-      <w:r>
-        <w:t xml:space="preserve">, los gases </w:t>
-      </w:r>
-      <w:proofErr w:type="spellStart"/>
-      <w:r>
-        <w:t>licuados</w:t>
-      </w:r>
-      <w:proofErr w:type="spellEnd"/>
-      <w:r>
-        <w:t xml:space="preserve"> </w:t>
-      </w:r>
-      <w:proofErr w:type="spellStart"/>
-      <w:r>
-        <w:t>refrigerados</w:t>
-      </w:r>
-      <w:proofErr w:type="spellEnd"/>
-      <w:r>
-        <w:t xml:space="preserve"> y los gases </w:t>
-      </w:r>
-      <w:proofErr w:type="spellStart"/>
-      <w:r>
-        <w:t>disueltos</w:t>
-      </w:r>
-      <w:proofErr w:type="spellEnd"/>
-      <w:r>
-        <w:t xml:space="preserve">, la </w:t>
-      </w:r>
-      <w:proofErr w:type="spellStart"/>
-      <w:r>
-        <w:t>masa</w:t>
-      </w:r>
-      <w:proofErr w:type="spellEnd"/>
-      <w:r>
-        <w:t xml:space="preserve"> en </w:t>
-      </w:r>
-      <w:proofErr w:type="spellStart"/>
-      <w:r>
-        <w:t>kilogramos</w:t>
-      </w:r>
-      <w:proofErr w:type="spellEnd"/>
-      <w:r>
-        <w:t xml:space="preserve"> (kg); para los gases </w:t>
-      </w:r>
-      <w:proofErr w:type="spellStart"/>
-      <w:r>
-        <w:t>comprimidos</w:t>
-      </w:r>
-      <w:proofErr w:type="spellEnd"/>
-      <w:r>
-        <w:t xml:space="preserve">, el </w:t>
-      </w:r>
-      <w:proofErr w:type="spellStart"/>
-      <w:r>
-        <w:t>volumen</w:t>
-      </w:r>
-      <w:proofErr w:type="spellEnd"/>
-      <w:r>
-        <w:t xml:space="preserve"> en Nm³.</w:t>
+        <w:t>(1) Segons l'Annex I del Reglamento (CE) nº 1272/2008 del Parlamento Europeo y del Consejo.</w:t>
+      </w:r>
+    </w:p>
+    <w:p>
+      <w:r>
+        <w:t>(2) Segons l'Annex III del Reglamento (CE) nº 1272/2008 del Parlamento Europeo y del Consejo.</w:t>
+      </w:r>
+    </w:p>
+    <w:p>
+      <w:r>
+        <w:t>(3) Con respecto a las unidades: para los productos químicos sólidos, la masa en kilogramos (kg); para los productos químicos líquidos, el volumen en litros (l); para los gases licuados, los gases licuados refrigerados y los gases disueltos, la masa en kilogramos (kg); para los gases comprimidos, el volumen en Nm³.</w:t>
       </w:r>
     </w:p>
     <w:p>
@@ -1935,71 +1401,7 @@
         <w:t>//</w:t>
       </w:r>
       <w:r>
-        <w:t xml:space="preserve">Real Decreto 656/2017, de 23 de </w:t>
-      </w:r>
-      <w:proofErr w:type="spellStart"/>
-      <w:r>
-        <w:t>junio</w:t>
-      </w:r>
-      <w:proofErr w:type="spellEnd"/>
-      <w:r>
-        <w:t xml:space="preserve">, por el que se </w:t>
-      </w:r>
-      <w:proofErr w:type="spellStart"/>
-      <w:r>
-        <w:t>aprueba</w:t>
-      </w:r>
-      <w:proofErr w:type="spellEnd"/>
-      <w:r>
-        <w:t xml:space="preserve"> el Reglamento de </w:t>
-      </w:r>
-      <w:proofErr w:type="spellStart"/>
-      <w:r>
-        <w:t>Almacenamiento</w:t>
-      </w:r>
-      <w:proofErr w:type="spellEnd"/>
-      <w:r>
-        <w:t xml:space="preserve"> de Productos </w:t>
-      </w:r>
-      <w:proofErr w:type="spellStart"/>
-      <w:r>
-        <w:t>Químicos</w:t>
-      </w:r>
-      <w:proofErr w:type="spellEnd"/>
-      <w:r>
-        <w:t xml:space="preserve"> y </w:t>
-      </w:r>
-      <w:proofErr w:type="spellStart"/>
-      <w:r>
-        <w:t>sus</w:t>
-      </w:r>
-      <w:proofErr w:type="spellEnd"/>
-      <w:r>
-        <w:t xml:space="preserve"> </w:t>
-      </w:r>
-      <w:proofErr w:type="spellStart"/>
-      <w:r>
-        <w:t>Instrucciones</w:t>
-      </w:r>
-      <w:proofErr w:type="spellEnd"/>
-      <w:r>
-        <w:t xml:space="preserve"> </w:t>
-      </w:r>
-      <w:proofErr w:type="spellStart"/>
-      <w:r>
-        <w:t>Técnicas</w:t>
-      </w:r>
-      <w:proofErr w:type="spellEnd"/>
-      <w:r>
-        <w:t xml:space="preserve"> </w:t>
-      </w:r>
-      <w:proofErr w:type="spellStart"/>
-      <w:r>
-        <w:t>Complementarias</w:t>
-      </w:r>
-      <w:proofErr w:type="spellEnd"/>
-      <w:r>
-        <w:t xml:space="preserve"> MIE APQ 0 a 10</w:t>
+        <w:t>Real Decreto 656/2017, de 23 de junio, por el que se aprueba el Reglamento de Almacenamiento de Productos Químicos y sus Instrucciones Técnicas Complementarias MIE APQ 0 a 10</w:t>
       </w:r>
       <w:r>
         <w:t>//</w:t>
@@ -2021,13 +1423,8 @@
         <w:pStyle w:val="Ttulo2"/>
       </w:pPr>
       <w:r>
-        <w:t xml:space="preserve">::CHILD:: Aplicació </w:t>
-      </w:r>
-      <w:proofErr w:type="spellStart"/>
-      <w:r>
-        <w:t>Seveso</w:t>
-      </w:r>
-      <w:proofErr w:type="spellEnd"/>
+        <w:t>::CHILD:: Aplicació Seveso</w:t>
+      </w:r>
     </w:p>
     <w:p>
       <w:r>
@@ -2037,69 +1434,8 @@
         <w:t>//</w:t>
       </w:r>
       <w:r>
-        <w:t xml:space="preserve">Real Decreto 840/2015, de 21 de </w:t>
-      </w:r>
-      <w:proofErr w:type="spellStart"/>
-      <w:r>
-        <w:t>septiembre</w:t>
-      </w:r>
-      <w:proofErr w:type="spellEnd"/>
-      <w:r>
-        <w:t xml:space="preserve">, por el que se </w:t>
-      </w:r>
-      <w:proofErr w:type="spellStart"/>
-      <w:r>
-        <w:t>aprueban</w:t>
-      </w:r>
-      <w:proofErr w:type="spellEnd"/>
-      <w:r>
-        <w:t xml:space="preserve"> </w:t>
-      </w:r>
-      <w:proofErr w:type="spellStart"/>
-      <w:r>
-        <w:t>medidas</w:t>
-      </w:r>
-      <w:proofErr w:type="spellEnd"/>
-      <w:r>
-        <w:t xml:space="preserve"> de control de los </w:t>
-      </w:r>
-      <w:proofErr w:type="spellStart"/>
-      <w:r>
-        <w:t>riesgos</w:t>
-      </w:r>
-      <w:proofErr w:type="spellEnd"/>
-      <w:r>
-        <w:t xml:space="preserve"> </w:t>
-      </w:r>
-      <w:proofErr w:type="spellStart"/>
-      <w:r>
-        <w:t>inherentes</w:t>
-      </w:r>
-      <w:proofErr w:type="spellEnd"/>
-      <w:r>
-        <w:t xml:space="preserve"> a los accidentes graves en los que </w:t>
-      </w:r>
-      <w:proofErr w:type="spellStart"/>
-      <w:r>
-        <w:t>intervengan</w:t>
-      </w:r>
-      <w:proofErr w:type="spellEnd"/>
-      <w:r>
-        <w:t xml:space="preserve"> </w:t>
-      </w:r>
-      <w:proofErr w:type="spellStart"/>
-      <w:r>
-        <w:t>sustancias</w:t>
-      </w:r>
-      <w:proofErr w:type="spellEnd"/>
-      <w:r>
-        <w:t xml:space="preserve"> </w:t>
-      </w:r>
-      <w:proofErr w:type="spellStart"/>
-      <w:r>
-        <w:t>peligrosas</w:t>
-      </w:r>
-      <w:proofErr w:type="spellEnd"/>
+        <w:t>Real Decreto 840/2015, de 21 de septiembre, por el que se aprueban medidas de control de los riesgos inherentes a los accidentes graves en los que intervengan sustancias peligrosas</w:t>
+      </w:r>
       <w:r>
         <w:t>//</w:t>
       </w:r>
@@ -2128,29 +1464,8 @@
     </w:p>
     <w:p>
       <w:r>
-        <w:t xml:space="preserve">Instal·lació petrolífera. ITC MI-IP 02 Parques de </w:t>
-      </w:r>
-      <w:proofErr w:type="spellStart"/>
-      <w:r>
-        <w:t>almacenamiento</w:t>
-      </w:r>
-      <w:proofErr w:type="spellEnd"/>
-      <w:r>
-        <w:t xml:space="preserve"> de </w:t>
-      </w:r>
-      <w:proofErr w:type="spellStart"/>
-      <w:r>
-        <w:t>líquidos</w:t>
-      </w:r>
-      <w:proofErr w:type="spellEnd"/>
-      <w:r>
-        <w:t xml:space="preserve"> </w:t>
-      </w:r>
-      <w:proofErr w:type="spellStart"/>
-      <w:r>
-        <w:t>petrolíferos</w:t>
-      </w:r>
-      <w:proofErr w:type="spellEnd"/>
+        <w:t>Instal·lació petrolífera. ITC MI-IP 02 Parques de almacenamiento de líquidos petrolíferos</w:t>
+      </w:r>
     </w:p>
     <w:p>
       <w:pPr>
@@ -2173,29 +1488,8 @@
     </w:p>
     <w:p>
       <w:r>
-        <w:t xml:space="preserve">Instal·lació petrolífera. ITC MI-IP 03 </w:t>
-      </w:r>
-      <w:proofErr w:type="spellStart"/>
-      <w:r>
-        <w:t>Instalaciones</w:t>
-      </w:r>
-      <w:proofErr w:type="spellEnd"/>
-      <w:r>
-        <w:t xml:space="preserve"> </w:t>
-      </w:r>
-      <w:proofErr w:type="spellStart"/>
-      <w:r>
-        <w:t>petrolíferas</w:t>
-      </w:r>
-      <w:proofErr w:type="spellEnd"/>
-      <w:r>
-        <w:t xml:space="preserve"> para uso </w:t>
-      </w:r>
-      <w:proofErr w:type="spellStart"/>
-      <w:r>
-        <w:t>propio</w:t>
-      </w:r>
-      <w:proofErr w:type="spellEnd"/>
+        <w:t>Instal·lació petrolífera. ITC MI-IP 03 Instalaciones petrolíferas para uso propio</w:t>
+      </w:r>
     </w:p>
     <w:p>
       <w:pPr>
@@ -2213,42 +1507,13 @@
         <w:t xml:space="preserve">RITSIC </w:t>
       </w:r>
       <w:r>
-        <w:t>Petrolífera - ITC MI-IP 04 (</w:t>
-      </w:r>
-      <w:proofErr w:type="spellStart"/>
-      <w:r>
-        <w:t>subministre</w:t>
-      </w:r>
-      <w:proofErr w:type="spellEnd"/>
-      <w:r>
-        <w:t xml:space="preserve"> vehicles)</w:t>
-      </w:r>
-    </w:p>
-    <w:p>
-      <w:r>
-        <w:t xml:space="preserve">Instal·lació petrolífera. ITC MI-IP 04 </w:t>
-      </w:r>
-      <w:proofErr w:type="spellStart"/>
-      <w:r>
-        <w:t>Instalaciones</w:t>
-      </w:r>
-      <w:proofErr w:type="spellEnd"/>
-      <w:r>
-        <w:t xml:space="preserve"> para </w:t>
-      </w:r>
-      <w:proofErr w:type="spellStart"/>
-      <w:r>
-        <w:t>suministro</w:t>
-      </w:r>
-      <w:proofErr w:type="spellEnd"/>
-      <w:r>
-        <w:t xml:space="preserve"> a </w:t>
-      </w:r>
-      <w:proofErr w:type="spellStart"/>
-      <w:r>
-        <w:t>vehículos</w:t>
-      </w:r>
-      <w:proofErr w:type="spellEnd"/>
+        <w:t>Petrolífera - ITC MI-IP 04 (subministre vehicles)</w:t>
+      </w:r>
+    </w:p>
+    <w:p>
+      <w:r>
+        <w:t>Instal·lació petrolífera. ITC MI-IP 04 Instalaciones para suministro a vehículos</w:t>
+      </w:r>
     </w:p>
     <w:p>
       <w:pPr>
@@ -2291,15 +1556,7 @@
         <w:t xml:space="preserve">RITSIC - </w:t>
       </w:r>
       <w:r>
-        <w:t>Raigs X (</w:t>
-      </w:r>
-      <w:proofErr w:type="spellStart"/>
-      <w:r>
-        <w:t>medic</w:t>
-      </w:r>
-      <w:proofErr w:type="spellEnd"/>
-      <w:r>
-        <w:t>/veterinari)</w:t>
+        <w:t>Raigs X (medic/veterinari)</w:t>
       </w:r>
     </w:p>
     <w:p>
@@ -2354,37 +1611,8 @@
         <w:t>//</w:t>
       </w:r>
       <w:r>
-        <w:t xml:space="preserve">Real Decreto 842/2002, de 2 de agosto, por el que se </w:t>
-      </w:r>
-      <w:proofErr w:type="spellStart"/>
-      <w:r>
-        <w:t>aprueba</w:t>
-      </w:r>
-      <w:proofErr w:type="spellEnd"/>
-      <w:r>
-        <w:t xml:space="preserve"> el Reglamento </w:t>
-      </w:r>
-      <w:proofErr w:type="spellStart"/>
-      <w:r>
-        <w:t>electrotécnico</w:t>
-      </w:r>
-      <w:proofErr w:type="spellEnd"/>
-      <w:r>
-        <w:t xml:space="preserve"> para </w:t>
-      </w:r>
-      <w:proofErr w:type="spellStart"/>
-      <w:r>
-        <w:t>baja</w:t>
-      </w:r>
-      <w:proofErr w:type="spellEnd"/>
-      <w:r>
-        <w:t xml:space="preserve"> </w:t>
-      </w:r>
-      <w:proofErr w:type="spellStart"/>
-      <w:r>
-        <w:t>tensión</w:t>
-      </w:r>
-      <w:proofErr w:type="spellEnd"/>
+        <w:t>Real Decreto 842/2002, de 2 de agosto, por el que se aprueba el Reglamento electrotécnico para baja tensión</w:t>
+      </w:r>
       <w:r>
         <w:t>//</w:t>
       </w:r>
@@ -2408,87 +1636,7 @@
         <w:t>//</w:t>
       </w:r>
       <w:r>
-        <w:t xml:space="preserve">Real Decreto 919/2006, de 28 de </w:t>
-      </w:r>
-      <w:proofErr w:type="spellStart"/>
-      <w:r>
-        <w:t>julio</w:t>
-      </w:r>
-      <w:proofErr w:type="spellEnd"/>
-      <w:r>
-        <w:t xml:space="preserve">, por el que se </w:t>
-      </w:r>
-      <w:proofErr w:type="spellStart"/>
-      <w:r>
-        <w:t>aprueba</w:t>
-      </w:r>
-      <w:proofErr w:type="spellEnd"/>
-      <w:r>
-        <w:t xml:space="preserve"> el Reglamento </w:t>
-      </w:r>
-      <w:proofErr w:type="spellStart"/>
-      <w:r>
-        <w:t>técnico</w:t>
-      </w:r>
-      <w:proofErr w:type="spellEnd"/>
-      <w:r>
-        <w:t xml:space="preserve"> de </w:t>
-      </w:r>
-      <w:proofErr w:type="spellStart"/>
-      <w:r>
-        <w:t>distribución</w:t>
-      </w:r>
-      <w:proofErr w:type="spellEnd"/>
-      <w:r>
-        <w:t xml:space="preserve"> y </w:t>
-      </w:r>
-      <w:proofErr w:type="spellStart"/>
-      <w:r>
-        <w:t>utilización</w:t>
-      </w:r>
-      <w:proofErr w:type="spellEnd"/>
-      <w:r>
-        <w:t xml:space="preserve"> de combustibles </w:t>
-      </w:r>
-      <w:proofErr w:type="spellStart"/>
-      <w:r>
-        <w:t>gaseosos</w:t>
-      </w:r>
-      <w:proofErr w:type="spellEnd"/>
-      <w:r>
-        <w:t xml:space="preserve"> y </w:t>
-      </w:r>
-      <w:proofErr w:type="spellStart"/>
-      <w:r>
-        <w:t>sus</w:t>
-      </w:r>
-      <w:proofErr w:type="spellEnd"/>
-      <w:r>
-        <w:t xml:space="preserve"> </w:t>
-      </w:r>
-      <w:proofErr w:type="spellStart"/>
-      <w:r>
-        <w:t>instrucciones</w:t>
-      </w:r>
-      <w:proofErr w:type="spellEnd"/>
-      <w:r>
-        <w:t xml:space="preserve"> </w:t>
-      </w:r>
-      <w:proofErr w:type="spellStart"/>
-      <w:r>
-        <w:t>técnicas</w:t>
-      </w:r>
-      <w:proofErr w:type="spellEnd"/>
-      <w:r>
-        <w:t xml:space="preserve"> </w:t>
-      </w:r>
-      <w:proofErr w:type="spellStart"/>
-      <w:r>
-        <w:t>complementarias</w:t>
-      </w:r>
-      <w:proofErr w:type="spellEnd"/>
-      <w:r>
-        <w:t xml:space="preserve"> ICG 01 a 11</w:t>
+        <w:t>Real Decreto 919/2006, de 28 de julio, por el que se aprueba el Reglamento técnico de distribución y utilización de combustibles gaseosos y sus instrucciones técnicas complementarias ICG 01 a 11</w:t>
       </w:r>
       <w:r>
         <w:t>//</w:t>
@@ -2513,103 +1661,7 @@
         <w:t>//</w:t>
       </w:r>
       <w:r>
-        <w:t xml:space="preserve">INSTRUCCIÓN TÉCNICA COMPLEMENTARIA ITC-RAT 23 del Real Decreto 337/2014, de 9 de </w:t>
-      </w:r>
-      <w:proofErr w:type="spellStart"/>
-      <w:r>
-        <w:t>mayo</w:t>
-      </w:r>
-      <w:proofErr w:type="spellEnd"/>
-      <w:r>
-        <w:t xml:space="preserve">, por el que se </w:t>
-      </w:r>
-      <w:proofErr w:type="spellStart"/>
-      <w:r>
-        <w:t>aprueban</w:t>
-      </w:r>
-      <w:proofErr w:type="spellEnd"/>
-      <w:r>
-        <w:t xml:space="preserve"> el Reglamento sobre condiciones </w:t>
-      </w:r>
-      <w:proofErr w:type="spellStart"/>
-      <w:r>
-        <w:t>técnicas</w:t>
-      </w:r>
-      <w:proofErr w:type="spellEnd"/>
-      <w:r>
-        <w:t xml:space="preserve"> y </w:t>
-      </w:r>
-      <w:proofErr w:type="spellStart"/>
-      <w:r>
-        <w:t>garantías</w:t>
-      </w:r>
-      <w:proofErr w:type="spellEnd"/>
-      <w:r>
-        <w:t xml:space="preserve"> de </w:t>
-      </w:r>
-      <w:proofErr w:type="spellStart"/>
-      <w:r>
-        <w:t>seguridad</w:t>
-      </w:r>
-      <w:proofErr w:type="spellEnd"/>
-      <w:r>
-        <w:t xml:space="preserve"> en </w:t>
-      </w:r>
-      <w:proofErr w:type="spellStart"/>
-      <w:r>
-        <w:t>instalaciones</w:t>
-      </w:r>
-      <w:proofErr w:type="spellEnd"/>
-      <w:r>
-        <w:t xml:space="preserve"> </w:t>
-      </w:r>
-      <w:proofErr w:type="spellStart"/>
-      <w:r>
-        <w:t>eléctricas</w:t>
-      </w:r>
-      <w:proofErr w:type="spellEnd"/>
-      <w:r>
-        <w:t xml:space="preserve"> de alta </w:t>
-      </w:r>
-      <w:proofErr w:type="spellStart"/>
-      <w:r>
-        <w:t>tensión</w:t>
-      </w:r>
-      <w:proofErr w:type="spellEnd"/>
-      <w:r>
-        <w:t xml:space="preserve"> y </w:t>
-      </w:r>
-      <w:proofErr w:type="spellStart"/>
-      <w:r>
-        <w:t>sus</w:t>
-      </w:r>
-      <w:proofErr w:type="spellEnd"/>
-      <w:r>
-        <w:t xml:space="preserve"> </w:t>
-      </w:r>
-      <w:proofErr w:type="spellStart"/>
-      <w:r>
-        <w:t>Instrucciones</w:t>
-      </w:r>
-      <w:proofErr w:type="spellEnd"/>
-      <w:r>
-        <w:t xml:space="preserve"> </w:t>
-      </w:r>
-      <w:proofErr w:type="spellStart"/>
-      <w:r>
-        <w:t>Técnicas</w:t>
-      </w:r>
-      <w:proofErr w:type="spellEnd"/>
-      <w:r>
-        <w:t xml:space="preserve"> </w:t>
-      </w:r>
-      <w:proofErr w:type="spellStart"/>
-      <w:r>
-        <w:t>Complementarias</w:t>
-      </w:r>
-      <w:proofErr w:type="spellEnd"/>
-      <w:r>
-        <w:t xml:space="preserve"> ITC-RAT 01 a 23</w:t>
+        <w:t>INSTRUCCIÓN TÉCNICA COMPLEMENTARIA ITC-RAT 23 del Real Decreto 337/2014, de 9 de mayo, por el que se aprueban el Reglamento sobre condiciones técnicas y garantías de seguridad en instalaciones eléctricas de alta tensión y sus Instrucciones Técnicas Complementarias ITC-RAT 01 a 23</w:t>
       </w:r>
       <w:r>
         <w:t>//</w:t>
@@ -2634,37 +1686,8 @@
         <w:t>//</w:t>
       </w:r>
       <w:r>
-        <w:t xml:space="preserve">Real Decreto 842/2002, de 2 de agosto, por el que se </w:t>
-      </w:r>
-      <w:proofErr w:type="spellStart"/>
-      <w:r>
-        <w:t>aprueba</w:t>
-      </w:r>
-      <w:proofErr w:type="spellEnd"/>
-      <w:r>
-        <w:t xml:space="preserve"> el Reglamento </w:t>
-      </w:r>
-      <w:proofErr w:type="spellStart"/>
-      <w:r>
-        <w:t>electrotécnico</w:t>
-      </w:r>
-      <w:proofErr w:type="spellEnd"/>
-      <w:r>
-        <w:t xml:space="preserve"> para </w:t>
-      </w:r>
-      <w:proofErr w:type="spellStart"/>
-      <w:r>
-        <w:t>baja</w:t>
-      </w:r>
-      <w:proofErr w:type="spellEnd"/>
-      <w:r>
-        <w:t xml:space="preserve"> </w:t>
-      </w:r>
-      <w:proofErr w:type="spellStart"/>
-      <w:r>
-        <w:t>tensión</w:t>
-      </w:r>
-      <w:proofErr w:type="spellEnd"/>
+        <w:t>Real Decreto 842/2002, de 2 de agosto, por el que se aprueba el Reglamento electrotécnico para baja tensión</w:t>
+      </w:r>
       <w:r>
         <w:t>//</w:t>
       </w:r>
@@ -2688,31 +1711,7 @@
         <w:t>//</w:t>
       </w:r>
       <w:r>
-        <w:t xml:space="preserve">Real Decreto 355/2024, de 2 de abril, por el que se </w:t>
-      </w:r>
-      <w:proofErr w:type="spellStart"/>
-      <w:r>
-        <w:t>aprueba</w:t>
-      </w:r>
-      <w:proofErr w:type="spellEnd"/>
-      <w:r>
-        <w:t xml:space="preserve"> la </w:t>
-      </w:r>
-      <w:proofErr w:type="spellStart"/>
-      <w:r>
-        <w:t>Instrucción</w:t>
-      </w:r>
-      <w:proofErr w:type="spellEnd"/>
-      <w:r>
-        <w:t xml:space="preserve"> Técnica Complementaria ITC AEM 1 «</w:t>
-      </w:r>
-      <w:proofErr w:type="spellStart"/>
-      <w:r>
-        <w:t>Ascensores</w:t>
-      </w:r>
-      <w:proofErr w:type="spellEnd"/>
-      <w:r>
-        <w:t>»</w:t>
+        <w:t>Real Decreto 355/2024, de 2 de abril, por el que se aprueba la Instrucción Técnica Complementaria ITC AEM 1 «Ascensores»</w:t>
       </w:r>
       <w:r>
         <w:t>//</w:t>
@@ -2749,37 +1748,8 @@
         <w:t>//</w:t>
       </w:r>
       <w:r>
-        <w:t xml:space="preserve">ITC-BT-05 VERIFICACIONES E INSPECCIONES del Real Decreto 842/2002, de 2 de agosto, por el que se </w:t>
-      </w:r>
-      <w:proofErr w:type="spellStart"/>
-      <w:r>
-        <w:t>aprueba</w:t>
-      </w:r>
-      <w:proofErr w:type="spellEnd"/>
-      <w:r>
-        <w:t xml:space="preserve"> el Reglamento </w:t>
-      </w:r>
-      <w:proofErr w:type="spellStart"/>
-      <w:r>
-        <w:t>electrotécnico</w:t>
-      </w:r>
-      <w:proofErr w:type="spellEnd"/>
-      <w:r>
-        <w:t xml:space="preserve"> para </w:t>
-      </w:r>
-      <w:proofErr w:type="spellStart"/>
-      <w:r>
-        <w:t>baja</w:t>
-      </w:r>
-      <w:proofErr w:type="spellEnd"/>
-      <w:r>
-        <w:t xml:space="preserve"> </w:t>
-      </w:r>
-      <w:proofErr w:type="spellStart"/>
-      <w:r>
-        <w:t>tensión</w:t>
-      </w:r>
-      <w:proofErr w:type="spellEnd"/>
+        <w:t>ITC-BT-05 VERIFICACIONES E INSPECCIONES del Real Decreto 842/2002, de 2 de agosto, por el que se aprueba el Reglamento electrotécnico para baja tensión</w:t>
+      </w:r>
       <w:r>
         <w:t>//</w:t>
       </w:r>
@@ -2803,87 +1773,7 @@
         <w:t>//</w:t>
       </w:r>
       <w:r>
-        <w:t xml:space="preserve">Real Decreto 919/2006, de 28 de </w:t>
-      </w:r>
-      <w:proofErr w:type="spellStart"/>
-      <w:r>
-        <w:t>julio</w:t>
-      </w:r>
-      <w:proofErr w:type="spellEnd"/>
-      <w:r>
-        <w:t xml:space="preserve">, por el que se </w:t>
-      </w:r>
-      <w:proofErr w:type="spellStart"/>
-      <w:r>
-        <w:t>aprueba</w:t>
-      </w:r>
-      <w:proofErr w:type="spellEnd"/>
-      <w:r>
-        <w:t xml:space="preserve"> el Reglamento </w:t>
-      </w:r>
-      <w:proofErr w:type="spellStart"/>
-      <w:r>
-        <w:t>técnico</w:t>
-      </w:r>
-      <w:proofErr w:type="spellEnd"/>
-      <w:r>
-        <w:t xml:space="preserve"> de </w:t>
-      </w:r>
-      <w:proofErr w:type="spellStart"/>
-      <w:r>
-        <w:t>distribución</w:t>
-      </w:r>
-      <w:proofErr w:type="spellEnd"/>
-      <w:r>
-        <w:t xml:space="preserve"> y </w:t>
-      </w:r>
-      <w:proofErr w:type="spellStart"/>
-      <w:r>
-        <w:t>utilización</w:t>
-      </w:r>
-      <w:proofErr w:type="spellEnd"/>
-      <w:r>
-        <w:t xml:space="preserve"> de combustibles </w:t>
-      </w:r>
-      <w:proofErr w:type="spellStart"/>
-      <w:r>
-        <w:t>gaseosos</w:t>
-      </w:r>
-      <w:proofErr w:type="spellEnd"/>
-      <w:r>
-        <w:t xml:space="preserve"> y </w:t>
-      </w:r>
-      <w:proofErr w:type="spellStart"/>
-      <w:r>
-        <w:t>sus</w:t>
-      </w:r>
-      <w:proofErr w:type="spellEnd"/>
-      <w:r>
-        <w:t xml:space="preserve"> </w:t>
-      </w:r>
-      <w:proofErr w:type="spellStart"/>
-      <w:r>
-        <w:t>instrucciones</w:t>
-      </w:r>
-      <w:proofErr w:type="spellEnd"/>
-      <w:r>
-        <w:t xml:space="preserve"> </w:t>
-      </w:r>
-      <w:proofErr w:type="spellStart"/>
-      <w:r>
-        <w:t>técnicas</w:t>
-      </w:r>
-      <w:proofErr w:type="spellEnd"/>
-      <w:r>
-        <w:t xml:space="preserve"> </w:t>
-      </w:r>
-      <w:proofErr w:type="spellStart"/>
-      <w:r>
-        <w:t>complementarias</w:t>
-      </w:r>
-      <w:proofErr w:type="spellEnd"/>
-      <w:r>
-        <w:t xml:space="preserve"> ICG 01 a 11</w:t>
+        <w:t>Real Decreto 919/2006, de 28 de julio, por el que se aprueba el Reglamento técnico de distribución y utilización de combustibles gaseosos y sus instrucciones técnicas complementarias ICG 01 a 11</w:t>
       </w:r>
       <w:r>
         <w:t>//</w:t>
@@ -2908,103 +1798,7 @@
         <w:t>//</w:t>
       </w:r>
       <w:r>
-        <w:t xml:space="preserve">INSTRUCCIÓN TÉCNICA COMPLEMENTARIA ITC-RAT 23 del Real Decreto 337/2014, de 9 de </w:t>
-      </w:r>
-      <w:proofErr w:type="spellStart"/>
-      <w:r>
-        <w:t>mayo</w:t>
-      </w:r>
-      <w:proofErr w:type="spellEnd"/>
-      <w:r>
-        <w:t xml:space="preserve">, por el que se </w:t>
-      </w:r>
-      <w:proofErr w:type="spellStart"/>
-      <w:r>
-        <w:t>aprueban</w:t>
-      </w:r>
-      <w:proofErr w:type="spellEnd"/>
-      <w:r>
-        <w:t xml:space="preserve"> el Reglamento sobre condiciones </w:t>
-      </w:r>
-      <w:proofErr w:type="spellStart"/>
-      <w:r>
-        <w:t>técnicas</w:t>
-      </w:r>
-      <w:proofErr w:type="spellEnd"/>
-      <w:r>
-        <w:t xml:space="preserve"> y </w:t>
-      </w:r>
-      <w:proofErr w:type="spellStart"/>
-      <w:r>
-        <w:t>garantías</w:t>
-      </w:r>
-      <w:proofErr w:type="spellEnd"/>
-      <w:r>
-        <w:t xml:space="preserve"> de </w:t>
-      </w:r>
-      <w:proofErr w:type="spellStart"/>
-      <w:r>
-        <w:t>seguridad</w:t>
-      </w:r>
-      <w:proofErr w:type="spellEnd"/>
-      <w:r>
-        <w:t xml:space="preserve"> en </w:t>
-      </w:r>
-      <w:proofErr w:type="spellStart"/>
-      <w:r>
-        <w:t>instalaciones</w:t>
-      </w:r>
-      <w:proofErr w:type="spellEnd"/>
-      <w:r>
-        <w:t xml:space="preserve"> </w:t>
-      </w:r>
-      <w:proofErr w:type="spellStart"/>
-      <w:r>
-        <w:t>eléctricas</w:t>
-      </w:r>
-      <w:proofErr w:type="spellEnd"/>
-      <w:r>
-        <w:t xml:space="preserve"> de alta </w:t>
-      </w:r>
-      <w:proofErr w:type="spellStart"/>
-      <w:r>
-        <w:t>tensión</w:t>
-      </w:r>
-      <w:proofErr w:type="spellEnd"/>
-      <w:r>
-        <w:t xml:space="preserve"> y </w:t>
-      </w:r>
-      <w:proofErr w:type="spellStart"/>
-      <w:r>
-        <w:t>sus</w:t>
-      </w:r>
-      <w:proofErr w:type="spellEnd"/>
-      <w:r>
-        <w:t xml:space="preserve"> </w:t>
-      </w:r>
-      <w:proofErr w:type="spellStart"/>
-      <w:r>
-        <w:t>Instrucciones</w:t>
-      </w:r>
-      <w:proofErr w:type="spellEnd"/>
-      <w:r>
-        <w:t xml:space="preserve"> </w:t>
-      </w:r>
-      <w:proofErr w:type="spellStart"/>
-      <w:r>
-        <w:t>Técnicas</w:t>
-      </w:r>
-      <w:proofErr w:type="spellEnd"/>
-      <w:r>
-        <w:t xml:space="preserve"> </w:t>
-      </w:r>
-      <w:proofErr w:type="spellStart"/>
-      <w:r>
-        <w:t>Complementarias</w:t>
-      </w:r>
-      <w:proofErr w:type="spellEnd"/>
-      <w:r>
-        <w:t xml:space="preserve"> ITC-RAT 01 a 23</w:t>
+        <w:t>INSTRUCCIÓN TÉCNICA COMPLEMENTARIA ITC-RAT 23 del Real Decreto 337/2014, de 9 de mayo, por el que se aprueban el Reglamento sobre condiciones técnicas y garantías de seguridad en instalaciones eléctricas de alta tensión y sus Instrucciones Técnicas Complementarias ITC-RAT 01 a 23</w:t>
       </w:r>
       <w:r>
         <w:t>//</w:t>
@@ -3029,37 +1823,8 @@
         <w:t>//</w:t>
       </w:r>
       <w:r>
-        <w:t xml:space="preserve">ITC-BT-05 VERIFICACIONES E INSPECCIONES del Real Decreto 842/2002, de 2 de agosto, por el que se </w:t>
-      </w:r>
-      <w:proofErr w:type="spellStart"/>
-      <w:r>
-        <w:t>aprueba</w:t>
-      </w:r>
-      <w:proofErr w:type="spellEnd"/>
-      <w:r>
-        <w:t xml:space="preserve"> el Reglamento </w:t>
-      </w:r>
-      <w:proofErr w:type="spellStart"/>
-      <w:r>
-        <w:t>electrotécnico</w:t>
-      </w:r>
-      <w:proofErr w:type="spellEnd"/>
-      <w:r>
-        <w:t xml:space="preserve"> para </w:t>
-      </w:r>
-      <w:proofErr w:type="spellStart"/>
-      <w:r>
-        <w:t>baja</w:t>
-      </w:r>
-      <w:proofErr w:type="spellEnd"/>
-      <w:r>
-        <w:t xml:space="preserve"> </w:t>
-      </w:r>
-      <w:proofErr w:type="spellStart"/>
-      <w:r>
-        <w:t>tensión</w:t>
-      </w:r>
-      <w:proofErr w:type="spellEnd"/>
+        <w:t>ITC-BT-05 VERIFICACIONES E INSPECCIONES del Real Decreto 842/2002, de 2 de agosto, por el que se aprueba el Reglamento electrotécnico para baja tensión</w:t>
+      </w:r>
       <w:r>
         <w:t>//</w:t>
       </w:r>
@@ -3092,31 +1857,7 @@
         <w:t>//</w:t>
       </w:r>
       <w:r>
-        <w:t xml:space="preserve">Real Decreto 355/2024, de 2 de abril, por el que se </w:t>
-      </w:r>
-      <w:proofErr w:type="spellStart"/>
-      <w:r>
-        <w:t>aprueba</w:t>
-      </w:r>
-      <w:proofErr w:type="spellEnd"/>
-      <w:r>
-        <w:t xml:space="preserve"> la </w:t>
-      </w:r>
-      <w:proofErr w:type="spellStart"/>
-      <w:r>
-        <w:t>Instrucción</w:t>
-      </w:r>
-      <w:proofErr w:type="spellEnd"/>
-      <w:r>
-        <w:t xml:space="preserve"> Técnica Complementaria ITC AEM 1 «</w:t>
-      </w:r>
-      <w:proofErr w:type="spellStart"/>
-      <w:r>
-        <w:t>Ascensores</w:t>
-      </w:r>
-      <w:proofErr w:type="spellEnd"/>
-      <w:r>
-        <w:t>»</w:t>
+        <w:t>Real Decreto 355/2024, de 2 de abril, por el que se aprueba la Instrucción Técnica Complementaria ITC AEM 1 «Ascensores»</w:t>
       </w:r>
       <w:r>
         <w:t>//</w:t>
@@ -3150,49 +1891,12 @@
         <w:t>//</w:t>
       </w:r>
       <w:r>
-        <w:t xml:space="preserve">INSTRUCCIÓN TÉCNICA IT 4. INSPECCIÓN del Real Decreto 1027/2007, de 20 de </w:t>
-      </w:r>
-      <w:proofErr w:type="spellStart"/>
-      <w:r>
-        <w:t>julio</w:t>
-      </w:r>
-      <w:proofErr w:type="spellEnd"/>
-      <w:r>
-        <w:t xml:space="preserve">, por el que se </w:t>
-      </w:r>
-      <w:proofErr w:type="spellStart"/>
-      <w:r>
-        <w:t>aprueba</w:t>
-      </w:r>
-      <w:proofErr w:type="spellEnd"/>
-      <w:r>
-        <w:t xml:space="preserve"> el Reglamento de </w:t>
-      </w:r>
-      <w:proofErr w:type="spellStart"/>
-      <w:r>
-        <w:t>Instalaciones</w:t>
-      </w:r>
-      <w:proofErr w:type="spellEnd"/>
-      <w:r>
-        <w:t xml:space="preserve"> </w:t>
-      </w:r>
-      <w:proofErr w:type="spellStart"/>
-      <w:r>
-        <w:t>Térmicas</w:t>
-      </w:r>
-      <w:proofErr w:type="spellEnd"/>
-      <w:r>
-        <w:t xml:space="preserve"> en </w:t>
+        <w:t xml:space="preserve">INSTRUCCIÓN TÉCNICA IT 4. INSPECCIÓN del Real Decreto 1027/2007, de 20 de julio, por el que se aprueba el Reglamento de Instalaciones Térmicas en </w:t>
       </w:r>
       <w:r>
         <w:lastRenderedPageBreak/>
-        <w:t xml:space="preserve">los </w:t>
-      </w:r>
-      <w:proofErr w:type="spellStart"/>
-      <w:r>
-        <w:t>Edificios</w:t>
-      </w:r>
-      <w:proofErr w:type="spellEnd"/>
+        <w:t>los Edificios</w:t>
+      </w:r>
       <w:r>
         <w:t>//</w:t>
       </w:r>
@@ -3216,77 +1920,8 @@
         <w:t>//</w:t>
       </w:r>
       <w:r>
-        <w:t xml:space="preserve">INSTRUCCIÓN IF-14 del Real Decreto 552/2019, de 27 de </w:t>
-      </w:r>
-      <w:proofErr w:type="spellStart"/>
-      <w:r>
-        <w:t>septiembre</w:t>
-      </w:r>
-      <w:proofErr w:type="spellEnd"/>
-      <w:r>
-        <w:t xml:space="preserve">, por el que se </w:t>
-      </w:r>
-      <w:proofErr w:type="spellStart"/>
-      <w:r>
-        <w:t>aprueban</w:t>
-      </w:r>
-      <w:proofErr w:type="spellEnd"/>
-      <w:r>
-        <w:t xml:space="preserve"> el Reglamento de </w:t>
-      </w:r>
-      <w:proofErr w:type="spellStart"/>
-      <w:r>
-        <w:t>seguridad</w:t>
-      </w:r>
-      <w:proofErr w:type="spellEnd"/>
-      <w:r>
-        <w:t xml:space="preserve"> para </w:t>
-      </w:r>
-      <w:proofErr w:type="spellStart"/>
-      <w:r>
-        <w:t>instalaciones</w:t>
-      </w:r>
-      <w:proofErr w:type="spellEnd"/>
-      <w:r>
-        <w:t xml:space="preserve"> </w:t>
-      </w:r>
-      <w:proofErr w:type="spellStart"/>
-      <w:r>
-        <w:t>frigoríficas</w:t>
-      </w:r>
-      <w:proofErr w:type="spellEnd"/>
-      <w:r>
-        <w:t xml:space="preserve"> y </w:t>
-      </w:r>
-      <w:proofErr w:type="spellStart"/>
-      <w:r>
-        <w:t>sus</w:t>
-      </w:r>
-      <w:proofErr w:type="spellEnd"/>
-      <w:r>
-        <w:t xml:space="preserve"> </w:t>
-      </w:r>
-      <w:proofErr w:type="spellStart"/>
-      <w:r>
-        <w:t>instrucciones</w:t>
-      </w:r>
-      <w:proofErr w:type="spellEnd"/>
-      <w:r>
-        <w:t xml:space="preserve"> </w:t>
-      </w:r>
-      <w:proofErr w:type="spellStart"/>
-      <w:r>
-        <w:t>técnicas</w:t>
-      </w:r>
-      <w:proofErr w:type="spellEnd"/>
-      <w:r>
-        <w:t xml:space="preserve"> </w:t>
-      </w:r>
-      <w:proofErr w:type="spellStart"/>
-      <w:r>
-        <w:t>complementarias</w:t>
-      </w:r>
-      <w:proofErr w:type="spellEnd"/>
+        <w:t>INSTRUCCIÓN IF-14 del Real Decreto 552/2019, de 27 de septiembre, por el que se aprueban el Reglamento de seguridad para instalaciones frigoríficas y sus instrucciones técnicas complementarias</w:t>
+      </w:r>
       <w:r>
         <w:t>//</w:t>
       </w:r>
@@ -3310,69 +1945,8 @@
         <w:t>//</w:t>
       </w:r>
       <w:r>
-        <w:t xml:space="preserve">Real Decreto 809/2021, de 21 de </w:t>
-      </w:r>
-      <w:proofErr w:type="spellStart"/>
-      <w:r>
-        <w:t>septiembre</w:t>
-      </w:r>
-      <w:proofErr w:type="spellEnd"/>
-      <w:r>
-        <w:t xml:space="preserve">, por el que se </w:t>
-      </w:r>
-      <w:proofErr w:type="spellStart"/>
-      <w:r>
-        <w:t>aprueba</w:t>
-      </w:r>
-      <w:proofErr w:type="spellEnd"/>
-      <w:r>
-        <w:t xml:space="preserve"> el Reglamento de </w:t>
-      </w:r>
-      <w:proofErr w:type="spellStart"/>
-      <w:r>
-        <w:t>equipos</w:t>
-      </w:r>
-      <w:proofErr w:type="spellEnd"/>
-      <w:r>
-        <w:t xml:space="preserve"> a </w:t>
-      </w:r>
-      <w:proofErr w:type="spellStart"/>
-      <w:r>
-        <w:t>presión</w:t>
-      </w:r>
-      <w:proofErr w:type="spellEnd"/>
-      <w:r>
-        <w:t xml:space="preserve"> y </w:t>
-      </w:r>
-      <w:proofErr w:type="spellStart"/>
-      <w:r>
-        <w:t>sus</w:t>
-      </w:r>
-      <w:proofErr w:type="spellEnd"/>
-      <w:r>
-        <w:t xml:space="preserve"> </w:t>
-      </w:r>
-      <w:proofErr w:type="spellStart"/>
-      <w:r>
-        <w:t>instrucciones</w:t>
-      </w:r>
-      <w:proofErr w:type="spellEnd"/>
-      <w:r>
-        <w:t xml:space="preserve"> </w:t>
-      </w:r>
-      <w:proofErr w:type="spellStart"/>
-      <w:r>
-        <w:t>técnicas</w:t>
-      </w:r>
-      <w:proofErr w:type="spellEnd"/>
-      <w:r>
-        <w:t xml:space="preserve"> </w:t>
-      </w:r>
-      <w:proofErr w:type="spellStart"/>
-      <w:r>
-        <w:t>complementarias</w:t>
-      </w:r>
-      <w:proofErr w:type="spellEnd"/>
+        <w:t>Real Decreto 809/2021, de 21 de septiembre, por el que se aprueba el Reglamento de equipos a presión y sus instrucciones técnicas complementarias</w:t>
+      </w:r>
       <w:r>
         <w:t>//</w:t>
       </w:r>
@@ -3396,45 +1970,8 @@
         <w:t>//</w:t>
       </w:r>
       <w:r>
-        <w:t xml:space="preserve">Real Decreto 513/2017, de 22 de </w:t>
-      </w:r>
-      <w:proofErr w:type="spellStart"/>
-      <w:r>
-        <w:t>mayo</w:t>
-      </w:r>
-      <w:proofErr w:type="spellEnd"/>
-      <w:r>
-        <w:t xml:space="preserve">, por el que se </w:t>
-      </w:r>
-      <w:proofErr w:type="spellStart"/>
-      <w:r>
-        <w:t>aprueba</w:t>
-      </w:r>
-      <w:proofErr w:type="spellEnd"/>
-      <w:r>
-        <w:t xml:space="preserve"> el Reglamento de </w:t>
-      </w:r>
-      <w:proofErr w:type="spellStart"/>
-      <w:r>
-        <w:t>instalaciones</w:t>
-      </w:r>
-      <w:proofErr w:type="spellEnd"/>
-      <w:r>
-        <w:t xml:space="preserve"> de </w:t>
-      </w:r>
-      <w:proofErr w:type="spellStart"/>
-      <w:r>
-        <w:t>protección</w:t>
-      </w:r>
-      <w:proofErr w:type="spellEnd"/>
-      <w:r>
-        <w:t xml:space="preserve"> contra </w:t>
-      </w:r>
-      <w:proofErr w:type="spellStart"/>
-      <w:r>
-        <w:t>incendios</w:t>
-      </w:r>
-      <w:proofErr w:type="spellEnd"/>
+        <w:t>Real Decreto 513/2017, de 22 de mayo, por el que se aprueba el Reglamento de instalaciones de protección contra incendios</w:t>
+      </w:r>
       <w:r>
         <w:t>//</w:t>
       </w:r>
@@ -3458,71 +1995,7 @@
         <w:t>//</w:t>
       </w:r>
       <w:r>
-        <w:t xml:space="preserve">Real Decreto 656/2017, de 23 de </w:t>
-      </w:r>
-      <w:proofErr w:type="spellStart"/>
-      <w:r>
-        <w:t>junio</w:t>
-      </w:r>
-      <w:proofErr w:type="spellEnd"/>
-      <w:r>
-        <w:t xml:space="preserve">, por el que se </w:t>
-      </w:r>
-      <w:proofErr w:type="spellStart"/>
-      <w:r>
-        <w:t>aprueba</w:t>
-      </w:r>
-      <w:proofErr w:type="spellEnd"/>
-      <w:r>
-        <w:t xml:space="preserve"> el Reglamento de </w:t>
-      </w:r>
-      <w:proofErr w:type="spellStart"/>
-      <w:r>
-        <w:t>Almacenamiento</w:t>
-      </w:r>
-      <w:proofErr w:type="spellEnd"/>
-      <w:r>
-        <w:t xml:space="preserve"> de Productos </w:t>
-      </w:r>
-      <w:proofErr w:type="spellStart"/>
-      <w:r>
-        <w:t>Químicos</w:t>
-      </w:r>
-      <w:proofErr w:type="spellEnd"/>
-      <w:r>
-        <w:t xml:space="preserve"> y </w:t>
-      </w:r>
-      <w:proofErr w:type="spellStart"/>
-      <w:r>
-        <w:t>sus</w:t>
-      </w:r>
-      <w:proofErr w:type="spellEnd"/>
-      <w:r>
-        <w:t xml:space="preserve"> </w:t>
-      </w:r>
-      <w:proofErr w:type="spellStart"/>
-      <w:r>
-        <w:t>Instrucciones</w:t>
-      </w:r>
-      <w:proofErr w:type="spellEnd"/>
-      <w:r>
-        <w:t xml:space="preserve"> </w:t>
-      </w:r>
-      <w:proofErr w:type="spellStart"/>
-      <w:r>
-        <w:t>Técnicas</w:t>
-      </w:r>
-      <w:proofErr w:type="spellEnd"/>
-      <w:r>
-        <w:t xml:space="preserve"> </w:t>
-      </w:r>
-      <w:proofErr w:type="spellStart"/>
-      <w:r>
-        <w:t>Complementarias</w:t>
-      </w:r>
-      <w:proofErr w:type="spellEnd"/>
-      <w:r>
-        <w:t xml:space="preserve"> MIE APQ 0 a 10</w:t>
+        <w:t>Real Decreto 656/2017, de 23 de junio, por el que se aprueba el Reglamento de Almacenamiento de Productos Químicos y sus Instrucciones Técnicas Complementarias MIE APQ 0 a 10</w:t>
       </w:r>
       <w:r>
         <w:t>//</w:t>
@@ -3541,59 +2014,14 @@
     </w:p>
     <w:p>
       <w:r>
-        <w:t xml:space="preserve">Instal·lació petrolífera. ITC MI-IP 02 Parques de </w:t>
-      </w:r>
-      <w:proofErr w:type="spellStart"/>
-      <w:r>
-        <w:t>almacenamiento</w:t>
-      </w:r>
-      <w:proofErr w:type="spellEnd"/>
-      <w:r>
-        <w:t xml:space="preserve"> de </w:t>
-      </w:r>
-      <w:proofErr w:type="spellStart"/>
-      <w:r>
-        <w:t>líquidos</w:t>
-      </w:r>
-      <w:proofErr w:type="spellEnd"/>
-      <w:r>
-        <w:t xml:space="preserve"> </w:t>
-      </w:r>
-      <w:proofErr w:type="spellStart"/>
-      <w:r>
-        <w:t>petrolíferos</w:t>
-      </w:r>
-      <w:proofErr w:type="spellEnd"/>
-      <w:r>
-        <w:t xml:space="preserve">. L’activitat està inclosa dins l’Article 2 del </w:t>
+        <w:t xml:space="preserve">Instal·lació petrolífera. ITC MI-IP 02 Parques de almacenamiento de líquidos petrolíferos. L’activitat està inclosa dins l’Article 2 del </w:t>
       </w:r>
       <w:r>
         <w:t>//</w:t>
       </w:r>
       <w:r>
-        <w:t xml:space="preserve">Real Decreto 2085/1994, de 20 de octubre, por el que se </w:t>
-      </w:r>
-      <w:proofErr w:type="spellStart"/>
-      <w:r>
-        <w:t>aprueba</w:t>
-      </w:r>
-      <w:proofErr w:type="spellEnd"/>
-      <w:r>
-        <w:t xml:space="preserve"> el Reglamento de </w:t>
-      </w:r>
-      <w:proofErr w:type="spellStart"/>
-      <w:r>
-        <w:t>Instalaciones</w:t>
-      </w:r>
-      <w:proofErr w:type="spellEnd"/>
-      <w:r>
-        <w:t xml:space="preserve"> </w:t>
-      </w:r>
-      <w:proofErr w:type="spellStart"/>
-      <w:r>
-        <w:t>Petrolíferas</w:t>
-      </w:r>
-      <w:proofErr w:type="spellEnd"/>
+        <w:t>Real Decreto 2085/1994, de 20 de octubre, por el que se aprueba el Reglamento de Instalaciones Petrolíferas</w:t>
+      </w:r>
       <w:r>
         <w:t>//</w:t>
       </w:r>
@@ -3612,93 +2040,13 @@
     </w:p>
     <w:p>
       <w:r>
-        <w:t xml:space="preserve">Instal·lació petrolífera. ITC MI-IP 03 </w:t>
-      </w:r>
-      <w:proofErr w:type="spellStart"/>
-      <w:r>
-        <w:t>Instalaciones</w:t>
-      </w:r>
-      <w:proofErr w:type="spellEnd"/>
-      <w:r>
-        <w:t xml:space="preserve"> </w:t>
-      </w:r>
-      <w:proofErr w:type="spellStart"/>
-      <w:r>
-        <w:t>petrolíferas</w:t>
-      </w:r>
-      <w:proofErr w:type="spellEnd"/>
-      <w:r>
-        <w:t xml:space="preserve"> para uso </w:t>
-      </w:r>
-      <w:proofErr w:type="spellStart"/>
-      <w:r>
-        <w:t>propio</w:t>
-      </w:r>
-      <w:proofErr w:type="spellEnd"/>
-      <w:r>
-        <w:t xml:space="preserve">. L’activitat està inclosa dins l’Article 2 del </w:t>
+        <w:t xml:space="preserve">Instal·lació petrolífera. ITC MI-IP 03 Instalaciones petrolíferas para uso propio. L’activitat està inclosa dins l’Article 2 del </w:t>
       </w:r>
       <w:r>
         <w:t>//</w:t>
       </w:r>
       <w:r>
-        <w:t xml:space="preserve">Real Decreto 1427/1997, de 15 de </w:t>
-      </w:r>
-      <w:proofErr w:type="spellStart"/>
-      <w:r>
-        <w:t>septiembre</w:t>
-      </w:r>
-      <w:proofErr w:type="spellEnd"/>
-      <w:r>
-        <w:t xml:space="preserve">, por el que se </w:t>
-      </w:r>
-      <w:proofErr w:type="spellStart"/>
-      <w:r>
-        <w:t>aprueba</w:t>
-      </w:r>
-      <w:proofErr w:type="spellEnd"/>
-      <w:r>
-        <w:t xml:space="preserve"> la </w:t>
-      </w:r>
-      <w:proofErr w:type="spellStart"/>
-      <w:r>
-        <w:t>instrucción</w:t>
-      </w:r>
-      <w:proofErr w:type="spellEnd"/>
-      <w:r>
-        <w:t xml:space="preserve"> </w:t>
-      </w:r>
-      <w:proofErr w:type="spellStart"/>
-      <w:r>
-        <w:t>técnica</w:t>
-      </w:r>
-      <w:proofErr w:type="spellEnd"/>
-      <w:r>
-        <w:t xml:space="preserve"> complementaria MI-IP 03 «</w:t>
-      </w:r>
-      <w:proofErr w:type="spellStart"/>
-      <w:r>
-        <w:t>Instalaciones</w:t>
-      </w:r>
-      <w:proofErr w:type="spellEnd"/>
-      <w:r>
-        <w:t xml:space="preserve"> </w:t>
-      </w:r>
-      <w:proofErr w:type="spellStart"/>
-      <w:r>
-        <w:t>petrolíferas</w:t>
-      </w:r>
-      <w:proofErr w:type="spellEnd"/>
-      <w:r>
-        <w:t xml:space="preserve"> para uso </w:t>
-      </w:r>
-      <w:proofErr w:type="spellStart"/>
-      <w:r>
-        <w:t>propio</w:t>
-      </w:r>
-      <w:proofErr w:type="spellEnd"/>
-      <w:r>
-        <w:t>»</w:t>
+        <w:t>Real Decreto 1427/1997, de 15 de septiembre, por el que se aprueba la instrucción técnica complementaria MI-IP 03 «Instalaciones petrolíferas para uso propio»</w:t>
       </w:r>
       <w:r>
         <w:t>//</w:t>
@@ -3717,133 +2065,13 @@
     </w:p>
     <w:p>
       <w:r>
-        <w:t xml:space="preserve">Instal·lació petrolífera. ITC MI-IP 04 </w:t>
-      </w:r>
-      <w:proofErr w:type="spellStart"/>
-      <w:r>
-        <w:t>Instalaciones</w:t>
-      </w:r>
-      <w:proofErr w:type="spellEnd"/>
-      <w:r>
-        <w:t xml:space="preserve"> para </w:t>
-      </w:r>
-      <w:proofErr w:type="spellStart"/>
-      <w:r>
-        <w:t>suministro</w:t>
-      </w:r>
-      <w:proofErr w:type="spellEnd"/>
-      <w:r>
-        <w:t xml:space="preserve"> a </w:t>
-      </w:r>
-      <w:proofErr w:type="spellStart"/>
-      <w:r>
-        <w:t>vehículos</w:t>
-      </w:r>
-      <w:proofErr w:type="spellEnd"/>
-      <w:r>
-        <w:t xml:space="preserve">. L’activitat està inclosa dins del </w:t>
+        <w:t xml:space="preserve">Instal·lació petrolífera. ITC MI-IP 04 Instalaciones para suministro a vehículos. L’activitat està inclosa dins del </w:t>
       </w:r>
       <w:r>
         <w:t>//</w:t>
       </w:r>
       <w:r>
-        <w:t xml:space="preserve">Real Decreto 706/2017, de 7 de </w:t>
-      </w:r>
-      <w:proofErr w:type="spellStart"/>
-      <w:r>
-        <w:t>julio</w:t>
-      </w:r>
-      <w:proofErr w:type="spellEnd"/>
-      <w:r>
-        <w:t xml:space="preserve">, por el que se </w:t>
-      </w:r>
-      <w:proofErr w:type="spellStart"/>
-      <w:r>
-        <w:t>aprueba</w:t>
-      </w:r>
-      <w:proofErr w:type="spellEnd"/>
-      <w:r>
-        <w:t xml:space="preserve"> la </w:t>
-      </w:r>
-      <w:proofErr w:type="spellStart"/>
-      <w:r>
-        <w:t>instrucción</w:t>
-      </w:r>
-      <w:proofErr w:type="spellEnd"/>
-      <w:r>
-        <w:t xml:space="preserve"> </w:t>
-      </w:r>
-      <w:proofErr w:type="spellStart"/>
-      <w:r>
-        <w:t>técnica</w:t>
-      </w:r>
-      <w:proofErr w:type="spellEnd"/>
-      <w:r>
-        <w:t xml:space="preserve"> complementaria MI-IP 04 "</w:t>
-      </w:r>
-      <w:proofErr w:type="spellStart"/>
-      <w:r>
-        <w:t>Instalaciones</w:t>
-      </w:r>
-      <w:proofErr w:type="spellEnd"/>
-      <w:r>
-        <w:t xml:space="preserve"> para </w:t>
-      </w:r>
-      <w:proofErr w:type="spellStart"/>
-      <w:r>
-        <w:t>suministro</w:t>
-      </w:r>
-      <w:proofErr w:type="spellEnd"/>
-      <w:r>
-        <w:t xml:space="preserve"> a </w:t>
-      </w:r>
-      <w:proofErr w:type="spellStart"/>
-      <w:r>
-        <w:t>vehículos</w:t>
-      </w:r>
-      <w:proofErr w:type="spellEnd"/>
-      <w:r>
-        <w:t xml:space="preserve">" y se </w:t>
-      </w:r>
-      <w:proofErr w:type="spellStart"/>
-      <w:r>
-        <w:t>regulan</w:t>
-      </w:r>
-      <w:proofErr w:type="spellEnd"/>
-      <w:r>
-        <w:t xml:space="preserve"> </w:t>
-      </w:r>
-      <w:proofErr w:type="spellStart"/>
-      <w:r>
-        <w:t>determinados</w:t>
-      </w:r>
-      <w:proofErr w:type="spellEnd"/>
-      <w:r>
-        <w:t xml:space="preserve"> </w:t>
-      </w:r>
-      <w:proofErr w:type="spellStart"/>
-      <w:r>
-        <w:t>aspectos</w:t>
-      </w:r>
-      <w:proofErr w:type="spellEnd"/>
-      <w:r>
-        <w:t xml:space="preserve"> de la </w:t>
-      </w:r>
-      <w:proofErr w:type="spellStart"/>
-      <w:r>
-        <w:t>reglamentación</w:t>
-      </w:r>
-      <w:proofErr w:type="spellEnd"/>
-      <w:r>
-        <w:t xml:space="preserve"> de </w:t>
-      </w:r>
-      <w:proofErr w:type="spellStart"/>
-      <w:r>
-        <w:t>instalaciones</w:t>
-      </w:r>
-      <w:proofErr w:type="spellEnd"/>
-      <w:r>
-        <w:t xml:space="preserve"> </w:t>
+        <w:t xml:space="preserve">Real Decreto 706/2017, de 7 de julio, por el que se aprueba la instrucción técnica complementaria MI-IP 04 "Instalaciones para suministro a vehículos" y se regulan determinados aspectos de la reglamentación de instalaciones </w:t>
       </w:r>
       <w:r>
         <w:t>petrolíferes//</w:t>
@@ -3868,75 +2096,14 @@
         <w:t>//</w:t>
       </w:r>
       <w:r>
-        <w:t xml:space="preserve">Real Decreto 1085/2009, de 3 de </w:t>
-      </w:r>
-      <w:proofErr w:type="spellStart"/>
-      <w:r>
-        <w:t>julio</w:t>
-      </w:r>
-      <w:proofErr w:type="spellEnd"/>
-      <w:r>
-        <w:t xml:space="preserve">, por el que se </w:t>
-      </w:r>
-      <w:proofErr w:type="spellStart"/>
-      <w:r>
-        <w:t>aprueba</w:t>
-      </w:r>
-      <w:proofErr w:type="spellEnd"/>
-      <w:r>
-        <w:t xml:space="preserve"> el Reglamento sobre </w:t>
-      </w:r>
-      <w:proofErr w:type="spellStart"/>
-      <w:r>
-        <w:t>instalación</w:t>
-      </w:r>
-      <w:proofErr w:type="spellEnd"/>
-      <w:r>
-        <w:t xml:space="preserve"> y </w:t>
-      </w:r>
-      <w:proofErr w:type="spellStart"/>
-      <w:r>
-        <w:t>utilización</w:t>
-      </w:r>
-      <w:proofErr w:type="spellEnd"/>
-      <w:r>
-        <w:t xml:space="preserve"> de </w:t>
-      </w:r>
-      <w:proofErr w:type="spellStart"/>
-      <w:r>
-        <w:t>aparatos</w:t>
-      </w:r>
-      <w:proofErr w:type="spellEnd"/>
-      <w:r>
-        <w:t xml:space="preserve"> de </w:t>
-      </w:r>
-      <w:proofErr w:type="spellStart"/>
-      <w:r>
-        <w:t>ray</w:t>
-      </w:r>
-      <w:r>
-        <w:t>os</w:t>
-      </w:r>
-      <w:proofErr w:type="spellEnd"/>
-      <w:r>
-        <w:t xml:space="preserve"> X con fines de </w:t>
-      </w:r>
-      <w:proofErr w:type="spellStart"/>
-      <w:r>
-        <w:t>diagnóstico</w:t>
-      </w:r>
-      <w:proofErr w:type="spellEnd"/>
-      <w:r>
-        <w:t xml:space="preserve"> </w:t>
-      </w:r>
-      <w:proofErr w:type="spellStart"/>
-      <w:r>
-        <w:t>mé</w:t>
+        <w:t>Real Decreto 1085/2009, de 3 de julio, por el que se aprueba el Reglamento sobre instalación y utilización de aparatos de ray</w:t>
+      </w:r>
+      <w:r>
+        <w:t>os X con fines de diagnóstico mé</w:t>
       </w:r>
       <w:r>
         <w:t>dico</w:t>
       </w:r>
-      <w:proofErr w:type="spellEnd"/>
       <w:r>
         <w:t>//</w:t>
       </w:r>
@@ -4008,13 +2175,8 @@
       </w:pPr>
       <w:r>
         <w:lastRenderedPageBreak/>
-        <w:t xml:space="preserve">RASIC - taller </w:t>
-      </w:r>
-      <w:proofErr w:type="spellStart"/>
-      <w:r>
-        <w:t>mecanic</w:t>
-      </w:r>
-      <w:proofErr w:type="spellEnd"/>
+        <w:t>RASIC - taller mecanic</w:t>
+      </w:r>
     </w:p>
     <w:p>
       <w:r>
@@ -4158,28 +2320,12 @@
         <w:pStyle w:val="Ttulo2"/>
       </w:pPr>
       <w:r>
-        <w:t>Ortopèdia/</w:t>
-      </w:r>
-      <w:proofErr w:type="spellStart"/>
-      <w:r>
-        <w:t>audiopròtesis</w:t>
-      </w:r>
-      <w:proofErr w:type="spellEnd"/>
-      <w:r>
-        <w:t xml:space="preserve"> - autorització</w:t>
-      </w:r>
-    </w:p>
-    <w:p>
-      <w:r>
-        <w:t xml:space="preserve">Ortopèdia i </w:t>
-      </w:r>
-      <w:proofErr w:type="spellStart"/>
-      <w:r>
-        <w:t>audiopròtesis</w:t>
-      </w:r>
-      <w:proofErr w:type="spellEnd"/>
-      <w:r>
-        <w:t xml:space="preserve">. </w:t>
+        <w:t>Ortopèdia/audiopròtesis - autorització</w:t>
+      </w:r>
+    </w:p>
+    <w:p>
+      <w:r>
+        <w:t xml:space="preserve">Ortopèdia i audiopròtesis. </w:t>
       </w:r>
       <w:r>
         <w:t xml:space="preserve">S’ha de sol·licitar </w:t>
@@ -4188,13 +2334,8 @@
         <w:t>l’</w:t>
       </w:r>
       <w:r>
-        <w:t xml:space="preserve">Autorització dels establiments d'ortopèdia i </w:t>
-      </w:r>
-      <w:proofErr w:type="spellStart"/>
-      <w:r>
-        <w:t>d'audiopròtesis</w:t>
-      </w:r>
-      <w:proofErr w:type="spellEnd"/>
+        <w:t>Autorització dels establiments d'ortopèdia i d'audiopròtesis</w:t>
+      </w:r>
     </w:p>
     <w:p>
       <w:pPr>
@@ -4209,13 +2350,8 @@
       <w:pPr>
         <w:pStyle w:val="Ttulo2"/>
       </w:pPr>
-      <w:proofErr w:type="spellStart"/>
-      <w:r>
-        <w:t>Ortoprotètics</w:t>
-      </w:r>
-      <w:proofErr w:type="spellEnd"/>
-      <w:r>
-        <w:t xml:space="preserve"> a mida - autorització sanitària</w:t>
+      <w:r>
+        <w:t>Ortoprotètics a mida - autorització sanitària</w:t>
       </w:r>
     </w:p>
     <w:p>
@@ -4229,15 +2365,7 @@
         <w:t>l’</w:t>
       </w:r>
       <w:r>
-        <w:t xml:space="preserve">Autorització sanitària d'empreses fabricants de productes sanitaris </w:t>
-      </w:r>
-      <w:proofErr w:type="spellStart"/>
-      <w:r>
-        <w:t>ortoprotètics</w:t>
-      </w:r>
-      <w:proofErr w:type="spellEnd"/>
-      <w:r>
-        <w:t xml:space="preserve"> a mida</w:t>
+        <w:t>Autorització sanitària d'empreses fabricants de productes sanitaris ortoprotètics a mida</w:t>
       </w:r>
     </w:p>
     <w:p>
@@ -4295,11 +2423,9 @@
       <w:pPr>
         <w:pStyle w:val="Ttulo2"/>
       </w:pPr>
-      <w:proofErr w:type="spellStart"/>
       <w:r>
         <w:t>Desfibriladors</w:t>
       </w:r>
-      <w:proofErr w:type="spellEnd"/>
     </w:p>
     <w:p>
       <w:r>
@@ -4311,13 +2437,8 @@
         <w:pStyle w:val="Ttulo2"/>
       </w:pPr>
       <w:r>
-        <w:t xml:space="preserve">DEA - </w:t>
-      </w:r>
-      <w:proofErr w:type="spellStart"/>
-      <w:r>
-        <w:t>inscripcio</w:t>
-      </w:r>
-      <w:proofErr w:type="spellEnd"/>
+        <w:t>DEA - inscripcio</w:t>
+      </w:r>
     </w:p>
     <w:p>
       <w:r>
@@ -4493,40 +2614,17 @@
         <w:t xml:space="preserve"> </w:t>
       </w:r>
       <w:r>
-        <w:t xml:space="preserve">II </w:t>
-      </w:r>
-      <w:proofErr w:type="spellStart"/>
-      <w:r>
-        <w:t>Ámbito</w:t>
-      </w:r>
-      <w:proofErr w:type="spellEnd"/>
-      <w:r>
-        <w:t xml:space="preserve"> de </w:t>
-      </w:r>
-      <w:proofErr w:type="spellStart"/>
-      <w:r>
-        <w:t>aplicación</w:t>
-      </w:r>
-      <w:proofErr w:type="spellEnd"/>
+        <w:t>II Ámbito de aplicación</w:t>
+      </w:r>
       <w:r>
         <w:t xml:space="preserve"> III</w:t>
       </w:r>
       <w:r>
         <w:t>// i //</w:t>
       </w:r>
-      <w:proofErr w:type="spellStart"/>
-      <w:r>
-        <w:t>Criterios</w:t>
-      </w:r>
-      <w:proofErr w:type="spellEnd"/>
-      <w:r>
-        <w:t xml:space="preserve"> generales de </w:t>
-      </w:r>
-      <w:proofErr w:type="spellStart"/>
-      <w:r>
-        <w:t>aplicación</w:t>
-      </w:r>
-      <w:proofErr w:type="spellEnd"/>
+      <w:r>
+        <w:t>Criterios generales de aplicación</w:t>
+      </w:r>
       <w:r>
         <w:t>//.</w:t>
       </w:r>
@@ -4550,21 +2648,8 @@
         <w:t xml:space="preserve"> </w:t>
       </w:r>
       <w:r>
-        <w:t xml:space="preserve">II </w:t>
-      </w:r>
-      <w:proofErr w:type="spellStart"/>
-      <w:r>
-        <w:t>Ámbito</w:t>
-      </w:r>
-      <w:proofErr w:type="spellEnd"/>
-      <w:r>
-        <w:t xml:space="preserve"> de </w:t>
-      </w:r>
-      <w:proofErr w:type="spellStart"/>
-      <w:r>
-        <w:t>aplicación</w:t>
-      </w:r>
-      <w:proofErr w:type="spellEnd"/>
+        <w:t>II Ámbito de aplicación</w:t>
+      </w:r>
       <w:r>
         <w:t xml:space="preserve"> </w:t>
       </w:r>
@@ -4574,19 +2659,9 @@
       <w:r>
         <w:t>// i //</w:t>
       </w:r>
-      <w:proofErr w:type="spellStart"/>
-      <w:r>
-        <w:t>Criterios</w:t>
-      </w:r>
-      <w:proofErr w:type="spellEnd"/>
-      <w:r>
-        <w:t xml:space="preserve"> generales de </w:t>
-      </w:r>
-      <w:proofErr w:type="spellStart"/>
-      <w:r>
-        <w:t>aplicación</w:t>
-      </w:r>
-      <w:proofErr w:type="spellEnd"/>
+      <w:r>
+        <w:t>Criterios generales de aplicación</w:t>
+      </w:r>
       <w:r>
         <w:t>//.</w:t>
       </w:r>
@@ -4598,13 +2673,8 @@
       <w:r>
         <w:t xml:space="preserve">Evacuació </w:t>
       </w:r>
-      <w:proofErr w:type="spellStart"/>
-      <w:r>
-        <w:t>Evacuació</w:t>
-      </w:r>
-      <w:proofErr w:type="spellEnd"/>
-      <w:r>
-        <w:t xml:space="preserve"> - portes practicables</w:t>
+      <w:r>
+        <w:t>Evacuació - portes practicables</w:t>
       </w:r>
     </w:p>
     <w:p>
@@ -4657,21 +2727,8 @@
       </w:pPr>
       <w:r>
         <w:lastRenderedPageBreak/>
-        <w:t xml:space="preserve">SP 136 Model A - </w:t>
-      </w:r>
-      <w:proofErr w:type="spellStart"/>
-      <w:r>
-        <w:t>limitacio</w:t>
-      </w:r>
-      <w:proofErr w:type="spellEnd"/>
-      <w:r>
-        <w:t xml:space="preserve"> </w:t>
-      </w:r>
-      <w:proofErr w:type="spellStart"/>
-      <w:r>
-        <w:t>propagacio</w:t>
-      </w:r>
-      <w:proofErr w:type="spellEnd"/>
+        <w:t>SP 136 Model A - limitacio propagacio</w:t>
+      </w:r>
     </w:p>
     <w:p>
       <w:r>
@@ -4707,15 +2764,7 @@
         <w:pStyle w:val="Ttulo2"/>
       </w:pPr>
       <w:r>
-        <w:t xml:space="preserve">SP 136 Model B - </w:t>
-      </w:r>
-      <w:proofErr w:type="spellStart"/>
-      <w:r>
-        <w:t>reaccio</w:t>
-      </w:r>
-      <w:proofErr w:type="spellEnd"/>
-      <w:r>
-        <w:t xml:space="preserve"> al foc</w:t>
+        <w:t>SP 136 Model B - reaccio al foc</w:t>
       </w:r>
     </w:p>
     <w:p>
@@ -4752,15 +2801,7 @@
         <w:pStyle w:val="Ttulo2"/>
       </w:pPr>
       <w:r>
-        <w:t xml:space="preserve">SP 136 Model C - </w:t>
-      </w:r>
-      <w:proofErr w:type="spellStart"/>
-      <w:r>
-        <w:t>proteccio</w:t>
-      </w:r>
-      <w:proofErr w:type="spellEnd"/>
-      <w:r>
-        <w:t xml:space="preserve"> estructures</w:t>
+        <w:t>SP 136 Model C - proteccio estructures</w:t>
       </w:r>
     </w:p>
     <w:p>
@@ -4925,23 +2966,13 @@
       <w:r>
         <w:t xml:space="preserve">RIPCI - </w:t>
       </w:r>
-      <w:proofErr w:type="spellStart"/>
-      <w:r>
-        <w:t>BIEs</w:t>
-      </w:r>
-      <w:proofErr w:type="spellEnd"/>
-      <w:r>
-        <w:t xml:space="preserve"> - alçada vàlvula</w:t>
-      </w:r>
-    </w:p>
-    <w:p>
-      <w:proofErr w:type="spellStart"/>
-      <w:r>
-        <w:t>BIEs</w:t>
-      </w:r>
-      <w:proofErr w:type="spellEnd"/>
-      <w:r>
-        <w:t>. La vàlvula d'obertura manual i el sistema d'obertura de l'armari de la BIE, si n’hi ha, han d’estar situats com a màxim a 1,50 m. sobre el nivell del terra.</w:t>
+      <w:r>
+        <w:t>BIEs - alçada vàlvula</w:t>
+      </w:r>
+    </w:p>
+    <w:p>
+      <w:r>
+        <w:t>BIEs. La vàlvula d'obertura manual i el sistema d'obertura de l'armari de la BIE, si n’hi ha, han d’estar situats com a màxim a 1,50 m. sobre el nivell del terra.</w:t>
       </w:r>
     </w:p>
     <w:p>
@@ -4951,23 +2982,13 @@
       <w:r>
         <w:t xml:space="preserve">RIPCI - </w:t>
       </w:r>
-      <w:proofErr w:type="spellStart"/>
-      <w:r>
-        <w:t>BIEs</w:t>
-      </w:r>
-      <w:proofErr w:type="spellEnd"/>
-      <w:r>
-        <w:t xml:space="preserve"> - distància sortides</w:t>
-      </w:r>
-    </w:p>
-    <w:p>
-      <w:proofErr w:type="spellStart"/>
-      <w:r>
-        <w:t>BIEs</w:t>
-      </w:r>
-      <w:proofErr w:type="spellEnd"/>
-      <w:r>
-        <w:t>. Les BIE se situaran sempre a una distància màxima de 5 m de les sortides del sector d'incendi, mesurada sobre un recorregut d'evacuació, sense que constitueixin obstacle per a la seva utilització.</w:t>
+      <w:r>
+        <w:t>BIEs - distància sortides</w:t>
+      </w:r>
+    </w:p>
+    <w:p>
+      <w:r>
+        <w:t>BIEs. Les BIE se situaran sempre a una distància màxima de 5 m de les sortides del sector d'incendi, mesurada sobre un recorregut d'evacuació, sense que constitueixin obstacle per a la seva utilització.</w:t>
       </w:r>
     </w:p>
     <w:p>
@@ -4977,23 +2998,13 @@
       <w:r>
         <w:t xml:space="preserve">RIPCI - </w:t>
       </w:r>
-      <w:proofErr w:type="spellStart"/>
-      <w:r>
-        <w:t>BIEs</w:t>
-      </w:r>
-      <w:proofErr w:type="spellEnd"/>
-      <w:r>
-        <w:t xml:space="preserve"> - separació entre BIE</w:t>
-      </w:r>
-    </w:p>
-    <w:p>
-      <w:proofErr w:type="spellStart"/>
-      <w:r>
-        <w:t>BIEs</w:t>
-      </w:r>
-      <w:proofErr w:type="spellEnd"/>
-      <w:r>
-        <w:t>. Per a les BIE amb mànega semirígida o mànega plana, la separació màxima entre cada BIE i la seva més pròxima serà de 50 m. La distància des de qualsevol punt de l'àrea protegida fins a la BIE més pròxima no haurà d'excedir del radi d'acció d'aquesta. Tant la separació, com la distància màxima i el radi d'acció es mesuraran seguint recorreguts d'evacuació</w:t>
+      <w:r>
+        <w:t>BIEs - separació entre BIE</w:t>
+      </w:r>
+    </w:p>
+    <w:p>
+      <w:r>
+        <w:t>BIEs. Per a les BIE amb mànega semirígida o mànega plana, la separació màxima entre cada BIE i la seva més pròxima serà de 50 m. La distància des de qualsevol punt de l'àrea protegida fins a la BIE més pròxima no haurà d'excedir del radi d'acció d'aquesta. Tant la separació, com la distància màxima i el radi d'acció es mesuraran seguint recorreguts d'evacuació</w:t>
       </w:r>
     </w:p>
     <w:p>
@@ -5003,23 +3014,13 @@
       <w:r>
         <w:t xml:space="preserve">RIPCI - </w:t>
       </w:r>
-      <w:proofErr w:type="spellStart"/>
-      <w:r>
-        <w:t>BIEs</w:t>
-      </w:r>
-      <w:proofErr w:type="spellEnd"/>
-      <w:r>
-        <w:t xml:space="preserve"> - zona lliure</w:t>
-      </w:r>
-    </w:p>
-    <w:p>
-      <w:proofErr w:type="spellStart"/>
-      <w:r>
-        <w:t>BIEs</w:t>
-      </w:r>
-      <w:proofErr w:type="spellEnd"/>
-      <w:r>
-        <w:t>. S'haurà de mantenir al voltant de cada BIE una zona lliure d'obstacles, que permeti l'accés a ella i la seva maniobra sense dificultat.</w:t>
+      <w:r>
+        <w:t>BIEs - zona lliure</w:t>
+      </w:r>
+    </w:p>
+    <w:p>
+      <w:r>
+        <w:t>BIEs. S'haurà de mantenir al voltant de cada BIE una zona lliure d'obstacles, que permeti l'accés a ella i la seva maniobra sense dificultat.</w:t>
       </w:r>
     </w:p>
     <w:p>
@@ -5030,39 +3031,13 @@
         <w:lastRenderedPageBreak/>
         <w:t xml:space="preserve">RIPCI - </w:t>
       </w:r>
-      <w:proofErr w:type="spellStart"/>
-      <w:r>
-        <w:t>BIEs</w:t>
-      </w:r>
-      <w:proofErr w:type="spellEnd"/>
-      <w:r>
-        <w:t xml:space="preserve"> - pressió</w:t>
-      </w:r>
-    </w:p>
-    <w:p>
-      <w:proofErr w:type="spellStart"/>
-      <w:r>
-        <w:t>BIEs</w:t>
-      </w:r>
-      <w:proofErr w:type="spellEnd"/>
-      <w:r>
-        <w:t xml:space="preserve">. Les </w:t>
-      </w:r>
-      <w:proofErr w:type="spellStart"/>
-      <w:r>
-        <w:t>BIEs</w:t>
-      </w:r>
-      <w:proofErr w:type="spellEnd"/>
-      <w:r>
-        <w:t xml:space="preserve"> de 45 mm han d’obtenir una pressió manomètrica entre 5,4 i 8,4 bar. Les </w:t>
-      </w:r>
-      <w:proofErr w:type="spellStart"/>
-      <w:r>
-        <w:t>BIEs</w:t>
-      </w:r>
-      <w:proofErr w:type="spellEnd"/>
-      <w:r>
-        <w:t xml:space="preserve"> de 25 mm han d’obtenir una pressió manomètrica entre 3,5 i 6,5 bar.</w:t>
+      <w:r>
+        <w:t>BIEs - pressió</w:t>
+      </w:r>
+    </w:p>
+    <w:p>
+      <w:r>
+        <w:t>BIEs. Les BIEs de 45 mm han d’obtenir una pressió manomètrica entre 5,4 i 8,4 bar. Les BIEs de 25 mm han d’obtenir una pressió manomètrica entre 3,5 i 6,5 bar.</w:t>
       </w:r>
     </w:p>
     <w:p>
@@ -5072,23 +3047,13 @@
       <w:r>
         <w:t xml:space="preserve">RIPCI - </w:t>
       </w:r>
-      <w:proofErr w:type="spellStart"/>
-      <w:r>
-        <w:t>BIEs</w:t>
-      </w:r>
-      <w:proofErr w:type="spellEnd"/>
-      <w:r>
-        <w:t xml:space="preserve"> - manteniment UNE-EN 671-3</w:t>
-      </w:r>
-    </w:p>
-    <w:p>
-      <w:proofErr w:type="spellStart"/>
-      <w:r>
-        <w:t>BIEs</w:t>
-      </w:r>
-      <w:proofErr w:type="spellEnd"/>
-      <w:r>
-        <w:t>. S’han de realitzar les operacions d'inspecció i manteniment anuals segons el que s'estableix la UNE-EN 671-3.</w:t>
+      <w:r>
+        <w:t>BIEs - manteniment UNE-EN 671-3</w:t>
+      </w:r>
+    </w:p>
+    <w:p>
+      <w:r>
+        <w:t>BIEs. S’han de realitzar les operacions d'inspecció i manteniment anuals segons el que s'estableix la UNE-EN 671-3.</w:t>
       </w:r>
     </w:p>
     <w:p>
@@ -5098,13 +3063,8 @@
       <w:r>
         <w:t xml:space="preserve">RIPCI - </w:t>
       </w:r>
-      <w:proofErr w:type="spellStart"/>
-      <w:r>
-        <w:t>Senyalitzacio</w:t>
-      </w:r>
-      <w:proofErr w:type="spellEnd"/>
-      <w:r>
-        <w:t xml:space="preserve"> PCI</w:t>
+      <w:r>
+        <w:t>Senyalitzacio PCI</w:t>
       </w:r>
     </w:p>
     <w:p>
@@ -5163,44 +3123,15 @@
         <w:pStyle w:val="Ttulo2"/>
       </w:pPr>
       <w:r>
-        <w:t xml:space="preserve">::CHILD:: SI 1.1 - </w:t>
-      </w:r>
-      <w:proofErr w:type="spellStart"/>
-      <w:r>
-        <w:t>Compartimentación</w:t>
-      </w:r>
-      <w:proofErr w:type="spellEnd"/>
-      <w:r>
-        <w:t xml:space="preserve"> </w:t>
-      </w:r>
-      <w:proofErr w:type="spellStart"/>
-      <w:r>
-        <w:t>sectores</w:t>
-      </w:r>
-      <w:proofErr w:type="spellEnd"/>
+        <w:t>::CHILD:: SI 1.1 - Compartimentación sectores</w:t>
+      </w:r>
     </w:p>
     <w:p>
       <w:r>
         <w:t>//</w:t>
       </w:r>
       <w:r>
-        <w:t xml:space="preserve">1 </w:t>
-      </w:r>
-      <w:proofErr w:type="spellStart"/>
-      <w:r>
-        <w:t>Compartimentación</w:t>
-      </w:r>
-      <w:proofErr w:type="spellEnd"/>
-      <w:r>
-        <w:t xml:space="preserve"> en </w:t>
-      </w:r>
-      <w:proofErr w:type="spellStart"/>
-      <w:r>
-        <w:t>sectores</w:t>
-      </w:r>
-      <w:proofErr w:type="spellEnd"/>
-      <w:r>
-        <w:t xml:space="preserve"> de incendio</w:t>
+        <w:t>1 Compartimentación en sectores de incendio</w:t>
       </w:r>
       <w:r>
         <w:t>//</w:t>
@@ -5211,31 +3142,7 @@
         <w:pStyle w:val="Ttulo2"/>
       </w:pPr>
       <w:r>
-        <w:t xml:space="preserve">::CHILD:: SI 1.2 - </w:t>
-      </w:r>
-      <w:proofErr w:type="spellStart"/>
-      <w:r>
-        <w:t>Locales</w:t>
-      </w:r>
-      <w:proofErr w:type="spellEnd"/>
-      <w:r>
-        <w:t xml:space="preserve"> y </w:t>
-      </w:r>
-      <w:proofErr w:type="spellStart"/>
-      <w:r>
-        <w:t>zonas</w:t>
-      </w:r>
-      <w:proofErr w:type="spellEnd"/>
-      <w:r>
-        <w:t xml:space="preserve"> de </w:t>
-      </w:r>
-      <w:proofErr w:type="spellStart"/>
-      <w:r>
-        <w:t>riesgo</w:t>
-      </w:r>
-      <w:proofErr w:type="spellEnd"/>
-      <w:r>
-        <w:t xml:space="preserve"> especial</w:t>
+        <w:t>::CHILD:: SI 1.2 - Locales y zonas de riesgo especial</w:t>
       </w:r>
     </w:p>
     <w:p>
@@ -5243,31 +3150,7 @@
         <w:t>//</w:t>
       </w:r>
       <w:r>
-        <w:t xml:space="preserve">2 </w:t>
-      </w:r>
-      <w:proofErr w:type="spellStart"/>
-      <w:r>
-        <w:t>Locales</w:t>
-      </w:r>
-      <w:proofErr w:type="spellEnd"/>
-      <w:r>
-        <w:t xml:space="preserve"> y </w:t>
-      </w:r>
-      <w:proofErr w:type="spellStart"/>
-      <w:r>
-        <w:t>zonas</w:t>
-      </w:r>
-      <w:proofErr w:type="spellEnd"/>
-      <w:r>
-        <w:t xml:space="preserve"> de </w:t>
-      </w:r>
-      <w:proofErr w:type="spellStart"/>
-      <w:r>
-        <w:t>riesgo</w:t>
-      </w:r>
-      <w:proofErr w:type="spellEnd"/>
-      <w:r>
-        <w:t xml:space="preserve"> especial</w:t>
+        <w:t>2 Locales y zonas de riesgo especial</w:t>
       </w:r>
       <w:r>
         <w:t>//</w:t>
@@ -5278,74 +3161,16 @@
         <w:pStyle w:val="Ttulo2"/>
       </w:pPr>
       <w:r>
-        <w:t xml:space="preserve">::CHILD:: SI 1.3 - </w:t>
-      </w:r>
-      <w:proofErr w:type="spellStart"/>
-      <w:r>
-        <w:t>Espacios</w:t>
-      </w:r>
-      <w:proofErr w:type="spellEnd"/>
-      <w:r>
-        <w:t xml:space="preserve"> </w:t>
-      </w:r>
-      <w:proofErr w:type="spellStart"/>
-      <w:r>
-        <w:t>ocultos</w:t>
-      </w:r>
-      <w:proofErr w:type="spellEnd"/>
+        <w:t>::CHILD:: SI 1.3 - Espacios ocultos</w:t>
+      </w:r>
     </w:p>
     <w:p>
       <w:r>
         <w:t>//</w:t>
       </w:r>
       <w:r>
-        <w:t xml:space="preserve">3 </w:t>
-      </w:r>
-      <w:proofErr w:type="spellStart"/>
-      <w:r>
-        <w:t>Espacios</w:t>
-      </w:r>
-      <w:proofErr w:type="spellEnd"/>
-      <w:r>
-        <w:t xml:space="preserve"> </w:t>
-      </w:r>
-      <w:proofErr w:type="spellStart"/>
-      <w:r>
-        <w:t>ocultos</w:t>
-      </w:r>
-      <w:proofErr w:type="spellEnd"/>
-      <w:r>
-        <w:t xml:space="preserve">. Paso de </w:t>
-      </w:r>
-      <w:proofErr w:type="spellStart"/>
-      <w:r>
-        <w:t>instalaciones</w:t>
-      </w:r>
-      <w:proofErr w:type="spellEnd"/>
-      <w:r>
-        <w:t xml:space="preserve"> a través de </w:t>
-      </w:r>
-      <w:proofErr w:type="spellStart"/>
-      <w:r>
-        <w:t>elementos</w:t>
-      </w:r>
-      <w:proofErr w:type="spellEnd"/>
-      <w:r>
-        <w:t xml:space="preserve"> de </w:t>
-      </w:r>
-      <w:proofErr w:type="spellStart"/>
-      <w:r>
-        <w:t>compartimentación</w:t>
-      </w:r>
-      <w:proofErr w:type="spellEnd"/>
-      <w:r>
-        <w:t xml:space="preserve"> de </w:t>
-      </w:r>
-      <w:proofErr w:type="spellStart"/>
-      <w:r>
-        <w:t>incendios</w:t>
-      </w:r>
-      <w:proofErr w:type="spellEnd"/>
+        <w:t>3 Espacios ocultos. Paso de instalaciones a través de elementos de compartimentación de incendios</w:t>
+      </w:r>
       <w:r>
         <w:t>//</w:t>
       </w:r>
@@ -5355,74 +3180,16 @@
         <w:pStyle w:val="Ttulo2"/>
       </w:pPr>
       <w:r>
-        <w:t xml:space="preserve">::CHILD:: SI 1.4 - </w:t>
-      </w:r>
-      <w:proofErr w:type="spellStart"/>
-      <w:r>
-        <w:t>Reacción</w:t>
-      </w:r>
-      <w:proofErr w:type="spellEnd"/>
-      <w:r>
-        <w:t xml:space="preserve"> al </w:t>
-      </w:r>
-      <w:proofErr w:type="spellStart"/>
-      <w:r>
-        <w:t>fuego</w:t>
-      </w:r>
-      <w:proofErr w:type="spellEnd"/>
+        <w:t>::CHILD:: SI 1.4 - Reacción al fuego</w:t>
+      </w:r>
     </w:p>
     <w:p>
       <w:r>
         <w:t>//</w:t>
       </w:r>
       <w:r>
-        <w:t xml:space="preserve">4 </w:t>
-      </w:r>
-      <w:proofErr w:type="spellStart"/>
-      <w:r>
-        <w:t>Reacción</w:t>
-      </w:r>
-      <w:proofErr w:type="spellEnd"/>
-      <w:r>
-        <w:t xml:space="preserve"> al </w:t>
-      </w:r>
-      <w:proofErr w:type="spellStart"/>
-      <w:r>
-        <w:t>fuego</w:t>
-      </w:r>
-      <w:proofErr w:type="spellEnd"/>
-      <w:r>
-        <w:t xml:space="preserve"> de los </w:t>
-      </w:r>
-      <w:proofErr w:type="spellStart"/>
-      <w:r>
-        <w:t>elementos</w:t>
-      </w:r>
-      <w:proofErr w:type="spellEnd"/>
-      <w:r>
-        <w:t xml:space="preserve"> </w:t>
-      </w:r>
-      <w:proofErr w:type="spellStart"/>
-      <w:r>
-        <w:t>constructivos</w:t>
-      </w:r>
-      <w:proofErr w:type="spellEnd"/>
-      <w:r>
-        <w:t xml:space="preserve">, </w:t>
-      </w:r>
-      <w:proofErr w:type="spellStart"/>
-      <w:r>
-        <w:t>decorativos</w:t>
-      </w:r>
-      <w:proofErr w:type="spellEnd"/>
-      <w:r>
-        <w:t xml:space="preserve"> y de </w:t>
-      </w:r>
-      <w:proofErr w:type="spellStart"/>
-      <w:r>
-        <w:t>mobiliario</w:t>
-      </w:r>
-      <w:proofErr w:type="spellEnd"/>
+        <w:t>4 Reacción al fuego de los elementos constructivos, decorativos y de mobiliario</w:t>
+      </w:r>
       <w:r>
         <w:t>//</w:t>
       </w:r>
@@ -5445,42 +3212,16 @@
         <w:pStyle w:val="Ttulo2"/>
       </w:pPr>
       <w:r>
-        <w:t xml:space="preserve">::CHILD:: SI 2.1 - </w:t>
-      </w:r>
-      <w:proofErr w:type="spellStart"/>
-      <w:r>
-        <w:t>Medianerias</w:t>
-      </w:r>
-      <w:proofErr w:type="spellEnd"/>
-      <w:r>
-        <w:t xml:space="preserve"> y </w:t>
-      </w:r>
-      <w:proofErr w:type="spellStart"/>
-      <w:r>
-        <w:t>fachadas</w:t>
-      </w:r>
-      <w:proofErr w:type="spellEnd"/>
+        <w:t>::CHILD:: SI 2.1 - Medianerias y fachadas</w:t>
+      </w:r>
     </w:p>
     <w:p>
       <w:r>
         <w:t>//</w:t>
       </w:r>
       <w:r>
-        <w:t xml:space="preserve">1 </w:t>
-      </w:r>
-      <w:proofErr w:type="spellStart"/>
-      <w:r>
-        <w:t>Medianerías</w:t>
-      </w:r>
-      <w:proofErr w:type="spellEnd"/>
-      <w:r>
-        <w:t xml:space="preserve"> y </w:t>
-      </w:r>
-      <w:proofErr w:type="spellStart"/>
-      <w:r>
-        <w:t>fachadas</w:t>
-      </w:r>
-      <w:proofErr w:type="spellEnd"/>
+        <w:t>1 Medianerías y fachadas</w:t>
+      </w:r>
       <w:r>
         <w:t>//</w:t>
       </w:r>
@@ -5491,26 +3232,16 @@
       </w:pPr>
       <w:r>
         <w:lastRenderedPageBreak/>
-        <w:t xml:space="preserve">::CHILD:: SI 2.2 - </w:t>
-      </w:r>
-      <w:proofErr w:type="spellStart"/>
-      <w:r>
-        <w:t>Cubiertas</w:t>
-      </w:r>
-      <w:proofErr w:type="spellEnd"/>
+        <w:t>::CHILD:: SI 2.2 - Cubiertas</w:t>
+      </w:r>
     </w:p>
     <w:p>
       <w:r>
         <w:t>//</w:t>
       </w:r>
       <w:r>
-        <w:t xml:space="preserve">2 </w:t>
-      </w:r>
-      <w:proofErr w:type="spellStart"/>
-      <w:r>
-        <w:t>Cubiertas</w:t>
-      </w:r>
-      <w:proofErr w:type="spellEnd"/>
+        <w:t>2 Cubiertas</w:t>
+      </w:r>
       <w:r>
         <w:t>//</w:t>
       </w:r>
@@ -5533,50 +3264,16 @@
         <w:pStyle w:val="Ttulo2"/>
       </w:pPr>
       <w:r>
-        <w:t xml:space="preserve">::CHILD:: SI 3.1 - </w:t>
-      </w:r>
-      <w:proofErr w:type="spellStart"/>
-      <w:r>
-        <w:t>Compatibilidad</w:t>
-      </w:r>
-      <w:proofErr w:type="spellEnd"/>
-      <w:r>
-        <w:t xml:space="preserve"> </w:t>
-      </w:r>
-      <w:proofErr w:type="spellStart"/>
-      <w:r>
-        <w:t>elementos</w:t>
-      </w:r>
-      <w:proofErr w:type="spellEnd"/>
+        <w:t>::CHILD:: SI 3.1 - Compatibilidad elementos</w:t>
+      </w:r>
     </w:p>
     <w:p>
       <w:r>
         <w:t>//</w:t>
       </w:r>
       <w:r>
-        <w:t xml:space="preserve">1 </w:t>
-      </w:r>
-      <w:proofErr w:type="spellStart"/>
-      <w:r>
-        <w:t>Compatibilidad</w:t>
-      </w:r>
-      <w:proofErr w:type="spellEnd"/>
-      <w:r>
-        <w:t xml:space="preserve"> de los </w:t>
-      </w:r>
-      <w:proofErr w:type="spellStart"/>
-      <w:r>
-        <w:t>elementos</w:t>
-      </w:r>
-      <w:proofErr w:type="spellEnd"/>
-      <w:r>
-        <w:t xml:space="preserve"> de </w:t>
-      </w:r>
-      <w:proofErr w:type="spellStart"/>
-      <w:r>
-        <w:t>evacuación</w:t>
-      </w:r>
-      <w:proofErr w:type="spellEnd"/>
+        <w:t>1 Compatibilidad de los elementos de evacuación</w:t>
+      </w:r>
       <w:r>
         <w:t>//</w:t>
       </w:r>
@@ -5586,34 +3283,16 @@
         <w:pStyle w:val="Ttulo2"/>
       </w:pPr>
       <w:r>
-        <w:t xml:space="preserve">::CHILD:: SI 3.2 - Calculo </w:t>
-      </w:r>
-      <w:proofErr w:type="spellStart"/>
-      <w:r>
-        <w:t>ocupacion</w:t>
-      </w:r>
-      <w:proofErr w:type="spellEnd"/>
+        <w:t>::CHILD:: SI 3.2 - Calculo ocupacion</w:t>
+      </w:r>
     </w:p>
     <w:p>
       <w:r>
         <w:t>//</w:t>
       </w:r>
       <w:r>
-        <w:t xml:space="preserve">2 </w:t>
-      </w:r>
-      <w:proofErr w:type="spellStart"/>
-      <w:r>
-        <w:t>Cálculo</w:t>
-      </w:r>
-      <w:proofErr w:type="spellEnd"/>
-      <w:r>
-        <w:t xml:space="preserve"> de la </w:t>
-      </w:r>
-      <w:proofErr w:type="spellStart"/>
-      <w:r>
-        <w:t>ocupación</w:t>
-      </w:r>
-      <w:proofErr w:type="spellEnd"/>
+        <w:t>2 Cálculo de la ocupación</w:t>
+      </w:r>
       <w:r>
         <w:t>//</w:t>
       </w:r>
@@ -5623,50 +3302,16 @@
         <w:pStyle w:val="Ttulo2"/>
       </w:pPr>
       <w:r>
-        <w:t xml:space="preserve">::CHILD:: SI 3.3 - </w:t>
-      </w:r>
-      <w:proofErr w:type="spellStart"/>
-      <w:r>
-        <w:t>Salidas</w:t>
-      </w:r>
-      <w:proofErr w:type="spellEnd"/>
-      <w:r>
-        <w:t xml:space="preserve"> y </w:t>
-      </w:r>
-      <w:proofErr w:type="spellStart"/>
-      <w:r>
-        <w:t>recorridos</w:t>
-      </w:r>
-      <w:proofErr w:type="spellEnd"/>
+        <w:t>::CHILD:: SI 3.3 - Salidas y recorridos</w:t>
+      </w:r>
     </w:p>
     <w:p>
       <w:r>
         <w:t>//</w:t>
       </w:r>
       <w:r>
-        <w:t xml:space="preserve">3 Número de </w:t>
-      </w:r>
-      <w:proofErr w:type="spellStart"/>
-      <w:r>
-        <w:t>salidas</w:t>
-      </w:r>
-      <w:proofErr w:type="spellEnd"/>
-      <w:r>
-        <w:t xml:space="preserve"> y longitud de los </w:t>
-      </w:r>
-      <w:proofErr w:type="spellStart"/>
-      <w:r>
-        <w:t>recorridos</w:t>
-      </w:r>
-      <w:proofErr w:type="spellEnd"/>
-      <w:r>
-        <w:t xml:space="preserve"> de </w:t>
-      </w:r>
-      <w:proofErr w:type="spellStart"/>
-      <w:r>
-        <w:t>evacuación</w:t>
-      </w:r>
-      <w:proofErr w:type="spellEnd"/>
+        <w:t>3 Número de salidas y longitud de los recorridos de evacuación</w:t>
+      </w:r>
       <w:r>
         <w:t>//</w:t>
       </w:r>
@@ -5676,50 +3321,16 @@
         <w:pStyle w:val="Ttulo2"/>
       </w:pPr>
       <w:r>
-        <w:t xml:space="preserve">::CHILD:: SI 3.4 - </w:t>
-      </w:r>
-      <w:proofErr w:type="spellStart"/>
-      <w:r>
-        <w:t>Dimensionado</w:t>
-      </w:r>
-      <w:proofErr w:type="spellEnd"/>
-      <w:r>
-        <w:t xml:space="preserve"> </w:t>
-      </w:r>
-      <w:proofErr w:type="spellStart"/>
-      <w:r>
-        <w:t>medios</w:t>
-      </w:r>
-      <w:proofErr w:type="spellEnd"/>
+        <w:t>::CHILD:: SI 3.4 - Dimensionado medios</w:t>
+      </w:r>
     </w:p>
     <w:p>
       <w:r>
         <w:t>//</w:t>
       </w:r>
       <w:r>
-        <w:t xml:space="preserve">4 </w:t>
-      </w:r>
-      <w:proofErr w:type="spellStart"/>
-      <w:r>
-        <w:t>Dimensionado</w:t>
-      </w:r>
-      <w:proofErr w:type="spellEnd"/>
-      <w:r>
-        <w:t xml:space="preserve"> de los </w:t>
-      </w:r>
-      <w:proofErr w:type="spellStart"/>
-      <w:r>
-        <w:t>medios</w:t>
-      </w:r>
-      <w:proofErr w:type="spellEnd"/>
-      <w:r>
-        <w:t xml:space="preserve"> de </w:t>
-      </w:r>
-      <w:proofErr w:type="spellStart"/>
-      <w:r>
-        <w:t>evacuación</w:t>
-      </w:r>
-      <w:proofErr w:type="spellEnd"/>
+        <w:t>4 Dimensionado de los medios de evacuación</w:t>
+      </w:r>
       <w:r>
         <w:t>//</w:t>
       </w:r>
@@ -5729,42 +3340,16 @@
         <w:pStyle w:val="Ttulo2"/>
       </w:pPr>
       <w:r>
-        <w:t xml:space="preserve">::CHILD:: SI 3.5 - </w:t>
-      </w:r>
-      <w:proofErr w:type="spellStart"/>
-      <w:r>
-        <w:t>Proteccion</w:t>
-      </w:r>
-      <w:proofErr w:type="spellEnd"/>
-      <w:r>
-        <w:t xml:space="preserve"> </w:t>
-      </w:r>
-      <w:proofErr w:type="spellStart"/>
-      <w:r>
-        <w:t>escaleras</w:t>
-      </w:r>
-      <w:proofErr w:type="spellEnd"/>
+        <w:t>::CHILD:: SI 3.5 - Proteccion escaleras</w:t>
+      </w:r>
     </w:p>
     <w:p>
       <w:r>
         <w:t>//</w:t>
       </w:r>
       <w:r>
-        <w:t xml:space="preserve">5 </w:t>
-      </w:r>
-      <w:proofErr w:type="spellStart"/>
-      <w:r>
-        <w:t>Protección</w:t>
-      </w:r>
-      <w:proofErr w:type="spellEnd"/>
-      <w:r>
-        <w:t xml:space="preserve"> de las </w:t>
-      </w:r>
-      <w:proofErr w:type="spellStart"/>
-      <w:r>
-        <w:t>escaleras</w:t>
-      </w:r>
-      <w:proofErr w:type="spellEnd"/>
+        <w:t>5 Protección de las escaleras</w:t>
+      </w:r>
       <w:r>
         <w:t>//</w:t>
       </w:r>
@@ -5774,63 +3359,18 @@
         <w:pStyle w:val="Ttulo2"/>
       </w:pPr>
       <w:r>
-        <w:t xml:space="preserve">::CHILD:: SI 3.6 - </w:t>
-      </w:r>
-      <w:proofErr w:type="spellStart"/>
-      <w:r>
-        <w:t>Puertas</w:t>
-      </w:r>
-      <w:proofErr w:type="spellEnd"/>
-      <w:r>
-        <w:t xml:space="preserve"> en </w:t>
-      </w:r>
-      <w:proofErr w:type="spellStart"/>
-      <w:r>
-        <w:t>recorridos</w:t>
-      </w:r>
-      <w:proofErr w:type="spellEnd"/>
+        <w:t>::CHILD:: SI 3.6 - Puertas en recorridos</w:t>
+      </w:r>
     </w:p>
     <w:p>
       <w:r>
         <w:t>//</w:t>
       </w:r>
       <w:r>
-        <w:t xml:space="preserve">6 </w:t>
-      </w:r>
-      <w:proofErr w:type="spellStart"/>
-      <w:r>
-        <w:t>Puertas</w:t>
-      </w:r>
-      <w:proofErr w:type="spellEnd"/>
-      <w:r>
-        <w:t xml:space="preserve"> </w:t>
-      </w:r>
-      <w:proofErr w:type="spellStart"/>
-      <w:r>
-        <w:t>situad</w:t>
-      </w:r>
-      <w:r>
-        <w:t>as</w:t>
-      </w:r>
-      <w:proofErr w:type="spellEnd"/>
-      <w:r>
-        <w:t xml:space="preserve"> en </w:t>
-      </w:r>
-      <w:proofErr w:type="spellStart"/>
-      <w:r>
-        <w:t>recorridos</w:t>
-      </w:r>
-      <w:proofErr w:type="spellEnd"/>
-      <w:r>
-        <w:t xml:space="preserve"> de </w:t>
-      </w:r>
-      <w:proofErr w:type="spellStart"/>
-      <w:r>
-        <w:t>evacuacion</w:t>
-      </w:r>
-      <w:proofErr w:type="spellEnd"/>
-      <w:r>
-        <w:t>.</w:t>
+        <w:t>6 Puertas situad</w:t>
+      </w:r>
+      <w:r>
+        <w:t>as en recorridos de evacuacion.</w:t>
       </w:r>
       <w:r>
         <w:t>//</w:t>
@@ -5840,37 +3380,8 @@
       <w:r>
         <w:t>//</w:t>
       </w:r>
-      <w:proofErr w:type="spellStart"/>
-      <w:r>
-        <w:t>Validez</w:t>
-      </w:r>
-      <w:proofErr w:type="spellEnd"/>
-      <w:r>
-        <w:t xml:space="preserve"> de las </w:t>
-      </w:r>
-      <w:proofErr w:type="spellStart"/>
-      <w:r>
-        <w:t>puertas</w:t>
-      </w:r>
-      <w:proofErr w:type="spellEnd"/>
-      <w:r>
-        <w:t xml:space="preserve"> para </w:t>
-      </w:r>
-      <w:proofErr w:type="spellStart"/>
-      <w:r>
-        <w:t>vehículos</w:t>
-      </w:r>
-      <w:proofErr w:type="spellEnd"/>
-      <w:r>
-        <w:t xml:space="preserve"> para la </w:t>
-      </w:r>
-      <w:proofErr w:type="spellStart"/>
-      <w:r>
-        <w:t>evacuación</w:t>
-      </w:r>
-      <w:proofErr w:type="spellEnd"/>
-      <w:r>
-        <w:t xml:space="preserve"> de </w:t>
+      <w:r>
+        <w:t xml:space="preserve">Validez de las puertas para vehículos para la evacuación de </w:t>
       </w:r>
       <w:r>
         <w:t>persones//</w:t>
@@ -5880,229 +3391,8 @@
       <w:r>
         <w:t>//</w:t>
       </w:r>
-      <w:proofErr w:type="spellStart"/>
-      <w:r>
-        <w:t>Ningún</w:t>
-      </w:r>
-      <w:proofErr w:type="spellEnd"/>
-      <w:r>
-        <w:t xml:space="preserve"> </w:t>
-      </w:r>
-      <w:proofErr w:type="spellStart"/>
-      <w:r>
-        <w:t>portón</w:t>
-      </w:r>
-      <w:proofErr w:type="spellEnd"/>
-      <w:r>
-        <w:t xml:space="preserve"> para </w:t>
-      </w:r>
-      <w:proofErr w:type="spellStart"/>
-      <w:r>
-        <w:t>vehículos</w:t>
-      </w:r>
-      <w:proofErr w:type="spellEnd"/>
-      <w:r>
-        <w:t xml:space="preserve">, </w:t>
-      </w:r>
-      <w:proofErr w:type="spellStart"/>
-      <w:r>
-        <w:t>ya</w:t>
-      </w:r>
-      <w:proofErr w:type="spellEnd"/>
-      <w:r>
-        <w:t xml:space="preserve"> </w:t>
-      </w:r>
-      <w:proofErr w:type="spellStart"/>
-      <w:r>
-        <w:t>sea</w:t>
-      </w:r>
-      <w:proofErr w:type="spellEnd"/>
-      <w:r>
-        <w:t xml:space="preserve"> manual o </w:t>
-      </w:r>
-      <w:proofErr w:type="spellStart"/>
-      <w:r>
-        <w:t>motorizado</w:t>
-      </w:r>
-      <w:proofErr w:type="spellEnd"/>
-      <w:r>
-        <w:t xml:space="preserve">, es </w:t>
-      </w:r>
-      <w:proofErr w:type="spellStart"/>
-      <w:r>
-        <w:t>válido</w:t>
-      </w:r>
-      <w:proofErr w:type="spellEnd"/>
-      <w:r>
-        <w:t xml:space="preserve"> por sí </w:t>
-      </w:r>
-      <w:proofErr w:type="spellStart"/>
-      <w:r>
-        <w:t>mismo</w:t>
-      </w:r>
-      <w:proofErr w:type="spellEnd"/>
-      <w:r>
-        <w:t xml:space="preserve"> como </w:t>
-      </w:r>
-      <w:proofErr w:type="spellStart"/>
-      <w:r>
-        <w:t>elemento</w:t>
-      </w:r>
-      <w:proofErr w:type="spellEnd"/>
-      <w:r>
-        <w:t xml:space="preserve"> para la </w:t>
-      </w:r>
-      <w:proofErr w:type="spellStart"/>
-      <w:r>
-        <w:t>evacuación</w:t>
-      </w:r>
-      <w:proofErr w:type="spellEnd"/>
-      <w:r>
-        <w:t xml:space="preserve"> de </w:t>
-      </w:r>
-      <w:proofErr w:type="spellStart"/>
-      <w:r>
-        <w:t>personas</w:t>
-      </w:r>
-      <w:proofErr w:type="spellEnd"/>
-      <w:r>
-        <w:t xml:space="preserve">. No </w:t>
-      </w:r>
-      <w:proofErr w:type="spellStart"/>
-      <w:r>
-        <w:t>obstante</w:t>
-      </w:r>
-      <w:proofErr w:type="spellEnd"/>
-      <w:r>
-        <w:t xml:space="preserve">, </w:t>
-      </w:r>
-      <w:proofErr w:type="spellStart"/>
-      <w:r>
-        <w:t>dichos</w:t>
-      </w:r>
-      <w:proofErr w:type="spellEnd"/>
-      <w:r>
-        <w:t xml:space="preserve"> </w:t>
-      </w:r>
-      <w:proofErr w:type="spellStart"/>
-      <w:r>
-        <w:t>portones</w:t>
-      </w:r>
-      <w:proofErr w:type="spellEnd"/>
-      <w:r>
-        <w:t xml:space="preserve"> </w:t>
-      </w:r>
-      <w:proofErr w:type="spellStart"/>
-      <w:r>
-        <w:t>pueden</w:t>
-      </w:r>
-      <w:proofErr w:type="spellEnd"/>
-      <w:r>
-        <w:t xml:space="preserve"> </w:t>
-      </w:r>
-      <w:proofErr w:type="spellStart"/>
-      <w:r>
-        <w:t>contener</w:t>
-      </w:r>
-      <w:proofErr w:type="spellEnd"/>
-      <w:r>
-        <w:t xml:space="preserve"> una </w:t>
-      </w:r>
-      <w:proofErr w:type="spellStart"/>
-      <w:r>
-        <w:t>puerta</w:t>
-      </w:r>
-      <w:proofErr w:type="spellEnd"/>
-      <w:r>
-        <w:t xml:space="preserve"> </w:t>
-      </w:r>
-      <w:proofErr w:type="spellStart"/>
-      <w:r>
-        <w:t>peatonal</w:t>
-      </w:r>
-      <w:proofErr w:type="spellEnd"/>
-      <w:r>
-        <w:t xml:space="preserve"> </w:t>
-      </w:r>
-      <w:proofErr w:type="spellStart"/>
-      <w:r>
-        <w:t>válida</w:t>
-      </w:r>
-      <w:proofErr w:type="spellEnd"/>
-      <w:r>
-        <w:t xml:space="preserve"> para </w:t>
-      </w:r>
-      <w:proofErr w:type="spellStart"/>
-      <w:r>
-        <w:t>dicha</w:t>
-      </w:r>
-      <w:proofErr w:type="spellEnd"/>
-      <w:r>
-        <w:t xml:space="preserve"> </w:t>
-      </w:r>
-      <w:proofErr w:type="spellStart"/>
-      <w:r>
-        <w:t>evacuación</w:t>
-      </w:r>
-      <w:proofErr w:type="spellEnd"/>
-      <w:r>
-        <w:t xml:space="preserve"> si, conforme a SUA 2-1.2.3, </w:t>
-      </w:r>
-      <w:proofErr w:type="spellStart"/>
-      <w:r>
-        <w:t>tienen</w:t>
-      </w:r>
-      <w:proofErr w:type="spellEnd"/>
-      <w:r>
-        <w:t xml:space="preserve"> </w:t>
-      </w:r>
-      <w:proofErr w:type="spellStart"/>
-      <w:r>
-        <w:t>marcado</w:t>
-      </w:r>
-      <w:proofErr w:type="spellEnd"/>
-      <w:r>
-        <w:t xml:space="preserve"> CE de </w:t>
-      </w:r>
-      <w:proofErr w:type="spellStart"/>
-      <w:r>
-        <w:t>conformidad</w:t>
-      </w:r>
-      <w:proofErr w:type="spellEnd"/>
-      <w:r>
-        <w:t xml:space="preserve"> con los </w:t>
-      </w:r>
-      <w:proofErr w:type="spellStart"/>
-      <w:r>
-        <w:t>correspondientes</w:t>
-      </w:r>
-      <w:proofErr w:type="spellEnd"/>
-      <w:r>
-        <w:t xml:space="preserve"> </w:t>
-      </w:r>
-      <w:proofErr w:type="spellStart"/>
-      <w:r>
-        <w:t>Reglamentos</w:t>
-      </w:r>
-      <w:proofErr w:type="spellEnd"/>
-      <w:r>
-        <w:t xml:space="preserve"> y </w:t>
-      </w:r>
-      <w:proofErr w:type="spellStart"/>
-      <w:r>
-        <w:t>Directivas</w:t>
-      </w:r>
-      <w:proofErr w:type="spellEnd"/>
-      <w:r>
-        <w:t xml:space="preserve"> </w:t>
-      </w:r>
-      <w:proofErr w:type="spellStart"/>
-      <w:r>
-        <w:t>Europeas</w:t>
-      </w:r>
-      <w:proofErr w:type="spellEnd"/>
-      <w:r>
-        <w:t>.</w:t>
+      <w:r>
+        <w:t>Ningún portón para vehículos, ya sea manual o motorizado, es válido por sí mismo como elemento para la evacuación de personas. No obstante, dichos portones pueden contener una puerta peatonal válida para dicha evacuación si, conforme a SUA 2-1.2.3, tienen marcado CE de conformidad con los correspondientes Reglamentos y Directivas Europeas.</w:t>
       </w:r>
       <w:r>
         <w:t>//</w:t>
@@ -6113,21 +3403,8 @@
         <w:t>//</w:t>
       </w:r>
       <w:r>
-        <w:t xml:space="preserve">Condiciones aplicables a un </w:t>
-      </w:r>
-      <w:proofErr w:type="spellStart"/>
-      <w:r>
-        <w:t>hueco</w:t>
-      </w:r>
-      <w:proofErr w:type="spellEnd"/>
-      <w:r>
-        <w:t xml:space="preserve"> de </w:t>
-      </w:r>
-      <w:proofErr w:type="spellStart"/>
-      <w:r>
-        <w:t>salida</w:t>
-      </w:r>
-      <w:proofErr w:type="spellEnd"/>
+        <w:t>Condiciones aplicables a un hueco de salida</w:t>
+      </w:r>
       <w:r>
         <w:t>//</w:t>
       </w:r>
@@ -6137,79 +3414,7 @@
         <w:t>//</w:t>
       </w:r>
       <w:r>
-        <w:t xml:space="preserve">El </w:t>
-      </w:r>
-      <w:proofErr w:type="spellStart"/>
-      <w:r>
-        <w:t>compromiso</w:t>
-      </w:r>
-      <w:proofErr w:type="spellEnd"/>
-      <w:r>
-        <w:t xml:space="preserve"> personal del titular de un </w:t>
-      </w:r>
-      <w:proofErr w:type="spellStart"/>
-      <w:r>
-        <w:t>establecimiento</w:t>
-      </w:r>
-      <w:proofErr w:type="spellEnd"/>
-      <w:r>
-        <w:t xml:space="preserve"> de que las </w:t>
-      </w:r>
-      <w:proofErr w:type="spellStart"/>
-      <w:r>
-        <w:t>puertas</w:t>
-      </w:r>
-      <w:proofErr w:type="spellEnd"/>
-      <w:r>
-        <w:t xml:space="preserve"> </w:t>
-      </w:r>
-      <w:proofErr w:type="spellStart"/>
-      <w:r>
-        <w:t>vayan</w:t>
-      </w:r>
-      <w:proofErr w:type="spellEnd"/>
-      <w:r>
-        <w:t xml:space="preserve"> a </w:t>
-      </w:r>
-      <w:proofErr w:type="spellStart"/>
-      <w:r>
-        <w:t>permanecer</w:t>
-      </w:r>
-      <w:proofErr w:type="spellEnd"/>
-      <w:r>
-        <w:t xml:space="preserve"> </w:t>
-      </w:r>
-      <w:proofErr w:type="spellStart"/>
-      <w:r>
-        <w:t>abiertas</w:t>
-      </w:r>
-      <w:proofErr w:type="spellEnd"/>
-      <w:r>
-        <w:t xml:space="preserve"> no </w:t>
-      </w:r>
-      <w:proofErr w:type="spellStart"/>
-      <w:r>
-        <w:t>puede</w:t>
-      </w:r>
-      <w:proofErr w:type="spellEnd"/>
-      <w:r>
-        <w:t xml:space="preserve"> </w:t>
-      </w:r>
-      <w:proofErr w:type="spellStart"/>
-      <w:r>
-        <w:t>considerarse</w:t>
-      </w:r>
-      <w:proofErr w:type="spellEnd"/>
-      <w:r>
-        <w:t xml:space="preserve"> una </w:t>
-      </w:r>
-      <w:proofErr w:type="spellStart"/>
-      <w:r>
-        <w:t>solución</w:t>
-      </w:r>
-      <w:proofErr w:type="spellEnd"/>
-      <w:r>
-        <w:t xml:space="preserve"> alternativa.</w:t>
+        <w:t>El compromiso personal del titular de un establecimiento de que las puertas vayan a permanecer abiertas no puede considerarse una solución alternativa.</w:t>
       </w:r>
       <w:r>
         <w:t>//</w:t>
@@ -6219,27 +3424,9 @@
       <w:r>
         <w:t>//</w:t>
       </w:r>
-      <w:proofErr w:type="spellStart"/>
-      <w:r>
-        <w:t>Puertas</w:t>
-      </w:r>
-      <w:proofErr w:type="spellEnd"/>
-      <w:r>
-        <w:t xml:space="preserve"> </w:t>
-      </w:r>
-      <w:proofErr w:type="spellStart"/>
-      <w:r>
-        <w:t>peatonales</w:t>
-      </w:r>
-      <w:proofErr w:type="spellEnd"/>
-      <w:r>
-        <w:t xml:space="preserve"> </w:t>
-      </w:r>
-      <w:proofErr w:type="spellStart"/>
-      <w:r>
-        <w:t>automáticas</w:t>
-      </w:r>
-      <w:proofErr w:type="spellEnd"/>
+      <w:r>
+        <w:t>Puertas peatonales automáticas</w:t>
+      </w:r>
       <w:r>
         <w:t>//</w:t>
       </w:r>
@@ -6249,119 +3436,7 @@
         <w:t>//</w:t>
       </w:r>
       <w:r>
-        <w:t xml:space="preserve">5 Las </w:t>
-      </w:r>
-      <w:proofErr w:type="spellStart"/>
-      <w:r>
-        <w:t>puertas</w:t>
-      </w:r>
-      <w:proofErr w:type="spellEnd"/>
-      <w:r>
-        <w:t xml:space="preserve"> </w:t>
-      </w:r>
-      <w:proofErr w:type="spellStart"/>
-      <w:r>
-        <w:t>peatonales</w:t>
-      </w:r>
-      <w:proofErr w:type="spellEnd"/>
-      <w:r>
-        <w:t xml:space="preserve"> </w:t>
-      </w:r>
-      <w:proofErr w:type="spellStart"/>
-      <w:r>
-        <w:t>automáticas</w:t>
-      </w:r>
-      <w:proofErr w:type="spellEnd"/>
-      <w:r>
-        <w:t xml:space="preserve"> </w:t>
-      </w:r>
-      <w:proofErr w:type="spellStart"/>
-      <w:r>
-        <w:t>dispondrán</w:t>
-      </w:r>
-      <w:proofErr w:type="spellEnd"/>
-      <w:r>
-        <w:t xml:space="preserve"> de un sistema que en caso de fallo en el </w:t>
-      </w:r>
-      <w:proofErr w:type="spellStart"/>
-      <w:r>
-        <w:t>suministro</w:t>
-      </w:r>
-      <w:proofErr w:type="spellEnd"/>
-      <w:r>
-        <w:t xml:space="preserve"> </w:t>
-      </w:r>
-      <w:proofErr w:type="spellStart"/>
-      <w:r>
-        <w:t>eléctrico</w:t>
-      </w:r>
-      <w:proofErr w:type="spellEnd"/>
-      <w:r>
-        <w:t xml:space="preserve"> o en caso de </w:t>
-      </w:r>
-      <w:proofErr w:type="spellStart"/>
-      <w:r>
-        <w:t>señal</w:t>
-      </w:r>
-      <w:proofErr w:type="spellEnd"/>
-      <w:r>
-        <w:t xml:space="preserve"> de </w:t>
-      </w:r>
-      <w:proofErr w:type="spellStart"/>
-      <w:r>
-        <w:t>emergencia</w:t>
-      </w:r>
-      <w:proofErr w:type="spellEnd"/>
-      <w:r>
-        <w:t xml:space="preserve">, </w:t>
-      </w:r>
-      <w:proofErr w:type="spellStart"/>
-      <w:r>
-        <w:t>cumplirá</w:t>
-      </w:r>
-      <w:proofErr w:type="spellEnd"/>
-      <w:r>
-        <w:t xml:space="preserve"> las </w:t>
-      </w:r>
-      <w:proofErr w:type="spellStart"/>
-      <w:r>
-        <w:t>siguientes</w:t>
-      </w:r>
-      <w:proofErr w:type="spellEnd"/>
-      <w:r>
-        <w:t xml:space="preserve"> condiciones, </w:t>
-      </w:r>
-      <w:proofErr w:type="spellStart"/>
-      <w:r>
-        <w:t>excepto</w:t>
-      </w:r>
-      <w:proofErr w:type="spellEnd"/>
-      <w:r>
-        <w:t xml:space="preserve"> en </w:t>
-      </w:r>
-      <w:proofErr w:type="spellStart"/>
-      <w:r>
-        <w:t>posición</w:t>
-      </w:r>
-      <w:proofErr w:type="spellEnd"/>
-      <w:r>
-        <w:t xml:space="preserve"> de </w:t>
-      </w:r>
-      <w:proofErr w:type="spellStart"/>
-      <w:r>
-        <w:t>cerrado</w:t>
-      </w:r>
-      <w:proofErr w:type="spellEnd"/>
-      <w:r>
-        <w:t xml:space="preserve"> </w:t>
-      </w:r>
-      <w:proofErr w:type="spellStart"/>
-      <w:r>
-        <w:t>seguro</w:t>
-      </w:r>
-      <w:proofErr w:type="spellEnd"/>
-      <w:r>
-        <w:t>:</w:t>
+        <w:t>5 Las puertas peatonales automáticas dispondrán de un sistema que en caso de fallo en el suministro eléctrico o en caso de señal de emergencia, cumplirá las siguientes condiciones, excepto en posición de cerrado seguro:</w:t>
       </w:r>
       <w:r>
         <w:t>//</w:t>
@@ -6375,207 +3450,7 @@
         <w:t xml:space="preserve">a) </w:t>
       </w:r>
       <w:r>
-        <w:t xml:space="preserve">Que, </w:t>
-      </w:r>
-      <w:proofErr w:type="spellStart"/>
-      <w:r>
-        <w:t>cuando</w:t>
-      </w:r>
-      <w:proofErr w:type="spellEnd"/>
-      <w:r>
-        <w:t xml:space="preserve"> se </w:t>
-      </w:r>
-      <w:proofErr w:type="spellStart"/>
-      <w:r>
-        <w:t>trate</w:t>
-      </w:r>
-      <w:proofErr w:type="spellEnd"/>
-      <w:r>
-        <w:t xml:space="preserve"> de una </w:t>
-      </w:r>
-      <w:proofErr w:type="spellStart"/>
-      <w:r>
-        <w:t>puerta</w:t>
-      </w:r>
-      <w:proofErr w:type="spellEnd"/>
-      <w:r>
-        <w:t xml:space="preserve"> </w:t>
-      </w:r>
-      <w:proofErr w:type="spellStart"/>
-      <w:r>
-        <w:t>corredera</w:t>
-      </w:r>
-      <w:proofErr w:type="spellEnd"/>
-      <w:r>
-        <w:t xml:space="preserve"> o plegable, </w:t>
-      </w:r>
-      <w:proofErr w:type="spellStart"/>
-      <w:r>
-        <w:t>abra</w:t>
-      </w:r>
-      <w:proofErr w:type="spellEnd"/>
-      <w:r>
-        <w:t xml:space="preserve"> y </w:t>
-      </w:r>
-      <w:proofErr w:type="spellStart"/>
-      <w:r>
-        <w:t>mantenga</w:t>
-      </w:r>
-      <w:proofErr w:type="spellEnd"/>
-      <w:r>
-        <w:t xml:space="preserve"> la </w:t>
-      </w:r>
-      <w:proofErr w:type="spellStart"/>
-      <w:r>
-        <w:t>puerta</w:t>
-      </w:r>
-      <w:proofErr w:type="spellEnd"/>
-      <w:r>
-        <w:t xml:space="preserve"> </w:t>
-      </w:r>
-      <w:proofErr w:type="spellStart"/>
-      <w:r>
-        <w:t>abierta</w:t>
-      </w:r>
-      <w:proofErr w:type="spellEnd"/>
-      <w:r>
-        <w:t xml:space="preserve"> o </w:t>
-      </w:r>
-      <w:proofErr w:type="spellStart"/>
-      <w:r>
-        <w:t>bien</w:t>
-      </w:r>
-      <w:proofErr w:type="spellEnd"/>
-      <w:r>
-        <w:t xml:space="preserve"> </w:t>
-      </w:r>
-      <w:proofErr w:type="spellStart"/>
-      <w:r>
-        <w:t>permita</w:t>
-      </w:r>
-      <w:proofErr w:type="spellEnd"/>
-      <w:r>
-        <w:t xml:space="preserve"> </w:t>
-      </w:r>
-      <w:proofErr w:type="spellStart"/>
-      <w:r>
-        <w:t>su</w:t>
-      </w:r>
-      <w:proofErr w:type="spellEnd"/>
-      <w:r>
-        <w:t xml:space="preserve"> apertura abatible en el </w:t>
-      </w:r>
-      <w:proofErr w:type="spellStart"/>
-      <w:r>
-        <w:t>sentido</w:t>
-      </w:r>
-      <w:proofErr w:type="spellEnd"/>
-      <w:r>
-        <w:t xml:space="preserve"> de la </w:t>
-      </w:r>
-      <w:proofErr w:type="spellStart"/>
-      <w:r>
-        <w:t>evacuación</w:t>
-      </w:r>
-      <w:proofErr w:type="spellEnd"/>
-      <w:r>
-        <w:t xml:space="preserve"> </w:t>
-      </w:r>
-      <w:proofErr w:type="spellStart"/>
-      <w:r>
-        <w:t>mediante</w:t>
-      </w:r>
-      <w:proofErr w:type="spellEnd"/>
-      <w:r>
-        <w:t xml:space="preserve"> simple </w:t>
-      </w:r>
-      <w:proofErr w:type="spellStart"/>
-      <w:r>
-        <w:t>empuje</w:t>
-      </w:r>
-      <w:proofErr w:type="spellEnd"/>
-      <w:r>
-        <w:t xml:space="preserve"> con una </w:t>
-      </w:r>
-      <w:proofErr w:type="spellStart"/>
-      <w:r>
-        <w:t>fuerza</w:t>
-      </w:r>
-      <w:proofErr w:type="spellEnd"/>
-      <w:r>
-        <w:t xml:space="preserve"> total que no </w:t>
-      </w:r>
-      <w:proofErr w:type="spellStart"/>
-      <w:r>
-        <w:t>exceda</w:t>
-      </w:r>
-      <w:proofErr w:type="spellEnd"/>
-      <w:r>
-        <w:t xml:space="preserve"> de 220 N. La </w:t>
-      </w:r>
-      <w:proofErr w:type="spellStart"/>
-      <w:r>
-        <w:t>opción</w:t>
-      </w:r>
-      <w:proofErr w:type="spellEnd"/>
-      <w:r>
-        <w:t xml:space="preserve"> de apertura abatible no se </w:t>
-      </w:r>
-      <w:proofErr w:type="spellStart"/>
-      <w:r>
-        <w:t>admite</w:t>
-      </w:r>
-      <w:proofErr w:type="spellEnd"/>
-      <w:r>
-        <w:t xml:space="preserve"> </w:t>
-      </w:r>
-      <w:proofErr w:type="spellStart"/>
-      <w:r>
-        <w:t>cuando</w:t>
-      </w:r>
-      <w:proofErr w:type="spellEnd"/>
-      <w:r>
-        <w:t xml:space="preserve"> la </w:t>
-      </w:r>
-      <w:proofErr w:type="spellStart"/>
-      <w:r>
-        <w:t>puerta</w:t>
-      </w:r>
-      <w:proofErr w:type="spellEnd"/>
-      <w:r>
-        <w:t xml:space="preserve"> </w:t>
-      </w:r>
-      <w:proofErr w:type="spellStart"/>
-      <w:r>
-        <w:t>esté</w:t>
-      </w:r>
-      <w:proofErr w:type="spellEnd"/>
-      <w:r>
-        <w:t xml:space="preserve"> situada en un </w:t>
-      </w:r>
-      <w:proofErr w:type="spellStart"/>
-      <w:r>
-        <w:t>itinerario</w:t>
-      </w:r>
-      <w:proofErr w:type="spellEnd"/>
-      <w:r>
-        <w:t xml:space="preserve"> </w:t>
-      </w:r>
-      <w:proofErr w:type="spellStart"/>
-      <w:r>
-        <w:t>accesible</w:t>
-      </w:r>
-      <w:proofErr w:type="spellEnd"/>
-      <w:r>
-        <w:t xml:space="preserve"> </w:t>
-      </w:r>
-      <w:proofErr w:type="spellStart"/>
-      <w:r>
-        <w:t>según</w:t>
-      </w:r>
-      <w:proofErr w:type="spellEnd"/>
-      <w:r>
-        <w:t xml:space="preserve"> DB SUA.</w:t>
+        <w:t>Que, cuando se trate de una puerta corredera o plegable, abra y mantenga la puerta abierta o bien permita su apertura abatible en el sentido de la evacuación mediante simple empuje con una fuerza total que no exceda de 220 N. La opción de apertura abatible no se admite cuando la puerta esté situada en un itinerario accesible según DB SUA.</w:t>
       </w:r>
       <w:r>
         <w:t>//</w:t>
@@ -6595,263 +3470,7 @@
         <w:t xml:space="preserve">b) </w:t>
       </w:r>
       <w:r>
-        <w:t xml:space="preserve">Que, </w:t>
-      </w:r>
-      <w:proofErr w:type="spellStart"/>
-      <w:r>
-        <w:t>cuando</w:t>
-      </w:r>
-      <w:proofErr w:type="spellEnd"/>
-      <w:r>
-        <w:t xml:space="preserve"> se </w:t>
-      </w:r>
-      <w:proofErr w:type="spellStart"/>
-      <w:r>
-        <w:t>trate</w:t>
-      </w:r>
-      <w:proofErr w:type="spellEnd"/>
-      <w:r>
-        <w:t xml:space="preserve"> de una </w:t>
-      </w:r>
-      <w:proofErr w:type="spellStart"/>
-      <w:r>
-        <w:t>puerta</w:t>
-      </w:r>
-      <w:proofErr w:type="spellEnd"/>
-      <w:r>
-        <w:t xml:space="preserve"> abatible o giro-</w:t>
-      </w:r>
-      <w:proofErr w:type="spellStart"/>
-      <w:r>
-        <w:t>batiente</w:t>
-      </w:r>
-      <w:proofErr w:type="spellEnd"/>
-      <w:r>
-        <w:t xml:space="preserve"> (</w:t>
-      </w:r>
-      <w:proofErr w:type="spellStart"/>
-      <w:r>
-        <w:t>oscilo-batiente</w:t>
-      </w:r>
-      <w:proofErr w:type="spellEnd"/>
-      <w:r>
-        <w:t xml:space="preserve">), </w:t>
-      </w:r>
-      <w:proofErr w:type="spellStart"/>
-      <w:r>
-        <w:t>abra</w:t>
-      </w:r>
-      <w:proofErr w:type="spellEnd"/>
-      <w:r>
-        <w:t xml:space="preserve"> y </w:t>
-      </w:r>
-      <w:proofErr w:type="spellStart"/>
-      <w:r>
-        <w:t>mantenga</w:t>
-      </w:r>
-      <w:proofErr w:type="spellEnd"/>
-      <w:r>
-        <w:t xml:space="preserve"> la </w:t>
-      </w:r>
-      <w:proofErr w:type="spellStart"/>
-      <w:r>
-        <w:t>puerta</w:t>
-      </w:r>
-      <w:proofErr w:type="spellEnd"/>
-      <w:r>
-        <w:t xml:space="preserve"> </w:t>
-      </w:r>
-      <w:proofErr w:type="spellStart"/>
-      <w:r>
-        <w:t>abierta</w:t>
-      </w:r>
-      <w:proofErr w:type="spellEnd"/>
-      <w:r>
-        <w:t xml:space="preserve"> o </w:t>
-      </w:r>
-      <w:proofErr w:type="spellStart"/>
-      <w:r>
-        <w:t>bien</w:t>
-      </w:r>
-      <w:proofErr w:type="spellEnd"/>
-      <w:r>
-        <w:t xml:space="preserve"> </w:t>
-      </w:r>
-      <w:proofErr w:type="spellStart"/>
-      <w:r>
-        <w:t>permita</w:t>
-      </w:r>
-      <w:proofErr w:type="spellEnd"/>
-      <w:r>
-        <w:t xml:space="preserve"> </w:t>
-      </w:r>
-      <w:proofErr w:type="spellStart"/>
-      <w:r>
-        <w:t>su</w:t>
-      </w:r>
-      <w:proofErr w:type="spellEnd"/>
-      <w:r>
-        <w:t xml:space="preserve"> </w:t>
-      </w:r>
-      <w:proofErr w:type="spellStart"/>
-      <w:r>
-        <w:t>abatimiento</w:t>
-      </w:r>
-      <w:proofErr w:type="spellEnd"/>
-      <w:r>
-        <w:t xml:space="preserve"> en el </w:t>
-      </w:r>
-      <w:proofErr w:type="spellStart"/>
-      <w:r>
-        <w:t>sentido</w:t>
-      </w:r>
-      <w:proofErr w:type="spellEnd"/>
-      <w:r>
-        <w:t xml:space="preserve"> de la </w:t>
-      </w:r>
-      <w:proofErr w:type="spellStart"/>
-      <w:r>
-        <w:t>evacuación</w:t>
-      </w:r>
-      <w:proofErr w:type="spellEnd"/>
-      <w:r>
-        <w:t xml:space="preserve"> </w:t>
-      </w:r>
-      <w:proofErr w:type="spellStart"/>
-      <w:r>
-        <w:t>mediante</w:t>
-      </w:r>
-      <w:proofErr w:type="spellEnd"/>
-      <w:r>
-        <w:t xml:space="preserve"> simple </w:t>
-      </w:r>
-      <w:proofErr w:type="spellStart"/>
-      <w:r>
-        <w:t>empuje</w:t>
-      </w:r>
-      <w:proofErr w:type="spellEnd"/>
-      <w:r>
-        <w:t xml:space="preserve"> con una </w:t>
-      </w:r>
-      <w:proofErr w:type="spellStart"/>
-      <w:r>
-        <w:t>fuerza</w:t>
-      </w:r>
-      <w:proofErr w:type="spellEnd"/>
-      <w:r>
-        <w:t xml:space="preserve"> total que no </w:t>
-      </w:r>
-      <w:proofErr w:type="spellStart"/>
-      <w:r>
-        <w:t>exceda</w:t>
-      </w:r>
-      <w:proofErr w:type="spellEnd"/>
-      <w:r>
-        <w:t xml:space="preserve"> de 150 N. </w:t>
-      </w:r>
-      <w:proofErr w:type="spellStart"/>
-      <w:r>
-        <w:t>Cuando</w:t>
-      </w:r>
-      <w:proofErr w:type="spellEnd"/>
-      <w:r>
-        <w:t xml:space="preserve"> la </w:t>
-      </w:r>
-      <w:proofErr w:type="spellStart"/>
-      <w:r>
-        <w:t>puerta</w:t>
-      </w:r>
-      <w:proofErr w:type="spellEnd"/>
-      <w:r>
-        <w:t xml:space="preserve"> </w:t>
-      </w:r>
-      <w:proofErr w:type="spellStart"/>
-      <w:r>
-        <w:t>esté</w:t>
-      </w:r>
-      <w:proofErr w:type="spellEnd"/>
-      <w:r>
-        <w:t xml:space="preserve"> situada en un </w:t>
-      </w:r>
-      <w:proofErr w:type="spellStart"/>
-      <w:r>
-        <w:t>itinerario</w:t>
-      </w:r>
-      <w:proofErr w:type="spellEnd"/>
-      <w:r>
-        <w:t xml:space="preserve"> </w:t>
-      </w:r>
-      <w:proofErr w:type="spellStart"/>
-      <w:r>
-        <w:t>accesible</w:t>
-      </w:r>
-      <w:proofErr w:type="spellEnd"/>
-      <w:r>
-        <w:t xml:space="preserve"> </w:t>
-      </w:r>
-      <w:proofErr w:type="spellStart"/>
-      <w:r>
-        <w:t>según</w:t>
-      </w:r>
-      <w:proofErr w:type="spellEnd"/>
-      <w:r>
-        <w:t xml:space="preserve"> DB SUA, </w:t>
-      </w:r>
-      <w:proofErr w:type="spellStart"/>
-      <w:r>
-        <w:t>dicha</w:t>
-      </w:r>
-      <w:proofErr w:type="spellEnd"/>
-      <w:r>
-        <w:t xml:space="preserve"> </w:t>
-      </w:r>
-      <w:proofErr w:type="spellStart"/>
-      <w:r>
-        <w:t>fuerza</w:t>
-      </w:r>
-      <w:proofErr w:type="spellEnd"/>
-      <w:r>
-        <w:t xml:space="preserve"> no </w:t>
-      </w:r>
-      <w:proofErr w:type="spellStart"/>
-      <w:r>
-        <w:t>excederá</w:t>
-      </w:r>
-      <w:proofErr w:type="spellEnd"/>
-      <w:r>
-        <w:t xml:space="preserve"> de 25 N, en general, y de 65 N </w:t>
-      </w:r>
-      <w:proofErr w:type="spellStart"/>
-      <w:r>
-        <w:t>cuando</w:t>
-      </w:r>
-      <w:proofErr w:type="spellEnd"/>
-      <w:r>
-        <w:t xml:space="preserve"> </w:t>
-      </w:r>
-      <w:proofErr w:type="spellStart"/>
-      <w:r>
-        <w:t>sea</w:t>
-      </w:r>
-      <w:proofErr w:type="spellEnd"/>
-      <w:r>
-        <w:t xml:space="preserve"> </w:t>
-      </w:r>
-      <w:proofErr w:type="spellStart"/>
-      <w:r>
-        <w:t>resistente</w:t>
-      </w:r>
-      <w:proofErr w:type="spellEnd"/>
-      <w:r>
-        <w:t xml:space="preserve"> al </w:t>
-      </w:r>
-      <w:proofErr w:type="spellStart"/>
-      <w:r>
-        <w:t>fuego</w:t>
-      </w:r>
-      <w:proofErr w:type="spellEnd"/>
-      <w:r>
-        <w:t>.</w:t>
+        <w:t>Que, cuando se trate de una puerta abatible o giro-batiente (oscilo-batiente), abra y mantenga la puerta abierta o bien permita su abatimiento en el sentido de la evacuación mediante simple empuje con una fuerza total que no exceda de 150 N. Cuando la puerta esté situada en un itinerario accesible según DB SUA, dicha fuerza no excederá de 25 N, en general, y de 65 N cuando sea resistente al fuego.</w:t>
       </w:r>
       <w:r>
         <w:t>//</w:t>
@@ -6862,494 +3481,213 @@
         <w:pStyle w:val="Ttulo2"/>
       </w:pPr>
       <w:r>
-        <w:t xml:space="preserve">::CHILD:: SI 3.7 - </w:t>
-      </w:r>
-      <w:proofErr w:type="spellStart"/>
-      <w:r>
-        <w:t>Señalización</w:t>
-      </w:r>
-      <w:proofErr w:type="spellEnd"/>
-      <w:r>
-        <w:t xml:space="preserve"> </w:t>
-      </w:r>
-      <w:proofErr w:type="spellStart"/>
+        <w:t>::CHILD:: SI 3.7 - Señalización medios evacuacion</w:t>
+      </w:r>
+    </w:p>
+    <w:p>
+      <w:r>
+        <w:t>//</w:t>
+      </w:r>
+      <w:r>
+        <w:t xml:space="preserve">7 Señalización de los </w:t>
+      </w:r>
       <w:r>
         <w:t>medios</w:t>
       </w:r>
-      <w:proofErr w:type="spellEnd"/>
-      <w:r>
-        <w:t xml:space="preserve"> </w:t>
-      </w:r>
-      <w:proofErr w:type="spellStart"/>
-      <w:r>
-        <w:t>evacuacion</w:t>
-      </w:r>
-      <w:proofErr w:type="spellEnd"/>
-    </w:p>
-    <w:p>
+      <w:r>
+        <w:t xml:space="preserve"> de evacuación</w:t>
+      </w:r>
       <w:r>
         <w:t>//</w:t>
       </w:r>
-      <w:r>
-        <w:t xml:space="preserve">7 </w:t>
-      </w:r>
-      <w:proofErr w:type="spellStart"/>
-      <w:r>
-        <w:t>Señalización</w:t>
-      </w:r>
-      <w:proofErr w:type="spellEnd"/>
-      <w:r>
-        <w:t xml:space="preserve"> de los </w:t>
-      </w:r>
-      <w:proofErr w:type="spellStart"/>
-      <w:r>
-        <w:t>medios</w:t>
-      </w:r>
-      <w:proofErr w:type="spellEnd"/>
-      <w:r>
-        <w:t xml:space="preserve"> de </w:t>
-      </w:r>
-      <w:proofErr w:type="spellStart"/>
-      <w:r>
-        <w:t>evacuación</w:t>
-      </w:r>
-      <w:proofErr w:type="spellEnd"/>
+    </w:p>
+    <w:p>
+      <w:pPr>
+        <w:pStyle w:val="Ttulo2"/>
+      </w:pPr>
+      <w:r>
+        <w:t>::CHILD:: SI 3.8 - Control humo</w:t>
+      </w:r>
+    </w:p>
+    <w:p>
       <w:r>
         <w:t>//</w:t>
       </w:r>
-    </w:p>
-    <w:p>
-      <w:pPr>
-        <w:pStyle w:val="Ttulo2"/>
-      </w:pPr>
-      <w:r>
-        <w:t xml:space="preserve">::CHILD:: SI 3.8 - Control </w:t>
-      </w:r>
-      <w:proofErr w:type="spellStart"/>
-      <w:r>
-        <w:t>humo</w:t>
-      </w:r>
-      <w:proofErr w:type="spellEnd"/>
-    </w:p>
-    <w:p>
+      <w:r>
+        <w:t>8 Control del humo de incendio</w:t>
+      </w:r>
       <w:r>
         <w:t>//</w:t>
       </w:r>
-      <w:r>
-        <w:t xml:space="preserve">8 Control del </w:t>
-      </w:r>
-      <w:proofErr w:type="spellStart"/>
-      <w:r>
-        <w:t>humo</w:t>
-      </w:r>
-      <w:proofErr w:type="spellEnd"/>
-      <w:r>
-        <w:t xml:space="preserve"> de incendio</w:t>
-      </w:r>
+    </w:p>
+    <w:p>
+      <w:pPr>
+        <w:pStyle w:val="Ttulo2"/>
+      </w:pPr>
+      <w:r>
+        <w:t>::CHILD:: SI 3.9 - Evacuacion discapacitats</w:t>
+      </w:r>
+    </w:p>
+    <w:p>
       <w:r>
         <w:t>//</w:t>
       </w:r>
-    </w:p>
-    <w:p>
-      <w:pPr>
-        <w:pStyle w:val="Ttulo2"/>
-      </w:pPr>
-      <w:r>
-        <w:t xml:space="preserve">::CHILD:: SI 3.9 - </w:t>
-      </w:r>
-      <w:proofErr w:type="spellStart"/>
-      <w:r>
-        <w:t>Evacuacion</w:t>
-      </w:r>
-      <w:proofErr w:type="spellEnd"/>
-      <w:r>
-        <w:t xml:space="preserve"> discapacitats</w:t>
-      </w:r>
-    </w:p>
-    <w:p>
+      <w:r>
+        <w:t>9 Evacuación de personas con discapacidad en caso de incendio</w:t>
+      </w:r>
       <w:r>
         <w:t>//</w:t>
       </w:r>
-      <w:r>
-        <w:t xml:space="preserve">9 </w:t>
-      </w:r>
-      <w:proofErr w:type="spellStart"/>
-      <w:r>
-        <w:t>Evacuación</w:t>
-      </w:r>
-      <w:proofErr w:type="spellEnd"/>
-      <w:r>
-        <w:t xml:space="preserve"> de </w:t>
-      </w:r>
-      <w:proofErr w:type="spellStart"/>
-      <w:r>
-        <w:t>personas</w:t>
-      </w:r>
-      <w:proofErr w:type="spellEnd"/>
-      <w:r>
-        <w:t xml:space="preserve"> con </w:t>
-      </w:r>
-      <w:proofErr w:type="spellStart"/>
-      <w:r>
-        <w:t>discapacidad</w:t>
-      </w:r>
-      <w:proofErr w:type="spellEnd"/>
-      <w:r>
-        <w:t xml:space="preserve"> en caso de incendio</w:t>
-      </w:r>
+    </w:p>
+    <w:p>
+      <w:pPr>
+        <w:pStyle w:val="Ttulo2"/>
+      </w:pPr>
+      <w:r>
+        <w:t>CTE DB SI 4 - Instal·lacions PCI</w:t>
+      </w:r>
+    </w:p>
+    <w:p>
+      <w:r>
+        <w:t>S’ha de justificar el CTE DB SI 4 Instal·lacions de protecció contra incendis, més específicament:</w:t>
+      </w:r>
+    </w:p>
+    <w:p>
+      <w:pPr>
+        <w:pStyle w:val="Ttulo2"/>
+      </w:pPr>
+      <w:r>
+        <w:t>::CHILD:: SI 4.1 - Dotacion instalaciones PCI</w:t>
+      </w:r>
+    </w:p>
+    <w:p>
       <w:r>
         <w:t>//</w:t>
       </w:r>
-    </w:p>
-    <w:p>
-      <w:pPr>
-        <w:pStyle w:val="Ttulo2"/>
-      </w:pPr>
-      <w:r>
-        <w:t>CTE DB SI 4 - Instal·lacions PCI</w:t>
-      </w:r>
-    </w:p>
-    <w:p>
-      <w:r>
-        <w:t>S’ha de justificar el CTE DB SI 4 Instal·lacions de protecció contra incendis, més específicament:</w:t>
-      </w:r>
-    </w:p>
-    <w:p>
-      <w:pPr>
-        <w:pStyle w:val="Ttulo2"/>
-      </w:pPr>
-      <w:r>
-        <w:t xml:space="preserve">::CHILD:: SI 4.1 - </w:t>
-      </w:r>
-      <w:proofErr w:type="spellStart"/>
-      <w:r>
-        <w:t>Dotacion</w:t>
-      </w:r>
-      <w:proofErr w:type="spellEnd"/>
-      <w:r>
-        <w:t xml:space="preserve"> </w:t>
-      </w:r>
-      <w:proofErr w:type="spellStart"/>
-      <w:r>
-        <w:t>instalaciones</w:t>
-      </w:r>
-      <w:proofErr w:type="spellEnd"/>
-      <w:r>
-        <w:t xml:space="preserve"> PCI</w:t>
-      </w:r>
-    </w:p>
-    <w:p>
+      <w:r>
+        <w:t>1 Dotación de instalaciones de protección contra incendios</w:t>
+      </w:r>
       <w:r>
         <w:t>//</w:t>
       </w:r>
-      <w:r>
-        <w:t xml:space="preserve">1 </w:t>
-      </w:r>
-      <w:proofErr w:type="spellStart"/>
-      <w:r>
-        <w:t>Dotación</w:t>
-      </w:r>
-      <w:proofErr w:type="spellEnd"/>
-      <w:r>
-        <w:t xml:space="preserve"> de </w:t>
-      </w:r>
-      <w:proofErr w:type="spellStart"/>
-      <w:r>
-        <w:t>instalaciones</w:t>
-      </w:r>
-      <w:proofErr w:type="spellEnd"/>
-      <w:r>
-        <w:t xml:space="preserve"> de </w:t>
-      </w:r>
-      <w:proofErr w:type="spellStart"/>
-      <w:r>
-        <w:t>protección</w:t>
-      </w:r>
-      <w:proofErr w:type="spellEnd"/>
-      <w:r>
-        <w:t xml:space="preserve"> contra </w:t>
-      </w:r>
-      <w:proofErr w:type="spellStart"/>
-      <w:r>
-        <w:t>incendios</w:t>
-      </w:r>
-      <w:proofErr w:type="spellEnd"/>
+    </w:p>
+    <w:p>
+      <w:pPr>
+        <w:pStyle w:val="Ttulo2"/>
+      </w:pPr>
+      <w:r>
+        <w:t>CTE DB SI 5 - Intervenció bombers</w:t>
+      </w:r>
+    </w:p>
+    <w:p>
+      <w:r>
+        <w:t>S’ha de justificar el CTE DB SI 5 Intervenció de bombers, més específicament:</w:t>
+      </w:r>
+    </w:p>
+    <w:p>
+      <w:pPr>
+        <w:pStyle w:val="Ttulo2"/>
+      </w:pPr>
+      <w:r>
+        <w:t>::CHILD:: SI 5.1 - Aproximacion y entorno</w:t>
+      </w:r>
+    </w:p>
+    <w:p>
       <w:r>
         <w:t>//</w:t>
       </w:r>
-    </w:p>
-    <w:p>
-      <w:pPr>
-        <w:pStyle w:val="Ttulo2"/>
-      </w:pPr>
-      <w:r>
-        <w:t>CTE DB SI 5 - Intervenció bombers</w:t>
-      </w:r>
-    </w:p>
-    <w:p>
-      <w:r>
-        <w:t>S’ha de justificar el CTE DB SI 5 Intervenció de bombers, més específicament:</w:t>
-      </w:r>
-    </w:p>
-    <w:p>
-      <w:pPr>
-        <w:pStyle w:val="Ttulo2"/>
-      </w:pPr>
-      <w:r>
-        <w:t xml:space="preserve">::CHILD:: SI 5.1 - </w:t>
-      </w:r>
-      <w:proofErr w:type="spellStart"/>
-      <w:r>
-        <w:t>Aproximacion</w:t>
-      </w:r>
-      <w:proofErr w:type="spellEnd"/>
-      <w:r>
-        <w:t xml:space="preserve"> y entorno</w:t>
-      </w:r>
-    </w:p>
-    <w:p>
+      <w:r>
+        <w:t>1 Condiciones de aproximación y entorno</w:t>
+      </w:r>
       <w:r>
         <w:t>//</w:t>
       </w:r>
-      <w:r>
-        <w:t xml:space="preserve">1 Condiciones de </w:t>
-      </w:r>
-      <w:proofErr w:type="spellStart"/>
-      <w:r>
-        <w:t>aproximación</w:t>
-      </w:r>
-      <w:proofErr w:type="spellEnd"/>
-      <w:r>
-        <w:t xml:space="preserve"> y entorno</w:t>
-      </w:r>
+    </w:p>
+    <w:p>
+      <w:pPr>
+        <w:pStyle w:val="Ttulo2"/>
+      </w:pPr>
+      <w:r>
+        <w:t>::CHILD:: SI 5.2 - Accesibilidad fachada</w:t>
+      </w:r>
+    </w:p>
+    <w:p>
       <w:r>
         <w:t>//</w:t>
       </w:r>
-    </w:p>
-    <w:p>
-      <w:pPr>
-        <w:pStyle w:val="Ttulo2"/>
-      </w:pPr>
-      <w:r>
-        <w:t xml:space="preserve">::CHILD:: SI 5.2 - </w:t>
-      </w:r>
-      <w:proofErr w:type="spellStart"/>
-      <w:r>
-        <w:t>Accesibilidad</w:t>
-      </w:r>
-      <w:proofErr w:type="spellEnd"/>
-      <w:r>
-        <w:t xml:space="preserve"> </w:t>
-      </w:r>
-      <w:proofErr w:type="spellStart"/>
-      <w:r>
-        <w:t>fachada</w:t>
-      </w:r>
-      <w:proofErr w:type="spellEnd"/>
-    </w:p>
-    <w:p>
+      <w:r>
+        <w:t>2 Accesibilidad por fachada</w:t>
+      </w:r>
       <w:r>
         <w:t>//</w:t>
       </w:r>
-      <w:r>
-        <w:t xml:space="preserve">2 </w:t>
-      </w:r>
-      <w:proofErr w:type="spellStart"/>
-      <w:r>
-        <w:t>Accesibilidad</w:t>
-      </w:r>
-      <w:proofErr w:type="spellEnd"/>
-      <w:r>
-        <w:t xml:space="preserve"> por </w:t>
-      </w:r>
-      <w:proofErr w:type="spellStart"/>
-      <w:r>
-        <w:t>fachada</w:t>
-      </w:r>
-      <w:proofErr w:type="spellEnd"/>
+    </w:p>
+    <w:p>
+      <w:pPr>
+        <w:pStyle w:val="Ttulo2"/>
+      </w:pPr>
+      <w:r>
+        <w:t>CTE DB SI 6 - Resistència al foc</w:t>
+      </w:r>
+    </w:p>
+    <w:p>
+      <w:r>
+        <w:t>S’ha de justificar el CTE DB SI 6 Resistència al foc de l’estructura, més específicament:</w:t>
+      </w:r>
+    </w:p>
+    <w:p>
+      <w:pPr>
+        <w:pStyle w:val="Ttulo2"/>
+      </w:pPr>
+      <w:r>
+        <w:t>::CHILD:: SI 6.3 - Elementos estructurales principales</w:t>
+      </w:r>
+    </w:p>
+    <w:p>
       <w:r>
         <w:t>//</w:t>
       </w:r>
-    </w:p>
-    <w:p>
-      <w:pPr>
-        <w:pStyle w:val="Ttulo2"/>
-      </w:pPr>
-      <w:r>
-        <w:t>CTE DB SI 6 - Resistència al foc</w:t>
-      </w:r>
-    </w:p>
-    <w:p>
-      <w:r>
-        <w:t>S’ha de justificar el CTE DB SI 6 Resistència al foc de l’estructura, més específicament:</w:t>
-      </w:r>
-    </w:p>
-    <w:p>
-      <w:pPr>
-        <w:pStyle w:val="Ttulo2"/>
-      </w:pPr>
-      <w:r>
-        <w:t xml:space="preserve">::CHILD:: SI 6.3 - </w:t>
-      </w:r>
-      <w:proofErr w:type="spellStart"/>
-      <w:r>
-        <w:t>Elementos</w:t>
-      </w:r>
-      <w:proofErr w:type="spellEnd"/>
-      <w:r>
-        <w:t xml:space="preserve"> </w:t>
-      </w:r>
-      <w:proofErr w:type="spellStart"/>
-      <w:r>
-        <w:t>estructurales</w:t>
-      </w:r>
-      <w:proofErr w:type="spellEnd"/>
-      <w:r>
-        <w:t xml:space="preserve"> </w:t>
-      </w:r>
-      <w:proofErr w:type="spellStart"/>
-      <w:r>
-        <w:t>principales</w:t>
-      </w:r>
-      <w:proofErr w:type="spellEnd"/>
-    </w:p>
-    <w:p>
+      <w:r>
+        <w:t>3 Elementos estructurales principales</w:t>
+      </w:r>
       <w:r>
         <w:t>//</w:t>
       </w:r>
-      <w:r>
-        <w:t xml:space="preserve">3 </w:t>
-      </w:r>
-      <w:proofErr w:type="spellStart"/>
-      <w:r>
-        <w:t>Elementos</w:t>
-      </w:r>
-      <w:proofErr w:type="spellEnd"/>
-      <w:r>
-        <w:t xml:space="preserve"> </w:t>
-      </w:r>
-      <w:proofErr w:type="spellStart"/>
-      <w:r>
-        <w:t>estructurales</w:t>
-      </w:r>
-      <w:proofErr w:type="spellEnd"/>
-      <w:r>
-        <w:t xml:space="preserve"> </w:t>
-      </w:r>
-      <w:proofErr w:type="spellStart"/>
-      <w:r>
-        <w:t>principales</w:t>
-      </w:r>
-      <w:proofErr w:type="spellEnd"/>
+    </w:p>
+    <w:p>
+      <w:pPr>
+        <w:pStyle w:val="Ttulo2"/>
+      </w:pPr>
+      <w:r>
+        <w:t>::CHILD:: SI 6.4 - Elementos estructurales secundarios</w:t>
+      </w:r>
+    </w:p>
+    <w:p>
       <w:r>
         <w:t>//</w:t>
       </w:r>
-    </w:p>
-    <w:p>
-      <w:pPr>
-        <w:pStyle w:val="Ttulo2"/>
-      </w:pPr>
-      <w:r>
-        <w:t xml:space="preserve">::CHILD:: SI 6.4 - </w:t>
-      </w:r>
-      <w:proofErr w:type="spellStart"/>
-      <w:r>
-        <w:t>Elementos</w:t>
-      </w:r>
-      <w:proofErr w:type="spellEnd"/>
-      <w:r>
-        <w:t xml:space="preserve"> </w:t>
-      </w:r>
-      <w:proofErr w:type="spellStart"/>
-      <w:r>
-        <w:t>estructurales</w:t>
-      </w:r>
-      <w:proofErr w:type="spellEnd"/>
-      <w:r>
-        <w:t xml:space="preserve"> </w:t>
-      </w:r>
-      <w:proofErr w:type="spellStart"/>
-      <w:r>
-        <w:t>secundarios</w:t>
-      </w:r>
-      <w:proofErr w:type="spellEnd"/>
-    </w:p>
-    <w:p>
+      <w:r>
+        <w:t>4 Elementos estructurales secundarios</w:t>
+      </w:r>
       <w:r>
         <w:t>//</w:t>
       </w:r>
-      <w:r>
-        <w:t xml:space="preserve">4 </w:t>
-      </w:r>
-      <w:proofErr w:type="spellStart"/>
-      <w:r>
-        <w:t>Elementos</w:t>
-      </w:r>
-      <w:proofErr w:type="spellEnd"/>
-      <w:r>
-        <w:t xml:space="preserve"> </w:t>
-      </w:r>
-      <w:proofErr w:type="spellStart"/>
-      <w:r>
-        <w:t>estructurales</w:t>
-      </w:r>
-      <w:proofErr w:type="spellEnd"/>
-      <w:r>
-        <w:t xml:space="preserve"> </w:t>
-      </w:r>
-      <w:proofErr w:type="spellStart"/>
-      <w:r>
-        <w:t>secundarios</w:t>
-      </w:r>
-      <w:proofErr w:type="spellEnd"/>
+    </w:p>
+    <w:p>
+      <w:pPr>
+        <w:pStyle w:val="Ttulo2"/>
+      </w:pPr>
+      <w:r>
+        <w:t>::CHILD:: SI 6.6 - Determinacion resistència</w:t>
+      </w:r>
+    </w:p>
+    <w:p>
       <w:r>
         <w:t>//</w:t>
       </w:r>
-    </w:p>
-    <w:p>
-      <w:pPr>
-        <w:pStyle w:val="Ttulo2"/>
-      </w:pPr>
-      <w:r>
-        <w:t xml:space="preserve">::CHILD:: SI 6.6 - </w:t>
-      </w:r>
-      <w:proofErr w:type="spellStart"/>
-      <w:r>
-        <w:t>Determinacion</w:t>
-      </w:r>
-      <w:proofErr w:type="spellEnd"/>
-      <w:r>
-        <w:t xml:space="preserve"> resistència</w:t>
-      </w:r>
-    </w:p>
-    <w:p>
-      <w:r>
-        <w:t>//</w:t>
-      </w:r>
-      <w:r>
-        <w:t xml:space="preserve">6 </w:t>
-      </w:r>
-      <w:proofErr w:type="spellStart"/>
-      <w:r>
-        <w:t>Determinación</w:t>
-      </w:r>
-      <w:proofErr w:type="spellEnd"/>
-      <w:r>
-        <w:t xml:space="preserve"> de la </w:t>
-      </w:r>
-      <w:proofErr w:type="spellStart"/>
-      <w:r>
-        <w:t>resistencia</w:t>
-      </w:r>
-      <w:proofErr w:type="spellEnd"/>
-      <w:r>
-        <w:t xml:space="preserve"> al </w:t>
-      </w:r>
-      <w:proofErr w:type="spellStart"/>
-      <w:r>
-        <w:t>fuego</w:t>
-      </w:r>
-      <w:proofErr w:type="spellEnd"/>
+      <w:r>
+        <w:t>6 Determinación de la resistencia al fuego</w:t>
+      </w:r>
       <w:r>
         <w:t>//</w:t>
       </w:r>
@@ -7436,13 +3774,8 @@
         <w:pStyle w:val="Ttulo2"/>
       </w:pPr>
       <w:r>
-        <w:t xml:space="preserve">Alçades </w:t>
-      </w:r>
-      <w:proofErr w:type="spellStart"/>
-      <w:r>
-        <w:t>minimes</w:t>
-      </w:r>
-      <w:proofErr w:type="spellEnd"/>
+        <w:t>Alçades minimes</w:t>
+      </w:r>
     </w:p>
     <w:p>
       <w:r>
@@ -7520,28 +3853,12 @@
         <w:pStyle w:val="Ttulo2"/>
       </w:pPr>
       <w:r>
-        <w:t xml:space="preserve">Sabó i </w:t>
-      </w:r>
-      <w:proofErr w:type="spellStart"/>
-      <w:r>
-        <w:t>secamans</w:t>
-      </w:r>
-      <w:proofErr w:type="spellEnd"/>
-      <w:r>
-        <w:t xml:space="preserve"> lavabos</w:t>
-      </w:r>
-    </w:p>
-    <w:p>
-      <w:r>
-        <w:t xml:space="preserve">Tots els lavabos han de disposar de sabó de mans i </w:t>
-      </w:r>
-      <w:proofErr w:type="spellStart"/>
-      <w:r>
-        <w:t>secamans</w:t>
-      </w:r>
-      <w:proofErr w:type="spellEnd"/>
-      <w:r>
-        <w:t>.</w:t>
+        <w:t>Sabó i secamans lavabos</w:t>
+      </w:r>
+    </w:p>
+    <w:p>
+      <w:r>
+        <w:t>Tots els lavabos han de disposar de sabó de mans i secamans.</w:t>
       </w:r>
     </w:p>
     <w:p>
@@ -7700,85 +4017,8 @@
         <w:t>//</w:t>
       </w:r>
       <w:r>
-        <w:t xml:space="preserve">El </w:t>
-      </w:r>
-      <w:proofErr w:type="spellStart"/>
-      <w:r>
-        <w:t>remate</w:t>
-      </w:r>
-      <w:proofErr w:type="spellEnd"/>
-      <w:r>
-        <w:t xml:space="preserve"> </w:t>
-      </w:r>
-      <w:proofErr w:type="spellStart"/>
-      <w:r>
-        <w:t>debe</w:t>
-      </w:r>
-      <w:proofErr w:type="spellEnd"/>
-      <w:r>
-        <w:t xml:space="preserve"> </w:t>
-      </w:r>
-      <w:proofErr w:type="spellStart"/>
-      <w:r>
-        <w:t>elevarse</w:t>
-      </w:r>
-      <w:proofErr w:type="spellEnd"/>
-      <w:r>
-        <w:t xml:space="preserve"> </w:t>
-      </w:r>
-      <w:proofErr w:type="spellStart"/>
-      <w:r>
-        <w:t>más</w:t>
-      </w:r>
-      <w:proofErr w:type="spellEnd"/>
-      <w:r>
-        <w:t xml:space="preserve"> de 1 m por encima de la </w:t>
-      </w:r>
-      <w:proofErr w:type="spellStart"/>
-      <w:r>
-        <w:t>parte</w:t>
-      </w:r>
-      <w:proofErr w:type="spellEnd"/>
-      <w:r>
-        <w:t xml:space="preserve"> </w:t>
-      </w:r>
-      <w:proofErr w:type="spellStart"/>
-      <w:r>
-        <w:t>más</w:t>
-      </w:r>
-      <w:proofErr w:type="spellEnd"/>
-      <w:r>
-        <w:t xml:space="preserve"> alta de </w:t>
-      </w:r>
-      <w:proofErr w:type="spellStart"/>
-      <w:r>
-        <w:t>cualquier</w:t>
-      </w:r>
-      <w:proofErr w:type="spellEnd"/>
-      <w:r>
-        <w:t xml:space="preserve"> </w:t>
-      </w:r>
-      <w:proofErr w:type="spellStart"/>
-      <w:r>
-        <w:t>edificación</w:t>
-      </w:r>
-      <w:proofErr w:type="spellEnd"/>
-      <w:r>
-        <w:t xml:space="preserve"> situada en un radio inferior a 10 m respecto a la </w:t>
-      </w:r>
-      <w:proofErr w:type="spellStart"/>
-      <w:r>
-        <w:t>salida</w:t>
-      </w:r>
-      <w:proofErr w:type="spellEnd"/>
-      <w:r>
-        <w:t xml:space="preserve"> de la </w:t>
-      </w:r>
-      <w:proofErr w:type="spellStart"/>
-      <w:r>
-        <w:t>chimenea</w:t>
-      </w:r>
-      <w:proofErr w:type="spellEnd"/>
+        <w:t>El remate debe elevarse más de 1 m por encima de la parte más alta de cualquier edificación situada en un radio inferior a 10 m respecto a la salida de la chimenea</w:t>
+      </w:r>
       <w:r>
         <w:t>//</w:t>
       </w:r>
@@ -7801,61 +4041,8 @@
       <w:r>
         <w:t>//</w:t>
       </w:r>
-      <w:proofErr w:type="spellStart"/>
-      <w:r>
-        <w:t>Deben</w:t>
-      </w:r>
-      <w:proofErr w:type="spellEnd"/>
-      <w:r>
-        <w:t xml:space="preserve"> </w:t>
-      </w:r>
-      <w:proofErr w:type="spellStart"/>
-      <w:r>
-        <w:t>llevarse</w:t>
-      </w:r>
-      <w:proofErr w:type="spellEnd"/>
-      <w:r>
-        <w:t xml:space="preserve"> a cabo la </w:t>
-      </w:r>
-      <w:proofErr w:type="spellStart"/>
-      <w:r>
-        <w:t>limpieza</w:t>
-      </w:r>
-      <w:proofErr w:type="spellEnd"/>
-      <w:r>
-        <w:t xml:space="preserve"> de la </w:t>
-      </w:r>
-      <w:proofErr w:type="spellStart"/>
-      <w:r>
-        <w:t>chimenea</w:t>
-      </w:r>
-      <w:proofErr w:type="spellEnd"/>
-      <w:r>
-        <w:t xml:space="preserve"> y del </w:t>
-      </w:r>
-      <w:proofErr w:type="spellStart"/>
-      <w:r>
-        <w:t>conducto</w:t>
-      </w:r>
-      <w:proofErr w:type="spellEnd"/>
-      <w:r>
-        <w:t xml:space="preserve"> de </w:t>
-      </w:r>
-      <w:proofErr w:type="spellStart"/>
-      <w:r>
-        <w:t>unión</w:t>
-      </w:r>
-      <w:proofErr w:type="spellEnd"/>
-      <w:r>
-        <w:t xml:space="preserve"> con </w:t>
-      </w:r>
-      <w:proofErr w:type="spellStart"/>
-      <w:r>
-        <w:t>periodicidad</w:t>
-      </w:r>
-      <w:proofErr w:type="spellEnd"/>
-      <w:r>
-        <w:t xml:space="preserve"> mínima anual</w:t>
+      <w:r>
+        <w:t>Deben llevarse a cabo la limpieza de la chimenea y del conducto de unión con periodicidad mínima anual</w:t>
       </w:r>
       <w:r>
         <w:t>//</w:t>
@@ -7880,111 +4067,7 @@
         <w:t>//</w:t>
       </w:r>
       <w:r>
-        <w:t xml:space="preserve">Se </w:t>
-      </w:r>
-      <w:proofErr w:type="spellStart"/>
-      <w:r>
-        <w:t>debe</w:t>
-      </w:r>
-      <w:proofErr w:type="spellEnd"/>
-      <w:r>
-        <w:t xml:space="preserve"> verificar que se </w:t>
-      </w:r>
-      <w:proofErr w:type="spellStart"/>
-      <w:r>
-        <w:t>mantienen</w:t>
-      </w:r>
-      <w:proofErr w:type="spellEnd"/>
-      <w:r>
-        <w:t xml:space="preserve"> las condiciones </w:t>
-      </w:r>
-      <w:proofErr w:type="spellStart"/>
-      <w:r>
-        <w:t>iniciales</w:t>
-      </w:r>
-      <w:proofErr w:type="spellEnd"/>
-      <w:r>
-        <w:t xml:space="preserve"> de </w:t>
-      </w:r>
-      <w:proofErr w:type="spellStart"/>
-      <w:r>
-        <w:t>estanquidad</w:t>
-      </w:r>
-      <w:proofErr w:type="spellEnd"/>
-      <w:r>
-        <w:t xml:space="preserve"> del sistema, </w:t>
-      </w:r>
-      <w:proofErr w:type="spellStart"/>
-      <w:r>
-        <w:t>prestando</w:t>
-      </w:r>
-      <w:proofErr w:type="spellEnd"/>
-      <w:r>
-        <w:t xml:space="preserve"> especial </w:t>
-      </w:r>
-      <w:proofErr w:type="spellStart"/>
-      <w:r>
-        <w:t>atención</w:t>
-      </w:r>
-      <w:proofErr w:type="spellEnd"/>
-      <w:r>
-        <w:t xml:space="preserve"> a los </w:t>
-      </w:r>
-      <w:proofErr w:type="spellStart"/>
-      <w:r>
-        <w:t>puntos</w:t>
-      </w:r>
-      <w:proofErr w:type="spellEnd"/>
-      <w:r>
-        <w:t xml:space="preserve"> de </w:t>
-      </w:r>
-      <w:proofErr w:type="spellStart"/>
-      <w:r>
-        <w:t>unión</w:t>
-      </w:r>
-      <w:proofErr w:type="spellEnd"/>
-      <w:r>
-        <w:t xml:space="preserve"> entre los </w:t>
-      </w:r>
-      <w:proofErr w:type="spellStart"/>
-      <w:r>
-        <w:t>elementos</w:t>
-      </w:r>
-      <w:proofErr w:type="spellEnd"/>
-      <w:r>
-        <w:t xml:space="preserve">, y al possible deterioro de las </w:t>
-      </w:r>
-      <w:proofErr w:type="spellStart"/>
-      <w:r>
-        <w:t>juntas</w:t>
-      </w:r>
-      <w:proofErr w:type="spellEnd"/>
-      <w:r>
-        <w:t xml:space="preserve"> de </w:t>
-      </w:r>
-      <w:proofErr w:type="spellStart"/>
-      <w:r>
-        <w:t>estanquidad</w:t>
-      </w:r>
-      <w:proofErr w:type="spellEnd"/>
-      <w:r>
-        <w:t xml:space="preserve">, si las </w:t>
-      </w:r>
-      <w:proofErr w:type="spellStart"/>
-      <w:r>
-        <w:t>hubiera</w:t>
-      </w:r>
-      <w:proofErr w:type="spellEnd"/>
-      <w:r>
-        <w:t xml:space="preserve">, con </w:t>
-      </w:r>
-      <w:proofErr w:type="spellStart"/>
-      <w:r>
-        <w:t>periodicidad</w:t>
-      </w:r>
-      <w:proofErr w:type="spellEnd"/>
-      <w:r>
-        <w:t xml:space="preserve"> mínima anual</w:t>
+        <w:t>Se debe verificar que se mantienen las condiciones iniciales de estanquidad del sistema, prestando especial atención a los puntos de unión entre los elementos, y al possible deterioro de las juntas de estanquidad, si las hubiera, con periodicidad mínima anual</w:t>
       </w:r>
       <w:r>
         <w:t>//</w:t>
@@ -8030,15 +4113,7 @@
     </w:p>
     <w:p>
       <w:r>
-        <w:t xml:space="preserve">Campana. S’ha de justificar mitjançant documentació del producte que els ventiladors compleixen amb les especificacions de la norma UNE-EN 12101-3: 2016 “Especificacions per a </w:t>
-      </w:r>
-      <w:proofErr w:type="spellStart"/>
-      <w:r>
-        <w:t>airejadors</w:t>
-      </w:r>
-      <w:proofErr w:type="spellEnd"/>
-      <w:r>
-        <w:t xml:space="preserve"> extractors de fums i calor mecànics.” i tenen una classificació F400 90.</w:t>
+        <w:t>Campana. S’ha de justificar mitjançant documentació del producte que els ventiladors compleixen amb les especificacions de la norma UNE-EN 12101-3: 2016 “Especificacions per a airejadors extractors de fums i calor mecànics.” i tenen una classificació F400 90.</w:t>
       </w:r>
     </w:p>
     <w:p>
@@ -8091,29 +4166,35 @@
         <w:t xml:space="preserve"> de l’Ordenança relativa a la intervenció administrativa municipal en les activitats de Cornellà de Llobregat </w:t>
       </w:r>
       <w:r>
-        <w:t>tots els locals on hi hagi producció de fum per ignició hauran de disposar d’un sistema mecànic d’extracció d’aire dirigit a la coberta de l’edifici. Aquest mecanisme mecànic d’extracció ha d’abastir tant la sala principal com el vestíbul d’entrada, si en disposa. El sistema d’extracció ha d’estar en marxa durant l’horari d’obertura de l’activitat i les portes i finestres del local permanentment tancades</w:t>
-      </w:r>
-      <w:r>
-        <w:t>.</w:t>
-      </w:r>
-      <w:r>
-        <w:t xml:space="preserve"> S’ha d’executar el sistema mecànic d’extracció o presentar un certificat signat pel titular de l’activitat indicant que no es produirà fum per ignició dins l’activitat.</w:t>
-      </w:r>
-    </w:p>
-    <w:p>
-      <w:pPr>
-        <w:pStyle w:val="Ttulo2"/>
-      </w:pPr>
-      <w:r>
-        <w:t>Elaboració menjar a domicili</w:t>
-      </w:r>
-    </w:p>
-    <w:p>
-      <w:r>
-        <w:t>Elaboració menjar a domicili. Segons l’article 11.10 de l’Ordenança relativa a la intervenció administrativa municipal en les activitats de Cornellà de Llobregat no es permet l’elaboració de menjars en domicilis privats per a la seva comercialització.</w:t>
+        <w:t xml:space="preserve">tots els locals on hi hagi producció de fum per ignició hauran de disposar d’un sistema mecànic d’extracció d’aire dirigit a la coberta de l’edifici. Aquest </w:t>
+      </w:r>
+      <w:r>
+        <w:t>sistema</w:t>
       </w:r>
       <w:bookmarkStart w:id="0" w:name="_GoBack"/>
       <w:bookmarkEnd w:id="0"/>
+      <w:r>
+        <w:t xml:space="preserve"> mecànic d’extracció ha d’abastir tant la sala principal com el vestíbul d’entrada, si en disposa. El sistema d’extracció ha d’estar en marxa durant l’horari d’obertura de l’activitat i les portes i finestres del local permanentment tancades</w:t>
+      </w:r>
+      <w:r>
+        <w:t>.</w:t>
+      </w:r>
+      <w:r>
+        <w:t xml:space="preserve"> S’ha d’executar el sistema mecànic d’extracció o presentar un certificat signat pel titular de l’activitat indicant que no es produirà fum per ignició dins l’activitat.</w:t>
+      </w:r>
+    </w:p>
+    <w:p>
+      <w:pPr>
+        <w:pStyle w:val="Ttulo2"/>
+      </w:pPr>
+      <w:r>
+        <w:t>Elaboració menjar a domicili</w:t>
+      </w:r>
+    </w:p>
+    <w:p>
+      <w:r>
+        <w:t>Elaboració menjar a domicili. Segons l’article 11.10 de l’Ordenança relativa a la intervenció administrativa municipal en les activitats de Cornellà de Llobregat no es permet l’elaboració de menjars en domicilis privats per a la seva comercialització.</w:t>
+      </w:r>
     </w:p>
     <w:p>
       <w:pPr>
@@ -8484,69 +4565,8 @@
         <w:t>//</w:t>
       </w:r>
       <w:r>
-        <w:t xml:space="preserve">REGLAMENTO DE SEGURIDAD CONTRA INCENDIOS EN LOS ESTABLECIMIENTOS INDUSTRIALES (RSCIEI) La </w:t>
-      </w:r>
-      <w:proofErr w:type="spellStart"/>
-      <w:r>
-        <w:t>distribución</w:t>
-      </w:r>
-      <w:proofErr w:type="spellEnd"/>
-      <w:r>
-        <w:t xml:space="preserve"> de los </w:t>
-      </w:r>
-      <w:proofErr w:type="spellStart"/>
-      <w:r>
-        <w:t>materiales</w:t>
-      </w:r>
-      <w:proofErr w:type="spellEnd"/>
-      <w:r>
-        <w:t xml:space="preserve"> combustibles en las </w:t>
-      </w:r>
-      <w:proofErr w:type="spellStart"/>
-      <w:r>
-        <w:t>áreas</w:t>
-      </w:r>
-      <w:proofErr w:type="spellEnd"/>
-      <w:r>
-        <w:t xml:space="preserve"> de incendio en </w:t>
-      </w:r>
-      <w:proofErr w:type="spellStart"/>
-      <w:r>
-        <w:t>configuraciones</w:t>
-      </w:r>
-      <w:proofErr w:type="spellEnd"/>
-      <w:r>
-        <w:t xml:space="preserve"> de tipo D y de tipo E </w:t>
-      </w:r>
-      <w:proofErr w:type="spellStart"/>
-      <w:r>
-        <w:t>deberán</w:t>
-      </w:r>
-      <w:proofErr w:type="spellEnd"/>
-      <w:r>
-        <w:t xml:space="preserve"> </w:t>
-      </w:r>
-      <w:proofErr w:type="spellStart"/>
-      <w:r>
-        <w:t>cumplir</w:t>
-      </w:r>
-      <w:proofErr w:type="spellEnd"/>
-      <w:r>
-        <w:t xml:space="preserve"> los </w:t>
-      </w:r>
-      <w:proofErr w:type="spellStart"/>
-      <w:r>
-        <w:t>siguientes</w:t>
-      </w:r>
-      <w:proofErr w:type="spellEnd"/>
-      <w:r>
-        <w:t xml:space="preserve"> </w:t>
-      </w:r>
-      <w:proofErr w:type="spellStart"/>
-      <w:r>
-        <w:t>requisitos</w:t>
-      </w:r>
-      <w:proofErr w:type="spellEnd"/>
+        <w:t>REGLAMENTO DE SEGURIDAD CONTRA INCENDIOS EN LOS ESTABLECIMIENTOS INDUSTRIALES (RSCIEI) La distribución de los materiales combustibles en las áreas de incendio en configuraciones de tipo D y de tipo E deberán cumplir los siguientes requisitos</w:t>
+      </w:r>
       <w:r>
         <w:t>//</w:t>
       </w:r>
@@ -8559,15 +4579,7 @@
         <w:pStyle w:val="Ttulo2"/>
       </w:pPr>
       <w:r>
-        <w:t xml:space="preserve">::CHILD:: Pila - superfície </w:t>
-      </w:r>
-      <w:proofErr w:type="spellStart"/>
-      <w:r>
-        <w:t>max</w:t>
-      </w:r>
-      <w:proofErr w:type="spellEnd"/>
-      <w:r>
-        <w:t xml:space="preserve"> 500 m2</w:t>
+        <w:t>::CHILD:: Pila - superfície max 500 m2</w:t>
       </w:r>
     </w:p>
     <w:p>
@@ -8575,23 +4587,7 @@
         <w:t>//</w:t>
       </w:r>
       <w:r>
-        <w:t xml:space="preserve">1º </w:t>
-      </w:r>
-      <w:proofErr w:type="spellStart"/>
-      <w:r>
-        <w:t>Superficie</w:t>
-      </w:r>
-      <w:proofErr w:type="spellEnd"/>
-      <w:r>
-        <w:t xml:space="preserve"> </w:t>
-      </w:r>
-      <w:proofErr w:type="spellStart"/>
-      <w:r>
-        <w:t>máxima</w:t>
-      </w:r>
-      <w:proofErr w:type="spellEnd"/>
-      <w:r>
-        <w:t xml:space="preserve"> de cada pila: 500 m2.</w:t>
+        <w:t>1º Superficie máxima de cada pila: 500 m2.</w:t>
       </w:r>
       <w:r>
         <w:t>//</w:t>
@@ -8602,15 +4598,7 @@
         <w:pStyle w:val="Ttulo2"/>
       </w:pPr>
       <w:r>
-        <w:t xml:space="preserve">::CHILD:: Pila - volum </w:t>
-      </w:r>
-      <w:proofErr w:type="spellStart"/>
-      <w:r>
-        <w:t>max</w:t>
-      </w:r>
-      <w:proofErr w:type="spellEnd"/>
-      <w:r>
-        <w:t xml:space="preserve"> 3500 m3</w:t>
+        <w:t>::CHILD:: Pila - volum max 3500 m3</w:t>
       </w:r>
     </w:p>
     <w:p>
@@ -8618,23 +4606,7 @@
         <w:t>//</w:t>
       </w:r>
       <w:r>
-        <w:t xml:space="preserve">2º </w:t>
-      </w:r>
-      <w:proofErr w:type="spellStart"/>
-      <w:r>
-        <w:t>Volumen</w:t>
-      </w:r>
-      <w:proofErr w:type="spellEnd"/>
-      <w:r>
-        <w:t xml:space="preserve"> </w:t>
-      </w:r>
-      <w:proofErr w:type="spellStart"/>
-      <w:r>
-        <w:t>máximo</w:t>
-      </w:r>
-      <w:proofErr w:type="spellEnd"/>
-      <w:r>
-        <w:t xml:space="preserve"> de cada pila: 3500 m3.</w:t>
+        <w:t>2º Volumen máximo de cada pila: 3500 m3.</w:t>
       </w:r>
       <w:r>
         <w:t>//</w:t>
@@ -8645,15 +4617,7 @@
         <w:pStyle w:val="Ttulo2"/>
       </w:pPr>
       <w:r>
-        <w:t xml:space="preserve">::CHILD:: Pila - alçada </w:t>
-      </w:r>
-      <w:proofErr w:type="spellStart"/>
-      <w:r>
-        <w:t>max</w:t>
-      </w:r>
-      <w:proofErr w:type="spellEnd"/>
-      <w:r>
-        <w:t xml:space="preserve"> 15 m</w:t>
+        <w:t>::CHILD:: Pila - alçada max 15 m</w:t>
       </w:r>
     </w:p>
     <w:p>
@@ -8661,15 +4625,7 @@
         <w:t>//</w:t>
       </w:r>
       <w:r>
-        <w:t xml:space="preserve">3º Altura </w:t>
-      </w:r>
-      <w:proofErr w:type="spellStart"/>
-      <w:r>
-        <w:t>máxima</w:t>
-      </w:r>
-      <w:proofErr w:type="spellEnd"/>
-      <w:r>
-        <w:t xml:space="preserve"> de cada pila: 15 m.</w:t>
+        <w:t>3º Altura máxima de cada pila: 15 m.</w:t>
       </w:r>
       <w:r>
         <w:t>//</w:t>
@@ -8681,60 +4637,15 @@
       </w:pPr>
       <w:r>
         <w:lastRenderedPageBreak/>
-        <w:t xml:space="preserve">::CHILD:: Pila - longitud segons </w:t>
-      </w:r>
-      <w:proofErr w:type="spellStart"/>
-      <w:r>
-        <w:t>passadis</w:t>
-      </w:r>
-      <w:proofErr w:type="spellEnd"/>
+        <w:t>::CHILD:: Pila - longitud segons passadis</w:t>
+      </w:r>
     </w:p>
     <w:p>
       <w:r>
         <w:t>//</w:t>
       </w:r>
       <w:r>
-        <w:t xml:space="preserve">4º Longitud </w:t>
-      </w:r>
-      <w:proofErr w:type="spellStart"/>
-      <w:r>
-        <w:t>máxima</w:t>
-      </w:r>
-      <w:proofErr w:type="spellEnd"/>
-      <w:r>
-        <w:t xml:space="preserve"> de cada pila: 45 m si el </w:t>
-      </w:r>
-      <w:proofErr w:type="spellStart"/>
-      <w:r>
-        <w:t>pasillo</w:t>
-      </w:r>
-      <w:proofErr w:type="spellEnd"/>
-      <w:r>
-        <w:t xml:space="preserve"> entre </w:t>
-      </w:r>
-      <w:proofErr w:type="spellStart"/>
-      <w:r>
-        <w:t>pilas</w:t>
-      </w:r>
-      <w:proofErr w:type="spellEnd"/>
-      <w:r>
-        <w:t xml:space="preserve"> es ≥ 2,5 m; 20 m si el </w:t>
-      </w:r>
-      <w:proofErr w:type="spellStart"/>
-      <w:r>
-        <w:t>pasillo</w:t>
-      </w:r>
-      <w:proofErr w:type="spellEnd"/>
-      <w:r>
-        <w:t xml:space="preserve"> entre </w:t>
-      </w:r>
-      <w:proofErr w:type="spellStart"/>
-      <w:r>
-        <w:t>pilas</w:t>
-      </w:r>
-      <w:proofErr w:type="spellEnd"/>
-      <w:r>
-        <w:t xml:space="preserve"> es ≥ 1,5 m.</w:t>
+        <w:t>4º Longitud máxima de cada pila: 45 m si el pasillo entre pilas es ≥ 2,5 m; 20 m si el pasillo entre pilas es ≥ 1,5 m.</w:t>
       </w:r>
       <w:r>
         <w:t>//</w:t>
@@ -8745,15 +4656,7 @@
         <w:pStyle w:val="Ttulo2"/>
       </w:pPr>
       <w:r>
-        <w:t xml:space="preserve">RSCIEI - evacuació i </w:t>
-      </w:r>
-      <w:proofErr w:type="spellStart"/>
-      <w:r>
-        <w:t>senyalitzacio</w:t>
-      </w:r>
-      <w:proofErr w:type="spellEnd"/>
-      <w:r>
-        <w:t xml:space="preserve"> (Annex II 6.5)</w:t>
+        <w:t>RSCIEI - evacuació i senyalitzacio (Annex II 6.5)</w:t>
       </w:r>
     </w:p>
     <w:p>
@@ -8764,93 +4667,8 @@
         <w:t>//</w:t>
       </w:r>
       <w:r>
-        <w:t xml:space="preserve">Las </w:t>
-      </w:r>
-      <w:proofErr w:type="spellStart"/>
-      <w:r>
-        <w:t>disposiciones</w:t>
-      </w:r>
-      <w:proofErr w:type="spellEnd"/>
-      <w:r>
-        <w:t xml:space="preserve"> en </w:t>
-      </w:r>
-      <w:proofErr w:type="spellStart"/>
-      <w:r>
-        <w:t>materia</w:t>
-      </w:r>
-      <w:proofErr w:type="spellEnd"/>
-      <w:r>
-        <w:t xml:space="preserve"> de </w:t>
-      </w:r>
-      <w:proofErr w:type="spellStart"/>
-      <w:r>
-        <w:t>evacuación</w:t>
-      </w:r>
-      <w:proofErr w:type="spellEnd"/>
-      <w:r>
-        <w:t xml:space="preserve"> y </w:t>
-      </w:r>
-      <w:proofErr w:type="spellStart"/>
-      <w:r>
-        <w:t>señalización</w:t>
-      </w:r>
-      <w:proofErr w:type="spellEnd"/>
-      <w:r>
-        <w:t xml:space="preserve"> en los </w:t>
-      </w:r>
-      <w:proofErr w:type="spellStart"/>
-      <w:r>
-        <w:t>establecimientos</w:t>
-      </w:r>
-      <w:proofErr w:type="spellEnd"/>
-      <w:r>
-        <w:t xml:space="preserve"> </w:t>
-      </w:r>
-      <w:proofErr w:type="spellStart"/>
-      <w:r>
-        <w:t>industriales</w:t>
-      </w:r>
-      <w:proofErr w:type="spellEnd"/>
-      <w:r>
-        <w:t xml:space="preserve"> que estén </w:t>
-      </w:r>
-      <w:proofErr w:type="spellStart"/>
-      <w:r>
-        <w:t>ubicados</w:t>
-      </w:r>
-      <w:proofErr w:type="spellEnd"/>
-      <w:r>
-        <w:t xml:space="preserve"> en </w:t>
-      </w:r>
-      <w:proofErr w:type="spellStart"/>
-      <w:r>
-        <w:t>configuraciones</w:t>
-      </w:r>
-      <w:proofErr w:type="spellEnd"/>
-      <w:r>
-        <w:t xml:space="preserve"> de tipo D y E [...] </w:t>
-      </w:r>
-      <w:proofErr w:type="spellStart"/>
-      <w:r>
-        <w:t>cumplirán</w:t>
-      </w:r>
-      <w:proofErr w:type="spellEnd"/>
-      <w:r>
-        <w:t xml:space="preserve"> los </w:t>
-      </w:r>
-      <w:proofErr w:type="spellStart"/>
-      <w:r>
-        <w:t>requisitos</w:t>
-      </w:r>
-      <w:proofErr w:type="spellEnd"/>
-      <w:r>
-        <w:t xml:space="preserve"> </w:t>
-      </w:r>
-      <w:proofErr w:type="spellStart"/>
-      <w:r>
-        <w:t>siguientes</w:t>
-      </w:r>
-      <w:proofErr w:type="spellEnd"/>
+        <w:t>Las disposiciones en materia de evacuación y señalización en los establecimientos industriales que estén ubicados en configuraciones de tipo D y E [...] cumplirán los requisitos siguientes</w:t>
+      </w:r>
       <w:r>
         <w:t>//</w:t>
       </w:r>
@@ -8870,21 +4688,8 @@
       <w:r>
         <w:t>//</w:t>
       </w:r>
-      <w:proofErr w:type="spellStart"/>
-      <w:r>
-        <w:t>Anchura</w:t>
-      </w:r>
-      <w:proofErr w:type="spellEnd"/>
-      <w:r>
-        <w:t xml:space="preserve"> de la franja perimetral: la altura de la pila y como </w:t>
-      </w:r>
-      <w:proofErr w:type="spellStart"/>
-      <w:r>
-        <w:t>mínimo</w:t>
-      </w:r>
-      <w:proofErr w:type="spellEnd"/>
-      <w:r>
-        <w:t xml:space="preserve"> 5 m.</w:t>
+      <w:r>
+        <w:t>Anchura de la franja perimetral: la altura de la pila y como mínimo 5 m.</w:t>
       </w:r>
       <w:r>
         <w:t>//</w:t>
@@ -8902,37 +4707,8 @@
       <w:r>
         <w:t>//</w:t>
       </w:r>
-      <w:proofErr w:type="spellStart"/>
-      <w:r>
-        <w:t>Anchura</w:t>
-      </w:r>
-      <w:proofErr w:type="spellEnd"/>
-      <w:r>
-        <w:t xml:space="preserve"> para </w:t>
-      </w:r>
-      <w:proofErr w:type="spellStart"/>
-      <w:r>
-        <w:t>caminos</w:t>
-      </w:r>
-      <w:proofErr w:type="spellEnd"/>
-      <w:r>
-        <w:t xml:space="preserve"> de </w:t>
-      </w:r>
-      <w:proofErr w:type="spellStart"/>
-      <w:r>
-        <w:t>acceso</w:t>
-      </w:r>
-      <w:proofErr w:type="spellEnd"/>
-      <w:r>
-        <w:t xml:space="preserve"> de </w:t>
-      </w:r>
-      <w:proofErr w:type="spellStart"/>
-      <w:r>
-        <w:t>emergencia</w:t>
-      </w:r>
-      <w:proofErr w:type="spellEnd"/>
-      <w:r>
-        <w:t>: 4,5 m</w:t>
+      <w:r>
+        <w:t>Anchura para caminos de acceso de emergencia: 4,5 m</w:t>
       </w:r>
       <w:r>
         <w:t>//</w:t>
@@ -8950,37 +4726,8 @@
       <w:r>
         <w:t>//</w:t>
       </w:r>
-      <w:proofErr w:type="spellStart"/>
-      <w:r>
-        <w:t>Separación</w:t>
-      </w:r>
-      <w:proofErr w:type="spellEnd"/>
-      <w:r>
-        <w:t xml:space="preserve"> </w:t>
-      </w:r>
-      <w:proofErr w:type="spellStart"/>
-      <w:r>
-        <w:t>máxima</w:t>
-      </w:r>
-      <w:proofErr w:type="spellEnd"/>
-      <w:r>
-        <w:t xml:space="preserve"> entre </w:t>
-      </w:r>
-      <w:proofErr w:type="spellStart"/>
-      <w:r>
-        <w:t>caminos</w:t>
-      </w:r>
-      <w:proofErr w:type="spellEnd"/>
-      <w:r>
-        <w:t xml:space="preserve"> de </w:t>
-      </w:r>
-      <w:proofErr w:type="spellStart"/>
-      <w:r>
-        <w:t>emergencia</w:t>
-      </w:r>
-      <w:proofErr w:type="spellEnd"/>
-      <w:r>
-        <w:t>: 65 m</w:t>
+      <w:r>
+        <w:t>Separación máxima entre caminos de emergencia: 65 m</w:t>
       </w:r>
       <w:r>
         <w:t>//</w:t>
@@ -8998,29 +4745,8 @@
       <w:r>
         <w:t>//</w:t>
       </w:r>
-      <w:proofErr w:type="spellStart"/>
-      <w:r>
-        <w:t>Anchura</w:t>
-      </w:r>
-      <w:proofErr w:type="spellEnd"/>
-      <w:r>
-        <w:t xml:space="preserve"> mínima de </w:t>
-      </w:r>
-      <w:proofErr w:type="spellStart"/>
-      <w:r>
-        <w:t>pasillos</w:t>
-      </w:r>
-      <w:proofErr w:type="spellEnd"/>
-      <w:r>
-        <w:t xml:space="preserve"> entre </w:t>
-      </w:r>
-      <w:proofErr w:type="spellStart"/>
-      <w:r>
-        <w:t>pilas</w:t>
-      </w:r>
-      <w:proofErr w:type="spellEnd"/>
-      <w:r>
-        <w:t>: 1,5 m</w:t>
+      <w:r>
+        <w:t>Anchura mínima de pasillos entre pilas: 1,5 m</w:t>
       </w:r>
       <w:r>
         <w:t>//</w:t>
@@ -9487,122 +5213,10 @@
         <w:t>//</w:t>
       </w:r>
       <w:r>
-        <w:t xml:space="preserve">Real Decreto 486/1997, de 14 de abril, por el que se </w:t>
-      </w:r>
-      <w:proofErr w:type="spellStart"/>
-      <w:r>
-        <w:t>establecen</w:t>
-      </w:r>
-      <w:proofErr w:type="spellEnd"/>
-      <w:r>
-        <w:t xml:space="preserve"> las </w:t>
-      </w:r>
-      <w:proofErr w:type="spellStart"/>
-      <w:r>
-        <w:t>disposiciones</w:t>
-      </w:r>
-      <w:proofErr w:type="spellEnd"/>
-      <w:r>
-        <w:t xml:space="preserve"> </w:t>
-      </w:r>
-      <w:proofErr w:type="spellStart"/>
-      <w:r>
-        <w:t>mínimas</w:t>
-      </w:r>
-      <w:proofErr w:type="spellEnd"/>
-      <w:r>
-        <w:t xml:space="preserve"> de </w:t>
-      </w:r>
-      <w:proofErr w:type="spellStart"/>
-      <w:r>
-        <w:t>seguridad</w:t>
-      </w:r>
-      <w:proofErr w:type="spellEnd"/>
-      <w:r>
-        <w:t xml:space="preserve"> y </w:t>
-      </w:r>
-      <w:proofErr w:type="spellStart"/>
-      <w:r>
-        <w:t>salud</w:t>
-      </w:r>
-      <w:proofErr w:type="spellEnd"/>
-      <w:r>
-        <w:t xml:space="preserve"> en los </w:t>
-      </w:r>
-      <w:proofErr w:type="spellStart"/>
-      <w:r>
-        <w:t>lugares</w:t>
-      </w:r>
-      <w:proofErr w:type="spellEnd"/>
-      <w:r>
-        <w:t xml:space="preserve"> de </w:t>
-      </w:r>
-      <w:proofErr w:type="spellStart"/>
-      <w:r>
-        <w:t>trabajo</w:t>
-      </w:r>
-      <w:proofErr w:type="spellEnd"/>
-      <w:r>
-        <w:t xml:space="preserve">: “La </w:t>
-      </w:r>
-      <w:proofErr w:type="spellStart"/>
-      <w:r>
-        <w:t>anchura</w:t>
-      </w:r>
-      <w:proofErr w:type="spellEnd"/>
-      <w:r>
-        <w:t xml:space="preserve"> mínima de las </w:t>
-      </w:r>
-      <w:proofErr w:type="spellStart"/>
-      <w:r>
-        <w:t>puertas</w:t>
-      </w:r>
-      <w:proofErr w:type="spellEnd"/>
-      <w:r>
-        <w:t xml:space="preserve"> </w:t>
-      </w:r>
-      <w:proofErr w:type="spellStart"/>
-      <w:r>
-        <w:t>exteriores</w:t>
-      </w:r>
-      <w:proofErr w:type="spellEnd"/>
-      <w:r>
-        <w:t xml:space="preserve"> y de los </w:t>
-      </w:r>
-      <w:proofErr w:type="spellStart"/>
-      <w:r>
-        <w:t>pasillos</w:t>
-      </w:r>
-      <w:proofErr w:type="spellEnd"/>
-      <w:r>
-        <w:t xml:space="preserve"> </w:t>
-      </w:r>
-      <w:proofErr w:type="spellStart"/>
-      <w:r>
-        <w:t>será</w:t>
-      </w:r>
-      <w:proofErr w:type="spellEnd"/>
-      <w:r>
-        <w:t xml:space="preserve"> de 80 </w:t>
-      </w:r>
-      <w:proofErr w:type="spellStart"/>
-      <w:r>
-        <w:t>centímetros</w:t>
-      </w:r>
-      <w:proofErr w:type="spellEnd"/>
-      <w:r>
-        <w:t xml:space="preserve"> y 1 metro, </w:t>
-      </w:r>
-      <w:proofErr w:type="spellStart"/>
-      <w:r>
-        <w:t>respe</w:t>
-      </w:r>
-      <w:r>
-        <w:t>ctivamente</w:t>
-      </w:r>
-      <w:proofErr w:type="spellEnd"/>
-      <w:r>
-        <w:t>//</w:t>
+        <w:t>Real Decreto 486/1997, de 14 de abril, por el que se establecen las disposiciones mínimas de seguridad y salud en los lugares de trabajo: “La anchura mínima de las puertas exteriores y de los pasillos será de 80 centímetros y 1 metro, respe</w:t>
+      </w:r>
+      <w:r>
+        <w:t>ctivamente//</w:t>
       </w:r>
       <w:r>
         <w:t xml:space="preserve">. S’ha de redistribuir l’espai </w:t>
@@ -22027,7 +17641,7 @@
 </file>
 
 <file path=customXml/itemProps1.xml><?xml version="1.0" encoding="utf-8"?>
-<ds:datastoreItem xmlns:ds="http://schemas.openxmlformats.org/officeDocument/2006/customXml" ds:itemID="{DF11A711-CD56-4772-8971-D40F5651CB04}">
+<ds:datastoreItem xmlns:ds="http://schemas.openxmlformats.org/officeDocument/2006/customXml" ds:itemID="{35F5C108-BEDA-4FCE-9448-62DF0F55A632}">
   <ds:schemaRefs>
     <ds:schemaRef ds:uri="http://schemas.openxmlformats.org/officeDocument/2006/bibliography"/>
   </ds:schemaRefs>

--- a/ESTRUCTURALS/REQ1.docx
+++ b/ESTRUCTURALS/REQ1.docx
@@ -251,7 +251,6 @@
         <w:rPr>
           <w:b/>
         </w:rPr>
-        <w:lastRenderedPageBreak/>
         <w:t xml:space="preserve">6. </w:t>
       </w:r>
       <w:r>
@@ -519,7 +518,6 @@
         <w:rPr>
           <w:b/>
         </w:rPr>
-        <w:lastRenderedPageBreak/>
         <w:t xml:space="preserve">14. </w:t>
       </w:r>
       <w:r>
@@ -724,7 +722,6 @@
         <w:spacing w:after="0"/>
       </w:pPr>
       <w:r>
-        <w:lastRenderedPageBreak/>
         <w:t>- Immissió sonora aplicable a l'ambient interior</w:t>
       </w:r>
     </w:p>
@@ -992,11 +989,7 @@
         <w:t xml:space="preserve">26. </w:t>
       </w:r>
       <w:r>
-        <w:t xml:space="preserve">Annex III Llei 20/2009. Segons l’article 6 de l’Ordenança relativa a la intervenció administrativa municipal en les activitats de Cornellà de Llobregat s’ha d’entregar una certificació tècnica inicial amb resultat favorable per part d’una Entitat Col·laboradora de </w:t>
-      </w:r>
-      <w:r>
-        <w:lastRenderedPageBreak/>
-        <w:t>l'Administració. El titular queda assabentat que els controls periòdics posteriors s'han d'efectuar cada vuit anys, tal i com s’indica a l’article 7 de la mateixa Ordenança.</w:t>
+        <w:t>Annex III Llei 20/2009. Segons l’article 6 de l’Ordenança relativa a la intervenció administrativa municipal en les activitats de Cornellà de Llobregat s’ha d’entregar una certificació tècnica inicial amb resultat favorable per part d’una Entitat Col·laboradora de l'Administració. El titular queda assabentat que els controls periòdics posteriors s'han d'efectuar cada vuit anys, tal i com s’indica a l’article 7 de la mateixa Ordenança.</w:t>
       </w:r>
     </w:p>
     <w:p>
@@ -1270,11 +1263,7 @@
         <w:t>Real Decreto 2267/2004, de 3 de diciembre, por el que se aprueba el Reglamento de seguridad contra incendios en los establecimientos Industriales</w:t>
       </w:r>
       <w:r>
-        <w:t xml:space="preserve">. S’ha de realitzar un control periòdic amb resultat favorable per part d’una Entitat </w:t>
-      </w:r>
-      <w:r>
-        <w:lastRenderedPageBreak/>
-        <w:t>de Control habilitada, com s’indica a l’Article 7 del Real Decret. Els controls periòdics posteriors s'han d'efectuar cada cinc anys, tal i com s’indica a l’Article 7 del mateix Real Decret.</w:t>
+        <w:t>. S’ha de realitzar un control periòdic amb resultat favorable per part d’una Entitat de Control habilitada, com s’indica a l’Article 7 del Real Decret. Els controls periòdics posteriors s'han d'efectuar cada cinc anys, tal i com s’indica a l’Article 7 del mateix Real Decret.</w:t>
       </w:r>
     </w:p>
     <w:p>
@@ -6641,7 +6630,7 @@
         <w:rPr>
           <w:i/>
         </w:rPr>
-        <w:t>Vista generada automàticament des de REQ1.json el 28/07/2026 15:05. No l'editis: els canvis es fan des de l'editor de catàlegs del programa.</w:t>
+        <w:t>Vista generada automàticament des de REQ1.json el 28/07/2026 15:08. No l'editis: els canvis es fan des de l'editor de catàlegs del programa.</w:t>
       </w:r>
       <w:bookmarkStart w:id="0" w:name="_GoBack"/>
       <w:bookmarkEnd w:id="0"/>
@@ -7085,7 +7074,7 @@
     <w:basedOn w:val="Fuentedeprrafopredeter"/>
     <w:uiPriority w:val="99"/>
     <w:unhideWhenUsed/>
-    <w:rsid w:val="00846476"/>
+    <w:rsid w:val="00A729AD"/>
     <w:rPr>
       <w:color w:val="0563C1" w:themeColor="hyperlink"/>
       <w:u w:val="single"/>

--- a/ESTRUCTURALS/REQ1.docx
+++ b/ESTRUCTURALS/REQ1.docx
@@ -151,7 +151,15 @@
         <w:t xml:space="preserve">5. </w:t>
       </w:r>
       <w:r>
-        <w:t>Sanitat. L’activitat està inclosa dins l’Annex del Decret 151/2017, de 17 d'octubre, pel qual s'estableixen els requisits i les garanties tecnicosanitàries comunes dels centres i serveis sanitaris i els procediments per a la seva autorització i registre. S’ha d’obtenir l’Autorització de funcionament (Departament de Salut de la Generalitat de Catalunya).</w:t>
+        <w:t xml:space="preserve">Sanitat. L’activitat està inclosa dins l’Annex del Decret 151/2017, de 17 d'octubre, pel qual s'estableixen els requisits i les garanties </w:t>
+      </w:r>
+      <w:proofErr w:type="spellStart"/>
+      <w:r>
+        <w:t>tecnicosanitàries</w:t>
+      </w:r>
+      <w:proofErr w:type="spellEnd"/>
+      <w:r>
+        <w:t xml:space="preserve"> comunes dels centres i serveis sanitaris i els procediments per a la seva autorització i registre. S’ha d’obtenir l’Autorització de funcionament (Departament de Salut de la Generalitat de Catalunya).</w:t>
       </w:r>
     </w:p>
     <w:p>
@@ -284,11 +292,47 @@
       <w:r>
         <w:t xml:space="preserve">Impacte ambiental. L’activitat està inclosa dins l’Article 7 de la </w:t>
       </w:r>
-      <w:r>
-        <w:rPr>
-          <w:i/>
-        </w:rPr>
-        <w:t>Ley 21/2013, de 9 de diciembre, de evaluación ambiental</w:t>
+      <w:proofErr w:type="spellStart"/>
+      <w:r>
+        <w:rPr>
+          <w:i/>
+        </w:rPr>
+        <w:t>Ley</w:t>
+      </w:r>
+      <w:proofErr w:type="spellEnd"/>
+      <w:r>
+        <w:rPr>
+          <w:i/>
+        </w:rPr>
+        <w:t xml:space="preserve"> 21/2013, de 9 de </w:t>
+      </w:r>
+      <w:proofErr w:type="spellStart"/>
+      <w:r>
+        <w:rPr>
+          <w:i/>
+        </w:rPr>
+        <w:t>diciembre</w:t>
+      </w:r>
+      <w:proofErr w:type="spellEnd"/>
+      <w:r>
+        <w:rPr>
+          <w:i/>
+        </w:rPr>
+        <w:t xml:space="preserve">, de </w:t>
+      </w:r>
+      <w:proofErr w:type="spellStart"/>
+      <w:r>
+        <w:rPr>
+          <w:i/>
+        </w:rPr>
+        <w:t>evaluación</w:t>
+      </w:r>
+      <w:proofErr w:type="spellEnd"/>
+      <w:r>
+        <w:rPr>
+          <w:i/>
+        </w:rPr>
+        <w:t xml:space="preserve"> ambiental</w:t>
       </w:r>
       <w:r>
         <w:t>. S’ha de presentar l’estudi d'impacte ambiental a l’ajuntament amb el contingut determinat a l'Annex VI de l’esmentada Llei per obtenir posteriorment l’informe favorable per part de l’OGAU.</w:t>
@@ -384,7 +428,15 @@
         <w:t xml:space="preserve">14. </w:t>
       </w:r>
       <w:r>
-        <w:t>Vector Aigua (AMB). L’activitat està inclosa dins l’Article 22 o l’Annex 4 del Reglament Metropolità d’Abocament d’Aigües Residuals (RMAAR, Exp 944/18). S’ha de presentar l’autorització d’abocaments d’aigües (Àrea Metropolitana de Barcelona).</w:t>
+        <w:t xml:space="preserve">Vector Aigua (AMB). L’activitat està inclosa dins l’Article 22 o l’Annex 4 del Reglament Metropolità d’Abocament d’Aigües Residuals (RMAAR, </w:t>
+      </w:r>
+      <w:proofErr w:type="spellStart"/>
+      <w:r>
+        <w:t>Exp</w:t>
+      </w:r>
+      <w:proofErr w:type="spellEnd"/>
+      <w:r>
+        <w:t xml:space="preserve"> 944/18). S’ha de presentar l’autorització d’abocaments d’aigües (Àrea Metropolitana de Barcelona).</w:t>
       </w:r>
     </w:p>
     <w:p>
@@ -412,11 +464,75 @@
       <w:r>
         <w:t xml:space="preserve">Vector Residus. L’activitat està inclosa dins l’Annex VI.2 de la Llei 20/2009, del 4 de desembre, de prevenció i control ambiental de les activitats. S’ha de presentar un projecte tècnic a l’ajuntament amb el contingut determinat a l'Annex IX i X de la </w:t>
       </w:r>
-      <w:r>
-        <w:rPr>
-          <w:i/>
-        </w:rPr>
-        <w:t>Ley 7/2022, de 8 de abril, de residuos y suelos contaminados para una economía circular</w:t>
+      <w:proofErr w:type="spellStart"/>
+      <w:r>
+        <w:rPr>
+          <w:i/>
+        </w:rPr>
+        <w:t>Ley</w:t>
+      </w:r>
+      <w:proofErr w:type="spellEnd"/>
+      <w:r>
+        <w:rPr>
+          <w:i/>
+        </w:rPr>
+        <w:t xml:space="preserve"> 7/2022, de 8 de abril, de </w:t>
+      </w:r>
+      <w:proofErr w:type="spellStart"/>
+      <w:r>
+        <w:rPr>
+          <w:i/>
+        </w:rPr>
+        <w:t>residuos</w:t>
+      </w:r>
+      <w:proofErr w:type="spellEnd"/>
+      <w:r>
+        <w:rPr>
+          <w:i/>
+        </w:rPr>
+        <w:t xml:space="preserve"> y </w:t>
+      </w:r>
+      <w:proofErr w:type="spellStart"/>
+      <w:r>
+        <w:rPr>
+          <w:i/>
+        </w:rPr>
+        <w:t>suelos</w:t>
+      </w:r>
+      <w:proofErr w:type="spellEnd"/>
+      <w:r>
+        <w:rPr>
+          <w:i/>
+        </w:rPr>
+        <w:t xml:space="preserve"> </w:t>
+      </w:r>
+      <w:proofErr w:type="spellStart"/>
+      <w:r>
+        <w:rPr>
+          <w:i/>
+        </w:rPr>
+        <w:t>contaminados</w:t>
+      </w:r>
+      <w:proofErr w:type="spellEnd"/>
+      <w:r>
+        <w:rPr>
+          <w:i/>
+        </w:rPr>
+        <w:t xml:space="preserve"> para una </w:t>
+      </w:r>
+      <w:proofErr w:type="spellStart"/>
+      <w:r>
+        <w:rPr>
+          <w:i/>
+        </w:rPr>
+        <w:t>economía</w:t>
+      </w:r>
+      <w:proofErr w:type="spellEnd"/>
+      <w:r>
+        <w:rPr>
+          <w:i/>
+        </w:rPr>
+        <w:t xml:space="preserve"> circular</w:t>
       </w:r>
       <w:r>
         <w:t xml:space="preserve"> per obtenir posteriorment l’informe preceptiu favorable (Agència de Residus de Catalunya).</w:t>
@@ -601,8 +717,170 @@
         <w:rPr>
           <w:i/>
         </w:rPr>
-        <w:t>Real Decreto 9/2005, de 14 de enero, por el que se establece la relación de actividades potencialmente contaminantes del suelo y los criterios y estándares para la declaración de suelos contaminados</w:t>
-      </w:r>
+        <w:t xml:space="preserve">Real Decreto 9/2005, de 14 de </w:t>
+      </w:r>
+      <w:proofErr w:type="spellStart"/>
+      <w:r>
+        <w:rPr>
+          <w:i/>
+        </w:rPr>
+        <w:t>enero</w:t>
+      </w:r>
+      <w:proofErr w:type="spellEnd"/>
+      <w:r>
+        <w:rPr>
+          <w:i/>
+        </w:rPr>
+        <w:t xml:space="preserve">, por el que se </w:t>
+      </w:r>
+      <w:proofErr w:type="spellStart"/>
+      <w:r>
+        <w:rPr>
+          <w:i/>
+        </w:rPr>
+        <w:t>establece</w:t>
+      </w:r>
+      <w:proofErr w:type="spellEnd"/>
+      <w:r>
+        <w:rPr>
+          <w:i/>
+        </w:rPr>
+        <w:t xml:space="preserve"> la </w:t>
+      </w:r>
+      <w:proofErr w:type="spellStart"/>
+      <w:r>
+        <w:rPr>
+          <w:i/>
+        </w:rPr>
+        <w:t>relación</w:t>
+      </w:r>
+      <w:proofErr w:type="spellEnd"/>
+      <w:r>
+        <w:rPr>
+          <w:i/>
+        </w:rPr>
+        <w:t xml:space="preserve"> de </w:t>
+      </w:r>
+      <w:proofErr w:type="spellStart"/>
+      <w:r>
+        <w:rPr>
+          <w:i/>
+        </w:rPr>
+        <w:t>actividades</w:t>
+      </w:r>
+      <w:proofErr w:type="spellEnd"/>
+      <w:r>
+        <w:rPr>
+          <w:i/>
+        </w:rPr>
+        <w:t xml:space="preserve"> </w:t>
+      </w:r>
+      <w:proofErr w:type="spellStart"/>
+      <w:r>
+        <w:rPr>
+          <w:i/>
+        </w:rPr>
+        <w:t>potencialmente</w:t>
+      </w:r>
+      <w:proofErr w:type="spellEnd"/>
+      <w:r>
+        <w:rPr>
+          <w:i/>
+        </w:rPr>
+        <w:t xml:space="preserve"> </w:t>
+      </w:r>
+      <w:proofErr w:type="spellStart"/>
+      <w:r>
+        <w:rPr>
+          <w:i/>
+        </w:rPr>
+        <w:t>contaminantes</w:t>
+      </w:r>
+      <w:proofErr w:type="spellEnd"/>
+      <w:r>
+        <w:rPr>
+          <w:i/>
+        </w:rPr>
+        <w:t xml:space="preserve"> del </w:t>
+      </w:r>
+      <w:proofErr w:type="spellStart"/>
+      <w:r>
+        <w:rPr>
+          <w:i/>
+        </w:rPr>
+        <w:t>suelo</w:t>
+      </w:r>
+      <w:proofErr w:type="spellEnd"/>
+      <w:r>
+        <w:rPr>
+          <w:i/>
+        </w:rPr>
+        <w:t xml:space="preserve"> y los </w:t>
+      </w:r>
+      <w:proofErr w:type="spellStart"/>
+      <w:r>
+        <w:rPr>
+          <w:i/>
+        </w:rPr>
+        <w:t>criterios</w:t>
+      </w:r>
+      <w:proofErr w:type="spellEnd"/>
+      <w:r>
+        <w:rPr>
+          <w:i/>
+        </w:rPr>
+        <w:t xml:space="preserve"> y </w:t>
+      </w:r>
+      <w:proofErr w:type="spellStart"/>
+      <w:r>
+        <w:rPr>
+          <w:i/>
+        </w:rPr>
+        <w:t>estándares</w:t>
+      </w:r>
+      <w:proofErr w:type="spellEnd"/>
+      <w:r>
+        <w:rPr>
+          <w:i/>
+        </w:rPr>
+        <w:t xml:space="preserve"> para la </w:t>
+      </w:r>
+      <w:proofErr w:type="spellStart"/>
+      <w:r>
+        <w:rPr>
+          <w:i/>
+        </w:rPr>
+        <w:t>declaración</w:t>
+      </w:r>
+      <w:proofErr w:type="spellEnd"/>
+      <w:r>
+        <w:rPr>
+          <w:i/>
+        </w:rPr>
+        <w:t xml:space="preserve"> de </w:t>
+      </w:r>
+      <w:proofErr w:type="spellStart"/>
+      <w:r>
+        <w:rPr>
+          <w:i/>
+        </w:rPr>
+        <w:t>suelos</w:t>
+      </w:r>
+      <w:proofErr w:type="spellEnd"/>
+      <w:r>
+        <w:rPr>
+          <w:i/>
+        </w:rPr>
+        <w:t xml:space="preserve"> </w:t>
+      </w:r>
+      <w:proofErr w:type="spellStart"/>
+      <w:r>
+        <w:rPr>
+          <w:i/>
+        </w:rPr>
+        <w:t>contaminados</w:t>
+      </w:r>
+      <w:proofErr w:type="spellEnd"/>
       <w:r>
         <w:t>. S’ha de presentar l’informe preliminar de situació del sòl amb el contingut mínim determinat a l’Annex II de l’esmentat Real Decret en els casos següents:</w:t>
       </w:r>
@@ -786,7 +1064,63 @@
         <w:rPr>
           <w:b/>
         </w:rPr>
-        <w:t>28. Vector Atmosfera. L’activitat està inclosa dins l’Annex IV de la Ley 34/2007, de 15 de noviembre, de calidad del aire y protección de la atmosfera. S’ha d’entregar, per part d’una Entitat de control en l’àmbit sectorial de la prevenció de la contaminació atmosfèrica [EC-A], tal i com s’indica a l’Article 16 del DECRET 139/2018, de 3 de juliol, sobre els règims d'intervenció ambiental atmosfèrica dels establiments on es desenvolupin activitats potencialment contaminants de l'atmosfera:</w:t>
+        <w:t xml:space="preserve">28. Vector Atmosfera. L’activitat està inclosa dins l’Annex IV de la </w:t>
+      </w:r>
+      <w:proofErr w:type="spellStart"/>
+      <w:r>
+        <w:rPr>
+          <w:b/>
+        </w:rPr>
+        <w:t>Ley</w:t>
+      </w:r>
+      <w:proofErr w:type="spellEnd"/>
+      <w:r>
+        <w:rPr>
+          <w:b/>
+        </w:rPr>
+        <w:t xml:space="preserve"> 34/2007, de 15 de </w:t>
+      </w:r>
+      <w:proofErr w:type="spellStart"/>
+      <w:r>
+        <w:rPr>
+          <w:b/>
+        </w:rPr>
+        <w:t>noviembre</w:t>
+      </w:r>
+      <w:proofErr w:type="spellEnd"/>
+      <w:r>
+        <w:rPr>
+          <w:b/>
+        </w:rPr>
+        <w:t xml:space="preserve">, de </w:t>
+      </w:r>
+      <w:proofErr w:type="spellStart"/>
+      <w:r>
+        <w:rPr>
+          <w:b/>
+        </w:rPr>
+        <w:t>calidad</w:t>
+      </w:r>
+      <w:proofErr w:type="spellEnd"/>
+      <w:r>
+        <w:rPr>
+          <w:b/>
+        </w:rPr>
+        <w:t xml:space="preserve"> del aire y </w:t>
+      </w:r>
+      <w:proofErr w:type="spellStart"/>
+      <w:r>
+        <w:rPr>
+          <w:b/>
+        </w:rPr>
+        <w:t>protección</w:t>
+      </w:r>
+      <w:proofErr w:type="spellEnd"/>
+      <w:r>
+        <w:rPr>
+          <w:b/>
+        </w:rPr>
+        <w:t xml:space="preserve"> de la atmosfera. S’ha d’entregar, per part d’una Entitat de control en l’àmbit sectorial de la prevenció de la contaminació atmosfèrica [EC-A], tal i com s’indica a l’Article 16 del DECRET 139/2018, de 3 de juliol, sobre els règims d'intervenció ambiental atmosfèrica dels establiments on es desenvolupin activitats potencialment contaminants de l'atmosfera:</w:t>
       </w:r>
     </w:p>
     <w:p>
@@ -867,7 +1201,14 @@
         <w:rPr>
           <w:b/>
         </w:rPr>
-        <w:t>30. Annex II Llei 20/2009. L’activitat es troba regulada per la LLEI 20/2009, del 4 de desembre, de prevenció i control ambiental de les activitats. S’ha de realitzar un control periòdic amb resultat favorable per part d’una Entitat Col·laboradora de l'Administració. Els controls periòdics posteriors s'han d'efectuar cada sis anys, tal i com s’indica a l’article 71 de la mateixa Llei.</w:t>
+        <w:t xml:space="preserve">30. Annex II Llei 20/2009. L’activitat es troba regulada per la LLEI 20/2009, del 4 de desembre, de prevenció i control ambiental de les activitats. S’ha de realitzar un control periòdic amb resultat favorable per part d’una Entitat Col·laboradora </w:t>
+      </w:r>
+      <w:r>
+        <w:rPr>
+          <w:b/>
+        </w:rPr>
+        <w:lastRenderedPageBreak/>
+        <w:t>de l'Administració. Els controls periòdics posteriors s'han d'efectuar cada sis anys, tal i com s’indica a l’article 71 de la mateixa Llei.</w:t>
       </w:r>
     </w:p>
     <w:p>
@@ -929,22 +1270,148 @@
         <w:rPr>
           <w:b/>
         </w:rPr>
-        <w:t>32. RSCIEI. L’activitat es troba regulada pel Real Decreto 2267/2004, de 3 de diciembre, por el que se aprueba el Reglamento de seguridad contra incendios en los establecimientos Industriales. S’ha de realitzar un control periòdic amb resultat favorable per part d’una Entitat de Control habilitada, com s’indica a l’Article 7 del Real Decret. Els controls periòdics posteriors s'han d'efectuar cada cinc anys, tal i com s’indica a l’Article 7 del mateix Real Decret.</w:t>
-      </w:r>
-    </w:p>
-    <w:p/>
-    <w:p>
-      <w:pPr>
-        <w:outlineLvl w:val="2"/>
-        <w:rPr>
-          <w:b/>
-        </w:rPr>
-      </w:pPr>
-      <w:r>
-        <w:rPr>
-          <w:b/>
-        </w:rPr>
-        <w:t>33. Vector Atmosfera. L'activitat està inclosa dins l'Annex IV de la Ley 34/2007, de 15 de noviembre, de calidad del aire y proteccion de la atmosfera. S'ha d'entregar, per part d'una Entitat de control en l’àmbit sectorial de la prevenció de la contaminació atmosfèrica [EC-A], tal i com s'indica a l'Article 16 del DECRET 139/2018, de 3 de juliol, sobre els règims d’intervenció ambiental atmosfèrica dels establiments on es desenvolupin activitats potencialment contaminants de l'atmosfera:</w:t>
+        <w:t xml:space="preserve">32. RSCIEI. L’activitat es troba regulada pel Real Decreto 2267/2004, de 3 de </w:t>
+      </w:r>
+      <w:proofErr w:type="spellStart"/>
+      <w:r>
+        <w:rPr>
+          <w:b/>
+        </w:rPr>
+        <w:t>diciembre</w:t>
+      </w:r>
+      <w:proofErr w:type="spellEnd"/>
+      <w:r>
+        <w:rPr>
+          <w:b/>
+        </w:rPr>
+        <w:t xml:space="preserve">, por el que se </w:t>
+      </w:r>
+      <w:proofErr w:type="spellStart"/>
+      <w:r>
+        <w:rPr>
+          <w:b/>
+        </w:rPr>
+        <w:t>aprueba</w:t>
+      </w:r>
+      <w:proofErr w:type="spellEnd"/>
+      <w:r>
+        <w:rPr>
+          <w:b/>
+        </w:rPr>
+        <w:t xml:space="preserve"> el Reglamento de </w:t>
+      </w:r>
+      <w:proofErr w:type="spellStart"/>
+      <w:r>
+        <w:rPr>
+          <w:b/>
+        </w:rPr>
+        <w:t>seguridad</w:t>
+      </w:r>
+      <w:proofErr w:type="spellEnd"/>
+      <w:r>
+        <w:rPr>
+          <w:b/>
+        </w:rPr>
+        <w:t xml:space="preserve"> contra </w:t>
+      </w:r>
+      <w:proofErr w:type="spellStart"/>
+      <w:r>
+        <w:rPr>
+          <w:b/>
+        </w:rPr>
+        <w:t>incendios</w:t>
+      </w:r>
+      <w:proofErr w:type="spellEnd"/>
+      <w:r>
+        <w:rPr>
+          <w:b/>
+        </w:rPr>
+        <w:t xml:space="preserve"> en los </w:t>
+      </w:r>
+      <w:proofErr w:type="spellStart"/>
+      <w:r>
+        <w:rPr>
+          <w:b/>
+        </w:rPr>
+        <w:t>establecimientos</w:t>
+      </w:r>
+      <w:proofErr w:type="spellEnd"/>
+      <w:r>
+        <w:rPr>
+          <w:b/>
+        </w:rPr>
+        <w:t xml:space="preserve"> Industriales. S’ha de realitzar un control periòdic amb resultat favorable per part d’una Entitat de Control habilitada, com s’indica a l’Article 7 del Real Decret. Els controls periòdics posteriors s'han d'efectuar cada cinc anys, tal i com s’indica a l’Article 7 del mateix Real Decret.</w:t>
+      </w:r>
+    </w:p>
+    <w:p/>
+    <w:p>
+      <w:pPr>
+        <w:outlineLvl w:val="2"/>
+        <w:rPr>
+          <w:b/>
+        </w:rPr>
+      </w:pPr>
+      <w:r>
+        <w:rPr>
+          <w:b/>
+        </w:rPr>
+        <w:t xml:space="preserve">33. Vector Atmosfera. L'activitat està inclosa dins l'Annex IV de la </w:t>
+      </w:r>
+      <w:proofErr w:type="spellStart"/>
+      <w:r>
+        <w:rPr>
+          <w:b/>
+        </w:rPr>
+        <w:t>Ley</w:t>
+      </w:r>
+      <w:proofErr w:type="spellEnd"/>
+      <w:r>
+        <w:rPr>
+          <w:b/>
+        </w:rPr>
+        <w:t xml:space="preserve"> 34/2007, de 15 de </w:t>
+      </w:r>
+      <w:proofErr w:type="spellStart"/>
+      <w:r>
+        <w:rPr>
+          <w:b/>
+        </w:rPr>
+        <w:t>noviembre</w:t>
+      </w:r>
+      <w:proofErr w:type="spellEnd"/>
+      <w:r>
+        <w:rPr>
+          <w:b/>
+        </w:rPr>
+        <w:t xml:space="preserve">, de </w:t>
+      </w:r>
+      <w:proofErr w:type="spellStart"/>
+      <w:r>
+        <w:rPr>
+          <w:b/>
+        </w:rPr>
+        <w:t>calidad</w:t>
+      </w:r>
+      <w:proofErr w:type="spellEnd"/>
+      <w:r>
+        <w:rPr>
+          <w:b/>
+        </w:rPr>
+        <w:t xml:space="preserve"> del aire y </w:t>
+      </w:r>
+      <w:proofErr w:type="spellStart"/>
+      <w:r>
+        <w:rPr>
+          <w:b/>
+        </w:rPr>
+        <w:t>proteccion</w:t>
+      </w:r>
+      <w:proofErr w:type="spellEnd"/>
+      <w:r>
+        <w:rPr>
+          <w:b/>
+        </w:rPr>
+        <w:t xml:space="preserve"> de la atmosfera. S'ha d'entregar, per part d'una Entitat de control en l’àmbit sectorial de la prevenció de la contaminació atmosfèrica [EC-A], tal i com s'indica a l'Article 16 del DECRET 139/2018, de 3 de juliol, sobre els règims d’intervenció ambiental atmosfèrica dels establiments on es desenvolupin activitats potencialment contaminants de l'atmosfera:</w:t>
       </w:r>
     </w:p>
     <w:p>
@@ -985,7 +1452,175 @@
         <w:rPr>
           <w:b/>
         </w:rPr>
-        <w:t>34. Vector Sòl. L’activitat està inclosa dins l’Annex I del Real Decreto 9/2005, de 14 de enero, por el que se establece la relación de actividades potencialmente contaminantes del suelo y los criterios y estándares para la declaración de suelos contaminados. S’ha de presentar l’informe de situació periòdic coincidint amb el termini de revisió de la llicència o, en defecte, cada 10 anys.</w:t>
+        <w:t xml:space="preserve">34. Vector Sòl. L’activitat està inclosa dins l’Annex I del Real Decreto 9/2005, de 14 de </w:t>
+      </w:r>
+      <w:proofErr w:type="spellStart"/>
+      <w:r>
+        <w:rPr>
+          <w:b/>
+        </w:rPr>
+        <w:t>enero</w:t>
+      </w:r>
+      <w:proofErr w:type="spellEnd"/>
+      <w:r>
+        <w:rPr>
+          <w:b/>
+        </w:rPr>
+        <w:t xml:space="preserve">, por el que se </w:t>
+      </w:r>
+      <w:proofErr w:type="spellStart"/>
+      <w:r>
+        <w:rPr>
+          <w:b/>
+        </w:rPr>
+        <w:t>establece</w:t>
+      </w:r>
+      <w:proofErr w:type="spellEnd"/>
+      <w:r>
+        <w:rPr>
+          <w:b/>
+        </w:rPr>
+        <w:t xml:space="preserve"> la </w:t>
+      </w:r>
+      <w:proofErr w:type="spellStart"/>
+      <w:r>
+        <w:rPr>
+          <w:b/>
+        </w:rPr>
+        <w:t>relación</w:t>
+      </w:r>
+      <w:proofErr w:type="spellEnd"/>
+      <w:r>
+        <w:rPr>
+          <w:b/>
+        </w:rPr>
+        <w:t xml:space="preserve"> de </w:t>
+      </w:r>
+      <w:proofErr w:type="spellStart"/>
+      <w:r>
+        <w:rPr>
+          <w:b/>
+        </w:rPr>
+        <w:t>actividades</w:t>
+      </w:r>
+      <w:proofErr w:type="spellEnd"/>
+      <w:r>
+        <w:rPr>
+          <w:b/>
+        </w:rPr>
+        <w:t xml:space="preserve"> </w:t>
+      </w:r>
+      <w:proofErr w:type="spellStart"/>
+      <w:r>
+        <w:rPr>
+          <w:b/>
+        </w:rPr>
+        <w:t>potencialmente</w:t>
+      </w:r>
+      <w:proofErr w:type="spellEnd"/>
+      <w:r>
+        <w:rPr>
+          <w:b/>
+        </w:rPr>
+        <w:t xml:space="preserve"> </w:t>
+      </w:r>
+      <w:proofErr w:type="spellStart"/>
+      <w:r>
+        <w:rPr>
+          <w:b/>
+        </w:rPr>
+        <w:t>contaminantes</w:t>
+      </w:r>
+      <w:proofErr w:type="spellEnd"/>
+      <w:r>
+        <w:rPr>
+          <w:b/>
+        </w:rPr>
+        <w:t xml:space="preserve"> del </w:t>
+      </w:r>
+      <w:proofErr w:type="spellStart"/>
+      <w:r>
+        <w:rPr>
+          <w:b/>
+        </w:rPr>
+        <w:t>suelo</w:t>
+      </w:r>
+      <w:proofErr w:type="spellEnd"/>
+      <w:r>
+        <w:rPr>
+          <w:b/>
+        </w:rPr>
+        <w:t xml:space="preserve"> y los </w:t>
+      </w:r>
+      <w:proofErr w:type="spellStart"/>
+      <w:r>
+        <w:rPr>
+          <w:b/>
+        </w:rPr>
+        <w:t>criterios</w:t>
+      </w:r>
+      <w:proofErr w:type="spellEnd"/>
+      <w:r>
+        <w:rPr>
+          <w:b/>
+        </w:rPr>
+        <w:t xml:space="preserve"> y </w:t>
+      </w:r>
+      <w:proofErr w:type="spellStart"/>
+      <w:r>
+        <w:rPr>
+          <w:b/>
+        </w:rPr>
+        <w:t>estándares</w:t>
+      </w:r>
+      <w:proofErr w:type="spellEnd"/>
+      <w:r>
+        <w:rPr>
+          <w:b/>
+        </w:rPr>
+        <w:t xml:space="preserve"> para la </w:t>
+      </w:r>
+      <w:proofErr w:type="spellStart"/>
+      <w:r>
+        <w:rPr>
+          <w:b/>
+        </w:rPr>
+        <w:t>declaración</w:t>
+      </w:r>
+      <w:proofErr w:type="spellEnd"/>
+      <w:r>
+        <w:rPr>
+          <w:b/>
+        </w:rPr>
+        <w:t xml:space="preserve"> de </w:t>
+      </w:r>
+      <w:proofErr w:type="spellStart"/>
+      <w:r>
+        <w:rPr>
+          <w:b/>
+        </w:rPr>
+        <w:t>suelos</w:t>
+      </w:r>
+      <w:proofErr w:type="spellEnd"/>
+      <w:r>
+        <w:rPr>
+          <w:b/>
+        </w:rPr>
+        <w:t xml:space="preserve"> </w:t>
+      </w:r>
+      <w:proofErr w:type="spellStart"/>
+      <w:r>
+        <w:rPr>
+          <w:b/>
+        </w:rPr>
+        <w:t>contaminados</w:t>
+      </w:r>
+      <w:proofErr w:type="spellEnd"/>
+      <w:r>
+        <w:rPr>
+          <w:b/>
+        </w:rPr>
+        <w:t>. S’ha de presentar l’informe de situació periòdic coincidint amb el termini de revisió de la llicència o, en defecte, cada 10 anys.</w:t>
       </w:r>
     </w:p>
     <w:p/>
@@ -1321,17 +1956,186 @@
     </w:p>
     <w:p>
       <w:r>
-        <w:t>(1) Segons l'Annex I del Reglamento (CE) nº 1272/2008 del Parlamento Europeo y del Consejo.</w:t>
-      </w:r>
-    </w:p>
-    <w:p>
-      <w:r>
-        <w:t>(2) Segons l'Annex III del Reglamento (CE) nº 1272/2008 del Parlamento Europeo y del Consejo.</w:t>
-      </w:r>
-    </w:p>
-    <w:p>
-      <w:r>
-        <w:t>(3) Con respecto a las unidades: para los productos químicos sólidos, la masa en kilogramos (kg); para los productos químicos líquidos, el volumen en litros (l); para los gases licuados, los gases licuados refrigerados y los gases disueltos, la masa en kilogramos (kg); para los gases comprimidos, el volumen en Nm³.</w:t>
+        <w:t xml:space="preserve">(1) Segons l'Annex I del Reglamento (CE) nº 1272/2008 del Parlamento Europeo y del </w:t>
+      </w:r>
+      <w:proofErr w:type="spellStart"/>
+      <w:r>
+        <w:t>Consejo</w:t>
+      </w:r>
+      <w:proofErr w:type="spellEnd"/>
+      <w:r>
+        <w:t>.</w:t>
+      </w:r>
+    </w:p>
+    <w:p>
+      <w:r>
+        <w:lastRenderedPageBreak/>
+        <w:t xml:space="preserve">(2) Segons l'Annex III del Reglamento (CE) nº 1272/2008 del Parlamento Europeo y del </w:t>
+      </w:r>
+      <w:proofErr w:type="spellStart"/>
+      <w:r>
+        <w:t>Consejo</w:t>
+      </w:r>
+      <w:proofErr w:type="spellEnd"/>
+      <w:r>
+        <w:t>.</w:t>
+      </w:r>
+    </w:p>
+    <w:p>
+      <w:r>
+        <w:t xml:space="preserve">(3) Con respecto a las </w:t>
+      </w:r>
+      <w:proofErr w:type="spellStart"/>
+      <w:r>
+        <w:t>unidades</w:t>
+      </w:r>
+      <w:proofErr w:type="spellEnd"/>
+      <w:r>
+        <w:t xml:space="preserve">: para los </w:t>
+      </w:r>
+      <w:proofErr w:type="spellStart"/>
+      <w:r>
+        <w:t>productos</w:t>
+      </w:r>
+      <w:proofErr w:type="spellEnd"/>
+      <w:r>
+        <w:t xml:space="preserve"> </w:t>
+      </w:r>
+      <w:proofErr w:type="spellStart"/>
+      <w:r>
+        <w:t>químicos</w:t>
+      </w:r>
+      <w:proofErr w:type="spellEnd"/>
+      <w:r>
+        <w:t xml:space="preserve"> </w:t>
+      </w:r>
+      <w:proofErr w:type="spellStart"/>
+      <w:r>
+        <w:t>sólidos</w:t>
+      </w:r>
+      <w:proofErr w:type="spellEnd"/>
+      <w:r>
+        <w:t xml:space="preserve">, la </w:t>
+      </w:r>
+      <w:proofErr w:type="spellStart"/>
+      <w:r>
+        <w:t>masa</w:t>
+      </w:r>
+      <w:proofErr w:type="spellEnd"/>
+      <w:r>
+        <w:t xml:space="preserve"> en </w:t>
+      </w:r>
+      <w:proofErr w:type="spellStart"/>
+      <w:r>
+        <w:t>kilogramos</w:t>
+      </w:r>
+      <w:proofErr w:type="spellEnd"/>
+      <w:r>
+        <w:t xml:space="preserve"> (kg); para los </w:t>
+      </w:r>
+      <w:proofErr w:type="spellStart"/>
+      <w:r>
+        <w:t>productos</w:t>
+      </w:r>
+      <w:proofErr w:type="spellEnd"/>
+      <w:r>
+        <w:t xml:space="preserve"> </w:t>
+      </w:r>
+      <w:proofErr w:type="spellStart"/>
+      <w:r>
+        <w:t>químicos</w:t>
+      </w:r>
+      <w:proofErr w:type="spellEnd"/>
+      <w:r>
+        <w:t xml:space="preserve"> </w:t>
+      </w:r>
+      <w:proofErr w:type="spellStart"/>
+      <w:r>
+        <w:t>líquidos</w:t>
+      </w:r>
+      <w:proofErr w:type="spellEnd"/>
+      <w:r>
+        <w:t xml:space="preserve">, el </w:t>
+      </w:r>
+      <w:proofErr w:type="spellStart"/>
+      <w:r>
+        <w:t>volumen</w:t>
+      </w:r>
+      <w:proofErr w:type="spellEnd"/>
+      <w:r>
+        <w:t xml:space="preserve"> en </w:t>
+      </w:r>
+      <w:proofErr w:type="spellStart"/>
+      <w:r>
+        <w:t>litros</w:t>
+      </w:r>
+      <w:proofErr w:type="spellEnd"/>
+      <w:r>
+        <w:t xml:space="preserve"> (l); para los gases </w:t>
+      </w:r>
+      <w:proofErr w:type="spellStart"/>
+      <w:r>
+        <w:t>licuados</w:t>
+      </w:r>
+      <w:proofErr w:type="spellEnd"/>
+      <w:r>
+        <w:t xml:space="preserve">, los gases </w:t>
+      </w:r>
+      <w:proofErr w:type="spellStart"/>
+      <w:r>
+        <w:t>licuados</w:t>
+      </w:r>
+      <w:proofErr w:type="spellEnd"/>
+      <w:r>
+        <w:t xml:space="preserve"> </w:t>
+      </w:r>
+      <w:proofErr w:type="spellStart"/>
+      <w:r>
+        <w:t>refrigerados</w:t>
+      </w:r>
+      <w:proofErr w:type="spellEnd"/>
+      <w:r>
+        <w:t xml:space="preserve"> y los gases </w:t>
+      </w:r>
+      <w:proofErr w:type="spellStart"/>
+      <w:r>
+        <w:t>disueltos</w:t>
+      </w:r>
+      <w:proofErr w:type="spellEnd"/>
+      <w:r>
+        <w:t xml:space="preserve">, la </w:t>
+      </w:r>
+      <w:proofErr w:type="spellStart"/>
+      <w:r>
+        <w:t>masa</w:t>
+      </w:r>
+      <w:proofErr w:type="spellEnd"/>
+      <w:r>
+        <w:t xml:space="preserve"> en </w:t>
+      </w:r>
+      <w:proofErr w:type="spellStart"/>
+      <w:r>
+        <w:t>kilogramos</w:t>
+      </w:r>
+      <w:proofErr w:type="spellEnd"/>
+      <w:r>
+        <w:t xml:space="preserve"> (kg); para los gases </w:t>
+      </w:r>
+      <w:proofErr w:type="spellStart"/>
+      <w:r>
+        <w:t>comprimidos</w:t>
+      </w:r>
+      <w:proofErr w:type="spellEnd"/>
+      <w:r>
+        <w:t xml:space="preserve">, el </w:t>
+      </w:r>
+      <w:proofErr w:type="spellStart"/>
+      <w:r>
+        <w:t>volumen</w:t>
+      </w:r>
+      <w:proofErr w:type="spellEnd"/>
+      <w:r>
+        <w:t xml:space="preserve"> en Nm³.</w:t>
       </w:r>
     </w:p>
     <w:p>
@@ -1342,7 +2146,7 @@
     <w:p>
       <w:pPr>
         <w:spacing w:before="240"/>
-        <w:ind w:left="1134" w:hanging="351"/>
+        <w:ind w:left="567" w:hanging="283"/>
       </w:pPr>
       <w:r>
         <w:t>•</w:t>
@@ -1355,7 +2159,119 @@
         <w:rPr>
           <w:i/>
         </w:rPr>
-        <w:t>Real Decreto 656/2017, de 23 de junio, por el que se aprueba el Reglamento de Almacenamiento de Productos Químicos y sus Instrucciones Técnicas Complementarias MIE APQ 0 a 10</w:t>
+        <w:t xml:space="preserve">Real Decreto 656/2017, de 23 de </w:t>
+      </w:r>
+      <w:proofErr w:type="spellStart"/>
+      <w:r>
+        <w:rPr>
+          <w:i/>
+        </w:rPr>
+        <w:t>junio</w:t>
+      </w:r>
+      <w:proofErr w:type="spellEnd"/>
+      <w:r>
+        <w:rPr>
+          <w:i/>
+        </w:rPr>
+        <w:t xml:space="preserve">, por el que se </w:t>
+      </w:r>
+      <w:proofErr w:type="spellStart"/>
+      <w:r>
+        <w:rPr>
+          <w:i/>
+        </w:rPr>
+        <w:t>aprueba</w:t>
+      </w:r>
+      <w:proofErr w:type="spellEnd"/>
+      <w:r>
+        <w:rPr>
+          <w:i/>
+        </w:rPr>
+        <w:t xml:space="preserve"> el Reglamento de </w:t>
+      </w:r>
+      <w:proofErr w:type="spellStart"/>
+      <w:r>
+        <w:rPr>
+          <w:i/>
+        </w:rPr>
+        <w:t>Almacenamiento</w:t>
+      </w:r>
+      <w:proofErr w:type="spellEnd"/>
+      <w:r>
+        <w:rPr>
+          <w:i/>
+        </w:rPr>
+        <w:t xml:space="preserve"> de Productos </w:t>
+      </w:r>
+      <w:proofErr w:type="spellStart"/>
+      <w:r>
+        <w:rPr>
+          <w:i/>
+        </w:rPr>
+        <w:t>Químicos</w:t>
+      </w:r>
+      <w:proofErr w:type="spellEnd"/>
+      <w:r>
+        <w:rPr>
+          <w:i/>
+        </w:rPr>
+        <w:t xml:space="preserve"> y </w:t>
+      </w:r>
+      <w:proofErr w:type="spellStart"/>
+      <w:r>
+        <w:rPr>
+          <w:i/>
+        </w:rPr>
+        <w:t>sus</w:t>
+      </w:r>
+      <w:proofErr w:type="spellEnd"/>
+      <w:r>
+        <w:rPr>
+          <w:i/>
+        </w:rPr>
+        <w:t xml:space="preserve"> </w:t>
+      </w:r>
+      <w:proofErr w:type="spellStart"/>
+      <w:r>
+        <w:rPr>
+          <w:i/>
+        </w:rPr>
+        <w:t>Instrucciones</w:t>
+      </w:r>
+      <w:proofErr w:type="spellEnd"/>
+      <w:r>
+        <w:rPr>
+          <w:i/>
+        </w:rPr>
+        <w:t xml:space="preserve"> </w:t>
+      </w:r>
+      <w:proofErr w:type="spellStart"/>
+      <w:r>
+        <w:rPr>
+          <w:i/>
+        </w:rPr>
+        <w:t>Técnicas</w:t>
+      </w:r>
+      <w:proofErr w:type="spellEnd"/>
+      <w:r>
+        <w:rPr>
+          <w:i/>
+        </w:rPr>
+        <w:t xml:space="preserve"> </w:t>
+      </w:r>
+      <w:proofErr w:type="spellStart"/>
+      <w:r>
+        <w:rPr>
+          <w:i/>
+        </w:rPr>
+        <w:t>Complementarias</w:t>
+      </w:r>
+      <w:proofErr w:type="spellEnd"/>
+      <w:r>
+        <w:rPr>
+          <w:i/>
+        </w:rPr>
+        <w:t xml:space="preserve"> MIE APQ 0 a 10</w:t>
       </w:r>
       <w:r>
         <w:t xml:space="preserve"> segons l’Article 1 i l’Article 2 del mateix reglament.</w:t>
@@ -1378,7 +2294,7 @@
     <w:p>
       <w:pPr>
         <w:spacing w:before="120"/>
-        <w:ind w:left="1134" w:hanging="351"/>
+        <w:ind w:left="567" w:hanging="283"/>
       </w:pPr>
       <w:r>
         <w:t>•</w:t>
@@ -1391,8 +2307,122 @@
         <w:rPr>
           <w:i/>
         </w:rPr>
-        <w:t>Real Decreto 840/2015, de 21 de septiembre, por el que se aprueban medidas de control de los riesgos inherentes a los accidentes graves en los que intervengan sustancias peligrosas</w:t>
-      </w:r>
+        <w:t xml:space="preserve">Real Decreto 840/2015, de 21 de </w:t>
+      </w:r>
+      <w:proofErr w:type="spellStart"/>
+      <w:r>
+        <w:rPr>
+          <w:i/>
+        </w:rPr>
+        <w:t>septiembre</w:t>
+      </w:r>
+      <w:proofErr w:type="spellEnd"/>
+      <w:r>
+        <w:rPr>
+          <w:i/>
+        </w:rPr>
+        <w:t xml:space="preserve">, por el que se </w:t>
+      </w:r>
+      <w:proofErr w:type="spellStart"/>
+      <w:r>
+        <w:rPr>
+          <w:i/>
+        </w:rPr>
+        <w:t>aprueban</w:t>
+      </w:r>
+      <w:proofErr w:type="spellEnd"/>
+      <w:r>
+        <w:rPr>
+          <w:i/>
+        </w:rPr>
+        <w:t xml:space="preserve"> </w:t>
+      </w:r>
+      <w:proofErr w:type="spellStart"/>
+      <w:r>
+        <w:rPr>
+          <w:i/>
+        </w:rPr>
+        <w:t>medidas</w:t>
+      </w:r>
+      <w:proofErr w:type="spellEnd"/>
+      <w:r>
+        <w:rPr>
+          <w:i/>
+        </w:rPr>
+        <w:t xml:space="preserve"> </w:t>
+      </w:r>
+      <w:bookmarkStart w:id="0" w:name="_GoBack"/>
+      <w:bookmarkEnd w:id="0"/>
+      <w:r>
+        <w:rPr>
+          <w:i/>
+        </w:rPr>
+        <w:t xml:space="preserve">de control de los </w:t>
+      </w:r>
+      <w:proofErr w:type="spellStart"/>
+      <w:r>
+        <w:rPr>
+          <w:i/>
+        </w:rPr>
+        <w:t>riesgos</w:t>
+      </w:r>
+      <w:proofErr w:type="spellEnd"/>
+      <w:r>
+        <w:rPr>
+          <w:i/>
+        </w:rPr>
+        <w:t xml:space="preserve"> </w:t>
+      </w:r>
+      <w:proofErr w:type="spellStart"/>
+      <w:r>
+        <w:rPr>
+          <w:i/>
+        </w:rPr>
+        <w:t>inherentes</w:t>
+      </w:r>
+      <w:proofErr w:type="spellEnd"/>
+      <w:r>
+        <w:rPr>
+          <w:i/>
+        </w:rPr>
+        <w:t xml:space="preserve"> a los accidentes graves en los que </w:t>
+      </w:r>
+      <w:proofErr w:type="spellStart"/>
+      <w:r>
+        <w:rPr>
+          <w:i/>
+        </w:rPr>
+        <w:t>intervengan</w:t>
+      </w:r>
+      <w:proofErr w:type="spellEnd"/>
+      <w:r>
+        <w:rPr>
+          <w:i/>
+        </w:rPr>
+        <w:t xml:space="preserve"> </w:t>
+      </w:r>
+      <w:proofErr w:type="spellStart"/>
+      <w:r>
+        <w:rPr>
+          <w:i/>
+        </w:rPr>
+        <w:t>sustancias</w:t>
+      </w:r>
+      <w:proofErr w:type="spellEnd"/>
+      <w:r>
+        <w:rPr>
+          <w:i/>
+        </w:rPr>
+        <w:t xml:space="preserve"> </w:t>
+      </w:r>
+      <w:proofErr w:type="spellStart"/>
+      <w:r>
+        <w:rPr>
+          <w:i/>
+        </w:rPr>
+        <w:t>peligrosas</w:t>
+      </w:r>
+      <w:proofErr w:type="spellEnd"/>
       <w:r>
         <w:t>.</w:t>
       </w:r>
@@ -1423,8 +2453,29 @@
         <w:t xml:space="preserve">47. </w:t>
       </w:r>
       <w:r>
-        <w:t>Instal·lació petrolífera. ITC MI-IP 02 Parques de almacenamiento de líquidos petrolíferos</w:t>
-      </w:r>
+        <w:t xml:space="preserve">Instal·lació petrolífera. ITC MI-IP 02 Parques de </w:t>
+      </w:r>
+      <w:proofErr w:type="spellStart"/>
+      <w:r>
+        <w:t>almacenamiento</w:t>
+      </w:r>
+      <w:proofErr w:type="spellEnd"/>
+      <w:r>
+        <w:t xml:space="preserve"> de </w:t>
+      </w:r>
+      <w:proofErr w:type="spellStart"/>
+      <w:r>
+        <w:t>líquidos</w:t>
+      </w:r>
+      <w:proofErr w:type="spellEnd"/>
+      <w:r>
+        <w:t xml:space="preserve"> </w:t>
+      </w:r>
+      <w:proofErr w:type="spellStart"/>
+      <w:r>
+        <w:t>petrolíferos</w:t>
+      </w:r>
+      <w:proofErr w:type="spellEnd"/>
     </w:p>
     <w:p>
       <w:hyperlink r:id="rId39" w:history="1">
@@ -1449,8 +2500,29 @@
         <w:t xml:space="preserve">48. </w:t>
       </w:r>
       <w:r>
-        <w:t>Instal·lació petrolífera. ITC MI-IP 03 Instalaciones petrolíferas para uso propio</w:t>
-      </w:r>
+        <w:t xml:space="preserve">Instal·lació petrolífera. ITC MI-IP 03 </w:t>
+      </w:r>
+      <w:proofErr w:type="spellStart"/>
+      <w:r>
+        <w:t>Instalaciones</w:t>
+      </w:r>
+      <w:proofErr w:type="spellEnd"/>
+      <w:r>
+        <w:t xml:space="preserve"> </w:t>
+      </w:r>
+      <w:proofErr w:type="spellStart"/>
+      <w:r>
+        <w:t>petrolíferas</w:t>
+      </w:r>
+      <w:proofErr w:type="spellEnd"/>
+      <w:r>
+        <w:t xml:space="preserve"> para uso </w:t>
+      </w:r>
+      <w:proofErr w:type="spellStart"/>
+      <w:r>
+        <w:t>propio</w:t>
+      </w:r>
+      <w:proofErr w:type="spellEnd"/>
     </w:p>
     <w:p>
       <w:hyperlink r:id="rId40" w:history="1">
@@ -1475,8 +2547,29 @@
         <w:t xml:space="preserve">49. </w:t>
       </w:r>
       <w:r>
-        <w:t>Instal·lació petrolífera. ITC MI-IP 04 Instalaciones para suministro a vehículos</w:t>
-      </w:r>
+        <w:t xml:space="preserve">Instal·lació petrolífera. ITC MI-IP 04 </w:t>
+      </w:r>
+      <w:proofErr w:type="spellStart"/>
+      <w:r>
+        <w:t>Instalaciones</w:t>
+      </w:r>
+      <w:proofErr w:type="spellEnd"/>
+      <w:r>
+        <w:t xml:space="preserve"> para </w:t>
+      </w:r>
+      <w:proofErr w:type="spellStart"/>
+      <w:r>
+        <w:t>suministro</w:t>
+      </w:r>
+      <w:proofErr w:type="spellEnd"/>
+      <w:r>
+        <w:t xml:space="preserve"> a </w:t>
+      </w:r>
+      <w:proofErr w:type="spellStart"/>
+      <w:r>
+        <w:t>vehículos</w:t>
+      </w:r>
+      <w:proofErr w:type="spellEnd"/>
     </w:p>
     <w:p>
       <w:hyperlink r:id="rId41" w:history="1">
@@ -1580,10 +2673,64 @@
         <w:rPr>
           <w:i/>
         </w:rPr>
-        <w:t>Real Decreto 842/2002, de 2 de agosto, por el que se aprueba el Reglamento electrotécnico para baja tensión</w:t>
-      </w:r>
-      <w:r>
-        <w:t>. S’ha de presentar la inspecció inicial de la instal·lació fotovoltaica per part d’un organisme de control habilitat.</w:t>
+        <w:t xml:space="preserve">Real Decreto 842/2002, de 2 de agosto, por el que se </w:t>
+      </w:r>
+      <w:proofErr w:type="spellStart"/>
+      <w:r>
+        <w:rPr>
+          <w:i/>
+        </w:rPr>
+        <w:t>aprueba</w:t>
+      </w:r>
+      <w:proofErr w:type="spellEnd"/>
+      <w:r>
+        <w:rPr>
+          <w:i/>
+        </w:rPr>
+        <w:t xml:space="preserve"> el Reglamento </w:t>
+      </w:r>
+      <w:proofErr w:type="spellStart"/>
+      <w:r>
+        <w:rPr>
+          <w:i/>
+        </w:rPr>
+        <w:t>electrotécnico</w:t>
+      </w:r>
+      <w:proofErr w:type="spellEnd"/>
+      <w:r>
+        <w:rPr>
+          <w:i/>
+        </w:rPr>
+        <w:t xml:space="preserve"> para </w:t>
+      </w:r>
+      <w:proofErr w:type="spellStart"/>
+      <w:r>
+        <w:rPr>
+          <w:i/>
+        </w:rPr>
+        <w:t>baja</w:t>
+      </w:r>
+      <w:proofErr w:type="spellEnd"/>
+      <w:r>
+        <w:rPr>
+          <w:i/>
+        </w:rPr>
+        <w:t xml:space="preserve"> </w:t>
+      </w:r>
+      <w:proofErr w:type="spellStart"/>
+      <w:r>
+        <w:rPr>
+          <w:i/>
+        </w:rPr>
+        <w:t>tensión</w:t>
+      </w:r>
+      <w:proofErr w:type="spellEnd"/>
+      <w:r>
+        <w:t xml:space="preserve">. S’ha de presentar </w:t>
+      </w:r>
+      <w:r>
+        <w:lastRenderedPageBreak/>
+        <w:t>la inspecció inicial de la instal·lació fotovoltaica per part d’un organisme de control habilitat.</w:t>
       </w:r>
     </w:p>
     <w:p/>
@@ -1604,7 +2751,147 @@
         <w:rPr>
           <w:i/>
         </w:rPr>
-        <w:t>Real Decreto 919/2006, de 28 de julio, por el que se aprueba el Reglamento técnico de distribución y utilización de combustibles gaseosos y sus instrucciones técnicas complementarias ICG 01 a 11</w:t>
+        <w:t xml:space="preserve">Real Decreto 919/2006, de 28 de </w:t>
+      </w:r>
+      <w:proofErr w:type="spellStart"/>
+      <w:r>
+        <w:rPr>
+          <w:i/>
+        </w:rPr>
+        <w:t>julio</w:t>
+      </w:r>
+      <w:proofErr w:type="spellEnd"/>
+      <w:r>
+        <w:rPr>
+          <w:i/>
+        </w:rPr>
+        <w:t xml:space="preserve">, por el que se </w:t>
+      </w:r>
+      <w:proofErr w:type="spellStart"/>
+      <w:r>
+        <w:rPr>
+          <w:i/>
+        </w:rPr>
+        <w:t>aprueba</w:t>
+      </w:r>
+      <w:proofErr w:type="spellEnd"/>
+      <w:r>
+        <w:rPr>
+          <w:i/>
+        </w:rPr>
+        <w:t xml:space="preserve"> el Reglamento </w:t>
+      </w:r>
+      <w:proofErr w:type="spellStart"/>
+      <w:r>
+        <w:rPr>
+          <w:i/>
+        </w:rPr>
+        <w:t>técnico</w:t>
+      </w:r>
+      <w:proofErr w:type="spellEnd"/>
+      <w:r>
+        <w:rPr>
+          <w:i/>
+        </w:rPr>
+        <w:t xml:space="preserve"> de </w:t>
+      </w:r>
+      <w:proofErr w:type="spellStart"/>
+      <w:r>
+        <w:rPr>
+          <w:i/>
+        </w:rPr>
+        <w:t>distribución</w:t>
+      </w:r>
+      <w:proofErr w:type="spellEnd"/>
+      <w:r>
+        <w:rPr>
+          <w:i/>
+        </w:rPr>
+        <w:t xml:space="preserve"> y </w:t>
+      </w:r>
+      <w:proofErr w:type="spellStart"/>
+      <w:r>
+        <w:rPr>
+          <w:i/>
+        </w:rPr>
+        <w:t>utilización</w:t>
+      </w:r>
+      <w:proofErr w:type="spellEnd"/>
+      <w:r>
+        <w:rPr>
+          <w:i/>
+        </w:rPr>
+        <w:t xml:space="preserve"> de combustibles </w:t>
+      </w:r>
+      <w:proofErr w:type="spellStart"/>
+      <w:r>
+        <w:rPr>
+          <w:i/>
+        </w:rPr>
+        <w:t>gaseosos</w:t>
+      </w:r>
+      <w:proofErr w:type="spellEnd"/>
+      <w:r>
+        <w:rPr>
+          <w:i/>
+        </w:rPr>
+        <w:t xml:space="preserve"> y </w:t>
+      </w:r>
+      <w:proofErr w:type="spellStart"/>
+      <w:r>
+        <w:rPr>
+          <w:i/>
+        </w:rPr>
+        <w:t>sus</w:t>
+      </w:r>
+      <w:proofErr w:type="spellEnd"/>
+      <w:r>
+        <w:rPr>
+          <w:i/>
+        </w:rPr>
+        <w:t xml:space="preserve"> </w:t>
+      </w:r>
+      <w:proofErr w:type="spellStart"/>
+      <w:r>
+        <w:rPr>
+          <w:i/>
+        </w:rPr>
+        <w:t>instrucciones</w:t>
+      </w:r>
+      <w:proofErr w:type="spellEnd"/>
+      <w:r>
+        <w:rPr>
+          <w:i/>
+        </w:rPr>
+        <w:t xml:space="preserve"> </w:t>
+      </w:r>
+      <w:proofErr w:type="spellStart"/>
+      <w:r>
+        <w:rPr>
+          <w:i/>
+        </w:rPr>
+        <w:t>técnicas</w:t>
+      </w:r>
+      <w:proofErr w:type="spellEnd"/>
+      <w:r>
+        <w:rPr>
+          <w:i/>
+        </w:rPr>
+        <w:t xml:space="preserve"> </w:t>
+      </w:r>
+      <w:proofErr w:type="spellStart"/>
+      <w:r>
+        <w:rPr>
+          <w:i/>
+        </w:rPr>
+        <w:t>complementarias</w:t>
+      </w:r>
+      <w:proofErr w:type="spellEnd"/>
+      <w:r>
+        <w:rPr>
+          <w:i/>
+        </w:rPr>
+        <w:t xml:space="preserve"> ICG 01 a 11</w:t>
       </w:r>
       <w:r>
         <w:t>. S’ha de presentar la inspecció inicial de gas per una empresa instal·ladora de gas.</w:t>
@@ -1628,7 +2915,175 @@
         <w:rPr>
           <w:i/>
         </w:rPr>
-        <w:t>INSTRUCCIÓN TÉCNICA COMPLEMENTARIA ITC-RAT 23 del Real Decreto 337/2014, de 9 de mayo, por el que se aprueban el Reglamento sobre condiciones técnicas y garantías de seguridad en instalaciones eléctricas de alta tensión y sus Instrucciones Técnicas Complementarias ITC-RAT 01 a 23</w:t>
+        <w:t xml:space="preserve">INSTRUCCIÓN TÉCNICA COMPLEMENTARIA ITC-RAT 23 del Real Decreto 337/2014, de 9 de </w:t>
+      </w:r>
+      <w:proofErr w:type="spellStart"/>
+      <w:r>
+        <w:rPr>
+          <w:i/>
+        </w:rPr>
+        <w:t>mayo</w:t>
+      </w:r>
+      <w:proofErr w:type="spellEnd"/>
+      <w:r>
+        <w:rPr>
+          <w:i/>
+        </w:rPr>
+        <w:t xml:space="preserve">, por el que se </w:t>
+      </w:r>
+      <w:proofErr w:type="spellStart"/>
+      <w:r>
+        <w:rPr>
+          <w:i/>
+        </w:rPr>
+        <w:t>aprueban</w:t>
+      </w:r>
+      <w:proofErr w:type="spellEnd"/>
+      <w:r>
+        <w:rPr>
+          <w:i/>
+        </w:rPr>
+        <w:t xml:space="preserve"> el Reglamento sobre condiciones </w:t>
+      </w:r>
+      <w:proofErr w:type="spellStart"/>
+      <w:r>
+        <w:rPr>
+          <w:i/>
+        </w:rPr>
+        <w:t>técnicas</w:t>
+      </w:r>
+      <w:proofErr w:type="spellEnd"/>
+      <w:r>
+        <w:rPr>
+          <w:i/>
+        </w:rPr>
+        <w:t xml:space="preserve"> y </w:t>
+      </w:r>
+      <w:proofErr w:type="spellStart"/>
+      <w:r>
+        <w:rPr>
+          <w:i/>
+        </w:rPr>
+        <w:t>garantías</w:t>
+      </w:r>
+      <w:proofErr w:type="spellEnd"/>
+      <w:r>
+        <w:rPr>
+          <w:i/>
+        </w:rPr>
+        <w:t xml:space="preserve"> de </w:t>
+      </w:r>
+      <w:proofErr w:type="spellStart"/>
+      <w:r>
+        <w:rPr>
+          <w:i/>
+        </w:rPr>
+        <w:t>seguridad</w:t>
+      </w:r>
+      <w:proofErr w:type="spellEnd"/>
+      <w:r>
+        <w:rPr>
+          <w:i/>
+        </w:rPr>
+        <w:t xml:space="preserve"> en </w:t>
+      </w:r>
+      <w:proofErr w:type="spellStart"/>
+      <w:r>
+        <w:rPr>
+          <w:i/>
+        </w:rPr>
+        <w:t>instalaciones</w:t>
+      </w:r>
+      <w:proofErr w:type="spellEnd"/>
+      <w:r>
+        <w:rPr>
+          <w:i/>
+        </w:rPr>
+        <w:t xml:space="preserve"> </w:t>
+      </w:r>
+      <w:proofErr w:type="spellStart"/>
+      <w:r>
+        <w:rPr>
+          <w:i/>
+        </w:rPr>
+        <w:t>eléctricas</w:t>
+      </w:r>
+      <w:proofErr w:type="spellEnd"/>
+      <w:r>
+        <w:rPr>
+          <w:i/>
+        </w:rPr>
+        <w:t xml:space="preserve"> de alta </w:t>
+      </w:r>
+      <w:proofErr w:type="spellStart"/>
+      <w:r>
+        <w:rPr>
+          <w:i/>
+        </w:rPr>
+        <w:t>tensión</w:t>
+      </w:r>
+      <w:proofErr w:type="spellEnd"/>
+      <w:r>
+        <w:rPr>
+          <w:i/>
+        </w:rPr>
+        <w:t xml:space="preserve"> y </w:t>
+      </w:r>
+      <w:proofErr w:type="spellStart"/>
+      <w:r>
+        <w:rPr>
+          <w:i/>
+        </w:rPr>
+        <w:t>sus</w:t>
+      </w:r>
+      <w:proofErr w:type="spellEnd"/>
+      <w:r>
+        <w:rPr>
+          <w:i/>
+        </w:rPr>
+        <w:t xml:space="preserve"> </w:t>
+      </w:r>
+      <w:proofErr w:type="spellStart"/>
+      <w:r>
+        <w:rPr>
+          <w:i/>
+        </w:rPr>
+        <w:t>Instrucciones</w:t>
+      </w:r>
+      <w:proofErr w:type="spellEnd"/>
+      <w:r>
+        <w:rPr>
+          <w:i/>
+        </w:rPr>
+        <w:t xml:space="preserve"> </w:t>
+      </w:r>
+      <w:proofErr w:type="spellStart"/>
+      <w:r>
+        <w:rPr>
+          <w:i/>
+        </w:rPr>
+        <w:t>Técnicas</w:t>
+      </w:r>
+      <w:proofErr w:type="spellEnd"/>
+      <w:r>
+        <w:rPr>
+          <w:i/>
+        </w:rPr>
+        <w:t xml:space="preserve"> </w:t>
+      </w:r>
+      <w:proofErr w:type="spellStart"/>
+      <w:r>
+        <w:rPr>
+          <w:i/>
+        </w:rPr>
+        <w:t>Complementarias</w:t>
+      </w:r>
+      <w:proofErr w:type="spellEnd"/>
+      <w:r>
+        <w:rPr>
+          <w:i/>
+        </w:rPr>
+        <w:t xml:space="preserve"> ITC-RAT 01 a 23</w:t>
       </w:r>
       <w:r>
         <w:t>. S’ha de presentar la inspecció inicial d’Alta Tensió per part d’un organisme de control habilitat.</w:t>
@@ -1652,8 +3107,58 @@
         <w:rPr>
           <w:i/>
         </w:rPr>
-        <w:t>Real Decreto 842/2002, de 2 de agosto, por el que se aprueba el Reglamento electrotécnico para baja tensión</w:t>
-      </w:r>
+        <w:t xml:space="preserve">Real Decreto 842/2002, de 2 de agosto, por el que se </w:t>
+      </w:r>
+      <w:proofErr w:type="spellStart"/>
+      <w:r>
+        <w:rPr>
+          <w:i/>
+        </w:rPr>
+        <w:t>aprueba</w:t>
+      </w:r>
+      <w:proofErr w:type="spellEnd"/>
+      <w:r>
+        <w:rPr>
+          <w:i/>
+        </w:rPr>
+        <w:t xml:space="preserve"> el Reglamento </w:t>
+      </w:r>
+      <w:proofErr w:type="spellStart"/>
+      <w:r>
+        <w:rPr>
+          <w:i/>
+        </w:rPr>
+        <w:t>electrotécnico</w:t>
+      </w:r>
+      <w:proofErr w:type="spellEnd"/>
+      <w:r>
+        <w:rPr>
+          <w:i/>
+        </w:rPr>
+        <w:t xml:space="preserve"> para </w:t>
+      </w:r>
+      <w:proofErr w:type="spellStart"/>
+      <w:r>
+        <w:rPr>
+          <w:i/>
+        </w:rPr>
+        <w:t>baja</w:t>
+      </w:r>
+      <w:proofErr w:type="spellEnd"/>
+      <w:r>
+        <w:rPr>
+          <w:i/>
+        </w:rPr>
+        <w:t xml:space="preserve"> </w:t>
+      </w:r>
+      <w:proofErr w:type="spellStart"/>
+      <w:r>
+        <w:rPr>
+          <w:i/>
+        </w:rPr>
+        <w:t>tensión</w:t>
+      </w:r>
+      <w:proofErr w:type="spellEnd"/>
       <w:r>
         <w:t>. S’ha de presentar la inspecció inicial de Baixa Tensió per part d’un organisme de control habilitat.</w:t>
       </w:r>
@@ -1676,7 +3181,49 @@
         <w:rPr>
           <w:i/>
         </w:rPr>
-        <w:t>Real Decreto 355/2024, de 2 de abril, por el que se aprueba la Instrucción Técnica Complementaria ITC AEM 1 «Ascensores»</w:t>
+        <w:t xml:space="preserve">Real Decreto 355/2024, de 2 de abril, por el que se </w:t>
+      </w:r>
+      <w:proofErr w:type="spellStart"/>
+      <w:r>
+        <w:rPr>
+          <w:i/>
+        </w:rPr>
+        <w:t>aprueba</w:t>
+      </w:r>
+      <w:proofErr w:type="spellEnd"/>
+      <w:r>
+        <w:rPr>
+          <w:i/>
+        </w:rPr>
+        <w:t xml:space="preserve"> la </w:t>
+      </w:r>
+      <w:proofErr w:type="spellStart"/>
+      <w:r>
+        <w:rPr>
+          <w:i/>
+        </w:rPr>
+        <w:t>Instrucción</w:t>
+      </w:r>
+      <w:proofErr w:type="spellEnd"/>
+      <w:r>
+        <w:rPr>
+          <w:i/>
+        </w:rPr>
+        <w:t xml:space="preserve"> Técnica Complementaria ITC AEM 1 «</w:t>
+      </w:r>
+      <w:proofErr w:type="spellStart"/>
+      <w:r>
+        <w:rPr>
+          <w:i/>
+        </w:rPr>
+        <w:t>Ascensores</w:t>
+      </w:r>
+      <w:proofErr w:type="spellEnd"/>
+      <w:r>
+        <w:rPr>
+          <w:i/>
+        </w:rPr>
+        <w:t>»</w:t>
       </w:r>
       <w:r>
         <w:t>. S’ha de presentar la inspecció inicial de l’ascensor o ascensors per part d’un organisme de control habilitat.</w:t>
@@ -1712,8 +3259,58 @@
         <w:rPr>
           <w:i/>
         </w:rPr>
-        <w:t>ITC-BT-05 VERIFICACIONES E INSPECCIONES del Real Decreto 842/2002, de 2 de agosto, por el que se aprueba el Reglamento electrotécnico para baja tensión</w:t>
-      </w:r>
+        <w:t xml:space="preserve">ITC-BT-05 VERIFICACIONES E INSPECCIONES del Real Decreto 842/2002, de 2 de agosto, por el que se </w:t>
+      </w:r>
+      <w:proofErr w:type="spellStart"/>
+      <w:r>
+        <w:rPr>
+          <w:i/>
+        </w:rPr>
+        <w:t>aprueba</w:t>
+      </w:r>
+      <w:proofErr w:type="spellEnd"/>
+      <w:r>
+        <w:rPr>
+          <w:i/>
+        </w:rPr>
+        <w:t xml:space="preserve"> el Reglamento </w:t>
+      </w:r>
+      <w:proofErr w:type="spellStart"/>
+      <w:r>
+        <w:rPr>
+          <w:i/>
+        </w:rPr>
+        <w:t>electrotécnico</w:t>
+      </w:r>
+      <w:proofErr w:type="spellEnd"/>
+      <w:r>
+        <w:rPr>
+          <w:i/>
+        </w:rPr>
+        <w:t xml:space="preserve"> para </w:t>
+      </w:r>
+      <w:proofErr w:type="spellStart"/>
+      <w:r>
+        <w:rPr>
+          <w:i/>
+        </w:rPr>
+        <w:t>baja</w:t>
+      </w:r>
+      <w:proofErr w:type="spellEnd"/>
+      <w:r>
+        <w:rPr>
+          <w:i/>
+        </w:rPr>
+        <w:t xml:space="preserve"> </w:t>
+      </w:r>
+      <w:proofErr w:type="spellStart"/>
+      <w:r>
+        <w:rPr>
+          <w:i/>
+        </w:rPr>
+        <w:t>tensión</w:t>
+      </w:r>
+      <w:proofErr w:type="spellEnd"/>
       <w:r>
         <w:t>. S’ha de presentar la inspecció periòdica de la instal·lació fotovoltaica per part d’un organisme de control habilitat (vigència 5 anys).</w:t>
       </w:r>
@@ -1736,7 +3333,147 @@
         <w:rPr>
           <w:i/>
         </w:rPr>
-        <w:t>Real Decreto 919/2006, de 28 de julio, por el que se aprueba el Reglamento técnico de distribución y utilización de combustibles gaseosos y sus instrucciones técnicas complementarias ICG 01 a 11</w:t>
+        <w:t xml:space="preserve">Real Decreto 919/2006, de 28 de </w:t>
+      </w:r>
+      <w:proofErr w:type="spellStart"/>
+      <w:r>
+        <w:rPr>
+          <w:i/>
+        </w:rPr>
+        <w:t>julio</w:t>
+      </w:r>
+      <w:proofErr w:type="spellEnd"/>
+      <w:r>
+        <w:rPr>
+          <w:i/>
+        </w:rPr>
+        <w:t xml:space="preserve">, por el que se </w:t>
+      </w:r>
+      <w:proofErr w:type="spellStart"/>
+      <w:r>
+        <w:rPr>
+          <w:i/>
+        </w:rPr>
+        <w:t>aprueba</w:t>
+      </w:r>
+      <w:proofErr w:type="spellEnd"/>
+      <w:r>
+        <w:rPr>
+          <w:i/>
+        </w:rPr>
+        <w:t xml:space="preserve"> el Reglamento </w:t>
+      </w:r>
+      <w:proofErr w:type="spellStart"/>
+      <w:r>
+        <w:rPr>
+          <w:i/>
+        </w:rPr>
+        <w:t>técnico</w:t>
+      </w:r>
+      <w:proofErr w:type="spellEnd"/>
+      <w:r>
+        <w:rPr>
+          <w:i/>
+        </w:rPr>
+        <w:t xml:space="preserve"> de </w:t>
+      </w:r>
+      <w:proofErr w:type="spellStart"/>
+      <w:r>
+        <w:rPr>
+          <w:i/>
+        </w:rPr>
+        <w:t>distribución</w:t>
+      </w:r>
+      <w:proofErr w:type="spellEnd"/>
+      <w:r>
+        <w:rPr>
+          <w:i/>
+        </w:rPr>
+        <w:t xml:space="preserve"> y </w:t>
+      </w:r>
+      <w:proofErr w:type="spellStart"/>
+      <w:r>
+        <w:rPr>
+          <w:i/>
+        </w:rPr>
+        <w:t>utilización</w:t>
+      </w:r>
+      <w:proofErr w:type="spellEnd"/>
+      <w:r>
+        <w:rPr>
+          <w:i/>
+        </w:rPr>
+        <w:t xml:space="preserve"> de combustibles </w:t>
+      </w:r>
+      <w:proofErr w:type="spellStart"/>
+      <w:r>
+        <w:rPr>
+          <w:i/>
+        </w:rPr>
+        <w:t>gaseosos</w:t>
+      </w:r>
+      <w:proofErr w:type="spellEnd"/>
+      <w:r>
+        <w:rPr>
+          <w:i/>
+        </w:rPr>
+        <w:t xml:space="preserve"> y </w:t>
+      </w:r>
+      <w:proofErr w:type="spellStart"/>
+      <w:r>
+        <w:rPr>
+          <w:i/>
+        </w:rPr>
+        <w:t>sus</w:t>
+      </w:r>
+      <w:proofErr w:type="spellEnd"/>
+      <w:r>
+        <w:rPr>
+          <w:i/>
+        </w:rPr>
+        <w:t xml:space="preserve"> </w:t>
+      </w:r>
+      <w:proofErr w:type="spellStart"/>
+      <w:r>
+        <w:rPr>
+          <w:i/>
+        </w:rPr>
+        <w:t>instrucciones</w:t>
+      </w:r>
+      <w:proofErr w:type="spellEnd"/>
+      <w:r>
+        <w:rPr>
+          <w:i/>
+        </w:rPr>
+        <w:t xml:space="preserve"> </w:t>
+      </w:r>
+      <w:proofErr w:type="spellStart"/>
+      <w:r>
+        <w:rPr>
+          <w:i/>
+        </w:rPr>
+        <w:t>técnicas</w:t>
+      </w:r>
+      <w:proofErr w:type="spellEnd"/>
+      <w:r>
+        <w:rPr>
+          <w:i/>
+        </w:rPr>
+        <w:t xml:space="preserve"> </w:t>
+      </w:r>
+      <w:proofErr w:type="spellStart"/>
+      <w:r>
+        <w:rPr>
+          <w:i/>
+        </w:rPr>
+        <w:t>complementarias</w:t>
+      </w:r>
+      <w:proofErr w:type="spellEnd"/>
+      <w:r>
+        <w:rPr>
+          <w:i/>
+        </w:rPr>
+        <w:t xml:space="preserve"> ICG 01 a 11</w:t>
       </w:r>
       <w:r>
         <w:t>. S’ha de presentar la inspecció periòdica de gas per una empresa instal·ladora de gas (vigència 5 anys).</w:t>
@@ -1760,7 +3497,175 @@
         <w:rPr>
           <w:i/>
         </w:rPr>
-        <w:t>INSTRUCCIÓN TÉCNICA COMPLEMENTARIA ITC-RAT 23 del Real Decreto 337/2014, de 9 de mayo, por el que se aprueban el Reglamento sobre condiciones técnicas y garantías de seguridad en instalaciones eléctricas de alta tensión y sus Instrucciones Técnicas Complementarias ITC-RAT 01 a 23</w:t>
+        <w:t xml:space="preserve">INSTRUCCIÓN TÉCNICA COMPLEMENTARIA ITC-RAT 23 del Real Decreto 337/2014, de 9 de </w:t>
+      </w:r>
+      <w:proofErr w:type="spellStart"/>
+      <w:r>
+        <w:rPr>
+          <w:i/>
+        </w:rPr>
+        <w:t>mayo</w:t>
+      </w:r>
+      <w:proofErr w:type="spellEnd"/>
+      <w:r>
+        <w:rPr>
+          <w:i/>
+        </w:rPr>
+        <w:t xml:space="preserve">, por el que se </w:t>
+      </w:r>
+      <w:proofErr w:type="spellStart"/>
+      <w:r>
+        <w:rPr>
+          <w:i/>
+        </w:rPr>
+        <w:t>aprueban</w:t>
+      </w:r>
+      <w:proofErr w:type="spellEnd"/>
+      <w:r>
+        <w:rPr>
+          <w:i/>
+        </w:rPr>
+        <w:t xml:space="preserve"> el Reglamento sobre condiciones </w:t>
+      </w:r>
+      <w:proofErr w:type="spellStart"/>
+      <w:r>
+        <w:rPr>
+          <w:i/>
+        </w:rPr>
+        <w:t>técnicas</w:t>
+      </w:r>
+      <w:proofErr w:type="spellEnd"/>
+      <w:r>
+        <w:rPr>
+          <w:i/>
+        </w:rPr>
+        <w:t xml:space="preserve"> y </w:t>
+      </w:r>
+      <w:proofErr w:type="spellStart"/>
+      <w:r>
+        <w:rPr>
+          <w:i/>
+        </w:rPr>
+        <w:t>garantías</w:t>
+      </w:r>
+      <w:proofErr w:type="spellEnd"/>
+      <w:r>
+        <w:rPr>
+          <w:i/>
+        </w:rPr>
+        <w:t xml:space="preserve"> de </w:t>
+      </w:r>
+      <w:proofErr w:type="spellStart"/>
+      <w:r>
+        <w:rPr>
+          <w:i/>
+        </w:rPr>
+        <w:t>seguridad</w:t>
+      </w:r>
+      <w:proofErr w:type="spellEnd"/>
+      <w:r>
+        <w:rPr>
+          <w:i/>
+        </w:rPr>
+        <w:t xml:space="preserve"> en </w:t>
+      </w:r>
+      <w:proofErr w:type="spellStart"/>
+      <w:r>
+        <w:rPr>
+          <w:i/>
+        </w:rPr>
+        <w:t>instalaciones</w:t>
+      </w:r>
+      <w:proofErr w:type="spellEnd"/>
+      <w:r>
+        <w:rPr>
+          <w:i/>
+        </w:rPr>
+        <w:t xml:space="preserve"> </w:t>
+      </w:r>
+      <w:proofErr w:type="spellStart"/>
+      <w:r>
+        <w:rPr>
+          <w:i/>
+        </w:rPr>
+        <w:t>eléctricas</w:t>
+      </w:r>
+      <w:proofErr w:type="spellEnd"/>
+      <w:r>
+        <w:rPr>
+          <w:i/>
+        </w:rPr>
+        <w:t xml:space="preserve"> de alta </w:t>
+      </w:r>
+      <w:proofErr w:type="spellStart"/>
+      <w:r>
+        <w:rPr>
+          <w:i/>
+        </w:rPr>
+        <w:t>tensión</w:t>
+      </w:r>
+      <w:proofErr w:type="spellEnd"/>
+      <w:r>
+        <w:rPr>
+          <w:i/>
+        </w:rPr>
+        <w:t xml:space="preserve"> y </w:t>
+      </w:r>
+      <w:proofErr w:type="spellStart"/>
+      <w:r>
+        <w:rPr>
+          <w:i/>
+        </w:rPr>
+        <w:t>sus</w:t>
+      </w:r>
+      <w:proofErr w:type="spellEnd"/>
+      <w:r>
+        <w:rPr>
+          <w:i/>
+        </w:rPr>
+        <w:t xml:space="preserve"> </w:t>
+      </w:r>
+      <w:proofErr w:type="spellStart"/>
+      <w:r>
+        <w:rPr>
+          <w:i/>
+        </w:rPr>
+        <w:t>Instrucciones</w:t>
+      </w:r>
+      <w:proofErr w:type="spellEnd"/>
+      <w:r>
+        <w:rPr>
+          <w:i/>
+        </w:rPr>
+        <w:t xml:space="preserve"> </w:t>
+      </w:r>
+      <w:proofErr w:type="spellStart"/>
+      <w:r>
+        <w:rPr>
+          <w:i/>
+        </w:rPr>
+        <w:t>Técnicas</w:t>
+      </w:r>
+      <w:proofErr w:type="spellEnd"/>
+      <w:r>
+        <w:rPr>
+          <w:i/>
+        </w:rPr>
+        <w:t xml:space="preserve"> </w:t>
+      </w:r>
+      <w:proofErr w:type="spellStart"/>
+      <w:r>
+        <w:rPr>
+          <w:i/>
+        </w:rPr>
+        <w:t>Complementarias</w:t>
+      </w:r>
+      <w:proofErr w:type="spellEnd"/>
+      <w:r>
+        <w:rPr>
+          <w:i/>
+        </w:rPr>
+        <w:t xml:space="preserve"> ITC-RAT 01 a 23</w:t>
       </w:r>
       <w:r>
         <w:t>. S’ha de presentar la inspecció periòdica d’Alta Tensió per part d’un organisme de control habilitat (vigència 3 anys).</w:t>
@@ -1784,10 +3689,64 @@
         <w:rPr>
           <w:i/>
         </w:rPr>
-        <w:t>ITC-BT-05 VERIFICACIONES E INSPECCIONES del Real Decreto 842/2002, de 2 de agosto, por el que se aprueba el Reglamento electrotécnico para baja tensión</w:t>
-      </w:r>
-      <w:r>
-        <w:t>. S’ha de presentar la inspecció periòdica de Baixa Tensió per part d’un organisme de control habilitat (vigència 5 anys).</w:t>
+        <w:t xml:space="preserve">ITC-BT-05 VERIFICACIONES E INSPECCIONES del Real Decreto 842/2002, de 2 de agosto, por el que se </w:t>
+      </w:r>
+      <w:proofErr w:type="spellStart"/>
+      <w:r>
+        <w:rPr>
+          <w:i/>
+        </w:rPr>
+        <w:t>aprueba</w:t>
+      </w:r>
+      <w:proofErr w:type="spellEnd"/>
+      <w:r>
+        <w:rPr>
+          <w:i/>
+        </w:rPr>
+        <w:t xml:space="preserve"> el Reglamento </w:t>
+      </w:r>
+      <w:proofErr w:type="spellStart"/>
+      <w:r>
+        <w:rPr>
+          <w:i/>
+        </w:rPr>
+        <w:t>electrotécnico</w:t>
+      </w:r>
+      <w:proofErr w:type="spellEnd"/>
+      <w:r>
+        <w:rPr>
+          <w:i/>
+        </w:rPr>
+        <w:t xml:space="preserve"> para </w:t>
+      </w:r>
+      <w:proofErr w:type="spellStart"/>
+      <w:r>
+        <w:rPr>
+          <w:i/>
+        </w:rPr>
+        <w:t>baja</w:t>
+      </w:r>
+      <w:proofErr w:type="spellEnd"/>
+      <w:r>
+        <w:rPr>
+          <w:i/>
+        </w:rPr>
+        <w:t xml:space="preserve"> </w:t>
+      </w:r>
+      <w:proofErr w:type="spellStart"/>
+      <w:r>
+        <w:rPr>
+          <w:i/>
+        </w:rPr>
+        <w:t>tensión</w:t>
+      </w:r>
+      <w:proofErr w:type="spellEnd"/>
+      <w:r>
+        <w:t xml:space="preserve">. S’ha de presentar la </w:t>
+      </w:r>
+      <w:r>
+        <w:lastRenderedPageBreak/>
+        <w:t>inspecció periòdica de Baixa Tensió per part d’un organisme de control habilitat (vigència 5 anys).</w:t>
       </w:r>
     </w:p>
     <w:p/>
@@ -1808,7 +3767,49 @@
         <w:rPr>
           <w:i/>
         </w:rPr>
-        <w:t>Real Decreto 355/2024, de 2 de abril, por el que se aprueba la Instrucción Técnica Complementaria ITC AEM 1 «Ascensores»</w:t>
+        <w:t xml:space="preserve">Real Decreto 355/2024, de 2 de abril, por el que se </w:t>
+      </w:r>
+      <w:proofErr w:type="spellStart"/>
+      <w:r>
+        <w:rPr>
+          <w:i/>
+        </w:rPr>
+        <w:t>aprueba</w:t>
+      </w:r>
+      <w:proofErr w:type="spellEnd"/>
+      <w:r>
+        <w:rPr>
+          <w:i/>
+        </w:rPr>
+        <w:t xml:space="preserve"> la </w:t>
+      </w:r>
+      <w:proofErr w:type="spellStart"/>
+      <w:r>
+        <w:rPr>
+          <w:i/>
+        </w:rPr>
+        <w:t>Instrucción</w:t>
+      </w:r>
+      <w:proofErr w:type="spellEnd"/>
+      <w:r>
+        <w:rPr>
+          <w:i/>
+        </w:rPr>
+        <w:t xml:space="preserve"> Técnica Complementaria ITC AEM 1 «</w:t>
+      </w:r>
+      <w:proofErr w:type="spellStart"/>
+      <w:r>
+        <w:rPr>
+          <w:i/>
+        </w:rPr>
+        <w:t>Ascensores</w:t>
+      </w:r>
+      <w:proofErr w:type="spellEnd"/>
+      <w:r>
+        <w:rPr>
+          <w:i/>
+        </w:rPr>
+        <w:t>»</w:t>
       </w:r>
       <w:r>
         <w:t>. S’ha de presentar la inspecció periòdica de l’ascensor o ascensors per part d’un organisme de control habilitat (vigència de 2 anys en ús industrial i pública concurrència, 4 anys en més de 20 habitatges o 4 plantes, 6 anys de vigència la resta de casos).</w:t>
@@ -1832,8 +3833,72 @@
         <w:rPr>
           <w:i/>
         </w:rPr>
-        <w:t>INSTRUCCIÓN TÉCNICA IT 4. INSPECCIÓN del Real Decreto 1027/2007, de 20 de julio, por el que se aprueba el Reglamento de Instalaciones Térmicas en los Edificios</w:t>
-      </w:r>
+        <w:t xml:space="preserve">INSTRUCCIÓN TÉCNICA IT 4. INSPECCIÓN del Real Decreto 1027/2007, de 20 de </w:t>
+      </w:r>
+      <w:proofErr w:type="spellStart"/>
+      <w:r>
+        <w:rPr>
+          <w:i/>
+        </w:rPr>
+        <w:t>julio</w:t>
+      </w:r>
+      <w:proofErr w:type="spellEnd"/>
+      <w:r>
+        <w:rPr>
+          <w:i/>
+        </w:rPr>
+        <w:t xml:space="preserve">, por el que se </w:t>
+      </w:r>
+      <w:proofErr w:type="spellStart"/>
+      <w:r>
+        <w:rPr>
+          <w:i/>
+        </w:rPr>
+        <w:t>aprueba</w:t>
+      </w:r>
+      <w:proofErr w:type="spellEnd"/>
+      <w:r>
+        <w:rPr>
+          <w:i/>
+        </w:rPr>
+        <w:t xml:space="preserve"> el Reglamento de </w:t>
+      </w:r>
+      <w:proofErr w:type="spellStart"/>
+      <w:r>
+        <w:rPr>
+          <w:i/>
+        </w:rPr>
+        <w:t>Instalaciones</w:t>
+      </w:r>
+      <w:proofErr w:type="spellEnd"/>
+      <w:r>
+        <w:rPr>
+          <w:i/>
+        </w:rPr>
+        <w:t xml:space="preserve"> </w:t>
+      </w:r>
+      <w:proofErr w:type="spellStart"/>
+      <w:r>
+        <w:rPr>
+          <w:i/>
+        </w:rPr>
+        <w:t>Térmicas</w:t>
+      </w:r>
+      <w:proofErr w:type="spellEnd"/>
+      <w:r>
+        <w:rPr>
+          <w:i/>
+        </w:rPr>
+        <w:t xml:space="preserve"> en los </w:t>
+      </w:r>
+      <w:proofErr w:type="spellStart"/>
+      <w:r>
+        <w:rPr>
+          <w:i/>
+        </w:rPr>
+        <w:t>Edificios</w:t>
+      </w:r>
+      <w:proofErr w:type="spellEnd"/>
       <w:r>
         <w:t>. S’ha de presentar la inspecció periòdica de la instal·lació tèrmica per part d’un organisme de control habilitat (vigència 4 anys).</w:t>
       </w:r>
@@ -1856,8 +3921,128 @@
         <w:rPr>
           <w:i/>
         </w:rPr>
-        <w:t>INSTRUCCIÓN IF-14 del Real Decreto 552/2019, de 27 de septiembre, por el que se aprueban el Reglamento de seguridad para instalaciones frigoríficas y sus instrucciones técnicas complementarias</w:t>
-      </w:r>
+        <w:t xml:space="preserve">INSTRUCCIÓN IF-14 del Real Decreto 552/2019, de 27 de </w:t>
+      </w:r>
+      <w:proofErr w:type="spellStart"/>
+      <w:r>
+        <w:rPr>
+          <w:i/>
+        </w:rPr>
+        <w:t>septiembre</w:t>
+      </w:r>
+      <w:proofErr w:type="spellEnd"/>
+      <w:r>
+        <w:rPr>
+          <w:i/>
+        </w:rPr>
+        <w:t xml:space="preserve">, por el que se </w:t>
+      </w:r>
+      <w:proofErr w:type="spellStart"/>
+      <w:r>
+        <w:rPr>
+          <w:i/>
+        </w:rPr>
+        <w:t>aprueban</w:t>
+      </w:r>
+      <w:proofErr w:type="spellEnd"/>
+      <w:r>
+        <w:rPr>
+          <w:i/>
+        </w:rPr>
+        <w:t xml:space="preserve"> el Reglamento de </w:t>
+      </w:r>
+      <w:proofErr w:type="spellStart"/>
+      <w:r>
+        <w:rPr>
+          <w:i/>
+        </w:rPr>
+        <w:t>seguridad</w:t>
+      </w:r>
+      <w:proofErr w:type="spellEnd"/>
+      <w:r>
+        <w:rPr>
+          <w:i/>
+        </w:rPr>
+        <w:t xml:space="preserve"> para </w:t>
+      </w:r>
+      <w:proofErr w:type="spellStart"/>
+      <w:r>
+        <w:rPr>
+          <w:i/>
+        </w:rPr>
+        <w:t>instalaciones</w:t>
+      </w:r>
+      <w:proofErr w:type="spellEnd"/>
+      <w:r>
+        <w:rPr>
+          <w:i/>
+        </w:rPr>
+        <w:t xml:space="preserve"> </w:t>
+      </w:r>
+      <w:proofErr w:type="spellStart"/>
+      <w:r>
+        <w:rPr>
+          <w:i/>
+        </w:rPr>
+        <w:t>frigoríficas</w:t>
+      </w:r>
+      <w:proofErr w:type="spellEnd"/>
+      <w:r>
+        <w:rPr>
+          <w:i/>
+        </w:rPr>
+        <w:t xml:space="preserve"> y </w:t>
+      </w:r>
+      <w:proofErr w:type="spellStart"/>
+      <w:r>
+        <w:rPr>
+          <w:i/>
+        </w:rPr>
+        <w:t>sus</w:t>
+      </w:r>
+      <w:proofErr w:type="spellEnd"/>
+      <w:r>
+        <w:rPr>
+          <w:i/>
+        </w:rPr>
+        <w:t xml:space="preserve"> </w:t>
+      </w:r>
+      <w:proofErr w:type="spellStart"/>
+      <w:r>
+        <w:rPr>
+          <w:i/>
+        </w:rPr>
+        <w:t>instrucciones</w:t>
+      </w:r>
+      <w:proofErr w:type="spellEnd"/>
+      <w:r>
+        <w:rPr>
+          <w:i/>
+        </w:rPr>
+        <w:t xml:space="preserve"> </w:t>
+      </w:r>
+      <w:proofErr w:type="spellStart"/>
+      <w:r>
+        <w:rPr>
+          <w:i/>
+        </w:rPr>
+        <w:t>técnicas</w:t>
+      </w:r>
+      <w:proofErr w:type="spellEnd"/>
+      <w:r>
+        <w:rPr>
+          <w:i/>
+        </w:rPr>
+        <w:t xml:space="preserve"> </w:t>
+      </w:r>
+      <w:proofErr w:type="spellStart"/>
+      <w:r>
+        <w:rPr>
+          <w:i/>
+        </w:rPr>
+        <w:t>complementarias</w:t>
+      </w:r>
+      <w:proofErr w:type="spellEnd"/>
       <w:r>
         <w:t>. S’ha de presentar la inspecció periòdica de la instal·lació de fred industrial per part d’un organisme de control habilitat (vigència 10 anys).</w:t>
       </w:r>
@@ -1880,8 +4065,114 @@
         <w:rPr>
           <w:i/>
         </w:rPr>
-        <w:t>Real Decreto 809/2021, de 21 de septiembre, por el que se aprueba el Reglamento de equipos a presión y sus instrucciones técnicas complementarias</w:t>
-      </w:r>
+        <w:t xml:space="preserve">Real Decreto 809/2021, de 21 de </w:t>
+      </w:r>
+      <w:proofErr w:type="spellStart"/>
+      <w:r>
+        <w:rPr>
+          <w:i/>
+        </w:rPr>
+        <w:t>septiembre</w:t>
+      </w:r>
+      <w:proofErr w:type="spellEnd"/>
+      <w:r>
+        <w:rPr>
+          <w:i/>
+        </w:rPr>
+        <w:t xml:space="preserve">, por el que se </w:t>
+      </w:r>
+      <w:proofErr w:type="spellStart"/>
+      <w:r>
+        <w:rPr>
+          <w:i/>
+        </w:rPr>
+        <w:t>aprueba</w:t>
+      </w:r>
+      <w:proofErr w:type="spellEnd"/>
+      <w:r>
+        <w:rPr>
+          <w:i/>
+        </w:rPr>
+        <w:t xml:space="preserve"> el Reglamento de </w:t>
+      </w:r>
+      <w:proofErr w:type="spellStart"/>
+      <w:r>
+        <w:rPr>
+          <w:i/>
+        </w:rPr>
+        <w:t>equipos</w:t>
+      </w:r>
+      <w:proofErr w:type="spellEnd"/>
+      <w:r>
+        <w:rPr>
+          <w:i/>
+        </w:rPr>
+        <w:t xml:space="preserve"> a </w:t>
+      </w:r>
+      <w:proofErr w:type="spellStart"/>
+      <w:r>
+        <w:rPr>
+          <w:i/>
+        </w:rPr>
+        <w:t>presión</w:t>
+      </w:r>
+      <w:proofErr w:type="spellEnd"/>
+      <w:r>
+        <w:rPr>
+          <w:i/>
+        </w:rPr>
+        <w:t xml:space="preserve"> y </w:t>
+      </w:r>
+      <w:proofErr w:type="spellStart"/>
+      <w:r>
+        <w:rPr>
+          <w:i/>
+        </w:rPr>
+        <w:t>sus</w:t>
+      </w:r>
+      <w:proofErr w:type="spellEnd"/>
+      <w:r>
+        <w:rPr>
+          <w:i/>
+        </w:rPr>
+        <w:t xml:space="preserve"> </w:t>
+      </w:r>
+      <w:proofErr w:type="spellStart"/>
+      <w:r>
+        <w:rPr>
+          <w:i/>
+        </w:rPr>
+        <w:t>instrucciones</w:t>
+      </w:r>
+      <w:proofErr w:type="spellEnd"/>
+      <w:r>
+        <w:rPr>
+          <w:i/>
+        </w:rPr>
+        <w:t xml:space="preserve"> </w:t>
+      </w:r>
+      <w:proofErr w:type="spellStart"/>
+      <w:r>
+        <w:rPr>
+          <w:i/>
+        </w:rPr>
+        <w:t>técnicas</w:t>
+      </w:r>
+      <w:proofErr w:type="spellEnd"/>
+      <w:r>
+        <w:rPr>
+          <w:i/>
+        </w:rPr>
+        <w:t xml:space="preserve"> </w:t>
+      </w:r>
+      <w:proofErr w:type="spellStart"/>
+      <w:r>
+        <w:rPr>
+          <w:i/>
+        </w:rPr>
+        <w:t>complementarias</w:t>
+      </w:r>
+      <w:proofErr w:type="spellEnd"/>
       <w:r>
         <w:t>. S’ha de presentar la inspecció periòdica de l’equip a pressió per part d’un organisme de control habilitat (vigència 10 anys).</w:t>
       </w:r>
@@ -1904,8 +4195,72 @@
         <w:rPr>
           <w:i/>
         </w:rPr>
-        <w:t>Real Decreto 513/2017, de 22 de mayo, por el que se aprueba el Reglamento de instalaciones de protección contra incendios</w:t>
-      </w:r>
+        <w:t xml:space="preserve">Real Decreto 513/2017, de 22 de </w:t>
+      </w:r>
+      <w:proofErr w:type="spellStart"/>
+      <w:r>
+        <w:rPr>
+          <w:i/>
+        </w:rPr>
+        <w:t>mayo</w:t>
+      </w:r>
+      <w:proofErr w:type="spellEnd"/>
+      <w:r>
+        <w:rPr>
+          <w:i/>
+        </w:rPr>
+        <w:t xml:space="preserve">, por el que se </w:t>
+      </w:r>
+      <w:proofErr w:type="spellStart"/>
+      <w:r>
+        <w:rPr>
+          <w:i/>
+        </w:rPr>
+        <w:t>aprueba</w:t>
+      </w:r>
+      <w:proofErr w:type="spellEnd"/>
+      <w:r>
+        <w:rPr>
+          <w:i/>
+        </w:rPr>
+        <w:t xml:space="preserve"> el Reglamento de </w:t>
+      </w:r>
+      <w:proofErr w:type="spellStart"/>
+      <w:r>
+        <w:rPr>
+          <w:i/>
+        </w:rPr>
+        <w:t>instalaciones</w:t>
+      </w:r>
+      <w:proofErr w:type="spellEnd"/>
+      <w:r>
+        <w:rPr>
+          <w:i/>
+        </w:rPr>
+        <w:t xml:space="preserve"> de </w:t>
+      </w:r>
+      <w:proofErr w:type="spellStart"/>
+      <w:r>
+        <w:rPr>
+          <w:i/>
+        </w:rPr>
+        <w:t>protección</w:t>
+      </w:r>
+      <w:proofErr w:type="spellEnd"/>
+      <w:r>
+        <w:rPr>
+          <w:i/>
+        </w:rPr>
+        <w:t xml:space="preserve"> contra </w:t>
+      </w:r>
+      <w:proofErr w:type="spellStart"/>
+      <w:r>
+        <w:rPr>
+          <w:i/>
+        </w:rPr>
+        <w:t>incendios</w:t>
+      </w:r>
+      <w:proofErr w:type="spellEnd"/>
       <w:r>
         <w:t>. S’ha de presentar la inspecció periòdica dels elements de protecció contra incendis per part d’un organisme de control habilitat (vigència 10 anys). En cas que els elements de protecció contra incendis estiguin instal·lats fa menys de 10 anys s’ha d’entregar un certificat de l'empresa instal·ladora, emès per un tècnic titulat competent designat per aquesta, en el qual es farà constar que la instal·lació s'ha realitzat de conformitat amb el que s'estableix en el Real Decret 513/2017 i d'acord amb el projecte o documentació tècnica.</w:t>
       </w:r>
@@ -1928,7 +4283,119 @@
         <w:rPr>
           <w:i/>
         </w:rPr>
-        <w:t>Real Decreto 656/2017, de 23 de junio, por el que se aprueba el Reglamento de Almacenamiento de Productos Químicos y sus Instrucciones Técnicas Complementarias MIE APQ 0 a 10</w:t>
+        <w:t xml:space="preserve">Real Decreto 656/2017, de 23 de </w:t>
+      </w:r>
+      <w:proofErr w:type="spellStart"/>
+      <w:r>
+        <w:rPr>
+          <w:i/>
+        </w:rPr>
+        <w:t>junio</w:t>
+      </w:r>
+      <w:proofErr w:type="spellEnd"/>
+      <w:r>
+        <w:rPr>
+          <w:i/>
+        </w:rPr>
+        <w:t xml:space="preserve">, por el que se </w:t>
+      </w:r>
+      <w:proofErr w:type="spellStart"/>
+      <w:r>
+        <w:rPr>
+          <w:i/>
+        </w:rPr>
+        <w:t>aprueba</w:t>
+      </w:r>
+      <w:proofErr w:type="spellEnd"/>
+      <w:r>
+        <w:rPr>
+          <w:i/>
+        </w:rPr>
+        <w:t xml:space="preserve"> el Reglamento de </w:t>
+      </w:r>
+      <w:proofErr w:type="spellStart"/>
+      <w:r>
+        <w:rPr>
+          <w:i/>
+        </w:rPr>
+        <w:t>Almacenamiento</w:t>
+      </w:r>
+      <w:proofErr w:type="spellEnd"/>
+      <w:r>
+        <w:rPr>
+          <w:i/>
+        </w:rPr>
+        <w:t xml:space="preserve"> de Productos </w:t>
+      </w:r>
+      <w:proofErr w:type="spellStart"/>
+      <w:r>
+        <w:rPr>
+          <w:i/>
+        </w:rPr>
+        <w:t>Químicos</w:t>
+      </w:r>
+      <w:proofErr w:type="spellEnd"/>
+      <w:r>
+        <w:rPr>
+          <w:i/>
+        </w:rPr>
+        <w:t xml:space="preserve"> y </w:t>
+      </w:r>
+      <w:proofErr w:type="spellStart"/>
+      <w:r>
+        <w:rPr>
+          <w:i/>
+        </w:rPr>
+        <w:t>sus</w:t>
+      </w:r>
+      <w:proofErr w:type="spellEnd"/>
+      <w:r>
+        <w:rPr>
+          <w:i/>
+        </w:rPr>
+        <w:t xml:space="preserve"> </w:t>
+      </w:r>
+      <w:proofErr w:type="spellStart"/>
+      <w:r>
+        <w:rPr>
+          <w:i/>
+        </w:rPr>
+        <w:t>Instrucciones</w:t>
+      </w:r>
+      <w:proofErr w:type="spellEnd"/>
+      <w:r>
+        <w:rPr>
+          <w:i/>
+        </w:rPr>
+        <w:t xml:space="preserve"> </w:t>
+      </w:r>
+      <w:proofErr w:type="spellStart"/>
+      <w:r>
+        <w:rPr>
+          <w:i/>
+        </w:rPr>
+        <w:t>Técnicas</w:t>
+      </w:r>
+      <w:proofErr w:type="spellEnd"/>
+      <w:r>
+        <w:rPr>
+          <w:i/>
+        </w:rPr>
+        <w:t xml:space="preserve"> </w:t>
+      </w:r>
+      <w:proofErr w:type="spellStart"/>
+      <w:r>
+        <w:rPr>
+          <w:i/>
+        </w:rPr>
+        <w:t>Complementarias</w:t>
+      </w:r>
+      <w:proofErr w:type="spellEnd"/>
+      <w:r>
+        <w:rPr>
+          <w:i/>
+        </w:rPr>
+        <w:t xml:space="preserve"> MIE APQ 0 a 10</w:t>
       </w:r>
       <w:r>
         <w:t>. S’ha de presentar la inspecció periòdica de l’emmagatzematge de productes químics per part d’un organisme de control habilitat (vigència 5 anys).</w:t>
@@ -1946,14 +4413,74 @@
         <w:t xml:space="preserve">67. </w:t>
       </w:r>
       <w:r>
-        <w:t xml:space="preserve">Instal·lació petrolífera. ITC MI-IP 02 Parques de almacenamiento de líquidos petrolíferos. L’activitat està inclosa dins l’Article 2 del </w:t>
-      </w:r>
-      <w:r>
-        <w:rPr>
-          <w:i/>
-        </w:rPr>
-        <w:t>Real Decreto 2085/1994, de 20 de octubre, por el que se aprueba el Reglamento de Instalaciones Petrolíferas</w:t>
-      </w:r>
+        <w:t xml:space="preserve">Instal·lació petrolífera. ITC MI-IP 02 Parques de </w:t>
+      </w:r>
+      <w:proofErr w:type="spellStart"/>
+      <w:r>
+        <w:t>almacenamiento</w:t>
+      </w:r>
+      <w:proofErr w:type="spellEnd"/>
+      <w:r>
+        <w:t xml:space="preserve"> de </w:t>
+      </w:r>
+      <w:proofErr w:type="spellStart"/>
+      <w:r>
+        <w:t>líquidos</w:t>
+      </w:r>
+      <w:proofErr w:type="spellEnd"/>
+      <w:r>
+        <w:t xml:space="preserve"> </w:t>
+      </w:r>
+      <w:proofErr w:type="spellStart"/>
+      <w:r>
+        <w:t>petrolíferos</w:t>
+      </w:r>
+      <w:proofErr w:type="spellEnd"/>
+      <w:r>
+        <w:t xml:space="preserve">. L’activitat està inclosa dins l’Article 2 del </w:t>
+      </w:r>
+      <w:r>
+        <w:rPr>
+          <w:i/>
+        </w:rPr>
+        <w:t xml:space="preserve">Real Decreto 2085/1994, de 20 de octubre, por el que se </w:t>
+      </w:r>
+      <w:proofErr w:type="spellStart"/>
+      <w:r>
+        <w:rPr>
+          <w:i/>
+        </w:rPr>
+        <w:t>aprueba</w:t>
+      </w:r>
+      <w:proofErr w:type="spellEnd"/>
+      <w:r>
+        <w:rPr>
+          <w:i/>
+        </w:rPr>
+        <w:t xml:space="preserve"> el Reglamento de </w:t>
+      </w:r>
+      <w:proofErr w:type="spellStart"/>
+      <w:r>
+        <w:rPr>
+          <w:i/>
+        </w:rPr>
+        <w:t>Instalaciones</w:t>
+      </w:r>
+      <w:proofErr w:type="spellEnd"/>
+      <w:r>
+        <w:rPr>
+          <w:i/>
+        </w:rPr>
+        <w:t xml:space="preserve"> </w:t>
+      </w:r>
+      <w:proofErr w:type="spellStart"/>
+      <w:r>
+        <w:rPr>
+          <w:i/>
+        </w:rPr>
+        <w:t>Petrolíferas</w:t>
+      </w:r>
+      <w:proofErr w:type="spellEnd"/>
       <w:r>
         <w:t>. S’ha de presentar la inspecció periòdica de la instal·lació petrolífera per part d’un organisme de control habilitat (vigència 10 anys).</w:t>
       </w:r>
@@ -1967,16 +4494,139 @@
         <w:rPr>
           <w:b/>
         </w:rPr>
+        <w:lastRenderedPageBreak/>
         <w:t xml:space="preserve">68. </w:t>
       </w:r>
       <w:r>
-        <w:t xml:space="preserve">Instal·lació petrolífera. ITC MI-IP 03 Instalaciones petrolíferas para uso propio. L’activitat està inclosa dins l’Article 2 del </w:t>
-      </w:r>
-      <w:r>
-        <w:rPr>
-          <w:i/>
-        </w:rPr>
-        <w:t>Real Decreto 1427/1997, de 15 de septiembre, por el que se aprueba la instrucción técnica complementaria MI-IP 03 «Instalaciones petrolíferas para uso propio»</w:t>
+        <w:t xml:space="preserve">Instal·lació petrolífera. ITC MI-IP 03 </w:t>
+      </w:r>
+      <w:proofErr w:type="spellStart"/>
+      <w:r>
+        <w:t>Instalaciones</w:t>
+      </w:r>
+      <w:proofErr w:type="spellEnd"/>
+      <w:r>
+        <w:t xml:space="preserve"> </w:t>
+      </w:r>
+      <w:proofErr w:type="spellStart"/>
+      <w:r>
+        <w:t>petrolíferas</w:t>
+      </w:r>
+      <w:proofErr w:type="spellEnd"/>
+      <w:r>
+        <w:t xml:space="preserve"> para uso </w:t>
+      </w:r>
+      <w:proofErr w:type="spellStart"/>
+      <w:r>
+        <w:t>propio</w:t>
+      </w:r>
+      <w:proofErr w:type="spellEnd"/>
+      <w:r>
+        <w:t xml:space="preserve">. L’activitat està inclosa dins l’Article 2 del </w:t>
+      </w:r>
+      <w:r>
+        <w:rPr>
+          <w:i/>
+        </w:rPr>
+        <w:t xml:space="preserve">Real Decreto 1427/1997, de 15 de </w:t>
+      </w:r>
+      <w:proofErr w:type="spellStart"/>
+      <w:r>
+        <w:rPr>
+          <w:i/>
+        </w:rPr>
+        <w:t>septiembre</w:t>
+      </w:r>
+      <w:proofErr w:type="spellEnd"/>
+      <w:r>
+        <w:rPr>
+          <w:i/>
+        </w:rPr>
+        <w:t xml:space="preserve">, por el que se </w:t>
+      </w:r>
+      <w:proofErr w:type="spellStart"/>
+      <w:r>
+        <w:rPr>
+          <w:i/>
+        </w:rPr>
+        <w:t>aprueba</w:t>
+      </w:r>
+      <w:proofErr w:type="spellEnd"/>
+      <w:r>
+        <w:rPr>
+          <w:i/>
+        </w:rPr>
+        <w:t xml:space="preserve"> la </w:t>
+      </w:r>
+      <w:proofErr w:type="spellStart"/>
+      <w:r>
+        <w:rPr>
+          <w:i/>
+        </w:rPr>
+        <w:t>instrucción</w:t>
+      </w:r>
+      <w:proofErr w:type="spellEnd"/>
+      <w:r>
+        <w:rPr>
+          <w:i/>
+        </w:rPr>
+        <w:t xml:space="preserve"> </w:t>
+      </w:r>
+      <w:proofErr w:type="spellStart"/>
+      <w:r>
+        <w:rPr>
+          <w:i/>
+        </w:rPr>
+        <w:t>técnica</w:t>
+      </w:r>
+      <w:proofErr w:type="spellEnd"/>
+      <w:r>
+        <w:rPr>
+          <w:i/>
+        </w:rPr>
+        <w:t xml:space="preserve"> complementaria MI-IP 03 «</w:t>
+      </w:r>
+      <w:proofErr w:type="spellStart"/>
+      <w:r>
+        <w:rPr>
+          <w:i/>
+        </w:rPr>
+        <w:t>Instalaciones</w:t>
+      </w:r>
+      <w:proofErr w:type="spellEnd"/>
+      <w:r>
+        <w:rPr>
+          <w:i/>
+        </w:rPr>
+        <w:t xml:space="preserve"> </w:t>
+      </w:r>
+      <w:proofErr w:type="spellStart"/>
+      <w:r>
+        <w:rPr>
+          <w:i/>
+        </w:rPr>
+        <w:t>petrolíferas</w:t>
+      </w:r>
+      <w:proofErr w:type="spellEnd"/>
+      <w:r>
+        <w:rPr>
+          <w:i/>
+        </w:rPr>
+        <w:t xml:space="preserve"> para uso </w:t>
+      </w:r>
+      <w:proofErr w:type="spellStart"/>
+      <w:r>
+        <w:rPr>
+          <w:i/>
+        </w:rPr>
+        <w:t>propio</w:t>
+      </w:r>
+      <w:proofErr w:type="spellEnd"/>
+      <w:r>
+        <w:rPr>
+          <w:i/>
+        </w:rPr>
+        <w:t>»</w:t>
       </w:r>
       <w:r>
         <w:t>. S’ha de presentar la inspecció periòdica de la instal·lació petrolífera per part d’un organisme de control habilitat (vigència 10 anys).</w:t>
@@ -1994,13 +4644,205 @@
         <w:t xml:space="preserve">69. </w:t>
       </w:r>
       <w:r>
-        <w:t xml:space="preserve">Instal·lació petrolífera. ITC MI-IP 04 Instalaciones para suministro a vehículos. L’activitat està inclosa dins del </w:t>
-      </w:r>
-      <w:r>
-        <w:rPr>
-          <w:i/>
-        </w:rPr>
-        <w:t>Real Decreto 706/2017, de 7 de julio, por el que se aprueba la instrucción técnica complementaria MI-IP 04 "Instalaciones para suministro a vehículos" y se regulan determinados aspectos de la reglamentación de instalaciones petrolíferes</w:t>
+        <w:t xml:space="preserve">Instal·lació petrolífera. ITC MI-IP 04 </w:t>
+      </w:r>
+      <w:proofErr w:type="spellStart"/>
+      <w:r>
+        <w:t>Instalaciones</w:t>
+      </w:r>
+      <w:proofErr w:type="spellEnd"/>
+      <w:r>
+        <w:t xml:space="preserve"> para </w:t>
+      </w:r>
+      <w:proofErr w:type="spellStart"/>
+      <w:r>
+        <w:t>suministro</w:t>
+      </w:r>
+      <w:proofErr w:type="spellEnd"/>
+      <w:r>
+        <w:t xml:space="preserve"> a </w:t>
+      </w:r>
+      <w:proofErr w:type="spellStart"/>
+      <w:r>
+        <w:t>vehículos</w:t>
+      </w:r>
+      <w:proofErr w:type="spellEnd"/>
+      <w:r>
+        <w:t xml:space="preserve">. L’activitat està inclosa dins del </w:t>
+      </w:r>
+      <w:r>
+        <w:rPr>
+          <w:i/>
+        </w:rPr>
+        <w:t xml:space="preserve">Real Decreto 706/2017, de 7 de </w:t>
+      </w:r>
+      <w:proofErr w:type="spellStart"/>
+      <w:r>
+        <w:rPr>
+          <w:i/>
+        </w:rPr>
+        <w:t>julio</w:t>
+      </w:r>
+      <w:proofErr w:type="spellEnd"/>
+      <w:r>
+        <w:rPr>
+          <w:i/>
+        </w:rPr>
+        <w:t xml:space="preserve">, por el que se </w:t>
+      </w:r>
+      <w:proofErr w:type="spellStart"/>
+      <w:r>
+        <w:rPr>
+          <w:i/>
+        </w:rPr>
+        <w:t>aprueba</w:t>
+      </w:r>
+      <w:proofErr w:type="spellEnd"/>
+      <w:r>
+        <w:rPr>
+          <w:i/>
+        </w:rPr>
+        <w:t xml:space="preserve"> la </w:t>
+      </w:r>
+      <w:proofErr w:type="spellStart"/>
+      <w:r>
+        <w:rPr>
+          <w:i/>
+        </w:rPr>
+        <w:t>instrucción</w:t>
+      </w:r>
+      <w:proofErr w:type="spellEnd"/>
+      <w:r>
+        <w:rPr>
+          <w:i/>
+        </w:rPr>
+        <w:t xml:space="preserve"> </w:t>
+      </w:r>
+      <w:proofErr w:type="spellStart"/>
+      <w:r>
+        <w:rPr>
+          <w:i/>
+        </w:rPr>
+        <w:t>técnica</w:t>
+      </w:r>
+      <w:proofErr w:type="spellEnd"/>
+      <w:r>
+        <w:rPr>
+          <w:i/>
+        </w:rPr>
+        <w:t xml:space="preserve"> complementaria MI-IP 04 "</w:t>
+      </w:r>
+      <w:proofErr w:type="spellStart"/>
+      <w:r>
+        <w:rPr>
+          <w:i/>
+        </w:rPr>
+        <w:t>Instalaciones</w:t>
+      </w:r>
+      <w:proofErr w:type="spellEnd"/>
+      <w:r>
+        <w:rPr>
+          <w:i/>
+        </w:rPr>
+        <w:t xml:space="preserve"> para </w:t>
+      </w:r>
+      <w:proofErr w:type="spellStart"/>
+      <w:r>
+        <w:rPr>
+          <w:i/>
+        </w:rPr>
+        <w:t>suministro</w:t>
+      </w:r>
+      <w:proofErr w:type="spellEnd"/>
+      <w:r>
+        <w:rPr>
+          <w:i/>
+        </w:rPr>
+        <w:t xml:space="preserve"> a </w:t>
+      </w:r>
+      <w:proofErr w:type="spellStart"/>
+      <w:r>
+        <w:rPr>
+          <w:i/>
+        </w:rPr>
+        <w:t>vehículos</w:t>
+      </w:r>
+      <w:proofErr w:type="spellEnd"/>
+      <w:r>
+        <w:rPr>
+          <w:i/>
+        </w:rPr>
+        <w:t xml:space="preserve">" y se </w:t>
+      </w:r>
+      <w:proofErr w:type="spellStart"/>
+      <w:r>
+        <w:rPr>
+          <w:i/>
+        </w:rPr>
+        <w:t>regulan</w:t>
+      </w:r>
+      <w:proofErr w:type="spellEnd"/>
+      <w:r>
+        <w:rPr>
+          <w:i/>
+        </w:rPr>
+        <w:t xml:space="preserve"> </w:t>
+      </w:r>
+      <w:proofErr w:type="spellStart"/>
+      <w:r>
+        <w:rPr>
+          <w:i/>
+        </w:rPr>
+        <w:t>determinados</w:t>
+      </w:r>
+      <w:proofErr w:type="spellEnd"/>
+      <w:r>
+        <w:rPr>
+          <w:i/>
+        </w:rPr>
+        <w:t xml:space="preserve"> </w:t>
+      </w:r>
+      <w:proofErr w:type="spellStart"/>
+      <w:r>
+        <w:rPr>
+          <w:i/>
+        </w:rPr>
+        <w:t>aspectos</w:t>
+      </w:r>
+      <w:proofErr w:type="spellEnd"/>
+      <w:r>
+        <w:rPr>
+          <w:i/>
+        </w:rPr>
+        <w:t xml:space="preserve"> de la </w:t>
+      </w:r>
+      <w:proofErr w:type="spellStart"/>
+      <w:r>
+        <w:rPr>
+          <w:i/>
+        </w:rPr>
+        <w:t>reglamentación</w:t>
+      </w:r>
+      <w:proofErr w:type="spellEnd"/>
+      <w:r>
+        <w:rPr>
+          <w:i/>
+        </w:rPr>
+        <w:t xml:space="preserve"> de </w:t>
+      </w:r>
+      <w:proofErr w:type="spellStart"/>
+      <w:r>
+        <w:rPr>
+          <w:i/>
+        </w:rPr>
+        <w:t>instalaciones</w:t>
+      </w:r>
+      <w:proofErr w:type="spellEnd"/>
+      <w:r>
+        <w:rPr>
+          <w:i/>
+        </w:rPr>
+        <w:t xml:space="preserve"> petrolíferes</w:t>
       </w:r>
       <w:r>
         <w:t>. S’ha de presentar la inspecció periòdica de la instal·lació petrolífera per part d’un organisme de control habilitat (vigència 5 anys).</w:t>
@@ -2024,8 +4866,114 @@
         <w:rPr>
           <w:i/>
         </w:rPr>
-        <w:t>Real Decreto 1085/2009, de 3 de julio, por el que se aprueba el Reglamento sobre instalación y utilización de aparatos de rayos X con fines de diagnóstico médico</w:t>
-      </w:r>
+        <w:t xml:space="preserve">Real Decreto 1085/2009, de 3 de </w:t>
+      </w:r>
+      <w:proofErr w:type="spellStart"/>
+      <w:r>
+        <w:rPr>
+          <w:i/>
+        </w:rPr>
+        <w:t>julio</w:t>
+      </w:r>
+      <w:proofErr w:type="spellEnd"/>
+      <w:r>
+        <w:rPr>
+          <w:i/>
+        </w:rPr>
+        <w:t xml:space="preserve">, por el que se </w:t>
+      </w:r>
+      <w:proofErr w:type="spellStart"/>
+      <w:r>
+        <w:rPr>
+          <w:i/>
+        </w:rPr>
+        <w:t>aprueba</w:t>
+      </w:r>
+      <w:proofErr w:type="spellEnd"/>
+      <w:r>
+        <w:rPr>
+          <w:i/>
+        </w:rPr>
+        <w:t xml:space="preserve"> el Reglamento sobre </w:t>
+      </w:r>
+      <w:proofErr w:type="spellStart"/>
+      <w:r>
+        <w:rPr>
+          <w:i/>
+        </w:rPr>
+        <w:t>instalación</w:t>
+      </w:r>
+      <w:proofErr w:type="spellEnd"/>
+      <w:r>
+        <w:rPr>
+          <w:i/>
+        </w:rPr>
+        <w:t xml:space="preserve"> y </w:t>
+      </w:r>
+      <w:proofErr w:type="spellStart"/>
+      <w:r>
+        <w:rPr>
+          <w:i/>
+        </w:rPr>
+        <w:t>utilización</w:t>
+      </w:r>
+      <w:proofErr w:type="spellEnd"/>
+      <w:r>
+        <w:rPr>
+          <w:i/>
+        </w:rPr>
+        <w:t xml:space="preserve"> de </w:t>
+      </w:r>
+      <w:proofErr w:type="spellStart"/>
+      <w:r>
+        <w:rPr>
+          <w:i/>
+        </w:rPr>
+        <w:t>aparatos</w:t>
+      </w:r>
+      <w:proofErr w:type="spellEnd"/>
+      <w:r>
+        <w:rPr>
+          <w:i/>
+        </w:rPr>
+        <w:t xml:space="preserve"> de </w:t>
+      </w:r>
+      <w:proofErr w:type="spellStart"/>
+      <w:r>
+        <w:rPr>
+          <w:i/>
+        </w:rPr>
+        <w:t>rayos</w:t>
+      </w:r>
+      <w:proofErr w:type="spellEnd"/>
+      <w:r>
+        <w:rPr>
+          <w:i/>
+        </w:rPr>
+        <w:t xml:space="preserve"> X con fines de </w:t>
+      </w:r>
+      <w:proofErr w:type="spellStart"/>
+      <w:r>
+        <w:rPr>
+          <w:i/>
+        </w:rPr>
+        <w:t>diagnóstico</w:t>
+      </w:r>
+      <w:proofErr w:type="spellEnd"/>
+      <w:r>
+        <w:rPr>
+          <w:i/>
+        </w:rPr>
+        <w:t xml:space="preserve"> </w:t>
+      </w:r>
+      <w:proofErr w:type="spellStart"/>
+      <w:r>
+        <w:rPr>
+          <w:i/>
+        </w:rPr>
+        <w:t>médico</w:t>
+      </w:r>
+      <w:proofErr w:type="spellEnd"/>
       <w:r>
         <w:t>. S’ha de presentar la inspecció periòdica de la instal·lació de raigs X per part d’un organisme de control habilitat (vigència 5 anys).</w:t>
       </w:r>
@@ -2269,8 +5217,21 @@
         <w:t xml:space="preserve">78. </w:t>
       </w:r>
       <w:r>
-        <w:t>Ortopèdia i audiopròtesis. S’ha de sol·licitar l’Autorització dels establiments d'ortopèdia i d'audiopròtesis</w:t>
-      </w:r>
+        <w:t xml:space="preserve">Ortopèdia i </w:t>
+      </w:r>
+      <w:proofErr w:type="spellStart"/>
+      <w:r>
+        <w:t>audiopròtesis</w:t>
+      </w:r>
+      <w:proofErr w:type="spellEnd"/>
+      <w:r>
+        <w:t xml:space="preserve">. S’ha de sol·licitar l’Autorització dels establiments d'ortopèdia i </w:t>
+      </w:r>
+      <w:proofErr w:type="spellStart"/>
+      <w:r>
+        <w:t>d'audiopròtesis</w:t>
+      </w:r>
+      <w:proofErr w:type="spellEnd"/>
     </w:p>
     <w:p>
       <w:hyperlink r:id="rId51" w:history="1">
@@ -2295,7 +5256,15 @@
         <w:t xml:space="preserve">79. </w:t>
       </w:r>
       <w:r>
-        <w:t>Fabricació ortopèdics. S’ha de sol·licitar l’Autorització sanitària d'empreses fabricants de productes sanitaris ortoprotètics a mida</w:t>
+        <w:t xml:space="preserve">Fabricació ortopèdics. S’ha de sol·licitar l’Autorització sanitària d'empreses fabricants de productes sanitaris </w:t>
+      </w:r>
+      <w:proofErr w:type="spellStart"/>
+      <w:r>
+        <w:t>ortoprotètics</w:t>
+      </w:r>
+      <w:proofErr w:type="spellEnd"/>
+      <w:r>
+        <w:t xml:space="preserve"> a mida</w:t>
       </w:r>
     </w:p>
     <w:p>
@@ -2546,17 +5515,61 @@
         <w:rPr>
           <w:i/>
         </w:rPr>
-        <w:t xml:space="preserve"> II Ámbito de aplicación III</w:t>
+        <w:t xml:space="preserve"> II </w:t>
+      </w:r>
+      <w:proofErr w:type="spellStart"/>
+      <w:r>
+        <w:rPr>
+          <w:i/>
+        </w:rPr>
+        <w:t>Ámbito</w:t>
+      </w:r>
+      <w:proofErr w:type="spellEnd"/>
+      <w:r>
+        <w:rPr>
+          <w:i/>
+        </w:rPr>
+        <w:t xml:space="preserve"> de </w:t>
+      </w:r>
+      <w:proofErr w:type="spellStart"/>
+      <w:r>
+        <w:rPr>
+          <w:i/>
+        </w:rPr>
+        <w:t>aplicación</w:t>
+      </w:r>
+      <w:proofErr w:type="spellEnd"/>
+      <w:r>
+        <w:rPr>
+          <w:i/>
+        </w:rPr>
+        <w:t xml:space="preserve"> III</w:t>
       </w:r>
       <w:r>
         <w:t xml:space="preserve"> i </w:t>
       </w:r>
-      <w:r>
-        <w:rPr>
-          <w:i/>
-        </w:rPr>
-        <w:t>Criterios generales de aplicación</w:t>
-      </w:r>
+      <w:proofErr w:type="spellStart"/>
+      <w:r>
+        <w:rPr>
+          <w:i/>
+        </w:rPr>
+        <w:t>Criterios</w:t>
+      </w:r>
+      <w:proofErr w:type="spellEnd"/>
+      <w:r>
+        <w:rPr>
+          <w:i/>
+        </w:rPr>
+        <w:t xml:space="preserve"> generales de </w:t>
+      </w:r>
+      <w:proofErr w:type="spellStart"/>
+      <w:r>
+        <w:rPr>
+          <w:i/>
+        </w:rPr>
+        <w:t>aplicación</w:t>
+      </w:r>
+      <w:proofErr w:type="spellEnd"/>
       <w:r>
         <w:t>.</w:t>
       </w:r>
@@ -2579,17 +5592,61 @@
         <w:rPr>
           <w:i/>
         </w:rPr>
-        <w:t xml:space="preserve"> II Ámbito de aplicación III</w:t>
+        <w:t xml:space="preserve"> II </w:t>
+      </w:r>
+      <w:proofErr w:type="spellStart"/>
+      <w:r>
+        <w:rPr>
+          <w:i/>
+        </w:rPr>
+        <w:t>Ámbito</w:t>
+      </w:r>
+      <w:proofErr w:type="spellEnd"/>
+      <w:r>
+        <w:rPr>
+          <w:i/>
+        </w:rPr>
+        <w:t xml:space="preserve"> de </w:t>
+      </w:r>
+      <w:proofErr w:type="spellStart"/>
+      <w:r>
+        <w:rPr>
+          <w:i/>
+        </w:rPr>
+        <w:t>aplicación</w:t>
+      </w:r>
+      <w:proofErr w:type="spellEnd"/>
+      <w:r>
+        <w:rPr>
+          <w:i/>
+        </w:rPr>
+        <w:t xml:space="preserve"> III</w:t>
       </w:r>
       <w:r>
         <w:t xml:space="preserve"> i </w:t>
       </w:r>
-      <w:r>
-        <w:rPr>
-          <w:i/>
-        </w:rPr>
-        <w:t>Criterios generales de aplicación</w:t>
-      </w:r>
+      <w:proofErr w:type="spellStart"/>
+      <w:r>
+        <w:rPr>
+          <w:i/>
+        </w:rPr>
+        <w:t>Criterios</w:t>
+      </w:r>
+      <w:proofErr w:type="spellEnd"/>
+      <w:r>
+        <w:rPr>
+          <w:i/>
+        </w:rPr>
+        <w:t xml:space="preserve"> generales de </w:t>
+      </w:r>
+      <w:proofErr w:type="spellStart"/>
+      <w:r>
+        <w:rPr>
+          <w:i/>
+        </w:rPr>
+        <w:t>aplicación</w:t>
+      </w:r>
+      <w:proofErr w:type="spellEnd"/>
       <w:r>
         <w:t>.</w:t>
       </w:r>
@@ -2869,23 +5926,34 @@
         </w:rPr>
         <w:t xml:space="preserve">100. </w:t>
       </w:r>
-      <w:r>
-        <w:t>BIEs. La vàlvula d'obertura manual i el sistema d'obertura de l'armari de la BIE, si n’hi ha, han d’estar situats com a màxim a 1,50 m. sobre el nivell del terra.</w:t>
-      </w:r>
-    </w:p>
-    <w:p/>
-    <w:p>
-      <w:pPr>
-        <w:outlineLvl w:val="2"/>
-      </w:pPr>
-      <w:r>
-        <w:rPr>
-          <w:b/>
-        </w:rPr>
+      <w:proofErr w:type="spellStart"/>
+      <w:r>
+        <w:t>BIEs</w:t>
+      </w:r>
+      <w:proofErr w:type="spellEnd"/>
+      <w:r>
+        <w:t>. La vàlvula d'obertura manual i el sistema d'obertura de l'armari de la BIE, si n’hi ha, han d’estar situats com a màxim a 1,50 m. sobre el nivell del terra.</w:t>
+      </w:r>
+    </w:p>
+    <w:p/>
+    <w:p>
+      <w:pPr>
+        <w:outlineLvl w:val="2"/>
+      </w:pPr>
+      <w:r>
+        <w:rPr>
+          <w:b/>
+        </w:rPr>
+        <w:lastRenderedPageBreak/>
         <w:t xml:space="preserve">101. </w:t>
       </w:r>
-      <w:r>
-        <w:t>BIEs. Les BIE se situaran sempre a una distància màxima de 5 m de les sortides del sector d'incendi, mesurada sobre un recorregut d'evacuació, sense que constitueixin obstacle per a la seva utilització.</w:t>
+      <w:proofErr w:type="spellStart"/>
+      <w:r>
+        <w:t>BIEs</w:t>
+      </w:r>
+      <w:proofErr w:type="spellEnd"/>
+      <w:r>
+        <w:t>. Les BIE se situaran sempre a una distància màxima de 5 m de les sortides del sector d'incendi, mesurada sobre un recorregut d'evacuació, sense que constitueixin obstacle per a la seva utilització.</w:t>
       </w:r>
     </w:p>
     <w:p/>
@@ -2899,8 +5967,13 @@
         </w:rPr>
         <w:t xml:space="preserve">102. </w:t>
       </w:r>
-      <w:r>
-        <w:t>BIEs. Per a les BIE amb mànega semirígida o mànega plana, la separació màxima entre cada BIE i la seva més pròxima serà de 50 m. La distància des de qualsevol punt de l'àrea protegida fins a la BIE més pròxima no haurà d'excedir del radi d'acció d'aquesta. Tant la separació, com la distància màxima i el radi d'acció es mesuraran seguint recorreguts d'evacuació</w:t>
+      <w:proofErr w:type="spellStart"/>
+      <w:r>
+        <w:t>BIEs</w:t>
+      </w:r>
+      <w:proofErr w:type="spellEnd"/>
+      <w:r>
+        <w:t>. Per a les BIE amb mànega semirígida o mànega plana, la separació màxima entre cada BIE i la seva més pròxima serà de 50 m. La distància des de qualsevol punt de l'àrea protegida fins a la BIE més pròxima no haurà d'excedir del radi d'acció d'aquesta. Tant la separació, com la distància màxima i el radi d'acció es mesuraran seguint recorreguts d'evacuació</w:t>
       </w:r>
     </w:p>
     <w:p/>
@@ -2914,8 +5987,13 @@
         </w:rPr>
         <w:t xml:space="preserve">103. </w:t>
       </w:r>
-      <w:r>
-        <w:t>BIEs. S'haurà de mantenir al voltant de cada BIE una zona lliure d'obstacles, que permeti l'accés a ella i la seva maniobra sense dificultat.</w:t>
+      <w:proofErr w:type="spellStart"/>
+      <w:r>
+        <w:t>BIEs</w:t>
+      </w:r>
+      <w:proofErr w:type="spellEnd"/>
+      <w:r>
+        <w:t>. S'haurà de mantenir al voltant de cada BIE una zona lliure d'obstacles, que permeti l'accés a ella i la seva maniobra sense dificultat.</w:t>
       </w:r>
     </w:p>
     <w:p/>
@@ -2929,8 +6007,29 @@
         </w:rPr>
         <w:t xml:space="preserve">104. </w:t>
       </w:r>
-      <w:r>
-        <w:t>BIEs. Les BIEs de 45 mm han d’obtenir una pressió manomètrica entre 5,4 i 8,4 bar. Les BIEs de 25 mm han d’obtenir una pressió manomètrica entre 3,5 i 6,5 bar.</w:t>
+      <w:proofErr w:type="spellStart"/>
+      <w:r>
+        <w:t>BIEs</w:t>
+      </w:r>
+      <w:proofErr w:type="spellEnd"/>
+      <w:r>
+        <w:t xml:space="preserve">. Les </w:t>
+      </w:r>
+      <w:proofErr w:type="spellStart"/>
+      <w:r>
+        <w:t>BIEs</w:t>
+      </w:r>
+      <w:proofErr w:type="spellEnd"/>
+      <w:r>
+        <w:t xml:space="preserve"> de 45 mm han d’obtenir una pressió manomètrica entre 5,4 i 8,4 bar. Les </w:t>
+      </w:r>
+      <w:proofErr w:type="spellStart"/>
+      <w:r>
+        <w:t>BIEs</w:t>
+      </w:r>
+      <w:proofErr w:type="spellEnd"/>
+      <w:r>
+        <w:t xml:space="preserve"> de 25 mm han d’obtenir una pressió manomètrica entre 3,5 i 6,5 bar.</w:t>
       </w:r>
     </w:p>
     <w:p/>
@@ -2944,8 +6043,13 @@
         </w:rPr>
         <w:t xml:space="preserve">105. </w:t>
       </w:r>
-      <w:r>
-        <w:t>BIEs. S’han de realitzar les operacions d'inspecció i manteniment anuals segons el que s'estableix la UNE-EN 671-3.</w:t>
+      <w:proofErr w:type="spellStart"/>
+      <w:r>
+        <w:t>BIEs</w:t>
+      </w:r>
+      <w:proofErr w:type="spellEnd"/>
+      <w:r>
+        <w:t>. S’han de realitzar les operacions d'inspecció i manteniment anuals segons el que s'estableix la UNE-EN 671-3.</w:t>
       </w:r>
     </w:p>
     <w:p/>
@@ -3020,7 +6124,35 @@
         <w:rPr>
           <w:i/>
         </w:rPr>
-        <w:t>1 Compartimentación en sectores de incendio</w:t>
+        <w:t xml:space="preserve">1 </w:t>
+      </w:r>
+      <w:proofErr w:type="spellStart"/>
+      <w:r>
+        <w:rPr>
+          <w:i/>
+        </w:rPr>
+        <w:t>Compartimentación</w:t>
+      </w:r>
+      <w:proofErr w:type="spellEnd"/>
+      <w:r>
+        <w:rPr>
+          <w:i/>
+        </w:rPr>
+        <w:t xml:space="preserve"> en </w:t>
+      </w:r>
+      <w:proofErr w:type="spellStart"/>
+      <w:r>
+        <w:rPr>
+          <w:i/>
+        </w:rPr>
+        <w:t>sectores</w:t>
+      </w:r>
+      <w:proofErr w:type="spellEnd"/>
+      <w:r>
+        <w:rPr>
+          <w:i/>
+        </w:rPr>
+        <w:t xml:space="preserve"> de incendio</w:t>
       </w:r>
     </w:p>
     <w:p>
@@ -3038,7 +6170,49 @@
         <w:rPr>
           <w:i/>
         </w:rPr>
-        <w:t>2 Locales y zonas de riesgo especial</w:t>
+        <w:t xml:space="preserve">2 </w:t>
+      </w:r>
+      <w:proofErr w:type="spellStart"/>
+      <w:r>
+        <w:rPr>
+          <w:i/>
+        </w:rPr>
+        <w:t>Locales</w:t>
+      </w:r>
+      <w:proofErr w:type="spellEnd"/>
+      <w:r>
+        <w:rPr>
+          <w:i/>
+        </w:rPr>
+        <w:t xml:space="preserve"> y </w:t>
+      </w:r>
+      <w:proofErr w:type="spellStart"/>
+      <w:r>
+        <w:rPr>
+          <w:i/>
+        </w:rPr>
+        <w:t>zonas</w:t>
+      </w:r>
+      <w:proofErr w:type="spellEnd"/>
+      <w:r>
+        <w:rPr>
+          <w:i/>
+        </w:rPr>
+        <w:t xml:space="preserve"> de </w:t>
+      </w:r>
+      <w:proofErr w:type="spellStart"/>
+      <w:r>
+        <w:rPr>
+          <w:i/>
+        </w:rPr>
+        <w:t>riesgo</w:t>
+      </w:r>
+      <w:proofErr w:type="spellEnd"/>
+      <w:r>
+        <w:rPr>
+          <w:i/>
+        </w:rPr>
+        <w:t xml:space="preserve"> especial</w:t>
       </w:r>
     </w:p>
     <w:p>
@@ -3056,8 +6230,86 @@
         <w:rPr>
           <w:i/>
         </w:rPr>
-        <w:t>3 Espacios ocultos. Paso de instalaciones a través de elementos de compartimentación de incendios</w:t>
-      </w:r>
+        <w:t xml:space="preserve">3 </w:t>
+      </w:r>
+      <w:proofErr w:type="spellStart"/>
+      <w:r>
+        <w:rPr>
+          <w:i/>
+        </w:rPr>
+        <w:t>Espacios</w:t>
+      </w:r>
+      <w:proofErr w:type="spellEnd"/>
+      <w:r>
+        <w:rPr>
+          <w:i/>
+        </w:rPr>
+        <w:t xml:space="preserve"> </w:t>
+      </w:r>
+      <w:proofErr w:type="spellStart"/>
+      <w:r>
+        <w:rPr>
+          <w:i/>
+        </w:rPr>
+        <w:t>ocultos</w:t>
+      </w:r>
+      <w:proofErr w:type="spellEnd"/>
+      <w:r>
+        <w:rPr>
+          <w:i/>
+        </w:rPr>
+        <w:t xml:space="preserve">. Paso de </w:t>
+      </w:r>
+      <w:proofErr w:type="spellStart"/>
+      <w:r>
+        <w:rPr>
+          <w:i/>
+        </w:rPr>
+        <w:t>instalaciones</w:t>
+      </w:r>
+      <w:proofErr w:type="spellEnd"/>
+      <w:r>
+        <w:rPr>
+          <w:i/>
+        </w:rPr>
+        <w:t xml:space="preserve"> a través de </w:t>
+      </w:r>
+      <w:proofErr w:type="spellStart"/>
+      <w:r>
+        <w:rPr>
+          <w:i/>
+        </w:rPr>
+        <w:t>elementos</w:t>
+      </w:r>
+      <w:proofErr w:type="spellEnd"/>
+      <w:r>
+        <w:rPr>
+          <w:i/>
+        </w:rPr>
+        <w:t xml:space="preserve"> de </w:t>
+      </w:r>
+      <w:proofErr w:type="spellStart"/>
+      <w:r>
+        <w:rPr>
+          <w:i/>
+        </w:rPr>
+        <w:t>compartimentación</w:t>
+      </w:r>
+      <w:proofErr w:type="spellEnd"/>
+      <w:r>
+        <w:rPr>
+          <w:i/>
+        </w:rPr>
+        <w:t xml:space="preserve"> de </w:t>
+      </w:r>
+      <w:proofErr w:type="spellStart"/>
+      <w:r>
+        <w:rPr>
+          <w:i/>
+        </w:rPr>
+        <w:t>incendios</w:t>
+      </w:r>
+      <w:proofErr w:type="spellEnd"/>
     </w:p>
     <w:p>
       <w:pPr>
@@ -3074,8 +6326,86 @@
         <w:rPr>
           <w:i/>
         </w:rPr>
-        <w:t>4 Reacción al fuego de los elementos constructivos, decorativos y de mobiliario</w:t>
-      </w:r>
+        <w:t xml:space="preserve">4 </w:t>
+      </w:r>
+      <w:proofErr w:type="spellStart"/>
+      <w:r>
+        <w:rPr>
+          <w:i/>
+        </w:rPr>
+        <w:t>Reacción</w:t>
+      </w:r>
+      <w:proofErr w:type="spellEnd"/>
+      <w:r>
+        <w:rPr>
+          <w:i/>
+        </w:rPr>
+        <w:t xml:space="preserve"> al </w:t>
+      </w:r>
+      <w:proofErr w:type="spellStart"/>
+      <w:r>
+        <w:rPr>
+          <w:i/>
+        </w:rPr>
+        <w:t>fuego</w:t>
+      </w:r>
+      <w:proofErr w:type="spellEnd"/>
+      <w:r>
+        <w:rPr>
+          <w:i/>
+        </w:rPr>
+        <w:t xml:space="preserve"> de los </w:t>
+      </w:r>
+      <w:proofErr w:type="spellStart"/>
+      <w:r>
+        <w:rPr>
+          <w:i/>
+        </w:rPr>
+        <w:t>elementos</w:t>
+      </w:r>
+      <w:proofErr w:type="spellEnd"/>
+      <w:r>
+        <w:rPr>
+          <w:i/>
+        </w:rPr>
+        <w:t xml:space="preserve"> </w:t>
+      </w:r>
+      <w:proofErr w:type="spellStart"/>
+      <w:r>
+        <w:rPr>
+          <w:i/>
+        </w:rPr>
+        <w:t>constructivos</w:t>
+      </w:r>
+      <w:proofErr w:type="spellEnd"/>
+      <w:r>
+        <w:rPr>
+          <w:i/>
+        </w:rPr>
+        <w:t xml:space="preserve">, </w:t>
+      </w:r>
+      <w:proofErr w:type="spellStart"/>
+      <w:r>
+        <w:rPr>
+          <w:i/>
+        </w:rPr>
+        <w:t>decorativos</w:t>
+      </w:r>
+      <w:proofErr w:type="spellEnd"/>
+      <w:r>
+        <w:rPr>
+          <w:i/>
+        </w:rPr>
+        <w:t xml:space="preserve"> y de </w:t>
+      </w:r>
+      <w:proofErr w:type="spellStart"/>
+      <w:r>
+        <w:rPr>
+          <w:i/>
+        </w:rPr>
+        <w:t>mobiliario</w:t>
+      </w:r>
+      <w:proofErr w:type="spellEnd"/>
     </w:p>
     <w:p/>
     <w:p>
@@ -3107,8 +6437,30 @@
         <w:rPr>
           <w:i/>
         </w:rPr>
-        <w:t>1 Medianerías y fachadas</w:t>
-      </w:r>
+        <w:t xml:space="preserve">1 </w:t>
+      </w:r>
+      <w:proofErr w:type="spellStart"/>
+      <w:r>
+        <w:rPr>
+          <w:i/>
+        </w:rPr>
+        <w:t>Medianerías</w:t>
+      </w:r>
+      <w:proofErr w:type="spellEnd"/>
+      <w:r>
+        <w:rPr>
+          <w:i/>
+        </w:rPr>
+        <w:t xml:space="preserve"> y </w:t>
+      </w:r>
+      <w:proofErr w:type="spellStart"/>
+      <w:r>
+        <w:rPr>
+          <w:i/>
+        </w:rPr>
+        <w:t>fachadas</w:t>
+      </w:r>
+      <w:proofErr w:type="spellEnd"/>
     </w:p>
     <w:p>
       <w:pPr>
@@ -3125,8 +6477,16 @@
         <w:rPr>
           <w:i/>
         </w:rPr>
-        <w:t>2 Cubiertas</w:t>
-      </w:r>
+        <w:t xml:space="preserve">2 </w:t>
+      </w:r>
+      <w:proofErr w:type="spellStart"/>
+      <w:r>
+        <w:rPr>
+          <w:i/>
+        </w:rPr>
+        <w:t>Cubiertas</w:t>
+      </w:r>
+      <w:proofErr w:type="spellEnd"/>
     </w:p>
     <w:p/>
     <w:p>
@@ -3149,6 +6509,7 @@
         <w:ind w:left="1134" w:hanging="351"/>
       </w:pPr>
       <w:r>
+        <w:lastRenderedPageBreak/>
         <w:t>•</w:t>
       </w:r>
       <w:r>
@@ -3158,8 +6519,44 @@
         <w:rPr>
           <w:i/>
         </w:rPr>
-        <w:t>1 Compatibilidad de los elementos de evacuación</w:t>
-      </w:r>
+        <w:t xml:space="preserve">1 </w:t>
+      </w:r>
+      <w:proofErr w:type="spellStart"/>
+      <w:r>
+        <w:rPr>
+          <w:i/>
+        </w:rPr>
+        <w:t>Compatibilidad</w:t>
+      </w:r>
+      <w:proofErr w:type="spellEnd"/>
+      <w:r>
+        <w:rPr>
+          <w:i/>
+        </w:rPr>
+        <w:t xml:space="preserve"> de los </w:t>
+      </w:r>
+      <w:proofErr w:type="spellStart"/>
+      <w:r>
+        <w:rPr>
+          <w:i/>
+        </w:rPr>
+        <w:t>elementos</w:t>
+      </w:r>
+      <w:proofErr w:type="spellEnd"/>
+      <w:r>
+        <w:rPr>
+          <w:i/>
+        </w:rPr>
+        <w:t xml:space="preserve"> de </w:t>
+      </w:r>
+      <w:proofErr w:type="spellStart"/>
+      <w:r>
+        <w:rPr>
+          <w:i/>
+        </w:rPr>
+        <w:t>evacuación</w:t>
+      </w:r>
+      <w:proofErr w:type="spellEnd"/>
     </w:p>
     <w:p>
       <w:pPr>
@@ -3176,8 +6573,30 @@
         <w:rPr>
           <w:i/>
         </w:rPr>
-        <w:t>2 Cálculo de la ocupación</w:t>
-      </w:r>
+        <w:t xml:space="preserve">2 </w:t>
+      </w:r>
+      <w:proofErr w:type="spellStart"/>
+      <w:r>
+        <w:rPr>
+          <w:i/>
+        </w:rPr>
+        <w:t>Cálculo</w:t>
+      </w:r>
+      <w:proofErr w:type="spellEnd"/>
+      <w:r>
+        <w:rPr>
+          <w:i/>
+        </w:rPr>
+        <w:t xml:space="preserve"> de la </w:t>
+      </w:r>
+      <w:proofErr w:type="spellStart"/>
+      <w:r>
+        <w:rPr>
+          <w:i/>
+        </w:rPr>
+        <w:t>ocupación</w:t>
+      </w:r>
+      <w:proofErr w:type="spellEnd"/>
     </w:p>
     <w:p>
       <w:pPr>
@@ -3194,8 +6613,44 @@
         <w:rPr>
           <w:i/>
         </w:rPr>
-        <w:t>3 Número de salidas y longitud de los recorridos de evacuación</w:t>
-      </w:r>
+        <w:t xml:space="preserve">3 Número de </w:t>
+      </w:r>
+      <w:proofErr w:type="spellStart"/>
+      <w:r>
+        <w:rPr>
+          <w:i/>
+        </w:rPr>
+        <w:t>salidas</w:t>
+      </w:r>
+      <w:proofErr w:type="spellEnd"/>
+      <w:r>
+        <w:rPr>
+          <w:i/>
+        </w:rPr>
+        <w:t xml:space="preserve"> y longitud de los </w:t>
+      </w:r>
+      <w:proofErr w:type="spellStart"/>
+      <w:r>
+        <w:rPr>
+          <w:i/>
+        </w:rPr>
+        <w:t>recorridos</w:t>
+      </w:r>
+      <w:proofErr w:type="spellEnd"/>
+      <w:r>
+        <w:rPr>
+          <w:i/>
+        </w:rPr>
+        <w:t xml:space="preserve"> de </w:t>
+      </w:r>
+      <w:proofErr w:type="spellStart"/>
+      <w:r>
+        <w:rPr>
+          <w:i/>
+        </w:rPr>
+        <w:t>evacuación</w:t>
+      </w:r>
+      <w:proofErr w:type="spellEnd"/>
     </w:p>
     <w:p>
       <w:pPr>
@@ -3212,8 +6667,44 @@
         <w:rPr>
           <w:i/>
         </w:rPr>
-        <w:t>4 Dimensionado de los medios de evacuación</w:t>
-      </w:r>
+        <w:t xml:space="preserve">4 </w:t>
+      </w:r>
+      <w:proofErr w:type="spellStart"/>
+      <w:r>
+        <w:rPr>
+          <w:i/>
+        </w:rPr>
+        <w:t>Dimensionado</w:t>
+      </w:r>
+      <w:proofErr w:type="spellEnd"/>
+      <w:r>
+        <w:rPr>
+          <w:i/>
+        </w:rPr>
+        <w:t xml:space="preserve"> de los </w:t>
+      </w:r>
+      <w:proofErr w:type="spellStart"/>
+      <w:r>
+        <w:rPr>
+          <w:i/>
+        </w:rPr>
+        <w:t>medios</w:t>
+      </w:r>
+      <w:proofErr w:type="spellEnd"/>
+      <w:r>
+        <w:rPr>
+          <w:i/>
+        </w:rPr>
+        <w:t xml:space="preserve"> de </w:t>
+      </w:r>
+      <w:proofErr w:type="spellStart"/>
+      <w:r>
+        <w:rPr>
+          <w:i/>
+        </w:rPr>
+        <w:t>evacuación</w:t>
+      </w:r>
+      <w:proofErr w:type="spellEnd"/>
     </w:p>
     <w:p>
       <w:pPr>
@@ -3230,8 +6721,30 @@
         <w:rPr>
           <w:i/>
         </w:rPr>
-        <w:t>5 Protección de las escaleras</w:t>
-      </w:r>
+        <w:t xml:space="preserve">5 </w:t>
+      </w:r>
+      <w:proofErr w:type="spellStart"/>
+      <w:r>
+        <w:rPr>
+          <w:i/>
+        </w:rPr>
+        <w:t>Protección</w:t>
+      </w:r>
+      <w:proofErr w:type="spellEnd"/>
+      <w:r>
+        <w:rPr>
+          <w:i/>
+        </w:rPr>
+        <w:t xml:space="preserve"> de las </w:t>
+      </w:r>
+      <w:proofErr w:type="spellStart"/>
+      <w:r>
+        <w:rPr>
+          <w:i/>
+        </w:rPr>
+        <w:t>escaleras</w:t>
+      </w:r>
+      <w:proofErr w:type="spellEnd"/>
     </w:p>
     <w:p>
       <w:pPr>
@@ -3248,29 +6761,521 @@
         <w:rPr>
           <w:i/>
         </w:rPr>
-        <w:t>6 Puertas situadas en recorridos de evacuacion.</w:t>
+        <w:t xml:space="preserve">6 </w:t>
+      </w:r>
+      <w:proofErr w:type="spellStart"/>
+      <w:r>
+        <w:rPr>
+          <w:i/>
+        </w:rPr>
+        <w:t>Puertas</w:t>
+      </w:r>
+      <w:proofErr w:type="spellEnd"/>
+      <w:r>
+        <w:rPr>
+          <w:i/>
+        </w:rPr>
+        <w:t xml:space="preserve"> </w:t>
+      </w:r>
+      <w:proofErr w:type="spellStart"/>
+      <w:r>
+        <w:rPr>
+          <w:i/>
+        </w:rPr>
+        <w:t>situadas</w:t>
+      </w:r>
+      <w:proofErr w:type="spellEnd"/>
+      <w:r>
+        <w:rPr>
+          <w:i/>
+        </w:rPr>
+        <w:t xml:space="preserve"> en </w:t>
+      </w:r>
+      <w:proofErr w:type="spellStart"/>
+      <w:r>
+        <w:rPr>
+          <w:i/>
+        </w:rPr>
+        <w:t>recorridos</w:t>
+      </w:r>
+      <w:proofErr w:type="spellEnd"/>
+      <w:r>
+        <w:rPr>
+          <w:i/>
+        </w:rPr>
+        <w:t xml:space="preserve"> de </w:t>
+      </w:r>
+      <w:proofErr w:type="spellStart"/>
+      <w:r>
+        <w:rPr>
+          <w:i/>
+        </w:rPr>
+        <w:t>evacuacion</w:t>
+      </w:r>
+      <w:proofErr w:type="spellEnd"/>
+      <w:r>
+        <w:rPr>
+          <w:i/>
+        </w:rPr>
+        <w:t>.</w:t>
       </w:r>
     </w:p>
     <w:p>
       <w:pPr>
         <w:ind w:left="567"/>
       </w:pPr>
-      <w:r>
-        <w:rPr>
-          <w:i/>
-        </w:rPr>
-        <w:t>Validez de las puertas para vehículos para la evacuación de persones</w:t>
+      <w:proofErr w:type="spellStart"/>
+      <w:r>
+        <w:rPr>
+          <w:i/>
+        </w:rPr>
+        <w:t>Validez</w:t>
+      </w:r>
+      <w:proofErr w:type="spellEnd"/>
+      <w:r>
+        <w:rPr>
+          <w:i/>
+        </w:rPr>
+        <w:t xml:space="preserve"> de las </w:t>
+      </w:r>
+      <w:proofErr w:type="spellStart"/>
+      <w:r>
+        <w:rPr>
+          <w:i/>
+        </w:rPr>
+        <w:t>puertas</w:t>
+      </w:r>
+      <w:proofErr w:type="spellEnd"/>
+      <w:r>
+        <w:rPr>
+          <w:i/>
+        </w:rPr>
+        <w:t xml:space="preserve"> para </w:t>
+      </w:r>
+      <w:proofErr w:type="spellStart"/>
+      <w:r>
+        <w:rPr>
+          <w:i/>
+        </w:rPr>
+        <w:t>vehículos</w:t>
+      </w:r>
+      <w:proofErr w:type="spellEnd"/>
+      <w:r>
+        <w:rPr>
+          <w:i/>
+        </w:rPr>
+        <w:t xml:space="preserve"> para la </w:t>
+      </w:r>
+      <w:proofErr w:type="spellStart"/>
+      <w:r>
+        <w:rPr>
+          <w:i/>
+        </w:rPr>
+        <w:t>evacuación</w:t>
+      </w:r>
+      <w:proofErr w:type="spellEnd"/>
+      <w:r>
+        <w:rPr>
+          <w:i/>
+        </w:rPr>
+        <w:t xml:space="preserve"> de persones</w:t>
       </w:r>
     </w:p>
     <w:p>
       <w:pPr>
         <w:ind w:left="567"/>
       </w:pPr>
-      <w:r>
-        <w:rPr>
-          <w:i/>
-        </w:rPr>
-        <w:t>Ningún portón para vehículos, ya sea manual o motorizado, es válido por sí mismo como elemento para la evacuación de personas. No obstante, dichos portones pueden contener una puerta peatonal válida para dicha evacuación si, conforme a SUA 2-1.2.3, tienen marcado CE de conformidad con los correspondientes Reglamentos y Directivas Europeas.</w:t>
+      <w:proofErr w:type="spellStart"/>
+      <w:r>
+        <w:rPr>
+          <w:i/>
+        </w:rPr>
+        <w:t>Ningún</w:t>
+      </w:r>
+      <w:proofErr w:type="spellEnd"/>
+      <w:r>
+        <w:rPr>
+          <w:i/>
+        </w:rPr>
+        <w:t xml:space="preserve"> </w:t>
+      </w:r>
+      <w:proofErr w:type="spellStart"/>
+      <w:r>
+        <w:rPr>
+          <w:i/>
+        </w:rPr>
+        <w:t>portón</w:t>
+      </w:r>
+      <w:proofErr w:type="spellEnd"/>
+      <w:r>
+        <w:rPr>
+          <w:i/>
+        </w:rPr>
+        <w:t xml:space="preserve"> para </w:t>
+      </w:r>
+      <w:proofErr w:type="spellStart"/>
+      <w:r>
+        <w:rPr>
+          <w:i/>
+        </w:rPr>
+        <w:t>vehículos</w:t>
+      </w:r>
+      <w:proofErr w:type="spellEnd"/>
+      <w:r>
+        <w:rPr>
+          <w:i/>
+        </w:rPr>
+        <w:t xml:space="preserve">, </w:t>
+      </w:r>
+      <w:proofErr w:type="spellStart"/>
+      <w:r>
+        <w:rPr>
+          <w:i/>
+        </w:rPr>
+        <w:t>ya</w:t>
+      </w:r>
+      <w:proofErr w:type="spellEnd"/>
+      <w:r>
+        <w:rPr>
+          <w:i/>
+        </w:rPr>
+        <w:t xml:space="preserve"> </w:t>
+      </w:r>
+      <w:proofErr w:type="spellStart"/>
+      <w:r>
+        <w:rPr>
+          <w:i/>
+        </w:rPr>
+        <w:t>sea</w:t>
+      </w:r>
+      <w:proofErr w:type="spellEnd"/>
+      <w:r>
+        <w:rPr>
+          <w:i/>
+        </w:rPr>
+        <w:t xml:space="preserve"> manual o </w:t>
+      </w:r>
+      <w:proofErr w:type="spellStart"/>
+      <w:r>
+        <w:rPr>
+          <w:i/>
+        </w:rPr>
+        <w:t>motorizado</w:t>
+      </w:r>
+      <w:proofErr w:type="spellEnd"/>
+      <w:r>
+        <w:rPr>
+          <w:i/>
+        </w:rPr>
+        <w:t xml:space="preserve">, es </w:t>
+      </w:r>
+      <w:proofErr w:type="spellStart"/>
+      <w:r>
+        <w:rPr>
+          <w:i/>
+        </w:rPr>
+        <w:t>válido</w:t>
+      </w:r>
+      <w:proofErr w:type="spellEnd"/>
+      <w:r>
+        <w:rPr>
+          <w:i/>
+        </w:rPr>
+        <w:t xml:space="preserve"> por sí </w:t>
+      </w:r>
+      <w:proofErr w:type="spellStart"/>
+      <w:r>
+        <w:rPr>
+          <w:i/>
+        </w:rPr>
+        <w:t>mismo</w:t>
+      </w:r>
+      <w:proofErr w:type="spellEnd"/>
+      <w:r>
+        <w:rPr>
+          <w:i/>
+        </w:rPr>
+        <w:t xml:space="preserve"> como </w:t>
+      </w:r>
+      <w:proofErr w:type="spellStart"/>
+      <w:r>
+        <w:rPr>
+          <w:i/>
+        </w:rPr>
+        <w:t>elemento</w:t>
+      </w:r>
+      <w:proofErr w:type="spellEnd"/>
+      <w:r>
+        <w:rPr>
+          <w:i/>
+        </w:rPr>
+        <w:t xml:space="preserve"> para la </w:t>
+      </w:r>
+      <w:proofErr w:type="spellStart"/>
+      <w:r>
+        <w:rPr>
+          <w:i/>
+        </w:rPr>
+        <w:t>evacuación</w:t>
+      </w:r>
+      <w:proofErr w:type="spellEnd"/>
+      <w:r>
+        <w:rPr>
+          <w:i/>
+        </w:rPr>
+        <w:t xml:space="preserve"> de </w:t>
+      </w:r>
+      <w:proofErr w:type="spellStart"/>
+      <w:r>
+        <w:rPr>
+          <w:i/>
+        </w:rPr>
+        <w:t>personas</w:t>
+      </w:r>
+      <w:proofErr w:type="spellEnd"/>
+      <w:r>
+        <w:rPr>
+          <w:i/>
+        </w:rPr>
+        <w:t xml:space="preserve">. No </w:t>
+      </w:r>
+      <w:proofErr w:type="spellStart"/>
+      <w:r>
+        <w:rPr>
+          <w:i/>
+        </w:rPr>
+        <w:t>obstante</w:t>
+      </w:r>
+      <w:proofErr w:type="spellEnd"/>
+      <w:r>
+        <w:rPr>
+          <w:i/>
+        </w:rPr>
+        <w:t xml:space="preserve">, </w:t>
+      </w:r>
+      <w:proofErr w:type="spellStart"/>
+      <w:r>
+        <w:rPr>
+          <w:i/>
+        </w:rPr>
+        <w:t>dichos</w:t>
+      </w:r>
+      <w:proofErr w:type="spellEnd"/>
+      <w:r>
+        <w:rPr>
+          <w:i/>
+        </w:rPr>
+        <w:t xml:space="preserve"> </w:t>
+      </w:r>
+      <w:proofErr w:type="spellStart"/>
+      <w:r>
+        <w:rPr>
+          <w:i/>
+        </w:rPr>
+        <w:t>portones</w:t>
+      </w:r>
+      <w:proofErr w:type="spellEnd"/>
+      <w:r>
+        <w:rPr>
+          <w:i/>
+        </w:rPr>
+        <w:t xml:space="preserve"> </w:t>
+      </w:r>
+      <w:proofErr w:type="spellStart"/>
+      <w:r>
+        <w:rPr>
+          <w:i/>
+        </w:rPr>
+        <w:t>pueden</w:t>
+      </w:r>
+      <w:proofErr w:type="spellEnd"/>
+      <w:r>
+        <w:rPr>
+          <w:i/>
+        </w:rPr>
+        <w:t xml:space="preserve"> </w:t>
+      </w:r>
+      <w:proofErr w:type="spellStart"/>
+      <w:r>
+        <w:rPr>
+          <w:i/>
+        </w:rPr>
+        <w:t>contener</w:t>
+      </w:r>
+      <w:proofErr w:type="spellEnd"/>
+      <w:r>
+        <w:rPr>
+          <w:i/>
+        </w:rPr>
+        <w:t xml:space="preserve"> una </w:t>
+      </w:r>
+      <w:proofErr w:type="spellStart"/>
+      <w:r>
+        <w:rPr>
+          <w:i/>
+        </w:rPr>
+        <w:t>puerta</w:t>
+      </w:r>
+      <w:proofErr w:type="spellEnd"/>
+      <w:r>
+        <w:rPr>
+          <w:i/>
+        </w:rPr>
+        <w:t xml:space="preserve"> </w:t>
+      </w:r>
+      <w:proofErr w:type="spellStart"/>
+      <w:r>
+        <w:rPr>
+          <w:i/>
+        </w:rPr>
+        <w:t>peatonal</w:t>
+      </w:r>
+      <w:proofErr w:type="spellEnd"/>
+      <w:r>
+        <w:rPr>
+          <w:i/>
+        </w:rPr>
+        <w:t xml:space="preserve"> </w:t>
+      </w:r>
+      <w:proofErr w:type="spellStart"/>
+      <w:r>
+        <w:rPr>
+          <w:i/>
+        </w:rPr>
+        <w:t>válida</w:t>
+      </w:r>
+      <w:proofErr w:type="spellEnd"/>
+      <w:r>
+        <w:rPr>
+          <w:i/>
+        </w:rPr>
+        <w:t xml:space="preserve"> para </w:t>
+      </w:r>
+      <w:proofErr w:type="spellStart"/>
+      <w:r>
+        <w:rPr>
+          <w:i/>
+        </w:rPr>
+        <w:t>dicha</w:t>
+      </w:r>
+      <w:proofErr w:type="spellEnd"/>
+      <w:r>
+        <w:rPr>
+          <w:i/>
+        </w:rPr>
+        <w:t xml:space="preserve"> </w:t>
+      </w:r>
+      <w:proofErr w:type="spellStart"/>
+      <w:r>
+        <w:rPr>
+          <w:i/>
+        </w:rPr>
+        <w:t>evacuación</w:t>
+      </w:r>
+      <w:proofErr w:type="spellEnd"/>
+      <w:r>
+        <w:rPr>
+          <w:i/>
+        </w:rPr>
+        <w:t xml:space="preserve"> si, conforme a SUA 2-1.2.3, </w:t>
+      </w:r>
+      <w:proofErr w:type="spellStart"/>
+      <w:r>
+        <w:rPr>
+          <w:i/>
+        </w:rPr>
+        <w:t>tienen</w:t>
+      </w:r>
+      <w:proofErr w:type="spellEnd"/>
+      <w:r>
+        <w:rPr>
+          <w:i/>
+        </w:rPr>
+        <w:t xml:space="preserve"> </w:t>
+      </w:r>
+      <w:proofErr w:type="spellStart"/>
+      <w:r>
+        <w:rPr>
+          <w:i/>
+        </w:rPr>
+        <w:t>marcado</w:t>
+      </w:r>
+      <w:proofErr w:type="spellEnd"/>
+      <w:r>
+        <w:rPr>
+          <w:i/>
+        </w:rPr>
+        <w:t xml:space="preserve"> CE de </w:t>
+      </w:r>
+      <w:proofErr w:type="spellStart"/>
+      <w:r>
+        <w:rPr>
+          <w:i/>
+        </w:rPr>
+        <w:t>conformidad</w:t>
+      </w:r>
+      <w:proofErr w:type="spellEnd"/>
+      <w:r>
+        <w:rPr>
+          <w:i/>
+        </w:rPr>
+        <w:t xml:space="preserve"> con los </w:t>
+      </w:r>
+      <w:proofErr w:type="spellStart"/>
+      <w:r>
+        <w:rPr>
+          <w:i/>
+        </w:rPr>
+        <w:t>correspondientes</w:t>
+      </w:r>
+      <w:proofErr w:type="spellEnd"/>
+      <w:r>
+        <w:rPr>
+          <w:i/>
+        </w:rPr>
+        <w:t xml:space="preserve"> </w:t>
+      </w:r>
+      <w:proofErr w:type="spellStart"/>
+      <w:r>
+        <w:rPr>
+          <w:i/>
+        </w:rPr>
+        <w:t>Reglamentos</w:t>
+      </w:r>
+      <w:proofErr w:type="spellEnd"/>
+      <w:r>
+        <w:rPr>
+          <w:i/>
+        </w:rPr>
+        <w:t xml:space="preserve"> y </w:t>
+      </w:r>
+      <w:proofErr w:type="spellStart"/>
+      <w:r>
+        <w:rPr>
+          <w:i/>
+        </w:rPr>
+        <w:t>Directivas</w:t>
+      </w:r>
+      <w:proofErr w:type="spellEnd"/>
+      <w:r>
+        <w:rPr>
+          <w:i/>
+        </w:rPr>
+        <w:t xml:space="preserve"> </w:t>
+      </w:r>
+      <w:proofErr w:type="spellStart"/>
+      <w:r>
+        <w:rPr>
+          <w:i/>
+        </w:rPr>
+        <w:t>Europeas</w:t>
+      </w:r>
+      <w:proofErr w:type="spellEnd"/>
+      <w:r>
+        <w:rPr>
+          <w:i/>
+        </w:rPr>
+        <w:t>.</w:t>
       </w:r>
     </w:p>
     <w:p>
@@ -3281,8 +7286,30 @@
         <w:rPr>
           <w:i/>
         </w:rPr>
-        <w:t>Condiciones aplicables a un hueco de salida</w:t>
-      </w:r>
+        <w:t xml:space="preserve">Condiciones aplicables a un </w:t>
+      </w:r>
+      <w:proofErr w:type="spellStart"/>
+      <w:r>
+        <w:rPr>
+          <w:i/>
+        </w:rPr>
+        <w:t>hueco</w:t>
+      </w:r>
+      <w:proofErr w:type="spellEnd"/>
+      <w:r>
+        <w:rPr>
+          <w:i/>
+        </w:rPr>
+        <w:t xml:space="preserve"> de </w:t>
+      </w:r>
+      <w:proofErr w:type="spellStart"/>
+      <w:r>
+        <w:rPr>
+          <w:i/>
+        </w:rPr>
+        <w:t>salida</w:t>
+      </w:r>
+      <w:proofErr w:type="spellEnd"/>
     </w:p>
     <w:p>
       <w:pPr>
@@ -3292,19 +7319,175 @@
         <w:rPr>
           <w:i/>
         </w:rPr>
-        <w:t>El compromiso personal del titular de un establecimiento de que las puertas vayan a permanecer abiertas no puede considerarse una solución alternativa.</w:t>
+        <w:t xml:space="preserve">El </w:t>
+      </w:r>
+      <w:proofErr w:type="spellStart"/>
+      <w:r>
+        <w:rPr>
+          <w:i/>
+        </w:rPr>
+        <w:t>compromiso</w:t>
+      </w:r>
+      <w:proofErr w:type="spellEnd"/>
+      <w:r>
+        <w:rPr>
+          <w:i/>
+        </w:rPr>
+        <w:t xml:space="preserve"> personal del titular de un </w:t>
+      </w:r>
+      <w:proofErr w:type="spellStart"/>
+      <w:r>
+        <w:rPr>
+          <w:i/>
+        </w:rPr>
+        <w:t>establecimiento</w:t>
+      </w:r>
+      <w:proofErr w:type="spellEnd"/>
+      <w:r>
+        <w:rPr>
+          <w:i/>
+        </w:rPr>
+        <w:t xml:space="preserve"> de que las </w:t>
+      </w:r>
+      <w:proofErr w:type="spellStart"/>
+      <w:r>
+        <w:rPr>
+          <w:i/>
+        </w:rPr>
+        <w:t>puertas</w:t>
+      </w:r>
+      <w:proofErr w:type="spellEnd"/>
+      <w:r>
+        <w:rPr>
+          <w:i/>
+        </w:rPr>
+        <w:t xml:space="preserve"> </w:t>
+      </w:r>
+      <w:proofErr w:type="spellStart"/>
+      <w:r>
+        <w:rPr>
+          <w:i/>
+        </w:rPr>
+        <w:t>vayan</w:t>
+      </w:r>
+      <w:proofErr w:type="spellEnd"/>
+      <w:r>
+        <w:rPr>
+          <w:i/>
+        </w:rPr>
+        <w:t xml:space="preserve"> a </w:t>
+      </w:r>
+      <w:proofErr w:type="spellStart"/>
+      <w:r>
+        <w:rPr>
+          <w:i/>
+        </w:rPr>
+        <w:t>permanecer</w:t>
+      </w:r>
+      <w:proofErr w:type="spellEnd"/>
+      <w:r>
+        <w:rPr>
+          <w:i/>
+        </w:rPr>
+        <w:t xml:space="preserve"> </w:t>
+      </w:r>
+      <w:proofErr w:type="spellStart"/>
+      <w:r>
+        <w:rPr>
+          <w:i/>
+        </w:rPr>
+        <w:t>abiertas</w:t>
+      </w:r>
+      <w:proofErr w:type="spellEnd"/>
+      <w:r>
+        <w:rPr>
+          <w:i/>
+        </w:rPr>
+        <w:t xml:space="preserve"> no </w:t>
+      </w:r>
+      <w:proofErr w:type="spellStart"/>
+      <w:r>
+        <w:rPr>
+          <w:i/>
+        </w:rPr>
+        <w:t>puede</w:t>
+      </w:r>
+      <w:proofErr w:type="spellEnd"/>
+      <w:r>
+        <w:rPr>
+          <w:i/>
+        </w:rPr>
+        <w:t xml:space="preserve"> </w:t>
+      </w:r>
+      <w:proofErr w:type="spellStart"/>
+      <w:r>
+        <w:rPr>
+          <w:i/>
+        </w:rPr>
+        <w:t>considerarse</w:t>
+      </w:r>
+      <w:proofErr w:type="spellEnd"/>
+      <w:r>
+        <w:rPr>
+          <w:i/>
+        </w:rPr>
+        <w:t xml:space="preserve"> una </w:t>
+      </w:r>
+      <w:proofErr w:type="spellStart"/>
+      <w:r>
+        <w:rPr>
+          <w:i/>
+        </w:rPr>
+        <w:t>solución</w:t>
+      </w:r>
+      <w:proofErr w:type="spellEnd"/>
+      <w:r>
+        <w:rPr>
+          <w:i/>
+        </w:rPr>
+        <w:t xml:space="preserve"> alternativa.</w:t>
       </w:r>
     </w:p>
     <w:p>
       <w:pPr>
         <w:ind w:left="567"/>
       </w:pPr>
-      <w:r>
-        <w:rPr>
-          <w:i/>
-        </w:rPr>
-        <w:t>Puertas peatonales automáticas</w:t>
-      </w:r>
+      <w:proofErr w:type="spellStart"/>
+      <w:r>
+        <w:rPr>
+          <w:i/>
+        </w:rPr>
+        <w:t>Puertas</w:t>
+      </w:r>
+      <w:proofErr w:type="spellEnd"/>
+      <w:r>
+        <w:rPr>
+          <w:i/>
+        </w:rPr>
+        <w:t xml:space="preserve"> </w:t>
+      </w:r>
+      <w:proofErr w:type="spellStart"/>
+      <w:r>
+        <w:rPr>
+          <w:i/>
+        </w:rPr>
+        <w:t>peatonales</w:t>
+      </w:r>
+      <w:proofErr w:type="spellEnd"/>
+      <w:r>
+        <w:rPr>
+          <w:i/>
+        </w:rPr>
+        <w:t xml:space="preserve"> </w:t>
+      </w:r>
+      <w:proofErr w:type="spellStart"/>
+      <w:r>
+        <w:rPr>
+          <w:i/>
+        </w:rPr>
+        <w:t>automáticas</w:t>
+      </w:r>
+      <w:proofErr w:type="spellEnd"/>
     </w:p>
     <w:p>
       <w:pPr>
@@ -3314,7 +7497,203 @@
         <w:rPr>
           <w:i/>
         </w:rPr>
-        <w:t>5 Las puertas peatonales automáticas dispondrán de un sistema que en caso de fallo en el suministro eléctrico o en caso de señal de emergencia, cumplirá las siguientes condiciones, excepto en posición de cerrado seguro:</w:t>
+        <w:t xml:space="preserve">5 Las </w:t>
+      </w:r>
+      <w:proofErr w:type="spellStart"/>
+      <w:r>
+        <w:rPr>
+          <w:i/>
+        </w:rPr>
+        <w:t>puertas</w:t>
+      </w:r>
+      <w:proofErr w:type="spellEnd"/>
+      <w:r>
+        <w:rPr>
+          <w:i/>
+        </w:rPr>
+        <w:t xml:space="preserve"> </w:t>
+      </w:r>
+      <w:proofErr w:type="spellStart"/>
+      <w:r>
+        <w:rPr>
+          <w:i/>
+        </w:rPr>
+        <w:t>peatonales</w:t>
+      </w:r>
+      <w:proofErr w:type="spellEnd"/>
+      <w:r>
+        <w:rPr>
+          <w:i/>
+        </w:rPr>
+        <w:t xml:space="preserve"> </w:t>
+      </w:r>
+      <w:proofErr w:type="spellStart"/>
+      <w:r>
+        <w:rPr>
+          <w:i/>
+        </w:rPr>
+        <w:t>automáticas</w:t>
+      </w:r>
+      <w:proofErr w:type="spellEnd"/>
+      <w:r>
+        <w:rPr>
+          <w:i/>
+        </w:rPr>
+        <w:t xml:space="preserve"> </w:t>
+      </w:r>
+      <w:proofErr w:type="spellStart"/>
+      <w:r>
+        <w:rPr>
+          <w:i/>
+        </w:rPr>
+        <w:t>dispondrán</w:t>
+      </w:r>
+      <w:proofErr w:type="spellEnd"/>
+      <w:r>
+        <w:rPr>
+          <w:i/>
+        </w:rPr>
+        <w:t xml:space="preserve"> de un sistema que en caso de fallo en el </w:t>
+      </w:r>
+      <w:proofErr w:type="spellStart"/>
+      <w:r>
+        <w:rPr>
+          <w:i/>
+        </w:rPr>
+        <w:t>suministro</w:t>
+      </w:r>
+      <w:proofErr w:type="spellEnd"/>
+      <w:r>
+        <w:rPr>
+          <w:i/>
+        </w:rPr>
+        <w:t xml:space="preserve"> </w:t>
+      </w:r>
+      <w:proofErr w:type="spellStart"/>
+      <w:r>
+        <w:rPr>
+          <w:i/>
+        </w:rPr>
+        <w:t>eléctrico</w:t>
+      </w:r>
+      <w:proofErr w:type="spellEnd"/>
+      <w:r>
+        <w:rPr>
+          <w:i/>
+        </w:rPr>
+        <w:t xml:space="preserve"> o en caso de </w:t>
+      </w:r>
+      <w:proofErr w:type="spellStart"/>
+      <w:r>
+        <w:rPr>
+          <w:i/>
+        </w:rPr>
+        <w:t>señal</w:t>
+      </w:r>
+      <w:proofErr w:type="spellEnd"/>
+      <w:r>
+        <w:rPr>
+          <w:i/>
+        </w:rPr>
+        <w:t xml:space="preserve"> de </w:t>
+      </w:r>
+      <w:proofErr w:type="spellStart"/>
+      <w:r>
+        <w:rPr>
+          <w:i/>
+        </w:rPr>
+        <w:t>emergencia</w:t>
+      </w:r>
+      <w:proofErr w:type="spellEnd"/>
+      <w:r>
+        <w:rPr>
+          <w:i/>
+        </w:rPr>
+        <w:t xml:space="preserve">, </w:t>
+      </w:r>
+      <w:proofErr w:type="spellStart"/>
+      <w:r>
+        <w:rPr>
+          <w:i/>
+        </w:rPr>
+        <w:t>cumplirá</w:t>
+      </w:r>
+      <w:proofErr w:type="spellEnd"/>
+      <w:r>
+        <w:rPr>
+          <w:i/>
+        </w:rPr>
+        <w:t xml:space="preserve"> las </w:t>
+      </w:r>
+      <w:proofErr w:type="spellStart"/>
+      <w:r>
+        <w:rPr>
+          <w:i/>
+        </w:rPr>
+        <w:t>siguientes</w:t>
+      </w:r>
+      <w:proofErr w:type="spellEnd"/>
+      <w:r>
+        <w:rPr>
+          <w:i/>
+        </w:rPr>
+        <w:t xml:space="preserve"> condiciones, </w:t>
+      </w:r>
+      <w:proofErr w:type="spellStart"/>
+      <w:r>
+        <w:rPr>
+          <w:i/>
+        </w:rPr>
+        <w:t>excepto</w:t>
+      </w:r>
+      <w:proofErr w:type="spellEnd"/>
+      <w:r>
+        <w:rPr>
+          <w:i/>
+        </w:rPr>
+        <w:t xml:space="preserve"> en </w:t>
+      </w:r>
+      <w:proofErr w:type="spellStart"/>
+      <w:r>
+        <w:rPr>
+          <w:i/>
+        </w:rPr>
+        <w:t>posición</w:t>
+      </w:r>
+      <w:proofErr w:type="spellEnd"/>
+      <w:r>
+        <w:rPr>
+          <w:i/>
+        </w:rPr>
+        <w:t xml:space="preserve"> de </w:t>
+      </w:r>
+      <w:proofErr w:type="spellStart"/>
+      <w:r>
+        <w:rPr>
+          <w:i/>
+        </w:rPr>
+        <w:t>cerrado</w:t>
+      </w:r>
+      <w:proofErr w:type="spellEnd"/>
+      <w:r>
+        <w:rPr>
+          <w:i/>
+        </w:rPr>
+        <w:t xml:space="preserve"> </w:t>
+      </w:r>
+      <w:proofErr w:type="spellStart"/>
+      <w:r>
+        <w:rPr>
+          <w:i/>
+        </w:rPr>
+        <w:t>seguro</w:t>
+      </w:r>
+      <w:proofErr w:type="spellEnd"/>
+      <w:r>
+        <w:rPr>
+          <w:i/>
+        </w:rPr>
+        <w:t>:</w:t>
       </w:r>
     </w:p>
     <w:p>
@@ -3325,7 +7704,357 @@
         <w:rPr>
           <w:i/>
         </w:rPr>
-        <w:t>a) Que, cuando se trate de una puerta corredera o plegable, abra y mantenga la puerta abierta o bien permita su apertura abatible en el sentido de la evacuación mediante simple empuje con una fuerza total que no exceda de 220 N. La opción de apertura abatible no se admite cuando la puerta esté situada en un itinerario accesible según DB SUA.</w:t>
+        <w:t xml:space="preserve">a) Que, </w:t>
+      </w:r>
+      <w:proofErr w:type="spellStart"/>
+      <w:r>
+        <w:rPr>
+          <w:i/>
+        </w:rPr>
+        <w:t>cuando</w:t>
+      </w:r>
+      <w:proofErr w:type="spellEnd"/>
+      <w:r>
+        <w:rPr>
+          <w:i/>
+        </w:rPr>
+        <w:t xml:space="preserve"> se </w:t>
+      </w:r>
+      <w:proofErr w:type="spellStart"/>
+      <w:r>
+        <w:rPr>
+          <w:i/>
+        </w:rPr>
+        <w:t>trate</w:t>
+      </w:r>
+      <w:proofErr w:type="spellEnd"/>
+      <w:r>
+        <w:rPr>
+          <w:i/>
+        </w:rPr>
+        <w:t xml:space="preserve"> de una </w:t>
+      </w:r>
+      <w:proofErr w:type="spellStart"/>
+      <w:r>
+        <w:rPr>
+          <w:i/>
+        </w:rPr>
+        <w:t>puerta</w:t>
+      </w:r>
+      <w:proofErr w:type="spellEnd"/>
+      <w:r>
+        <w:rPr>
+          <w:i/>
+        </w:rPr>
+        <w:t xml:space="preserve"> </w:t>
+      </w:r>
+      <w:proofErr w:type="spellStart"/>
+      <w:r>
+        <w:rPr>
+          <w:i/>
+        </w:rPr>
+        <w:t>corredera</w:t>
+      </w:r>
+      <w:proofErr w:type="spellEnd"/>
+      <w:r>
+        <w:rPr>
+          <w:i/>
+        </w:rPr>
+        <w:t xml:space="preserve"> o plegable, </w:t>
+      </w:r>
+      <w:proofErr w:type="spellStart"/>
+      <w:r>
+        <w:rPr>
+          <w:i/>
+        </w:rPr>
+        <w:t>abra</w:t>
+      </w:r>
+      <w:proofErr w:type="spellEnd"/>
+      <w:r>
+        <w:rPr>
+          <w:i/>
+        </w:rPr>
+        <w:t xml:space="preserve"> y </w:t>
+      </w:r>
+      <w:proofErr w:type="spellStart"/>
+      <w:r>
+        <w:rPr>
+          <w:i/>
+        </w:rPr>
+        <w:t>mantenga</w:t>
+      </w:r>
+      <w:proofErr w:type="spellEnd"/>
+      <w:r>
+        <w:rPr>
+          <w:i/>
+        </w:rPr>
+        <w:t xml:space="preserve"> la </w:t>
+      </w:r>
+      <w:proofErr w:type="spellStart"/>
+      <w:r>
+        <w:rPr>
+          <w:i/>
+        </w:rPr>
+        <w:t>puerta</w:t>
+      </w:r>
+      <w:proofErr w:type="spellEnd"/>
+      <w:r>
+        <w:rPr>
+          <w:i/>
+        </w:rPr>
+        <w:t xml:space="preserve"> </w:t>
+      </w:r>
+      <w:proofErr w:type="spellStart"/>
+      <w:r>
+        <w:rPr>
+          <w:i/>
+        </w:rPr>
+        <w:t>abierta</w:t>
+      </w:r>
+      <w:proofErr w:type="spellEnd"/>
+      <w:r>
+        <w:rPr>
+          <w:i/>
+        </w:rPr>
+        <w:t xml:space="preserve"> o </w:t>
+      </w:r>
+      <w:proofErr w:type="spellStart"/>
+      <w:r>
+        <w:rPr>
+          <w:i/>
+        </w:rPr>
+        <w:t>bien</w:t>
+      </w:r>
+      <w:proofErr w:type="spellEnd"/>
+      <w:r>
+        <w:rPr>
+          <w:i/>
+        </w:rPr>
+        <w:t xml:space="preserve"> </w:t>
+      </w:r>
+      <w:proofErr w:type="spellStart"/>
+      <w:r>
+        <w:rPr>
+          <w:i/>
+        </w:rPr>
+        <w:t>permita</w:t>
+      </w:r>
+      <w:proofErr w:type="spellEnd"/>
+      <w:r>
+        <w:rPr>
+          <w:i/>
+        </w:rPr>
+        <w:t xml:space="preserve"> </w:t>
+      </w:r>
+      <w:proofErr w:type="spellStart"/>
+      <w:r>
+        <w:rPr>
+          <w:i/>
+        </w:rPr>
+        <w:t>su</w:t>
+      </w:r>
+      <w:proofErr w:type="spellEnd"/>
+      <w:r>
+        <w:rPr>
+          <w:i/>
+        </w:rPr>
+        <w:t xml:space="preserve"> apertura abatible en el </w:t>
+      </w:r>
+      <w:proofErr w:type="spellStart"/>
+      <w:r>
+        <w:rPr>
+          <w:i/>
+        </w:rPr>
+        <w:t>sentido</w:t>
+      </w:r>
+      <w:proofErr w:type="spellEnd"/>
+      <w:r>
+        <w:rPr>
+          <w:i/>
+        </w:rPr>
+        <w:t xml:space="preserve"> de la </w:t>
+      </w:r>
+      <w:proofErr w:type="spellStart"/>
+      <w:r>
+        <w:rPr>
+          <w:i/>
+        </w:rPr>
+        <w:t>evacuación</w:t>
+      </w:r>
+      <w:proofErr w:type="spellEnd"/>
+      <w:r>
+        <w:rPr>
+          <w:i/>
+        </w:rPr>
+        <w:t xml:space="preserve"> </w:t>
+      </w:r>
+      <w:proofErr w:type="spellStart"/>
+      <w:r>
+        <w:rPr>
+          <w:i/>
+        </w:rPr>
+        <w:t>mediante</w:t>
+      </w:r>
+      <w:proofErr w:type="spellEnd"/>
+      <w:r>
+        <w:rPr>
+          <w:i/>
+        </w:rPr>
+        <w:t xml:space="preserve"> simple </w:t>
+      </w:r>
+      <w:proofErr w:type="spellStart"/>
+      <w:r>
+        <w:rPr>
+          <w:i/>
+        </w:rPr>
+        <w:t>empuje</w:t>
+      </w:r>
+      <w:proofErr w:type="spellEnd"/>
+      <w:r>
+        <w:rPr>
+          <w:i/>
+        </w:rPr>
+        <w:t xml:space="preserve"> con una </w:t>
+      </w:r>
+      <w:proofErr w:type="spellStart"/>
+      <w:r>
+        <w:rPr>
+          <w:i/>
+        </w:rPr>
+        <w:t>fuerza</w:t>
+      </w:r>
+      <w:proofErr w:type="spellEnd"/>
+      <w:r>
+        <w:rPr>
+          <w:i/>
+        </w:rPr>
+        <w:t xml:space="preserve"> total que no </w:t>
+      </w:r>
+      <w:proofErr w:type="spellStart"/>
+      <w:r>
+        <w:rPr>
+          <w:i/>
+        </w:rPr>
+        <w:t>exceda</w:t>
+      </w:r>
+      <w:proofErr w:type="spellEnd"/>
+      <w:r>
+        <w:rPr>
+          <w:i/>
+        </w:rPr>
+        <w:t xml:space="preserve"> de 220 N. La </w:t>
+      </w:r>
+      <w:proofErr w:type="spellStart"/>
+      <w:r>
+        <w:rPr>
+          <w:i/>
+        </w:rPr>
+        <w:t>opción</w:t>
+      </w:r>
+      <w:proofErr w:type="spellEnd"/>
+      <w:r>
+        <w:rPr>
+          <w:i/>
+        </w:rPr>
+        <w:t xml:space="preserve"> de apertura abatible no se </w:t>
+      </w:r>
+      <w:proofErr w:type="spellStart"/>
+      <w:r>
+        <w:rPr>
+          <w:i/>
+        </w:rPr>
+        <w:t>admite</w:t>
+      </w:r>
+      <w:proofErr w:type="spellEnd"/>
+      <w:r>
+        <w:rPr>
+          <w:i/>
+        </w:rPr>
+        <w:t xml:space="preserve"> </w:t>
+      </w:r>
+      <w:proofErr w:type="spellStart"/>
+      <w:r>
+        <w:rPr>
+          <w:i/>
+        </w:rPr>
+        <w:t>cuando</w:t>
+      </w:r>
+      <w:proofErr w:type="spellEnd"/>
+      <w:r>
+        <w:rPr>
+          <w:i/>
+        </w:rPr>
+        <w:t xml:space="preserve"> la </w:t>
+      </w:r>
+      <w:proofErr w:type="spellStart"/>
+      <w:r>
+        <w:rPr>
+          <w:i/>
+        </w:rPr>
+        <w:t>puerta</w:t>
+      </w:r>
+      <w:proofErr w:type="spellEnd"/>
+      <w:r>
+        <w:rPr>
+          <w:i/>
+        </w:rPr>
+        <w:t xml:space="preserve"> </w:t>
+      </w:r>
+      <w:proofErr w:type="spellStart"/>
+      <w:r>
+        <w:rPr>
+          <w:i/>
+        </w:rPr>
+        <w:t>esté</w:t>
+      </w:r>
+      <w:proofErr w:type="spellEnd"/>
+      <w:r>
+        <w:rPr>
+          <w:i/>
+        </w:rPr>
+        <w:t xml:space="preserve"> situada en un </w:t>
+      </w:r>
+      <w:proofErr w:type="spellStart"/>
+      <w:r>
+        <w:rPr>
+          <w:i/>
+        </w:rPr>
+        <w:t>itinerario</w:t>
+      </w:r>
+      <w:proofErr w:type="spellEnd"/>
+      <w:r>
+        <w:rPr>
+          <w:i/>
+        </w:rPr>
+        <w:t xml:space="preserve"> </w:t>
+      </w:r>
+      <w:proofErr w:type="spellStart"/>
+      <w:r>
+        <w:rPr>
+          <w:i/>
+        </w:rPr>
+        <w:t>accesible</w:t>
+      </w:r>
+      <w:proofErr w:type="spellEnd"/>
+      <w:r>
+        <w:rPr>
+          <w:i/>
+        </w:rPr>
+        <w:t xml:space="preserve"> </w:t>
+      </w:r>
+      <w:proofErr w:type="spellStart"/>
+      <w:r>
+        <w:rPr>
+          <w:i/>
+        </w:rPr>
+        <w:t>según</w:t>
+      </w:r>
+      <w:proofErr w:type="spellEnd"/>
+      <w:r>
+        <w:rPr>
+          <w:i/>
+        </w:rPr>
+        <w:t xml:space="preserve"> DB SUA.</w:t>
       </w:r>
     </w:p>
     <w:p>
@@ -3336,7 +8065,455 @@
         <w:rPr>
           <w:i/>
         </w:rPr>
-        <w:t>b) Que, cuando se trate de una puerta abatible o giro-batiente (oscilo-batiente), abra y mantenga la puerta abierta o bien permita su abatimiento en el sentido de la evacuación mediante simple empuje con una fuerza total que no exceda de 150 N. Cuando la puerta esté situada en un itinerario accesible según DB SUA, dicha fuerza no excederá de 25 N, en general, y de 65 N cuando sea resistente al fuego.</w:t>
+        <w:t xml:space="preserve">b) Que, </w:t>
+      </w:r>
+      <w:proofErr w:type="spellStart"/>
+      <w:r>
+        <w:rPr>
+          <w:i/>
+        </w:rPr>
+        <w:t>cuando</w:t>
+      </w:r>
+      <w:proofErr w:type="spellEnd"/>
+      <w:r>
+        <w:rPr>
+          <w:i/>
+        </w:rPr>
+        <w:t xml:space="preserve"> se </w:t>
+      </w:r>
+      <w:proofErr w:type="spellStart"/>
+      <w:r>
+        <w:rPr>
+          <w:i/>
+        </w:rPr>
+        <w:t>trate</w:t>
+      </w:r>
+      <w:proofErr w:type="spellEnd"/>
+      <w:r>
+        <w:rPr>
+          <w:i/>
+        </w:rPr>
+        <w:t xml:space="preserve"> de una </w:t>
+      </w:r>
+      <w:proofErr w:type="spellStart"/>
+      <w:r>
+        <w:rPr>
+          <w:i/>
+        </w:rPr>
+        <w:t>puerta</w:t>
+      </w:r>
+      <w:proofErr w:type="spellEnd"/>
+      <w:r>
+        <w:rPr>
+          <w:i/>
+        </w:rPr>
+        <w:t xml:space="preserve"> abatible o giro-</w:t>
+      </w:r>
+      <w:proofErr w:type="spellStart"/>
+      <w:r>
+        <w:rPr>
+          <w:i/>
+        </w:rPr>
+        <w:t>batiente</w:t>
+      </w:r>
+      <w:proofErr w:type="spellEnd"/>
+      <w:r>
+        <w:rPr>
+          <w:i/>
+        </w:rPr>
+        <w:t xml:space="preserve"> (</w:t>
+      </w:r>
+      <w:proofErr w:type="spellStart"/>
+      <w:r>
+        <w:rPr>
+          <w:i/>
+        </w:rPr>
+        <w:t>oscilo-batiente</w:t>
+      </w:r>
+      <w:proofErr w:type="spellEnd"/>
+      <w:r>
+        <w:rPr>
+          <w:i/>
+        </w:rPr>
+        <w:t xml:space="preserve">), </w:t>
+      </w:r>
+      <w:proofErr w:type="spellStart"/>
+      <w:r>
+        <w:rPr>
+          <w:i/>
+        </w:rPr>
+        <w:t>abra</w:t>
+      </w:r>
+      <w:proofErr w:type="spellEnd"/>
+      <w:r>
+        <w:rPr>
+          <w:i/>
+        </w:rPr>
+        <w:t xml:space="preserve"> y </w:t>
+      </w:r>
+      <w:proofErr w:type="spellStart"/>
+      <w:r>
+        <w:rPr>
+          <w:i/>
+        </w:rPr>
+        <w:t>mantenga</w:t>
+      </w:r>
+      <w:proofErr w:type="spellEnd"/>
+      <w:r>
+        <w:rPr>
+          <w:i/>
+        </w:rPr>
+        <w:t xml:space="preserve"> la </w:t>
+      </w:r>
+      <w:proofErr w:type="spellStart"/>
+      <w:r>
+        <w:rPr>
+          <w:i/>
+        </w:rPr>
+        <w:t>puerta</w:t>
+      </w:r>
+      <w:proofErr w:type="spellEnd"/>
+      <w:r>
+        <w:rPr>
+          <w:i/>
+        </w:rPr>
+        <w:t xml:space="preserve"> </w:t>
+      </w:r>
+      <w:proofErr w:type="spellStart"/>
+      <w:r>
+        <w:rPr>
+          <w:i/>
+        </w:rPr>
+        <w:t>abierta</w:t>
+      </w:r>
+      <w:proofErr w:type="spellEnd"/>
+      <w:r>
+        <w:rPr>
+          <w:i/>
+        </w:rPr>
+        <w:t xml:space="preserve"> o </w:t>
+      </w:r>
+      <w:proofErr w:type="spellStart"/>
+      <w:r>
+        <w:rPr>
+          <w:i/>
+        </w:rPr>
+        <w:t>bien</w:t>
+      </w:r>
+      <w:proofErr w:type="spellEnd"/>
+      <w:r>
+        <w:rPr>
+          <w:i/>
+        </w:rPr>
+        <w:t xml:space="preserve"> </w:t>
+      </w:r>
+      <w:proofErr w:type="spellStart"/>
+      <w:r>
+        <w:rPr>
+          <w:i/>
+        </w:rPr>
+        <w:t>permita</w:t>
+      </w:r>
+      <w:proofErr w:type="spellEnd"/>
+      <w:r>
+        <w:rPr>
+          <w:i/>
+        </w:rPr>
+        <w:t xml:space="preserve"> </w:t>
+      </w:r>
+      <w:proofErr w:type="spellStart"/>
+      <w:r>
+        <w:rPr>
+          <w:i/>
+        </w:rPr>
+        <w:t>su</w:t>
+      </w:r>
+      <w:proofErr w:type="spellEnd"/>
+      <w:r>
+        <w:rPr>
+          <w:i/>
+        </w:rPr>
+        <w:t xml:space="preserve"> </w:t>
+      </w:r>
+      <w:proofErr w:type="spellStart"/>
+      <w:r>
+        <w:rPr>
+          <w:i/>
+        </w:rPr>
+        <w:t>abatimiento</w:t>
+      </w:r>
+      <w:proofErr w:type="spellEnd"/>
+      <w:r>
+        <w:rPr>
+          <w:i/>
+        </w:rPr>
+        <w:t xml:space="preserve"> en el </w:t>
+      </w:r>
+      <w:proofErr w:type="spellStart"/>
+      <w:r>
+        <w:rPr>
+          <w:i/>
+        </w:rPr>
+        <w:t>sentido</w:t>
+      </w:r>
+      <w:proofErr w:type="spellEnd"/>
+      <w:r>
+        <w:rPr>
+          <w:i/>
+        </w:rPr>
+        <w:t xml:space="preserve"> de la </w:t>
+      </w:r>
+      <w:proofErr w:type="spellStart"/>
+      <w:r>
+        <w:rPr>
+          <w:i/>
+        </w:rPr>
+        <w:t>evacuación</w:t>
+      </w:r>
+      <w:proofErr w:type="spellEnd"/>
+      <w:r>
+        <w:rPr>
+          <w:i/>
+        </w:rPr>
+        <w:t xml:space="preserve"> </w:t>
+      </w:r>
+      <w:proofErr w:type="spellStart"/>
+      <w:r>
+        <w:rPr>
+          <w:i/>
+        </w:rPr>
+        <w:t>mediante</w:t>
+      </w:r>
+      <w:proofErr w:type="spellEnd"/>
+      <w:r>
+        <w:rPr>
+          <w:i/>
+        </w:rPr>
+        <w:t xml:space="preserve"> simple </w:t>
+      </w:r>
+      <w:proofErr w:type="spellStart"/>
+      <w:r>
+        <w:rPr>
+          <w:i/>
+        </w:rPr>
+        <w:t>empuje</w:t>
+      </w:r>
+      <w:proofErr w:type="spellEnd"/>
+      <w:r>
+        <w:rPr>
+          <w:i/>
+        </w:rPr>
+        <w:t xml:space="preserve"> con una </w:t>
+      </w:r>
+      <w:proofErr w:type="spellStart"/>
+      <w:r>
+        <w:rPr>
+          <w:i/>
+        </w:rPr>
+        <w:t>fuerza</w:t>
+      </w:r>
+      <w:proofErr w:type="spellEnd"/>
+      <w:r>
+        <w:rPr>
+          <w:i/>
+        </w:rPr>
+        <w:t xml:space="preserve"> total que no </w:t>
+      </w:r>
+      <w:proofErr w:type="spellStart"/>
+      <w:r>
+        <w:rPr>
+          <w:i/>
+        </w:rPr>
+        <w:t>exceda</w:t>
+      </w:r>
+      <w:proofErr w:type="spellEnd"/>
+      <w:r>
+        <w:rPr>
+          <w:i/>
+        </w:rPr>
+        <w:t xml:space="preserve"> de 150 N. </w:t>
+      </w:r>
+      <w:proofErr w:type="spellStart"/>
+      <w:r>
+        <w:rPr>
+          <w:i/>
+        </w:rPr>
+        <w:t>Cuando</w:t>
+      </w:r>
+      <w:proofErr w:type="spellEnd"/>
+      <w:r>
+        <w:rPr>
+          <w:i/>
+        </w:rPr>
+        <w:t xml:space="preserve"> la </w:t>
+      </w:r>
+      <w:proofErr w:type="spellStart"/>
+      <w:r>
+        <w:rPr>
+          <w:i/>
+        </w:rPr>
+        <w:t>puerta</w:t>
+      </w:r>
+      <w:proofErr w:type="spellEnd"/>
+      <w:r>
+        <w:rPr>
+          <w:i/>
+        </w:rPr>
+        <w:t xml:space="preserve"> </w:t>
+      </w:r>
+      <w:proofErr w:type="spellStart"/>
+      <w:r>
+        <w:rPr>
+          <w:i/>
+        </w:rPr>
+        <w:t>esté</w:t>
+      </w:r>
+      <w:proofErr w:type="spellEnd"/>
+      <w:r>
+        <w:rPr>
+          <w:i/>
+        </w:rPr>
+        <w:t xml:space="preserve"> situada en un </w:t>
+      </w:r>
+      <w:proofErr w:type="spellStart"/>
+      <w:r>
+        <w:rPr>
+          <w:i/>
+        </w:rPr>
+        <w:t>itinerario</w:t>
+      </w:r>
+      <w:proofErr w:type="spellEnd"/>
+      <w:r>
+        <w:rPr>
+          <w:i/>
+        </w:rPr>
+        <w:t xml:space="preserve"> </w:t>
+      </w:r>
+      <w:proofErr w:type="spellStart"/>
+      <w:r>
+        <w:rPr>
+          <w:i/>
+        </w:rPr>
+        <w:t>accesible</w:t>
+      </w:r>
+      <w:proofErr w:type="spellEnd"/>
+      <w:r>
+        <w:rPr>
+          <w:i/>
+        </w:rPr>
+        <w:t xml:space="preserve"> </w:t>
+      </w:r>
+      <w:proofErr w:type="spellStart"/>
+      <w:r>
+        <w:rPr>
+          <w:i/>
+        </w:rPr>
+        <w:t>según</w:t>
+      </w:r>
+      <w:proofErr w:type="spellEnd"/>
+      <w:r>
+        <w:rPr>
+          <w:i/>
+        </w:rPr>
+        <w:t xml:space="preserve"> DB SUA, </w:t>
+      </w:r>
+      <w:proofErr w:type="spellStart"/>
+      <w:r>
+        <w:rPr>
+          <w:i/>
+        </w:rPr>
+        <w:t>dicha</w:t>
+      </w:r>
+      <w:proofErr w:type="spellEnd"/>
+      <w:r>
+        <w:rPr>
+          <w:i/>
+        </w:rPr>
+        <w:t xml:space="preserve"> </w:t>
+      </w:r>
+      <w:proofErr w:type="spellStart"/>
+      <w:r>
+        <w:rPr>
+          <w:i/>
+        </w:rPr>
+        <w:t>fuerza</w:t>
+      </w:r>
+      <w:proofErr w:type="spellEnd"/>
+      <w:r>
+        <w:rPr>
+          <w:i/>
+        </w:rPr>
+        <w:t xml:space="preserve"> no </w:t>
+      </w:r>
+      <w:proofErr w:type="spellStart"/>
+      <w:r>
+        <w:rPr>
+          <w:i/>
+        </w:rPr>
+        <w:t>excederá</w:t>
+      </w:r>
+      <w:proofErr w:type="spellEnd"/>
+      <w:r>
+        <w:rPr>
+          <w:i/>
+        </w:rPr>
+        <w:t xml:space="preserve"> de 25 N, en general, y de 65 N </w:t>
+      </w:r>
+      <w:proofErr w:type="spellStart"/>
+      <w:r>
+        <w:rPr>
+          <w:i/>
+        </w:rPr>
+        <w:t>cuando</w:t>
+      </w:r>
+      <w:proofErr w:type="spellEnd"/>
+      <w:r>
+        <w:rPr>
+          <w:i/>
+        </w:rPr>
+        <w:t xml:space="preserve"> </w:t>
+      </w:r>
+      <w:proofErr w:type="spellStart"/>
+      <w:r>
+        <w:rPr>
+          <w:i/>
+        </w:rPr>
+        <w:t>sea</w:t>
+      </w:r>
+      <w:proofErr w:type="spellEnd"/>
+      <w:r>
+        <w:rPr>
+          <w:i/>
+        </w:rPr>
+        <w:t xml:space="preserve"> </w:t>
+      </w:r>
+      <w:proofErr w:type="spellStart"/>
+      <w:r>
+        <w:rPr>
+          <w:i/>
+        </w:rPr>
+        <w:t>resistente</w:t>
+      </w:r>
+      <w:proofErr w:type="spellEnd"/>
+      <w:r>
+        <w:rPr>
+          <w:i/>
+        </w:rPr>
+        <w:t xml:space="preserve"> al </w:t>
+      </w:r>
+      <w:proofErr w:type="spellStart"/>
+      <w:r>
+        <w:rPr>
+          <w:i/>
+        </w:rPr>
+        <w:t>fuego</w:t>
+      </w:r>
+      <w:proofErr w:type="spellEnd"/>
+      <w:r>
+        <w:rPr>
+          <w:i/>
+        </w:rPr>
+        <w:t>.</w:t>
       </w:r>
     </w:p>
     <w:p>
@@ -3354,8 +8531,44 @@
         <w:rPr>
           <w:i/>
         </w:rPr>
-        <w:t>7 Señalización de los medios de evacuación</w:t>
-      </w:r>
+        <w:t xml:space="preserve">7 </w:t>
+      </w:r>
+      <w:proofErr w:type="spellStart"/>
+      <w:r>
+        <w:rPr>
+          <w:i/>
+        </w:rPr>
+        <w:t>Señalización</w:t>
+      </w:r>
+      <w:proofErr w:type="spellEnd"/>
+      <w:r>
+        <w:rPr>
+          <w:i/>
+        </w:rPr>
+        <w:t xml:space="preserve"> de los </w:t>
+      </w:r>
+      <w:proofErr w:type="spellStart"/>
+      <w:r>
+        <w:rPr>
+          <w:i/>
+        </w:rPr>
+        <w:t>medios</w:t>
+      </w:r>
+      <w:proofErr w:type="spellEnd"/>
+      <w:r>
+        <w:rPr>
+          <w:i/>
+        </w:rPr>
+        <w:t xml:space="preserve"> de </w:t>
+      </w:r>
+      <w:proofErr w:type="spellStart"/>
+      <w:r>
+        <w:rPr>
+          <w:i/>
+        </w:rPr>
+        <w:t>evacuación</w:t>
+      </w:r>
+      <w:proofErr w:type="spellEnd"/>
     </w:p>
     <w:p>
       <w:pPr>
@@ -3372,7 +8585,21 @@
         <w:rPr>
           <w:i/>
         </w:rPr>
-        <w:t>8 Control del humo de incendio</w:t>
+        <w:t xml:space="preserve">8 Control del </w:t>
+      </w:r>
+      <w:proofErr w:type="spellStart"/>
+      <w:r>
+        <w:rPr>
+          <w:i/>
+        </w:rPr>
+        <w:t>humo</w:t>
+      </w:r>
+      <w:proofErr w:type="spellEnd"/>
+      <w:r>
+        <w:rPr>
+          <w:i/>
+        </w:rPr>
+        <w:t xml:space="preserve"> de incendio</w:t>
       </w:r>
     </w:p>
     <w:p>
@@ -3390,7 +8617,49 @@
         <w:rPr>
           <w:i/>
         </w:rPr>
-        <w:t>9 Evacuación de personas con discapacidad en caso de incendio</w:t>
+        <w:t xml:space="preserve">9 </w:t>
+      </w:r>
+      <w:proofErr w:type="spellStart"/>
+      <w:r>
+        <w:rPr>
+          <w:i/>
+        </w:rPr>
+        <w:t>Evacuación</w:t>
+      </w:r>
+      <w:proofErr w:type="spellEnd"/>
+      <w:r>
+        <w:rPr>
+          <w:i/>
+        </w:rPr>
+        <w:t xml:space="preserve"> de </w:t>
+      </w:r>
+      <w:proofErr w:type="spellStart"/>
+      <w:r>
+        <w:rPr>
+          <w:i/>
+        </w:rPr>
+        <w:t>personas</w:t>
+      </w:r>
+      <w:proofErr w:type="spellEnd"/>
+      <w:r>
+        <w:rPr>
+          <w:i/>
+        </w:rPr>
+        <w:t xml:space="preserve"> con </w:t>
+      </w:r>
+      <w:proofErr w:type="spellStart"/>
+      <w:r>
+        <w:rPr>
+          <w:i/>
+        </w:rPr>
+        <w:t>discapacidad</w:t>
+      </w:r>
+      <w:proofErr w:type="spellEnd"/>
+      <w:r>
+        <w:rPr>
+          <w:i/>
+        </w:rPr>
+        <w:t xml:space="preserve"> en caso de incendio</w:t>
       </w:r>
     </w:p>
     <w:p/>
@@ -3423,8 +8692,58 @@
         <w:rPr>
           <w:i/>
         </w:rPr>
-        <w:t>1 Dotación de instalaciones de protección contra incendios</w:t>
-      </w:r>
+        <w:t xml:space="preserve">1 </w:t>
+      </w:r>
+      <w:proofErr w:type="spellStart"/>
+      <w:r>
+        <w:rPr>
+          <w:i/>
+        </w:rPr>
+        <w:t>Dotación</w:t>
+      </w:r>
+      <w:proofErr w:type="spellEnd"/>
+      <w:r>
+        <w:rPr>
+          <w:i/>
+        </w:rPr>
+        <w:t xml:space="preserve"> de </w:t>
+      </w:r>
+      <w:proofErr w:type="spellStart"/>
+      <w:r>
+        <w:rPr>
+          <w:i/>
+        </w:rPr>
+        <w:t>instalaciones</w:t>
+      </w:r>
+      <w:proofErr w:type="spellEnd"/>
+      <w:r>
+        <w:rPr>
+          <w:i/>
+        </w:rPr>
+        <w:t xml:space="preserve"> de </w:t>
+      </w:r>
+      <w:proofErr w:type="spellStart"/>
+      <w:r>
+        <w:rPr>
+          <w:i/>
+        </w:rPr>
+        <w:t>protección</w:t>
+      </w:r>
+      <w:proofErr w:type="spellEnd"/>
+      <w:r>
+        <w:rPr>
+          <w:i/>
+        </w:rPr>
+        <w:t xml:space="preserve"> contra </w:t>
+      </w:r>
+      <w:proofErr w:type="spellStart"/>
+      <w:r>
+        <w:rPr>
+          <w:i/>
+        </w:rPr>
+        <w:t>incendios</w:t>
+      </w:r>
+      <w:proofErr w:type="spellEnd"/>
     </w:p>
     <w:p/>
     <w:p>
@@ -3456,7 +8775,21 @@
         <w:rPr>
           <w:i/>
         </w:rPr>
-        <w:t>1 Condiciones de aproximación y entorno</w:t>
+        <w:t xml:space="preserve">1 Condiciones de </w:t>
+      </w:r>
+      <w:proofErr w:type="spellStart"/>
+      <w:r>
+        <w:rPr>
+          <w:i/>
+        </w:rPr>
+        <w:t>aproximación</w:t>
+      </w:r>
+      <w:proofErr w:type="spellEnd"/>
+      <w:r>
+        <w:rPr>
+          <w:i/>
+        </w:rPr>
+        <w:t xml:space="preserve"> y entorno</w:t>
       </w:r>
     </w:p>
     <w:p>
@@ -3474,8 +8807,30 @@
         <w:rPr>
           <w:i/>
         </w:rPr>
-        <w:t>2 Accesibilidad por fachada</w:t>
-      </w:r>
+        <w:t xml:space="preserve">2 </w:t>
+      </w:r>
+      <w:proofErr w:type="spellStart"/>
+      <w:r>
+        <w:rPr>
+          <w:i/>
+        </w:rPr>
+        <w:t>Accesibilidad</w:t>
+      </w:r>
+      <w:proofErr w:type="spellEnd"/>
+      <w:r>
+        <w:rPr>
+          <w:i/>
+        </w:rPr>
+        <w:t xml:space="preserve"> por </w:t>
+      </w:r>
+      <w:proofErr w:type="spellStart"/>
+      <w:r>
+        <w:rPr>
+          <w:i/>
+        </w:rPr>
+        <w:t>fachada</w:t>
+      </w:r>
+      <w:proofErr w:type="spellEnd"/>
     </w:p>
     <w:p/>
     <w:p>
@@ -3498,6 +8853,7 @@
         <w:ind w:left="1134" w:hanging="351"/>
       </w:pPr>
       <w:r>
+        <w:lastRenderedPageBreak/>
         <w:t>•</w:t>
       </w:r>
       <w:r>
@@ -3507,8 +8863,44 @@
         <w:rPr>
           <w:i/>
         </w:rPr>
-        <w:t>3 Elementos estructurales principales</w:t>
-      </w:r>
+        <w:t xml:space="preserve">3 </w:t>
+      </w:r>
+      <w:proofErr w:type="spellStart"/>
+      <w:r>
+        <w:rPr>
+          <w:i/>
+        </w:rPr>
+        <w:t>Elementos</w:t>
+      </w:r>
+      <w:proofErr w:type="spellEnd"/>
+      <w:r>
+        <w:rPr>
+          <w:i/>
+        </w:rPr>
+        <w:t xml:space="preserve"> </w:t>
+      </w:r>
+      <w:proofErr w:type="spellStart"/>
+      <w:r>
+        <w:rPr>
+          <w:i/>
+        </w:rPr>
+        <w:t>estructurales</w:t>
+      </w:r>
+      <w:proofErr w:type="spellEnd"/>
+      <w:r>
+        <w:rPr>
+          <w:i/>
+        </w:rPr>
+        <w:t xml:space="preserve"> </w:t>
+      </w:r>
+      <w:proofErr w:type="spellStart"/>
+      <w:r>
+        <w:rPr>
+          <w:i/>
+        </w:rPr>
+        <w:t>principales</w:t>
+      </w:r>
+      <w:proofErr w:type="spellEnd"/>
     </w:p>
     <w:p>
       <w:pPr>
@@ -3525,8 +8917,44 @@
         <w:rPr>
           <w:i/>
         </w:rPr>
-        <w:t>4 Elementos estructurales secundarios</w:t>
-      </w:r>
+        <w:t xml:space="preserve">4 </w:t>
+      </w:r>
+      <w:proofErr w:type="spellStart"/>
+      <w:r>
+        <w:rPr>
+          <w:i/>
+        </w:rPr>
+        <w:t>Elementos</w:t>
+      </w:r>
+      <w:proofErr w:type="spellEnd"/>
+      <w:r>
+        <w:rPr>
+          <w:i/>
+        </w:rPr>
+        <w:t xml:space="preserve"> </w:t>
+      </w:r>
+      <w:proofErr w:type="spellStart"/>
+      <w:r>
+        <w:rPr>
+          <w:i/>
+        </w:rPr>
+        <w:t>estructurales</w:t>
+      </w:r>
+      <w:proofErr w:type="spellEnd"/>
+      <w:r>
+        <w:rPr>
+          <w:i/>
+        </w:rPr>
+        <w:t xml:space="preserve"> </w:t>
+      </w:r>
+      <w:proofErr w:type="spellStart"/>
+      <w:r>
+        <w:rPr>
+          <w:i/>
+        </w:rPr>
+        <w:t>secundarios</w:t>
+      </w:r>
+      <w:proofErr w:type="spellEnd"/>
     </w:p>
     <w:p>
       <w:pPr>
@@ -3543,8 +8971,44 @@
         <w:rPr>
           <w:i/>
         </w:rPr>
-        <w:t>6 Determinación de la resistencia al fuego</w:t>
-      </w:r>
+        <w:t xml:space="preserve">6 </w:t>
+      </w:r>
+      <w:proofErr w:type="spellStart"/>
+      <w:r>
+        <w:rPr>
+          <w:i/>
+        </w:rPr>
+        <w:t>Determinación</w:t>
+      </w:r>
+      <w:proofErr w:type="spellEnd"/>
+      <w:r>
+        <w:rPr>
+          <w:i/>
+        </w:rPr>
+        <w:t xml:space="preserve"> de la </w:t>
+      </w:r>
+      <w:proofErr w:type="spellStart"/>
+      <w:r>
+        <w:rPr>
+          <w:i/>
+        </w:rPr>
+        <w:t>resistencia</w:t>
+      </w:r>
+      <w:proofErr w:type="spellEnd"/>
+      <w:r>
+        <w:rPr>
+          <w:i/>
+        </w:rPr>
+        <w:t xml:space="preserve"> al </w:t>
+      </w:r>
+      <w:proofErr w:type="spellStart"/>
+      <w:r>
+        <w:rPr>
+          <w:i/>
+        </w:rPr>
+        <w:t>fuego</w:t>
+      </w:r>
+      <w:proofErr w:type="spellEnd"/>
     </w:p>
     <w:p/>
     <w:p>
@@ -3719,6 +9183,7 @@
         <w:rPr>
           <w:b/>
         </w:rPr>
+        <w:lastRenderedPageBreak/>
         <w:t xml:space="preserve">123. </w:t>
       </w:r>
       <w:r>
@@ -3737,7 +9202,15 @@
         <w:t xml:space="preserve">124. </w:t>
       </w:r>
       <w:r>
-        <w:t>Tots els lavabos han de disposar de sabó de mans i secamans.</w:t>
+        <w:t xml:space="preserve">Tots els lavabos han de disposar de sabó de mans i </w:t>
+      </w:r>
+      <w:proofErr w:type="spellStart"/>
+      <w:r>
+        <w:t>secamans</w:t>
+      </w:r>
+      <w:proofErr w:type="spellEnd"/>
+      <w:r>
+        <w:t>.</w:t>
       </w:r>
     </w:p>
     <w:p/>
@@ -3775,8 +9248,21 @@
         </w:rPr>
         <w:t xml:space="preserve">126. </w:t>
       </w:r>
-      <w:r>
-        <w:t>Sectorització. Segons l’article 11.3 de l’Ordenança relativa a la intervenció administrativa municipal en les activitats de Cornellà de Llobregat s’ha de justificar, i aportar la documentació corresponent, el compliment del Document TINSCI DT 18 Sectorització de conductes d’extracció de fums de les cuines.</w:t>
+      <w:proofErr w:type="spellStart"/>
+      <w:r>
+        <w:t>Sectorització</w:t>
+      </w:r>
+      <w:proofErr w:type="spellEnd"/>
+      <w:r>
+        <w:t xml:space="preserve">. Segons l’article 11.3 de l’Ordenança relativa a la intervenció administrativa municipal en les activitats de Cornellà de Llobregat s’ha de justificar, i aportar la documentació corresponent, el compliment del Document TINSCI DT 18 </w:t>
+      </w:r>
+      <w:proofErr w:type="spellStart"/>
+      <w:r>
+        <w:t>Sectorització</w:t>
+      </w:r>
+      <w:proofErr w:type="spellEnd"/>
+      <w:r>
+        <w:t xml:space="preserve"> de conductes d’extracció de fums de les cuines.</w:t>
       </w:r>
     </w:p>
     <w:p/>
@@ -3797,8 +9283,142 @@
         <w:rPr>
           <w:i/>
         </w:rPr>
-        <w:t>El remate debe elevarse más de 1 m por encima de la parte más alta de cualquier edificación situada en un radio inferior a 10 m respecto a la salida de la chimenea</w:t>
-      </w:r>
+        <w:t xml:space="preserve">El </w:t>
+      </w:r>
+      <w:proofErr w:type="spellStart"/>
+      <w:r>
+        <w:rPr>
+          <w:i/>
+        </w:rPr>
+        <w:t>remate</w:t>
+      </w:r>
+      <w:proofErr w:type="spellEnd"/>
+      <w:r>
+        <w:rPr>
+          <w:i/>
+        </w:rPr>
+        <w:t xml:space="preserve"> </w:t>
+      </w:r>
+      <w:proofErr w:type="spellStart"/>
+      <w:r>
+        <w:rPr>
+          <w:i/>
+        </w:rPr>
+        <w:t>debe</w:t>
+      </w:r>
+      <w:proofErr w:type="spellEnd"/>
+      <w:r>
+        <w:rPr>
+          <w:i/>
+        </w:rPr>
+        <w:t xml:space="preserve"> </w:t>
+      </w:r>
+      <w:proofErr w:type="spellStart"/>
+      <w:r>
+        <w:rPr>
+          <w:i/>
+        </w:rPr>
+        <w:t>elevarse</w:t>
+      </w:r>
+      <w:proofErr w:type="spellEnd"/>
+      <w:r>
+        <w:rPr>
+          <w:i/>
+        </w:rPr>
+        <w:t xml:space="preserve"> </w:t>
+      </w:r>
+      <w:proofErr w:type="spellStart"/>
+      <w:r>
+        <w:rPr>
+          <w:i/>
+        </w:rPr>
+        <w:t>más</w:t>
+      </w:r>
+      <w:proofErr w:type="spellEnd"/>
+      <w:r>
+        <w:rPr>
+          <w:i/>
+        </w:rPr>
+        <w:t xml:space="preserve"> de 1 m por encima de la </w:t>
+      </w:r>
+      <w:proofErr w:type="spellStart"/>
+      <w:r>
+        <w:rPr>
+          <w:i/>
+        </w:rPr>
+        <w:t>parte</w:t>
+      </w:r>
+      <w:proofErr w:type="spellEnd"/>
+      <w:r>
+        <w:rPr>
+          <w:i/>
+        </w:rPr>
+        <w:t xml:space="preserve"> </w:t>
+      </w:r>
+      <w:proofErr w:type="spellStart"/>
+      <w:r>
+        <w:rPr>
+          <w:i/>
+        </w:rPr>
+        <w:t>más</w:t>
+      </w:r>
+      <w:proofErr w:type="spellEnd"/>
+      <w:r>
+        <w:rPr>
+          <w:i/>
+        </w:rPr>
+        <w:t xml:space="preserve"> alta de </w:t>
+      </w:r>
+      <w:proofErr w:type="spellStart"/>
+      <w:r>
+        <w:rPr>
+          <w:i/>
+        </w:rPr>
+        <w:t>cualquier</w:t>
+      </w:r>
+      <w:proofErr w:type="spellEnd"/>
+      <w:r>
+        <w:rPr>
+          <w:i/>
+        </w:rPr>
+        <w:t xml:space="preserve"> </w:t>
+      </w:r>
+      <w:proofErr w:type="spellStart"/>
+      <w:r>
+        <w:rPr>
+          <w:i/>
+        </w:rPr>
+        <w:t>edificación</w:t>
+      </w:r>
+      <w:proofErr w:type="spellEnd"/>
+      <w:r>
+        <w:rPr>
+          <w:i/>
+        </w:rPr>
+        <w:t xml:space="preserve"> situada en un radio inferior a 10 m respecto a la </w:t>
+      </w:r>
+      <w:proofErr w:type="spellStart"/>
+      <w:r>
+        <w:rPr>
+          <w:i/>
+        </w:rPr>
+        <w:t>salida</w:t>
+      </w:r>
+      <w:proofErr w:type="spellEnd"/>
+      <w:r>
+        <w:rPr>
+          <w:i/>
+        </w:rPr>
+        <w:t xml:space="preserve"> de la </w:t>
+      </w:r>
+      <w:proofErr w:type="spellStart"/>
+      <w:r>
+        <w:rPr>
+          <w:i/>
+        </w:rPr>
+        <w:t>chimenea</w:t>
+      </w:r>
+      <w:proofErr w:type="spellEnd"/>
       <w:r>
         <w:t>. S’ha d’aportar un plànol en planta de la coberta i un plànol en secció de l’edifici on es justifiqui.</w:t>
       </w:r>
@@ -3817,11 +9437,103 @@
       <w:r>
         <w:t xml:space="preserve">Neteja. Segons l’article 11.5 de l’Ordenança relativa a la intervenció administrativa municipal en les activitats de Cornellà de Llobregat s’ha de justificar el compliment de l’apartat 12 de la norma UNE 123001 on s’especifica el següent: </w:t>
       </w:r>
-      <w:r>
-        <w:rPr>
-          <w:i/>
-        </w:rPr>
-        <w:t>Deben llevarse a cabo la limpieza de la chimenea y del conducto de unión con periodicidad mínima anual</w:t>
+      <w:proofErr w:type="spellStart"/>
+      <w:r>
+        <w:rPr>
+          <w:i/>
+        </w:rPr>
+        <w:t>Deben</w:t>
+      </w:r>
+      <w:proofErr w:type="spellEnd"/>
+      <w:r>
+        <w:rPr>
+          <w:i/>
+        </w:rPr>
+        <w:t xml:space="preserve"> </w:t>
+      </w:r>
+      <w:proofErr w:type="spellStart"/>
+      <w:r>
+        <w:rPr>
+          <w:i/>
+        </w:rPr>
+        <w:t>llevarse</w:t>
+      </w:r>
+      <w:proofErr w:type="spellEnd"/>
+      <w:r>
+        <w:rPr>
+          <w:i/>
+        </w:rPr>
+        <w:t xml:space="preserve"> a cabo la </w:t>
+      </w:r>
+      <w:proofErr w:type="spellStart"/>
+      <w:r>
+        <w:rPr>
+          <w:i/>
+        </w:rPr>
+        <w:t>limpieza</w:t>
+      </w:r>
+      <w:proofErr w:type="spellEnd"/>
+      <w:r>
+        <w:rPr>
+          <w:i/>
+        </w:rPr>
+        <w:t xml:space="preserve"> de la </w:t>
+      </w:r>
+      <w:proofErr w:type="spellStart"/>
+      <w:r>
+        <w:rPr>
+          <w:i/>
+        </w:rPr>
+        <w:t>chimenea</w:t>
+      </w:r>
+      <w:proofErr w:type="spellEnd"/>
+      <w:r>
+        <w:rPr>
+          <w:i/>
+        </w:rPr>
+        <w:t xml:space="preserve"> y del </w:t>
+      </w:r>
+      <w:proofErr w:type="spellStart"/>
+      <w:r>
+        <w:rPr>
+          <w:i/>
+        </w:rPr>
+        <w:t>conducto</w:t>
+      </w:r>
+      <w:proofErr w:type="spellEnd"/>
+      <w:r>
+        <w:rPr>
+          <w:i/>
+        </w:rPr>
+        <w:t xml:space="preserve"> de </w:t>
+      </w:r>
+      <w:proofErr w:type="spellStart"/>
+      <w:r>
+        <w:rPr>
+          <w:i/>
+        </w:rPr>
+        <w:t>unión</w:t>
+      </w:r>
+      <w:proofErr w:type="spellEnd"/>
+      <w:r>
+        <w:rPr>
+          <w:i/>
+        </w:rPr>
+        <w:t xml:space="preserve"> con </w:t>
+      </w:r>
+      <w:proofErr w:type="spellStart"/>
+      <w:r>
+        <w:rPr>
+          <w:i/>
+        </w:rPr>
+        <w:t>periodicidad</w:t>
+      </w:r>
+      <w:proofErr w:type="spellEnd"/>
+      <w:r>
+        <w:rPr>
+          <w:i/>
+        </w:rPr>
+        <w:t xml:space="preserve"> mínima anual</w:t>
       </w:r>
       <w:r>
         <w:t>. S’ha d’aportar un certificat de neteja.</w:t>
@@ -3845,7 +9557,189 @@
         <w:rPr>
           <w:i/>
         </w:rPr>
-        <w:t>Se debe verificar que se mantienen las condiciones iniciales de estanquidad del sistema, prestando especial atención a los puntos de unión entre los elementos, y al possible deterioro de las juntas de estanquidad, si las hubiera, con periodicidad mínima anual</w:t>
+        <w:t xml:space="preserve">Se </w:t>
+      </w:r>
+      <w:proofErr w:type="spellStart"/>
+      <w:r>
+        <w:rPr>
+          <w:i/>
+        </w:rPr>
+        <w:t>debe</w:t>
+      </w:r>
+      <w:proofErr w:type="spellEnd"/>
+      <w:r>
+        <w:rPr>
+          <w:i/>
+        </w:rPr>
+        <w:t xml:space="preserve"> verificar que se </w:t>
+      </w:r>
+      <w:proofErr w:type="spellStart"/>
+      <w:r>
+        <w:rPr>
+          <w:i/>
+        </w:rPr>
+        <w:t>mantienen</w:t>
+      </w:r>
+      <w:proofErr w:type="spellEnd"/>
+      <w:r>
+        <w:rPr>
+          <w:i/>
+        </w:rPr>
+        <w:t xml:space="preserve"> las condiciones </w:t>
+      </w:r>
+      <w:proofErr w:type="spellStart"/>
+      <w:r>
+        <w:rPr>
+          <w:i/>
+        </w:rPr>
+        <w:t>iniciales</w:t>
+      </w:r>
+      <w:proofErr w:type="spellEnd"/>
+      <w:r>
+        <w:rPr>
+          <w:i/>
+        </w:rPr>
+        <w:t xml:space="preserve"> de </w:t>
+      </w:r>
+      <w:proofErr w:type="spellStart"/>
+      <w:r>
+        <w:rPr>
+          <w:i/>
+        </w:rPr>
+        <w:t>estanquidad</w:t>
+      </w:r>
+      <w:proofErr w:type="spellEnd"/>
+      <w:r>
+        <w:rPr>
+          <w:i/>
+        </w:rPr>
+        <w:t xml:space="preserve"> del sistema, </w:t>
+      </w:r>
+      <w:proofErr w:type="spellStart"/>
+      <w:r>
+        <w:rPr>
+          <w:i/>
+        </w:rPr>
+        <w:t>prestando</w:t>
+      </w:r>
+      <w:proofErr w:type="spellEnd"/>
+      <w:r>
+        <w:rPr>
+          <w:i/>
+        </w:rPr>
+        <w:t xml:space="preserve"> especial </w:t>
+      </w:r>
+      <w:proofErr w:type="spellStart"/>
+      <w:r>
+        <w:rPr>
+          <w:i/>
+        </w:rPr>
+        <w:t>atención</w:t>
+      </w:r>
+      <w:proofErr w:type="spellEnd"/>
+      <w:r>
+        <w:rPr>
+          <w:i/>
+        </w:rPr>
+        <w:t xml:space="preserve"> a los </w:t>
+      </w:r>
+      <w:proofErr w:type="spellStart"/>
+      <w:r>
+        <w:rPr>
+          <w:i/>
+        </w:rPr>
+        <w:t>puntos</w:t>
+      </w:r>
+      <w:proofErr w:type="spellEnd"/>
+      <w:r>
+        <w:rPr>
+          <w:i/>
+        </w:rPr>
+        <w:t xml:space="preserve"> de </w:t>
+      </w:r>
+      <w:proofErr w:type="spellStart"/>
+      <w:r>
+        <w:rPr>
+          <w:i/>
+        </w:rPr>
+        <w:t>unión</w:t>
+      </w:r>
+      <w:proofErr w:type="spellEnd"/>
+      <w:r>
+        <w:rPr>
+          <w:i/>
+        </w:rPr>
+        <w:t xml:space="preserve"> entre los </w:t>
+      </w:r>
+      <w:proofErr w:type="spellStart"/>
+      <w:r>
+        <w:rPr>
+          <w:i/>
+        </w:rPr>
+        <w:t>elementos</w:t>
+      </w:r>
+      <w:proofErr w:type="spellEnd"/>
+      <w:r>
+        <w:rPr>
+          <w:i/>
+        </w:rPr>
+        <w:t xml:space="preserve">, y al possible deterioro de las </w:t>
+      </w:r>
+      <w:proofErr w:type="spellStart"/>
+      <w:r>
+        <w:rPr>
+          <w:i/>
+        </w:rPr>
+        <w:t>juntas</w:t>
+      </w:r>
+      <w:proofErr w:type="spellEnd"/>
+      <w:r>
+        <w:rPr>
+          <w:i/>
+        </w:rPr>
+        <w:t xml:space="preserve"> de </w:t>
+      </w:r>
+      <w:proofErr w:type="spellStart"/>
+      <w:r>
+        <w:rPr>
+          <w:i/>
+        </w:rPr>
+        <w:t>estanquidad</w:t>
+      </w:r>
+      <w:proofErr w:type="spellEnd"/>
+      <w:r>
+        <w:rPr>
+          <w:i/>
+        </w:rPr>
+        <w:t xml:space="preserve">, si las </w:t>
+      </w:r>
+      <w:proofErr w:type="spellStart"/>
+      <w:r>
+        <w:rPr>
+          <w:i/>
+        </w:rPr>
+        <w:t>hubiera</w:t>
+      </w:r>
+      <w:proofErr w:type="spellEnd"/>
+      <w:r>
+        <w:rPr>
+          <w:i/>
+        </w:rPr>
+        <w:t xml:space="preserve">, con </w:t>
+      </w:r>
+      <w:proofErr w:type="spellStart"/>
+      <w:r>
+        <w:rPr>
+          <w:i/>
+        </w:rPr>
+        <w:t>periodicidad</w:t>
+      </w:r>
+      <w:proofErr w:type="spellEnd"/>
+      <w:r>
+        <w:rPr>
+          <w:i/>
+        </w:rPr>
+        <w:t xml:space="preserve"> mínima anual</w:t>
       </w:r>
       <w:r>
         <w:t>. S’ha d’aportar un certificat d’estanqueïtat.</w:t>
@@ -3863,7 +9757,11 @@
         <w:t xml:space="preserve">130. </w:t>
       </w:r>
       <w:r>
-        <w:t>Campana. Segons l’article 11.7 de l’Ordenança relativa a la intervenció administrativa municipal en les activitats de Cornellà de Llobregat s’ha d’instal·lar, i aportar la documentació corresponent, un sistema d’extinció automàtic a la campana d’extracció de la cuina perquè se superen els 20 kW de potència instal·lada i la cuina no està considerada un local de risc especial. El sistema s’ha d’instal·lar segons la norma UNE 17446.</w:t>
+        <w:t xml:space="preserve">Campana. Segons l’article 11.7 de l’Ordenança relativa a la intervenció administrativa municipal en les activitats de Cornellà de Llobregat s’ha d’instal·lar, i aportar la documentació corresponent, un sistema d’extinció automàtic a la campana d’extracció de la cuina perquè se superen els 20 kW de potència instal·lada i la cuina </w:t>
+      </w:r>
+      <w:r>
+        <w:lastRenderedPageBreak/>
+        <w:t>no està considerada un local de risc especial. El sistema s’ha d’instal·lar segons la norma UNE 17446.</w:t>
       </w:r>
     </w:p>
     <w:p/>
@@ -3893,7 +9791,15 @@
         <w:t xml:space="preserve">132. </w:t>
       </w:r>
       <w:r>
-        <w:t>Campana. S’ha de justificar mitjançant documentació del producte que els ventiladors compleixen amb les especificacions de la norma UNE-EN 12101-3: 2016 “Especificacions per a airejadors extractors de fums i calor mecànics.” i tenen una classificació F400 90.</w:t>
+        <w:t xml:space="preserve">Campana. S’ha de justificar mitjançant documentació del producte que els ventiladors compleixen amb les especificacions de la norma UNE-EN 12101-3: 2016 “Especificacions per a </w:t>
+      </w:r>
+      <w:proofErr w:type="spellStart"/>
+      <w:r>
+        <w:t>airejadors</w:t>
+      </w:r>
+      <w:proofErr w:type="spellEnd"/>
+      <w:r>
+        <w:t xml:space="preserve"> extractors de fums i calor mecànics.” i tenen una classificació F400 90.</w:t>
       </w:r>
     </w:p>
     <w:p/>
@@ -4007,6 +9913,7 @@
         <w:rPr>
           <w:b/>
         </w:rPr>
+        <w:lastRenderedPageBreak/>
         <w:t xml:space="preserve">137. </w:t>
       </w:r>
       <w:r>
@@ -4084,7 +9991,7 @@
     <w:p>
       <w:pPr>
         <w:spacing w:before="240"/>
-        <w:ind w:left="1134" w:hanging="351"/>
+        <w:ind w:left="567" w:hanging="283"/>
       </w:pPr>
       <w:r>
         <w:t>•</w:t>
@@ -4097,7 +10004,7 @@
     <w:p>
       <w:pPr>
         <w:spacing w:before="120"/>
-        <w:ind w:left="1134" w:hanging="351"/>
+        <w:ind w:left="567" w:hanging="283"/>
       </w:pPr>
       <w:r>
         <w:t>•</w:t>
@@ -4110,7 +10017,7 @@
     <w:p>
       <w:pPr>
         <w:spacing w:before="120"/>
-        <w:ind w:left="1134" w:hanging="351"/>
+        <w:ind w:left="567" w:hanging="283"/>
       </w:pPr>
       <w:r>
         <w:t>•</w:t>
@@ -4144,7 +10051,11 @@
         <w:t xml:space="preserve">141. </w:t>
       </w:r>
       <w:r>
-        <w:t>Calor. L'activitat incompleix l'article 10 de l’Ordenança relativa a la intervenció administrativa municipal en les activitats de Cornellà de Llobregat. S'ha d’aïllar tèrmicament el focus de calor o fred (en aquest cas [CAMP: Focus de calor/fred (p. ex. l'aire condicionat)]) de manera que no pugui produir-se una variació de temperatura superior a 1 graus C en [OPCIO: Parament afectat | el terra del veí situat sobre el focus de calor | els balcons del veïns dels habitatges superiors].</w:t>
+        <w:t xml:space="preserve">Calor. L'activitat incompleix l'article 10 de l’Ordenança relativa a la intervenció administrativa municipal en les activitats de Cornellà de Llobregat. S'ha d’aïllar tèrmicament el focus de calor o fred (en aquest cas [CAMP: Focus de calor/fred (p. ex. l'aire condicionat)]) de manera que no pugui produir-se una variació de temperatura </w:t>
+      </w:r>
+      <w:r>
+        <w:lastRenderedPageBreak/>
+        <w:t>superior a 1 graus C en [OPCIO: Parament afectat | el terra del veí situat sobre el focus de calor | els balcons del veïns dels habitatges superiors].</w:t>
       </w:r>
     </w:p>
     <w:p/>
@@ -4204,8 +10115,114 @@
         <w:rPr>
           <w:i/>
         </w:rPr>
-        <w:t>REGLAMENTO DE SEGURIDAD CONTRA INCENDIOS EN LOS ESTABLECIMIENTOS INDUSTRIALES (RSCIEI) La distribución de los materiales combustibles en las áreas de incendio en configuraciones de tipo D y de tipo E deberán cumplir los siguientes requisitos</w:t>
-      </w:r>
+        <w:t xml:space="preserve">REGLAMENTO DE SEGURIDAD CONTRA INCENDIOS EN LOS ESTABLECIMIENTOS INDUSTRIALES (RSCIEI) La </w:t>
+      </w:r>
+      <w:proofErr w:type="spellStart"/>
+      <w:r>
+        <w:rPr>
+          <w:i/>
+        </w:rPr>
+        <w:t>distribución</w:t>
+      </w:r>
+      <w:proofErr w:type="spellEnd"/>
+      <w:r>
+        <w:rPr>
+          <w:i/>
+        </w:rPr>
+        <w:t xml:space="preserve"> de los </w:t>
+      </w:r>
+      <w:proofErr w:type="spellStart"/>
+      <w:r>
+        <w:rPr>
+          <w:i/>
+        </w:rPr>
+        <w:t>materiales</w:t>
+      </w:r>
+      <w:proofErr w:type="spellEnd"/>
+      <w:r>
+        <w:rPr>
+          <w:i/>
+        </w:rPr>
+        <w:t xml:space="preserve"> combustibles en las </w:t>
+      </w:r>
+      <w:proofErr w:type="spellStart"/>
+      <w:r>
+        <w:rPr>
+          <w:i/>
+        </w:rPr>
+        <w:t>áreas</w:t>
+      </w:r>
+      <w:proofErr w:type="spellEnd"/>
+      <w:r>
+        <w:rPr>
+          <w:i/>
+        </w:rPr>
+        <w:t xml:space="preserve"> de incendio en </w:t>
+      </w:r>
+      <w:proofErr w:type="spellStart"/>
+      <w:r>
+        <w:rPr>
+          <w:i/>
+        </w:rPr>
+        <w:t>configuraciones</w:t>
+      </w:r>
+      <w:proofErr w:type="spellEnd"/>
+      <w:r>
+        <w:rPr>
+          <w:i/>
+        </w:rPr>
+        <w:t xml:space="preserve"> de tipo D y de tipo E </w:t>
+      </w:r>
+      <w:proofErr w:type="spellStart"/>
+      <w:r>
+        <w:rPr>
+          <w:i/>
+        </w:rPr>
+        <w:t>deberán</w:t>
+      </w:r>
+      <w:proofErr w:type="spellEnd"/>
+      <w:r>
+        <w:rPr>
+          <w:i/>
+        </w:rPr>
+        <w:t xml:space="preserve"> </w:t>
+      </w:r>
+      <w:proofErr w:type="spellStart"/>
+      <w:r>
+        <w:rPr>
+          <w:i/>
+        </w:rPr>
+        <w:t>cumplir</w:t>
+      </w:r>
+      <w:proofErr w:type="spellEnd"/>
+      <w:r>
+        <w:rPr>
+          <w:i/>
+        </w:rPr>
+        <w:t xml:space="preserve"> los </w:t>
+      </w:r>
+      <w:proofErr w:type="spellStart"/>
+      <w:r>
+        <w:rPr>
+          <w:i/>
+        </w:rPr>
+        <w:t>siguientes</w:t>
+      </w:r>
+      <w:proofErr w:type="spellEnd"/>
+      <w:r>
+        <w:rPr>
+          <w:i/>
+        </w:rPr>
+        <w:t xml:space="preserve"> </w:t>
+      </w:r>
+      <w:proofErr w:type="spellStart"/>
+      <w:r>
+        <w:rPr>
+          <w:i/>
+        </w:rPr>
+        <w:t>requisitos</w:t>
+      </w:r>
+      <w:proofErr w:type="spellEnd"/>
       <w:r>
         <w:t>:</w:t>
       </w:r>
@@ -4225,7 +10242,35 @@
         <w:rPr>
           <w:i/>
         </w:rPr>
-        <w:t>1º Superficie máxima de cada pila: 500 m2.</w:t>
+        <w:t xml:space="preserve">1º </w:t>
+      </w:r>
+      <w:proofErr w:type="spellStart"/>
+      <w:r>
+        <w:rPr>
+          <w:i/>
+        </w:rPr>
+        <w:t>Superficie</w:t>
+      </w:r>
+      <w:proofErr w:type="spellEnd"/>
+      <w:r>
+        <w:rPr>
+          <w:i/>
+        </w:rPr>
+        <w:t xml:space="preserve"> </w:t>
+      </w:r>
+      <w:proofErr w:type="spellStart"/>
+      <w:r>
+        <w:rPr>
+          <w:i/>
+        </w:rPr>
+        <w:t>máxima</w:t>
+      </w:r>
+      <w:proofErr w:type="spellEnd"/>
+      <w:r>
+        <w:rPr>
+          <w:i/>
+        </w:rPr>
+        <w:t xml:space="preserve"> de cada pila: 500 m2.</w:t>
       </w:r>
     </w:p>
     <w:p>
@@ -4243,7 +10288,35 @@
         <w:rPr>
           <w:i/>
         </w:rPr>
-        <w:t>2º Volumen máximo de cada pila: 3500 m3.</w:t>
+        <w:t xml:space="preserve">2º </w:t>
+      </w:r>
+      <w:proofErr w:type="spellStart"/>
+      <w:r>
+        <w:rPr>
+          <w:i/>
+        </w:rPr>
+        <w:t>Volumen</w:t>
+      </w:r>
+      <w:proofErr w:type="spellEnd"/>
+      <w:r>
+        <w:rPr>
+          <w:i/>
+        </w:rPr>
+        <w:t xml:space="preserve"> </w:t>
+      </w:r>
+      <w:proofErr w:type="spellStart"/>
+      <w:r>
+        <w:rPr>
+          <w:i/>
+        </w:rPr>
+        <w:t>máximo</w:t>
+      </w:r>
+      <w:proofErr w:type="spellEnd"/>
+      <w:r>
+        <w:rPr>
+          <w:i/>
+        </w:rPr>
+        <w:t xml:space="preserve"> de cada pila: 3500 m3.</w:t>
       </w:r>
     </w:p>
     <w:p>
@@ -4261,7 +10334,21 @@
         <w:rPr>
           <w:i/>
         </w:rPr>
-        <w:t>3º Altura máxima de cada pila: 15 m.</w:t>
+        <w:t xml:space="preserve">3º Altura </w:t>
+      </w:r>
+      <w:proofErr w:type="spellStart"/>
+      <w:r>
+        <w:rPr>
+          <w:i/>
+        </w:rPr>
+        <w:t>máxima</w:t>
+      </w:r>
+      <w:proofErr w:type="spellEnd"/>
+      <w:r>
+        <w:rPr>
+          <w:i/>
+        </w:rPr>
+        <w:t xml:space="preserve"> de cada pila: 15 m.</w:t>
       </w:r>
     </w:p>
     <w:p>
@@ -4279,7 +10366,77 @@
         <w:rPr>
           <w:i/>
         </w:rPr>
-        <w:t>4º Longitud máxima de cada pila: 45 m si el pasillo entre pilas es ≥ 2,5 m; 20 m si el pasillo entre pilas es ≥ 1,5 m.</w:t>
+        <w:t xml:space="preserve">4º Longitud </w:t>
+      </w:r>
+      <w:proofErr w:type="spellStart"/>
+      <w:r>
+        <w:rPr>
+          <w:i/>
+        </w:rPr>
+        <w:t>máxima</w:t>
+      </w:r>
+      <w:proofErr w:type="spellEnd"/>
+      <w:r>
+        <w:rPr>
+          <w:i/>
+        </w:rPr>
+        <w:t xml:space="preserve"> de cada pila: 45 m si el </w:t>
+      </w:r>
+      <w:proofErr w:type="spellStart"/>
+      <w:r>
+        <w:rPr>
+          <w:i/>
+        </w:rPr>
+        <w:t>pasillo</w:t>
+      </w:r>
+      <w:proofErr w:type="spellEnd"/>
+      <w:r>
+        <w:rPr>
+          <w:i/>
+        </w:rPr>
+        <w:t xml:space="preserve"> entre </w:t>
+      </w:r>
+      <w:proofErr w:type="spellStart"/>
+      <w:r>
+        <w:rPr>
+          <w:i/>
+        </w:rPr>
+        <w:t>pilas</w:t>
+      </w:r>
+      <w:proofErr w:type="spellEnd"/>
+      <w:r>
+        <w:rPr>
+          <w:i/>
+        </w:rPr>
+        <w:t xml:space="preserve"> es ≥ 2,5 m; 20 m si el </w:t>
+      </w:r>
+      <w:proofErr w:type="spellStart"/>
+      <w:r>
+        <w:rPr>
+          <w:i/>
+        </w:rPr>
+        <w:t>pasillo</w:t>
+      </w:r>
+      <w:proofErr w:type="spellEnd"/>
+      <w:r>
+        <w:rPr>
+          <w:i/>
+        </w:rPr>
+        <w:t xml:space="preserve"> entre </w:t>
+      </w:r>
+      <w:proofErr w:type="spellStart"/>
+      <w:r>
+        <w:rPr>
+          <w:i/>
+        </w:rPr>
+        <w:t>pilas</w:t>
+      </w:r>
+      <w:proofErr w:type="spellEnd"/>
+      <w:r>
+        <w:rPr>
+          <w:i/>
+        </w:rPr>
+        <w:t xml:space="preserve"> es ≥ 1,5 m.</w:t>
       </w:r>
     </w:p>
     <w:p/>
@@ -4300,8 +10457,156 @@
         <w:rPr>
           <w:i/>
         </w:rPr>
-        <w:t>Las disposiciones en materia de evacuación y señalización en los establecimientos industriales que estén ubicados en configuraciones de tipo D y E [...] cumplirán los requisitos siguientes</w:t>
-      </w:r>
+        <w:t xml:space="preserve">Las </w:t>
+      </w:r>
+      <w:proofErr w:type="spellStart"/>
+      <w:r>
+        <w:rPr>
+          <w:i/>
+        </w:rPr>
+        <w:t>disposiciones</w:t>
+      </w:r>
+      <w:proofErr w:type="spellEnd"/>
+      <w:r>
+        <w:rPr>
+          <w:i/>
+        </w:rPr>
+        <w:t xml:space="preserve"> en </w:t>
+      </w:r>
+      <w:proofErr w:type="spellStart"/>
+      <w:r>
+        <w:rPr>
+          <w:i/>
+        </w:rPr>
+        <w:t>materia</w:t>
+      </w:r>
+      <w:proofErr w:type="spellEnd"/>
+      <w:r>
+        <w:rPr>
+          <w:i/>
+        </w:rPr>
+        <w:t xml:space="preserve"> de </w:t>
+      </w:r>
+      <w:proofErr w:type="spellStart"/>
+      <w:r>
+        <w:rPr>
+          <w:i/>
+        </w:rPr>
+        <w:t>evacuación</w:t>
+      </w:r>
+      <w:proofErr w:type="spellEnd"/>
+      <w:r>
+        <w:rPr>
+          <w:i/>
+        </w:rPr>
+        <w:t xml:space="preserve"> y </w:t>
+      </w:r>
+      <w:proofErr w:type="spellStart"/>
+      <w:r>
+        <w:rPr>
+          <w:i/>
+        </w:rPr>
+        <w:t>señalización</w:t>
+      </w:r>
+      <w:proofErr w:type="spellEnd"/>
+      <w:r>
+        <w:rPr>
+          <w:i/>
+        </w:rPr>
+        <w:t xml:space="preserve"> en los </w:t>
+      </w:r>
+      <w:proofErr w:type="spellStart"/>
+      <w:r>
+        <w:rPr>
+          <w:i/>
+        </w:rPr>
+        <w:t>establecimientos</w:t>
+      </w:r>
+      <w:proofErr w:type="spellEnd"/>
+      <w:r>
+        <w:rPr>
+          <w:i/>
+        </w:rPr>
+        <w:t xml:space="preserve"> </w:t>
+      </w:r>
+      <w:proofErr w:type="spellStart"/>
+      <w:r>
+        <w:rPr>
+          <w:i/>
+        </w:rPr>
+        <w:t>industriales</w:t>
+      </w:r>
+      <w:proofErr w:type="spellEnd"/>
+      <w:r>
+        <w:rPr>
+          <w:i/>
+        </w:rPr>
+        <w:t xml:space="preserve"> que estén </w:t>
+      </w:r>
+      <w:proofErr w:type="spellStart"/>
+      <w:r>
+        <w:rPr>
+          <w:i/>
+        </w:rPr>
+        <w:t>ubicados</w:t>
+      </w:r>
+      <w:proofErr w:type="spellEnd"/>
+      <w:r>
+        <w:rPr>
+          <w:i/>
+        </w:rPr>
+        <w:t xml:space="preserve"> en </w:t>
+      </w:r>
+      <w:proofErr w:type="spellStart"/>
+      <w:r>
+        <w:rPr>
+          <w:i/>
+        </w:rPr>
+        <w:t>configuraciones</w:t>
+      </w:r>
+      <w:proofErr w:type="spellEnd"/>
+      <w:r>
+        <w:rPr>
+          <w:i/>
+        </w:rPr>
+        <w:t xml:space="preserve"> de tipo D y E [...] </w:t>
+      </w:r>
+      <w:proofErr w:type="spellStart"/>
+      <w:r>
+        <w:rPr>
+          <w:i/>
+        </w:rPr>
+        <w:t>cumplirán</w:t>
+      </w:r>
+      <w:proofErr w:type="spellEnd"/>
+      <w:r>
+        <w:rPr>
+          <w:i/>
+        </w:rPr>
+        <w:t xml:space="preserve"> los </w:t>
+      </w:r>
+      <w:proofErr w:type="spellStart"/>
+      <w:r>
+        <w:rPr>
+          <w:i/>
+        </w:rPr>
+        <w:t>requisitos</w:t>
+      </w:r>
+      <w:proofErr w:type="spellEnd"/>
+      <w:r>
+        <w:rPr>
+          <w:i/>
+        </w:rPr>
+        <w:t xml:space="preserve"> </w:t>
+      </w:r>
+      <w:proofErr w:type="spellStart"/>
+      <w:r>
+        <w:rPr>
+          <w:i/>
+        </w:rPr>
+        <w:t>siguientes</w:t>
+      </w:r>
+      <w:proofErr w:type="spellEnd"/>
       <w:r>
         <w:t>:</w:t>
       </w:r>
@@ -4317,11 +10622,33 @@
       <w:r>
         <w:tab/>
       </w:r>
-      <w:r>
-        <w:rPr>
-          <w:i/>
-        </w:rPr>
-        <w:t>Anchura de la franja perimetral: la altura de la pila y como mínimo 5 m.</w:t>
+      <w:proofErr w:type="spellStart"/>
+      <w:r>
+        <w:rPr>
+          <w:i/>
+        </w:rPr>
+        <w:t>Anchura</w:t>
+      </w:r>
+      <w:proofErr w:type="spellEnd"/>
+      <w:r>
+        <w:rPr>
+          <w:i/>
+        </w:rPr>
+        <w:t xml:space="preserve"> de la franja perimetral: la altura de la pila y como </w:t>
+      </w:r>
+      <w:proofErr w:type="spellStart"/>
+      <w:r>
+        <w:rPr>
+          <w:i/>
+        </w:rPr>
+        <w:t>mínimo</w:t>
+      </w:r>
+      <w:proofErr w:type="spellEnd"/>
+      <w:r>
+        <w:rPr>
+          <w:i/>
+        </w:rPr>
+        <w:t xml:space="preserve"> 5 m.</w:t>
       </w:r>
     </w:p>
     <w:p>
@@ -4335,11 +10662,61 @@
       <w:r>
         <w:tab/>
       </w:r>
-      <w:r>
-        <w:rPr>
-          <w:i/>
-        </w:rPr>
-        <w:t>Anchura para caminos de acceso de emergencia: 4,5 m</w:t>
+      <w:proofErr w:type="spellStart"/>
+      <w:r>
+        <w:rPr>
+          <w:i/>
+        </w:rPr>
+        <w:t>Anchura</w:t>
+      </w:r>
+      <w:proofErr w:type="spellEnd"/>
+      <w:r>
+        <w:rPr>
+          <w:i/>
+        </w:rPr>
+        <w:t xml:space="preserve"> para </w:t>
+      </w:r>
+      <w:proofErr w:type="spellStart"/>
+      <w:r>
+        <w:rPr>
+          <w:i/>
+        </w:rPr>
+        <w:t>caminos</w:t>
+      </w:r>
+      <w:proofErr w:type="spellEnd"/>
+      <w:r>
+        <w:rPr>
+          <w:i/>
+        </w:rPr>
+        <w:t xml:space="preserve"> de </w:t>
+      </w:r>
+      <w:proofErr w:type="spellStart"/>
+      <w:r>
+        <w:rPr>
+          <w:i/>
+        </w:rPr>
+        <w:t>acceso</w:t>
+      </w:r>
+      <w:proofErr w:type="spellEnd"/>
+      <w:r>
+        <w:rPr>
+          <w:i/>
+        </w:rPr>
+        <w:t xml:space="preserve"> de </w:t>
+      </w:r>
+      <w:proofErr w:type="spellStart"/>
+      <w:r>
+        <w:rPr>
+          <w:i/>
+        </w:rPr>
+        <w:t>emergencia</w:t>
+      </w:r>
+      <w:proofErr w:type="spellEnd"/>
+      <w:r>
+        <w:rPr>
+          <w:i/>
+        </w:rPr>
+        <w:t>: 4,5 m</w:t>
       </w:r>
     </w:p>
     <w:p>
@@ -4353,11 +10730,61 @@
       <w:r>
         <w:tab/>
       </w:r>
-      <w:r>
-        <w:rPr>
-          <w:i/>
-        </w:rPr>
-        <w:t>Separación máxima entre caminos de emergencia: 65 m</w:t>
+      <w:proofErr w:type="spellStart"/>
+      <w:r>
+        <w:rPr>
+          <w:i/>
+        </w:rPr>
+        <w:t>Separación</w:t>
+      </w:r>
+      <w:proofErr w:type="spellEnd"/>
+      <w:r>
+        <w:rPr>
+          <w:i/>
+        </w:rPr>
+        <w:t xml:space="preserve"> </w:t>
+      </w:r>
+      <w:proofErr w:type="spellStart"/>
+      <w:r>
+        <w:rPr>
+          <w:i/>
+        </w:rPr>
+        <w:t>máxima</w:t>
+      </w:r>
+      <w:proofErr w:type="spellEnd"/>
+      <w:r>
+        <w:rPr>
+          <w:i/>
+        </w:rPr>
+        <w:t xml:space="preserve"> entre </w:t>
+      </w:r>
+      <w:proofErr w:type="spellStart"/>
+      <w:r>
+        <w:rPr>
+          <w:i/>
+        </w:rPr>
+        <w:t>caminos</w:t>
+      </w:r>
+      <w:proofErr w:type="spellEnd"/>
+      <w:r>
+        <w:rPr>
+          <w:i/>
+        </w:rPr>
+        <w:t xml:space="preserve"> de </w:t>
+      </w:r>
+      <w:proofErr w:type="spellStart"/>
+      <w:r>
+        <w:rPr>
+          <w:i/>
+        </w:rPr>
+        <w:t>emergencia</w:t>
+      </w:r>
+      <w:proofErr w:type="spellEnd"/>
+      <w:r>
+        <w:rPr>
+          <w:i/>
+        </w:rPr>
+        <w:t>: 65 m</w:t>
       </w:r>
     </w:p>
     <w:p>
@@ -4371,11 +10798,47 @@
       <w:r>
         <w:tab/>
       </w:r>
-      <w:r>
-        <w:rPr>
-          <w:i/>
-        </w:rPr>
-        <w:t>Anchura mínima de pasillos entre pilas: 1,5 m</w:t>
+      <w:proofErr w:type="spellStart"/>
+      <w:r>
+        <w:rPr>
+          <w:i/>
+        </w:rPr>
+        <w:t>Anchura</w:t>
+      </w:r>
+      <w:proofErr w:type="spellEnd"/>
+      <w:r>
+        <w:rPr>
+          <w:i/>
+        </w:rPr>
+        <w:t xml:space="preserve"> mínima de </w:t>
+      </w:r>
+      <w:proofErr w:type="spellStart"/>
+      <w:r>
+        <w:rPr>
+          <w:i/>
+        </w:rPr>
+        <w:t>pasillos</w:t>
+      </w:r>
+      <w:proofErr w:type="spellEnd"/>
+      <w:r>
+        <w:rPr>
+          <w:i/>
+        </w:rPr>
+        <w:t xml:space="preserve"> entre </w:t>
+      </w:r>
+      <w:proofErr w:type="spellStart"/>
+      <w:r>
+        <w:rPr>
+          <w:i/>
+        </w:rPr>
+        <w:t>pilas</w:t>
+      </w:r>
+      <w:proofErr w:type="spellEnd"/>
+      <w:r>
+        <w:rPr>
+          <w:i/>
+        </w:rPr>
+        <w:t>: 1,5 m</w:t>
       </w:r>
     </w:p>
     <w:p/>
@@ -4473,6 +10936,7 @@
         <w:ind w:left="1134" w:hanging="351"/>
       </w:pPr>
       <w:r>
+        <w:lastRenderedPageBreak/>
         <w:t>•</w:t>
       </w:r>
       <w:r>
@@ -4835,8 +11299,205 @@
         <w:rPr>
           <w:i/>
         </w:rPr>
-        <w:t>Real Decreto 486/1997, de 14 de abril, por el que se establecen las disposiciones mínimas de seguridad y salud en los lugares de trabajo: “La anchura mínima de las puertas exteriores y de los pasillos será de 80 centímetros y 1 metro, respectivamente</w:t>
-      </w:r>
+        <w:t xml:space="preserve">Real Decreto 486/1997, de 14 de abril, por el que se </w:t>
+      </w:r>
+      <w:proofErr w:type="spellStart"/>
+      <w:r>
+        <w:rPr>
+          <w:i/>
+        </w:rPr>
+        <w:t>establecen</w:t>
+      </w:r>
+      <w:proofErr w:type="spellEnd"/>
+      <w:r>
+        <w:rPr>
+          <w:i/>
+        </w:rPr>
+        <w:t xml:space="preserve"> las </w:t>
+      </w:r>
+      <w:proofErr w:type="spellStart"/>
+      <w:r>
+        <w:rPr>
+          <w:i/>
+        </w:rPr>
+        <w:t>disposiciones</w:t>
+      </w:r>
+      <w:proofErr w:type="spellEnd"/>
+      <w:r>
+        <w:rPr>
+          <w:i/>
+        </w:rPr>
+        <w:t xml:space="preserve"> </w:t>
+      </w:r>
+      <w:proofErr w:type="spellStart"/>
+      <w:r>
+        <w:rPr>
+          <w:i/>
+        </w:rPr>
+        <w:t>mínimas</w:t>
+      </w:r>
+      <w:proofErr w:type="spellEnd"/>
+      <w:r>
+        <w:rPr>
+          <w:i/>
+        </w:rPr>
+        <w:t xml:space="preserve"> de </w:t>
+      </w:r>
+      <w:proofErr w:type="spellStart"/>
+      <w:r>
+        <w:rPr>
+          <w:i/>
+        </w:rPr>
+        <w:t>seguridad</w:t>
+      </w:r>
+      <w:proofErr w:type="spellEnd"/>
+      <w:r>
+        <w:rPr>
+          <w:i/>
+        </w:rPr>
+        <w:t xml:space="preserve"> y </w:t>
+      </w:r>
+      <w:proofErr w:type="spellStart"/>
+      <w:r>
+        <w:rPr>
+          <w:i/>
+        </w:rPr>
+        <w:t>salud</w:t>
+      </w:r>
+      <w:proofErr w:type="spellEnd"/>
+      <w:r>
+        <w:rPr>
+          <w:i/>
+        </w:rPr>
+        <w:t xml:space="preserve"> en los </w:t>
+      </w:r>
+      <w:proofErr w:type="spellStart"/>
+      <w:r>
+        <w:rPr>
+          <w:i/>
+        </w:rPr>
+        <w:t>lugares</w:t>
+      </w:r>
+      <w:proofErr w:type="spellEnd"/>
+      <w:r>
+        <w:rPr>
+          <w:i/>
+        </w:rPr>
+        <w:t xml:space="preserve"> de </w:t>
+      </w:r>
+      <w:proofErr w:type="spellStart"/>
+      <w:r>
+        <w:rPr>
+          <w:i/>
+        </w:rPr>
+        <w:t>trabajo</w:t>
+      </w:r>
+      <w:proofErr w:type="spellEnd"/>
+      <w:r>
+        <w:rPr>
+          <w:i/>
+        </w:rPr>
+        <w:t xml:space="preserve">: “La </w:t>
+      </w:r>
+      <w:proofErr w:type="spellStart"/>
+      <w:r>
+        <w:rPr>
+          <w:i/>
+        </w:rPr>
+        <w:t>anchura</w:t>
+      </w:r>
+      <w:proofErr w:type="spellEnd"/>
+      <w:r>
+        <w:rPr>
+          <w:i/>
+        </w:rPr>
+        <w:t xml:space="preserve"> mínima de las </w:t>
+      </w:r>
+      <w:proofErr w:type="spellStart"/>
+      <w:r>
+        <w:rPr>
+          <w:i/>
+        </w:rPr>
+        <w:t>puertas</w:t>
+      </w:r>
+      <w:proofErr w:type="spellEnd"/>
+      <w:r>
+        <w:rPr>
+          <w:i/>
+        </w:rPr>
+        <w:t xml:space="preserve"> </w:t>
+      </w:r>
+      <w:proofErr w:type="spellStart"/>
+      <w:r>
+        <w:rPr>
+          <w:i/>
+        </w:rPr>
+        <w:t>exteriores</w:t>
+      </w:r>
+      <w:proofErr w:type="spellEnd"/>
+      <w:r>
+        <w:rPr>
+          <w:i/>
+        </w:rPr>
+        <w:t xml:space="preserve"> </w:t>
+      </w:r>
+      <w:r>
+        <w:rPr>
+          <w:i/>
+        </w:rPr>
+        <w:lastRenderedPageBreak/>
+        <w:t xml:space="preserve">y de los </w:t>
+      </w:r>
+      <w:proofErr w:type="spellStart"/>
+      <w:r>
+        <w:rPr>
+          <w:i/>
+        </w:rPr>
+        <w:t>pasillos</w:t>
+      </w:r>
+      <w:proofErr w:type="spellEnd"/>
+      <w:r>
+        <w:rPr>
+          <w:i/>
+        </w:rPr>
+        <w:t xml:space="preserve"> </w:t>
+      </w:r>
+      <w:proofErr w:type="spellStart"/>
+      <w:r>
+        <w:rPr>
+          <w:i/>
+        </w:rPr>
+        <w:t>será</w:t>
+      </w:r>
+      <w:proofErr w:type="spellEnd"/>
+      <w:r>
+        <w:rPr>
+          <w:i/>
+        </w:rPr>
+        <w:t xml:space="preserve"> de 80 </w:t>
+      </w:r>
+      <w:proofErr w:type="spellStart"/>
+      <w:r>
+        <w:rPr>
+          <w:i/>
+        </w:rPr>
+        <w:t>centímetros</w:t>
+      </w:r>
+      <w:proofErr w:type="spellEnd"/>
+      <w:r>
+        <w:rPr>
+          <w:i/>
+        </w:rPr>
+        <w:t xml:space="preserve"> y 1 metro, </w:t>
+      </w:r>
+      <w:proofErr w:type="spellStart"/>
+      <w:r>
+        <w:rPr>
+          <w:i/>
+        </w:rPr>
+        <w:t>respectivamente</w:t>
+      </w:r>
+      <w:proofErr w:type="spellEnd"/>
       <w:r>
         <w:t>. S’ha de redistribuir l’espai [CAMP: espai redistribuir treballadors].</w:t>
       </w:r>
@@ -4925,8 +11586,6 @@
         </w:rPr>
         <w:t>Vista generada automàticament des de REQ1.json el 29/07/2026 10:22. No l'editis: els canvis es fan des de l'editor de catàlegs del programa.</w:t>
       </w:r>
-      <w:bookmarkStart w:id="0" w:name="_GoBack"/>
-      <w:bookmarkEnd w:id="0"/>
     </w:p>
     <w:sectPr>
       <w:pgSz w:w="11906" w:h="16838"/>
